--- a/docs/treinamento/Manual-de-Treinamento-riSZon.docx
+++ b/docs/treinamento/Manual-de-Treinamento-riSZon.docx
@@ -180,7 +180,7 @@
           <w:sz w:val="20"/>
           <w:szCs w:val="20"/>
         </w:rPr>
-        <w:t xml:space="preserve">04 de setembro de 2026</w:t>
+        <w:t xml:space="preserve">05 de setembro de 2026</w:t>
       </w:r>
     </w:p>
     <w:p>
@@ -1196,6 +1196,47 @@
           <w:sz w:val="21"/>
           <w:szCs w:val="21"/>
         </w:rPr>
+        <w:t xml:space="preserve">No rodapé da barra lateral fica a data e a hora</w:t>
+      </w:r>
+      <w:r>
+        <w:rPr>
+          <w:color w:val="23293D"/>
+          <w:sz w:val="21"/>
+          <w:szCs w:val="21"/>
+        </w:rPr>
+        <w:t xml:space="preserve">, sempre no </w:t>
+      </w:r>
+      <w:r>
+        <w:rPr>
+          <w:b/>
+          <w:bCs/>
+          <w:color w:val="23293D"/>
+          <w:sz w:val="21"/>
+          <w:szCs w:val="21"/>
+        </w:rPr>
+        <w:t xml:space="preserve">horário de Brasília</w:t>
+      </w:r>
+      <w:r>
+        <w:rPr>
+          <w:color w:val="23293D"/>
+          <w:sz w:val="21"/>
+          <w:szCs w:val="21"/>
+        </w:rPr>
+        <w:t xml:space="preserve"> — é ele que o sistema usa para decidir se um horário já passou, quando uma parcela vence e a que mês um lançamento pertence. Se o relógio do seu computador mostrar outra coisa, quem manda é este.</w:t>
+      </w:r>
+    </w:p>
+    <w:p>
+      <w:pPr>
+        <w:spacing w:after="140" w:line="280"/>
+      </w:pPr>
+      <w:r>
+        <w:rPr>
+          <w:b/>
+          <w:bCs/>
+          <w:color w:val="23293D"/>
+          <w:sz w:val="21"/>
+          <w:szCs w:val="21"/>
+        </w:rPr>
         <w:t xml:space="preserve">No fim do menu existe o bloco "Ajuda", com dois itens que valem conhecer antes de precisar deles:</w:t>
       </w:r>
     </w:p>
@@ -28660,6 +28701,136 @@
           <w:szCs w:val="21"/>
         </w:rPr>
         <w:t xml:space="preserve">: a tela mostra o retrato da última apuração, e diz isso.</w:t>
+      </w:r>
+    </w:p>
+    <w:p>
+      <w:pPr>
+        <w:pStyle w:val="Heading2"/>
+      </w:pPr>
+      <w:r>
+        <w:rPr>
+          <w:color w:val="1F3253"/>
+        </w:rPr>
+        <w:t xml:space="preserve">15.4. Relógio</w:t>
+      </w:r>
+    </w:p>
+    <w:p>
+      <w:pPr>
+        <w:spacing w:after="140" w:line="280"/>
+      </w:pPr>
+      <w:r>
+        <w:rPr>
+          <w:color w:val="23293D"/>
+          <w:sz w:val="21"/>
+          <w:szCs w:val="21"/>
+        </w:rPr>
+        <w:t xml:space="preserve">No alto da tela Sistema, acima das abas, fica o </w:t>
+      </w:r>
+      <w:r>
+        <w:rPr>
+          <w:b/>
+          <w:bCs/>
+          <w:color w:val="23293D"/>
+          <w:sz w:val="21"/>
+          <w:szCs w:val="21"/>
+        </w:rPr>
+        <w:t xml:space="preserve">relógio</w:t>
+      </w:r>
+      <w:r>
+        <w:rPr>
+          <w:color w:val="23293D"/>
+          <w:sz w:val="21"/>
+          <w:szCs w:val="21"/>
+        </w:rPr>
+        <w:t xml:space="preserve">: a data e a hora de Brasília por extenso, e — ao lado — o fuso do seu computador e o do servidor.</w:t>
+      </w:r>
+    </w:p>
+    <w:p>
+      <w:pPr>
+        <w:spacing w:after="140" w:line="280"/>
+      </w:pPr>
+      <w:r>
+        <w:rPr>
+          <w:b/>
+          <w:bCs/>
+          <w:color w:val="23293D"/>
+          <w:sz w:val="21"/>
+          <w:szCs w:val="21"/>
+        </w:rPr>
+        <w:t xml:space="preserve">Para que serve:</w:t>
+      </w:r>
+      <w:r>
+        <w:rPr>
+          <w:color w:val="23293D"/>
+          <w:sz w:val="21"/>
+          <w:szCs w:val="21"/>
+        </w:rPr>
+        <w:t xml:space="preserve"> computador com data ou hora erradas faz o sistema parecer com defeito. Horários viram "passado" sem terem passado, e ninguém desconfia do relógio da própria máquina. Se a diferença passar de 2 minutos, o painel avisa e diz o que fazer.</w:t>
+      </w:r>
+    </w:p>
+    <w:tbl>
+      <w:tblPr>
+        <w:tblW w:type="dxa" w:w="9638"/>
+        <w:tblBorders>
+          <w:top w:val="single" w:color="F5F3EC" w:sz="2"/>
+          <w:left w:val="single" w:color="B98B2E" w:sz="18"/>
+          <w:bottom w:val="single" w:color="F5F3EC" w:sz="2"/>
+          <w:right w:val="single" w:color="F5F3EC" w:sz="2"/>
+          <w:insideH w:val="none" w:color="auto" w:sz="0"/>
+          <w:insideV w:val="none" w:color="auto" w:sz="0"/>
+        </w:tblBorders>
+      </w:tblPr>
+      <w:tblGrid>
+        <w:gridCol w:w="9638"/>
+      </w:tblGrid>
+      <w:tr>
+        <w:tc>
+          <w:tcPr>
+            <w:tcW w:type="dxa" w:w="9638"/>
+            <w:shd w:fill="F5F3EC" w:color="auto" w:val="clear"/>
+            <w:tcMar>
+              <w:top w:type="dxa" w:w="160"/>
+              <w:left w:type="dxa" w:w="220"/>
+              <w:bottom w:type="dxa" w:w="160"/>
+              <w:right w:type="dxa" w:w="200"/>
+            </w:tcMar>
+          </w:tcPr>
+          <w:p>
+            <w:pPr>
+              <w:spacing w:after="140" w:line="280"/>
+            </w:pPr>
+            <w:r>
+              <w:rPr>
+                <w:b/>
+                <w:bCs/>
+                <w:color w:val="23293D"/>
+                <w:sz w:val="21"/>
+                <w:szCs w:val="21"/>
+              </w:rPr>
+              <w:t xml:space="preserve">Foi exatamente esse tipo de desencontro que causou o defeito corrigido em 05/09/2026</w:t>
+            </w:r>
+            <w:r>
+              <w:rPr>
+                <w:color w:val="23293D"/>
+                <w:sz w:val="21"/>
+                <w:szCs w:val="21"/>
+              </w:rPr>
+              <w:t xml:space="preserve"> — só que do lado do servidor. A agenda recusava remarcações dizendo que o horário já tinha passado, e não tinha. Este painel existe para que a próxima vez seja visível em vez de misteriosa.</w:t>
+            </w:r>
+          </w:p>
+        </w:tc>
+      </w:tr>
+    </w:tbl>
+    <w:p>
+      <w:pPr>
+        <w:spacing w:after="140" w:line="120"/>
+      </w:pPr>
+      <w:r>
+        <w:rPr>
+          <w:sz w:val="2"/>
+          <w:szCs w:val="2"/>
+        </w:rPr>
+        <w:t xml:space="preserve"/>
       </w:r>
     </w:p>
     <w:p>

--- a/docs/treinamento/Manual-de-Treinamento-riSZon.docx
+++ b/docs/treinamento/Manual-de-Treinamento-riSZon.docx
@@ -180,7 +180,7 @@
           <w:sz w:val="20"/>
           <w:szCs w:val="20"/>
         </w:rPr>
-        <w:t xml:space="preserve">05 de setembro de 2026</w:t>
+        <w:t xml:space="preserve">07 de setembro de 2026</w:t>
       </w:r>
     </w:p>
     <w:p>
@@ -14998,6 +14998,70 @@
           <w:sz w:val="21"/>
           <w:szCs w:val="21"/>
         </w:rPr>
+        <w:t xml:space="preserve">Tarefa 4 — Atender o pedido do Comercial</w:t>
+      </w:r>
+    </w:p>
+    <w:p>
+      <w:pPr>
+        <w:spacing w:after="140" w:line="280"/>
+      </w:pPr>
+      <w:r>
+        <w:rPr>
+          <w:color w:val="23293D"/>
+          <w:sz w:val="21"/>
+          <w:szCs w:val="21"/>
+        </w:rPr>
+        <w:t xml:space="preserve">Quando o Consultor não consegue realizar a apresentação (o cliente não compareceu, pediu para remarcar), ele envia um pedido que chega no </w:t>
+      </w:r>
+      <w:r>
+        <w:rPr>
+          <w:b/>
+          <w:bCs/>
+          <w:color w:val="23293D"/>
+          <w:sz w:val="21"/>
+          <w:szCs w:val="21"/>
+        </w:rPr>
+        <w:t xml:space="preserve">seu sino de avisos</w:t>
+      </w:r>
+      <w:r>
+        <w:rPr>
+          <w:color w:val="23293D"/>
+          <w:sz w:val="21"/>
+          <w:szCs w:val="21"/>
+        </w:rPr>
+        <w:t xml:space="preserve">: </w:t>
+      </w:r>
+      <w:r>
+        <w:rPr>
+          <w:i/>
+          <w:iCs/>
+          <w:color w:val="23293D"/>
+          <w:sz w:val="21"/>
+          <w:szCs w:val="21"/>
+        </w:rPr>
+        <w:t xml:space="preserve">"Agendar apresentação: «nome do cliente»"</w:t>
+      </w:r>
+      <w:r>
+        <w:rPr>
+          <w:color w:val="23293D"/>
+          <w:sz w:val="21"/>
+          <w:szCs w:val="21"/>
+        </w:rPr>
+        <w:t xml:space="preserve">, com o motivo. Clique no aviso, abra a ficha e agende — o Comercial vê a nova data no cartão dele automaticamente, e não precisa ser avisado de volta.</w:t>
+      </w:r>
+    </w:p>
+    <w:p>
+      <w:pPr>
+        <w:spacing w:after="140" w:line="280"/>
+      </w:pPr>
+      <w:r>
+        <w:rPr>
+          <w:b/>
+          <w:bCs/>
+          <w:color w:val="23293D"/>
+          <w:sz w:val="21"/>
+          <w:szCs w:val="21"/>
+        </w:rPr>
         <w:t xml:space="preserve">Erros frequentes:</w:t>
       </w:r>
       <w:r>
@@ -16423,6 +16487,52 @@
     </w:p>
     <w:p>
       <w:pPr>
+        <w:spacing w:after="140" w:line="280"/>
+      </w:pPr>
+      <w:r>
+        <w:rPr>
+          <w:b/>
+          <w:bCs/>
+          <w:color w:val="23293D"/>
+          <w:sz w:val="21"/>
+          <w:szCs w:val="21"/>
+        </w:rPr>
+        <w:t xml:space="preserve">Tarefa 1 — Enquanto a apresentação ainda não aconteceu</w:t>
+      </w:r>
+    </w:p>
+    <w:p>
+      <w:pPr>
+        <w:spacing w:after="140" w:line="280"/>
+      </w:pPr>
+      <w:r>
+        <w:rPr>
+          <w:color w:val="23293D"/>
+          <w:sz w:val="21"/>
+          <w:szCs w:val="21"/>
+        </w:rPr>
+        <w:t xml:space="preserve">Na coluna </w:t>
+      </w:r>
+      <w:r>
+        <w:rPr>
+          <w:b/>
+          <w:bCs/>
+          <w:color w:val="23293D"/>
+          <w:sz w:val="21"/>
+          <w:szCs w:val="21"/>
+        </w:rPr>
+        <w:t xml:space="preserve">A apresentar</w:t>
+      </w:r>
+      <w:r>
+        <w:rPr>
+          <w:color w:val="23293D"/>
+          <w:sz w:val="21"/>
+          <w:szCs w:val="21"/>
+        </w:rPr>
+        <w:t xml:space="preserve">, cada cartão mostra:</w:t>
+      </w:r>
+    </w:p>
+    <w:p>
+      <w:pPr>
         <w:pStyle w:val="ListParagraph"/>
         <w:numPr>
           <w:ilvl w:val="0"/>
@@ -16432,29 +16542,57 @@
       </w:pPr>
       <w:r>
         <w:rPr>
-          <w:color w:val="23293D"/>
-          <w:sz w:val="21"/>
-          <w:szCs w:val="21"/>
-        </w:rPr>
-        <w:t xml:space="preserve">Menu </w:t>
-      </w:r>
-      <w:r>
-        <w:rPr>
-          <w:b/>
-          <w:bCs/>
-          <w:color w:val="23293D"/>
-          <w:sz w:val="21"/>
-          <w:szCs w:val="21"/>
-        </w:rPr>
-        <w:t xml:space="preserve">Comercial</w:t>
-      </w:r>
-      <w:r>
-        <w:rPr>
-          <w:color w:val="23293D"/>
-          <w:sz w:val="21"/>
-          <w:szCs w:val="21"/>
-        </w:rPr>
-        <w:t xml:space="preserve"> → seu funil.</w:t>
+          <w:b/>
+          <w:bCs/>
+          <w:color w:val="23293D"/>
+          <w:sz w:val="21"/>
+          <w:szCs w:val="21"/>
+        </w:rPr>
+        <w:t xml:space="preserve">quando é a apresentação</w:t>
+      </w:r>
+      <w:r>
+        <w:rPr>
+          <w:color w:val="23293D"/>
+          <w:sz w:val="21"/>
+          <w:szCs w:val="21"/>
+        </w:rPr>
+        <w:t xml:space="preserve"> e com quem — ou, em </w:t>
+      </w:r>
+      <w:r>
+        <w:rPr>
+          <w:b/>
+          <w:bCs/>
+          <w:color w:val="23293D"/>
+          <w:sz w:val="21"/>
+          <w:szCs w:val="21"/>
+        </w:rPr>
+        <w:t xml:space="preserve">vermelho</w:t>
+      </w:r>
+      <w:r>
+        <w:rPr>
+          <w:color w:val="23293D"/>
+          <w:sz w:val="21"/>
+          <w:szCs w:val="21"/>
+        </w:rPr>
+        <w:t xml:space="preserve">, </w:t>
+      </w:r>
+      <w:r>
+        <w:rPr>
+          <w:i/>
+          <w:iCs/>
+          <w:color w:val="23293D"/>
+          <w:sz w:val="21"/>
+          <w:szCs w:val="21"/>
+        </w:rPr>
+        <w:t xml:space="preserve">"Sem apresentação marcada"</w:t>
+      </w:r>
+      <w:r>
+        <w:rPr>
+          <w:color w:val="23293D"/>
+          <w:sz w:val="21"/>
+          <w:szCs w:val="21"/>
+        </w:rPr>
+        <w:t xml:space="preserve">, que é o caso que trava o funil;</w:t>
       </w:r>
     </w:p>
     <w:p>
@@ -16468,57 +16606,31 @@
       </w:pPr>
       <w:r>
         <w:rPr>
-          <w:color w:val="23293D"/>
-          <w:sz w:val="21"/>
-          <w:szCs w:val="21"/>
-        </w:rPr>
-        <w:t xml:space="preserve">Abra o caso (</w:t>
-      </w:r>
-      <w:r>
-        <w:rPr>
-          <w:rFonts w:ascii="Consolas" w:cs="Consolas" w:eastAsia="Consolas" w:hAnsi="Consolas"/>
-          <w:color w:val="1F3253"/>
-          <w:sz w:val="19"/>
-          <w:szCs w:val="19"/>
-          <w:shd w:fill="EFEDE6" w:color="auto" w:val="clear"/>
-        </w:rPr>
-        <w:t xml:space="preserve">/comercial/[clientId]</w:t>
-      </w:r>
-      <w:r>
-        <w:rPr>
-          <w:color w:val="23293D"/>
-          <w:sz w:val="21"/>
-          <w:szCs w:val="21"/>
-        </w:rPr>
-        <w:t xml:space="preserve">) → escolha a </w:t>
-      </w:r>
-      <w:r>
-        <w:rPr>
-          <w:b/>
-          <w:bCs/>
-          <w:color w:val="23293D"/>
-          <w:sz w:val="21"/>
-          <w:szCs w:val="21"/>
-        </w:rPr>
-        <w:t xml:space="preserve">forma de pagamento</w:t>
-      </w:r>
-      <w:r>
-        <w:rPr>
-          <w:color w:val="23293D"/>
-          <w:sz w:val="21"/>
-          <w:szCs w:val="21"/>
-        </w:rPr>
-        <w:t xml:space="preserve"> → </w:t>
-      </w:r>
-      <w:r>
-        <w:rPr>
-          <w:b/>
-          <w:bCs/>
-          <w:color w:val="23293D"/>
-          <w:sz w:val="21"/>
-          <w:szCs w:val="21"/>
-        </w:rPr>
-        <w:t xml:space="preserve">Salvar negociação</w:t>
+          <w:b/>
+          <w:bCs/>
+          <w:color w:val="23293D"/>
+          <w:sz w:val="21"/>
+          <w:szCs w:val="21"/>
+        </w:rPr>
+        <w:t xml:space="preserve">quantas tentativas</w:t>
+      </w:r>
+      <w:r>
+        <w:rPr>
+          <w:color w:val="23293D"/>
+          <w:sz w:val="21"/>
+          <w:szCs w:val="21"/>
+        </w:rPr>
+        <w:t xml:space="preserve"> já houve e </w:t>
+      </w:r>
+      <w:r>
+        <w:rPr>
+          <w:b/>
+          <w:bCs/>
+          <w:color w:val="23293D"/>
+          <w:sz w:val="21"/>
+          <w:szCs w:val="21"/>
+        </w:rPr>
+        <w:t xml:space="preserve">o que aconteceu da última vez</w:t>
       </w:r>
       <w:r>
         <w:rPr>
@@ -16531,102 +16643,51 @@
     </w:p>
     <w:p>
       <w:pPr>
-        <w:pStyle w:val="ListParagraph"/>
-        <w:numPr>
-          <w:ilvl w:val="0"/>
-          <w:numId w:val="27"/>
-        </w:numPr>
-        <w:spacing w:after="80" w:line="270"/>
-      </w:pPr>
-      <w:r>
-        <w:rPr>
-          <w:b/>
-          <w:bCs/>
-          <w:color w:val="23293D"/>
-          <w:sz w:val="21"/>
-          <w:szCs w:val="21"/>
-        </w:rPr>
-        <w:t xml:space="preserve">Cliente aceitou</w:t>
-      </w:r>
-      <w:r>
-        <w:rPr>
-          <w:color w:val="23293D"/>
-          <w:sz w:val="21"/>
-          <w:szCs w:val="21"/>
-        </w:rPr>
-        <w:t xml:space="preserve"> (o botão só habilita depois de salvar).</w:t>
-      </w:r>
-    </w:p>
-    <w:p>
-      <w:pPr>
-        <w:pStyle w:val="ListParagraph"/>
-        <w:numPr>
-          <w:ilvl w:val="0"/>
-          <w:numId w:val="27"/>
-        </w:numPr>
-        <w:spacing w:after="80" w:line="270"/>
-      </w:pPr>
-      <w:r>
-        <w:rPr>
-          <w:color w:val="23293D"/>
-          <w:sz w:val="21"/>
-          <w:szCs w:val="21"/>
-        </w:rPr>
-        <w:t xml:space="preserve">Tela de apresentação (</w:t>
-      </w:r>
-      <w:r>
-        <w:rPr>
-          <w:rFonts w:ascii="Consolas" w:cs="Consolas" w:eastAsia="Consolas" w:hAnsi="Consolas"/>
-          <w:color w:val="1F3253"/>
-          <w:sz w:val="19"/>
-          <w:szCs w:val="19"/>
-          <w:shd w:fill="EFEDE6" w:color="auto" w:val="clear"/>
-        </w:rPr>
-        <w:t xml:space="preserve">/apresentacao/[clientId]</w:t>
-      </w:r>
-      <w:r>
-        <w:rPr>
-          <w:color w:val="23293D"/>
-          <w:sz w:val="21"/>
-          <w:szCs w:val="21"/>
-        </w:rPr>
-        <w:t xml:space="preserve">) → marque </w:t>
-      </w:r>
-      <w:r>
-        <w:rPr>
-          <w:b/>
-          <w:bCs/>
-          <w:color w:val="23293D"/>
-          <w:sz w:val="21"/>
-          <w:szCs w:val="21"/>
-        </w:rPr>
-        <w:t xml:space="preserve">Contrato assinado</w:t>
-      </w:r>
-      <w:r>
-        <w:rPr>
-          <w:color w:val="23293D"/>
-          <w:sz w:val="21"/>
-          <w:szCs w:val="21"/>
-        </w:rPr>
-        <w:t xml:space="preserve"> e </w:t>
-      </w:r>
-      <w:r>
-        <w:rPr>
-          <w:b/>
-          <w:bCs/>
-          <w:color w:val="23293D"/>
-          <w:sz w:val="21"/>
-          <w:szCs w:val="21"/>
-        </w:rPr>
-        <w:t xml:space="preserve">Pagamento confirmado</w:t>
-      </w:r>
-      <w:r>
-        <w:rPr>
-          <w:color w:val="23293D"/>
-          <w:sz w:val="21"/>
-          <w:szCs w:val="21"/>
-        </w:rPr>
-        <w:t xml:space="preserve">.</w:t>
+        <w:spacing w:after="140" w:line="280"/>
+      </w:pPr>
+      <w:r>
+        <w:rPr>
+          <w:color w:val="23293D"/>
+          <w:sz w:val="21"/>
+          <w:szCs w:val="21"/>
+        </w:rPr>
+        <w:t xml:space="preserve">Quando o cliente não comparece, pede para remarcar, ou você fala com ele sem conseguir remarcar: </w:t>
+      </w:r>
+      <w:r>
+        <w:rPr>
+          <w:b/>
+          <w:bCs/>
+          <w:color w:val="23293D"/>
+          <w:sz w:val="21"/>
+          <w:szCs w:val="21"/>
+        </w:rPr>
+        <w:t xml:space="preserve">Registrar acontecimento</w:t>
+      </w:r>
+      <w:r>
+        <w:rPr>
+          <w:color w:val="23293D"/>
+          <w:sz w:val="21"/>
+          <w:szCs w:val="21"/>
+        </w:rPr>
+        <w:t xml:space="preserve">. Escolha o tipo, escreva o que houve, e pronto — entra no </w:t>
+      </w:r>
+      <w:r>
+        <w:rPr>
+          <w:i/>
+          <w:iCs/>
+          <w:color w:val="23293D"/>
+          <w:sz w:val="21"/>
+          <w:szCs w:val="21"/>
+        </w:rPr>
+        <w:t xml:space="preserve">Histórico do funil</w:t>
+      </w:r>
+      <w:r>
+        <w:rPr>
+          <w:color w:val="23293D"/>
+          <w:sz w:val="21"/>
+          <w:szCs w:val="21"/>
+        </w:rPr>
+        <w:t xml:space="preserve"> com data, hora e o seu nome.</w:t>
       </w:r>
     </w:p>
     <w:tbl>
@@ -16668,7 +16729,7 @@
                 <w:sz w:val="21"/>
                 <w:szCs w:val="21"/>
               </w:rPr>
-              <w:t xml:space="preserve">A regra de ouro:</w:t>
+              <w:t xml:space="preserve">O tipo é o que faz o sistema contar.</w:t>
             </w:r>
             <w:r>
               <w:rPr>
@@ -16676,7 +16737,25 @@
                 <w:sz w:val="21"/>
                 <w:szCs w:val="21"/>
               </w:rPr>
-              <w:t xml:space="preserve"> só é venda com os dois. O banco recusa receber dinheiro de venda não fechada.</w:t>
+              <w:t xml:space="preserve"> É por ele que o cartão diz </w:t>
+            </w:r>
+            <w:r>
+              <w:rPr>
+                <w:i/>
+                <w:iCs/>
+                <w:color w:val="23293D"/>
+                <w:sz w:val="21"/>
+                <w:szCs w:val="21"/>
+              </w:rPr>
+              <w:t xml:space="preserve">"3ª tentativa · 2 não comparecimentos"</w:t>
+            </w:r>
+            <w:r>
+              <w:rPr>
+                <w:color w:val="23293D"/>
+                <w:sz w:val="21"/>
+                <w:szCs w:val="21"/>
+              </w:rPr>
+              <w:t xml:space="preserve">. Se tudo fosse texto livre, ninguém saberia quais casos mais falham.</w:t>
             </w:r>
           </w:p>
         </w:tc>
@@ -16706,44 +16785,15 @@
           <w:sz w:val="21"/>
           <w:szCs w:val="21"/>
         </w:rPr>
-        <w:t xml:space="preserve">Cuidado:</w:t>
-      </w:r>
-      <w:r>
-        <w:rPr>
-          <w:color w:val="23293D"/>
-          <w:sz w:val="21"/>
-          <w:szCs w:val="21"/>
-        </w:rPr>
-        <w:t xml:space="preserve"> desconto acima do teto da unidade fica </w:t>
-      </w:r>
-      <w:r>
-        <w:rPr>
-          <w:b/>
-          <w:bCs/>
-          <w:color w:val="23293D"/>
-          <w:sz w:val="21"/>
-          <w:szCs w:val="21"/>
-        </w:rPr>
-        <w:t xml:space="preserve">aguardando autorização</w:t>
-      </w:r>
-      <w:r>
-        <w:rPr>
-          <w:color w:val="23293D"/>
-          <w:sz w:val="21"/>
-          <w:szCs w:val="21"/>
-        </w:rPr>
-        <w:t xml:space="preserve">, e a cobrança não muda até alguém autorizar.</w:t>
-      </w:r>
-    </w:p>
-    <w:p>
-      <w:pPr>
-        <w:pStyle w:val="Heading2"/>
-      </w:pPr>
-      <w:r>
-        <w:rPr>
-          <w:color w:val="1F3253"/>
-        </w:rPr>
-        <w:t xml:space="preserve">6.6. Gerente de Unidade</w:t>
+        <w:t xml:space="preserve">Registro não se apaga.</w:t>
+      </w:r>
+      <w:r>
+        <w:rPr>
+          <w:color w:val="23293D"/>
+          <w:sz w:val="21"/>
+          <w:szCs w:val="21"/>
+        </w:rPr>
+        <w:t xml:space="preserve"> Errou? Registre outro corrigindo — o histórico é a memória do caso, e memória que se reescreve não serve de prova.</w:t>
       </w:r>
     </w:p>
     <w:p>
@@ -16758,33 +16808,87 @@
           <w:sz w:val="21"/>
           <w:szCs w:val="21"/>
         </w:rPr>
-        <w:t xml:space="preserve">Objetivo:</w:t>
-      </w:r>
-      <w:r>
-        <w:rPr>
-          <w:color w:val="23293D"/>
-          <w:sz w:val="21"/>
-          <w:szCs w:val="21"/>
-        </w:rPr>
-        <w:t xml:space="preserve"> responder pela unidade. </w:t>
-      </w:r>
-      <w:r>
-        <w:rPr>
-          <w:b/>
-          <w:bCs/>
-          <w:color w:val="23293D"/>
-          <w:sz w:val="21"/>
-          <w:szCs w:val="21"/>
-        </w:rPr>
-        <w:t xml:space="preserve">Duração:</w:t>
-      </w:r>
-      <w:r>
-        <w:rPr>
-          <w:color w:val="23293D"/>
-          <w:sz w:val="21"/>
-          <w:szCs w:val="21"/>
-        </w:rPr>
-        <w:t xml:space="preserve"> 90 minutos (é a função com mais telas).</w:t>
+        <w:t xml:space="preserve">Precisa de uma nova data?</w:t>
+      </w:r>
+      <w:r>
+        <w:rPr>
+          <w:color w:val="23293D"/>
+          <w:sz w:val="21"/>
+          <w:szCs w:val="21"/>
+        </w:rPr>
+        <w:t xml:space="preserve"> Botão </w:t>
+      </w:r>
+      <w:r>
+        <w:rPr>
+          <w:b/>
+          <w:bCs/>
+          <w:color w:val="23293D"/>
+          <w:sz w:val="21"/>
+          <w:szCs w:val="21"/>
+        </w:rPr>
+        <w:t xml:space="preserve">Pedir agendamento</w:t>
+      </w:r>
+      <w:r>
+        <w:rPr>
+          <w:color w:val="23293D"/>
+          <w:sz w:val="21"/>
+          <w:szCs w:val="21"/>
+        </w:rPr>
+        <w:t xml:space="preserve">: o aviso vai para a </w:t>
+      </w:r>
+      <w:r>
+        <w:rPr>
+          <w:b/>
+          <w:bCs/>
+          <w:color w:val="23293D"/>
+          <w:sz w:val="21"/>
+          <w:szCs w:val="21"/>
+        </w:rPr>
+        <w:t xml:space="preserve">Recepção da unidade do cliente</w:t>
+      </w:r>
+      <w:r>
+        <w:rPr>
+          <w:color w:val="23293D"/>
+          <w:sz w:val="21"/>
+          <w:szCs w:val="21"/>
+        </w:rPr>
+        <w:t xml:space="preserve">, que tem a agenda e o telefone dele. Escreva o motivo — é o que ela vai usar ao ligar. Enquanto ela não marcar, o cartão mostra </w:t>
+      </w:r>
+      <w:r>
+        <w:rPr>
+          <w:i/>
+          <w:iCs/>
+          <w:color w:val="23293D"/>
+          <w:sz w:val="21"/>
+          <w:szCs w:val="21"/>
+        </w:rPr>
+        <w:t xml:space="preserve">"Aguardando a Recepção agendar"</w:t>
+      </w:r>
+      <w:r>
+        <w:rPr>
+          <w:color w:val="23293D"/>
+          <w:sz w:val="21"/>
+          <w:szCs w:val="21"/>
+        </w:rPr>
+        <w:t xml:space="preserve">. </w:t>
+      </w:r>
+      <w:r>
+        <w:rPr>
+          <w:b/>
+          <w:bCs/>
+          <w:color w:val="23293D"/>
+          <w:sz w:val="21"/>
+          <w:szCs w:val="21"/>
+        </w:rPr>
+        <w:t xml:space="preserve">Um pedido por dia por cliente:</w:t>
+      </w:r>
+      <w:r>
+        <w:rPr>
+          <w:color w:val="23293D"/>
+          <w:sz w:val="21"/>
+          <w:szCs w:val="21"/>
+        </w:rPr>
+        <w:t xml:space="preserve"> clicar de novo não gera um segundo aviso.</w:t>
       </w:r>
     </w:p>
     <w:p>
@@ -16797,7 +16901,43 @@
           <w:sz w:val="21"/>
           <w:szCs w:val="21"/>
         </w:rPr>
-        <w:t xml:space="preserve">Módulos: Financeiro, Estoque, Compras, Comercial, Relatórios, Planos, Risartanos, Empresarial.</w:t>
+        <w:t xml:space="preserve">Quando a Recepção marcar, </w:t>
+      </w:r>
+      <w:r>
+        <w:rPr>
+          <w:b/>
+          <w:bCs/>
+          <w:color w:val="23293D"/>
+          <w:sz w:val="21"/>
+          <w:szCs w:val="21"/>
+        </w:rPr>
+        <w:t xml:space="preserve">o cartão mostra sozinho</w:t>
+      </w:r>
+      <w:r>
+        <w:rPr>
+          <w:color w:val="23293D"/>
+          <w:sz w:val="21"/>
+          <w:szCs w:val="21"/>
+        </w:rPr>
+        <w:t xml:space="preserve"> e o histórico ganha a linha </w:t>
+      </w:r>
+      <w:r>
+        <w:rPr>
+          <w:i/>
+          <w:iCs/>
+          <w:color w:val="23293D"/>
+          <w:sz w:val="21"/>
+          <w:szCs w:val="21"/>
+        </w:rPr>
+        <w:t xml:space="preserve">"Apresentação remarcada para …"</w:t>
+      </w:r>
+      <w:r>
+        <w:rPr>
+          <w:color w:val="23293D"/>
+          <w:sz w:val="21"/>
+          <w:szCs w:val="21"/>
+        </w:rPr>
+        <w:t xml:space="preserve">.</w:t>
       </w:r>
     </w:p>
     <w:p>
@@ -16812,7 +16952,7 @@
           <w:sz w:val="21"/>
           <w:szCs w:val="21"/>
         </w:rPr>
-        <w:t xml:space="preserve">Rotinas mensais:</w:t>
+        <w:t xml:space="preserve">Tarefa 2 — Negociar e fechar</w:t>
       </w:r>
     </w:p>
     <w:p>
@@ -16826,75 +16966,29 @@
       </w:pPr>
       <w:r>
         <w:rPr>
-          <w:b/>
-          <w:bCs/>
-          <w:color w:val="23293D"/>
-          <w:sz w:val="21"/>
-          <w:szCs w:val="21"/>
-        </w:rPr>
-        <w:t xml:space="preserve">Fechamento de competência</w:t>
-      </w:r>
-      <w:r>
-        <w:rPr>
-          <w:color w:val="23293D"/>
-          <w:sz w:val="21"/>
-          <w:szCs w:val="21"/>
-        </w:rPr>
-        <w:t xml:space="preserve"> (</w:t>
-      </w:r>
-      <w:r>
-        <w:rPr>
-          <w:rFonts w:ascii="Consolas" w:cs="Consolas" w:eastAsia="Consolas" w:hAnsi="Consolas"/>
-          <w:color w:val="1F3253"/>
-          <w:sz w:val="19"/>
-          <w:szCs w:val="19"/>
-          <w:shd w:fill="EFEDE6" w:color="auto" w:val="clear"/>
-        </w:rPr>
-        <w:t xml:space="preserve">/financeiro/fechamento</w:t>
-      </w:r>
-      <w:r>
-        <w:rPr>
-          <w:color w:val="23293D"/>
-          <w:sz w:val="21"/>
-          <w:szCs w:val="21"/>
-        </w:rPr>
-        <w:t xml:space="preserve">) — trava o mês. A conferência </w:t>
-      </w:r>
-      <w:r>
-        <w:rPr>
-          <w:b/>
-          <w:bCs/>
-          <w:color w:val="23293D"/>
-          <w:sz w:val="21"/>
-          <w:szCs w:val="21"/>
-        </w:rPr>
-        <w:t xml:space="preserve">não bloqueia</w:t>
-      </w:r>
-      <w:r>
-        <w:rPr>
-          <w:color w:val="23293D"/>
-          <w:sz w:val="21"/>
-          <w:szCs w:val="21"/>
-        </w:rPr>
-        <w:t xml:space="preserve">: ela lista pendências e o botão vira "fechar mesmo assim". Só a </w:t>
-      </w:r>
-      <w:r>
-        <w:rPr>
-          <w:b/>
-          <w:bCs/>
-          <w:color w:val="23293D"/>
-          <w:sz w:val="21"/>
-          <w:szCs w:val="21"/>
-        </w:rPr>
-        <w:t xml:space="preserve">depreciação não rodada</w:t>
-      </w:r>
-      <w:r>
-        <w:rPr>
-          <w:color w:val="23293D"/>
-          <w:sz w:val="21"/>
-          <w:szCs w:val="21"/>
-        </w:rPr>
-        <w:t xml:space="preserve"> é alerta grave.</w:t>
+          <w:color w:val="23293D"/>
+          <w:sz w:val="21"/>
+          <w:szCs w:val="21"/>
+        </w:rPr>
+        <w:t xml:space="preserve">Menu </w:t>
+      </w:r>
+      <w:r>
+        <w:rPr>
+          <w:b/>
+          <w:bCs/>
+          <w:color w:val="23293D"/>
+          <w:sz w:val="21"/>
+          <w:szCs w:val="21"/>
+        </w:rPr>
+        <w:t xml:space="preserve">Comercial</w:t>
+      </w:r>
+      <w:r>
+        <w:rPr>
+          <w:color w:val="23293D"/>
+          <w:sz w:val="21"/>
+          <w:szCs w:val="21"/>
+        </w:rPr>
+        <w:t xml:space="preserve"> → seu funil.</w:t>
       </w:r>
     </w:p>
     <w:p>
@@ -16908,31 +17002,57 @@
       </w:pPr>
       <w:r>
         <w:rPr>
-          <w:b/>
-          <w:bCs/>
-          <w:color w:val="23293D"/>
-          <w:sz w:val="21"/>
-          <w:szCs w:val="21"/>
-        </w:rPr>
-        <w:t xml:space="preserve">Inventário de estoque</w:t>
-      </w:r>
-      <w:r>
-        <w:rPr>
-          <w:color w:val="23293D"/>
-          <w:sz w:val="21"/>
-          <w:szCs w:val="21"/>
-        </w:rPr>
-        <w:t xml:space="preserve"> — a diferença encontrada vira ajuste </w:t>
-      </w:r>
-      <w:r>
-        <w:rPr>
-          <w:b/>
-          <w:bCs/>
-          <w:color w:val="23293D"/>
-          <w:sz w:val="21"/>
-          <w:szCs w:val="21"/>
-        </w:rPr>
-        <w:t xml:space="preserve">com motivo</w:t>
+          <w:color w:val="23293D"/>
+          <w:sz w:val="21"/>
+          <w:szCs w:val="21"/>
+        </w:rPr>
+        <w:t xml:space="preserve">Abra o caso (</w:t>
+      </w:r>
+      <w:r>
+        <w:rPr>
+          <w:rFonts w:ascii="Consolas" w:cs="Consolas" w:eastAsia="Consolas" w:hAnsi="Consolas"/>
+          <w:color w:val="1F3253"/>
+          <w:sz w:val="19"/>
+          <w:szCs w:val="19"/>
+          <w:shd w:fill="EFEDE6" w:color="auto" w:val="clear"/>
+        </w:rPr>
+        <w:t xml:space="preserve">/comercial/[clientId]</w:t>
+      </w:r>
+      <w:r>
+        <w:rPr>
+          <w:color w:val="23293D"/>
+          <w:sz w:val="21"/>
+          <w:szCs w:val="21"/>
+        </w:rPr>
+        <w:t xml:space="preserve">) → escolha a </w:t>
+      </w:r>
+      <w:r>
+        <w:rPr>
+          <w:b/>
+          <w:bCs/>
+          <w:color w:val="23293D"/>
+          <w:sz w:val="21"/>
+          <w:szCs w:val="21"/>
+        </w:rPr>
+        <w:t xml:space="preserve">forma de pagamento</w:t>
+      </w:r>
+      <w:r>
+        <w:rPr>
+          <w:color w:val="23293D"/>
+          <w:sz w:val="21"/>
+          <w:szCs w:val="21"/>
+        </w:rPr>
+        <w:t xml:space="preserve"> → </w:t>
+      </w:r>
+      <w:r>
+        <w:rPr>
+          <w:b/>
+          <w:bCs/>
+          <w:color w:val="23293D"/>
+          <w:sz w:val="21"/>
+          <w:szCs w:val="21"/>
+        </w:rPr>
+        <w:t xml:space="preserve">Salvar negociação</w:t>
       </w:r>
       <w:r>
         <w:rPr>
@@ -16949,6 +17069,420 @@
         <w:numPr>
           <w:ilvl w:val="0"/>
           <w:numId w:val="28"/>
+        </w:numPr>
+        <w:spacing w:after="80" w:line="270"/>
+      </w:pPr>
+      <w:r>
+        <w:rPr>
+          <w:b/>
+          <w:bCs/>
+          <w:color w:val="23293D"/>
+          <w:sz w:val="21"/>
+          <w:szCs w:val="21"/>
+        </w:rPr>
+        <w:t xml:space="preserve">Cliente aceitou</w:t>
+      </w:r>
+      <w:r>
+        <w:rPr>
+          <w:color w:val="23293D"/>
+          <w:sz w:val="21"/>
+          <w:szCs w:val="21"/>
+        </w:rPr>
+        <w:t xml:space="preserve"> (o botão só habilita depois de salvar).</w:t>
+      </w:r>
+    </w:p>
+    <w:p>
+      <w:pPr>
+        <w:pStyle w:val="ListParagraph"/>
+        <w:numPr>
+          <w:ilvl w:val="0"/>
+          <w:numId w:val="28"/>
+        </w:numPr>
+        <w:spacing w:after="80" w:line="270"/>
+      </w:pPr>
+      <w:r>
+        <w:rPr>
+          <w:color w:val="23293D"/>
+          <w:sz w:val="21"/>
+          <w:szCs w:val="21"/>
+        </w:rPr>
+        <w:t xml:space="preserve">Tela de apresentação (</w:t>
+      </w:r>
+      <w:r>
+        <w:rPr>
+          <w:rFonts w:ascii="Consolas" w:cs="Consolas" w:eastAsia="Consolas" w:hAnsi="Consolas"/>
+          <w:color w:val="1F3253"/>
+          <w:sz w:val="19"/>
+          <w:szCs w:val="19"/>
+          <w:shd w:fill="EFEDE6" w:color="auto" w:val="clear"/>
+        </w:rPr>
+        <w:t xml:space="preserve">/apresentacao/[clientId]</w:t>
+      </w:r>
+      <w:r>
+        <w:rPr>
+          <w:color w:val="23293D"/>
+          <w:sz w:val="21"/>
+          <w:szCs w:val="21"/>
+        </w:rPr>
+        <w:t xml:space="preserve">) → marque </w:t>
+      </w:r>
+      <w:r>
+        <w:rPr>
+          <w:b/>
+          <w:bCs/>
+          <w:color w:val="23293D"/>
+          <w:sz w:val="21"/>
+          <w:szCs w:val="21"/>
+        </w:rPr>
+        <w:t xml:space="preserve">Contrato assinado</w:t>
+      </w:r>
+      <w:r>
+        <w:rPr>
+          <w:color w:val="23293D"/>
+          <w:sz w:val="21"/>
+          <w:szCs w:val="21"/>
+        </w:rPr>
+        <w:t xml:space="preserve"> e </w:t>
+      </w:r>
+      <w:r>
+        <w:rPr>
+          <w:b/>
+          <w:bCs/>
+          <w:color w:val="23293D"/>
+          <w:sz w:val="21"/>
+          <w:szCs w:val="21"/>
+        </w:rPr>
+        <w:t xml:space="preserve">Pagamento confirmado</w:t>
+      </w:r>
+      <w:r>
+        <w:rPr>
+          <w:color w:val="23293D"/>
+          <w:sz w:val="21"/>
+          <w:szCs w:val="21"/>
+        </w:rPr>
+        <w:t xml:space="preserve">.</w:t>
+      </w:r>
+    </w:p>
+    <w:tbl>
+      <w:tblPr>
+        <w:tblW w:type="dxa" w:w="9638"/>
+        <w:tblBorders>
+          <w:top w:val="single" w:color="F5F3EC" w:sz="2"/>
+          <w:left w:val="single" w:color="B98B2E" w:sz="18"/>
+          <w:bottom w:val="single" w:color="F5F3EC" w:sz="2"/>
+          <w:right w:val="single" w:color="F5F3EC" w:sz="2"/>
+          <w:insideH w:val="none" w:color="auto" w:sz="0"/>
+          <w:insideV w:val="none" w:color="auto" w:sz="0"/>
+        </w:tblBorders>
+      </w:tblPr>
+      <w:tblGrid>
+        <w:gridCol w:w="9638"/>
+      </w:tblGrid>
+      <w:tr>
+        <w:tc>
+          <w:tcPr>
+            <w:tcW w:type="dxa" w:w="9638"/>
+            <w:shd w:fill="F5F3EC" w:color="auto" w:val="clear"/>
+            <w:tcMar>
+              <w:top w:type="dxa" w:w="160"/>
+              <w:left w:type="dxa" w:w="220"/>
+              <w:bottom w:type="dxa" w:w="160"/>
+              <w:right w:type="dxa" w:w="200"/>
+            </w:tcMar>
+          </w:tcPr>
+          <w:p>
+            <w:pPr>
+              <w:spacing w:after="140" w:line="280"/>
+            </w:pPr>
+            <w:r>
+              <w:rPr>
+                <w:b/>
+                <w:bCs/>
+                <w:color w:val="23293D"/>
+                <w:sz w:val="21"/>
+                <w:szCs w:val="21"/>
+              </w:rPr>
+              <w:t xml:space="preserve">A regra de ouro:</w:t>
+            </w:r>
+            <w:r>
+              <w:rPr>
+                <w:color w:val="23293D"/>
+                <w:sz w:val="21"/>
+                <w:szCs w:val="21"/>
+              </w:rPr>
+              <w:t xml:space="preserve"> só é venda com os dois. O banco recusa receber dinheiro de venda não fechada.</w:t>
+            </w:r>
+          </w:p>
+        </w:tc>
+      </w:tr>
+    </w:tbl>
+    <w:p>
+      <w:pPr>
+        <w:spacing w:after="140" w:line="120"/>
+      </w:pPr>
+      <w:r>
+        <w:rPr>
+          <w:sz w:val="2"/>
+          <w:szCs w:val="2"/>
+        </w:rPr>
+        <w:t xml:space="preserve"/>
+      </w:r>
+    </w:p>
+    <w:p>
+      <w:pPr>
+        <w:spacing w:after="140" w:line="280"/>
+      </w:pPr>
+      <w:r>
+        <w:rPr>
+          <w:b/>
+          <w:bCs/>
+          <w:color w:val="23293D"/>
+          <w:sz w:val="21"/>
+          <w:szCs w:val="21"/>
+        </w:rPr>
+        <w:t xml:space="preserve">Cuidado:</w:t>
+      </w:r>
+      <w:r>
+        <w:rPr>
+          <w:color w:val="23293D"/>
+          <w:sz w:val="21"/>
+          <w:szCs w:val="21"/>
+        </w:rPr>
+        <w:t xml:space="preserve"> desconto acima do teto da unidade fica </w:t>
+      </w:r>
+      <w:r>
+        <w:rPr>
+          <w:b/>
+          <w:bCs/>
+          <w:color w:val="23293D"/>
+          <w:sz w:val="21"/>
+          <w:szCs w:val="21"/>
+        </w:rPr>
+        <w:t xml:space="preserve">aguardando autorização</w:t>
+      </w:r>
+      <w:r>
+        <w:rPr>
+          <w:color w:val="23293D"/>
+          <w:sz w:val="21"/>
+          <w:szCs w:val="21"/>
+        </w:rPr>
+        <w:t xml:space="preserve">, e a cobrança não muda até alguém autorizar.</w:t>
+      </w:r>
+    </w:p>
+    <w:p>
+      <w:pPr>
+        <w:pStyle w:val="Heading2"/>
+      </w:pPr>
+      <w:r>
+        <w:rPr>
+          <w:color w:val="1F3253"/>
+        </w:rPr>
+        <w:t xml:space="preserve">6.6. Gerente de Unidade</w:t>
+      </w:r>
+    </w:p>
+    <w:p>
+      <w:pPr>
+        <w:spacing w:after="140" w:line="280"/>
+      </w:pPr>
+      <w:r>
+        <w:rPr>
+          <w:b/>
+          <w:bCs/>
+          <w:color w:val="23293D"/>
+          <w:sz w:val="21"/>
+          <w:szCs w:val="21"/>
+        </w:rPr>
+        <w:t xml:space="preserve">Objetivo:</w:t>
+      </w:r>
+      <w:r>
+        <w:rPr>
+          <w:color w:val="23293D"/>
+          <w:sz w:val="21"/>
+          <w:szCs w:val="21"/>
+        </w:rPr>
+        <w:t xml:space="preserve"> responder pela unidade. </w:t>
+      </w:r>
+      <w:r>
+        <w:rPr>
+          <w:b/>
+          <w:bCs/>
+          <w:color w:val="23293D"/>
+          <w:sz w:val="21"/>
+          <w:szCs w:val="21"/>
+        </w:rPr>
+        <w:t xml:space="preserve">Duração:</w:t>
+      </w:r>
+      <w:r>
+        <w:rPr>
+          <w:color w:val="23293D"/>
+          <w:sz w:val="21"/>
+          <w:szCs w:val="21"/>
+        </w:rPr>
+        <w:t xml:space="preserve"> 90 minutos (é a função com mais telas).</w:t>
+      </w:r>
+    </w:p>
+    <w:p>
+      <w:pPr>
+        <w:spacing w:after="140" w:line="280"/>
+      </w:pPr>
+      <w:r>
+        <w:rPr>
+          <w:color w:val="23293D"/>
+          <w:sz w:val="21"/>
+          <w:szCs w:val="21"/>
+        </w:rPr>
+        <w:t xml:space="preserve">Módulos: Financeiro, Estoque, Compras, Comercial, Relatórios, Planos, Risartanos, Empresarial.</w:t>
+      </w:r>
+    </w:p>
+    <w:p>
+      <w:pPr>
+        <w:spacing w:after="140" w:line="280"/>
+      </w:pPr>
+      <w:r>
+        <w:rPr>
+          <w:b/>
+          <w:bCs/>
+          <w:color w:val="23293D"/>
+          <w:sz w:val="21"/>
+          <w:szCs w:val="21"/>
+        </w:rPr>
+        <w:t xml:space="preserve">Rotinas mensais:</w:t>
+      </w:r>
+    </w:p>
+    <w:p>
+      <w:pPr>
+        <w:pStyle w:val="ListParagraph"/>
+        <w:numPr>
+          <w:ilvl w:val="0"/>
+          <w:numId w:val="29"/>
+        </w:numPr>
+        <w:spacing w:after="80" w:line="270"/>
+      </w:pPr>
+      <w:r>
+        <w:rPr>
+          <w:b/>
+          <w:bCs/>
+          <w:color w:val="23293D"/>
+          <w:sz w:val="21"/>
+          <w:szCs w:val="21"/>
+        </w:rPr>
+        <w:t xml:space="preserve">Fechamento de competência</w:t>
+      </w:r>
+      <w:r>
+        <w:rPr>
+          <w:color w:val="23293D"/>
+          <w:sz w:val="21"/>
+          <w:szCs w:val="21"/>
+        </w:rPr>
+        <w:t xml:space="preserve"> (</w:t>
+      </w:r>
+      <w:r>
+        <w:rPr>
+          <w:rFonts w:ascii="Consolas" w:cs="Consolas" w:eastAsia="Consolas" w:hAnsi="Consolas"/>
+          <w:color w:val="1F3253"/>
+          <w:sz w:val="19"/>
+          <w:szCs w:val="19"/>
+          <w:shd w:fill="EFEDE6" w:color="auto" w:val="clear"/>
+        </w:rPr>
+        <w:t xml:space="preserve">/financeiro/fechamento</w:t>
+      </w:r>
+      <w:r>
+        <w:rPr>
+          <w:color w:val="23293D"/>
+          <w:sz w:val="21"/>
+          <w:szCs w:val="21"/>
+        </w:rPr>
+        <w:t xml:space="preserve">) — trava o mês. A conferência </w:t>
+      </w:r>
+      <w:r>
+        <w:rPr>
+          <w:b/>
+          <w:bCs/>
+          <w:color w:val="23293D"/>
+          <w:sz w:val="21"/>
+          <w:szCs w:val="21"/>
+        </w:rPr>
+        <w:t xml:space="preserve">não bloqueia</w:t>
+      </w:r>
+      <w:r>
+        <w:rPr>
+          <w:color w:val="23293D"/>
+          <w:sz w:val="21"/>
+          <w:szCs w:val="21"/>
+        </w:rPr>
+        <w:t xml:space="preserve">: ela lista pendências e o botão vira "fechar mesmo assim". Só a </w:t>
+      </w:r>
+      <w:r>
+        <w:rPr>
+          <w:b/>
+          <w:bCs/>
+          <w:color w:val="23293D"/>
+          <w:sz w:val="21"/>
+          <w:szCs w:val="21"/>
+        </w:rPr>
+        <w:t xml:space="preserve">depreciação não rodada</w:t>
+      </w:r>
+      <w:r>
+        <w:rPr>
+          <w:color w:val="23293D"/>
+          <w:sz w:val="21"/>
+          <w:szCs w:val="21"/>
+        </w:rPr>
+        <w:t xml:space="preserve"> é alerta grave.</w:t>
+      </w:r>
+    </w:p>
+    <w:p>
+      <w:pPr>
+        <w:pStyle w:val="ListParagraph"/>
+        <w:numPr>
+          <w:ilvl w:val="0"/>
+          <w:numId w:val="29"/>
+        </w:numPr>
+        <w:spacing w:after="80" w:line="270"/>
+      </w:pPr>
+      <w:r>
+        <w:rPr>
+          <w:b/>
+          <w:bCs/>
+          <w:color w:val="23293D"/>
+          <w:sz w:val="21"/>
+          <w:szCs w:val="21"/>
+        </w:rPr>
+        <w:t xml:space="preserve">Inventário de estoque</w:t>
+      </w:r>
+      <w:r>
+        <w:rPr>
+          <w:color w:val="23293D"/>
+          <w:sz w:val="21"/>
+          <w:szCs w:val="21"/>
+        </w:rPr>
+        <w:t xml:space="preserve"> — a diferença encontrada vira ajuste </w:t>
+      </w:r>
+      <w:r>
+        <w:rPr>
+          <w:b/>
+          <w:bCs/>
+          <w:color w:val="23293D"/>
+          <w:sz w:val="21"/>
+          <w:szCs w:val="21"/>
+        </w:rPr>
+        <w:t xml:space="preserve">com motivo</w:t>
+      </w:r>
+      <w:r>
+        <w:rPr>
+          <w:color w:val="23293D"/>
+          <w:sz w:val="21"/>
+          <w:szCs w:val="21"/>
+        </w:rPr>
+        <w:t xml:space="preserve">.</w:t>
+      </w:r>
+    </w:p>
+    <w:p>
+      <w:pPr>
+        <w:pStyle w:val="ListParagraph"/>
+        <w:numPr>
+          <w:ilvl w:val="0"/>
+          <w:numId w:val="29"/>
         </w:numPr>
         <w:spacing w:after="80" w:line="270"/>
       </w:pPr>
@@ -19547,7 +20081,7 @@
         <w:pStyle w:val="ListParagraph"/>
         <w:numPr>
           <w:ilvl w:val="0"/>
-          <w:numId w:val="29"/>
+          <w:numId w:val="30"/>
         </w:numPr>
         <w:spacing w:after="80" w:line="270"/>
       </w:pPr>
@@ -19558,217 +20092,6 @@
           <w:szCs w:val="21"/>
         </w:rPr>
         <w:t xml:space="preserve">Abra o endereço do sistema.</w:t>
-      </w:r>
-    </w:p>
-    <w:p>
-      <w:pPr>
-        <w:pStyle w:val="ListParagraph"/>
-        <w:numPr>
-          <w:ilvl w:val="0"/>
-          <w:numId w:val="29"/>
-        </w:numPr>
-        <w:spacing w:after="80" w:line="270"/>
-      </w:pPr>
-      <w:r>
-        <w:rPr>
-          <w:color w:val="23293D"/>
-          <w:sz w:val="21"/>
-          <w:szCs w:val="21"/>
-        </w:rPr>
-        <w:t xml:space="preserve">Informe e-mail e senha.</w:t>
-      </w:r>
-    </w:p>
-    <w:p>
-      <w:pPr>
-        <w:pStyle w:val="ListParagraph"/>
-        <w:numPr>
-          <w:ilvl w:val="0"/>
-          <w:numId w:val="29"/>
-        </w:numPr>
-        <w:spacing w:after="80" w:line="270"/>
-      </w:pPr>
-      <w:r>
-        <w:rPr>
-          <w:b/>
-          <w:bCs/>
-          <w:color w:val="23293D"/>
-          <w:sz w:val="21"/>
-          <w:szCs w:val="21"/>
-        </w:rPr>
-        <w:t xml:space="preserve">Se você tem acesso a mais de uma unidade</w:t>
-      </w:r>
-      <w:r>
-        <w:rPr>
-          <w:color w:val="23293D"/>
-          <w:sz w:val="21"/>
-          <w:szCs w:val="21"/>
-        </w:rPr>
-        <w:t xml:space="preserve"> e não é da Franqueadora, o sistema pede para escolher a unidade </w:t>
-      </w:r>
-      <w:r>
-        <w:rPr>
-          <w:b/>
-          <w:bCs/>
-          <w:color w:val="23293D"/>
-          <w:sz w:val="21"/>
-          <w:szCs w:val="21"/>
-        </w:rPr>
-        <w:t xml:space="preserve">antes</w:t>
-      </w:r>
-      <w:r>
-        <w:rPr>
-          <w:color w:val="23293D"/>
-          <w:sz w:val="21"/>
-          <w:szCs w:val="21"/>
-        </w:rPr>
-        <w:t xml:space="preserve"> de mostrar qualquer tela (evidência: </w:t>
-      </w:r>
-      <w:r>
-        <w:rPr>
-          <w:rFonts w:ascii="Consolas" w:cs="Consolas" w:eastAsia="Consolas" w:hAnsi="Consolas"/>
-          <w:color w:val="1F3253"/>
-          <w:sz w:val="19"/>
-          <w:szCs w:val="19"/>
-          <w:shd w:fill="EFEDE6" w:color="auto" w:val="clear"/>
-        </w:rPr>
-        <w:t xml:space="preserve">layout.tsx</w:t>
-      </w:r>
-      <w:r>
-        <w:rPr>
-          <w:color w:val="23293D"/>
-          <w:sz w:val="21"/>
-          <w:szCs w:val="21"/>
-        </w:rPr>
-        <w:t xml:space="preserve">, </w:t>
-      </w:r>
-      <w:r>
-        <w:rPr>
-          <w:rFonts w:ascii="Consolas" w:cs="Consolas" w:eastAsia="Consolas" w:hAnsi="Consolas"/>
-          <w:color w:val="1F3253"/>
-          <w:sz w:val="19"/>
-          <w:szCs w:val="19"/>
-          <w:shd w:fill="EFEDE6" w:color="auto" w:val="clear"/>
-        </w:rPr>
-        <w:t xml:space="preserve">ChooseClinicWelcome</w:t>
-      </w:r>
-      <w:r>
-        <w:rPr>
-          <w:color w:val="23293D"/>
-          <w:sz w:val="21"/>
-          <w:szCs w:val="21"/>
-        </w:rPr>
-        <w:t xml:space="preserve">).</w:t>
-      </w:r>
-    </w:p>
-    <w:p>
-      <w:pPr>
-        <w:pStyle w:val="ListParagraph"/>
-        <w:numPr>
-          <w:ilvl w:val="0"/>
-          <w:numId w:val="29"/>
-        </w:numPr>
-        <w:spacing w:after="80" w:line="270"/>
-      </w:pPr>
-      <w:r>
-        <w:rPr>
-          <w:b/>
-          <w:bCs/>
-          <w:color w:val="23293D"/>
-          <w:sz w:val="21"/>
-          <w:szCs w:val="21"/>
-        </w:rPr>
-        <w:t xml:space="preserve">Resultado:</w:t>
-      </w:r>
-      <w:r>
-        <w:rPr>
-          <w:color w:val="23293D"/>
-          <w:sz w:val="21"/>
-          <w:szCs w:val="21"/>
-        </w:rPr>
-        <w:t xml:space="preserve"> você cai na tela Início.</w:t>
-      </w:r>
-    </w:p>
-    <w:p>
-      <w:pPr>
-        <w:spacing w:after="140" w:line="280"/>
-      </w:pPr>
-      <w:r>
-        <w:rPr>
-          <w:b/>
-          <w:bCs/>
-          <w:color w:val="23293D"/>
-          <w:sz w:val="21"/>
-          <w:szCs w:val="21"/>
-        </w:rPr>
-        <w:t xml:space="preserve">Erros possíveis:</w:t>
-      </w:r>
-      <w:r>
-        <w:rPr>
-          <w:color w:val="23293D"/>
-          <w:sz w:val="21"/>
-          <w:szCs w:val="21"/>
-        </w:rPr>
-        <w:t xml:space="preserve"> ver </w:t>
-      </w:r>
-      <w:r>
-        <w:rPr>
-          <w:color w:val="1F3253"/>
-          <w:sz w:val="21"/>
-          <w:szCs w:val="21"/>
-        </w:rPr>
-        <w:t xml:space="preserve">seção 9</w:t>
-      </w:r>
-      <w:r>
-        <w:rPr>
-          <w:color w:val="23293D"/>
-          <w:sz w:val="21"/>
-          <w:szCs w:val="21"/>
-        </w:rPr>
-        <w:t xml:space="preserve">.</w:t>
-      </w:r>
-    </w:p>
-    <w:p>
-      <w:pPr>
-        <w:pStyle w:val="Heading2"/>
-      </w:pPr>
-      <w:r>
-        <w:rPr>
-          <w:color w:val="1F3253"/>
-        </w:rPr>
-        <w:t xml:space="preserve">Fluxo 2 — Do cadastro ao fechamento (a jornada completa)</w:t>
-      </w:r>
-    </w:p>
-    <w:p>
-      <w:pPr>
-        <w:spacing w:after="140" w:line="280"/>
-      </w:pPr>
-      <w:r>
-        <w:rPr>
-          <w:b/>
-          <w:bCs/>
-          <w:color w:val="23293D"/>
-          <w:sz w:val="21"/>
-          <w:szCs w:val="21"/>
-        </w:rPr>
-        <w:t xml:space="preserve">Papéis:</w:t>
-      </w:r>
-      <w:r>
-        <w:rPr>
-          <w:color w:val="23293D"/>
-          <w:sz w:val="21"/>
-          <w:szCs w:val="21"/>
-        </w:rPr>
-        <w:t xml:space="preserve"> cinco pessoas diferentes. </w:t>
-      </w:r>
-      <w:r>
-        <w:rPr>
-          <w:b/>
-          <w:bCs/>
-          <w:color w:val="23293D"/>
-          <w:sz w:val="21"/>
-          <w:szCs w:val="21"/>
-        </w:rPr>
-        <w:t xml:space="preserve">Este é o fluxo central do sistema.</w:t>
       </w:r>
     </w:p>
     <w:p>
@@ -19782,39 +20105,11 @@
       </w:pPr>
       <w:r>
         <w:rPr>
-          <w:b/>
-          <w:bCs/>
-          <w:color w:val="23293D"/>
-          <w:sz w:val="21"/>
-          <w:szCs w:val="21"/>
-        </w:rPr>
-        <w:t xml:space="preserve">Recepção</w:t>
-      </w:r>
-      <w:r>
-        <w:rPr>
-          <w:color w:val="23293D"/>
-          <w:sz w:val="21"/>
-          <w:szCs w:val="21"/>
-        </w:rPr>
-        <w:t xml:space="preserve"> cadastra o paciente → nasce na </w:t>
-      </w:r>
-      <w:r>
-        <w:rPr>
-          <w:b/>
-          <w:bCs/>
-          <w:color w:val="23293D"/>
-          <w:sz w:val="21"/>
-          <w:szCs w:val="21"/>
-        </w:rPr>
-        <w:t xml:space="preserve">Aquisição</w:t>
-      </w:r>
-      <w:r>
-        <w:rPr>
-          <w:color w:val="23293D"/>
-          <w:sz w:val="21"/>
-          <w:szCs w:val="21"/>
-        </w:rPr>
-        <w:t xml:space="preserve">.</w:t>
+          <w:color w:val="23293D"/>
+          <w:sz w:val="21"/>
+          <w:szCs w:val="21"/>
+        </w:rPr>
+        <w:t xml:space="preserve">Informe e-mail e senha.</w:t>
       </w:r>
     </w:p>
     <w:p>
@@ -19834,33 +20129,69 @@
           <w:sz w:val="21"/>
           <w:szCs w:val="21"/>
         </w:rPr>
-        <w:t xml:space="preserve">Recepção</w:t>
-      </w:r>
-      <w:r>
-        <w:rPr>
-          <w:color w:val="23293D"/>
-          <w:sz w:val="21"/>
-          <w:szCs w:val="21"/>
-        </w:rPr>
-        <w:t xml:space="preserve"> move para </w:t>
-      </w:r>
-      <w:r>
-        <w:rPr>
-          <w:b/>
-          <w:bCs/>
-          <w:color w:val="23293D"/>
-          <w:sz w:val="21"/>
-          <w:szCs w:val="21"/>
-        </w:rPr>
-        <w:t xml:space="preserve">Conversão Clínica</w:t>
-      </w:r>
-      <w:r>
-        <w:rPr>
-          <w:color w:val="23293D"/>
-          <w:sz w:val="21"/>
-          <w:szCs w:val="21"/>
-        </w:rPr>
-        <w:t xml:space="preserve">.</w:t>
+        <w:t xml:space="preserve">Se você tem acesso a mais de uma unidade</w:t>
+      </w:r>
+      <w:r>
+        <w:rPr>
+          <w:color w:val="23293D"/>
+          <w:sz w:val="21"/>
+          <w:szCs w:val="21"/>
+        </w:rPr>
+        <w:t xml:space="preserve"> e não é da Franqueadora, o sistema pede para escolher a unidade </w:t>
+      </w:r>
+      <w:r>
+        <w:rPr>
+          <w:b/>
+          <w:bCs/>
+          <w:color w:val="23293D"/>
+          <w:sz w:val="21"/>
+          <w:szCs w:val="21"/>
+        </w:rPr>
+        <w:t xml:space="preserve">antes</w:t>
+      </w:r>
+      <w:r>
+        <w:rPr>
+          <w:color w:val="23293D"/>
+          <w:sz w:val="21"/>
+          <w:szCs w:val="21"/>
+        </w:rPr>
+        <w:t xml:space="preserve"> de mostrar qualquer tela (evidência: </w:t>
+      </w:r>
+      <w:r>
+        <w:rPr>
+          <w:rFonts w:ascii="Consolas" w:cs="Consolas" w:eastAsia="Consolas" w:hAnsi="Consolas"/>
+          <w:color w:val="1F3253"/>
+          <w:sz w:val="19"/>
+          <w:szCs w:val="19"/>
+          <w:shd w:fill="EFEDE6" w:color="auto" w:val="clear"/>
+        </w:rPr>
+        <w:t xml:space="preserve">layout.tsx</w:t>
+      </w:r>
+      <w:r>
+        <w:rPr>
+          <w:color w:val="23293D"/>
+          <w:sz w:val="21"/>
+          <w:szCs w:val="21"/>
+        </w:rPr>
+        <w:t xml:space="preserve">, </w:t>
+      </w:r>
+      <w:r>
+        <w:rPr>
+          <w:rFonts w:ascii="Consolas" w:cs="Consolas" w:eastAsia="Consolas" w:hAnsi="Consolas"/>
+          <w:color w:val="1F3253"/>
+          <w:sz w:val="19"/>
+          <w:szCs w:val="19"/>
+          <w:shd w:fill="EFEDE6" w:color="auto" w:val="clear"/>
+        </w:rPr>
+        <w:t xml:space="preserve">ChooseClinicWelcome</w:t>
+      </w:r>
+      <w:r>
+        <w:rPr>
+          <w:color w:val="23293D"/>
+          <w:sz w:val="21"/>
+          <w:szCs w:val="21"/>
+        </w:rPr>
+        <w:t xml:space="preserve">).</w:t>
       </w:r>
     </w:p>
     <w:p>
@@ -19880,43 +20211,46 @@
           <w:sz w:val="21"/>
           <w:szCs w:val="21"/>
         </w:rPr>
-        <w:t xml:space="preserve">Coordenador</w:t>
-      </w:r>
-      <w:r>
-        <w:rPr>
-          <w:color w:val="23293D"/>
-          <w:sz w:val="21"/>
-          <w:szCs w:val="21"/>
-        </w:rPr>
-        <w:t xml:space="preserve"> registra consentimento → anamnese → fotos → </w:t>
-      </w:r>
-      <w:r>
-        <w:rPr>
-          <w:b/>
-          <w:bCs/>
-          <w:color w:val="23293D"/>
-          <w:sz w:val="21"/>
-          <w:szCs w:val="21"/>
-        </w:rPr>
-        <w:t xml:space="preserve">Enviar ao Centro de Planejamento</w:t>
-      </w:r>
-      <w:r>
-        <w:rPr>
-          <w:color w:val="23293D"/>
-          <w:sz w:val="21"/>
-          <w:szCs w:val="21"/>
-        </w:rPr>
-        <w:t xml:space="preserve"> → paciente vai para a </w:t>
-      </w:r>
-      <w:r>
-        <w:rPr>
-          <w:b/>
-          <w:bCs/>
-          <w:color w:val="23293D"/>
-          <w:sz w:val="21"/>
-          <w:szCs w:val="21"/>
-        </w:rPr>
-        <w:t xml:space="preserve">Fase 3</w:t>
+        <w:t xml:space="preserve">Resultado:</w:t>
+      </w:r>
+      <w:r>
+        <w:rPr>
+          <w:color w:val="23293D"/>
+          <w:sz w:val="21"/>
+          <w:szCs w:val="21"/>
+        </w:rPr>
+        <w:t xml:space="preserve"> você cai na tela Início.</w:t>
+      </w:r>
+    </w:p>
+    <w:p>
+      <w:pPr>
+        <w:spacing w:after="140" w:line="280"/>
+      </w:pPr>
+      <w:r>
+        <w:rPr>
+          <w:b/>
+          <w:bCs/>
+          <w:color w:val="23293D"/>
+          <w:sz w:val="21"/>
+          <w:szCs w:val="21"/>
+        </w:rPr>
+        <w:t xml:space="preserve">Erros possíveis:</w:t>
+      </w:r>
+      <w:r>
+        <w:rPr>
+          <w:color w:val="23293D"/>
+          <w:sz w:val="21"/>
+          <w:szCs w:val="21"/>
+        </w:rPr>
+        <w:t xml:space="preserve"> ver </w:t>
+      </w:r>
+      <w:r>
+        <w:rPr>
+          <w:color w:val="1F3253"/>
+          <w:sz w:val="21"/>
+          <w:szCs w:val="21"/>
+        </w:rPr>
+        <w:t xml:space="preserve">seção 9</w:t>
       </w:r>
       <w:r>
         <w:rPr>
@@ -19925,6 +20259,50 @@
           <w:szCs w:val="21"/>
         </w:rPr>
         <w:t xml:space="preserve">.</w:t>
+      </w:r>
+    </w:p>
+    <w:p>
+      <w:pPr>
+        <w:pStyle w:val="Heading2"/>
+      </w:pPr>
+      <w:r>
+        <w:rPr>
+          <w:color w:val="1F3253"/>
+        </w:rPr>
+        <w:t xml:space="preserve">Fluxo 2 — Do cadastro ao fechamento (a jornada completa)</w:t>
+      </w:r>
+    </w:p>
+    <w:p>
+      <w:pPr>
+        <w:spacing w:after="140" w:line="280"/>
+      </w:pPr>
+      <w:r>
+        <w:rPr>
+          <w:b/>
+          <w:bCs/>
+          <w:color w:val="23293D"/>
+          <w:sz w:val="21"/>
+          <w:szCs w:val="21"/>
+        </w:rPr>
+        <w:t xml:space="preserve">Papéis:</w:t>
+      </w:r>
+      <w:r>
+        <w:rPr>
+          <w:color w:val="23293D"/>
+          <w:sz w:val="21"/>
+          <w:szCs w:val="21"/>
+        </w:rPr>
+        <w:t xml:space="preserve"> cinco pessoas diferentes. </w:t>
+      </w:r>
+      <w:r>
+        <w:rPr>
+          <w:b/>
+          <w:bCs/>
+          <w:color w:val="23293D"/>
+          <w:sz w:val="21"/>
+          <w:szCs w:val="21"/>
+        </w:rPr>
+        <w:t xml:space="preserve">Este é o fluxo central do sistema.</w:t>
       </w:r>
     </w:p>
     <w:p>
@@ -19932,7 +20310,7 @@
         <w:pStyle w:val="ListParagraph"/>
         <w:numPr>
           <w:ilvl w:val="0"/>
-          <w:numId w:val="30"/>
+          <w:numId w:val="31"/>
         </w:numPr>
         <w:spacing w:after="80" w:line="270"/>
       </w:pPr>
@@ -19944,25 +20322,25 @@
           <w:sz w:val="21"/>
           <w:szCs w:val="21"/>
         </w:rPr>
-        <w:t xml:space="preserve">Planner</w:t>
-      </w:r>
-      <w:r>
-        <w:rPr>
-          <w:color w:val="23293D"/>
-          <w:sz w:val="21"/>
-          <w:szCs w:val="21"/>
-        </w:rPr>
-        <w:t xml:space="preserve"> monta plano + orçamento + pilar → </w:t>
-      </w:r>
-      <w:r>
-        <w:rPr>
-          <w:b/>
-          <w:bCs/>
-          <w:color w:val="23293D"/>
-          <w:sz w:val="21"/>
-          <w:szCs w:val="21"/>
-        </w:rPr>
-        <w:t xml:space="preserve">Enviar para aprovação</w:t>
+        <w:t xml:space="preserve">Recepção</w:t>
+      </w:r>
+      <w:r>
+        <w:rPr>
+          <w:color w:val="23293D"/>
+          <w:sz w:val="21"/>
+          <w:szCs w:val="21"/>
+        </w:rPr>
+        <w:t xml:space="preserve"> cadastra o paciente → nasce na </w:t>
+      </w:r>
+      <w:r>
+        <w:rPr>
+          <w:b/>
+          <w:bCs/>
+          <w:color w:val="23293D"/>
+          <w:sz w:val="21"/>
+          <w:szCs w:val="21"/>
+        </w:rPr>
+        <w:t xml:space="preserve">Aquisição</w:t>
       </w:r>
       <w:r>
         <w:rPr>
@@ -19978,7 +20356,7 @@
         <w:pStyle w:val="ListParagraph"/>
         <w:numPr>
           <w:ilvl w:val="0"/>
-          <w:numId w:val="30"/>
+          <w:numId w:val="31"/>
         </w:numPr>
         <w:spacing w:after="80" w:line="270"/>
       </w:pPr>
@@ -19990,15 +20368,33 @@
           <w:sz w:val="21"/>
           <w:szCs w:val="21"/>
         </w:rPr>
-        <w:t xml:space="preserve">Coordenador</w:t>
-      </w:r>
-      <w:r>
-        <w:rPr>
-          <w:color w:val="23293D"/>
-          <w:sz w:val="21"/>
-          <w:szCs w:val="21"/>
-        </w:rPr>
-        <w:t xml:space="preserve"> aprova a opção.</w:t>
+        <w:t xml:space="preserve">Recepção</w:t>
+      </w:r>
+      <w:r>
+        <w:rPr>
+          <w:color w:val="23293D"/>
+          <w:sz w:val="21"/>
+          <w:szCs w:val="21"/>
+        </w:rPr>
+        <w:t xml:space="preserve"> move para </w:t>
+      </w:r>
+      <w:r>
+        <w:rPr>
+          <w:b/>
+          <w:bCs/>
+          <w:color w:val="23293D"/>
+          <w:sz w:val="21"/>
+          <w:szCs w:val="21"/>
+        </w:rPr>
+        <w:t xml:space="preserve">Conversão Clínica</w:t>
+      </w:r>
+      <w:r>
+        <w:rPr>
+          <w:color w:val="23293D"/>
+          <w:sz w:val="21"/>
+          <w:szCs w:val="21"/>
+        </w:rPr>
+        <w:t xml:space="preserve">.</w:t>
       </w:r>
     </w:p>
     <w:p>
@@ -20006,7 +20402,7 @@
         <w:pStyle w:val="ListParagraph"/>
         <w:numPr>
           <w:ilvl w:val="0"/>
-          <w:numId w:val="30"/>
+          <w:numId w:val="31"/>
         </w:numPr>
         <w:spacing w:after="80" w:line="270"/>
       </w:pPr>
@@ -20018,43 +20414,43 @@
           <w:sz w:val="21"/>
           <w:szCs w:val="21"/>
         </w:rPr>
-        <w:t xml:space="preserve">Planner</w:t>
-      </w:r>
-      <w:r>
-        <w:rPr>
-          <w:color w:val="23293D"/>
-          <w:sz w:val="21"/>
-          <w:szCs w:val="21"/>
-        </w:rPr>
-        <w:t xml:space="preserve"> </w:t>
-      </w:r>
-      <w:r>
-        <w:rPr>
-          <w:b/>
-          <w:bCs/>
-          <w:color w:val="23293D"/>
-          <w:sz w:val="21"/>
-          <w:szCs w:val="21"/>
-        </w:rPr>
-        <w:t xml:space="preserve">Envia ao Comercial</w:t>
-      </w:r>
-      <w:r>
-        <w:rPr>
-          <w:color w:val="23293D"/>
-          <w:sz w:val="21"/>
-          <w:szCs w:val="21"/>
-        </w:rPr>
-        <w:t xml:space="preserve"> → </w:t>
-      </w:r>
-      <w:r>
-        <w:rPr>
-          <w:b/>
-          <w:bCs/>
-          <w:color w:val="23293D"/>
-          <w:sz w:val="21"/>
-          <w:szCs w:val="21"/>
-        </w:rPr>
-        <w:t xml:space="preserve">Fase 4</w:t>
+        <w:t xml:space="preserve">Coordenador</w:t>
+      </w:r>
+      <w:r>
+        <w:rPr>
+          <w:color w:val="23293D"/>
+          <w:sz w:val="21"/>
+          <w:szCs w:val="21"/>
+        </w:rPr>
+        <w:t xml:space="preserve"> registra consentimento → anamnese → fotos → </w:t>
+      </w:r>
+      <w:r>
+        <w:rPr>
+          <w:b/>
+          <w:bCs/>
+          <w:color w:val="23293D"/>
+          <w:sz w:val="21"/>
+          <w:szCs w:val="21"/>
+        </w:rPr>
+        <w:t xml:space="preserve">Enviar ao Centro de Planejamento</w:t>
+      </w:r>
+      <w:r>
+        <w:rPr>
+          <w:color w:val="23293D"/>
+          <w:sz w:val="21"/>
+          <w:szCs w:val="21"/>
+        </w:rPr>
+        <w:t xml:space="preserve"> → paciente vai para a </w:t>
+      </w:r>
+      <w:r>
+        <w:rPr>
+          <w:b/>
+          <w:bCs/>
+          <w:color w:val="23293D"/>
+          <w:sz w:val="21"/>
+          <w:szCs w:val="21"/>
+        </w:rPr>
+        <w:t xml:space="preserve">Fase 3</w:t>
       </w:r>
       <w:r>
         <w:rPr>
@@ -20070,7 +20466,7 @@
         <w:pStyle w:val="ListParagraph"/>
         <w:numPr>
           <w:ilvl w:val="0"/>
-          <w:numId w:val="30"/>
+          <w:numId w:val="31"/>
         </w:numPr>
         <w:spacing w:after="80" w:line="270"/>
       </w:pPr>
@@ -20082,79 +20478,25 @@
           <w:sz w:val="21"/>
           <w:szCs w:val="21"/>
         </w:rPr>
-        <w:t xml:space="preserve">Consultor</w:t>
-      </w:r>
-      <w:r>
-        <w:rPr>
-          <w:color w:val="23293D"/>
-          <w:sz w:val="21"/>
-          <w:szCs w:val="21"/>
-        </w:rPr>
-        <w:t xml:space="preserve"> negocia → </w:t>
-      </w:r>
-      <w:r>
-        <w:rPr>
-          <w:b/>
-          <w:bCs/>
-          <w:color w:val="23293D"/>
-          <w:sz w:val="21"/>
-          <w:szCs w:val="21"/>
-        </w:rPr>
-        <w:t xml:space="preserve">Cliente aceitou</w:t>
-      </w:r>
-      <w:r>
-        <w:rPr>
-          <w:color w:val="23293D"/>
-          <w:sz w:val="21"/>
-          <w:szCs w:val="21"/>
-        </w:rPr>
-        <w:t xml:space="preserve"> → marca </w:t>
-      </w:r>
-      <w:r>
-        <w:rPr>
-          <w:b/>
-          <w:bCs/>
-          <w:color w:val="23293D"/>
-          <w:sz w:val="21"/>
-          <w:szCs w:val="21"/>
-        </w:rPr>
-        <w:t xml:space="preserve">Contrato assinado</w:t>
-      </w:r>
-      <w:r>
-        <w:rPr>
-          <w:color w:val="23293D"/>
-          <w:sz w:val="21"/>
-          <w:szCs w:val="21"/>
-        </w:rPr>
-        <w:t xml:space="preserve"> e </w:t>
-      </w:r>
-      <w:r>
-        <w:rPr>
-          <w:b/>
-          <w:bCs/>
-          <w:color w:val="23293D"/>
-          <w:sz w:val="21"/>
-          <w:szCs w:val="21"/>
-        </w:rPr>
-        <w:t xml:space="preserve">Pagamento confirmado</w:t>
-      </w:r>
-      <w:r>
-        <w:rPr>
-          <w:color w:val="23293D"/>
-          <w:sz w:val="21"/>
-          <w:szCs w:val="21"/>
-        </w:rPr>
-        <w:t xml:space="preserve"> → venda fechada → </w:t>
-      </w:r>
-      <w:r>
-        <w:rPr>
-          <w:b/>
-          <w:bCs/>
-          <w:color w:val="23293D"/>
-          <w:sz w:val="21"/>
-          <w:szCs w:val="21"/>
-        </w:rPr>
-        <w:t xml:space="preserve">Fase 5</w:t>
+        <w:t xml:space="preserve">Planner</w:t>
+      </w:r>
+      <w:r>
+        <w:rPr>
+          <w:color w:val="23293D"/>
+          <w:sz w:val="21"/>
+          <w:szCs w:val="21"/>
+        </w:rPr>
+        <w:t xml:space="preserve"> monta plano + orçamento + pilar → </w:t>
+      </w:r>
+      <w:r>
+        <w:rPr>
+          <w:b/>
+          <w:bCs/>
+          <w:color w:val="23293D"/>
+          <w:sz w:val="21"/>
+          <w:szCs w:val="21"/>
+        </w:rPr>
+        <w:t xml:space="preserve">Enviar para aprovação</w:t>
       </w:r>
       <w:r>
         <w:rPr>
@@ -20170,7 +20512,7 @@
         <w:pStyle w:val="ListParagraph"/>
         <w:numPr>
           <w:ilvl w:val="0"/>
-          <w:numId w:val="30"/>
+          <w:numId w:val="31"/>
         </w:numPr>
         <w:spacing w:after="80" w:line="270"/>
       </w:pPr>
@@ -20182,15 +20524,15 @@
           <w:sz w:val="21"/>
           <w:szCs w:val="21"/>
         </w:rPr>
-        <w:t xml:space="preserve">Recepção</w:t>
-      </w:r>
-      <w:r>
-        <w:rPr>
-          <w:color w:val="23293D"/>
-          <w:sz w:val="21"/>
-          <w:szCs w:val="21"/>
-        </w:rPr>
-        <w:t xml:space="preserve"> recebe aviso e agenda o início do tratamento.</w:t>
+        <w:t xml:space="preserve">Coordenador</w:t>
+      </w:r>
+      <w:r>
+        <w:rPr>
+          <w:color w:val="23293D"/>
+          <w:sz w:val="21"/>
+          <w:szCs w:val="21"/>
+        </w:rPr>
+        <w:t xml:space="preserve"> aprova a opção.</w:t>
       </w:r>
     </w:p>
     <w:p>
@@ -20198,7 +20540,199 @@
         <w:pStyle w:val="ListParagraph"/>
         <w:numPr>
           <w:ilvl w:val="0"/>
-          <w:numId w:val="30"/>
+          <w:numId w:val="31"/>
+        </w:numPr>
+        <w:spacing w:after="80" w:line="270"/>
+      </w:pPr>
+      <w:r>
+        <w:rPr>
+          <w:b/>
+          <w:bCs/>
+          <w:color w:val="23293D"/>
+          <w:sz w:val="21"/>
+          <w:szCs w:val="21"/>
+        </w:rPr>
+        <w:t xml:space="preserve">Planner</w:t>
+      </w:r>
+      <w:r>
+        <w:rPr>
+          <w:color w:val="23293D"/>
+          <w:sz w:val="21"/>
+          <w:szCs w:val="21"/>
+        </w:rPr>
+        <w:t xml:space="preserve"> </w:t>
+      </w:r>
+      <w:r>
+        <w:rPr>
+          <w:b/>
+          <w:bCs/>
+          <w:color w:val="23293D"/>
+          <w:sz w:val="21"/>
+          <w:szCs w:val="21"/>
+        </w:rPr>
+        <w:t xml:space="preserve">Envia ao Comercial</w:t>
+      </w:r>
+      <w:r>
+        <w:rPr>
+          <w:color w:val="23293D"/>
+          <w:sz w:val="21"/>
+          <w:szCs w:val="21"/>
+        </w:rPr>
+        <w:t xml:space="preserve"> → </w:t>
+      </w:r>
+      <w:r>
+        <w:rPr>
+          <w:b/>
+          <w:bCs/>
+          <w:color w:val="23293D"/>
+          <w:sz w:val="21"/>
+          <w:szCs w:val="21"/>
+        </w:rPr>
+        <w:t xml:space="preserve">Fase 4</w:t>
+      </w:r>
+      <w:r>
+        <w:rPr>
+          <w:color w:val="23293D"/>
+          <w:sz w:val="21"/>
+          <w:szCs w:val="21"/>
+        </w:rPr>
+        <w:t xml:space="preserve">.</w:t>
+      </w:r>
+    </w:p>
+    <w:p>
+      <w:pPr>
+        <w:pStyle w:val="ListParagraph"/>
+        <w:numPr>
+          <w:ilvl w:val="0"/>
+          <w:numId w:val="31"/>
+        </w:numPr>
+        <w:spacing w:after="80" w:line="270"/>
+      </w:pPr>
+      <w:r>
+        <w:rPr>
+          <w:b/>
+          <w:bCs/>
+          <w:color w:val="23293D"/>
+          <w:sz w:val="21"/>
+          <w:szCs w:val="21"/>
+        </w:rPr>
+        <w:t xml:space="preserve">Consultor</w:t>
+      </w:r>
+      <w:r>
+        <w:rPr>
+          <w:color w:val="23293D"/>
+          <w:sz w:val="21"/>
+          <w:szCs w:val="21"/>
+        </w:rPr>
+        <w:t xml:space="preserve"> negocia → </w:t>
+      </w:r>
+      <w:r>
+        <w:rPr>
+          <w:b/>
+          <w:bCs/>
+          <w:color w:val="23293D"/>
+          <w:sz w:val="21"/>
+          <w:szCs w:val="21"/>
+        </w:rPr>
+        <w:t xml:space="preserve">Cliente aceitou</w:t>
+      </w:r>
+      <w:r>
+        <w:rPr>
+          <w:color w:val="23293D"/>
+          <w:sz w:val="21"/>
+          <w:szCs w:val="21"/>
+        </w:rPr>
+        <w:t xml:space="preserve"> → marca </w:t>
+      </w:r>
+      <w:r>
+        <w:rPr>
+          <w:b/>
+          <w:bCs/>
+          <w:color w:val="23293D"/>
+          <w:sz w:val="21"/>
+          <w:szCs w:val="21"/>
+        </w:rPr>
+        <w:t xml:space="preserve">Contrato assinado</w:t>
+      </w:r>
+      <w:r>
+        <w:rPr>
+          <w:color w:val="23293D"/>
+          <w:sz w:val="21"/>
+          <w:szCs w:val="21"/>
+        </w:rPr>
+        <w:t xml:space="preserve"> e </w:t>
+      </w:r>
+      <w:r>
+        <w:rPr>
+          <w:b/>
+          <w:bCs/>
+          <w:color w:val="23293D"/>
+          <w:sz w:val="21"/>
+          <w:szCs w:val="21"/>
+        </w:rPr>
+        <w:t xml:space="preserve">Pagamento confirmado</w:t>
+      </w:r>
+      <w:r>
+        <w:rPr>
+          <w:color w:val="23293D"/>
+          <w:sz w:val="21"/>
+          <w:szCs w:val="21"/>
+        </w:rPr>
+        <w:t xml:space="preserve"> → venda fechada → </w:t>
+      </w:r>
+      <w:r>
+        <w:rPr>
+          <w:b/>
+          <w:bCs/>
+          <w:color w:val="23293D"/>
+          <w:sz w:val="21"/>
+          <w:szCs w:val="21"/>
+        </w:rPr>
+        <w:t xml:space="preserve">Fase 5</w:t>
+      </w:r>
+      <w:r>
+        <w:rPr>
+          <w:color w:val="23293D"/>
+          <w:sz w:val="21"/>
+          <w:szCs w:val="21"/>
+        </w:rPr>
+        <w:t xml:space="preserve">.</w:t>
+      </w:r>
+    </w:p>
+    <w:p>
+      <w:pPr>
+        <w:pStyle w:val="ListParagraph"/>
+        <w:numPr>
+          <w:ilvl w:val="0"/>
+          <w:numId w:val="31"/>
+        </w:numPr>
+        <w:spacing w:after="80" w:line="270"/>
+      </w:pPr>
+      <w:r>
+        <w:rPr>
+          <w:b/>
+          <w:bCs/>
+          <w:color w:val="23293D"/>
+          <w:sz w:val="21"/>
+          <w:szCs w:val="21"/>
+        </w:rPr>
+        <w:t xml:space="preserve">Recepção</w:t>
+      </w:r>
+      <w:r>
+        <w:rPr>
+          <w:color w:val="23293D"/>
+          <w:sz w:val="21"/>
+          <w:szCs w:val="21"/>
+        </w:rPr>
+        <w:t xml:space="preserve"> recebe aviso e agenda o início do tratamento.</w:t>
+      </w:r>
+    </w:p>
+    <w:p>
+      <w:pPr>
+        <w:pStyle w:val="ListParagraph"/>
+        <w:numPr>
+          <w:ilvl w:val="0"/>
+          <w:numId w:val="31"/>
         </w:numPr>
         <w:spacing w:after="80" w:line="270"/>
       </w:pPr>
@@ -20772,7 +21306,7 @@
         <w:pStyle w:val="ListParagraph"/>
         <w:numPr>
           <w:ilvl w:val="0"/>
-          <w:numId w:val="31"/>
+          <w:numId w:val="32"/>
         </w:numPr>
         <w:spacing w:after="80" w:line="270"/>
       </w:pPr>
@@ -20800,7 +21334,7 @@
         <w:pStyle w:val="ListParagraph"/>
         <w:numPr>
           <w:ilvl w:val="0"/>
-          <w:numId w:val="31"/>
+          <w:numId w:val="32"/>
         </w:numPr>
         <w:spacing w:after="80" w:line="270"/>
       </w:pPr>
@@ -20844,7 +21378,7 @@
         <w:pStyle w:val="ListParagraph"/>
         <w:numPr>
           <w:ilvl w:val="0"/>
-          <w:numId w:val="31"/>
+          <w:numId w:val="32"/>
         </w:numPr>
         <w:spacing w:after="80" w:line="270"/>
       </w:pPr>
@@ -20872,7 +21406,7 @@
         <w:pStyle w:val="ListParagraph"/>
         <w:numPr>
           <w:ilvl w:val="0"/>
-          <w:numId w:val="31"/>
+          <w:numId w:val="32"/>
         </w:numPr>
         <w:spacing w:after="80" w:line="270"/>
       </w:pPr>
@@ -20900,7 +21434,7 @@
         <w:pStyle w:val="ListParagraph"/>
         <w:numPr>
           <w:ilvl w:val="0"/>
-          <w:numId w:val="31"/>
+          <w:numId w:val="32"/>
         </w:numPr>
         <w:spacing w:after="80" w:line="270"/>
       </w:pPr>
@@ -20946,7 +21480,7 @@
         <w:pStyle w:val="ListParagraph"/>
         <w:numPr>
           <w:ilvl w:val="0"/>
-          <w:numId w:val="31"/>
+          <w:numId w:val="32"/>
         </w:numPr>
         <w:spacing w:after="80" w:line="270"/>
       </w:pPr>
@@ -21207,7 +21741,7 @@
         <w:pStyle w:val="ListParagraph"/>
         <w:numPr>
           <w:ilvl w:val="0"/>
-          <w:numId w:val="32"/>
+          <w:numId w:val="33"/>
         </w:numPr>
         <w:spacing w:after="80" w:line="270"/>
       </w:pPr>
@@ -21253,7 +21787,7 @@
         <w:pStyle w:val="ListParagraph"/>
         <w:numPr>
           <w:ilvl w:val="0"/>
-          <w:numId w:val="32"/>
+          <w:numId w:val="33"/>
         </w:numPr>
         <w:spacing w:after="80" w:line="270"/>
       </w:pPr>
@@ -21291,7 +21825,7 @@
         <w:pStyle w:val="ListParagraph"/>
         <w:numPr>
           <w:ilvl w:val="0"/>
-          <w:numId w:val="32"/>
+          <w:numId w:val="33"/>
         </w:numPr>
         <w:spacing w:after="80" w:line="270"/>
       </w:pPr>
@@ -24359,7 +24893,7 @@
         <w:pStyle w:val="ListParagraph"/>
         <w:numPr>
           <w:ilvl w:val="0"/>
-          <w:numId w:val="33"/>
+          <w:numId w:val="34"/>
         </w:numPr>
         <w:spacing w:after="80" w:line="270"/>
       </w:pPr>
@@ -24387,7 +24921,7 @@
         <w:pStyle w:val="ListParagraph"/>
         <w:numPr>
           <w:ilvl w:val="0"/>
-          <w:numId w:val="33"/>
+          <w:numId w:val="34"/>
         </w:numPr>
         <w:spacing w:after="80" w:line="270"/>
       </w:pPr>
@@ -24415,7 +24949,7 @@
         <w:pStyle w:val="ListParagraph"/>
         <w:numPr>
           <w:ilvl w:val="0"/>
-          <w:numId w:val="33"/>
+          <w:numId w:val="34"/>
         </w:numPr>
         <w:spacing w:after="80" w:line="270"/>
       </w:pPr>
@@ -24443,7 +24977,7 @@
         <w:pStyle w:val="ListParagraph"/>
         <w:numPr>
           <w:ilvl w:val="0"/>
-          <w:numId w:val="33"/>
+          <w:numId w:val="34"/>
         </w:numPr>
         <w:spacing w:after="80" w:line="270"/>
       </w:pPr>
@@ -24471,7 +25005,7 @@
         <w:pStyle w:val="ListParagraph"/>
         <w:numPr>
           <w:ilvl w:val="0"/>
-          <w:numId w:val="33"/>
+          <w:numId w:val="34"/>
         </w:numPr>
         <w:spacing w:after="80" w:line="270"/>
       </w:pPr>
@@ -24499,7 +25033,7 @@
         <w:pStyle w:val="ListParagraph"/>
         <w:numPr>
           <w:ilvl w:val="0"/>
-          <w:numId w:val="33"/>
+          <w:numId w:val="34"/>
         </w:numPr>
         <w:spacing w:after="80" w:line="270"/>
       </w:pPr>
@@ -24527,7 +25061,7 @@
         <w:pStyle w:val="ListParagraph"/>
         <w:numPr>
           <w:ilvl w:val="0"/>
-          <w:numId w:val="33"/>
+          <w:numId w:val="34"/>
         </w:numPr>
         <w:spacing w:after="80" w:line="270"/>
       </w:pPr>
@@ -24613,7 +25147,7 @@
         <w:pStyle w:val="ListParagraph"/>
         <w:numPr>
           <w:ilvl w:val="0"/>
-          <w:numId w:val="34"/>
+          <w:numId w:val="35"/>
         </w:numPr>
         <w:spacing w:after="80" w:line="270"/>
       </w:pPr>
@@ -24649,7 +25183,7 @@
         <w:pStyle w:val="ListParagraph"/>
         <w:numPr>
           <w:ilvl w:val="0"/>
-          <w:numId w:val="34"/>
+          <w:numId w:val="35"/>
         </w:numPr>
         <w:spacing w:after="80" w:line="270"/>
       </w:pPr>
@@ -24667,7 +25201,7 @@
         <w:pStyle w:val="ListParagraph"/>
         <w:numPr>
           <w:ilvl w:val="0"/>
-          <w:numId w:val="34"/>
+          <w:numId w:val="35"/>
         </w:numPr>
         <w:spacing w:after="80" w:line="270"/>
       </w:pPr>
@@ -24703,7 +25237,7 @@
         <w:pStyle w:val="ListParagraph"/>
         <w:numPr>
           <w:ilvl w:val="0"/>
-          <w:numId w:val="34"/>
+          <w:numId w:val="35"/>
         </w:numPr>
         <w:spacing w:after="80" w:line="270"/>
       </w:pPr>
@@ -24721,7 +25255,7 @@
         <w:pStyle w:val="ListParagraph"/>
         <w:numPr>
           <w:ilvl w:val="0"/>
-          <w:numId w:val="34"/>
+          <w:numId w:val="35"/>
         </w:numPr>
         <w:spacing w:after="80" w:line="270"/>
       </w:pPr>
@@ -26873,7 +27407,7 @@
         <w:pStyle w:val="ListParagraph"/>
         <w:numPr>
           <w:ilvl w:val="0"/>
-          <w:numId w:val="35"/>
+          <w:numId w:val="36"/>
         </w:numPr>
         <w:spacing w:after="80" w:line="270"/>
       </w:pPr>
@@ -26901,7 +27435,7 @@
         <w:pStyle w:val="ListParagraph"/>
         <w:numPr>
           <w:ilvl w:val="0"/>
-          <w:numId w:val="35"/>
+          <w:numId w:val="36"/>
         </w:numPr>
         <w:spacing w:after="80" w:line="270"/>
       </w:pPr>
@@ -26929,7 +27463,7 @@
         <w:pStyle w:val="ListParagraph"/>
         <w:numPr>
           <w:ilvl w:val="0"/>
-          <w:numId w:val="35"/>
+          <w:numId w:val="36"/>
         </w:numPr>
         <w:spacing w:after="80" w:line="270"/>
       </w:pPr>
@@ -28861,7 +29395,7 @@
         <w:pStyle w:val="ListParagraph"/>
         <w:numPr>
           <w:ilvl w:val="0"/>
-          <w:numId w:val="36"/>
+          <w:numId w:val="37"/>
         </w:numPr>
         <w:spacing w:after="80" w:line="270"/>
       </w:pPr>
@@ -28889,7 +29423,7 @@
         <w:pStyle w:val="ListParagraph"/>
         <w:numPr>
           <w:ilvl w:val="0"/>
-          <w:numId w:val="36"/>
+          <w:numId w:val="37"/>
         </w:numPr>
         <w:spacing w:after="80" w:line="270"/>
       </w:pPr>
@@ -28917,7 +29451,7 @@
         <w:pStyle w:val="ListParagraph"/>
         <w:numPr>
           <w:ilvl w:val="0"/>
-          <w:numId w:val="36"/>
+          <w:numId w:val="37"/>
         </w:numPr>
         <w:spacing w:after="80" w:line="270"/>
       </w:pPr>
@@ -28945,7 +29479,7 @@
         <w:pStyle w:val="ListParagraph"/>
         <w:numPr>
           <w:ilvl w:val="0"/>
-          <w:numId w:val="36"/>
+          <w:numId w:val="37"/>
         </w:numPr>
         <w:spacing w:after="80" w:line="270"/>
       </w:pPr>
@@ -29427,7 +29961,7 @@
     </w:lvlOverride>
   </w:num>
   <w:num w:numId="27">
-    <w:abstractNumId w:val="2"/>
+    <w:abstractNumId w:val="3"/>
     <w:lvlOverride w:ilvl="0">
       <w:startOverride w:val="1"/>
     </w:lvlOverride>
@@ -29463,7 +29997,7 @@
     </w:lvlOverride>
   </w:num>
   <w:num w:numId="33">
-    <w:abstractNumId w:val="3"/>
+    <w:abstractNumId w:val="2"/>
     <w:lvlOverride w:ilvl="0">
       <w:startOverride w:val="1"/>
     </w:lvlOverride>
@@ -29475,12 +30009,18 @@
     </w:lvlOverride>
   </w:num>
   <w:num w:numId="35">
+    <w:abstractNumId w:val="3"/>
+    <w:lvlOverride w:ilvl="0">
+      <w:startOverride w:val="1"/>
+    </w:lvlOverride>
+  </w:num>
+  <w:num w:numId="36">
     <w:abstractNumId w:val="2"/>
     <w:lvlOverride w:ilvl="0">
       <w:startOverride w:val="1"/>
     </w:lvlOverride>
   </w:num>
-  <w:num w:numId="36">
+  <w:num w:numId="37">
     <w:abstractNumId w:val="3"/>
     <w:lvlOverride w:ilvl="0">
       <w:startOverride w:val="1"/>

--- a/docs/treinamento/Manual-de-Treinamento-riSZon.docx
+++ b/docs/treinamento/Manual-de-Treinamento-riSZon.docx
@@ -29129,6 +29129,548 @@
           <w:szCs w:val="21"/>
         </w:rPr>
         <w:t xml:space="preserve"> — o sistema recusa. Encerrar em silêncio é o que faz uma equipe parar de relatar.</w:t>
+      </w:r>
+    </w:p>
+    <w:p>
+      <w:pPr>
+        <w:spacing w:after="140" w:line="280"/>
+      </w:pPr>
+      <w:r>
+        <w:rPr>
+          <w:b/>
+          <w:bCs/>
+          <w:color w:val="23293D"/>
+          <w:sz w:val="21"/>
+          <w:szCs w:val="21"/>
+        </w:rPr>
+        <w:t xml:space="preserve">Para quem relata, isso significa uma coisa prática:</w:t>
+      </w:r>
+      <w:r>
+        <w:rPr>
+          <w:color w:val="23293D"/>
+          <w:sz w:val="21"/>
+          <w:szCs w:val="21"/>
+        </w:rPr>
+        <w:t xml:space="preserve"> quanto melhor o seu relato, mais rápido vem a resposta. O sistema manda junto a tela, a versão, a unidade, a sua função e o navegador — o que falta é só o que </w:t>
+      </w:r>
+      <w:r>
+        <w:rPr>
+          <w:b/>
+          <w:bCs/>
+          <w:color w:val="23293D"/>
+          <w:sz w:val="21"/>
+          <w:szCs w:val="21"/>
+        </w:rPr>
+        <w:t xml:space="preserve">você</w:t>
+      </w:r>
+      <w:r>
+        <w:rPr>
+          <w:color w:val="23293D"/>
+          <w:sz w:val="21"/>
+          <w:szCs w:val="21"/>
+        </w:rPr>
+        <w:t xml:space="preserve"> viu.</w:t>
+      </w:r>
+    </w:p>
+    <w:p>
+      <w:pPr>
+        <w:pStyle w:val="Heading3"/>
+      </w:pPr>
+      <w:r>
+        <w:rPr>
+          <w:color w:val="B98B2E"/>
+        </w:rPr>
+        <w:t xml:space="preserve">Só para o Admin Master: preparar para correção</w:t>
+      </w:r>
+    </w:p>
+    <w:p>
+      <w:pPr>
+        <w:spacing w:after="140" w:line="280"/>
+      </w:pPr>
+      <w:r>
+        <w:rPr>
+          <w:color w:val="23293D"/>
+          <w:sz w:val="21"/>
+          <w:szCs w:val="21"/>
+        </w:rPr>
+        <w:t xml:space="preserve">Ao lado de </w:t>
+      </w:r>
+      <w:r>
+        <w:rPr>
+          <w:i/>
+          <w:iCs/>
+          <w:color w:val="23293D"/>
+          <w:sz w:val="21"/>
+          <w:szCs w:val="21"/>
+        </w:rPr>
+        <w:t xml:space="preserve">Responder</w:t>
+      </w:r>
+      <w:r>
+        <w:rPr>
+          <w:color w:val="23293D"/>
+          <w:sz w:val="21"/>
+          <w:szCs w:val="21"/>
+        </w:rPr>
+        <w:t xml:space="preserve"> existe </w:t>
+      </w:r>
+      <w:r>
+        <w:rPr>
+          <w:b/>
+          <w:bCs/>
+          <w:color w:val="23293D"/>
+          <w:sz w:val="21"/>
+          <w:szCs w:val="21"/>
+        </w:rPr>
+        <w:t xml:space="preserve">Preparar para correção</w:t>
+      </w:r>
+      <w:r>
+        <w:rPr>
+          <w:color w:val="23293D"/>
+          <w:sz w:val="21"/>
+          <w:szCs w:val="21"/>
+        </w:rPr>
+        <w:t xml:space="preserve">. Ele reúne o relato e todo o contexto que o sistema coletou num texto pronto para pedir o conserto — sem ninguém reescrever o caso à mão, que é onde a informação se perde.</w:t>
+      </w:r>
+    </w:p>
+    <w:p>
+      <w:pPr>
+        <w:spacing w:after="140" w:line="280"/>
+      </w:pPr>
+      <w:r>
+        <w:rPr>
+          <w:color w:val="23293D"/>
+          <w:sz w:val="21"/>
+          <w:szCs w:val="21"/>
+        </w:rPr>
+        <w:t xml:space="preserve">Antes de gerar, há um campo para as </w:t>
+      </w:r>
+      <w:r>
+        <w:rPr>
+          <w:b/>
+          <w:bCs/>
+          <w:color w:val="23293D"/>
+          <w:sz w:val="21"/>
+          <w:szCs w:val="21"/>
+        </w:rPr>
+        <w:t xml:space="preserve">suas considerações</w:t>
+      </w:r>
+      <w:r>
+        <w:rPr>
+          <w:color w:val="23293D"/>
+          <w:sz w:val="21"/>
+          <w:szCs w:val="21"/>
+        </w:rPr>
+        <w:t xml:space="preserve">: o que você sabe e o sistema não sabe (</w:t>
+      </w:r>
+      <w:r>
+        <w:rPr>
+          <w:i/>
+          <w:iCs/>
+          <w:color w:val="23293D"/>
+          <w:sz w:val="21"/>
+          <w:szCs w:val="21"/>
+        </w:rPr>
+        <w:t xml:space="preserve">"acontece só na Cambé"</w:t>
+      </w:r>
+      <w:r>
+        <w:rPr>
+          <w:color w:val="23293D"/>
+          <w:sz w:val="21"/>
+          <w:szCs w:val="21"/>
+        </w:rPr>
+        <w:t xml:space="preserve">, </w:t>
+      </w:r>
+      <w:r>
+        <w:rPr>
+          <w:i/>
+          <w:iCs/>
+          <w:color w:val="23293D"/>
+          <w:sz w:val="21"/>
+          <w:szCs w:val="21"/>
+        </w:rPr>
+        <w:t xml:space="preserve">"eu reproduzi"</w:t>
+      </w:r>
+      <w:r>
+        <w:rPr>
+          <w:color w:val="23293D"/>
+          <w:sz w:val="21"/>
+          <w:szCs w:val="21"/>
+        </w:rPr>
+        <w:t xml:space="preserve">, </w:t>
+      </w:r>
+      <w:r>
+        <w:rPr>
+          <w:i/>
+          <w:iCs/>
+          <w:color w:val="23293D"/>
+          <w:sz w:val="21"/>
+          <w:szCs w:val="21"/>
+        </w:rPr>
+        <w:t xml:space="preserve">"acho que é permissão, não defeito"</w:t>
+      </w:r>
+      <w:r>
+        <w:rPr>
+          <w:color w:val="23293D"/>
+          <w:sz w:val="21"/>
+          <w:szCs w:val="21"/>
+        </w:rPr>
+        <w:t xml:space="preserve">).</w:t>
+      </w:r>
+    </w:p>
+    <w:p>
+      <w:pPr>
+        <w:spacing w:after="140" w:line="280"/>
+      </w:pPr>
+      <w:r>
+        <w:rPr>
+          <w:color w:val="23293D"/>
+          <w:sz w:val="21"/>
+          <w:szCs w:val="21"/>
+        </w:rPr>
+        <w:t xml:space="preserve">E há dois caminhos:</w:t>
+      </w:r>
+    </w:p>
+    <w:tbl>
+      <w:tblPr>
+        <w:tblW w:type="dxa" w:w="9638"/>
+        <w:tblBorders>
+          <w:top w:val="single" w:color="D8D4C8" w:sz="2"/>
+          <w:left w:val="single" w:color="D8D4C8" w:sz="2"/>
+          <w:bottom w:val="single" w:color="D8D4C8" w:sz="2"/>
+          <w:right w:val="single" w:color="D8D4C8" w:sz="2"/>
+          <w:insideH w:val="single" w:color="D8D4C8" w:sz="2"/>
+          <w:insideV w:val="single" w:color="D8D4C8" w:sz="2"/>
+        </w:tblBorders>
+        <w:tblLayout w:type="fixed"/>
+      </w:tblPr>
+      <w:tblGrid>
+        <w:gridCol w:w="3219"/>
+        <w:gridCol w:w="6419"/>
+      </w:tblGrid>
+      <w:tr>
+        <w:trPr>
+          <w:tblHeader/>
+        </w:trPr>
+        <w:tc>
+          <w:tcPr>
+            <w:tcW w:type="dxa" w:w="3219"/>
+            <w:shd w:fill="1F3253" w:color="auto" w:val="clear"/>
+            <w:tcMar>
+              <w:top w:type="dxa" w:w="90"/>
+              <w:left w:type="dxa" w:w="110"/>
+              <w:bottom w:type="dxa" w:w="90"/>
+              <w:right w:type="dxa" w:w="110"/>
+            </w:tcMar>
+            <w:vAlign w:val="center"/>
+          </w:tcPr>
+          <w:p>
+            <w:pPr>
+              <w:spacing w:after="0" w:line="250"/>
+            </w:pPr>
+            <w:r>
+              <w:rPr>
+                <w:b/>
+                <w:bCs/>
+                <w:color w:val="FFFFFF"/>
+                <w:sz w:val="19"/>
+                <w:szCs w:val="19"/>
+              </w:rPr>
+              <w:t xml:space="preserve">Botão</w:t>
+            </w:r>
+          </w:p>
+        </w:tc>
+        <w:tc>
+          <w:tcPr>
+            <w:tcW w:type="dxa" w:w="6419"/>
+            <w:shd w:fill="1F3253" w:color="auto" w:val="clear"/>
+            <w:tcMar>
+              <w:top w:type="dxa" w:w="90"/>
+              <w:left w:type="dxa" w:w="110"/>
+              <w:bottom w:type="dxa" w:w="90"/>
+              <w:right w:type="dxa" w:w="110"/>
+            </w:tcMar>
+            <w:vAlign w:val="center"/>
+          </w:tcPr>
+          <w:p>
+            <w:pPr>
+              <w:spacing w:after="0" w:line="250"/>
+            </w:pPr>
+            <w:r>
+              <w:rPr>
+                <w:b/>
+                <w:bCs/>
+                <w:color w:val="FFFFFF"/>
+                <w:sz w:val="19"/>
+                <w:szCs w:val="19"/>
+              </w:rPr>
+              <w:t xml:space="preserve">Serve para</w:t>
+            </w:r>
+          </w:p>
+        </w:tc>
+      </w:tr>
+      <w:tr>
+        <w:tc>
+          <w:tcPr>
+            <w:tcW w:type="dxa" w:w="3219"/>
+            <w:tcMar>
+              <w:top w:type="dxa" w:w="90"/>
+              <w:left w:type="dxa" w:w="110"/>
+              <w:bottom w:type="dxa" w:w="90"/>
+              <w:right w:type="dxa" w:w="110"/>
+            </w:tcMar>
+            <w:vAlign w:val="center"/>
+          </w:tcPr>
+          <w:p>
+            <w:pPr>
+              <w:spacing w:after="0" w:line="250"/>
+            </w:pPr>
+            <w:r>
+              <w:rPr>
+                <w:b/>
+                <w:bCs/>
+                <w:color w:val="23293D"/>
+                <w:sz w:val="20"/>
+                <w:szCs w:val="20"/>
+              </w:rPr>
+              <w:t xml:space="preserve">Corrigir o problema</w:t>
+            </w:r>
+          </w:p>
+        </w:tc>
+        <w:tc>
+          <w:tcPr>
+            <w:tcW w:type="dxa" w:w="6419"/>
+            <w:tcMar>
+              <w:top w:type="dxa" w:w="90"/>
+              <w:left w:type="dxa" w:w="110"/>
+              <w:bottom w:type="dxa" w:w="90"/>
+              <w:right w:type="dxa" w:w="110"/>
+            </w:tcMar>
+            <w:vAlign w:val="center"/>
+          </w:tcPr>
+          <w:p>
+            <w:pPr>
+              <w:spacing w:after="0" w:line="250"/>
+            </w:pPr>
+            <w:r>
+              <w:rPr>
+                <w:color w:val="23293D"/>
+                <w:sz w:val="20"/>
+                <w:szCs w:val="20"/>
+              </w:rPr>
+              <w:t xml:space="preserve">pedir diagnóstico e conserto</w:t>
+            </w:r>
+          </w:p>
+        </w:tc>
+      </w:tr>
+      <w:tr>
+        <w:tc>
+          <w:tcPr>
+            <w:tcW w:type="dxa" w:w="3219"/>
+            <w:shd w:fill="F7F6F2" w:color="auto" w:val="clear"/>
+            <w:tcMar>
+              <w:top w:type="dxa" w:w="90"/>
+              <w:left w:type="dxa" w:w="110"/>
+              <w:bottom w:type="dxa" w:w="90"/>
+              <w:right w:type="dxa" w:w="110"/>
+            </w:tcMar>
+            <w:vAlign w:val="center"/>
+          </w:tcPr>
+          <w:p>
+            <w:pPr>
+              <w:spacing w:after="0" w:line="250"/>
+            </w:pPr>
+            <w:r>
+              <w:rPr>
+                <w:b/>
+                <w:bCs/>
+                <w:color w:val="23293D"/>
+                <w:sz w:val="20"/>
+                <w:szCs w:val="20"/>
+              </w:rPr>
+              <w:t xml:space="preserve">Responder a quem relatou</w:t>
+            </w:r>
+          </w:p>
+        </w:tc>
+        <w:tc>
+          <w:tcPr>
+            <w:tcW w:type="dxa" w:w="6419"/>
+            <w:shd w:fill="F7F6F2" w:color="auto" w:val="clear"/>
+            <w:tcMar>
+              <w:top w:type="dxa" w:w="90"/>
+              <w:left w:type="dxa" w:w="110"/>
+              <w:bottom w:type="dxa" w:w="90"/>
+              <w:right w:type="dxa" w:w="110"/>
+            </w:tcMar>
+            <w:vAlign w:val="center"/>
+          </w:tcPr>
+          <w:p>
+            <w:pPr>
+              <w:spacing w:after="0" w:line="250"/>
+            </w:pPr>
+            <w:r>
+              <w:rPr>
+                <w:color w:val="23293D"/>
+                <w:sz w:val="20"/>
+                <w:szCs w:val="20"/>
+              </w:rPr>
+              <w:t xml:space="preserve">quando </w:t>
+            </w:r>
+            <w:r>
+              <w:rPr>
+                <w:b/>
+                <w:bCs/>
+                <w:color w:val="23293D"/>
+                <w:sz w:val="20"/>
+                <w:szCs w:val="20"/>
+              </w:rPr>
+              <w:t xml:space="preserve">não é defeito</w:t>
+            </w:r>
+            <w:r>
+              <w:rPr>
+                <w:color w:val="23293D"/>
+                <w:sz w:val="20"/>
+                <w:szCs w:val="20"/>
+              </w:rPr>
+              <w:t xml:space="preserve"> — pede uma explicação em linguagem simples, para você revisar e colar no campo </w:t>
+            </w:r>
+            <w:r>
+              <w:rPr>
+                <w:i/>
+                <w:iCs/>
+                <w:color w:val="23293D"/>
+                <w:sz w:val="20"/>
+                <w:szCs w:val="20"/>
+              </w:rPr>
+              <w:t xml:space="preserve">Resposta</w:t>
+            </w:r>
+          </w:p>
+        </w:tc>
+      </w:tr>
+    </w:tbl>
+    <w:p>
+      <w:pPr>
+        <w:spacing w:after="140" w:line="120"/>
+      </w:pPr>
+      <w:r>
+        <w:rPr>
+          <w:sz w:val="2"/>
+          <w:szCs w:val="2"/>
+        </w:rPr>
+        <w:t xml:space="preserve"/>
+      </w:r>
+    </w:p>
+    <w:tbl>
+      <w:tblPr>
+        <w:tblW w:type="dxa" w:w="9638"/>
+        <w:tblBorders>
+          <w:top w:val="single" w:color="F5F3EC" w:sz="2"/>
+          <w:left w:val="single" w:color="B98B2E" w:sz="18"/>
+          <w:bottom w:val="single" w:color="F5F3EC" w:sz="2"/>
+          <w:right w:val="single" w:color="F5F3EC" w:sz="2"/>
+          <w:insideH w:val="none" w:color="auto" w:sz="0"/>
+          <w:insideV w:val="none" w:color="auto" w:sz="0"/>
+        </w:tblBorders>
+      </w:tblPr>
+      <w:tblGrid>
+        <w:gridCol w:w="9638"/>
+      </w:tblGrid>
+      <w:tr>
+        <w:tc>
+          <w:tcPr>
+            <w:tcW w:type="dxa" w:w="9638"/>
+            <w:shd w:fill="F5F3EC" w:color="auto" w:val="clear"/>
+            <w:tcMar>
+              <w:top w:type="dxa" w:w="160"/>
+              <w:left w:type="dxa" w:w="220"/>
+              <w:bottom w:type="dxa" w:w="160"/>
+              <w:right w:type="dxa" w:w="200"/>
+            </w:tcMar>
+          </w:tcPr>
+          <w:p>
+            <w:pPr>
+              <w:spacing w:after="140" w:line="280"/>
+            </w:pPr>
+            <w:r>
+              <w:rPr>
+                <w:color w:val="23293D"/>
+                <w:sz w:val="21"/>
+                <w:szCs w:val="21"/>
+              </w:rPr>
+              <w:t xml:space="preserve">⚠️ </w:t>
+            </w:r>
+            <w:r>
+              <w:rPr>
+                <w:b/>
+                <w:bCs/>
+                <w:color w:val="23293D"/>
+                <w:sz w:val="21"/>
+                <w:szCs w:val="21"/>
+              </w:rPr>
+              <w:t xml:space="preserve">O texto aparece para revisão antes de ser copiado, e isso é de propósito.</w:t>
+            </w:r>
+            <w:r>
+              <w:rPr>
+                <w:color w:val="23293D"/>
+                <w:sz w:val="21"/>
+                <w:szCs w:val="21"/>
+              </w:rPr>
+              <w:t xml:space="preserve"> O relato é texto livre: se alguém escreveu o nome de um paciente, copiar tira esse dado de dentro do sistema. Troque por </w:t>
+            </w:r>
+            <w:r>
+              <w:rPr>
+                <w:i/>
+                <w:iCs/>
+                <w:color w:val="23293D"/>
+                <w:sz w:val="21"/>
+                <w:szCs w:val="21"/>
+              </w:rPr>
+              <w:t xml:space="preserve">"o paciente"</w:t>
+            </w:r>
+            <w:r>
+              <w:rPr>
+                <w:color w:val="23293D"/>
+                <w:sz w:val="21"/>
+                <w:szCs w:val="21"/>
+              </w:rPr>
+              <w:t xml:space="preserve"> — quem vai consertar não precisa saber de quem é a ficha.</w:t>
+            </w:r>
+          </w:p>
+          <w:p>
+            <w:pPr>
+              <w:spacing w:after="140" w:line="280"/>
+            </w:pPr>
+            <w:r>
+              <w:rPr>
+                <w:b/>
+                <w:bCs/>
+                <w:color w:val="23293D"/>
+                <w:sz w:val="21"/>
+                <w:szCs w:val="21"/>
+              </w:rPr>
+              <w:t xml:space="preserve">O nome de quem relatou nunca entra no texto.</w:t>
+            </w:r>
+            <w:r>
+              <w:rPr>
+                <w:color w:val="23293D"/>
+                <w:sz w:val="21"/>
+                <w:szCs w:val="21"/>
+              </w:rPr>
+              <w:t xml:space="preserve"> A função e a unidade dizem tudo o que importa para corrigir.</w:t>
+            </w:r>
+          </w:p>
+        </w:tc>
+      </w:tr>
+    </w:tbl>
+    <w:p>
+      <w:pPr>
+        <w:spacing w:after="140" w:line="120"/>
+      </w:pPr>
+      <w:r>
+        <w:rPr>
+          <w:sz w:val="2"/>
+          <w:szCs w:val="2"/>
+        </w:rPr>
+        <w:t xml:space="preserve"/>
       </w:r>
     </w:p>
     <w:p>

--- a/docs/treinamento/Manual-de-Treinamento-riSZon.docx
+++ b/docs/treinamento/Manual-de-Treinamento-riSZon.docx
@@ -180,7 +180,7 @@
           <w:sz w:val="20"/>
           <w:szCs w:val="20"/>
         </w:rPr>
-        <w:t xml:space="preserve">07 de setembro de 2026</w:t>
+        <w:t xml:space="preserve">08 de setembro de 2026</w:t>
       </w:r>
     </w:p>
     <w:p>
@@ -16785,6 +16785,226 @@
           <w:sz w:val="21"/>
           <w:szCs w:val="21"/>
         </w:rPr>
+        <w:t xml:space="preserve">Quando não há mais o que tentar: Marcar como perdido</w:t>
+      </w:r>
+      <w:r>
+        <w:rPr>
+          <w:color w:val="23293D"/>
+          <w:sz w:val="21"/>
+          <w:szCs w:val="21"/>
+        </w:rPr>
+        <w:t xml:space="preserve"> (ou </w:t>
+      </w:r>
+      <w:r>
+        <w:rPr>
+          <w:i/>
+          <w:iCs/>
+          <w:color w:val="23293D"/>
+          <w:sz w:val="21"/>
+          <w:szCs w:val="21"/>
+        </w:rPr>
+        <w:t xml:space="preserve">cancelado</w:t>
+      </w:r>
+      <w:r>
+        <w:rPr>
+          <w:color w:val="23293D"/>
+          <w:sz w:val="21"/>
+          <w:szCs w:val="21"/>
+        </w:rPr>
+        <w:t xml:space="preserve">), com o motivo — que é obrigatório.</w:t>
+      </w:r>
+    </w:p>
+    <w:tbl>
+      <w:tblPr>
+        <w:tblW w:type="dxa" w:w="9638"/>
+        <w:tblBorders>
+          <w:top w:val="single" w:color="F5F3EC" w:sz="2"/>
+          <w:left w:val="single" w:color="B98B2E" w:sz="18"/>
+          <w:bottom w:val="single" w:color="F5F3EC" w:sz="2"/>
+          <w:right w:val="single" w:color="F5F3EC" w:sz="2"/>
+          <w:insideH w:val="none" w:color="auto" w:sz="0"/>
+          <w:insideV w:val="none" w:color="auto" w:sz="0"/>
+        </w:tblBorders>
+      </w:tblPr>
+      <w:tblGrid>
+        <w:gridCol w:w="9638"/>
+      </w:tblGrid>
+      <w:tr>
+        <w:tc>
+          <w:tcPr>
+            <w:tcW w:type="dxa" w:w="9638"/>
+            <w:shd w:fill="F5F3EC" w:color="auto" w:val="clear"/>
+            <w:tcMar>
+              <w:top w:type="dxa" w:w="160"/>
+              <w:left w:type="dxa" w:w="220"/>
+              <w:bottom w:type="dxa" w:w="160"/>
+              <w:right w:type="dxa" w:w="200"/>
+            </w:tcMar>
+          </w:tcPr>
+          <w:p>
+            <w:pPr>
+              <w:spacing w:after="140" w:line="280"/>
+            </w:pPr>
+            <w:r>
+              <w:rPr>
+                <w:color w:val="23293D"/>
+                <w:sz w:val="21"/>
+                <w:szCs w:val="21"/>
+              </w:rPr>
+              <w:t xml:space="preserve">⚠️ </w:t>
+            </w:r>
+            <w:r>
+              <w:rPr>
+                <w:b/>
+                <w:bCs/>
+                <w:color w:val="23293D"/>
+                <w:sz w:val="21"/>
+                <w:szCs w:val="21"/>
+              </w:rPr>
+              <w:t xml:space="preserve">Isso move o cliente para o Acompanhamento (Fase 7)</w:t>
+            </w:r>
+            <w:r>
+              <w:rPr>
+                <w:color w:val="23293D"/>
+                <w:sz w:val="21"/>
+                <w:szCs w:val="21"/>
+              </w:rPr>
+              <w:t xml:space="preserve"> e o marca como </w:t>
+            </w:r>
+            <w:r>
+              <w:rPr>
+                <w:b/>
+                <w:bCs/>
+                <w:color w:val="23293D"/>
+                <w:sz w:val="21"/>
+                <w:szCs w:val="21"/>
+              </w:rPr>
+              <w:t xml:space="preserve">inativo</w:t>
+            </w:r>
+            <w:r>
+              <w:rPr>
+                <w:color w:val="23293D"/>
+                <w:sz w:val="21"/>
+                <w:szCs w:val="21"/>
+              </w:rPr>
+              <w:t xml:space="preserve">. Não é um efeito colateral: é o objetivo.</w:t>
+            </w:r>
+          </w:p>
+          <w:p>
+            <w:pPr>
+              <w:spacing w:after="140" w:line="280"/>
+            </w:pPr>
+            <w:r>
+              <w:rPr>
+                <w:color w:val="23293D"/>
+                <w:sz w:val="21"/>
+                <w:szCs w:val="21"/>
+              </w:rPr>
+              <w:t xml:space="preserve">Enquanto ele ficasse parado na Fase 4, a recepção </w:t>
+            </w:r>
+            <w:r>
+              <w:rPr>
+                <w:b/>
+                <w:bCs/>
+                <w:color w:val="23293D"/>
+                <w:sz w:val="21"/>
+                <w:szCs w:val="21"/>
+              </w:rPr>
+              <w:t xml:space="preserve">não conseguiria nem agendar uma reavaliação</w:t>
+            </w:r>
+            <w:r>
+              <w:rPr>
+                <w:color w:val="23293D"/>
+                <w:sz w:val="21"/>
+                <w:szCs w:val="21"/>
+              </w:rPr>
+              <w:t xml:space="preserve"> se ele ligasse meses depois — só uma apresentação comercial ou uma urgência. Na Fase 7 ele volta a ser agendável pelo caminho certo. Ver </w:t>
+            </w:r>
+            <w:r>
+              <w:rPr>
+                <w:color w:val="1F3253"/>
+                <w:sz w:val="21"/>
+                <w:szCs w:val="21"/>
+              </w:rPr>
+              <w:t xml:space="preserve">Fluxo 4</w:t>
+            </w:r>
+            <w:r>
+              <w:rPr>
+                <w:color w:val="23293D"/>
+                <w:sz w:val="21"/>
+                <w:szCs w:val="21"/>
+              </w:rPr>
+              <w:t xml:space="preserve">.</w:t>
+            </w:r>
+          </w:p>
+          <w:p>
+            <w:pPr>
+              <w:spacing w:after="140" w:line="280"/>
+            </w:pPr>
+            <w:r>
+              <w:rPr>
+                <w:b/>
+                <w:bCs/>
+                <w:color w:val="23293D"/>
+                <w:sz w:val="21"/>
+                <w:szCs w:val="21"/>
+              </w:rPr>
+              <w:t xml:space="preserve">Nada se perde:</w:t>
+            </w:r>
+            <w:r>
+              <w:rPr>
+                <w:color w:val="23293D"/>
+                <w:sz w:val="21"/>
+                <w:szCs w:val="21"/>
+              </w:rPr>
+              <w:t xml:space="preserve"> o caso continua no </w:t>
+            </w:r>
+            <w:r>
+              <w:rPr>
+                <w:i/>
+                <w:iCs/>
+                <w:color w:val="23293D"/>
+                <w:sz w:val="21"/>
+                <w:szCs w:val="21"/>
+              </w:rPr>
+              <w:t xml:space="preserve">Histórico</w:t>
+            </w:r>
+            <w:r>
+              <w:rPr>
+                <w:color w:val="23293D"/>
+                <w:sz w:val="21"/>
+                <w:szCs w:val="21"/>
+              </w:rPr>
+              <w:t xml:space="preserve"> do Comercial, com o motivo, a data e quem marcou, e a passagem de fase fica registrada na jornada.</w:t>
+            </w:r>
+          </w:p>
+        </w:tc>
+      </w:tr>
+    </w:tbl>
+    <w:p>
+      <w:pPr>
+        <w:spacing w:after="140" w:line="120"/>
+      </w:pPr>
+      <w:r>
+        <w:rPr>
+          <w:sz w:val="2"/>
+          <w:szCs w:val="2"/>
+        </w:rPr>
+        <w:t xml:space="preserve"/>
+      </w:r>
+    </w:p>
+    <w:p>
+      <w:pPr>
+        <w:spacing w:after="140" w:line="280"/>
+      </w:pPr>
+      <w:r>
+        <w:rPr>
+          <w:b/>
+          <w:bCs/>
+          <w:color w:val="23293D"/>
+          <w:sz w:val="21"/>
+          <w:szCs w:val="21"/>
+        </w:rPr>
         <w:t xml:space="preserve">Registro não se apaga.</w:t>
       </w:r>
       <w:r>
@@ -20941,7 +21161,7 @@
         <w:rPr>
           <w:color w:val="1F3253"/>
         </w:rPr>
-        <w:t xml:space="preserve">Fluxos com evidência parcial</w:t>
+        <w:t xml:space="preserve">Fluxo 4 — O cliente que volta depois de perdido</w:t>
       </w:r>
     </w:p>
     <w:p>
@@ -20950,135 +21170,21 @@
       </w:pPr>
       <w:r>
         <w:rPr>
-          <w:color w:val="23293D"/>
-          <w:sz w:val="21"/>
-          <w:szCs w:val="21"/>
-        </w:rPr>
-        <w:t xml:space="preserve">⚠️ </w:t>
-      </w:r>
-      <w:r>
-        <w:rPr>
-          <w:b/>
-          <w:bCs/>
-          <w:color w:val="23293D"/>
-          <w:sz w:val="21"/>
-          <w:szCs w:val="21"/>
-        </w:rPr>
-        <w:t xml:space="preserve">Exclusão de registros:</w:t>
-      </w:r>
-      <w:r>
-        <w:rPr>
-          <w:color w:val="23293D"/>
-          <w:sz w:val="21"/>
-          <w:szCs w:val="21"/>
-        </w:rPr>
-        <w:t xml:space="preserve"> o sistema </w:t>
-      </w:r>
-      <w:r>
-        <w:rPr>
-          <w:b/>
-          <w:bCs/>
-          <w:color w:val="23293D"/>
-          <w:sz w:val="21"/>
-          <w:szCs w:val="21"/>
-        </w:rPr>
-        <w:t xml:space="preserve">não apaga paciente</w:t>
-      </w:r>
-      <w:r>
-        <w:rPr>
-          <w:color w:val="23293D"/>
-          <w:sz w:val="21"/>
-          <w:szCs w:val="21"/>
-        </w:rPr>
-        <w:t xml:space="preserve"> — a exclusão é </w:t>
-      </w:r>
-      <w:r>
-        <w:rPr>
-          <w:b/>
-          <w:bCs/>
-          <w:color w:val="23293D"/>
-          <w:sz w:val="21"/>
-          <w:szCs w:val="21"/>
-        </w:rPr>
-        <w:t xml:space="preserve">anonimização</w:t>
-      </w:r>
-      <w:r>
-        <w:rPr>
-          <w:color w:val="23293D"/>
-          <w:sz w:val="21"/>
-          <w:szCs w:val="21"/>
-        </w:rPr>
-        <w:t xml:space="preserve"> (</w:t>
-      </w:r>
-      <w:r>
-        <w:rPr>
-          <w:rFonts w:ascii="Consolas" w:cs="Consolas" w:eastAsia="Consolas" w:hAnsi="Consolas"/>
-          <w:color w:val="1F3253"/>
-          <w:sz w:val="19"/>
-          <w:szCs w:val="19"/>
-          <w:shd w:fill="EFEDE6" w:color="auto" w:val="clear"/>
-        </w:rPr>
-        <w:t xml:space="preserve">status = anonymized</w:t>
-      </w:r>
-      <w:r>
-        <w:rPr>
-          <w:color w:val="23293D"/>
-          <w:sz w:val="21"/>
-          <w:szCs w:val="21"/>
-        </w:rPr>
-        <w:t xml:space="preserve">), por exigência de guarda legal do prontuário. Para procedimentos e itens de estoque, "excluir" significa </w:t>
-      </w:r>
-      <w:r>
-        <w:rPr>
-          <w:b/>
-          <w:bCs/>
-          <w:color w:val="23293D"/>
-          <w:sz w:val="21"/>
-          <w:szCs w:val="21"/>
-        </w:rPr>
-        <w:t xml:space="preserve">inativar</w:t>
-      </w:r>
-      <w:r>
-        <w:rPr>
-          <w:color w:val="23293D"/>
-          <w:sz w:val="21"/>
-          <w:szCs w:val="21"/>
-        </w:rPr>
-        <w:t xml:space="preserve"> quando já houve uso.</w:t>
-      </w:r>
-    </w:p>
-    <w:p>
-      <w:pPr>
-        <w:spacing w:after="60" w:line="120"/>
-      </w:pPr>
-      <w:r>
-        <w:rPr>
-          <w:sz w:val="2"/>
-          <w:szCs w:val="2"/>
-        </w:rPr>
-        <w:t xml:space="preserve"/>
-      </w:r>
-    </w:p>
-    <w:p>
-      <w:pPr>
-        <w:pStyle w:val="Heading1"/>
-      </w:pPr>
-      <w:r>
-        <w:rPr>
-          <w:color w:val="1F3253"/>
-        </w:rPr>
-        <w:t xml:space="preserve">9. Erros, falhas e mau funcionamento</w:t>
-      </w:r>
-    </w:p>
-    <w:p>
-      <w:pPr>
-        <w:pStyle w:val="Heading2"/>
-      </w:pPr>
-      <w:r>
-        <w:rPr>
-          <w:color w:val="1F3253"/>
-        </w:rPr>
-        <w:t xml:space="preserve">9.1. Como reconhecer</w:t>
+          <w:b/>
+          <w:bCs/>
+          <w:color w:val="23293D"/>
+          <w:sz w:val="21"/>
+          <w:szCs w:val="21"/>
+        </w:rPr>
+        <w:t xml:space="preserve">Papéis:</w:t>
+      </w:r>
+      <w:r>
+        <w:rPr>
+          <w:color w:val="23293D"/>
+          <w:sz w:val="21"/>
+          <w:szCs w:val="21"/>
+        </w:rPr>
+        <w:t xml:space="preserve"> Consultor Comercial, Recepção, Coordenador Clínico.</w:t>
       </w:r>
     </w:p>
     <w:p>
@@ -21091,130 +21197,81 @@
           <w:sz w:val="21"/>
           <w:szCs w:val="21"/>
         </w:rPr>
-        <w:t xml:space="preserve">O sistema avisa por </w:t>
-      </w:r>
-      <w:r>
-        <w:rPr>
-          <w:b/>
-          <w:bCs/>
-          <w:color w:val="23293D"/>
-          <w:sz w:val="21"/>
-          <w:szCs w:val="21"/>
-        </w:rPr>
-        <w:t xml:space="preserve">mensagens que aparecem no canto superior direito</w:t>
-      </w:r>
-      <w:r>
-        <w:rPr>
-          <w:color w:val="23293D"/>
-          <w:sz w:val="21"/>
-          <w:szCs w:val="21"/>
-        </w:rPr>
-        <w:t xml:space="preserve"> (sucesso em verde, erro em vermelho) e por mensagens dentro do formulário.</w:t>
-      </w:r>
-    </w:p>
-    <w:p>
-      <w:pPr>
-        <w:spacing w:after="140" w:line="280"/>
-      </w:pPr>
-      <w:r>
-        <w:rPr>
-          <w:b/>
-          <w:bCs/>
-          <w:color w:val="23293D"/>
-          <w:sz w:val="21"/>
-          <w:szCs w:val="21"/>
-        </w:rPr>
-        <w:t xml:space="preserve">E existe um terceiro caso, mais raro e mais assustador:</w:t>
-      </w:r>
-      <w:r>
-        <w:rPr>
-          <w:color w:val="23293D"/>
-          <w:sz w:val="21"/>
-          <w:szCs w:val="21"/>
-        </w:rPr>
-        <w:t xml:space="preserve"> a tela não abre e aparece uma caixa vermelha dizendo </w:t>
-      </w:r>
-      <w:r>
-        <w:rPr>
-          <w:i/>
-          <w:iCs/>
-          <w:color w:val="23293D"/>
-          <w:sz w:val="21"/>
-          <w:szCs w:val="21"/>
-        </w:rPr>
-        <w:t xml:space="preserve">"Esta tela não conseguiu abrir"</w:t>
-      </w:r>
-      <w:r>
-        <w:rPr>
-          <w:color w:val="23293D"/>
-          <w:sz w:val="21"/>
-          <w:szCs w:val="21"/>
-        </w:rPr>
-        <w:t xml:space="preserve">. Ela mostra em que tela você estava, a versão do sistema e um </w:t>
-      </w:r>
-      <w:r>
-        <w:rPr>
-          <w:b/>
-          <w:bCs/>
-          <w:color w:val="23293D"/>
-          <w:sz w:val="21"/>
-          <w:szCs w:val="21"/>
-        </w:rPr>
-        <w:t xml:space="preserve">código do erro</w:t>
-      </w:r>
-      <w:r>
-        <w:rPr>
-          <w:color w:val="23293D"/>
-          <w:sz w:val="21"/>
-          <w:szCs w:val="21"/>
-        </w:rPr>
-        <w:t xml:space="preserve"> — e traz três botões: </w:t>
-      </w:r>
-      <w:r>
-        <w:rPr>
-          <w:i/>
-          <w:iCs/>
-          <w:color w:val="23293D"/>
-          <w:sz w:val="21"/>
-          <w:szCs w:val="21"/>
-        </w:rPr>
-        <w:t xml:space="preserve">Tentar de novo</w:t>
-      </w:r>
-      <w:r>
-        <w:rPr>
-          <w:color w:val="23293D"/>
-          <w:sz w:val="21"/>
-          <w:szCs w:val="21"/>
-        </w:rPr>
-        <w:t xml:space="preserve">, </w:t>
-      </w:r>
-      <w:r>
-        <w:rPr>
-          <w:i/>
-          <w:iCs/>
-          <w:color w:val="23293D"/>
-          <w:sz w:val="21"/>
-          <w:szCs w:val="21"/>
-        </w:rPr>
-        <w:t xml:space="preserve">Registrar este problema</w:t>
-      </w:r>
-      <w:r>
-        <w:rPr>
-          <w:color w:val="23293D"/>
-          <w:sz w:val="21"/>
-          <w:szCs w:val="21"/>
-        </w:rPr>
-        <w:t xml:space="preserve"> (que já abre o formulário preenchido com esses dados) e </w:t>
-      </w:r>
-      <w:r>
-        <w:rPr>
-          <w:i/>
-          <w:iCs/>
-          <w:color w:val="23293D"/>
-          <w:sz w:val="21"/>
-          <w:szCs w:val="21"/>
-        </w:rPr>
-        <w:t xml:space="preserve">Voltar ao Início</w:t>
+        <w:t xml:space="preserve">Nem todo cliente que some some para sempre. Este é o caminho de volta.</w:t>
+      </w:r>
+    </w:p>
+    <w:p>
+      <w:pPr>
+        <w:pStyle w:val="ListParagraph"/>
+        <w:numPr>
+          <w:ilvl w:val="0"/>
+          <w:numId w:val="32"/>
+        </w:numPr>
+        <w:spacing w:after="80" w:line="270"/>
+      </w:pPr>
+      <w:r>
+        <w:rPr>
+          <w:b/>
+          <w:bCs/>
+          <w:color w:val="23293D"/>
+          <w:sz w:val="21"/>
+          <w:szCs w:val="21"/>
+        </w:rPr>
+        <w:t xml:space="preserve">Consultor</w:t>
+      </w:r>
+      <w:r>
+        <w:rPr>
+          <w:color w:val="23293D"/>
+          <w:sz w:val="21"/>
+          <w:szCs w:val="21"/>
+        </w:rPr>
+        <w:t xml:space="preserve"> marca </w:t>
+      </w:r>
+      <w:r>
+        <w:rPr>
+          <w:b/>
+          <w:bCs/>
+          <w:color w:val="23293D"/>
+          <w:sz w:val="21"/>
+          <w:szCs w:val="21"/>
+        </w:rPr>
+        <w:t xml:space="preserve">perdido</w:t>
+      </w:r>
+      <w:r>
+        <w:rPr>
+          <w:color w:val="23293D"/>
+          <w:sz w:val="21"/>
+          <w:szCs w:val="21"/>
+        </w:rPr>
+        <w:t xml:space="preserve"> (ou cancelado), com o motivo. O sistema move o cliente para o </w:t>
+      </w:r>
+      <w:r>
+        <w:rPr>
+          <w:b/>
+          <w:bCs/>
+          <w:color w:val="23293D"/>
+          <w:sz w:val="21"/>
+          <w:szCs w:val="21"/>
+        </w:rPr>
+        <w:t xml:space="preserve">Acompanhamento (Fase 7)</w:t>
+      </w:r>
+      <w:r>
+        <w:rPr>
+          <w:color w:val="23293D"/>
+          <w:sz w:val="21"/>
+          <w:szCs w:val="21"/>
+        </w:rPr>
+        <w:t xml:space="preserve"> e o marca como </w:t>
+      </w:r>
+      <w:r>
+        <w:rPr>
+          <w:b/>
+          <w:bCs/>
+          <w:color w:val="23293D"/>
+          <w:sz w:val="21"/>
+          <w:szCs w:val="21"/>
+        </w:rPr>
+        <w:t xml:space="preserve">inativo</w:t>
       </w:r>
       <w:r>
         <w:rPr>
@@ -21223,6 +21280,250 @@
           <w:szCs w:val="21"/>
         </w:rPr>
         <w:t xml:space="preserve">.</w:t>
+      </w:r>
+    </w:p>
+    <w:p>
+      <w:pPr>
+        <w:pStyle w:val="ListParagraph"/>
+        <w:numPr>
+          <w:ilvl w:val="0"/>
+          <w:numId w:val="32"/>
+        </w:numPr>
+        <w:spacing w:after="80" w:line="270"/>
+      </w:pPr>
+      <w:r>
+        <w:rPr>
+          <w:color w:val="23293D"/>
+          <w:sz w:val="21"/>
+          <w:szCs w:val="21"/>
+        </w:rPr>
+        <w:t xml:space="preserve">Meses depois, </w:t>
+      </w:r>
+      <w:r>
+        <w:rPr>
+          <w:b/>
+          <w:bCs/>
+          <w:color w:val="23293D"/>
+          <w:sz w:val="21"/>
+          <w:szCs w:val="21"/>
+        </w:rPr>
+        <w:t xml:space="preserve">o cliente liga</w:t>
+      </w:r>
+      <w:r>
+        <w:rPr>
+          <w:color w:val="23293D"/>
+          <w:sz w:val="21"/>
+          <w:szCs w:val="21"/>
+        </w:rPr>
+        <w:t xml:space="preserve">. A </w:t>
+      </w:r>
+      <w:r>
+        <w:rPr>
+          <w:b/>
+          <w:bCs/>
+          <w:color w:val="23293D"/>
+          <w:sz w:val="21"/>
+          <w:szCs w:val="21"/>
+        </w:rPr>
+        <w:t xml:space="preserve">recepção</w:t>
+      </w:r>
+      <w:r>
+        <w:rPr>
+          <w:color w:val="23293D"/>
+          <w:sz w:val="21"/>
+          <w:szCs w:val="21"/>
+        </w:rPr>
+        <w:t xml:space="preserve"> agenda uma </w:t>
+      </w:r>
+      <w:r>
+        <w:rPr>
+          <w:b/>
+          <w:bCs/>
+          <w:color w:val="23293D"/>
+          <w:sz w:val="21"/>
+          <w:szCs w:val="21"/>
+        </w:rPr>
+        <w:t xml:space="preserve">Reavaliação</w:t>
+      </w:r>
+      <w:r>
+        <w:rPr>
+          <w:color w:val="23293D"/>
+          <w:sz w:val="21"/>
+          <w:szCs w:val="21"/>
+        </w:rPr>
+        <w:t xml:space="preserve"> — que é um tipo disponível na Fase 7.</w:t>
+      </w:r>
+    </w:p>
+    <w:p>
+      <w:pPr>
+        <w:pStyle w:val="ListParagraph"/>
+        <w:numPr>
+          <w:ilvl w:val="0"/>
+          <w:numId w:val="32"/>
+        </w:numPr>
+        <w:spacing w:after="80" w:line="270"/>
+      </w:pPr>
+      <w:r>
+        <w:rPr>
+          <w:color w:val="23293D"/>
+          <w:sz w:val="21"/>
+          <w:szCs w:val="21"/>
+        </w:rPr>
+        <w:t xml:space="preserve">O cliente </w:t>
+      </w:r>
+      <w:r>
+        <w:rPr>
+          <w:b/>
+          <w:bCs/>
+          <w:color w:val="23293D"/>
+          <w:sz w:val="21"/>
+          <w:szCs w:val="21"/>
+        </w:rPr>
+        <w:t xml:space="preserve">comparece</w:t>
+      </w:r>
+      <w:r>
+        <w:rPr>
+          <w:color w:val="23293D"/>
+          <w:sz w:val="21"/>
+          <w:szCs w:val="21"/>
+        </w:rPr>
+        <w:t xml:space="preserve">, e o </w:t>
+      </w:r>
+      <w:r>
+        <w:rPr>
+          <w:b/>
+          <w:bCs/>
+          <w:color w:val="23293D"/>
+          <w:sz w:val="21"/>
+          <w:szCs w:val="21"/>
+        </w:rPr>
+        <w:t xml:space="preserve">check-in sozinho</w:t>
+      </w:r>
+      <w:r>
+        <w:rPr>
+          <w:color w:val="23293D"/>
+          <w:sz w:val="21"/>
+          <w:szCs w:val="21"/>
+        </w:rPr>
+        <w:t xml:space="preserve"> o leva para a </w:t>
+      </w:r>
+      <w:r>
+        <w:rPr>
+          <w:b/>
+          <w:bCs/>
+          <w:color w:val="23293D"/>
+          <w:sz w:val="21"/>
+          <w:szCs w:val="21"/>
+        </w:rPr>
+        <w:t xml:space="preserve">Reavaliação (Fase 6)</w:t>
+      </w:r>
+      <w:r>
+        <w:rPr>
+          <w:color w:val="23293D"/>
+          <w:sz w:val="21"/>
+          <w:szCs w:val="21"/>
+        </w:rPr>
+        <w:t xml:space="preserve">. No mesmo instante ele volta a ser </w:t>
+      </w:r>
+      <w:r>
+        <w:rPr>
+          <w:b/>
+          <w:bCs/>
+          <w:color w:val="23293D"/>
+          <w:sz w:val="21"/>
+          <w:szCs w:val="21"/>
+        </w:rPr>
+        <w:t xml:space="preserve">ativo</w:t>
+      </w:r>
+      <w:r>
+        <w:rPr>
+          <w:color w:val="23293D"/>
+          <w:sz w:val="21"/>
+          <w:szCs w:val="21"/>
+        </w:rPr>
+        <w:t xml:space="preserve">.</w:t>
+      </w:r>
+    </w:p>
+    <w:p>
+      <w:pPr>
+        <w:pStyle w:val="ListParagraph"/>
+        <w:numPr>
+          <w:ilvl w:val="0"/>
+          <w:numId w:val="32"/>
+        </w:numPr>
+        <w:spacing w:after="80" w:line="270"/>
+      </w:pPr>
+      <w:r>
+        <w:rPr>
+          <w:b/>
+          <w:bCs/>
+          <w:color w:val="23293D"/>
+          <w:sz w:val="21"/>
+          <w:szCs w:val="21"/>
+        </w:rPr>
+        <w:t xml:space="preserve">Coordenador</w:t>
+      </w:r>
+      <w:r>
+        <w:rPr>
+          <w:color w:val="23293D"/>
+          <w:sz w:val="21"/>
+          <w:szCs w:val="21"/>
+        </w:rPr>
+        <w:t xml:space="preserve"> reavalia e envia ao </w:t>
+      </w:r>
+      <w:r>
+        <w:rPr>
+          <w:b/>
+          <w:bCs/>
+          <w:color w:val="23293D"/>
+          <w:sz w:val="21"/>
+          <w:szCs w:val="21"/>
+        </w:rPr>
+        <w:t xml:space="preserve">Centro de Planejamento</w:t>
+      </w:r>
+      <w:r>
+        <w:rPr>
+          <w:color w:val="23293D"/>
+          <w:sz w:val="21"/>
+          <w:szCs w:val="21"/>
+        </w:rPr>
+        <w:t xml:space="preserve">.</w:t>
+      </w:r>
+    </w:p>
+    <w:p>
+      <w:pPr>
+        <w:pStyle w:val="ListParagraph"/>
+        <w:numPr>
+          <w:ilvl w:val="0"/>
+          <w:numId w:val="32"/>
+        </w:numPr>
+        <w:spacing w:after="80" w:line="270"/>
+      </w:pPr>
+      <w:r>
+        <w:rPr>
+          <w:color w:val="23293D"/>
+          <w:sz w:val="21"/>
+          <w:szCs w:val="21"/>
+        </w:rPr>
+        <w:t xml:space="preserve">Novo plano, nova aprovação, e o cliente </w:t>
+      </w:r>
+      <w:r>
+        <w:rPr>
+          <w:b/>
+          <w:bCs/>
+          <w:color w:val="23293D"/>
+          <w:sz w:val="21"/>
+          <w:szCs w:val="21"/>
+        </w:rPr>
+        <w:t xml:space="preserve">volta ao Comercial</w:t>
+      </w:r>
+      <w:r>
+        <w:rPr>
+          <w:color w:val="23293D"/>
+          <w:sz w:val="21"/>
+          <w:szCs w:val="21"/>
+        </w:rPr>
+        <w:t xml:space="preserve"> — agora com um orçamento que reflete a boca dele hoje, não a de um ano atrás.</w:t>
       </w:r>
     </w:p>
     <w:tbl>
@@ -21264,7 +21565,7 @@
                 <w:sz w:val="21"/>
                 <w:szCs w:val="21"/>
               </w:rPr>
-              <w:t xml:space="preserve">Isso não é culpa de quem está olhando, e nada do que já estava salvo se perde.</w:t>
+              <w:t xml:space="preserve">Por que passar de novo pela avaliação.</w:t>
             </w:r>
             <w:r>
               <w:rPr>
@@ -21272,7 +21573,7 @@
                 <w:sz w:val="21"/>
                 <w:szCs w:val="21"/>
               </w:rPr>
-              <w:t xml:space="preserve"> Se acontecer duas vezes seguidas, registre — é o botão do meio.</w:t>
+              <w:t xml:space="preserve"> Quando muito tempo se passa desde a última, o plano antigo já não descreve o paciente. Reapresentar aquele orçamento seria negociar sobre uma fotografia vencida.</w:t>
             </w:r>
           </w:p>
         </w:tc>
@@ -21292,77 +21593,309 @@
     </w:p>
     <w:p>
       <w:pPr>
+        <w:spacing w:after="140" w:line="280"/>
+      </w:pPr>
+      <w:r>
+        <w:rPr>
+          <w:b/>
+          <w:bCs/>
+          <w:color w:val="23293D"/>
+          <w:sz w:val="21"/>
+          <w:szCs w:val="21"/>
+        </w:rPr>
+        <w:t xml:space="preserve">Se o cliente voltar logo</w:t>
+      </w:r>
+      <w:r>
+        <w:rPr>
+          <w:color w:val="23293D"/>
+          <w:sz w:val="21"/>
+          <w:szCs w:val="21"/>
+        </w:rPr>
+        <w:t xml:space="preserve">, sem necessidade de nova avaliação: fale com o Admin Master — só ele move um cliente entre fases livremente.</w:t>
+      </w:r>
+    </w:p>
+    <w:p>
+      <w:pPr>
         <w:pStyle w:val="Heading2"/>
       </w:pPr>
       <w:r>
         <w:rPr>
           <w:color w:val="1F3253"/>
         </w:rPr>
-        <w:t xml:space="preserve">9.2. Antes de chamar o suporte — 6 verificações</w:t>
-      </w:r>
-    </w:p>
-    <w:p>
-      <w:pPr>
-        <w:pStyle w:val="ListParagraph"/>
-        <w:numPr>
-          <w:ilvl w:val="0"/>
-          <w:numId w:val="32"/>
-        </w:numPr>
-        <w:spacing w:after="80" w:line="270"/>
-      </w:pPr>
-      <w:r>
-        <w:rPr>
-          <w:b/>
-          <w:bCs/>
-          <w:color w:val="23293D"/>
-          <w:sz w:val="21"/>
-          <w:szCs w:val="21"/>
-        </w:rPr>
-        <w:t xml:space="preserve">É preenchimento?</w:t>
-      </w:r>
-      <w:r>
-        <w:rPr>
-          <w:color w:val="23293D"/>
-          <w:sz w:val="21"/>
-          <w:szCs w:val="21"/>
-        </w:rPr>
-        <w:t xml:space="preserve"> Algum campo obrigatório em branco ou com formato errado?</w:t>
-      </w:r>
-    </w:p>
-    <w:p>
-      <w:pPr>
-        <w:pStyle w:val="ListParagraph"/>
-        <w:numPr>
-          <w:ilvl w:val="0"/>
-          <w:numId w:val="32"/>
-        </w:numPr>
-        <w:spacing w:after="80" w:line="270"/>
-      </w:pPr>
-      <w:r>
-        <w:rPr>
-          <w:b/>
-          <w:bCs/>
-          <w:color w:val="23293D"/>
-          <w:sz w:val="21"/>
-          <w:szCs w:val="21"/>
-        </w:rPr>
-        <w:t xml:space="preserve">É permissão?</w:t>
-      </w:r>
-      <w:r>
-        <w:rPr>
-          <w:color w:val="23293D"/>
-          <w:sz w:val="21"/>
-          <w:szCs w:val="21"/>
-        </w:rPr>
-        <w:t xml:space="preserve"> O botão não aparece, ou some ao clicar? Provavelmente a sua função não tem essa ação. Confira na </w:t>
-      </w:r>
-      <w:r>
-        <w:rPr>
+        <w:t xml:space="preserve">Fluxos com evidência parcial</w:t>
+      </w:r>
+    </w:p>
+    <w:p>
+      <w:pPr>
+        <w:spacing w:after="140" w:line="280"/>
+      </w:pPr>
+      <w:r>
+        <w:rPr>
+          <w:color w:val="23293D"/>
+          <w:sz w:val="21"/>
+          <w:szCs w:val="21"/>
+        </w:rPr>
+        <w:t xml:space="preserve">⚠️ </w:t>
+      </w:r>
+      <w:r>
+        <w:rPr>
+          <w:b/>
+          <w:bCs/>
+          <w:color w:val="23293D"/>
+          <w:sz w:val="21"/>
+          <w:szCs w:val="21"/>
+        </w:rPr>
+        <w:t xml:space="preserve">Exclusão de registros:</w:t>
+      </w:r>
+      <w:r>
+        <w:rPr>
+          <w:color w:val="23293D"/>
+          <w:sz w:val="21"/>
+          <w:szCs w:val="21"/>
+        </w:rPr>
+        <w:t xml:space="preserve"> o sistema </w:t>
+      </w:r>
+      <w:r>
+        <w:rPr>
+          <w:b/>
+          <w:bCs/>
+          <w:color w:val="23293D"/>
+          <w:sz w:val="21"/>
+          <w:szCs w:val="21"/>
+        </w:rPr>
+        <w:t xml:space="preserve">não apaga paciente</w:t>
+      </w:r>
+      <w:r>
+        <w:rPr>
+          <w:color w:val="23293D"/>
+          <w:sz w:val="21"/>
+          <w:szCs w:val="21"/>
+        </w:rPr>
+        <w:t xml:space="preserve"> — a exclusão é </w:t>
+      </w:r>
+      <w:r>
+        <w:rPr>
+          <w:b/>
+          <w:bCs/>
+          <w:color w:val="23293D"/>
+          <w:sz w:val="21"/>
+          <w:szCs w:val="21"/>
+        </w:rPr>
+        <w:t xml:space="preserve">anonimização</w:t>
+      </w:r>
+      <w:r>
+        <w:rPr>
+          <w:color w:val="23293D"/>
+          <w:sz w:val="21"/>
+          <w:szCs w:val="21"/>
+        </w:rPr>
+        <w:t xml:space="preserve"> (</w:t>
+      </w:r>
+      <w:r>
+        <w:rPr>
+          <w:rFonts w:ascii="Consolas" w:cs="Consolas" w:eastAsia="Consolas" w:hAnsi="Consolas"/>
           <w:color w:val="1F3253"/>
-          <w:sz w:val="21"/>
-          <w:szCs w:val="21"/>
-        </w:rPr>
-        <w:t xml:space="preserve">matriz</w:t>
+          <w:sz w:val="19"/>
+          <w:szCs w:val="19"/>
+          <w:shd w:fill="EFEDE6" w:color="auto" w:val="clear"/>
+        </w:rPr>
+        <w:t xml:space="preserve">status = anonymized</w:t>
+      </w:r>
+      <w:r>
+        <w:rPr>
+          <w:color w:val="23293D"/>
+          <w:sz w:val="21"/>
+          <w:szCs w:val="21"/>
+        </w:rPr>
+        <w:t xml:space="preserve">), por exigência de guarda legal do prontuário. Para procedimentos e itens de estoque, "excluir" significa </w:t>
+      </w:r>
+      <w:r>
+        <w:rPr>
+          <w:b/>
+          <w:bCs/>
+          <w:color w:val="23293D"/>
+          <w:sz w:val="21"/>
+          <w:szCs w:val="21"/>
+        </w:rPr>
+        <w:t xml:space="preserve">inativar</w:t>
+      </w:r>
+      <w:r>
+        <w:rPr>
+          <w:color w:val="23293D"/>
+          <w:sz w:val="21"/>
+          <w:szCs w:val="21"/>
+        </w:rPr>
+        <w:t xml:space="preserve"> quando já houve uso.</w:t>
+      </w:r>
+    </w:p>
+    <w:p>
+      <w:pPr>
+        <w:spacing w:after="60" w:line="120"/>
+      </w:pPr>
+      <w:r>
+        <w:rPr>
+          <w:sz w:val="2"/>
+          <w:szCs w:val="2"/>
+        </w:rPr>
+        <w:t xml:space="preserve"/>
+      </w:r>
+    </w:p>
+    <w:p>
+      <w:pPr>
+        <w:pStyle w:val="Heading1"/>
+      </w:pPr>
+      <w:r>
+        <w:rPr>
+          <w:color w:val="1F3253"/>
+        </w:rPr>
+        <w:t xml:space="preserve">9. Erros, falhas e mau funcionamento</w:t>
+      </w:r>
+    </w:p>
+    <w:p>
+      <w:pPr>
+        <w:pStyle w:val="Heading2"/>
+      </w:pPr>
+      <w:r>
+        <w:rPr>
+          <w:color w:val="1F3253"/>
+        </w:rPr>
+        <w:t xml:space="preserve">9.1. Como reconhecer</w:t>
+      </w:r>
+    </w:p>
+    <w:p>
+      <w:pPr>
+        <w:spacing w:after="140" w:line="280"/>
+      </w:pPr>
+      <w:r>
+        <w:rPr>
+          <w:color w:val="23293D"/>
+          <w:sz w:val="21"/>
+          <w:szCs w:val="21"/>
+        </w:rPr>
+        <w:t xml:space="preserve">O sistema avisa por </w:t>
+      </w:r>
+      <w:r>
+        <w:rPr>
+          <w:b/>
+          <w:bCs/>
+          <w:color w:val="23293D"/>
+          <w:sz w:val="21"/>
+          <w:szCs w:val="21"/>
+        </w:rPr>
+        <w:t xml:space="preserve">mensagens que aparecem no canto superior direito</w:t>
+      </w:r>
+      <w:r>
+        <w:rPr>
+          <w:color w:val="23293D"/>
+          <w:sz w:val="21"/>
+          <w:szCs w:val="21"/>
+        </w:rPr>
+        <w:t xml:space="preserve"> (sucesso em verde, erro em vermelho) e por mensagens dentro do formulário.</w:t>
+      </w:r>
+    </w:p>
+    <w:p>
+      <w:pPr>
+        <w:spacing w:after="140" w:line="280"/>
+      </w:pPr>
+      <w:r>
+        <w:rPr>
+          <w:b/>
+          <w:bCs/>
+          <w:color w:val="23293D"/>
+          <w:sz w:val="21"/>
+          <w:szCs w:val="21"/>
+        </w:rPr>
+        <w:t xml:space="preserve">E existe um terceiro caso, mais raro e mais assustador:</w:t>
+      </w:r>
+      <w:r>
+        <w:rPr>
+          <w:color w:val="23293D"/>
+          <w:sz w:val="21"/>
+          <w:szCs w:val="21"/>
+        </w:rPr>
+        <w:t xml:space="preserve"> a tela não abre e aparece uma caixa vermelha dizendo </w:t>
+      </w:r>
+      <w:r>
+        <w:rPr>
+          <w:i/>
+          <w:iCs/>
+          <w:color w:val="23293D"/>
+          <w:sz w:val="21"/>
+          <w:szCs w:val="21"/>
+        </w:rPr>
+        <w:t xml:space="preserve">"Esta tela não conseguiu abrir"</w:t>
+      </w:r>
+      <w:r>
+        <w:rPr>
+          <w:color w:val="23293D"/>
+          <w:sz w:val="21"/>
+          <w:szCs w:val="21"/>
+        </w:rPr>
+        <w:t xml:space="preserve">. Ela mostra em que tela você estava, a versão do sistema e um </w:t>
+      </w:r>
+      <w:r>
+        <w:rPr>
+          <w:b/>
+          <w:bCs/>
+          <w:color w:val="23293D"/>
+          <w:sz w:val="21"/>
+          <w:szCs w:val="21"/>
+        </w:rPr>
+        <w:t xml:space="preserve">código do erro</w:t>
+      </w:r>
+      <w:r>
+        <w:rPr>
+          <w:color w:val="23293D"/>
+          <w:sz w:val="21"/>
+          <w:szCs w:val="21"/>
+        </w:rPr>
+        <w:t xml:space="preserve"> — e traz três botões: </w:t>
+      </w:r>
+      <w:r>
+        <w:rPr>
+          <w:i/>
+          <w:iCs/>
+          <w:color w:val="23293D"/>
+          <w:sz w:val="21"/>
+          <w:szCs w:val="21"/>
+        </w:rPr>
+        <w:t xml:space="preserve">Tentar de novo</w:t>
+      </w:r>
+      <w:r>
+        <w:rPr>
+          <w:color w:val="23293D"/>
+          <w:sz w:val="21"/>
+          <w:szCs w:val="21"/>
+        </w:rPr>
+        <w:t xml:space="preserve">, </w:t>
+      </w:r>
+      <w:r>
+        <w:rPr>
+          <w:i/>
+          <w:iCs/>
+          <w:color w:val="23293D"/>
+          <w:sz w:val="21"/>
+          <w:szCs w:val="21"/>
+        </w:rPr>
+        <w:t xml:space="preserve">Registrar este problema</w:t>
+      </w:r>
+      <w:r>
+        <w:rPr>
+          <w:color w:val="23293D"/>
+          <w:sz w:val="21"/>
+          <w:szCs w:val="21"/>
+        </w:rPr>
+        <w:t xml:space="preserve"> (que já abre o formulário preenchido com esses dados) e </w:t>
+      </w:r>
+      <w:r>
+        <w:rPr>
+          <w:i/>
+          <w:iCs/>
+          <w:color w:val="23293D"/>
+          <w:sz w:val="21"/>
+          <w:szCs w:val="21"/>
+        </w:rPr>
+        <w:t xml:space="preserve">Voltar ao Início</w:t>
       </w:r>
       <w:r>
         <w:rPr>
@@ -21371,289 +21904,6 @@
           <w:szCs w:val="21"/>
         </w:rPr>
         <w:t xml:space="preserve">.</w:t>
-      </w:r>
-    </w:p>
-    <w:p>
-      <w:pPr>
-        <w:pStyle w:val="ListParagraph"/>
-        <w:numPr>
-          <w:ilvl w:val="0"/>
-          <w:numId w:val="32"/>
-        </w:numPr>
-        <w:spacing w:after="80" w:line="270"/>
-      </w:pPr>
-      <w:r>
-        <w:rPr>
-          <w:b/>
-          <w:bCs/>
-          <w:color w:val="23293D"/>
-          <w:sz w:val="21"/>
-          <w:szCs w:val="21"/>
-        </w:rPr>
-        <w:t xml:space="preserve">É a unidade errada?</w:t>
-      </w:r>
-      <w:r>
-        <w:rPr>
-          <w:color w:val="23293D"/>
-          <w:sz w:val="21"/>
-          <w:szCs w:val="21"/>
-        </w:rPr>
-        <w:t xml:space="preserve"> Veja no alto da barra lateral se a unidade ativa é a que você quer.</w:t>
-      </w:r>
-    </w:p>
-    <w:p>
-      <w:pPr>
-        <w:pStyle w:val="ListParagraph"/>
-        <w:numPr>
-          <w:ilvl w:val="0"/>
-          <w:numId w:val="32"/>
-        </w:numPr>
-        <w:spacing w:after="80" w:line="270"/>
-      </w:pPr>
-      <w:r>
-        <w:rPr>
-          <w:b/>
-          <w:bCs/>
-          <w:color w:val="23293D"/>
-          <w:sz w:val="21"/>
-          <w:szCs w:val="21"/>
-        </w:rPr>
-        <w:t xml:space="preserve">É conexão?</w:t>
-      </w:r>
-      <w:r>
-        <w:rPr>
-          <w:color w:val="23293D"/>
-          <w:sz w:val="21"/>
-          <w:szCs w:val="21"/>
-        </w:rPr>
-        <w:t xml:space="preserve"> Se a mensagem falar em servidor ou internet, teste abrir outro site.</w:t>
-      </w:r>
-    </w:p>
-    <w:p>
-      <w:pPr>
-        <w:pStyle w:val="ListParagraph"/>
-        <w:numPr>
-          <w:ilvl w:val="0"/>
-          <w:numId w:val="32"/>
-        </w:numPr>
-        <w:spacing w:after="80" w:line="270"/>
-      </w:pPr>
-      <w:r>
-        <w:rPr>
-          <w:b/>
-          <w:bCs/>
-          <w:color w:val="23293D"/>
-          <w:sz w:val="21"/>
-          <w:szCs w:val="21"/>
-        </w:rPr>
-        <w:t xml:space="preserve">A tela está velha?</w:t>
-      </w:r>
-      <w:r>
-        <w:rPr>
-          <w:color w:val="23293D"/>
-          <w:sz w:val="21"/>
-          <w:szCs w:val="21"/>
-        </w:rPr>
-        <w:t xml:space="preserve"> Recarregue com </w:t>
-      </w:r>
-      <w:r>
-        <w:rPr>
-          <w:b/>
-          <w:bCs/>
-          <w:color w:val="23293D"/>
-          <w:sz w:val="21"/>
-          <w:szCs w:val="21"/>
-        </w:rPr>
-        <w:t xml:space="preserve">Ctrl + Shift + R</w:t>
-      </w:r>
-      <w:r>
-        <w:rPr>
-          <w:color w:val="23293D"/>
-          <w:sz w:val="21"/>
-          <w:szCs w:val="21"/>
-        </w:rPr>
-        <w:t xml:space="preserve">.</w:t>
-      </w:r>
-    </w:p>
-    <w:p>
-      <w:pPr>
-        <w:pStyle w:val="ListParagraph"/>
-        <w:numPr>
-          <w:ilvl w:val="0"/>
-          <w:numId w:val="32"/>
-        </w:numPr>
-        <w:spacing w:after="80" w:line="270"/>
-      </w:pPr>
-      <w:r>
-        <w:rPr>
-          <w:b/>
-          <w:bCs/>
-          <w:color w:val="23293D"/>
-          <w:sz w:val="21"/>
-          <w:szCs w:val="21"/>
-        </w:rPr>
-        <w:t xml:space="preserve">Já aconteceu antes?</w:t>
-      </w:r>
-      <w:r>
-        <w:rPr>
-          <w:color w:val="23293D"/>
-          <w:sz w:val="21"/>
-          <w:szCs w:val="21"/>
-        </w:rPr>
-        <w:t xml:space="preserve"> Se for a primeira vez, tente de novo </w:t>
-      </w:r>
-      <w:r>
-        <w:rPr>
-          <w:b/>
-          <w:bCs/>
-          <w:color w:val="23293D"/>
-          <w:sz w:val="21"/>
-          <w:szCs w:val="21"/>
-        </w:rPr>
-        <w:t xml:space="preserve">uma vez</w:t>
-      </w:r>
-      <w:r>
-        <w:rPr>
-          <w:color w:val="23293D"/>
-          <w:sz w:val="21"/>
-          <w:szCs w:val="21"/>
-        </w:rPr>
-        <w:t xml:space="preserve">.</w:t>
-      </w:r>
-    </w:p>
-    <w:p>
-      <w:pPr>
-        <w:pStyle w:val="Heading2"/>
-      </w:pPr>
-      <w:r>
-        <w:rPr>
-          <w:color w:val="1F3253"/>
-        </w:rPr>
-        <w:t xml:space="preserve">9.3. Quando NÃO repetir a ação</w:t>
-      </w:r>
-    </w:p>
-    <w:p>
-      <w:pPr>
-        <w:spacing w:after="140" w:line="280"/>
-      </w:pPr>
-      <w:r>
-        <w:rPr>
-          <w:color w:val="23293D"/>
-          <w:sz w:val="21"/>
-          <w:szCs w:val="21"/>
-        </w:rPr>
-        <w:t xml:space="preserve">⚠️ </w:t>
-      </w:r>
-      <w:r>
-        <w:rPr>
-          <w:b/>
-          <w:bCs/>
-          <w:color w:val="23293D"/>
-          <w:sz w:val="21"/>
-          <w:szCs w:val="21"/>
-        </w:rPr>
-        <w:t xml:space="preserve">Não repita</w:t>
-      </w:r>
-      <w:r>
-        <w:rPr>
-          <w:color w:val="23293D"/>
-          <w:sz w:val="21"/>
-          <w:szCs w:val="21"/>
-        </w:rPr>
-        <w:t xml:space="preserve"> se a ação envolve </w:t>
-      </w:r>
-      <w:r>
-        <w:rPr>
-          <w:b/>
-          <w:bCs/>
-          <w:color w:val="23293D"/>
-          <w:sz w:val="21"/>
-          <w:szCs w:val="21"/>
-        </w:rPr>
-        <w:t xml:space="preserve">dinheiro</w:t>
-      </w:r>
-      <w:r>
-        <w:rPr>
-          <w:color w:val="23293D"/>
-          <w:sz w:val="21"/>
-          <w:szCs w:val="21"/>
-        </w:rPr>
-        <w:t xml:space="preserve"> (receber, pagar, fechar venda) e você </w:t>
-      </w:r>
-      <w:r>
-        <w:rPr>
-          <w:b/>
-          <w:bCs/>
-          <w:color w:val="23293D"/>
-          <w:sz w:val="21"/>
-          <w:szCs w:val="21"/>
-        </w:rPr>
-        <w:t xml:space="preserve">não tem certeza</w:t>
-      </w:r>
-      <w:r>
-        <w:rPr>
-          <w:color w:val="23293D"/>
-          <w:sz w:val="21"/>
-          <w:szCs w:val="21"/>
-        </w:rPr>
-        <w:t xml:space="preserve"> de que falhou. Repetir pode gerar lançamento em dobro. Confira antes se o registro já existe.</w:t>
-      </w:r>
-    </w:p>
-    <w:p>
-      <w:pPr>
-        <w:spacing w:after="140" w:line="280"/>
-      </w:pPr>
-      <w:r>
-        <w:rPr>
-          <w:color w:val="23293D"/>
-          <w:sz w:val="21"/>
-          <w:szCs w:val="21"/>
-        </w:rPr>
-        <w:t xml:space="preserve">O sistema tem travas contra duplicidade em vários pontos (mesma nota fiscal, mesma emissão de boleto, mesma sessão consumindo kit duas vezes), mas </w:t>
-      </w:r>
-      <w:r>
-        <w:rPr>
-          <w:b/>
-          <w:bCs/>
-          <w:color w:val="23293D"/>
-          <w:sz w:val="21"/>
-          <w:szCs w:val="21"/>
-        </w:rPr>
-        <w:t xml:space="preserve">conferir custa menos que corrigir</w:t>
-      </w:r>
-      <w:r>
-        <w:rPr>
-          <w:color w:val="23293D"/>
-          <w:sz w:val="21"/>
-          <w:szCs w:val="21"/>
-        </w:rPr>
-        <w:t xml:space="preserve">.</w:t>
-      </w:r>
-    </w:p>
-    <w:p>
-      <w:pPr>
-        <w:pStyle w:val="Heading2"/>
-      </w:pPr>
-      <w:r>
-        <w:rPr>
-          <w:color w:val="1F3253"/>
-        </w:rPr>
-        <w:t xml:space="preserve">9.4. Como relatar um problema</w:t>
-      </w:r>
-    </w:p>
-    <w:p>
-      <w:pPr>
-        <w:spacing w:after="140" w:line="280"/>
-      </w:pPr>
-      <w:r>
-        <w:rPr>
-          <w:b/>
-          <w:bCs/>
-          <w:color w:val="23293D"/>
-          <w:sz w:val="21"/>
-          <w:szCs w:val="21"/>
-        </w:rPr>
-        <w:t xml:space="preserve">Menu → Sistema → aba Problemas → botão "Relatar um problema".</w:t>
       </w:r>
     </w:p>
     <w:tbl>
@@ -21695,7 +21945,7 @@
                 <w:sz w:val="21"/>
                 <w:szCs w:val="21"/>
               </w:rPr>
-              <w:t xml:space="preserve">Você não preenche o que o sistema já sabe.</w:t>
+              <w:t xml:space="preserve">Isso não é culpa de quem está olhando, e nada do que já estava salvo se perde.</w:t>
             </w:r>
             <w:r>
               <w:rPr>
@@ -21703,7 +21953,7 @@
                 <w:sz w:val="21"/>
                 <w:szCs w:val="21"/>
               </w:rPr>
-              <w:t xml:space="preserve"> Quem você é, sua função, a unidade, a tela, a versão e o navegador vão junto automaticamente. Até a versão anterior deste manual mandava copiar um formulário de doze linhas à mão — ninguém preenche isso com paciente esperando, e o relato chegava sem o que o torna encontrável.</w:t>
+              <w:t xml:space="preserve"> Se acontecer duas vezes seguidas, registre — é o botão do meio.</w:t>
             </w:r>
           </w:p>
         </w:tc>
@@ -21723,17 +21973,13 @@
     </w:p>
     <w:p>
       <w:pPr>
-        <w:spacing w:after="140" w:line="280"/>
-      </w:pPr>
-      <w:r>
-        <w:rPr>
-          <w:b/>
-          <w:bCs/>
-          <w:color w:val="23293D"/>
-          <w:sz w:val="21"/>
-          <w:szCs w:val="21"/>
-        </w:rPr>
-        <w:t xml:space="preserve">Você escreve três coisas, e só:</w:t>
+        <w:pStyle w:val="Heading2"/>
+      </w:pPr>
+      <w:r>
+        <w:rPr>
+          <w:color w:val="1F3253"/>
+        </w:rPr>
+        <w:t xml:space="preserve">9.2. Antes de chamar o suporte — 6 verificações</w:t>
       </w:r>
     </w:p>
     <w:p>
@@ -21753,33 +21999,15 @@
           <w:sz w:val="21"/>
           <w:szCs w:val="21"/>
         </w:rPr>
-        <w:t xml:space="preserve">Um resumo em uma linha</w:t>
-      </w:r>
-      <w:r>
-        <w:rPr>
-          <w:color w:val="23293D"/>
-          <w:sz w:val="21"/>
-          <w:szCs w:val="21"/>
-        </w:rPr>
-        <w:t xml:space="preserve"> — </w:t>
-      </w:r>
-      <w:r>
-        <w:rPr>
-          <w:i/>
-          <w:iCs/>
-          <w:color w:val="23293D"/>
-          <w:sz w:val="21"/>
-          <w:szCs w:val="21"/>
-        </w:rPr>
-        <w:t xml:space="preserve">"a agenda não deixa marcar no sábado"</w:t>
-      </w:r>
-      <w:r>
-        <w:rPr>
-          <w:color w:val="23293D"/>
-          <w:sz w:val="21"/>
-          <w:szCs w:val="21"/>
-        </w:rPr>
-        <w:t xml:space="preserve">.</w:t>
+        <w:t xml:space="preserve">É preenchimento?</w:t>
+      </w:r>
+      <w:r>
+        <w:rPr>
+          <w:color w:val="23293D"/>
+          <w:sz w:val="21"/>
+          <w:szCs w:val="21"/>
+        </w:rPr>
+        <w:t xml:space="preserve"> Algum campo obrigatório em branco ou com formato errado?</w:t>
       </w:r>
     </w:p>
     <w:p>
@@ -21799,25 +22027,31 @@
           <w:sz w:val="21"/>
           <w:szCs w:val="21"/>
         </w:rPr>
-        <w:t xml:space="preserve">O que aconteceu</w:t>
-      </w:r>
-      <w:r>
-        <w:rPr>
-          <w:color w:val="23293D"/>
-          <w:sz w:val="21"/>
-          <w:szCs w:val="21"/>
-        </w:rPr>
-        <w:t xml:space="preserve"> — o passo a passo: o que você fez e o que o sistema respondeu. </w:t>
-      </w:r>
-      <w:r>
-        <w:rPr>
-          <w:b/>
-          <w:bCs/>
-          <w:color w:val="23293D"/>
-          <w:sz w:val="21"/>
-          <w:szCs w:val="21"/>
-        </w:rPr>
-        <w:t xml:space="preserve">Se apareceu uma mensagem, copie o texto exato dela.</w:t>
+        <w:t xml:space="preserve">É permissão?</w:t>
+      </w:r>
+      <w:r>
+        <w:rPr>
+          <w:color w:val="23293D"/>
+          <w:sz w:val="21"/>
+          <w:szCs w:val="21"/>
+        </w:rPr>
+        <w:t xml:space="preserve"> O botão não aparece, ou some ao clicar? Provavelmente a sua função não tem essa ação. Confira na </w:t>
+      </w:r>
+      <w:r>
+        <w:rPr>
+          <w:color w:val="1F3253"/>
+          <w:sz w:val="21"/>
+          <w:szCs w:val="21"/>
+        </w:rPr>
+        <w:t xml:space="preserve">matriz</w:t>
+      </w:r>
+      <w:r>
+        <w:rPr>
+          <w:color w:val="23293D"/>
+          <w:sz w:val="21"/>
+          <w:szCs w:val="21"/>
+        </w:rPr>
+        <w:t xml:space="preserve">.</w:t>
       </w:r>
     </w:p>
     <w:p>
@@ -21826,6 +22060,453 @@
         <w:numPr>
           <w:ilvl w:val="0"/>
           <w:numId w:val="33"/>
+        </w:numPr>
+        <w:spacing w:after="80" w:line="270"/>
+      </w:pPr>
+      <w:r>
+        <w:rPr>
+          <w:b/>
+          <w:bCs/>
+          <w:color w:val="23293D"/>
+          <w:sz w:val="21"/>
+          <w:szCs w:val="21"/>
+        </w:rPr>
+        <w:t xml:space="preserve">É a unidade errada?</w:t>
+      </w:r>
+      <w:r>
+        <w:rPr>
+          <w:color w:val="23293D"/>
+          <w:sz w:val="21"/>
+          <w:szCs w:val="21"/>
+        </w:rPr>
+        <w:t xml:space="preserve"> Veja no alto da barra lateral se a unidade ativa é a que você quer.</w:t>
+      </w:r>
+    </w:p>
+    <w:p>
+      <w:pPr>
+        <w:pStyle w:val="ListParagraph"/>
+        <w:numPr>
+          <w:ilvl w:val="0"/>
+          <w:numId w:val="33"/>
+        </w:numPr>
+        <w:spacing w:after="80" w:line="270"/>
+      </w:pPr>
+      <w:r>
+        <w:rPr>
+          <w:b/>
+          <w:bCs/>
+          <w:color w:val="23293D"/>
+          <w:sz w:val="21"/>
+          <w:szCs w:val="21"/>
+        </w:rPr>
+        <w:t xml:space="preserve">É conexão?</w:t>
+      </w:r>
+      <w:r>
+        <w:rPr>
+          <w:color w:val="23293D"/>
+          <w:sz w:val="21"/>
+          <w:szCs w:val="21"/>
+        </w:rPr>
+        <w:t xml:space="preserve"> Se a mensagem falar em servidor ou internet, teste abrir outro site.</w:t>
+      </w:r>
+    </w:p>
+    <w:p>
+      <w:pPr>
+        <w:pStyle w:val="ListParagraph"/>
+        <w:numPr>
+          <w:ilvl w:val="0"/>
+          <w:numId w:val="33"/>
+        </w:numPr>
+        <w:spacing w:after="80" w:line="270"/>
+      </w:pPr>
+      <w:r>
+        <w:rPr>
+          <w:b/>
+          <w:bCs/>
+          <w:color w:val="23293D"/>
+          <w:sz w:val="21"/>
+          <w:szCs w:val="21"/>
+        </w:rPr>
+        <w:t xml:space="preserve">A tela está velha?</w:t>
+      </w:r>
+      <w:r>
+        <w:rPr>
+          <w:color w:val="23293D"/>
+          <w:sz w:val="21"/>
+          <w:szCs w:val="21"/>
+        </w:rPr>
+        <w:t xml:space="preserve"> Recarregue com </w:t>
+      </w:r>
+      <w:r>
+        <w:rPr>
+          <w:b/>
+          <w:bCs/>
+          <w:color w:val="23293D"/>
+          <w:sz w:val="21"/>
+          <w:szCs w:val="21"/>
+        </w:rPr>
+        <w:t xml:space="preserve">Ctrl + Shift + R</w:t>
+      </w:r>
+      <w:r>
+        <w:rPr>
+          <w:color w:val="23293D"/>
+          <w:sz w:val="21"/>
+          <w:szCs w:val="21"/>
+        </w:rPr>
+        <w:t xml:space="preserve">.</w:t>
+      </w:r>
+    </w:p>
+    <w:p>
+      <w:pPr>
+        <w:pStyle w:val="ListParagraph"/>
+        <w:numPr>
+          <w:ilvl w:val="0"/>
+          <w:numId w:val="33"/>
+        </w:numPr>
+        <w:spacing w:after="80" w:line="270"/>
+      </w:pPr>
+      <w:r>
+        <w:rPr>
+          <w:b/>
+          <w:bCs/>
+          <w:color w:val="23293D"/>
+          <w:sz w:val="21"/>
+          <w:szCs w:val="21"/>
+        </w:rPr>
+        <w:t xml:space="preserve">Já aconteceu antes?</w:t>
+      </w:r>
+      <w:r>
+        <w:rPr>
+          <w:color w:val="23293D"/>
+          <w:sz w:val="21"/>
+          <w:szCs w:val="21"/>
+        </w:rPr>
+        <w:t xml:space="preserve"> Se for a primeira vez, tente de novo </w:t>
+      </w:r>
+      <w:r>
+        <w:rPr>
+          <w:b/>
+          <w:bCs/>
+          <w:color w:val="23293D"/>
+          <w:sz w:val="21"/>
+          <w:szCs w:val="21"/>
+        </w:rPr>
+        <w:t xml:space="preserve">uma vez</w:t>
+      </w:r>
+      <w:r>
+        <w:rPr>
+          <w:color w:val="23293D"/>
+          <w:sz w:val="21"/>
+          <w:szCs w:val="21"/>
+        </w:rPr>
+        <w:t xml:space="preserve">.</w:t>
+      </w:r>
+    </w:p>
+    <w:p>
+      <w:pPr>
+        <w:pStyle w:val="Heading2"/>
+      </w:pPr>
+      <w:r>
+        <w:rPr>
+          <w:color w:val="1F3253"/>
+        </w:rPr>
+        <w:t xml:space="preserve">9.3. Quando NÃO repetir a ação</w:t>
+      </w:r>
+    </w:p>
+    <w:p>
+      <w:pPr>
+        <w:spacing w:after="140" w:line="280"/>
+      </w:pPr>
+      <w:r>
+        <w:rPr>
+          <w:color w:val="23293D"/>
+          <w:sz w:val="21"/>
+          <w:szCs w:val="21"/>
+        </w:rPr>
+        <w:t xml:space="preserve">⚠️ </w:t>
+      </w:r>
+      <w:r>
+        <w:rPr>
+          <w:b/>
+          <w:bCs/>
+          <w:color w:val="23293D"/>
+          <w:sz w:val="21"/>
+          <w:szCs w:val="21"/>
+        </w:rPr>
+        <w:t xml:space="preserve">Não repita</w:t>
+      </w:r>
+      <w:r>
+        <w:rPr>
+          <w:color w:val="23293D"/>
+          <w:sz w:val="21"/>
+          <w:szCs w:val="21"/>
+        </w:rPr>
+        <w:t xml:space="preserve"> se a ação envolve </w:t>
+      </w:r>
+      <w:r>
+        <w:rPr>
+          <w:b/>
+          <w:bCs/>
+          <w:color w:val="23293D"/>
+          <w:sz w:val="21"/>
+          <w:szCs w:val="21"/>
+        </w:rPr>
+        <w:t xml:space="preserve">dinheiro</w:t>
+      </w:r>
+      <w:r>
+        <w:rPr>
+          <w:color w:val="23293D"/>
+          <w:sz w:val="21"/>
+          <w:szCs w:val="21"/>
+        </w:rPr>
+        <w:t xml:space="preserve"> (receber, pagar, fechar venda) e você </w:t>
+      </w:r>
+      <w:r>
+        <w:rPr>
+          <w:b/>
+          <w:bCs/>
+          <w:color w:val="23293D"/>
+          <w:sz w:val="21"/>
+          <w:szCs w:val="21"/>
+        </w:rPr>
+        <w:t xml:space="preserve">não tem certeza</w:t>
+      </w:r>
+      <w:r>
+        <w:rPr>
+          <w:color w:val="23293D"/>
+          <w:sz w:val="21"/>
+          <w:szCs w:val="21"/>
+        </w:rPr>
+        <w:t xml:space="preserve"> de que falhou. Repetir pode gerar lançamento em dobro. Confira antes se o registro já existe.</w:t>
+      </w:r>
+    </w:p>
+    <w:p>
+      <w:pPr>
+        <w:spacing w:after="140" w:line="280"/>
+      </w:pPr>
+      <w:r>
+        <w:rPr>
+          <w:color w:val="23293D"/>
+          <w:sz w:val="21"/>
+          <w:szCs w:val="21"/>
+        </w:rPr>
+        <w:t xml:space="preserve">O sistema tem travas contra duplicidade em vários pontos (mesma nota fiscal, mesma emissão de boleto, mesma sessão consumindo kit duas vezes), mas </w:t>
+      </w:r>
+      <w:r>
+        <w:rPr>
+          <w:b/>
+          <w:bCs/>
+          <w:color w:val="23293D"/>
+          <w:sz w:val="21"/>
+          <w:szCs w:val="21"/>
+        </w:rPr>
+        <w:t xml:space="preserve">conferir custa menos que corrigir</w:t>
+      </w:r>
+      <w:r>
+        <w:rPr>
+          <w:color w:val="23293D"/>
+          <w:sz w:val="21"/>
+          <w:szCs w:val="21"/>
+        </w:rPr>
+        <w:t xml:space="preserve">.</w:t>
+      </w:r>
+    </w:p>
+    <w:p>
+      <w:pPr>
+        <w:pStyle w:val="Heading2"/>
+      </w:pPr>
+      <w:r>
+        <w:rPr>
+          <w:color w:val="1F3253"/>
+        </w:rPr>
+        <w:t xml:space="preserve">9.4. Como relatar um problema</w:t>
+      </w:r>
+    </w:p>
+    <w:p>
+      <w:pPr>
+        <w:spacing w:after="140" w:line="280"/>
+      </w:pPr>
+      <w:r>
+        <w:rPr>
+          <w:b/>
+          <w:bCs/>
+          <w:color w:val="23293D"/>
+          <w:sz w:val="21"/>
+          <w:szCs w:val="21"/>
+        </w:rPr>
+        <w:t xml:space="preserve">Menu → Sistema → aba Problemas → botão "Relatar um problema".</w:t>
+      </w:r>
+    </w:p>
+    <w:tbl>
+      <w:tblPr>
+        <w:tblW w:type="dxa" w:w="9638"/>
+        <w:tblBorders>
+          <w:top w:val="single" w:color="F5F3EC" w:sz="2"/>
+          <w:left w:val="single" w:color="B98B2E" w:sz="18"/>
+          <w:bottom w:val="single" w:color="F5F3EC" w:sz="2"/>
+          <w:right w:val="single" w:color="F5F3EC" w:sz="2"/>
+          <w:insideH w:val="none" w:color="auto" w:sz="0"/>
+          <w:insideV w:val="none" w:color="auto" w:sz="0"/>
+        </w:tblBorders>
+      </w:tblPr>
+      <w:tblGrid>
+        <w:gridCol w:w="9638"/>
+      </w:tblGrid>
+      <w:tr>
+        <w:tc>
+          <w:tcPr>
+            <w:tcW w:type="dxa" w:w="9638"/>
+            <w:shd w:fill="F5F3EC" w:color="auto" w:val="clear"/>
+            <w:tcMar>
+              <w:top w:type="dxa" w:w="160"/>
+              <w:left w:type="dxa" w:w="220"/>
+              <w:bottom w:type="dxa" w:w="160"/>
+              <w:right w:type="dxa" w:w="200"/>
+            </w:tcMar>
+          </w:tcPr>
+          <w:p>
+            <w:pPr>
+              <w:spacing w:after="140" w:line="280"/>
+            </w:pPr>
+            <w:r>
+              <w:rPr>
+                <w:b/>
+                <w:bCs/>
+                <w:color w:val="23293D"/>
+                <w:sz w:val="21"/>
+                <w:szCs w:val="21"/>
+              </w:rPr>
+              <w:t xml:space="preserve">Você não preenche o que o sistema já sabe.</w:t>
+            </w:r>
+            <w:r>
+              <w:rPr>
+                <w:color w:val="23293D"/>
+                <w:sz w:val="21"/>
+                <w:szCs w:val="21"/>
+              </w:rPr>
+              <w:t xml:space="preserve"> Quem você é, sua função, a unidade, a tela, a versão e o navegador vão junto automaticamente. Até a versão anterior deste manual mandava copiar um formulário de doze linhas à mão — ninguém preenche isso com paciente esperando, e o relato chegava sem o que o torna encontrável.</w:t>
+            </w:r>
+          </w:p>
+        </w:tc>
+      </w:tr>
+    </w:tbl>
+    <w:p>
+      <w:pPr>
+        <w:spacing w:after="140" w:line="120"/>
+      </w:pPr>
+      <w:r>
+        <w:rPr>
+          <w:sz w:val="2"/>
+          <w:szCs w:val="2"/>
+        </w:rPr>
+        <w:t xml:space="preserve"/>
+      </w:r>
+    </w:p>
+    <w:p>
+      <w:pPr>
+        <w:spacing w:after="140" w:line="280"/>
+      </w:pPr>
+      <w:r>
+        <w:rPr>
+          <w:b/>
+          <w:bCs/>
+          <w:color w:val="23293D"/>
+          <w:sz w:val="21"/>
+          <w:szCs w:val="21"/>
+        </w:rPr>
+        <w:t xml:space="preserve">Você escreve três coisas, e só:</w:t>
+      </w:r>
+    </w:p>
+    <w:p>
+      <w:pPr>
+        <w:pStyle w:val="ListParagraph"/>
+        <w:numPr>
+          <w:ilvl w:val="0"/>
+          <w:numId w:val="34"/>
+        </w:numPr>
+        <w:spacing w:after="80" w:line="270"/>
+      </w:pPr>
+      <w:r>
+        <w:rPr>
+          <w:b/>
+          <w:bCs/>
+          <w:color w:val="23293D"/>
+          <w:sz w:val="21"/>
+          <w:szCs w:val="21"/>
+        </w:rPr>
+        <w:t xml:space="preserve">Um resumo em uma linha</w:t>
+      </w:r>
+      <w:r>
+        <w:rPr>
+          <w:color w:val="23293D"/>
+          <w:sz w:val="21"/>
+          <w:szCs w:val="21"/>
+        </w:rPr>
+        <w:t xml:space="preserve"> — </w:t>
+      </w:r>
+      <w:r>
+        <w:rPr>
+          <w:i/>
+          <w:iCs/>
+          <w:color w:val="23293D"/>
+          <w:sz w:val="21"/>
+          <w:szCs w:val="21"/>
+        </w:rPr>
+        <w:t xml:space="preserve">"a agenda não deixa marcar no sábado"</w:t>
+      </w:r>
+      <w:r>
+        <w:rPr>
+          <w:color w:val="23293D"/>
+          <w:sz w:val="21"/>
+          <w:szCs w:val="21"/>
+        </w:rPr>
+        <w:t xml:space="preserve">.</w:t>
+      </w:r>
+    </w:p>
+    <w:p>
+      <w:pPr>
+        <w:pStyle w:val="ListParagraph"/>
+        <w:numPr>
+          <w:ilvl w:val="0"/>
+          <w:numId w:val="34"/>
+        </w:numPr>
+        <w:spacing w:after="80" w:line="270"/>
+      </w:pPr>
+      <w:r>
+        <w:rPr>
+          <w:b/>
+          <w:bCs/>
+          <w:color w:val="23293D"/>
+          <w:sz w:val="21"/>
+          <w:szCs w:val="21"/>
+        </w:rPr>
+        <w:t xml:space="preserve">O que aconteceu</w:t>
+      </w:r>
+      <w:r>
+        <w:rPr>
+          <w:color w:val="23293D"/>
+          <w:sz w:val="21"/>
+          <w:szCs w:val="21"/>
+        </w:rPr>
+        <w:t xml:space="preserve"> — o passo a passo: o que você fez e o que o sistema respondeu. </w:t>
+      </w:r>
+      <w:r>
+        <w:rPr>
+          <w:b/>
+          <w:bCs/>
+          <w:color w:val="23293D"/>
+          <w:sz w:val="21"/>
+          <w:szCs w:val="21"/>
+        </w:rPr>
+        <w:t xml:space="preserve">Se apareceu uma mensagem, copie o texto exato dela.</w:t>
+      </w:r>
+    </w:p>
+    <w:p>
+      <w:pPr>
+        <w:pStyle w:val="ListParagraph"/>
+        <w:numPr>
+          <w:ilvl w:val="0"/>
+          <w:numId w:val="34"/>
         </w:numPr>
         <w:spacing w:after="80" w:line="270"/>
       </w:pPr>
@@ -24893,7 +25574,7 @@
         <w:pStyle w:val="ListParagraph"/>
         <w:numPr>
           <w:ilvl w:val="0"/>
-          <w:numId w:val="34"/>
+          <w:numId w:val="35"/>
         </w:numPr>
         <w:spacing w:after="80" w:line="270"/>
       </w:pPr>
@@ -24921,7 +25602,7 @@
         <w:pStyle w:val="ListParagraph"/>
         <w:numPr>
           <w:ilvl w:val="0"/>
-          <w:numId w:val="34"/>
+          <w:numId w:val="35"/>
         </w:numPr>
         <w:spacing w:after="80" w:line="270"/>
       </w:pPr>
@@ -24949,7 +25630,7 @@
         <w:pStyle w:val="ListParagraph"/>
         <w:numPr>
           <w:ilvl w:val="0"/>
-          <w:numId w:val="34"/>
+          <w:numId w:val="35"/>
         </w:numPr>
         <w:spacing w:after="80" w:line="270"/>
       </w:pPr>
@@ -24977,7 +25658,7 @@
         <w:pStyle w:val="ListParagraph"/>
         <w:numPr>
           <w:ilvl w:val="0"/>
-          <w:numId w:val="34"/>
+          <w:numId w:val="35"/>
         </w:numPr>
         <w:spacing w:after="80" w:line="270"/>
       </w:pPr>
@@ -25005,7 +25686,7 @@
         <w:pStyle w:val="ListParagraph"/>
         <w:numPr>
           <w:ilvl w:val="0"/>
-          <w:numId w:val="34"/>
+          <w:numId w:val="35"/>
         </w:numPr>
         <w:spacing w:after="80" w:line="270"/>
       </w:pPr>
@@ -25033,7 +25714,7 @@
         <w:pStyle w:val="ListParagraph"/>
         <w:numPr>
           <w:ilvl w:val="0"/>
-          <w:numId w:val="34"/>
+          <w:numId w:val="35"/>
         </w:numPr>
         <w:spacing w:after="80" w:line="270"/>
       </w:pPr>
@@ -25061,7 +25742,7 @@
         <w:pStyle w:val="ListParagraph"/>
         <w:numPr>
           <w:ilvl w:val="0"/>
-          <w:numId w:val="34"/>
+          <w:numId w:val="35"/>
         </w:numPr>
         <w:spacing w:after="80" w:line="270"/>
       </w:pPr>
@@ -25147,7 +25828,7 @@
         <w:pStyle w:val="ListParagraph"/>
         <w:numPr>
           <w:ilvl w:val="0"/>
-          <w:numId w:val="35"/>
+          <w:numId w:val="36"/>
         </w:numPr>
         <w:spacing w:after="80" w:line="270"/>
       </w:pPr>
@@ -25183,7 +25864,7 @@
         <w:pStyle w:val="ListParagraph"/>
         <w:numPr>
           <w:ilvl w:val="0"/>
-          <w:numId w:val="35"/>
+          <w:numId w:val="36"/>
         </w:numPr>
         <w:spacing w:after="80" w:line="270"/>
       </w:pPr>
@@ -25201,7 +25882,7 @@
         <w:pStyle w:val="ListParagraph"/>
         <w:numPr>
           <w:ilvl w:val="0"/>
-          <w:numId w:val="35"/>
+          <w:numId w:val="36"/>
         </w:numPr>
         <w:spacing w:after="80" w:line="270"/>
       </w:pPr>
@@ -25237,7 +25918,7 @@
         <w:pStyle w:val="ListParagraph"/>
         <w:numPr>
           <w:ilvl w:val="0"/>
-          <w:numId w:val="35"/>
+          <w:numId w:val="36"/>
         </w:numPr>
         <w:spacing w:after="80" w:line="270"/>
       </w:pPr>
@@ -25255,7 +25936,7 @@
         <w:pStyle w:val="ListParagraph"/>
         <w:numPr>
           <w:ilvl w:val="0"/>
-          <w:numId w:val="35"/>
+          <w:numId w:val="36"/>
         </w:numPr>
         <w:spacing w:after="80" w:line="270"/>
       </w:pPr>
@@ -27407,7 +28088,7 @@
         <w:pStyle w:val="ListParagraph"/>
         <w:numPr>
           <w:ilvl w:val="0"/>
-          <w:numId w:val="36"/>
+          <w:numId w:val="37"/>
         </w:numPr>
         <w:spacing w:after="80" w:line="270"/>
       </w:pPr>
@@ -27435,7 +28116,7 @@
         <w:pStyle w:val="ListParagraph"/>
         <w:numPr>
           <w:ilvl w:val="0"/>
-          <w:numId w:val="36"/>
+          <w:numId w:val="37"/>
         </w:numPr>
         <w:spacing w:after="80" w:line="270"/>
       </w:pPr>
@@ -27463,7 +28144,7 @@
         <w:pStyle w:val="ListParagraph"/>
         <w:numPr>
           <w:ilvl w:val="0"/>
-          <w:numId w:val="36"/>
+          <w:numId w:val="37"/>
         </w:numPr>
         <w:spacing w:after="80" w:line="270"/>
       </w:pPr>
@@ -29937,7 +30618,7 @@
         <w:pStyle w:val="ListParagraph"/>
         <w:numPr>
           <w:ilvl w:val="0"/>
-          <w:numId w:val="37"/>
+          <w:numId w:val="38"/>
         </w:numPr>
         <w:spacing w:after="80" w:line="270"/>
       </w:pPr>
@@ -29965,7 +30646,7 @@
         <w:pStyle w:val="ListParagraph"/>
         <w:numPr>
           <w:ilvl w:val="0"/>
-          <w:numId w:val="37"/>
+          <w:numId w:val="38"/>
         </w:numPr>
         <w:spacing w:after="80" w:line="270"/>
       </w:pPr>
@@ -29993,7 +30674,7 @@
         <w:pStyle w:val="ListParagraph"/>
         <w:numPr>
           <w:ilvl w:val="0"/>
-          <w:numId w:val="37"/>
+          <w:numId w:val="38"/>
         </w:numPr>
         <w:spacing w:after="80" w:line="270"/>
       </w:pPr>
@@ -30021,7 +30702,7 @@
         <w:pStyle w:val="ListParagraph"/>
         <w:numPr>
           <w:ilvl w:val="0"/>
-          <w:numId w:val="37"/>
+          <w:numId w:val="38"/>
         </w:numPr>
         <w:spacing w:after="80" w:line="270"/>
       </w:pPr>
@@ -30545,7 +31226,7 @@
     </w:lvlOverride>
   </w:num>
   <w:num w:numId="34">
-    <w:abstractNumId w:val="3"/>
+    <w:abstractNumId w:val="2"/>
     <w:lvlOverride w:ilvl="0">
       <w:startOverride w:val="1"/>
     </w:lvlOverride>
@@ -30557,12 +31238,18 @@
     </w:lvlOverride>
   </w:num>
   <w:num w:numId="36">
+    <w:abstractNumId w:val="3"/>
+    <w:lvlOverride w:ilvl="0">
+      <w:startOverride w:val="1"/>
+    </w:lvlOverride>
+  </w:num>
+  <w:num w:numId="37">
     <w:abstractNumId w:val="2"/>
     <w:lvlOverride w:ilvl="0">
       <w:startOverride w:val="1"/>
     </w:lvlOverride>
   </w:num>
-  <w:num w:numId="37">
+  <w:num w:numId="38">
     <w:abstractNumId w:val="3"/>
     <w:lvlOverride w:ilvl="0">
       <w:startOverride w:val="1"/>

--- a/docs/treinamento/Manual-de-Treinamento-riSZon.docx
+++ b/docs/treinamento/Manual-de-Treinamento-riSZon.docx
@@ -21526,6 +21526,70 @@
         <w:t xml:space="preserve"> — agora com um orçamento que reflete a boca dele hoje, não a de um ano atrás.</w:t>
       </w:r>
     </w:p>
+    <w:p>
+      <w:pPr>
+        <w:pStyle w:val="ListParagraph"/>
+        <w:numPr>
+          <w:ilvl w:val="0"/>
+          <w:numId w:val="32"/>
+        </w:numPr>
+        <w:spacing w:after="80" w:line="270"/>
+      </w:pPr>
+      <w:r>
+        <w:rPr>
+          <w:b/>
+          <w:bCs/>
+          <w:color w:val="23293D"/>
+          <w:sz w:val="21"/>
+          <w:szCs w:val="21"/>
+        </w:rPr>
+        <w:t xml:space="preserve">O cartão reabre sozinho</w:t>
+      </w:r>
+      <w:r>
+        <w:rPr>
+          <w:color w:val="23293D"/>
+          <w:sz w:val="21"/>
+          <w:szCs w:val="21"/>
+        </w:rPr>
+        <w:t xml:space="preserve"> e o cliente reaparece em </w:t>
+      </w:r>
+      <w:r>
+        <w:rPr>
+          <w:b/>
+          <w:bCs/>
+          <w:color w:val="23293D"/>
+          <w:sz w:val="21"/>
+          <w:szCs w:val="21"/>
+        </w:rPr>
+        <w:t xml:space="preserve">A apresentar</w:t>
+      </w:r>
+      <w:r>
+        <w:rPr>
+          <w:color w:val="23293D"/>
+          <w:sz w:val="21"/>
+          <w:szCs w:val="21"/>
+        </w:rPr>
+        <w:t xml:space="preserve">, começando uma </w:t>
+      </w:r>
+      <w:r>
+        <w:rPr>
+          <w:b/>
+          <w:bCs/>
+          <w:color w:val="23293D"/>
+          <w:sz w:val="21"/>
+          <w:szCs w:val="21"/>
+        </w:rPr>
+        <w:t xml:space="preserve">rodada nova</w:t>
+      </w:r>
+      <w:r>
+        <w:rPr>
+          <w:color w:val="23293D"/>
+          <w:sz w:val="21"/>
+          <w:szCs w:val="21"/>
+        </w:rPr>
+        <w:t xml:space="preserve">: sem o motivo da perda e com as tentativas zeradas.</w:t>
+      </w:r>
+    </w:p>
     <w:tbl>
       <w:tblPr>
         <w:tblW w:type="dxa" w:w="9638"/>
@@ -21591,6 +21655,130 @@
         <w:t xml:space="preserve"/>
       </w:r>
     </w:p>
+    <w:tbl>
+      <w:tblPr>
+        <w:tblW w:type="dxa" w:w="9638"/>
+        <w:tblBorders>
+          <w:top w:val="single" w:color="F5F3EC" w:sz="2"/>
+          <w:left w:val="single" w:color="B98B2E" w:sz="18"/>
+          <w:bottom w:val="single" w:color="F5F3EC" w:sz="2"/>
+          <w:right w:val="single" w:color="F5F3EC" w:sz="2"/>
+          <w:insideH w:val="none" w:color="auto" w:sz="0"/>
+          <w:insideV w:val="none" w:color="auto" w:sz="0"/>
+        </w:tblBorders>
+      </w:tblPr>
+      <w:tblGrid>
+        <w:gridCol w:w="9638"/>
+      </w:tblGrid>
+      <w:tr>
+        <w:tc>
+          <w:tcPr>
+            <w:tcW w:type="dxa" w:w="9638"/>
+            <w:shd w:fill="F5F3EC" w:color="auto" w:val="clear"/>
+            <w:tcMar>
+              <w:top w:type="dxa" w:w="160"/>
+              <w:left w:type="dxa" w:w="220"/>
+              <w:bottom w:type="dxa" w:w="160"/>
+              <w:right w:type="dxa" w:w="200"/>
+            </w:tcMar>
+          </w:tcPr>
+          <w:p>
+            <w:pPr>
+              <w:spacing w:after="140" w:line="280"/>
+            </w:pPr>
+            <w:r>
+              <w:rPr>
+                <w:b/>
+                <w:bCs/>
+                <w:color w:val="23293D"/>
+                <w:sz w:val="21"/>
+                <w:szCs w:val="21"/>
+              </w:rPr>
+              <w:t xml:space="preserve">A fase manda no cartão.</w:t>
+            </w:r>
+            <w:r>
+              <w:rPr>
+                <w:color w:val="23293D"/>
+                <w:sz w:val="21"/>
+                <w:szCs w:val="21"/>
+              </w:rPr>
+              <w:t xml:space="preserve"> Sair do funil encerra o cartão; entrar no funil reabre. Não existe botão para isso, e é de propósito — dois jeitos de dizer a mesma coisa acabariam discordando.</w:t>
+            </w:r>
+          </w:p>
+          <w:p>
+            <w:pPr>
+              <w:spacing w:after="140" w:line="280"/>
+            </w:pPr>
+            <w:r>
+              <w:rPr>
+                <w:b/>
+                <w:bCs/>
+                <w:color w:val="23293D"/>
+                <w:sz w:val="21"/>
+                <w:szCs w:val="21"/>
+              </w:rPr>
+              <w:t xml:space="preserve">Rodada nova não apaga história:</w:t>
+            </w:r>
+            <w:r>
+              <w:rPr>
+                <w:color w:val="23293D"/>
+                <w:sz w:val="21"/>
+                <w:szCs w:val="21"/>
+              </w:rPr>
+              <w:t xml:space="preserve"> as tentativas e o motivo da perda anterior continuam no </w:t>
+            </w:r>
+            <w:r>
+              <w:rPr>
+                <w:b/>
+                <w:bCs/>
+                <w:color w:val="23293D"/>
+                <w:sz w:val="21"/>
+                <w:szCs w:val="21"/>
+              </w:rPr>
+              <w:t xml:space="preserve">Histórico do funil</w:t>
+            </w:r>
+            <w:r>
+              <w:rPr>
+                <w:color w:val="23293D"/>
+                <w:sz w:val="21"/>
+                <w:szCs w:val="21"/>
+              </w:rPr>
+              <w:t xml:space="preserve">. O que zera é o contador da rodada, para o cartão não abrir dizendo </w:t>
+            </w:r>
+            <w:r>
+              <w:rPr>
+                <w:i/>
+                <w:iCs/>
+                <w:color w:val="23293D"/>
+                <w:sz w:val="21"/>
+                <w:szCs w:val="21"/>
+              </w:rPr>
+              <w:t xml:space="preserve">"4ª tentativa"</w:t>
+            </w:r>
+            <w:r>
+              <w:rPr>
+                <w:color w:val="23293D"/>
+                <w:sz w:val="21"/>
+                <w:szCs w:val="21"/>
+              </w:rPr>
+              <w:t xml:space="preserve"> sobre um cliente com quem ninguém falou ainda desta vez.</w:t>
+            </w:r>
+          </w:p>
+        </w:tc>
+      </w:tr>
+    </w:tbl>
+    <w:p>
+      <w:pPr>
+        <w:spacing w:after="140" w:line="120"/>
+      </w:pPr>
+      <w:r>
+        <w:rPr>
+          <w:sz w:val="2"/>
+          <w:szCs w:val="2"/>
+        </w:rPr>
+        <w:t xml:space="preserve"/>
+      </w:r>
+    </w:p>
     <w:p>
       <w:pPr>
         <w:spacing w:after="140" w:line="280"/>
@@ -21611,7 +21799,7 @@
           <w:sz w:val="21"/>
           <w:szCs w:val="21"/>
         </w:rPr>
-        <w:t xml:space="preserve">, sem necessidade de nova avaliação: fale com o Admin Master — só ele move um cliente entre fases livremente.</w:t>
+        <w:t xml:space="preserve">, sem necessidade de nova avaliação: o Admin Master move a fase direto para a Conversão Comercial — e o cartão reabre do mesmo jeito.</w:t>
       </w:r>
     </w:p>
     <w:p>

--- a/docs/treinamento/Manual-de-Treinamento-riSZon.docx
+++ b/docs/treinamento/Manual-de-Treinamento-riSZon.docx
@@ -1196,6 +1196,215 @@
           <w:sz w:val="21"/>
           <w:szCs w:val="21"/>
         </w:rPr>
+        <w:t xml:space="preserve">No alto da barra lateral fica "Procurar paciente".</w:t>
+      </w:r>
+      <w:r>
+        <w:rPr>
+          <w:color w:val="23293D"/>
+          <w:sz w:val="21"/>
+          <w:szCs w:val="21"/>
+        </w:rPr>
+        <w:t xml:space="preserve"> É o caminho mais curto para uma ficha, de qualquer tela: clique (ou </w:t>
+      </w:r>
+      <w:r>
+        <w:rPr>
+          <w:b/>
+          <w:bCs/>
+          <w:color w:val="23293D"/>
+          <w:sz w:val="21"/>
+          <w:szCs w:val="21"/>
+        </w:rPr>
+        <w:t xml:space="preserve">Ctrl + K</w:t>
+      </w:r>
+      <w:r>
+        <w:rPr>
+          <w:color w:val="23293D"/>
+          <w:sz w:val="21"/>
+          <w:szCs w:val="21"/>
+        </w:rPr>
+        <w:t xml:space="preserve">), digite, escolha com as setas e abra com </w:t>
+      </w:r>
+      <w:r>
+        <w:rPr>
+          <w:b/>
+          <w:bCs/>
+          <w:color w:val="23293D"/>
+          <w:sz w:val="21"/>
+          <w:szCs w:val="21"/>
+        </w:rPr>
+        <w:t xml:space="preserve">Enter</w:t>
+      </w:r>
+      <w:r>
+        <w:rPr>
+          <w:color w:val="23293D"/>
+          <w:sz w:val="21"/>
+          <w:szCs w:val="21"/>
+        </w:rPr>
+        <w:t xml:space="preserve">.</w:t>
+      </w:r>
+    </w:p>
+    <w:p>
+      <w:pPr>
+        <w:spacing w:after="140" w:line="280"/>
+      </w:pPr>
+      <w:r>
+        <w:rPr>
+          <w:color w:val="23293D"/>
+          <w:sz w:val="21"/>
+          <w:szCs w:val="21"/>
+        </w:rPr>
+        <w:t xml:space="preserve">Procura por </w:t>
+      </w:r>
+      <w:r>
+        <w:rPr>
+          <w:b/>
+          <w:bCs/>
+          <w:color w:val="23293D"/>
+          <w:sz w:val="21"/>
+          <w:szCs w:val="21"/>
+        </w:rPr>
+        <w:t xml:space="preserve">nome</w:t>
+      </w:r>
+      <w:r>
+        <w:rPr>
+          <w:color w:val="23293D"/>
+          <w:sz w:val="21"/>
+          <w:szCs w:val="21"/>
+        </w:rPr>
+        <w:t xml:space="preserve">, pelo </w:t>
+      </w:r>
+      <w:r>
+        <w:rPr>
+          <w:b/>
+          <w:bCs/>
+          <w:color w:val="23293D"/>
+          <w:sz w:val="21"/>
+          <w:szCs w:val="21"/>
+        </w:rPr>
+        <w:t xml:space="preserve">código</w:t>
+      </w:r>
+      <w:r>
+        <w:rPr>
+          <w:color w:val="23293D"/>
+          <w:sz w:val="21"/>
+          <w:szCs w:val="21"/>
+        </w:rPr>
+        <w:t xml:space="preserve"> do paciente (ex.: </w:t>
+      </w:r>
+      <w:r>
+        <w:rPr>
+          <w:rFonts w:ascii="Consolas" w:cs="Consolas" w:eastAsia="Consolas" w:hAnsi="Consolas"/>
+          <w:color w:val="1F3253"/>
+          <w:sz w:val="19"/>
+          <w:szCs w:val="19"/>
+          <w:shd w:fill="EFEDE6" w:color="auto" w:val="clear"/>
+        </w:rPr>
+        <w:t xml:space="preserve">CAM-00001</w:t>
+      </w:r>
+      <w:r>
+        <w:rPr>
+          <w:color w:val="23293D"/>
+          <w:sz w:val="21"/>
+          <w:szCs w:val="21"/>
+        </w:rPr>
+        <w:t xml:space="preserve">) e pelo </w:t>
+      </w:r>
+      <w:r>
+        <w:rPr>
+          <w:b/>
+          <w:bCs/>
+          <w:color w:val="23293D"/>
+          <w:sz w:val="21"/>
+          <w:szCs w:val="21"/>
+        </w:rPr>
+        <w:t xml:space="preserve">CPF</w:t>
+      </w:r>
+      <w:r>
+        <w:rPr>
+          <w:color w:val="23293D"/>
+          <w:sz w:val="21"/>
+          <w:szCs w:val="21"/>
+        </w:rPr>
+        <w:t xml:space="preserve"> — inclusive digitando só os números, sem pontos nem traço.</w:t>
+      </w:r>
+    </w:p>
+    <w:tbl>
+      <w:tblPr>
+        <w:tblW w:type="dxa" w:w="9638"/>
+        <w:tblBorders>
+          <w:top w:val="single" w:color="F5F3EC" w:sz="2"/>
+          <w:left w:val="single" w:color="B98B2E" w:sz="18"/>
+          <w:bottom w:val="single" w:color="F5F3EC" w:sz="2"/>
+          <w:right w:val="single" w:color="F5F3EC" w:sz="2"/>
+          <w:insideH w:val="none" w:color="auto" w:sz="0"/>
+          <w:insideV w:val="none" w:color="auto" w:sz="0"/>
+        </w:tblBorders>
+      </w:tblPr>
+      <w:tblGrid>
+        <w:gridCol w:w="9638"/>
+      </w:tblGrid>
+      <w:tr>
+        <w:tc>
+          <w:tcPr>
+            <w:tcW w:type="dxa" w:w="9638"/>
+            <w:shd w:fill="F5F3EC" w:color="auto" w:val="clear"/>
+            <w:tcMar>
+              <w:top w:type="dxa" w:w="160"/>
+              <w:left w:type="dxa" w:w="220"/>
+              <w:bottom w:type="dxa" w:w="160"/>
+              <w:right w:type="dxa" w:w="200"/>
+            </w:tcMar>
+          </w:tcPr>
+          <w:p>
+            <w:pPr>
+              <w:spacing w:after="140" w:line="280"/>
+            </w:pPr>
+            <w:r>
+              <w:rPr>
+                <w:b/>
+                <w:bCs/>
+                <w:color w:val="23293D"/>
+                <w:sz w:val="21"/>
+                <w:szCs w:val="21"/>
+              </w:rPr>
+              <w:t xml:space="preserve">Dois pacientes com o mesmo nome?</w:t>
+            </w:r>
+            <w:r>
+              <w:rPr>
+                <w:color w:val="23293D"/>
+                <w:sz w:val="21"/>
+                <w:szCs w:val="21"/>
+              </w:rPr>
+              <w:t xml:space="preserve"> A lista mostra o código e a unidade de cada um, para você escolher sem precisar abrir as duas fichas.</w:t>
+            </w:r>
+          </w:p>
+        </w:tc>
+      </w:tr>
+    </w:tbl>
+    <w:p>
+      <w:pPr>
+        <w:spacing w:after="140" w:line="120"/>
+      </w:pPr>
+      <w:r>
+        <w:rPr>
+          <w:sz w:val="2"/>
+          <w:szCs w:val="2"/>
+        </w:rPr>
+        <w:t xml:space="preserve"/>
+      </w:r>
+    </w:p>
+    <w:p>
+      <w:pPr>
+        <w:spacing w:after="140" w:line="280"/>
+      </w:pPr>
+      <w:r>
+        <w:rPr>
+          <w:b/>
+          <w:bCs/>
+          <w:color w:val="23293D"/>
+          <w:sz w:val="21"/>
+          <w:szCs w:val="21"/>
+        </w:rPr>
         <w:t xml:space="preserve">No rodapé da barra lateral fica a data e a hora</w:t>
       </w:r>
       <w:r>
@@ -14345,6 +14554,107 @@
           <w:szCs w:val="21"/>
         </w:rPr>
         <w:t xml:space="preserve"> 60 minutos.</w:t>
+      </w:r>
+    </w:p>
+    <w:tbl>
+      <w:tblPr>
+        <w:tblW w:type="dxa" w:w="9638"/>
+        <w:tblBorders>
+          <w:top w:val="single" w:color="F5F3EC" w:sz="2"/>
+          <w:left w:val="single" w:color="B98B2E" w:sz="18"/>
+          <w:bottom w:val="single" w:color="F5F3EC" w:sz="2"/>
+          <w:right w:val="single" w:color="F5F3EC" w:sz="2"/>
+          <w:insideH w:val="none" w:color="auto" w:sz="0"/>
+          <w:insideV w:val="none" w:color="auto" w:sz="0"/>
+        </w:tblBorders>
+      </w:tblPr>
+      <w:tblGrid>
+        <w:gridCol w:w="9638"/>
+      </w:tblGrid>
+      <w:tr>
+        <w:tc>
+          <w:tcPr>
+            <w:tcW w:type="dxa" w:w="9638"/>
+            <w:shd w:fill="F5F3EC" w:color="auto" w:val="clear"/>
+            <w:tcMar>
+              <w:top w:type="dxa" w:w="160"/>
+              <w:left w:type="dxa" w:w="220"/>
+              <w:bottom w:type="dxa" w:w="160"/>
+              <w:right w:type="dxa" w:w="200"/>
+            </w:tcMar>
+          </w:tcPr>
+          <w:p>
+            <w:pPr>
+              <w:spacing w:after="140" w:line="280"/>
+            </w:pPr>
+            <w:r>
+              <w:rPr>
+                <w:b/>
+                <w:bCs/>
+                <w:color w:val="23293D"/>
+                <w:sz w:val="21"/>
+                <w:szCs w:val="21"/>
+              </w:rPr>
+              <w:t xml:space="preserve">Antes de cadastrar, procure.</w:t>
+            </w:r>
+            <w:r>
+              <w:rPr>
+                <w:color w:val="23293D"/>
+                <w:sz w:val="21"/>
+                <w:szCs w:val="21"/>
+              </w:rPr>
+              <w:t xml:space="preserve"> Use </w:t>
+            </w:r>
+            <w:r>
+              <w:rPr>
+                <w:b/>
+                <w:bCs/>
+                <w:color w:val="23293D"/>
+                <w:sz w:val="21"/>
+                <w:szCs w:val="21"/>
+              </w:rPr>
+              <w:t xml:space="preserve">Procurar paciente</w:t>
+            </w:r>
+            <w:r>
+              <w:rPr>
+                <w:color w:val="23293D"/>
+                <w:sz w:val="21"/>
+                <w:szCs w:val="21"/>
+              </w:rPr>
+              <w:t xml:space="preserve"> no alto do menu (ou </w:t>
+            </w:r>
+            <w:r>
+              <w:rPr>
+                <w:b/>
+                <w:bCs/>
+                <w:color w:val="23293D"/>
+                <w:sz w:val="21"/>
+                <w:szCs w:val="21"/>
+              </w:rPr>
+              <w:t xml:space="preserve">Ctrl + K</w:t>
+            </w:r>
+            <w:r>
+              <w:rPr>
+                <w:color w:val="23293D"/>
+                <w:sz w:val="21"/>
+                <w:szCs w:val="21"/>
+              </w:rPr>
+              <w:t xml:space="preserve">) e digite o CPF, o nome ou o código. Se a pessoa já existe na rede, você a abre em dois segundos — e evita o cadastro repetido, que é o erro mais comum do balcão. A mesma busca funciona na lista de Prontuários.</w:t>
+            </w:r>
+          </w:p>
+        </w:tc>
+      </w:tr>
+    </w:tbl>
+    <w:p>
+      <w:pPr>
+        <w:spacing w:after="140" w:line="120"/>
+      </w:pPr>
+      <w:r>
+        <w:rPr>
+          <w:sz w:val="2"/>
+          <w:szCs w:val="2"/>
+        </w:rPr>
+        <w:t xml:space="preserve"/>
       </w:r>
     </w:p>
     <w:p>

--- a/docs/treinamento/Manual-de-Treinamento-riSZon.docx
+++ b/docs/treinamento/Manual-de-Treinamento-riSZon.docx
@@ -26093,6 +26093,34 @@
           <w:szCs w:val="21"/>
         </w:rPr>
         <w:t xml:space="preserve"> Todo acesso nasce de um administrador.</w:t>
+      </w:r>
+    </w:p>
+    <w:p>
+      <w:pPr>
+        <w:pStyle w:val="ListParagraph"/>
+        <w:numPr>
+          <w:ilvl w:val="0"/>
+          <w:numId w:val="35"/>
+        </w:numPr>
+        <w:spacing w:after="80" w:line="270"/>
+      </w:pPr>
+      <w:r>
+        <w:rPr>
+          <w:b/>
+          <w:bCs/>
+          <w:color w:val="23293D"/>
+          <w:sz w:val="21"/>
+          <w:szCs w:val="21"/>
+        </w:rPr>
+        <w:t xml:space="preserve">Acesso desativado é barrado na hora.</w:t>
+      </w:r>
+      <w:r>
+        <w:rPr>
+          <w:color w:val="23293D"/>
+          <w:sz w:val="21"/>
+          <w:szCs w:val="21"/>
+        </w:rPr>
+        <w:t xml:space="preserve"> Quem for desativado vê um aviso ao abrir qualquer tela e é convidado a sair — o que ele já registrou continua no sistema; o que muda é a entrada.</w:t>
       </w:r>
     </w:p>
     <w:p>

--- a/docs/treinamento/Manual-de-Treinamento-riSZon.docx
+++ b/docs/treinamento/Manual-de-Treinamento-riSZon.docx
@@ -1173,7 +1173,7 @@
           <w:sz w:val="21"/>
           <w:szCs w:val="21"/>
         </w:rPr>
-        <w:t xml:space="preserve">"Versão 0.226.0 · migração 0247"</w:t>
+        <w:t xml:space="preserve">"Versão 0.235.0 · migração 0251"</w:t>
       </w:r>
       <w:r>
         <w:rPr>
@@ -1186,6 +1186,17 @@
     </w:p>
     <w:p>
       <w:pPr>
+        <w:pStyle w:val="Heading1"/>
+      </w:pPr>
+      <w:r>
+        <w:rPr>
+          <w:color w:val="1F3253"/>
+        </w:rPr>
+        <w:t xml:space="preserve">A barra de cima</w:t>
+      </w:r>
+    </w:p>
+    <w:p>
+      <w:pPr>
         <w:spacing w:after="140" w:line="280"/>
       </w:pPr>
       <w:r>
@@ -1196,15 +1207,38 @@
           <w:sz w:val="21"/>
           <w:szCs w:val="21"/>
         </w:rPr>
-        <w:t xml:space="preserve">No alto da barra lateral fica "Procurar paciente".</w:t>
-      </w:r>
-      <w:r>
-        <w:rPr>
-          <w:color w:val="23293D"/>
-          <w:sz w:val="21"/>
-          <w:szCs w:val="21"/>
-        </w:rPr>
-        <w:t xml:space="preserve"> É o caminho mais curto para uma ficha, de qualquer tela: clique (ou </w:t>
+        <w:t xml:space="preserve">O que você usa de dentro de qualquer tela mora no alto</w:t>
+      </w:r>
+      <w:r>
+        <w:rPr>
+          <w:color w:val="23293D"/>
+          <w:sz w:val="21"/>
+          <w:szCs w:val="21"/>
+        </w:rPr>
+        <w:t xml:space="preserve">, e não no menu lateral. O menu da esquerda é só o caminho entre os módulos.</w:t>
+      </w:r>
+    </w:p>
+    <w:p>
+      <w:pPr>
+        <w:spacing w:after="140" w:line="280"/>
+      </w:pPr>
+      <w:r>
+        <w:rPr>
+          <w:b/>
+          <w:bCs/>
+          <w:color w:val="23293D"/>
+          <w:sz w:val="21"/>
+          <w:szCs w:val="21"/>
+        </w:rPr>
+        <w:t xml:space="preserve">À esquerda: "Procurar paciente".</w:t>
+      </w:r>
+      <w:r>
+        <w:rPr>
+          <w:color w:val="23293D"/>
+          <w:sz w:val="21"/>
+          <w:szCs w:val="21"/>
+        </w:rPr>
+        <w:t xml:space="preserve"> O caminho mais curto para uma ficha: clique (ou </w:t>
       </w:r>
       <w:r>
         <w:rPr>
@@ -1240,20 +1274,7 @@
           <w:sz w:val="21"/>
           <w:szCs w:val="21"/>
         </w:rPr>
-        <w:t xml:space="preserve">.</w:t>
-      </w:r>
-    </w:p>
-    <w:p>
-      <w:pPr>
-        <w:spacing w:after="140" w:line="280"/>
-      </w:pPr>
-      <w:r>
-        <w:rPr>
-          <w:color w:val="23293D"/>
-          <w:sz w:val="21"/>
-          <w:szCs w:val="21"/>
-        </w:rPr>
-        <w:t xml:space="preserve">Procura por </w:t>
+        <w:t xml:space="preserve">. Procura por </w:t>
       </w:r>
       <w:r>
         <w:rPr>
@@ -1289,7 +1310,7 @@
           <w:sz w:val="21"/>
           <w:szCs w:val="21"/>
         </w:rPr>
-        <w:t xml:space="preserve"> do paciente (ex.: </w:t>
+        <w:t xml:space="preserve"> (ex.: </w:t>
       </w:r>
       <w:r>
         <w:rPr>
@@ -1405,15 +1426,15 @@
           <w:sz w:val="21"/>
           <w:szCs w:val="21"/>
         </w:rPr>
-        <w:t xml:space="preserve">No rodapé da barra lateral fica a data e a hora</w:t>
-      </w:r>
-      <w:r>
-        <w:rPr>
-          <w:color w:val="23293D"/>
-          <w:sz w:val="21"/>
-          <w:szCs w:val="21"/>
-        </w:rPr>
-        <w:t xml:space="preserve">, sempre no </w:t>
+        <w:t xml:space="preserve">À direita, a data e a hora</w:t>
+      </w:r>
+      <w:r>
+        <w:rPr>
+          <w:color w:val="23293D"/>
+          <w:sz w:val="21"/>
+          <w:szCs w:val="21"/>
+        </w:rPr>
+        <w:t xml:space="preserve"> — sempre no </w:t>
       </w:r>
       <w:r>
         <w:rPr>
@@ -1431,7 +1452,7 @@
           <w:sz w:val="21"/>
           <w:szCs w:val="21"/>
         </w:rPr>
-        <w:t xml:space="preserve"> — é ele que o sistema usa para decidir se um horário já passou, quando uma parcela vence e a que mês um lançamento pertence. Se o relógio do seu computador mostrar outra coisa, quem manda é este.</w:t>
+        <w:t xml:space="preserve">, que é o que o sistema usa para decidir se um horário já passou, quando uma parcela vence e a que mês um lançamento pertence. Se o relógio do seu computador mostrar outra coisa, quem manda é este.</w:t>
       </w:r>
     </w:p>
     <w:p>
@@ -1446,63 +1467,500 @@
           <w:sz w:val="21"/>
           <w:szCs w:val="21"/>
         </w:rPr>
-        <w:t xml:space="preserve">No fim do menu existe o bloco "Ajuda", com dois itens que valem conhecer antes de precisar deles:</w:t>
-      </w:r>
-    </w:p>
-    <w:p>
-      <w:pPr>
-        <w:pStyle w:val="ListParagraph"/>
-        <w:numPr>
-          <w:ilvl w:val="0"/>
-          <w:numId w:val="3"/>
-        </w:numPr>
-        <w:spacing w:after="80" w:line="270"/>
-      </w:pPr>
-      <w:r>
-        <w:rPr>
-          <w:b/>
-          <w:bCs/>
-          <w:color w:val="23293D"/>
-          <w:sz w:val="21"/>
-          <w:szCs w:val="21"/>
-        </w:rPr>
-        <w:t xml:space="preserve">Manual</w:t>
-      </w:r>
-      <w:r>
-        <w:rPr>
-          <w:color w:val="23293D"/>
-          <w:sz w:val="21"/>
-          <w:szCs w:val="21"/>
-        </w:rPr>
-        <w:t xml:space="preserve"> — este texto, dentro do sistema, sempre na versão que está no ar.</w:t>
-      </w:r>
-    </w:p>
-    <w:p>
-      <w:pPr>
-        <w:pStyle w:val="ListParagraph"/>
-        <w:numPr>
-          <w:ilvl w:val="0"/>
-          <w:numId w:val="3"/>
-        </w:numPr>
-        <w:spacing w:after="80" w:line="270"/>
-      </w:pPr>
-      <w:r>
-        <w:rPr>
-          <w:b/>
-          <w:bCs/>
-          <w:color w:val="23293D"/>
-          <w:sz w:val="21"/>
-          <w:szCs w:val="21"/>
-        </w:rPr>
-        <w:t xml:space="preserve">Sistema</w:t>
-      </w:r>
-      <w:r>
-        <w:rPr>
-          <w:color w:val="23293D"/>
-          <w:sz w:val="21"/>
-          <w:szCs w:val="21"/>
-        </w:rPr>
-        <w:t xml:space="preserve"> — o que mudou em cada versão, onde relatar um problema, e os alertas. Ver </w:t>
+        <w:t xml:space="preserve">E cinco desenhos:</w:t>
+      </w:r>
+    </w:p>
+    <w:tbl>
+      <w:tblPr>
+        <w:tblW w:type="dxa" w:w="9638"/>
+        <w:tblBorders>
+          <w:top w:val="single" w:color="D8D4C8" w:sz="2"/>
+          <w:left w:val="single" w:color="D8D4C8" w:sz="2"/>
+          <w:bottom w:val="single" w:color="D8D4C8" w:sz="2"/>
+          <w:right w:val="single" w:color="D8D4C8" w:sz="2"/>
+          <w:insideH w:val="single" w:color="D8D4C8" w:sz="2"/>
+          <w:insideV w:val="single" w:color="D8D4C8" w:sz="2"/>
+        </w:tblBorders>
+        <w:tblLayout w:type="fixed"/>
+      </w:tblPr>
+      <w:tblGrid>
+        <w:gridCol w:w="2892"/>
+        <w:gridCol w:w="6746"/>
+      </w:tblGrid>
+      <w:tr>
+        <w:trPr>
+          <w:tblHeader/>
+        </w:trPr>
+        <w:tc>
+          <w:tcPr>
+            <w:tcW w:type="dxa" w:w="2892"/>
+            <w:shd w:fill="1F3253" w:color="auto" w:val="clear"/>
+            <w:tcMar>
+              <w:top w:type="dxa" w:w="90"/>
+              <w:left w:type="dxa" w:w="110"/>
+              <w:bottom w:type="dxa" w:w="90"/>
+              <w:right w:type="dxa" w:w="110"/>
+            </w:tcMar>
+            <w:vAlign w:val="center"/>
+          </w:tcPr>
+          <w:p>
+            <w:pPr>
+              <w:spacing w:after="0" w:line="250"/>
+            </w:pPr>
+            <w:r>
+              <w:rPr>
+                <w:b/>
+                <w:bCs/>
+                <w:color w:val="FFFFFF"/>
+                <w:sz w:val="19"/>
+                <w:szCs w:val="19"/>
+              </w:rPr>
+              <w:t xml:space="preserve"/>
+            </w:r>
+          </w:p>
+        </w:tc>
+        <w:tc>
+          <w:tcPr>
+            <w:tcW w:type="dxa" w:w="6746"/>
+            <w:shd w:fill="1F3253" w:color="auto" w:val="clear"/>
+            <w:tcMar>
+              <w:top w:type="dxa" w:w="90"/>
+              <w:left w:type="dxa" w:w="110"/>
+              <w:bottom w:type="dxa" w:w="90"/>
+              <w:right w:type="dxa" w:w="110"/>
+            </w:tcMar>
+            <w:vAlign w:val="center"/>
+          </w:tcPr>
+          <w:p>
+            <w:pPr>
+              <w:spacing w:after="0" w:line="250"/>
+            </w:pPr>
+            <w:r>
+              <w:rPr>
+                <w:b/>
+                <w:bCs/>
+                <w:color w:val="FFFFFF"/>
+                <w:sz w:val="19"/>
+                <w:szCs w:val="19"/>
+              </w:rPr>
+              <w:t xml:space="preserve">O que é</w:t>
+            </w:r>
+          </w:p>
+        </w:tc>
+      </w:tr>
+      <w:tr>
+        <w:tc>
+          <w:tcPr>
+            <w:tcW w:type="dxa" w:w="2892"/>
+            <w:tcMar>
+              <w:top w:type="dxa" w:w="90"/>
+              <w:left w:type="dxa" w:w="110"/>
+              <w:bottom w:type="dxa" w:w="90"/>
+              <w:right w:type="dxa" w:w="110"/>
+            </w:tcMar>
+            <w:vAlign w:val="center"/>
+          </w:tcPr>
+          <w:p>
+            <w:pPr>
+              <w:spacing w:after="0" w:line="250"/>
+            </w:pPr>
+            <w:r>
+              <w:rPr>
+                <w:color w:val="23293D"/>
+                <w:sz w:val="20"/>
+                <w:szCs w:val="20"/>
+              </w:rPr>
+              <w:t xml:space="preserve">Balão de conversa</w:t>
+            </w:r>
+          </w:p>
+        </w:tc>
+        <w:tc>
+          <w:tcPr>
+            <w:tcW w:type="dxa" w:w="6746"/>
+            <w:tcMar>
+              <w:top w:type="dxa" w:w="90"/>
+              <w:left w:type="dxa" w:w="110"/>
+              <w:bottom w:type="dxa" w:w="90"/>
+              <w:right w:type="dxa" w:w="110"/>
+            </w:tcMar>
+            <w:vAlign w:val="center"/>
+          </w:tcPr>
+          <w:p>
+            <w:pPr>
+              <w:spacing w:after="0" w:line="250"/>
+            </w:pPr>
+            <w:r>
+              <w:rPr>
+                <w:b/>
+                <w:bCs/>
+                <w:color w:val="23293D"/>
+                <w:sz w:val="20"/>
+                <w:szCs w:val="20"/>
+              </w:rPr>
+              <w:t xml:space="preserve">Chat</w:t>
+            </w:r>
+            <w:r>
+              <w:rPr>
+                <w:color w:val="23293D"/>
+                <w:sz w:val="20"/>
+                <w:szCs w:val="20"/>
+              </w:rPr>
+              <w:t xml:space="preserve"> da equipe, com o número de mensagens não lidas</w:t>
+            </w:r>
+          </w:p>
+        </w:tc>
+      </w:tr>
+      <w:tr>
+        <w:tc>
+          <w:tcPr>
+            <w:tcW w:type="dxa" w:w="2892"/>
+            <w:shd w:fill="F7F6F2" w:color="auto" w:val="clear"/>
+            <w:tcMar>
+              <w:top w:type="dxa" w:w="90"/>
+              <w:left w:type="dxa" w:w="110"/>
+              <w:bottom w:type="dxa" w:w="90"/>
+              <w:right w:type="dxa" w:w="110"/>
+            </w:tcMar>
+            <w:vAlign w:val="center"/>
+          </w:tcPr>
+          <w:p>
+            <w:pPr>
+              <w:spacing w:after="0" w:line="250"/>
+            </w:pPr>
+            <w:r>
+              <w:rPr>
+                <w:color w:val="23293D"/>
+                <w:sz w:val="20"/>
+                <w:szCs w:val="20"/>
+              </w:rPr>
+              <w:t xml:space="preserve">Sino</w:t>
+            </w:r>
+          </w:p>
+        </w:tc>
+        <w:tc>
+          <w:tcPr>
+            <w:tcW w:type="dxa" w:w="6746"/>
+            <w:shd w:fill="F7F6F2" w:color="auto" w:val="clear"/>
+            <w:tcMar>
+              <w:top w:type="dxa" w:w="90"/>
+              <w:left w:type="dxa" w:w="110"/>
+              <w:bottom w:type="dxa" w:w="90"/>
+              <w:right w:type="dxa" w:w="110"/>
+            </w:tcMar>
+            <w:vAlign w:val="center"/>
+          </w:tcPr>
+          <w:p>
+            <w:pPr>
+              <w:spacing w:after="0" w:line="250"/>
+            </w:pPr>
+            <w:r>
+              <w:rPr>
+                <w:b/>
+                <w:bCs/>
+                <w:color w:val="23293D"/>
+                <w:sz w:val="20"/>
+                <w:szCs w:val="20"/>
+              </w:rPr>
+              <w:t xml:space="preserve">Notificações</w:t>
+            </w:r>
+            <w:r>
+              <w:rPr>
+                <w:color w:val="23293D"/>
+                <w:sz w:val="20"/>
+                <w:szCs w:val="20"/>
+              </w:rPr>
+              <w:t xml:space="preserve">, com o número de avisos não lidos</w:t>
+            </w:r>
+          </w:p>
+        </w:tc>
+      </w:tr>
+      <w:tr>
+        <w:tc>
+          <w:tcPr>
+            <w:tcW w:type="dxa" w:w="2892"/>
+            <w:tcMar>
+              <w:top w:type="dxa" w:w="90"/>
+              <w:left w:type="dxa" w:w="110"/>
+              <w:bottom w:type="dxa" w:w="90"/>
+              <w:right w:type="dxa" w:w="110"/>
+            </w:tcMar>
+            <w:vAlign w:val="center"/>
+          </w:tcPr>
+          <w:p>
+            <w:pPr>
+              <w:spacing w:after="0" w:line="250"/>
+            </w:pPr>
+            <w:r>
+              <w:rPr>
+                <w:color w:val="23293D"/>
+                <w:sz w:val="20"/>
+                <w:szCs w:val="20"/>
+              </w:rPr>
+              <w:t xml:space="preserve">Triângulo</w:t>
+            </w:r>
+          </w:p>
+        </w:tc>
+        <w:tc>
+          <w:tcPr>
+            <w:tcW w:type="dxa" w:w="6746"/>
+            <w:tcMar>
+              <w:top w:type="dxa" w:w="90"/>
+              <w:left w:type="dxa" w:w="110"/>
+              <w:bottom w:type="dxa" w:w="90"/>
+              <w:right w:type="dxa" w:w="110"/>
+            </w:tcMar>
+            <w:vAlign w:val="center"/>
+          </w:tcPr>
+          <w:p>
+            <w:pPr>
+              <w:spacing w:after="0" w:line="250"/>
+            </w:pPr>
+            <w:r>
+              <w:rPr>
+                <w:b/>
+                <w:bCs/>
+                <w:color w:val="23293D"/>
+                <w:sz w:val="20"/>
+                <w:szCs w:val="20"/>
+              </w:rPr>
+              <w:t xml:space="preserve">Alertas</w:t>
+            </w:r>
+            <w:r>
+              <w:rPr>
+                <w:color w:val="23293D"/>
+                <w:sz w:val="20"/>
+                <w:szCs w:val="20"/>
+              </w:rPr>
+              <w:t xml:space="preserve"> do sistema (financeiro e estoque)</w:t>
+            </w:r>
+          </w:p>
+        </w:tc>
+      </w:tr>
+      <w:tr>
+        <w:tc>
+          <w:tcPr>
+            <w:tcW w:type="dxa" w:w="2892"/>
+            <w:shd w:fill="F7F6F2" w:color="auto" w:val="clear"/>
+            <w:tcMar>
+              <w:top w:type="dxa" w:w="90"/>
+              <w:left w:type="dxa" w:w="110"/>
+              <w:bottom w:type="dxa" w:w="90"/>
+              <w:right w:type="dxa" w:w="110"/>
+            </w:tcMar>
+            <w:vAlign w:val="center"/>
+          </w:tcPr>
+          <w:p>
+            <w:pPr>
+              <w:spacing w:after="0" w:line="250"/>
+            </w:pPr>
+            <w:r>
+              <w:rPr>
+                <w:color w:val="23293D"/>
+                <w:sz w:val="20"/>
+                <w:szCs w:val="20"/>
+              </w:rPr>
+              <w:t xml:space="preserve">Boia</w:t>
+            </w:r>
+          </w:p>
+        </w:tc>
+        <w:tc>
+          <w:tcPr>
+            <w:tcW w:type="dxa" w:w="6746"/>
+            <w:shd w:fill="F7F6F2" w:color="auto" w:val="clear"/>
+            <w:tcMar>
+              <w:top w:type="dxa" w:w="90"/>
+              <w:left w:type="dxa" w:w="110"/>
+              <w:bottom w:type="dxa" w:w="90"/>
+              <w:right w:type="dxa" w:w="110"/>
+            </w:tcMar>
+            <w:vAlign w:val="center"/>
+          </w:tcPr>
+          <w:p>
+            <w:pPr>
+              <w:spacing w:after="0" w:line="250"/>
+            </w:pPr>
+            <w:r>
+              <w:rPr>
+                <w:b/>
+                <w:bCs/>
+                <w:color w:val="23293D"/>
+                <w:sz w:val="20"/>
+                <w:szCs w:val="20"/>
+              </w:rPr>
+              <w:t xml:space="preserve">Relatar um problema</w:t>
+            </w:r>
+            <w:r>
+              <w:rPr>
+                <w:color w:val="23293D"/>
+                <w:sz w:val="20"/>
+                <w:szCs w:val="20"/>
+              </w:rPr>
+              <w:t xml:space="preserve"> — abre o formulário direto</w:t>
+            </w:r>
+          </w:p>
+        </w:tc>
+      </w:tr>
+      <w:tr>
+        <w:tc>
+          <w:tcPr>
+            <w:tcW w:type="dxa" w:w="2892"/>
+            <w:tcMar>
+              <w:top w:type="dxa" w:w="90"/>
+              <w:left w:type="dxa" w:w="110"/>
+              <w:bottom w:type="dxa" w:w="90"/>
+              <w:right w:type="dxa" w:w="110"/>
+            </w:tcMar>
+            <w:vAlign w:val="center"/>
+          </w:tcPr>
+          <w:p>
+            <w:pPr>
+              <w:spacing w:after="0" w:line="250"/>
+            </w:pPr>
+            <w:r>
+              <w:rPr>
+                <w:color w:val="23293D"/>
+                <w:sz w:val="20"/>
+                <w:szCs w:val="20"/>
+              </w:rPr>
+              <w:t xml:space="preserve">Livro</w:t>
+            </w:r>
+          </w:p>
+        </w:tc>
+        <w:tc>
+          <w:tcPr>
+            <w:tcW w:type="dxa" w:w="6746"/>
+            <w:tcMar>
+              <w:top w:type="dxa" w:w="90"/>
+              <w:left w:type="dxa" w:w="110"/>
+              <w:bottom w:type="dxa" w:w="90"/>
+              <w:right w:type="dxa" w:w="110"/>
+            </w:tcMar>
+            <w:vAlign w:val="center"/>
+          </w:tcPr>
+          <w:p>
+            <w:pPr>
+              <w:spacing w:after="0" w:line="250"/>
+            </w:pPr>
+            <w:r>
+              <w:rPr>
+                <w:b/>
+                <w:bCs/>
+                <w:color w:val="23293D"/>
+                <w:sz w:val="20"/>
+                <w:szCs w:val="20"/>
+              </w:rPr>
+              <w:t xml:space="preserve">Manual</w:t>
+            </w:r>
+            <w:r>
+              <w:rPr>
+                <w:color w:val="23293D"/>
+                <w:sz w:val="20"/>
+                <w:szCs w:val="20"/>
+              </w:rPr>
+              <w:t xml:space="preserve"> — este texto, sempre na versão que está no ar</w:t>
+            </w:r>
+          </w:p>
+        </w:tc>
+      </w:tr>
+    </w:tbl>
+    <w:p>
+      <w:pPr>
+        <w:spacing w:after="140" w:line="120"/>
+      </w:pPr>
+      <w:r>
+        <w:rPr>
+          <w:sz w:val="2"/>
+          <w:szCs w:val="2"/>
+        </w:rPr>
+        <w:t xml:space="preserve"/>
+      </w:r>
+    </w:p>
+    <w:tbl>
+      <w:tblPr>
+        <w:tblW w:type="dxa" w:w="9638"/>
+        <w:tblBorders>
+          <w:top w:val="single" w:color="F5F3EC" w:sz="2"/>
+          <w:left w:val="single" w:color="B98B2E" w:sz="18"/>
+          <w:bottom w:val="single" w:color="F5F3EC" w:sz="2"/>
+          <w:right w:val="single" w:color="F5F3EC" w:sz="2"/>
+          <w:insideH w:val="none" w:color="auto" w:sz="0"/>
+          <w:insideV w:val="none" w:color="auto" w:sz="0"/>
+        </w:tblBorders>
+      </w:tblPr>
+      <w:tblGrid>
+        <w:gridCol w:w="9638"/>
+      </w:tblGrid>
+      <w:tr>
+        <w:tc>
+          <w:tcPr>
+            <w:tcW w:type="dxa" w:w="9638"/>
+            <w:shd w:fill="F5F3EC" w:color="auto" w:val="clear"/>
+            <w:tcMar>
+              <w:top w:type="dxa" w:w="160"/>
+              <w:left w:type="dxa" w:w="220"/>
+              <w:bottom w:type="dxa" w:w="160"/>
+              <w:right w:type="dxa" w:w="200"/>
+            </w:tcMar>
+          </w:tcPr>
+          <w:p>
+            <w:pPr>
+              <w:spacing w:after="140" w:line="280"/>
+            </w:pPr>
+            <w:r>
+              <w:rPr>
+                <w:b/>
+                <w:bCs/>
+                <w:color w:val="23293D"/>
+                <w:sz w:val="21"/>
+                <w:szCs w:val="21"/>
+              </w:rPr>
+              <w:t xml:space="preserve">Por que o triângulo não tem número.</w:t>
+            </w:r>
+            <w:r>
+              <w:rPr>
+                <w:color w:val="23293D"/>
+                <w:sz w:val="21"/>
+                <w:szCs w:val="21"/>
+              </w:rPr>
+              <w:t xml:space="preserve"> O que é urgente já chega pelo sino: os alertas do financeiro disparam notificação. O triângulo é para consultar a lista completa quando você quiser.</w:t>
+            </w:r>
+          </w:p>
+        </w:tc>
+      </w:tr>
+    </w:tbl>
+    <w:p>
+      <w:pPr>
+        <w:spacing w:after="140" w:line="120"/>
+      </w:pPr>
+      <w:r>
+        <w:rPr>
+          <w:sz w:val="2"/>
+          <w:szCs w:val="2"/>
+        </w:rPr>
+        <w:t xml:space="preserve"/>
+      </w:r>
+    </w:p>
+    <w:p>
+      <w:pPr>
+        <w:spacing w:after="140" w:line="280"/>
+      </w:pPr>
+      <w:r>
+        <w:rPr>
+          <w:b/>
+          <w:bCs/>
+          <w:color w:val="23293D"/>
+          <w:sz w:val="21"/>
+          <w:szCs w:val="21"/>
+        </w:rPr>
+        <w:t xml:space="preserve">As novidades do sistema ficam na tela de Início</w:t>
+      </w:r>
+      <w:r>
+        <w:rPr>
+          <w:color w:val="23293D"/>
+          <w:sz w:val="21"/>
+          <w:szCs w:val="21"/>
+        </w:rPr>
+        <w:t xml:space="preserve"> — a primeira que você vê ao entrar. Ver </w:t>
       </w:r>
       <w:r>
         <w:rPr>
@@ -4314,7 +4772,7 @@
         <w:pStyle w:val="ListParagraph"/>
         <w:numPr>
           <w:ilvl w:val="0"/>
-          <w:numId w:val="4"/>
+          <w:numId w:val="3"/>
         </w:numPr>
         <w:spacing w:after="80" w:line="270"/>
       </w:pPr>
@@ -4378,7 +4836,7 @@
         <w:pStyle w:val="ListParagraph"/>
         <w:numPr>
           <w:ilvl w:val="0"/>
-          <w:numId w:val="4"/>
+          <w:numId w:val="3"/>
         </w:numPr>
         <w:spacing w:after="80" w:line="270"/>
       </w:pPr>
@@ -4442,7 +4900,7 @@
         <w:pStyle w:val="ListParagraph"/>
         <w:numPr>
           <w:ilvl w:val="0"/>
-          <w:numId w:val="4"/>
+          <w:numId w:val="3"/>
         </w:numPr>
         <w:spacing w:after="80" w:line="270"/>
       </w:pPr>
@@ -4488,7 +4946,7 @@
         <w:pStyle w:val="ListParagraph"/>
         <w:numPr>
           <w:ilvl w:val="0"/>
-          <w:numId w:val="4"/>
+          <w:numId w:val="3"/>
         </w:numPr>
         <w:spacing w:after="80" w:line="270"/>
       </w:pPr>
@@ -4516,7 +4974,7 @@
         <w:pStyle w:val="ListParagraph"/>
         <w:numPr>
           <w:ilvl w:val="0"/>
-          <w:numId w:val="4"/>
+          <w:numId w:val="3"/>
         </w:numPr>
         <w:spacing w:after="80" w:line="270"/>
       </w:pPr>
@@ -6284,7 +6742,7 @@
         <w:pStyle w:val="ListParagraph"/>
         <w:numPr>
           <w:ilvl w:val="0"/>
-          <w:numId w:val="5"/>
+          <w:numId w:val="4"/>
         </w:numPr>
         <w:spacing w:after="80" w:line="270"/>
       </w:pPr>
@@ -6305,6 +6763,219 @@
           <w:szCs w:val="21"/>
         </w:rPr>
         <w:t xml:space="preserve"> marca global no perfil, não um papel de clínica.</w:t>
+      </w:r>
+    </w:p>
+    <w:p>
+      <w:pPr>
+        <w:pStyle w:val="ListParagraph"/>
+        <w:numPr>
+          <w:ilvl w:val="0"/>
+          <w:numId w:val="4"/>
+        </w:numPr>
+        <w:spacing w:after="80" w:line="270"/>
+      </w:pPr>
+      <w:r>
+        <w:rPr>
+          <w:b/>
+          <w:bCs/>
+          <w:color w:val="23293D"/>
+          <w:sz w:val="21"/>
+          <w:szCs w:val="21"/>
+        </w:rPr>
+        <w:t xml:space="preserve">Usa quem:</w:t>
+      </w:r>
+      <w:r>
+        <w:rPr>
+          <w:color w:val="23293D"/>
+          <w:sz w:val="21"/>
+          <w:szCs w:val="21"/>
+        </w:rPr>
+        <w:t xml:space="preserve"> o responsável pelo sistema (hoje, o proprietário).</w:t>
+      </w:r>
+    </w:p>
+    <w:p>
+      <w:pPr>
+        <w:pStyle w:val="ListParagraph"/>
+        <w:numPr>
+          <w:ilvl w:val="0"/>
+          <w:numId w:val="4"/>
+        </w:numPr>
+        <w:spacing w:after="80" w:line="270"/>
+      </w:pPr>
+      <w:r>
+        <w:rPr>
+          <w:b/>
+          <w:bCs/>
+          <w:color w:val="23293D"/>
+          <w:sz w:val="21"/>
+          <w:szCs w:val="21"/>
+        </w:rPr>
+        <w:t xml:space="preserve">Vê:</w:t>
+      </w:r>
+      <w:r>
+        <w:rPr>
+          <w:color w:val="23293D"/>
+          <w:sz w:val="21"/>
+          <w:szCs w:val="21"/>
+        </w:rPr>
+        <w:t xml:space="preserve"> todos os itens do menu, incluindo o bloco </w:t>
+      </w:r>
+      <w:r>
+        <w:rPr>
+          <w:b/>
+          <w:bCs/>
+          <w:color w:val="23293D"/>
+          <w:sz w:val="21"/>
+          <w:szCs w:val="21"/>
+        </w:rPr>
+        <w:t xml:space="preserve">Administração</w:t>
+      </w:r>
+      <w:r>
+        <w:rPr>
+          <w:color w:val="23293D"/>
+          <w:sz w:val="21"/>
+          <w:szCs w:val="21"/>
+        </w:rPr>
+        <w:t xml:space="preserve"> — que é exclusivo dele (✅ </w:t>
+      </w:r>
+      <w:r>
+        <w:rPr>
+          <w:rFonts w:ascii="Consolas" w:cs="Consolas" w:eastAsia="Consolas" w:hAnsi="Consolas"/>
+          <w:color w:val="1F3253"/>
+          <w:sz w:val="19"/>
+          <w:szCs w:val="19"/>
+          <w:shd w:fill="EFEDE6" w:color="auto" w:val="clear"/>
+        </w:rPr>
+        <w:t xml:space="preserve">app-sidebar.tsx</w:t>
+      </w:r>
+      <w:r>
+        <w:rPr>
+          <w:color w:val="23293D"/>
+          <w:sz w:val="21"/>
+          <w:szCs w:val="21"/>
+        </w:rPr>
+        <w:t xml:space="preserve">: </w:t>
+      </w:r>
+      <w:r>
+        <w:rPr>
+          <w:rFonts w:ascii="Consolas" w:cs="Consolas" w:eastAsia="Consolas" w:hAnsi="Consolas"/>
+          <w:color w:val="1F3253"/>
+          <w:sz w:val="19"/>
+          <w:szCs w:val="19"/>
+          <w:shd w:fill="EFEDE6" w:color="auto" w:val="clear"/>
+        </w:rPr>
+        <w:t xml:space="preserve">{isAdminMaster &amp;&amp; (…)}</w:t>
+      </w:r>
+      <w:r>
+        <w:rPr>
+          <w:color w:val="23293D"/>
+          <w:sz w:val="21"/>
+          <w:szCs w:val="21"/>
+        </w:rPr>
+        <w:t xml:space="preserve">).</w:t>
+      </w:r>
+    </w:p>
+    <w:p>
+      <w:pPr>
+        <w:pStyle w:val="ListParagraph"/>
+        <w:numPr>
+          <w:ilvl w:val="0"/>
+          <w:numId w:val="4"/>
+        </w:numPr>
+        <w:spacing w:after="80" w:line="270"/>
+      </w:pPr>
+      <w:r>
+        <w:rPr>
+          <w:b/>
+          <w:bCs/>
+          <w:color w:val="23293D"/>
+          <w:sz w:val="21"/>
+          <w:szCs w:val="21"/>
+        </w:rPr>
+        <w:t xml:space="preserve">Pode:</w:t>
+      </w:r>
+      <w:r>
+        <w:rPr>
+          <w:color w:val="23293D"/>
+          <w:sz w:val="21"/>
+          <w:szCs w:val="21"/>
+        </w:rPr>
+        <w:t xml:space="preserve"> criar clínicas, criar usuários, redefinir senha, configurar prazos, regras comerciais, agenda, fichas de anamnese, modelos de documento e ver a auditoria.</w:t>
+      </w:r>
+    </w:p>
+    <w:p>
+      <w:pPr>
+        <w:pStyle w:val="ListParagraph"/>
+        <w:numPr>
+          <w:ilvl w:val="0"/>
+          <w:numId w:val="4"/>
+        </w:numPr>
+        <w:spacing w:after="80" w:line="270"/>
+      </w:pPr>
+      <w:r>
+        <w:rPr>
+          <w:b/>
+          <w:bCs/>
+          <w:color w:val="23293D"/>
+          <w:sz w:val="21"/>
+          <w:szCs w:val="21"/>
+        </w:rPr>
+        <w:t xml:space="preserve">Riscos:</w:t>
+      </w:r>
+      <w:r>
+        <w:rPr>
+          <w:color w:val="23293D"/>
+          <w:sz w:val="21"/>
+          <w:szCs w:val="21"/>
+        </w:rPr>
+        <w:t xml:space="preserve"> é o único que pode apagar configuração da rede inteira. Um engano aqui atinge todas as unidades.</w:t>
+      </w:r>
+    </w:p>
+    <w:p>
+      <w:pPr>
+        <w:pStyle w:val="ListParagraph"/>
+        <w:numPr>
+          <w:ilvl w:val="0"/>
+          <w:numId w:val="4"/>
+        </w:numPr>
+        <w:spacing w:after="80" w:line="270"/>
+      </w:pPr>
+      <w:r>
+        <w:rPr>
+          <w:b/>
+          <w:bCs/>
+          <w:color w:val="23293D"/>
+          <w:sz w:val="21"/>
+          <w:szCs w:val="21"/>
+        </w:rPr>
+        <w:t xml:space="preserve">Depende de:</w:t>
+      </w:r>
+      <w:r>
+        <w:rPr>
+          <w:color w:val="23293D"/>
+          <w:sz w:val="21"/>
+          <w:szCs w:val="21"/>
+        </w:rPr>
+        <w:t xml:space="preserve"> ninguém.</w:t>
+      </w:r>
+    </w:p>
+    <w:p>
+      <w:pPr>
+        <w:pStyle w:val="Heading3"/>
+      </w:pPr>
+      <w:r>
+        <w:rPr>
+          <w:color w:val="B98B2E"/>
+        </w:rPr>
+        <w:t xml:space="preserve">Recepcionista </w:t>
+      </w:r>
+      <w:r>
+        <w:rPr>
+          <w:i/>
+          <w:iCs/>
+          <w:color w:val="B98B2E"/>
+        </w:rPr>
+        <w:t xml:space="preserve">(unidade)</w:t>
       </w:r>
     </w:p>
     <w:p>
@@ -6324,15 +6995,15 @@
           <w:sz w:val="21"/>
           <w:szCs w:val="21"/>
         </w:rPr>
-        <w:t xml:space="preserve">Usa quem:</w:t>
-      </w:r>
-      <w:r>
-        <w:rPr>
-          <w:color w:val="23293D"/>
-          <w:sz w:val="21"/>
-          <w:szCs w:val="21"/>
-        </w:rPr>
-        <w:t xml:space="preserve"> o responsável pelo sistema (hoje, o proprietário).</w:t>
+        <w:t xml:space="preserve">Objetivo:</w:t>
+      </w:r>
+      <w:r>
+        <w:rPr>
+          <w:color w:val="23293D"/>
+          <w:sz w:val="21"/>
+          <w:szCs w:val="21"/>
+        </w:rPr>
+        <w:t xml:space="preserve"> porta de entrada e organização do dia.</w:t>
       </w:r>
     </w:p>
     <w:p>
@@ -6352,69 +7023,15 @@
           <w:sz w:val="21"/>
           <w:szCs w:val="21"/>
         </w:rPr>
-        <w:t xml:space="preserve">Vê:</w:t>
-      </w:r>
-      <w:r>
-        <w:rPr>
-          <w:color w:val="23293D"/>
-          <w:sz w:val="21"/>
-          <w:szCs w:val="21"/>
-        </w:rPr>
-        <w:t xml:space="preserve"> todos os itens do menu, incluindo o bloco </w:t>
-      </w:r>
-      <w:r>
-        <w:rPr>
-          <w:b/>
-          <w:bCs/>
-          <w:color w:val="23293D"/>
-          <w:sz w:val="21"/>
-          <w:szCs w:val="21"/>
-        </w:rPr>
-        <w:t xml:space="preserve">Administração</w:t>
-      </w:r>
-      <w:r>
-        <w:rPr>
-          <w:color w:val="23293D"/>
-          <w:sz w:val="21"/>
-          <w:szCs w:val="21"/>
-        </w:rPr>
-        <w:t xml:space="preserve"> — que é exclusivo dele (✅ </w:t>
-      </w:r>
-      <w:r>
-        <w:rPr>
-          <w:rFonts w:ascii="Consolas" w:cs="Consolas" w:eastAsia="Consolas" w:hAnsi="Consolas"/>
-          <w:color w:val="1F3253"/>
-          <w:sz w:val="19"/>
-          <w:szCs w:val="19"/>
-          <w:shd w:fill="EFEDE6" w:color="auto" w:val="clear"/>
-        </w:rPr>
-        <w:t xml:space="preserve">app-sidebar.tsx</w:t>
-      </w:r>
-      <w:r>
-        <w:rPr>
-          <w:color w:val="23293D"/>
-          <w:sz w:val="21"/>
-          <w:szCs w:val="21"/>
-        </w:rPr>
-        <w:t xml:space="preserve">: </w:t>
-      </w:r>
-      <w:r>
-        <w:rPr>
-          <w:rFonts w:ascii="Consolas" w:cs="Consolas" w:eastAsia="Consolas" w:hAnsi="Consolas"/>
-          <w:color w:val="1F3253"/>
-          <w:sz w:val="19"/>
-          <w:szCs w:val="19"/>
-          <w:shd w:fill="EFEDE6" w:color="auto" w:val="clear"/>
-        </w:rPr>
-        <w:t xml:space="preserve">{isAdminMaster &amp;&amp; (…)}</w:t>
-      </w:r>
-      <w:r>
-        <w:rPr>
-          <w:color w:val="23293D"/>
-          <w:sz w:val="21"/>
-          <w:szCs w:val="21"/>
-        </w:rPr>
-        <w:t xml:space="preserve">).</w:t>
+        <w:t xml:space="preserve">Pode:</w:t>
+      </w:r>
+      <w:r>
+        <w:rPr>
+          <w:color w:val="23293D"/>
+          <w:sz w:val="21"/>
+          <w:szCs w:val="21"/>
+        </w:rPr>
+        <w:t xml:space="preserve"> cadastrar paciente, agendar, registrar chegada, chamar, solicitar anamnese, receber o aviso de fechamento para agendar o início do tratamento.</w:t>
       </w:r>
     </w:p>
     <w:p>
@@ -6434,15 +7051,69 @@
           <w:sz w:val="21"/>
           <w:szCs w:val="21"/>
         </w:rPr>
-        <w:t xml:space="preserve">Pode:</w:t>
-      </w:r>
-      <w:r>
-        <w:rPr>
-          <w:color w:val="23293D"/>
-          <w:sz w:val="21"/>
-          <w:szCs w:val="21"/>
-        </w:rPr>
-        <w:t xml:space="preserve"> criar clínicas, criar usuários, redefinir senha, configurar prazos, regras comerciais, agenda, fichas de anamnese, modelos de documento e ver a auditoria.</w:t>
+        <w:t xml:space="preserve">Não vê:</w:t>
+      </w:r>
+      <w:r>
+        <w:rPr>
+          <w:color w:val="23293D"/>
+          <w:sz w:val="21"/>
+          <w:szCs w:val="21"/>
+        </w:rPr>
+        <w:t xml:space="preserve"> Financeiro, Compras (✅ </w:t>
+      </w:r>
+      <w:r>
+        <w:rPr>
+          <w:rFonts w:ascii="Consolas" w:cs="Consolas" w:eastAsia="Consolas" w:hAnsi="Consolas"/>
+          <w:color w:val="1F3253"/>
+          <w:sz w:val="19"/>
+          <w:szCs w:val="19"/>
+          <w:shd w:fill="EFEDE6" w:color="auto" w:val="clear"/>
+        </w:rPr>
+        <w:t xml:space="preserve">canViewFinance</w:t>
+      </w:r>
+      <w:r>
+        <w:rPr>
+          <w:color w:val="23293D"/>
+          <w:sz w:val="21"/>
+          <w:szCs w:val="21"/>
+        </w:rPr>
+        <w:t xml:space="preserve"> não inclui </w:t>
+      </w:r>
+      <w:r>
+        <w:rPr>
+          <w:rFonts w:ascii="Consolas" w:cs="Consolas" w:eastAsia="Consolas" w:hAnsi="Consolas"/>
+          <w:color w:val="1F3253"/>
+          <w:sz w:val="19"/>
+          <w:szCs w:val="19"/>
+          <w:shd w:fill="EFEDE6" w:color="auto" w:val="clear"/>
+        </w:rPr>
+        <w:t xml:space="preserve">receptionist</w:t>
+      </w:r>
+      <w:r>
+        <w:rPr>
+          <w:color w:val="23293D"/>
+          <w:sz w:val="21"/>
+          <w:szCs w:val="21"/>
+        </w:rPr>
+        <w:t xml:space="preserve">; </w:t>
+      </w:r>
+      <w:r>
+        <w:rPr>
+          <w:rFonts w:ascii="Consolas" w:cs="Consolas" w:eastAsia="Consolas" w:hAnsi="Consolas"/>
+          <w:color w:val="1F3253"/>
+          <w:sz w:val="19"/>
+          <w:szCs w:val="19"/>
+          <w:shd w:fill="EFEDE6" w:color="auto" w:val="clear"/>
+        </w:rPr>
+        <w:t xml:space="preserve">canViewPurchases</w:t>
+      </w:r>
+      <w:r>
+        <w:rPr>
+          <w:color w:val="23293D"/>
+          <w:sz w:val="21"/>
+          <w:szCs w:val="21"/>
+        </w:rPr>
+        <w:t xml:space="preserve"> também não).</w:t>
       </w:r>
     </w:p>
     <w:p>
@@ -6462,15 +7133,31 @@
           <w:sz w:val="21"/>
           <w:szCs w:val="21"/>
         </w:rPr>
-        <w:t xml:space="preserve">Riscos:</w:t>
-      </w:r>
-      <w:r>
-        <w:rPr>
-          <w:color w:val="23293D"/>
-          <w:sz w:val="21"/>
-          <w:szCs w:val="21"/>
-        </w:rPr>
-        <w:t xml:space="preserve"> é o único que pode apagar configuração da rede inteira. Um engano aqui atinge todas as unidades.</w:t>
+        <w:t xml:space="preserve">Não vê no menu, mas o item aparece:</w:t>
+      </w:r>
+      <w:r>
+        <w:rPr>
+          <w:color w:val="23293D"/>
+          <w:sz w:val="21"/>
+          <w:szCs w:val="21"/>
+        </w:rPr>
+        <w:t xml:space="preserve"> Centro de Planejamento e Procedimentos (⚠️ ver </w:t>
+      </w:r>
+      <w:r>
+        <w:rPr>
+          <w:color w:val="1F3253"/>
+          <w:sz w:val="21"/>
+          <w:szCs w:val="21"/>
+        </w:rPr>
+        <w:t xml:space="preserve">4.2</w:t>
+      </w:r>
+      <w:r>
+        <w:rPr>
+          <w:color w:val="23293D"/>
+          <w:sz w:val="21"/>
+          <w:szCs w:val="21"/>
+        </w:rPr>
+        <w:t xml:space="preserve">).</w:t>
       </w:r>
     </w:p>
     <w:p>
@@ -6490,6 +7177,34 @@
           <w:sz w:val="21"/>
           <w:szCs w:val="21"/>
         </w:rPr>
+        <w:t xml:space="preserve">Riscos:</w:t>
+      </w:r>
+      <w:r>
+        <w:rPr>
+          <w:color w:val="23293D"/>
+          <w:sz w:val="21"/>
+          <w:szCs w:val="21"/>
+        </w:rPr>
+        <w:t xml:space="preserve"> cadastrar paciente duplicado — mitigado pelo sistema, que reconhece o CPF já existente e autopreenche.</w:t>
+      </w:r>
+    </w:p>
+    <w:p>
+      <w:pPr>
+        <w:pStyle w:val="ListParagraph"/>
+        <w:numPr>
+          <w:ilvl w:val="0"/>
+          <w:numId w:val="5"/>
+        </w:numPr>
+        <w:spacing w:after="80" w:line="270"/>
+      </w:pPr>
+      <w:r>
+        <w:rPr>
+          <w:b/>
+          <w:bCs/>
+          <w:color w:val="23293D"/>
+          <w:sz w:val="21"/>
+          <w:szCs w:val="21"/>
+        </w:rPr>
         <w:t xml:space="preserve">Depende de:</w:t>
       </w:r>
       <w:r>
@@ -6498,7 +7213,7 @@
           <w:sz w:val="21"/>
           <w:szCs w:val="21"/>
         </w:rPr>
-        <w:t xml:space="preserve"> ninguém.</w:t>
+        <w:t xml:space="preserve"> Coordenador (avaliação) e Consultor (fechamento).</w:t>
       </w:r>
     </w:p>
     <w:p>
@@ -6509,7 +7224,7 @@
         <w:rPr>
           <w:color w:val="B98B2E"/>
         </w:rPr>
-        <w:t xml:space="preserve">Recepcionista </w:t>
+        <w:t xml:space="preserve">Coordenador Clínico </w:t>
       </w:r>
       <w:r>
         <w:rPr>
@@ -6545,7 +7260,7 @@
           <w:sz w:val="21"/>
           <w:szCs w:val="21"/>
         </w:rPr>
-        <w:t xml:space="preserve"> porta de entrada e organização do dia.</w:t>
+        <w:t xml:space="preserve"> avaliar o paciente e preparar o caso para o planejamento.</w:t>
       </w:r>
     </w:p>
     <w:p>
@@ -6573,7 +7288,25 @@
           <w:sz w:val="21"/>
           <w:szCs w:val="21"/>
         </w:rPr>
-        <w:t xml:space="preserve"> cadastrar paciente, agendar, registrar chegada, chamar, solicitar anamnese, receber o aviso de fechamento para agendar o início do tratamento.</w:t>
+        <w:t xml:space="preserve"> registrar consentimento (obrigatório antes de qualquer coleta), subir fotos/exames, gravar áudio, enviar ao Centro de Planejamento, e </w:t>
+      </w:r>
+      <w:r>
+        <w:rPr>
+          <w:b/>
+          <w:bCs/>
+          <w:color w:val="23293D"/>
+          <w:sz w:val="21"/>
+          <w:szCs w:val="21"/>
+        </w:rPr>
+        <w:t xml:space="preserve">aprovar ou reprovar</w:t>
+      </w:r>
+      <w:r>
+        <w:rPr>
+          <w:color w:val="23293D"/>
+          <w:sz w:val="21"/>
+          <w:szCs w:val="21"/>
+        </w:rPr>
+        <w:t xml:space="preserve"> cada opção do plano.</w:t>
       </w:r>
     </w:p>
     <w:p>
@@ -6593,15 +7326,15 @@
           <w:sz w:val="21"/>
           <w:szCs w:val="21"/>
         </w:rPr>
-        <w:t xml:space="preserve">Não vê:</w:t>
-      </w:r>
-      <w:r>
-        <w:rPr>
-          <w:color w:val="23293D"/>
-          <w:sz w:val="21"/>
-          <w:szCs w:val="21"/>
-        </w:rPr>
-        <w:t xml:space="preserve"> Financeiro, Compras (✅ </w:t>
+        <w:t xml:space="preserve">Vê também:</w:t>
+      </w:r>
+      <w:r>
+        <w:rPr>
+          <w:color w:val="23293D"/>
+          <w:sz w:val="21"/>
+          <w:szCs w:val="21"/>
+        </w:rPr>
+        <w:t xml:space="preserve"> Planos de Tratamento (✅ </w:t>
       </w:r>
       <w:r>
         <w:rPr>
@@ -6611,15 +7344,15 @@
           <w:szCs w:val="19"/>
           <w:shd w:fill="EFEDE6" w:color="auto" w:val="clear"/>
         </w:rPr>
-        <w:t xml:space="preserve">canViewFinance</w:t>
-      </w:r>
-      <w:r>
-        <w:rPr>
-          <w:color w:val="23293D"/>
-          <w:sz w:val="21"/>
-          <w:szCs w:val="21"/>
-        </w:rPr>
-        <w:t xml:space="preserve"> não inclui </w:t>
+        <w:t xml:space="preserve">planRoles</w:t>
+      </w:r>
+      <w:r>
+        <w:rPr>
+          <w:color w:val="23293D"/>
+          <w:sz w:val="21"/>
+          <w:szCs w:val="21"/>
+        </w:rPr>
+        <w:t xml:space="preserve"> inclui </w:t>
       </w:r>
       <w:r>
         <w:rPr>
@@ -6629,33 +7362,15 @@
           <w:szCs w:val="19"/>
           <w:shd w:fill="EFEDE6" w:color="auto" w:val="clear"/>
         </w:rPr>
-        <w:t xml:space="preserve">receptionist</w:t>
-      </w:r>
-      <w:r>
-        <w:rPr>
-          <w:color w:val="23293D"/>
-          <w:sz w:val="21"/>
-          <w:szCs w:val="21"/>
-        </w:rPr>
-        <w:t xml:space="preserve">; </w:t>
-      </w:r>
-      <w:r>
-        <w:rPr>
-          <w:rFonts w:ascii="Consolas" w:cs="Consolas" w:eastAsia="Consolas" w:hAnsi="Consolas"/>
-          <w:color w:val="1F3253"/>
-          <w:sz w:val="19"/>
-          <w:szCs w:val="19"/>
-          <w:shd w:fill="EFEDE6" w:color="auto" w:val="clear"/>
-        </w:rPr>
-        <w:t xml:space="preserve">canViewPurchases</w:t>
-      </w:r>
-      <w:r>
-        <w:rPr>
-          <w:color w:val="23293D"/>
-          <w:sz w:val="21"/>
-          <w:szCs w:val="21"/>
-        </w:rPr>
-        <w:t xml:space="preserve"> também não).</w:t>
+        <w:t xml:space="preserve">clinical_coordinator</w:t>
+      </w:r>
+      <w:r>
+        <w:rPr>
+          <w:color w:val="23293D"/>
+          <w:sz w:val="21"/>
+          <w:szCs w:val="21"/>
+        </w:rPr>
+        <w:t xml:space="preserve"> na unidade), Estoque (✅ é papel clínico).</w:t>
       </w:r>
     </w:p>
     <w:p>
@@ -6675,31 +7390,15 @@
           <w:sz w:val="21"/>
           <w:szCs w:val="21"/>
         </w:rPr>
-        <w:t xml:space="preserve">Não vê no menu, mas o item aparece:</w:t>
-      </w:r>
-      <w:r>
-        <w:rPr>
-          <w:color w:val="23293D"/>
-          <w:sz w:val="21"/>
-          <w:szCs w:val="21"/>
-        </w:rPr>
-        <w:t xml:space="preserve"> Centro de Planejamento e Procedimentos (⚠️ ver </w:t>
-      </w:r>
-      <w:r>
-        <w:rPr>
-          <w:color w:val="1F3253"/>
-          <w:sz w:val="21"/>
-          <w:szCs w:val="21"/>
-        </w:rPr>
-        <w:t xml:space="preserve">4.2</w:t>
-      </w:r>
-      <w:r>
-        <w:rPr>
-          <w:color w:val="23293D"/>
-          <w:sz w:val="21"/>
-          <w:szCs w:val="21"/>
-        </w:rPr>
-        <w:t xml:space="preserve">).</w:t>
+        <w:t xml:space="preserve">Não vê:</w:t>
+      </w:r>
+      <w:r>
+        <w:rPr>
+          <w:color w:val="23293D"/>
+          <w:sz w:val="21"/>
+          <w:szCs w:val="21"/>
+        </w:rPr>
+        <w:t xml:space="preserve"> Financeiro, Compras, Comercial.</w:t>
       </w:r>
     </w:p>
     <w:p>
@@ -6727,7 +7426,25 @@
           <w:sz w:val="21"/>
           <w:szCs w:val="21"/>
         </w:rPr>
-        <w:t xml:space="preserve"> cadastrar paciente duplicado — mitigado pelo sistema, que reconhece o CPF já existente e autopreenche.</w:t>
+        <w:t xml:space="preserve"> aprovar plano sem ler o orçamento. Ele vê </w:t>
+      </w:r>
+      <w:r>
+        <w:rPr>
+          <w:b/>
+          <w:bCs/>
+          <w:color w:val="23293D"/>
+          <w:sz w:val="21"/>
+          <w:szCs w:val="21"/>
+        </w:rPr>
+        <w:t xml:space="preserve">o total</w:t>
+      </w:r>
+      <w:r>
+        <w:rPr>
+          <w:color w:val="23293D"/>
+          <w:sz w:val="21"/>
+          <w:szCs w:val="21"/>
+        </w:rPr>
+        <w:t xml:space="preserve"> de cada opção, não o preço item a item (✅ regra do LOTE F4).</w:t>
       </w:r>
     </w:p>
     <w:p>
@@ -6755,7 +7472,7 @@
           <w:sz w:val="21"/>
           <w:szCs w:val="21"/>
         </w:rPr>
-        <w:t xml:space="preserve"> Coordenador (avaliação) e Consultor (fechamento).</w:t>
+        <w:t xml:space="preserve"> Dentista Planner (que monta o plano).</w:t>
       </w:r>
     </w:p>
     <w:p>
@@ -6766,7 +7483,7 @@
         <w:rPr>
           <w:color w:val="B98B2E"/>
         </w:rPr>
-        <w:t xml:space="preserve">Coordenador Clínico </w:t>
+        <w:t xml:space="preserve">Dentista Planner </w:t>
       </w:r>
       <w:r>
         <w:rPr>
@@ -6774,7 +7491,7 @@
           <w:iCs/>
           <w:color w:val="B98B2E"/>
         </w:rPr>
-        <w:t xml:space="preserve">(unidade)</w:t>
+        <w:t xml:space="preserve">(franqueadora)</w:t>
       </w:r>
     </w:p>
     <w:p>
@@ -6802,7 +7519,7 @@
           <w:sz w:val="21"/>
           <w:szCs w:val="21"/>
         </w:rPr>
-        <w:t xml:space="preserve"> avaliar o paciente e preparar o caso para o planejamento.</w:t>
+        <w:t xml:space="preserve"> transformar o caso em diagnóstico, plano e orçamento.</w:t>
       </w:r>
     </w:p>
     <w:p>
@@ -6830,25 +7547,7 @@
           <w:sz w:val="21"/>
           <w:szCs w:val="21"/>
         </w:rPr>
-        <w:t xml:space="preserve"> registrar consentimento (obrigatório antes de qualquer coleta), subir fotos/exames, gravar áudio, enviar ao Centro de Planejamento, e </w:t>
-      </w:r>
-      <w:r>
-        <w:rPr>
-          <w:b/>
-          <w:bCs/>
-          <w:color w:val="23293D"/>
-          <w:sz w:val="21"/>
-          <w:szCs w:val="21"/>
-        </w:rPr>
-        <w:t xml:space="preserve">aprovar ou reprovar</w:t>
-      </w:r>
-      <w:r>
-        <w:rPr>
-          <w:color w:val="23293D"/>
-          <w:sz w:val="21"/>
-          <w:szCs w:val="21"/>
-        </w:rPr>
-        <w:t xml:space="preserve"> cada opção do plano.</w:t>
+        <w:t xml:space="preserve"> criar plano com opções, lançar procedimentos, classificar o pilar, pedir aprovação, enviar ao Comercial.</w:t>
       </w:r>
     </w:p>
     <w:p>
@@ -6876,43 +7575,7 @@
           <w:sz w:val="21"/>
           <w:szCs w:val="21"/>
         </w:rPr>
-        <w:t xml:space="preserve"> Planos de Tratamento (✅ </w:t>
-      </w:r>
-      <w:r>
-        <w:rPr>
-          <w:rFonts w:ascii="Consolas" w:cs="Consolas" w:eastAsia="Consolas" w:hAnsi="Consolas"/>
-          <w:color w:val="1F3253"/>
-          <w:sz w:val="19"/>
-          <w:szCs w:val="19"/>
-          <w:shd w:fill="EFEDE6" w:color="auto" w:val="clear"/>
-        </w:rPr>
-        <w:t xml:space="preserve">planRoles</w:t>
-      </w:r>
-      <w:r>
-        <w:rPr>
-          <w:color w:val="23293D"/>
-          <w:sz w:val="21"/>
-          <w:szCs w:val="21"/>
-        </w:rPr>
-        <w:t xml:space="preserve"> inclui </w:t>
-      </w:r>
-      <w:r>
-        <w:rPr>
-          <w:rFonts w:ascii="Consolas" w:cs="Consolas" w:eastAsia="Consolas" w:hAnsi="Consolas"/>
-          <w:color w:val="1F3253"/>
-          <w:sz w:val="19"/>
-          <w:szCs w:val="19"/>
-          <w:shd w:fill="EFEDE6" w:color="auto" w:val="clear"/>
-        </w:rPr>
-        <w:t xml:space="preserve">clinical_coordinator</w:t>
-      </w:r>
-      <w:r>
-        <w:rPr>
-          <w:color w:val="23293D"/>
-          <w:sz w:val="21"/>
-          <w:szCs w:val="21"/>
-        </w:rPr>
-        <w:t xml:space="preserve"> na unidade), Estoque (✅ é papel clínico).</w:t>
+        <w:t xml:space="preserve"> Procedimentos (catálogo), Relatórios, Planos de Tratamento, Estoque (papel clínico).</w:t>
       </w:r>
     </w:p>
     <w:p>
@@ -6932,15 +7595,15 @@
           <w:sz w:val="21"/>
           <w:szCs w:val="21"/>
         </w:rPr>
-        <w:t xml:space="preserve">Não vê:</w:t>
-      </w:r>
-      <w:r>
-        <w:rPr>
-          <w:color w:val="23293D"/>
-          <w:sz w:val="21"/>
-          <w:szCs w:val="21"/>
-        </w:rPr>
-        <w:t xml:space="preserve"> Financeiro, Compras, Comercial.</w:t>
+        <w:t xml:space="preserve">Não pode:</w:t>
+      </w:r>
+      <w:r>
+        <w:rPr>
+          <w:color w:val="23293D"/>
+          <w:sz w:val="21"/>
+          <w:szCs w:val="21"/>
+        </w:rPr>
+        <w:t xml:space="preserve"> avaliar paciente, agendar, negociar.</w:t>
       </w:r>
     </w:p>
     <w:p>
@@ -6968,25 +7631,7 @@
           <w:sz w:val="21"/>
           <w:szCs w:val="21"/>
         </w:rPr>
-        <w:t xml:space="preserve"> aprovar plano sem ler o orçamento. Ele vê </w:t>
-      </w:r>
-      <w:r>
-        <w:rPr>
-          <w:b/>
-          <w:bCs/>
-          <w:color w:val="23293D"/>
-          <w:sz w:val="21"/>
-          <w:szCs w:val="21"/>
-        </w:rPr>
-        <w:t xml:space="preserve">o total</w:t>
-      </w:r>
-      <w:r>
-        <w:rPr>
-          <w:color w:val="23293D"/>
-          <w:sz w:val="21"/>
-          <w:szCs w:val="21"/>
-        </w:rPr>
-        <w:t xml:space="preserve"> de cada opção, não o preço item a item (✅ regra do LOTE F4).</w:t>
+        <w:t xml:space="preserve"> enviar ao Comercial sem aprovação — o sistema barra.</w:t>
       </w:r>
     </w:p>
     <w:p>
@@ -7014,7 +7659,7 @@
           <w:sz w:val="21"/>
           <w:szCs w:val="21"/>
         </w:rPr>
-        <w:t xml:space="preserve"> Dentista Planner (que monta o plano).</w:t>
+        <w:t xml:space="preserve"> Coordenador (aprovação).</w:t>
       </w:r>
     </w:p>
     <w:p>
@@ -7025,7 +7670,7 @@
         <w:rPr>
           <w:color w:val="B98B2E"/>
         </w:rPr>
-        <w:t xml:space="preserve">Dentista Planner </w:t>
+        <w:t xml:space="preserve">Dentista (executor) </w:t>
       </w:r>
       <w:r>
         <w:rPr>
@@ -7033,7 +7678,7 @@
           <w:iCs/>
           <w:color w:val="B98B2E"/>
         </w:rPr>
-        <w:t xml:space="preserve">(franqueadora)</w:t>
+        <w:t xml:space="preserve">(unidade)</w:t>
       </w:r>
     </w:p>
     <w:p>
@@ -7061,7 +7706,7 @@
           <w:sz w:val="21"/>
           <w:szCs w:val="21"/>
         </w:rPr>
-        <w:t xml:space="preserve"> transformar o caso em diagnóstico, plano e orçamento.</w:t>
+        <w:t xml:space="preserve"> executar o plano aprovado.</w:t>
       </w:r>
     </w:p>
     <w:p>
@@ -7081,15 +7726,69 @@
           <w:sz w:val="21"/>
           <w:szCs w:val="21"/>
         </w:rPr>
-        <w:t xml:space="preserve">Pode:</w:t>
-      </w:r>
-      <w:r>
-        <w:rPr>
-          <w:color w:val="23293D"/>
-          <w:sz w:val="21"/>
-          <w:szCs w:val="21"/>
-        </w:rPr>
-        <w:t xml:space="preserve"> criar plano com opções, lançar procedimentos, classificar o pilar, pedir aprovação, enviar ao Comercial.</w:t>
+        <w:t xml:space="preserve">Menu diferente dos outros:</w:t>
+      </w:r>
+      <w:r>
+        <w:rPr>
+          <w:color w:val="23293D"/>
+          <w:sz w:val="21"/>
+          <w:szCs w:val="21"/>
+        </w:rPr>
+        <w:t xml:space="preserve"> ✅ </w:t>
+      </w:r>
+      <w:r>
+        <w:rPr>
+          <w:b/>
+          <w:bCs/>
+          <w:color w:val="23293D"/>
+          <w:sz w:val="21"/>
+          <w:szCs w:val="21"/>
+        </w:rPr>
+        <w:t xml:space="preserve">não tem "Jornada"</w:t>
+      </w:r>
+      <w:r>
+        <w:rPr>
+          <w:color w:val="23293D"/>
+          <w:sz w:val="21"/>
+          <w:szCs w:val="21"/>
+        </w:rPr>
+        <w:t xml:space="preserve">, e ganha </w:t>
+      </w:r>
+      <w:r>
+        <w:rPr>
+          <w:b/>
+          <w:bCs/>
+          <w:color w:val="23293D"/>
+          <w:sz w:val="21"/>
+          <w:szCs w:val="21"/>
+        </w:rPr>
+        <w:t xml:space="preserve">Meu Dia</w:t>
+      </w:r>
+      <w:r>
+        <w:rPr>
+          <w:color w:val="23293D"/>
+          <w:sz w:val="21"/>
+          <w:szCs w:val="21"/>
+        </w:rPr>
+        <w:t xml:space="preserve"> e </w:t>
+      </w:r>
+      <w:r>
+        <w:rPr>
+          <w:b/>
+          <w:bCs/>
+          <w:color w:val="23293D"/>
+          <w:sz w:val="21"/>
+          <w:szCs w:val="21"/>
+        </w:rPr>
+        <w:t xml:space="preserve">Minha Agenda</w:t>
+      </w:r>
+      <w:r>
+        <w:rPr>
+          <w:color w:val="23293D"/>
+          <w:sz w:val="21"/>
+          <w:szCs w:val="21"/>
+        </w:rPr>
+        <w:t xml:space="preserve">.</w:t>
       </w:r>
     </w:p>
     <w:p>
@@ -7109,15 +7808,15 @@
           <w:sz w:val="21"/>
           <w:szCs w:val="21"/>
         </w:rPr>
-        <w:t xml:space="preserve">Vê também:</w:t>
-      </w:r>
-      <w:r>
-        <w:rPr>
-          <w:color w:val="23293D"/>
-          <w:sz w:val="21"/>
-          <w:szCs w:val="21"/>
-        </w:rPr>
-        <w:t xml:space="preserve"> Procedimentos (catálogo), Relatórios, Planos de Tratamento, Estoque (papel clínico).</w:t>
+        <w:t xml:space="preserve">Pode:</w:t>
+      </w:r>
+      <w:r>
+        <w:rPr>
+          <w:color w:val="23293D"/>
+          <w:sz w:val="21"/>
+          <w:szCs w:val="21"/>
+        </w:rPr>
+        <w:t xml:space="preserve"> ver a agenda dele, chamar o paciente, escrever o Desenvolvimento Clínico e concluir o atendimento; consumo avulso de estoque.</w:t>
       </w:r>
     </w:p>
     <w:p>
@@ -7137,15 +7836,15 @@
           <w:sz w:val="21"/>
           <w:szCs w:val="21"/>
         </w:rPr>
-        <w:t xml:space="preserve">Não pode:</w:t>
-      </w:r>
-      <w:r>
-        <w:rPr>
-          <w:color w:val="23293D"/>
-          <w:sz w:val="21"/>
-          <w:szCs w:val="21"/>
-        </w:rPr>
-        <w:t xml:space="preserve"> avaliar paciente, agendar, negociar.</w:t>
+        <w:t xml:space="preserve">Não vê:</w:t>
+      </w:r>
+      <w:r>
+        <w:rPr>
+          <w:color w:val="23293D"/>
+          <w:sz w:val="21"/>
+          <w:szCs w:val="21"/>
+        </w:rPr>
+        <w:t xml:space="preserve"> Financeiro, Comercial, Compras, Relatórios.</w:t>
       </w:r>
     </w:p>
     <w:p>
@@ -7173,7 +7872,25 @@
           <w:sz w:val="21"/>
           <w:szCs w:val="21"/>
         </w:rPr>
-        <w:t xml:space="preserve"> enviar ao Comercial sem aprovação — o sistema barra.</w:t>
+        <w:t xml:space="preserve"> concluir atendimento sem escrever o Desenvolvimento Clínico — o sistema </w:t>
+      </w:r>
+      <w:r>
+        <w:rPr>
+          <w:b/>
+          <w:bCs/>
+          <w:color w:val="23293D"/>
+          <w:sz w:val="21"/>
+          <w:szCs w:val="21"/>
+        </w:rPr>
+        <w:t xml:space="preserve">não deixa</w:t>
+      </w:r>
+      <w:r>
+        <w:rPr>
+          <w:color w:val="23293D"/>
+          <w:sz w:val="21"/>
+          <w:szCs w:val="21"/>
+        </w:rPr>
+        <w:t xml:space="preserve"> (✅ regra I7b).</w:t>
       </w:r>
     </w:p>
     <w:p>
@@ -7201,7 +7918,7 @@
           <w:sz w:val="21"/>
           <w:szCs w:val="21"/>
         </w:rPr>
-        <w:t xml:space="preserve"> Coordenador (aprovação).</w:t>
+        <w:t xml:space="preserve"> Recepção (que registra a chegada).</w:t>
       </w:r>
     </w:p>
     <w:p>
@@ -7212,7 +7929,7 @@
         <w:rPr>
           <w:color w:val="B98B2E"/>
         </w:rPr>
-        <w:t xml:space="preserve">Dentista (executor) </w:t>
+        <w:t xml:space="preserve">Consultor Comercial </w:t>
       </w:r>
       <w:r>
         <w:rPr>
@@ -7220,7 +7937,7 @@
           <w:iCs/>
           <w:color w:val="B98B2E"/>
         </w:rPr>
-        <w:t xml:space="preserve">(unidade)</w:t>
+        <w:t xml:space="preserve">(franqueadora)</w:t>
       </w:r>
     </w:p>
     <w:p>
@@ -7248,7 +7965,7 @@
           <w:sz w:val="21"/>
           <w:szCs w:val="21"/>
         </w:rPr>
-        <w:t xml:space="preserve"> executar o plano aprovado.</w:t>
+        <w:t xml:space="preserve"> apresentar o plano e fechar a venda.</w:t>
       </w:r>
     </w:p>
     <w:p>
@@ -7268,69 +7985,15 @@
           <w:sz w:val="21"/>
           <w:szCs w:val="21"/>
         </w:rPr>
-        <w:t xml:space="preserve">Menu diferente dos outros:</w:t>
-      </w:r>
-      <w:r>
-        <w:rPr>
-          <w:color w:val="23293D"/>
-          <w:sz w:val="21"/>
-          <w:szCs w:val="21"/>
-        </w:rPr>
-        <w:t xml:space="preserve"> ✅ </w:t>
-      </w:r>
-      <w:r>
-        <w:rPr>
-          <w:b/>
-          <w:bCs/>
-          <w:color w:val="23293D"/>
-          <w:sz w:val="21"/>
-          <w:szCs w:val="21"/>
-        </w:rPr>
-        <w:t xml:space="preserve">não tem "Jornada"</w:t>
-      </w:r>
-      <w:r>
-        <w:rPr>
-          <w:color w:val="23293D"/>
-          <w:sz w:val="21"/>
-          <w:szCs w:val="21"/>
-        </w:rPr>
-        <w:t xml:space="preserve">, e ganha </w:t>
-      </w:r>
-      <w:r>
-        <w:rPr>
-          <w:b/>
-          <w:bCs/>
-          <w:color w:val="23293D"/>
-          <w:sz w:val="21"/>
-          <w:szCs w:val="21"/>
-        </w:rPr>
-        <w:t xml:space="preserve">Meu Dia</w:t>
-      </w:r>
-      <w:r>
-        <w:rPr>
-          <w:color w:val="23293D"/>
-          <w:sz w:val="21"/>
-          <w:szCs w:val="21"/>
-        </w:rPr>
-        <w:t xml:space="preserve"> e </w:t>
-      </w:r>
-      <w:r>
-        <w:rPr>
-          <w:b/>
-          <w:bCs/>
-          <w:color w:val="23293D"/>
-          <w:sz w:val="21"/>
-          <w:szCs w:val="21"/>
-        </w:rPr>
-        <w:t xml:space="preserve">Minha Agenda</w:t>
-      </w:r>
-      <w:r>
-        <w:rPr>
-          <w:color w:val="23293D"/>
-          <w:sz w:val="21"/>
-          <w:szCs w:val="21"/>
-        </w:rPr>
-        <w:t xml:space="preserve">.</w:t>
+        <w:t xml:space="preserve">Pode:</w:t>
+      </w:r>
+      <w:r>
+        <w:rPr>
+          <w:color w:val="23293D"/>
+          <w:sz w:val="21"/>
+          <w:szCs w:val="21"/>
+        </w:rPr>
+        <w:t xml:space="preserve"> negociar, aplicar desconto dentro do teto, definir forma de pagamento, marcar contrato assinado e pagamento confirmado.</w:t>
       </w:r>
     </w:p>
     <w:p>
@@ -7350,15 +8013,15 @@
           <w:sz w:val="21"/>
           <w:szCs w:val="21"/>
         </w:rPr>
-        <w:t xml:space="preserve">Pode:</w:t>
-      </w:r>
-      <w:r>
-        <w:rPr>
-          <w:color w:val="23293D"/>
-          <w:sz w:val="21"/>
-          <w:szCs w:val="21"/>
-        </w:rPr>
-        <w:t xml:space="preserve"> ver a agenda dele, chamar o paciente, escrever o Desenvolvimento Clínico e concluir o atendimento; consumo avulso de estoque.</w:t>
+        <w:t xml:space="preserve">Vê também:</w:t>
+      </w:r>
+      <w:r>
+        <w:rPr>
+          <w:color w:val="23293D"/>
+          <w:sz w:val="21"/>
+          <w:szCs w:val="21"/>
+        </w:rPr>
+        <w:t xml:space="preserve"> Comercial, Relatórios, Planos de Tratamento.</w:t>
       </w:r>
     </w:p>
     <w:p>
@@ -7386,7 +8049,7 @@
           <w:sz w:val="21"/>
           <w:szCs w:val="21"/>
         </w:rPr>
-        <w:t xml:space="preserve"> Financeiro, Comercial, Compras, Relatórios.</w:t>
+        <w:t xml:space="preserve"> Financeiro, Estoque, Compras.</w:t>
       </w:r>
     </w:p>
     <w:p>
@@ -7414,25 +8077,7 @@
           <w:sz w:val="21"/>
           <w:szCs w:val="21"/>
         </w:rPr>
-        <w:t xml:space="preserve"> concluir atendimento sem escrever o Desenvolvimento Clínico — o sistema </w:t>
-      </w:r>
-      <w:r>
-        <w:rPr>
-          <w:b/>
-          <w:bCs/>
-          <w:color w:val="23293D"/>
-          <w:sz w:val="21"/>
-          <w:szCs w:val="21"/>
-        </w:rPr>
-        <w:t xml:space="preserve">não deixa</w:t>
-      </w:r>
-      <w:r>
-        <w:rPr>
-          <w:color w:val="23293D"/>
-          <w:sz w:val="21"/>
-          <w:szCs w:val="21"/>
-        </w:rPr>
-        <w:t xml:space="preserve"> (✅ regra I7b).</w:t>
+        <w:t xml:space="preserve"> desconto acima do teto — o sistema avisa e, acima do limite, exige autorização.</w:t>
       </w:r>
     </w:p>
     <w:p>
@@ -7460,7 +8105,7 @@
           <w:sz w:val="21"/>
           <w:szCs w:val="21"/>
         </w:rPr>
-        <w:t xml:space="preserve"> Recepção (que registra a chegada).</w:t>
+        <w:t xml:space="preserve"> Planner (plano aprovado).</w:t>
       </w:r>
     </w:p>
     <w:p>
@@ -7471,7 +8116,7 @@
         <w:rPr>
           <w:color w:val="B98B2E"/>
         </w:rPr>
-        <w:t xml:space="preserve">Consultor Comercial </w:t>
+        <w:t xml:space="preserve">Gerente de Unidade </w:t>
       </w:r>
       <w:r>
         <w:rPr>
@@ -7479,7 +8124,7 @@
           <w:iCs/>
           <w:color w:val="B98B2E"/>
         </w:rPr>
-        <w:t xml:space="preserve">(franqueadora)</w:t>
+        <w:t xml:space="preserve">(unidade)</w:t>
       </w:r>
     </w:p>
     <w:p>
@@ -7507,7 +8152,7 @@
           <w:sz w:val="21"/>
           <w:szCs w:val="21"/>
         </w:rPr>
-        <w:t xml:space="preserve"> apresentar o plano e fechar a venda.</w:t>
+        <w:t xml:space="preserve"> enxergar e responder pela unidade.</w:t>
       </w:r>
     </w:p>
     <w:p>
@@ -7527,15 +8172,15 @@
           <w:sz w:val="21"/>
           <w:szCs w:val="21"/>
         </w:rPr>
-        <w:t xml:space="preserve">Pode:</w:t>
-      </w:r>
-      <w:r>
-        <w:rPr>
-          <w:color w:val="23293D"/>
-          <w:sz w:val="21"/>
-          <w:szCs w:val="21"/>
-        </w:rPr>
-        <w:t xml:space="preserve"> negociar, aplicar desconto dentro do teto, definir forma de pagamento, marcar contrato assinado e pagamento confirmado.</w:t>
+        <w:t xml:space="preserve">Vê praticamente tudo da unidade:</w:t>
+      </w:r>
+      <w:r>
+        <w:rPr>
+          <w:color w:val="23293D"/>
+          <w:sz w:val="21"/>
+          <w:szCs w:val="21"/>
+        </w:rPr>
+        <w:t xml:space="preserve"> Financeiro ✅, Estoque ✅, Compras ✅, Comercial ✅, Relatórios ✅, Planos ✅, Risartanos ✅, Empresarial ✅.</w:t>
       </w:r>
     </w:p>
     <w:p>
@@ -7555,15 +8200,69 @@
           <w:sz w:val="21"/>
           <w:szCs w:val="21"/>
         </w:rPr>
-        <w:t xml:space="preserve">Vê também:</w:t>
-      </w:r>
-      <w:r>
-        <w:rPr>
-          <w:color w:val="23293D"/>
-          <w:sz w:val="21"/>
-          <w:szCs w:val="21"/>
-        </w:rPr>
-        <w:t xml:space="preserve"> Comercial, Relatórios, Planos de Tratamento.</w:t>
+        <w:t xml:space="preserve">Pode:</w:t>
+      </w:r>
+      <w:r>
+        <w:rPr>
+          <w:color w:val="23293D"/>
+          <w:sz w:val="21"/>
+          <w:szCs w:val="21"/>
+        </w:rPr>
+        <w:t xml:space="preserve"> lançar dinheiro (</w:t>
+      </w:r>
+      <w:r>
+        <w:rPr>
+          <w:rFonts w:ascii="Consolas" w:cs="Consolas" w:eastAsia="Consolas" w:hAnsi="Consolas"/>
+          <w:color w:val="1F3253"/>
+          <w:sz w:val="19"/>
+          <w:szCs w:val="19"/>
+          <w:shd w:fill="EFEDE6" w:color="auto" w:val="clear"/>
+        </w:rPr>
+        <w:t xml:space="preserve">canPostFinance</w:t>
+      </w:r>
+      <w:r>
+        <w:rPr>
+          <w:color w:val="23293D"/>
+          <w:sz w:val="21"/>
+          <w:szCs w:val="21"/>
+        </w:rPr>
+        <w:t xml:space="preserve">), dar entrada e fazer inventário de estoque (</w:t>
+      </w:r>
+      <w:r>
+        <w:rPr>
+          <w:rFonts w:ascii="Consolas" w:cs="Consolas" w:eastAsia="Consolas" w:hAnsi="Consolas"/>
+          <w:color w:val="1F3253"/>
+          <w:sz w:val="19"/>
+          <w:szCs w:val="19"/>
+          <w:shd w:fill="EFEDE6" w:color="auto" w:val="clear"/>
+        </w:rPr>
+        <w:t xml:space="preserve">canManageStock</w:t>
+      </w:r>
+      <w:r>
+        <w:rPr>
+          <w:color w:val="23293D"/>
+          <w:sz w:val="21"/>
+          <w:szCs w:val="21"/>
+        </w:rPr>
+        <w:t xml:space="preserve">), criar requisição de compra (</w:t>
+      </w:r>
+      <w:r>
+        <w:rPr>
+          <w:rFonts w:ascii="Consolas" w:cs="Consolas" w:eastAsia="Consolas" w:hAnsi="Consolas"/>
+          <w:color w:val="1F3253"/>
+          <w:sz w:val="19"/>
+          <w:szCs w:val="19"/>
+          <w:shd w:fill="EFEDE6" w:color="auto" w:val="clear"/>
+        </w:rPr>
+        <w:t xml:space="preserve">canManagePurchaseRequests</w:t>
+      </w:r>
+      <w:r>
+        <w:rPr>
+          <w:color w:val="23293D"/>
+          <w:sz w:val="21"/>
+          <w:szCs w:val="21"/>
+        </w:rPr>
+        <w:t xml:space="preserve">), autorizar contas dentro da alçada.</w:t>
       </w:r>
     </w:p>
     <w:p>
@@ -7583,15 +8282,51 @@
           <w:sz w:val="21"/>
           <w:szCs w:val="21"/>
         </w:rPr>
-        <w:t xml:space="preserve">Não vê:</w:t>
-      </w:r>
-      <w:r>
-        <w:rPr>
-          <w:color w:val="23293D"/>
-          <w:sz w:val="21"/>
-          <w:szCs w:val="21"/>
-        </w:rPr>
-        <w:t xml:space="preserve"> Financeiro, Estoque, Compras.</w:t>
+        <w:t xml:space="preserve">Não pode:</w:t>
+      </w:r>
+      <w:r>
+        <w:rPr>
+          <w:color w:val="23293D"/>
+          <w:sz w:val="21"/>
+          <w:szCs w:val="21"/>
+        </w:rPr>
+        <w:t xml:space="preserve"> configurar o que vale para a rede inteira (</w:t>
+      </w:r>
+      <w:r>
+        <w:rPr>
+          <w:rFonts w:ascii="Consolas" w:cs="Consolas" w:eastAsia="Consolas" w:hAnsi="Consolas"/>
+          <w:color w:val="1F3253"/>
+          <w:sz w:val="19"/>
+          <w:szCs w:val="19"/>
+          <w:shd w:fill="EFEDE6" w:color="auto" w:val="clear"/>
+        </w:rPr>
+        <w:t xml:space="preserve">canConfigureFinanceNetwork</w:t>
+      </w:r>
+      <w:r>
+        <w:rPr>
+          <w:color w:val="23293D"/>
+          <w:sz w:val="21"/>
+          <w:szCs w:val="21"/>
+        </w:rPr>
+        <w:t xml:space="preserve"> exclui o gerente) nem cadastrar item no catálogo de estoque (</w:t>
+      </w:r>
+      <w:r>
+        <w:rPr>
+          <w:rFonts w:ascii="Consolas" w:cs="Consolas" w:eastAsia="Consolas" w:hAnsi="Consolas"/>
+          <w:color w:val="1F3253"/>
+          <w:sz w:val="19"/>
+          <w:szCs w:val="19"/>
+          <w:shd w:fill="EFEDE6" w:color="auto" w:val="clear"/>
+        </w:rPr>
+        <w:t xml:space="preserve">canManageStockCatalog</w:t>
+      </w:r>
+      <w:r>
+        <w:rPr>
+          <w:color w:val="23293D"/>
+          <w:sz w:val="21"/>
+          <w:szCs w:val="21"/>
+        </w:rPr>
+        <w:t xml:space="preserve">).</w:t>
       </w:r>
     </w:p>
     <w:p>
@@ -7619,35 +8354,7 @@
           <w:sz w:val="21"/>
           <w:szCs w:val="21"/>
         </w:rPr>
-        <w:t xml:space="preserve"> desconto acima do teto — o sistema avisa e, acima do limite, exige autorização.</w:t>
-      </w:r>
-    </w:p>
-    <w:p>
-      <w:pPr>
-        <w:pStyle w:val="ListParagraph"/>
-        <w:numPr>
-          <w:ilvl w:val="0"/>
-          <w:numId w:val="10"/>
-        </w:numPr>
-        <w:spacing w:after="80" w:line="270"/>
-      </w:pPr>
-      <w:r>
-        <w:rPr>
-          <w:b/>
-          <w:bCs/>
-          <w:color w:val="23293D"/>
-          <w:sz w:val="21"/>
-          <w:szCs w:val="21"/>
-        </w:rPr>
-        <w:t xml:space="preserve">Depende de:</w:t>
-      </w:r>
-      <w:r>
-        <w:rPr>
-          <w:color w:val="23293D"/>
-          <w:sz w:val="21"/>
-          <w:szCs w:val="21"/>
-        </w:rPr>
-        <w:t xml:space="preserve"> Planner (plano aprovado).</w:t>
+        <w:t xml:space="preserve"> é quem mais executa ação irreversível no financeiro.</w:t>
       </w:r>
     </w:p>
     <w:p>
@@ -7658,7 +8365,7 @@
         <w:rPr>
           <w:color w:val="B98B2E"/>
         </w:rPr>
-        <w:t xml:space="preserve">Gerente de Unidade </w:t>
+        <w:t xml:space="preserve">Franqueado </w:t>
       </w:r>
       <w:r>
         <w:rPr>
@@ -7694,7 +8401,7 @@
           <w:sz w:val="21"/>
           <w:szCs w:val="21"/>
         </w:rPr>
-        <w:t xml:space="preserve"> enxergar e responder pela unidade.</w:t>
+        <w:t xml:space="preserve"> acompanhar a unidade que possui.</w:t>
       </w:r>
     </w:p>
     <w:p>
@@ -7714,15 +8421,15 @@
           <w:sz w:val="21"/>
           <w:szCs w:val="21"/>
         </w:rPr>
-        <w:t xml:space="preserve">Vê praticamente tudo da unidade:</w:t>
-      </w:r>
-      <w:r>
-        <w:rPr>
-          <w:color w:val="23293D"/>
-          <w:sz w:val="21"/>
-          <w:szCs w:val="21"/>
-        </w:rPr>
-        <w:t xml:space="preserve"> Financeiro ✅, Estoque ✅, Compras ✅, Comercial ✅, Relatórios ✅, Planos ✅, Risartanos ✅, Empresarial ✅.</w:t>
+        <w:t xml:space="preserve">Vê:</w:t>
+      </w:r>
+      <w:r>
+        <w:rPr>
+          <w:color w:val="23293D"/>
+          <w:sz w:val="21"/>
+          <w:szCs w:val="21"/>
+        </w:rPr>
+        <w:t xml:space="preserve"> Financeiro ✅, Estoque ✅, Compras ✅, Comercial ✅, Relatórios ✅.</w:t>
       </w:r>
     </w:p>
     <w:p>
@@ -7742,15 +8449,15 @@
           <w:sz w:val="21"/>
           <w:szCs w:val="21"/>
         </w:rPr>
-        <w:t xml:space="preserve">Pode:</w:t>
-      </w:r>
-      <w:r>
-        <w:rPr>
-          <w:color w:val="23293D"/>
-          <w:sz w:val="21"/>
-          <w:szCs w:val="21"/>
-        </w:rPr>
-        <w:t xml:space="preserve"> lançar dinheiro (</w:t>
+        <w:t xml:space="preserve">Não pode lançar dinheiro:</w:t>
+      </w:r>
+      <w:r>
+        <w:rPr>
+          <w:color w:val="23293D"/>
+          <w:sz w:val="21"/>
+          <w:szCs w:val="21"/>
+        </w:rPr>
+        <w:t xml:space="preserve"> ⚠️ </w:t>
       </w:r>
       <w:r>
         <w:rPr>
@@ -7768,7 +8475,25 @@
           <w:sz w:val="21"/>
           <w:szCs w:val="21"/>
         </w:rPr>
-        <w:t xml:space="preserve">), dar entrada e fazer inventário de estoque (</w:t>
+        <w:t xml:space="preserve"> </w:t>
+      </w:r>
+      <w:r>
+        <w:rPr>
+          <w:b/>
+          <w:bCs/>
+          <w:color w:val="23293D"/>
+          <w:sz w:val="21"/>
+          <w:szCs w:val="21"/>
+        </w:rPr>
+        <w:t xml:space="preserve">não</w:t>
+      </w:r>
+      <w:r>
+        <w:rPr>
+          <w:color w:val="23293D"/>
+          <w:sz w:val="21"/>
+          <w:szCs w:val="21"/>
+        </w:rPr>
+        <w:t xml:space="preserve"> inclui </w:t>
       </w:r>
       <w:r>
         <w:rPr>
@@ -7778,125 +8503,33 @@
           <w:szCs w:val="19"/>
           <w:shd w:fill="EFEDE6" w:color="auto" w:val="clear"/>
         </w:rPr>
-        <w:t xml:space="preserve">canManageStock</w:t>
-      </w:r>
-      <w:r>
-        <w:rPr>
-          <w:color w:val="23293D"/>
-          <w:sz w:val="21"/>
-          <w:szCs w:val="21"/>
-        </w:rPr>
-        <w:t xml:space="preserve">), criar requisição de compra (</w:t>
-      </w:r>
-      <w:r>
-        <w:rPr>
-          <w:rFonts w:ascii="Consolas" w:cs="Consolas" w:eastAsia="Consolas" w:hAnsi="Consolas"/>
-          <w:color w:val="1F3253"/>
-          <w:sz w:val="19"/>
-          <w:szCs w:val="19"/>
-          <w:shd w:fill="EFEDE6" w:color="auto" w:val="clear"/>
-        </w:rPr>
-        <w:t xml:space="preserve">canManagePurchaseRequests</w:t>
-      </w:r>
-      <w:r>
-        <w:rPr>
-          <w:color w:val="23293D"/>
-          <w:sz w:val="21"/>
-          <w:szCs w:val="21"/>
-        </w:rPr>
-        <w:t xml:space="preserve">), autorizar contas dentro da alçada.</w:t>
-      </w:r>
-    </w:p>
-    <w:p>
-      <w:pPr>
-        <w:pStyle w:val="ListParagraph"/>
-        <w:numPr>
-          <w:ilvl w:val="0"/>
-          <w:numId w:val="11"/>
-        </w:numPr>
-        <w:spacing w:after="80" w:line="270"/>
-      </w:pPr>
-      <w:r>
-        <w:rPr>
-          <w:b/>
-          <w:bCs/>
-          <w:color w:val="23293D"/>
-          <w:sz w:val="21"/>
-          <w:szCs w:val="21"/>
-        </w:rPr>
-        <w:t xml:space="preserve">Não pode:</w:t>
-      </w:r>
-      <w:r>
-        <w:rPr>
-          <w:color w:val="23293D"/>
-          <w:sz w:val="21"/>
-          <w:szCs w:val="21"/>
-        </w:rPr>
-        <w:t xml:space="preserve"> configurar o que vale para a rede inteira (</w:t>
-      </w:r>
-      <w:r>
-        <w:rPr>
-          <w:rFonts w:ascii="Consolas" w:cs="Consolas" w:eastAsia="Consolas" w:hAnsi="Consolas"/>
-          <w:color w:val="1F3253"/>
-          <w:sz w:val="19"/>
-          <w:szCs w:val="19"/>
-          <w:shd w:fill="EFEDE6" w:color="auto" w:val="clear"/>
-        </w:rPr>
-        <w:t xml:space="preserve">canConfigureFinanceNetwork</w:t>
-      </w:r>
-      <w:r>
-        <w:rPr>
-          <w:color w:val="23293D"/>
-          <w:sz w:val="21"/>
-          <w:szCs w:val="21"/>
-        </w:rPr>
-        <w:t xml:space="preserve"> exclui o gerente) nem cadastrar item no catálogo de estoque (</w:t>
-      </w:r>
-      <w:r>
-        <w:rPr>
-          <w:rFonts w:ascii="Consolas" w:cs="Consolas" w:eastAsia="Consolas" w:hAnsi="Consolas"/>
-          <w:color w:val="1F3253"/>
-          <w:sz w:val="19"/>
-          <w:szCs w:val="19"/>
-          <w:shd w:fill="EFEDE6" w:color="auto" w:val="clear"/>
-        </w:rPr>
-        <w:t xml:space="preserve">canManageStockCatalog</w:t>
-      </w:r>
-      <w:r>
-        <w:rPr>
-          <w:color w:val="23293D"/>
-          <w:sz w:val="21"/>
-          <w:szCs w:val="21"/>
-        </w:rPr>
-        <w:t xml:space="preserve">).</w:t>
-      </w:r>
-    </w:p>
-    <w:p>
-      <w:pPr>
-        <w:pStyle w:val="ListParagraph"/>
-        <w:numPr>
-          <w:ilvl w:val="0"/>
-          <w:numId w:val="11"/>
-        </w:numPr>
-        <w:spacing w:after="80" w:line="270"/>
-      </w:pPr>
-      <w:r>
-        <w:rPr>
-          <w:b/>
-          <w:bCs/>
-          <w:color w:val="23293D"/>
-          <w:sz w:val="21"/>
-          <w:szCs w:val="21"/>
-        </w:rPr>
-        <w:t xml:space="preserve">Riscos:</w:t>
-      </w:r>
-      <w:r>
-        <w:rPr>
-          <w:color w:val="23293D"/>
-          <w:sz w:val="21"/>
-          <w:szCs w:val="21"/>
-        </w:rPr>
-        <w:t xml:space="preserve"> é quem mais executa ação irreversível no financeiro.</w:t>
+        <w:t xml:space="preserve">franchisee</w:t>
+      </w:r>
+      <w:r>
+        <w:rPr>
+          <w:color w:val="23293D"/>
+          <w:sz w:val="21"/>
+          <w:szCs w:val="21"/>
+        </w:rPr>
+        <w:t xml:space="preserve"> — o comentário no código diz </w:t>
+      </w:r>
+      <w:r>
+        <w:rPr>
+          <w:i/>
+          <w:iCs/>
+          <w:color w:val="23293D"/>
+          <w:sz w:val="21"/>
+          <w:szCs w:val="21"/>
+        </w:rPr>
+        <w:t xml:space="preserve">"franqueado é somente leitura"</w:t>
+      </w:r>
+      <w:r>
+        <w:rPr>
+          <w:color w:val="23293D"/>
+          <w:sz w:val="21"/>
+          <w:szCs w:val="21"/>
+        </w:rPr>
+        <w:t xml:space="preserve">.</w:t>
       </w:r>
     </w:p>
     <w:p>
@@ -7907,7 +8540,7 @@
         <w:rPr>
           <w:color w:val="B98B2E"/>
         </w:rPr>
-        <w:t xml:space="preserve">Franqueado </w:t>
+        <w:t xml:space="preserve">Financeiro da Franqueadora </w:t>
       </w:r>
       <w:r>
         <w:rPr>
@@ -7915,7 +8548,7 @@
           <w:iCs/>
           <w:color w:val="B98B2E"/>
         </w:rPr>
-        <w:t xml:space="preserve">(unidade)</w:t>
+        <w:t xml:space="preserve">(franqueadora)</w:t>
       </w:r>
     </w:p>
     <w:p>
@@ -7935,15 +8568,69 @@
           <w:sz w:val="21"/>
           <w:szCs w:val="21"/>
         </w:rPr>
-        <w:t xml:space="preserve">Objetivo:</w:t>
-      </w:r>
-      <w:r>
-        <w:rPr>
-          <w:color w:val="23293D"/>
-          <w:sz w:val="21"/>
-          <w:szCs w:val="21"/>
-        </w:rPr>
-        <w:t xml:space="preserve"> acompanhar a unidade que possui.</w:t>
+        <w:t xml:space="preserve">Pode:</w:t>
+      </w:r>
+      <w:r>
+        <w:rPr>
+          <w:color w:val="23293D"/>
+          <w:sz w:val="21"/>
+          <w:szCs w:val="21"/>
+        </w:rPr>
+        <w:t xml:space="preserve"> tudo do financeiro, inclusive </w:t>
+      </w:r>
+      <w:r>
+        <w:rPr>
+          <w:b/>
+          <w:bCs/>
+          <w:color w:val="23293D"/>
+          <w:sz w:val="21"/>
+          <w:szCs w:val="21"/>
+        </w:rPr>
+        <w:t xml:space="preserve">configurar a rede</w:t>
+      </w:r>
+      <w:r>
+        <w:rPr>
+          <w:color w:val="23293D"/>
+          <w:sz w:val="21"/>
+          <w:szCs w:val="21"/>
+        </w:rPr>
+        <w:t xml:space="preserve"> (</w:t>
+      </w:r>
+      <w:r>
+        <w:rPr>
+          <w:rFonts w:ascii="Consolas" w:cs="Consolas" w:eastAsia="Consolas" w:hAnsi="Consolas"/>
+          <w:color w:val="1F3253"/>
+          <w:sz w:val="19"/>
+          <w:szCs w:val="19"/>
+          <w:shd w:fill="EFEDE6" w:color="auto" w:val="clear"/>
+        </w:rPr>
+        <w:t xml:space="preserve">canConfigureFinanceNetwork</w:t>
+      </w:r>
+      <w:r>
+        <w:rPr>
+          <w:color w:val="23293D"/>
+          <w:sz w:val="21"/>
+          <w:szCs w:val="21"/>
+        </w:rPr>
+        <w:t xml:space="preserve"> ✅), o catálogo de estoque (</w:t>
+      </w:r>
+      <w:r>
+        <w:rPr>
+          <w:rFonts w:ascii="Consolas" w:cs="Consolas" w:eastAsia="Consolas" w:hAnsi="Consolas"/>
+          <w:color w:val="1F3253"/>
+          <w:sz w:val="19"/>
+          <w:szCs w:val="19"/>
+          <w:shd w:fill="EFEDE6" w:color="auto" w:val="clear"/>
+        </w:rPr>
+        <w:t xml:space="preserve">canManageStockCatalog</w:t>
+      </w:r>
+      <w:r>
+        <w:rPr>
+          <w:color w:val="23293D"/>
+          <w:sz w:val="21"/>
+          <w:szCs w:val="21"/>
+        </w:rPr>
+        <w:t xml:space="preserve"> ✅) e ver Compras.</w:t>
       </w:r>
     </w:p>
     <w:p>
@@ -7963,115 +8650,15 @@
           <w:sz w:val="21"/>
           <w:szCs w:val="21"/>
         </w:rPr>
-        <w:t xml:space="preserve">Vê:</w:t>
-      </w:r>
-      <w:r>
-        <w:rPr>
-          <w:color w:val="23293D"/>
-          <w:sz w:val="21"/>
-          <w:szCs w:val="21"/>
-        </w:rPr>
-        <w:t xml:space="preserve"> Financeiro ✅, Estoque ✅, Compras ✅, Comercial ✅, Relatórios ✅.</w:t>
-      </w:r>
-    </w:p>
-    <w:p>
-      <w:pPr>
-        <w:pStyle w:val="ListParagraph"/>
-        <w:numPr>
-          <w:ilvl w:val="0"/>
-          <w:numId w:val="12"/>
-        </w:numPr>
-        <w:spacing w:after="80" w:line="270"/>
-      </w:pPr>
-      <w:r>
-        <w:rPr>
-          <w:b/>
-          <w:bCs/>
-          <w:color w:val="23293D"/>
-          <w:sz w:val="21"/>
-          <w:szCs w:val="21"/>
-        </w:rPr>
-        <w:t xml:space="preserve">Não pode lançar dinheiro:</w:t>
-      </w:r>
-      <w:r>
-        <w:rPr>
-          <w:color w:val="23293D"/>
-          <w:sz w:val="21"/>
-          <w:szCs w:val="21"/>
-        </w:rPr>
-        <w:t xml:space="preserve"> ⚠️ </w:t>
-      </w:r>
-      <w:r>
-        <w:rPr>
-          <w:rFonts w:ascii="Consolas" w:cs="Consolas" w:eastAsia="Consolas" w:hAnsi="Consolas"/>
-          <w:color w:val="1F3253"/>
-          <w:sz w:val="19"/>
-          <w:szCs w:val="19"/>
-          <w:shd w:fill="EFEDE6" w:color="auto" w:val="clear"/>
-        </w:rPr>
-        <w:t xml:space="preserve">canPostFinance</w:t>
-      </w:r>
-      <w:r>
-        <w:rPr>
-          <w:color w:val="23293D"/>
-          <w:sz w:val="21"/>
-          <w:szCs w:val="21"/>
-        </w:rPr>
-        <w:t xml:space="preserve"> </w:t>
-      </w:r>
-      <w:r>
-        <w:rPr>
-          <w:b/>
-          <w:bCs/>
-          <w:color w:val="23293D"/>
-          <w:sz w:val="21"/>
-          <w:szCs w:val="21"/>
-        </w:rPr>
-        <w:t xml:space="preserve">não</w:t>
-      </w:r>
-      <w:r>
-        <w:rPr>
-          <w:color w:val="23293D"/>
-          <w:sz w:val="21"/>
-          <w:szCs w:val="21"/>
-        </w:rPr>
-        <w:t xml:space="preserve"> inclui </w:t>
-      </w:r>
-      <w:r>
-        <w:rPr>
-          <w:rFonts w:ascii="Consolas" w:cs="Consolas" w:eastAsia="Consolas" w:hAnsi="Consolas"/>
-          <w:color w:val="1F3253"/>
-          <w:sz w:val="19"/>
-          <w:szCs w:val="19"/>
-          <w:shd w:fill="EFEDE6" w:color="auto" w:val="clear"/>
-        </w:rPr>
-        <w:t xml:space="preserve">franchisee</w:t>
-      </w:r>
-      <w:r>
-        <w:rPr>
-          <w:color w:val="23293D"/>
-          <w:sz w:val="21"/>
-          <w:szCs w:val="21"/>
-        </w:rPr>
-        <w:t xml:space="preserve"> — o comentário no código diz </w:t>
-      </w:r>
-      <w:r>
-        <w:rPr>
-          <w:i/>
-          <w:iCs/>
-          <w:color w:val="23293D"/>
-          <w:sz w:val="21"/>
-          <w:szCs w:val="21"/>
-        </w:rPr>
-        <w:t xml:space="preserve">"franqueado é somente leitura"</w:t>
-      </w:r>
-      <w:r>
-        <w:rPr>
-          <w:color w:val="23293D"/>
-          <w:sz w:val="21"/>
-          <w:szCs w:val="21"/>
-        </w:rPr>
-        <w:t xml:space="preserve">.</w:t>
+        <w:t xml:space="preserve">Não pode:</w:t>
+      </w:r>
+      <w:r>
+        <w:rPr>
+          <w:color w:val="23293D"/>
+          <w:sz w:val="21"/>
+          <w:szCs w:val="21"/>
+        </w:rPr>
+        <w:t xml:space="preserve"> aprovar a própria conta lançada (regra de alçada, FIN3).</w:t>
       </w:r>
     </w:p>
     <w:p>
@@ -8082,7 +8669,7 @@
         <w:rPr>
           <w:color w:val="B98B2E"/>
         </w:rPr>
-        <w:t xml:space="preserve">Financeiro da Franqueadora </w:t>
+        <w:t xml:space="preserve">Comprador da Franqueadora </w:t>
       </w:r>
       <w:r>
         <w:rPr>
@@ -8110,69 +8697,15 @@
           <w:sz w:val="21"/>
           <w:szCs w:val="21"/>
         </w:rPr>
-        <w:t xml:space="preserve">Pode:</w:t>
-      </w:r>
-      <w:r>
-        <w:rPr>
-          <w:color w:val="23293D"/>
-          <w:sz w:val="21"/>
-          <w:szCs w:val="21"/>
-        </w:rPr>
-        <w:t xml:space="preserve"> tudo do financeiro, inclusive </w:t>
-      </w:r>
-      <w:r>
-        <w:rPr>
-          <w:b/>
-          <w:bCs/>
-          <w:color w:val="23293D"/>
-          <w:sz w:val="21"/>
-          <w:szCs w:val="21"/>
-        </w:rPr>
-        <w:t xml:space="preserve">configurar a rede</w:t>
-      </w:r>
-      <w:r>
-        <w:rPr>
-          <w:color w:val="23293D"/>
-          <w:sz w:val="21"/>
-          <w:szCs w:val="21"/>
-        </w:rPr>
-        <w:t xml:space="preserve"> (</w:t>
-      </w:r>
-      <w:r>
-        <w:rPr>
-          <w:rFonts w:ascii="Consolas" w:cs="Consolas" w:eastAsia="Consolas" w:hAnsi="Consolas"/>
-          <w:color w:val="1F3253"/>
-          <w:sz w:val="19"/>
-          <w:szCs w:val="19"/>
-          <w:shd w:fill="EFEDE6" w:color="auto" w:val="clear"/>
-        </w:rPr>
-        <w:t xml:space="preserve">canConfigureFinanceNetwork</w:t>
-      </w:r>
-      <w:r>
-        <w:rPr>
-          <w:color w:val="23293D"/>
-          <w:sz w:val="21"/>
-          <w:szCs w:val="21"/>
-        </w:rPr>
-        <w:t xml:space="preserve"> ✅), o catálogo de estoque (</w:t>
-      </w:r>
-      <w:r>
-        <w:rPr>
-          <w:rFonts w:ascii="Consolas" w:cs="Consolas" w:eastAsia="Consolas" w:hAnsi="Consolas"/>
-          <w:color w:val="1F3253"/>
-          <w:sz w:val="19"/>
-          <w:szCs w:val="19"/>
-          <w:shd w:fill="EFEDE6" w:color="auto" w:val="clear"/>
-        </w:rPr>
-        <w:t xml:space="preserve">canManageStockCatalog</w:t>
-      </w:r>
-      <w:r>
-        <w:rPr>
-          <w:color w:val="23293D"/>
-          <w:sz w:val="21"/>
-          <w:szCs w:val="21"/>
-        </w:rPr>
-        <w:t xml:space="preserve"> ✅) e ver Compras.</w:t>
+        <w:t xml:space="preserve">Objetivo:</w:t>
+      </w:r>
+      <w:r>
+        <w:rPr>
+          <w:color w:val="23293D"/>
+          <w:sz w:val="21"/>
+          <w:szCs w:val="21"/>
+        </w:rPr>
+        <w:t xml:space="preserve"> negociar compras pela rede.</w:t>
       </w:r>
     </w:p>
     <w:p>
@@ -8192,15 +8725,115 @@
           <w:sz w:val="21"/>
           <w:szCs w:val="21"/>
         </w:rPr>
-        <w:t xml:space="preserve">Não pode:</w:t>
-      </w:r>
-      <w:r>
-        <w:rPr>
-          <w:color w:val="23293D"/>
-          <w:sz w:val="21"/>
-          <w:szCs w:val="21"/>
-        </w:rPr>
-        <w:t xml:space="preserve"> aprovar a própria conta lançada (regra de alçada, FIN3).</w:t>
+        <w:t xml:space="preserve">Vê:</w:t>
+      </w:r>
+      <w:r>
+        <w:rPr>
+          <w:color w:val="23293D"/>
+          <w:sz w:val="21"/>
+          <w:szCs w:val="21"/>
+        </w:rPr>
+        <w:t xml:space="preserve"> Compras ✅ (é o único, além do Admin, que entra na mesa de negociação — </w:t>
+      </w:r>
+      <w:r>
+        <w:rPr>
+          <w:rFonts w:ascii="Consolas" w:cs="Consolas" w:eastAsia="Consolas" w:hAnsi="Consolas"/>
+          <w:color w:val="1F3253"/>
+          <w:sz w:val="19"/>
+          <w:szCs w:val="19"/>
+          <w:shd w:fill="EFEDE6" w:color="auto" w:val="clear"/>
+        </w:rPr>
+        <w:t xml:space="preserve">isPurchaser</w:t>
+      </w:r>
+      <w:r>
+        <w:rPr>
+          <w:color w:val="23293D"/>
+          <w:sz w:val="21"/>
+          <w:szCs w:val="21"/>
+        </w:rPr>
+        <w:t xml:space="preserve">).</w:t>
+      </w:r>
+    </w:p>
+    <w:p>
+      <w:pPr>
+        <w:pStyle w:val="ListParagraph"/>
+        <w:numPr>
+          <w:ilvl w:val="0"/>
+          <w:numId w:val="13"/>
+        </w:numPr>
+        <w:spacing w:after="80" w:line="270"/>
+      </w:pPr>
+      <w:r>
+        <w:rPr>
+          <w:b/>
+          <w:bCs/>
+          <w:color w:val="23293D"/>
+          <w:sz w:val="21"/>
+          <w:szCs w:val="21"/>
+        </w:rPr>
+        <w:t xml:space="preserve">Regra estrutural:</w:t>
+      </w:r>
+      <w:r>
+        <w:rPr>
+          <w:color w:val="23293D"/>
+          <w:sz w:val="21"/>
+          <w:szCs w:val="21"/>
+        </w:rPr>
+        <w:t xml:space="preserve"> </w:t>
+      </w:r>
+      <w:r>
+        <w:rPr>
+          <w:i/>
+          <w:iCs/>
+          <w:color w:val="23293D"/>
+          <w:sz w:val="21"/>
+          <w:szCs w:val="21"/>
+        </w:rPr>
+        <w:t xml:space="preserve">quem compra não é quem paga</w:t>
+      </w:r>
+      <w:r>
+        <w:rPr>
+          <w:color w:val="23293D"/>
+          <w:sz w:val="21"/>
+          <w:szCs w:val="21"/>
+        </w:rPr>
+        <w:t xml:space="preserve">. Ele </w:t>
+      </w:r>
+      <w:r>
+        <w:rPr>
+          <w:b/>
+          <w:bCs/>
+          <w:color w:val="23293D"/>
+          <w:sz w:val="21"/>
+          <w:szCs w:val="21"/>
+        </w:rPr>
+        <w:t xml:space="preserve">não</w:t>
+      </w:r>
+      <w:r>
+        <w:rPr>
+          <w:color w:val="23293D"/>
+          <w:sz w:val="21"/>
+          <w:szCs w:val="21"/>
+        </w:rPr>
+        <w:t xml:space="preserve"> tem acesso ao Financeiro (✅ </w:t>
+      </w:r>
+      <w:r>
+        <w:rPr>
+          <w:rFonts w:ascii="Consolas" w:cs="Consolas" w:eastAsia="Consolas" w:hAnsi="Consolas"/>
+          <w:color w:val="1F3253"/>
+          <w:sz w:val="19"/>
+          <w:szCs w:val="19"/>
+          <w:shd w:fill="EFEDE6" w:color="auto" w:val="clear"/>
+        </w:rPr>
+        <w:t xml:space="preserve">canViewFinance</w:t>
+      </w:r>
+      <w:r>
+        <w:rPr>
+          <w:color w:val="23293D"/>
+          <w:sz w:val="21"/>
+          <w:szCs w:val="21"/>
+        </w:rPr>
+        <w:t xml:space="preserve"> não o inclui).</w:t>
       </w:r>
     </w:p>
     <w:p>
@@ -8211,7 +8844,7 @@
         <w:rPr>
           <w:color w:val="B98B2E"/>
         </w:rPr>
-        <w:t xml:space="preserve">Comprador da Franqueadora </w:t>
+        <w:t xml:space="preserve">SDR (Encantador) </w:t>
       </w:r>
       <w:r>
         <w:rPr>
@@ -8239,15 +8872,15 @@
           <w:sz w:val="21"/>
           <w:szCs w:val="21"/>
         </w:rPr>
-        <w:t xml:space="preserve">Objetivo:</w:t>
-      </w:r>
-      <w:r>
-        <w:rPr>
-          <w:color w:val="23293D"/>
-          <w:sz w:val="21"/>
-          <w:szCs w:val="21"/>
-        </w:rPr>
-        <w:t xml:space="preserve"> negociar compras pela rede.</w:t>
+        <w:t xml:space="preserve">Pode:</w:t>
+      </w:r>
+      <w:r>
+        <w:rPr>
+          <w:color w:val="23293D"/>
+          <w:sz w:val="21"/>
+          <w:szCs w:val="21"/>
+        </w:rPr>
+        <w:t xml:space="preserve"> cadastrar clientes e agendar, inclusive em outra unidade; vê os clientes que cadastrou.</w:t>
       </w:r>
     </w:p>
     <w:p>
@@ -8267,33 +8900,15 @@
           <w:sz w:val="21"/>
           <w:szCs w:val="21"/>
         </w:rPr>
-        <w:t xml:space="preserve">Vê:</w:t>
-      </w:r>
-      <w:r>
-        <w:rPr>
-          <w:color w:val="23293D"/>
-          <w:sz w:val="21"/>
-          <w:szCs w:val="21"/>
-        </w:rPr>
-        <w:t xml:space="preserve"> Compras ✅ (é o único, além do Admin, que entra na mesa de negociação — </w:t>
-      </w:r>
-      <w:r>
-        <w:rPr>
-          <w:rFonts w:ascii="Consolas" w:cs="Consolas" w:eastAsia="Consolas" w:hAnsi="Consolas"/>
-          <w:color w:val="1F3253"/>
-          <w:sz w:val="19"/>
-          <w:szCs w:val="19"/>
-          <w:shd w:fill="EFEDE6" w:color="auto" w:val="clear"/>
-        </w:rPr>
-        <w:t xml:space="preserve">isPurchaser</w:t>
-      </w:r>
-      <w:r>
-        <w:rPr>
-          <w:color w:val="23293D"/>
-          <w:sz w:val="21"/>
-          <w:szCs w:val="21"/>
-        </w:rPr>
-        <w:t xml:space="preserve">).</w:t>
+        <w:t xml:space="preserve">Não pode:</w:t>
+      </w:r>
+      <w:r>
+        <w:rPr>
+          <w:color w:val="23293D"/>
+          <w:sz w:val="21"/>
+          <w:szCs w:val="21"/>
+        </w:rPr>
+        <w:t xml:space="preserve"> mover fases (botões removidos), atos clínicos ou comerciais.</w:t>
       </w:r>
     </w:p>
     <w:p>
@@ -8313,51 +8928,15 @@
           <w:sz w:val="21"/>
           <w:szCs w:val="21"/>
         </w:rPr>
-        <w:t xml:space="preserve">Regra estrutural:</w:t>
-      </w:r>
-      <w:r>
-        <w:rPr>
-          <w:color w:val="23293D"/>
-          <w:sz w:val="21"/>
-          <w:szCs w:val="21"/>
-        </w:rPr>
-        <w:t xml:space="preserve"> </w:t>
-      </w:r>
-      <w:r>
-        <w:rPr>
-          <w:i/>
-          <w:iCs/>
-          <w:color w:val="23293D"/>
-          <w:sz w:val="21"/>
-          <w:szCs w:val="21"/>
-        </w:rPr>
-        <w:t xml:space="preserve">quem compra não é quem paga</w:t>
-      </w:r>
-      <w:r>
-        <w:rPr>
-          <w:color w:val="23293D"/>
-          <w:sz w:val="21"/>
-          <w:szCs w:val="21"/>
-        </w:rPr>
-        <w:t xml:space="preserve">. Ele </w:t>
-      </w:r>
-      <w:r>
-        <w:rPr>
-          <w:b/>
-          <w:bCs/>
-          <w:color w:val="23293D"/>
-          <w:sz w:val="21"/>
-          <w:szCs w:val="21"/>
-        </w:rPr>
-        <w:t xml:space="preserve">não</w:t>
-      </w:r>
-      <w:r>
-        <w:rPr>
-          <w:color w:val="23293D"/>
-          <w:sz w:val="21"/>
-          <w:szCs w:val="21"/>
-        </w:rPr>
-        <w:t xml:space="preserve"> tem acesso ao Financeiro (✅ </w:t>
+        <w:t xml:space="preserve">Vê:</w:t>
+      </w:r>
+      <w:r>
+        <w:rPr>
+          <w:color w:val="23293D"/>
+          <w:sz w:val="21"/>
+          <w:szCs w:val="21"/>
+        </w:rPr>
+        <w:t xml:space="preserve"> Empresarial ✅ (</w:t>
       </w:r>
       <w:r>
         <w:rPr>
@@ -8367,15 +8946,33 @@
           <w:szCs w:val="19"/>
           <w:shd w:fill="EFEDE6" w:color="auto" w:val="clear"/>
         </w:rPr>
-        <w:t xml:space="preserve">canViewFinance</w:t>
-      </w:r>
-      <w:r>
-        <w:rPr>
-          <w:color w:val="23293D"/>
-          <w:sz w:val="21"/>
-          <w:szCs w:val="21"/>
-        </w:rPr>
-        <w:t xml:space="preserve"> não o inclui).</w:t>
+        <w:t xml:space="preserve">canViewEmpresarial</w:t>
+      </w:r>
+      <w:r>
+        <w:rPr>
+          <w:color w:val="23293D"/>
+          <w:sz w:val="21"/>
+          <w:szCs w:val="21"/>
+        </w:rPr>
+        <w:t xml:space="preserve"> inclui </w:t>
+      </w:r>
+      <w:r>
+        <w:rPr>
+          <w:rFonts w:ascii="Consolas" w:cs="Consolas" w:eastAsia="Consolas" w:hAnsi="Consolas"/>
+          <w:color w:val="1F3253"/>
+          <w:sz w:val="19"/>
+          <w:szCs w:val="19"/>
+          <w:shd w:fill="EFEDE6" w:color="auto" w:val="clear"/>
+        </w:rPr>
+        <w:t xml:space="preserve">sdr</w:t>
+      </w:r>
+      <w:r>
+        <w:rPr>
+          <w:color w:val="23293D"/>
+          <w:sz w:val="21"/>
+          <w:szCs w:val="21"/>
+        </w:rPr>
+        <w:t xml:space="preserve">).</w:t>
       </w:r>
     </w:p>
     <w:p>
@@ -8386,7 +8983,7 @@
         <w:rPr>
           <w:color w:val="B98B2E"/>
         </w:rPr>
-        <w:t xml:space="preserve">SDR (Encantador) </w:t>
+        <w:t xml:space="preserve">Assistente Comercial </w:t>
       </w:r>
       <w:r>
         <w:rPr>
@@ -8422,7 +9019,7 @@
           <w:sz w:val="21"/>
           <w:szCs w:val="21"/>
         </w:rPr>
-        <w:t xml:space="preserve"> cadastrar clientes e agendar, inclusive em outra unidade; vê os clientes que cadastrou.</w:t>
+        <w:t xml:space="preserve"> enviar documentos e link de pagamento, acompanhar status.</w:t>
       </w:r>
     </w:p>
     <w:p>
@@ -8442,34 +9039,6 @@
           <w:sz w:val="21"/>
           <w:szCs w:val="21"/>
         </w:rPr>
-        <w:t xml:space="preserve">Não pode:</w:t>
-      </w:r>
-      <w:r>
-        <w:rPr>
-          <w:color w:val="23293D"/>
-          <w:sz w:val="21"/>
-          <w:szCs w:val="21"/>
-        </w:rPr>
-        <w:t xml:space="preserve"> mover fases (botões removidos), atos clínicos ou comerciais.</w:t>
-      </w:r>
-    </w:p>
-    <w:p>
-      <w:pPr>
-        <w:pStyle w:val="ListParagraph"/>
-        <w:numPr>
-          <w:ilvl w:val="0"/>
-          <w:numId w:val="15"/>
-        </w:numPr>
-        <w:spacing w:after="80" w:line="270"/>
-      </w:pPr>
-      <w:r>
-        <w:rPr>
-          <w:b/>
-          <w:bCs/>
-          <w:color w:val="23293D"/>
-          <w:sz w:val="21"/>
-          <w:szCs w:val="21"/>
-        </w:rPr>
         <w:t xml:space="preserve">Vê:</w:t>
       </w:r>
       <w:r>
@@ -8478,7 +9047,25 @@
           <w:sz w:val="21"/>
           <w:szCs w:val="21"/>
         </w:rPr>
-        <w:t xml:space="preserve"> Empresarial ✅ (</w:t>
+        <w:t xml:space="preserve"> Comercial ✅. </w:t>
+      </w:r>
+      <w:r>
+        <w:rPr>
+          <w:b/>
+          <w:bCs/>
+          <w:color w:val="23293D"/>
+          <w:sz w:val="21"/>
+          <w:szCs w:val="21"/>
+        </w:rPr>
+        <w:t xml:space="preserve">Não vê</w:t>
+      </w:r>
+      <w:r>
+        <w:rPr>
+          <w:color w:val="23293D"/>
+          <w:sz w:val="21"/>
+          <w:szCs w:val="21"/>
+        </w:rPr>
+        <w:t xml:space="preserve"> Relatórios nem Planos (⚠️ não está em </w:t>
       </w:r>
       <w:r>
         <w:rPr>
@@ -8488,15 +9075,15 @@
           <w:szCs w:val="19"/>
           <w:shd w:fill="EFEDE6" w:color="auto" w:val="clear"/>
         </w:rPr>
-        <w:t xml:space="preserve">canViewEmpresarial</w:t>
-      </w:r>
-      <w:r>
-        <w:rPr>
-          <w:color w:val="23293D"/>
-          <w:sz w:val="21"/>
-          <w:szCs w:val="21"/>
-        </w:rPr>
-        <w:t xml:space="preserve"> inclui </w:t>
+        <w:t xml:space="preserve">reportRoles</w:t>
+      </w:r>
+      <w:r>
+        <w:rPr>
+          <w:color w:val="23293D"/>
+          <w:sz w:val="21"/>
+          <w:szCs w:val="21"/>
+        </w:rPr>
+        <w:t xml:space="preserve"> nem em </w:t>
       </w:r>
       <w:r>
         <w:rPr>
@@ -8506,7 +9093,7 @@
           <w:szCs w:val="19"/>
           <w:shd w:fill="EFEDE6" w:color="auto" w:val="clear"/>
         </w:rPr>
-        <w:t xml:space="preserve">sdr</w:t>
+        <w:t xml:space="preserve">planRoles</w:t>
       </w:r>
       <w:r>
         <w:rPr>
@@ -8525,7 +9112,7 @@
         <w:rPr>
           <w:color w:val="B98B2E"/>
         </w:rPr>
-        <w:t xml:space="preserve">Assistente Comercial </w:t>
+        <w:t xml:space="preserve">Franqueadora/Rede </w:t>
       </w:r>
       <w:r>
         <w:rPr>
@@ -8553,15 +9140,15 @@
           <w:sz w:val="21"/>
           <w:szCs w:val="21"/>
         </w:rPr>
-        <w:t xml:space="preserve">Pode:</w:t>
-      </w:r>
-      <w:r>
-        <w:rPr>
-          <w:color w:val="23293D"/>
-          <w:sz w:val="21"/>
-          <w:szCs w:val="21"/>
-        </w:rPr>
-        <w:t xml:space="preserve"> enviar documentos e link de pagamento, acompanhar status.</w:t>
+        <w:t xml:space="preserve">Vê:</w:t>
+      </w:r>
+      <w:r>
+        <w:rPr>
+          <w:color w:val="23293D"/>
+          <w:sz w:val="21"/>
+          <w:szCs w:val="21"/>
+        </w:rPr>
+        <w:t xml:space="preserve"> Relatórios ✅, Planos ✅, Risartanos ✅, Empresarial ✅.</w:t>
       </w:r>
     </w:p>
     <w:p>
@@ -8581,33 +9168,15 @@
           <w:sz w:val="21"/>
           <w:szCs w:val="21"/>
         </w:rPr>
-        <w:t xml:space="preserve">Vê:</w:t>
-      </w:r>
-      <w:r>
-        <w:rPr>
-          <w:color w:val="23293D"/>
-          <w:sz w:val="21"/>
-          <w:szCs w:val="21"/>
-        </w:rPr>
-        <w:t xml:space="preserve"> Comercial ✅. </w:t>
-      </w:r>
-      <w:r>
-        <w:rPr>
-          <w:b/>
-          <w:bCs/>
-          <w:color w:val="23293D"/>
-          <w:sz w:val="21"/>
-          <w:szCs w:val="21"/>
-        </w:rPr>
-        <w:t xml:space="preserve">Não vê</w:t>
-      </w:r>
-      <w:r>
-        <w:rPr>
-          <w:color w:val="23293D"/>
-          <w:sz w:val="21"/>
-          <w:szCs w:val="21"/>
-        </w:rPr>
-        <w:t xml:space="preserve"> Relatórios nem Planos (⚠️ não está em </w:t>
+        <w:t xml:space="preserve">Não vê:</w:t>
+      </w:r>
+      <w:r>
+        <w:rPr>
+          <w:color w:val="23293D"/>
+          <w:sz w:val="21"/>
+          <w:szCs w:val="21"/>
+        </w:rPr>
+        <w:t xml:space="preserve"> Financeiro ⚠️ — </w:t>
       </w:r>
       <w:r>
         <w:rPr>
@@ -8617,15 +9186,33 @@
           <w:szCs w:val="19"/>
           <w:shd w:fill="EFEDE6" w:color="auto" w:val="clear"/>
         </w:rPr>
-        <w:t xml:space="preserve">reportRoles</w:t>
-      </w:r>
-      <w:r>
-        <w:rPr>
-          <w:color w:val="23293D"/>
-          <w:sz w:val="21"/>
-          <w:szCs w:val="21"/>
-        </w:rPr>
-        <w:t xml:space="preserve"> nem em </w:t>
+        <w:t xml:space="preserve">canViewFinance</w:t>
+      </w:r>
+      <w:r>
+        <w:rPr>
+          <w:color w:val="23293D"/>
+          <w:sz w:val="21"/>
+          <w:szCs w:val="21"/>
+        </w:rPr>
+        <w:t xml:space="preserve"> </w:t>
+      </w:r>
+      <w:r>
+        <w:rPr>
+          <w:b/>
+          <w:bCs/>
+          <w:color w:val="23293D"/>
+          <w:sz w:val="21"/>
+          <w:szCs w:val="21"/>
+        </w:rPr>
+        <w:t xml:space="preserve">não</w:t>
+      </w:r>
+      <w:r>
+        <w:rPr>
+          <w:color w:val="23293D"/>
+          <w:sz w:val="21"/>
+          <w:szCs w:val="21"/>
+        </w:rPr>
+        <w:t xml:space="preserve"> inclui </w:t>
       </w:r>
       <w:r>
         <w:rPr>
@@ -8635,15 +9222,33 @@
           <w:szCs w:val="19"/>
           <w:shd w:fill="EFEDE6" w:color="auto" w:val="clear"/>
         </w:rPr>
-        <w:t xml:space="preserve">planRoles</w:t>
-      </w:r>
-      <w:r>
-        <w:rPr>
-          <w:color w:val="23293D"/>
-          <w:sz w:val="21"/>
-          <w:szCs w:val="21"/>
-        </w:rPr>
-        <w:t xml:space="preserve">).</w:t>
+        <w:t xml:space="preserve">franchisor_staff</w:t>
+      </w:r>
+      <w:r>
+        <w:rPr>
+          <w:color w:val="23293D"/>
+          <w:sz w:val="21"/>
+          <w:szCs w:val="21"/>
+        </w:rPr>
+        <w:t xml:space="preserve">. </w:t>
+      </w:r>
+      <w:r>
+        <w:rPr>
+          <w:b/>
+          <w:bCs/>
+          <w:color w:val="23293D"/>
+          <w:sz w:val="21"/>
+          <w:szCs w:val="21"/>
+        </w:rPr>
+        <w:t xml:space="preserve">Ponto que merece validação</w:t>
+      </w:r>
+      <w:r>
+        <w:rPr>
+          <w:color w:val="23293D"/>
+          <w:sz w:val="21"/>
+          <w:szCs w:val="21"/>
+        </w:rPr>
+        <w:t xml:space="preserve"> (ver lacunas).</w:t>
       </w:r>
     </w:p>
     <w:p>
@@ -8654,7 +9259,7 @@
         <w:rPr>
           <w:color w:val="B98B2E"/>
         </w:rPr>
-        <w:t xml:space="preserve">Franqueadora/Rede </w:t>
+        <w:t xml:space="preserve">Consultor RisLife </w:t>
       </w:r>
       <w:r>
         <w:rPr>
@@ -8682,15 +9287,15 @@
           <w:sz w:val="21"/>
           <w:szCs w:val="21"/>
         </w:rPr>
-        <w:t xml:space="preserve">Vê:</w:t>
-      </w:r>
-      <w:r>
-        <w:rPr>
-          <w:color w:val="23293D"/>
-          <w:sz w:val="21"/>
-          <w:szCs w:val="21"/>
-        </w:rPr>
-        <w:t xml:space="preserve"> Relatórios ✅, Planos ✅, Risartanos ✅, Empresarial ✅.</w:t>
+        <w:t xml:space="preserve">Objetivo:</w:t>
+      </w:r>
+      <w:r>
+        <w:rPr>
+          <w:color w:val="23293D"/>
+          <w:sz w:val="21"/>
+          <w:szCs w:val="21"/>
+        </w:rPr>
+        <w:t xml:space="preserve"> gerir o programa Empresarial (B2B).</w:t>
       </w:r>
     </w:p>
     <w:p>
@@ -8710,87 +9315,15 @@
           <w:sz w:val="21"/>
           <w:szCs w:val="21"/>
         </w:rPr>
-        <w:t xml:space="preserve">Não vê:</w:t>
-      </w:r>
-      <w:r>
-        <w:rPr>
-          <w:color w:val="23293D"/>
-          <w:sz w:val="21"/>
-          <w:szCs w:val="21"/>
-        </w:rPr>
-        <w:t xml:space="preserve"> Financeiro ⚠️ — </w:t>
-      </w:r>
-      <w:r>
-        <w:rPr>
-          <w:rFonts w:ascii="Consolas" w:cs="Consolas" w:eastAsia="Consolas" w:hAnsi="Consolas"/>
-          <w:color w:val="1F3253"/>
-          <w:sz w:val="19"/>
-          <w:szCs w:val="19"/>
-          <w:shd w:fill="EFEDE6" w:color="auto" w:val="clear"/>
-        </w:rPr>
-        <w:t xml:space="preserve">canViewFinance</w:t>
-      </w:r>
-      <w:r>
-        <w:rPr>
-          <w:color w:val="23293D"/>
-          <w:sz w:val="21"/>
-          <w:szCs w:val="21"/>
-        </w:rPr>
-        <w:t xml:space="preserve"> </w:t>
-      </w:r>
-      <w:r>
-        <w:rPr>
-          <w:b/>
-          <w:bCs/>
-          <w:color w:val="23293D"/>
-          <w:sz w:val="21"/>
-          <w:szCs w:val="21"/>
-        </w:rPr>
-        <w:t xml:space="preserve">não</w:t>
-      </w:r>
-      <w:r>
-        <w:rPr>
-          <w:color w:val="23293D"/>
-          <w:sz w:val="21"/>
-          <w:szCs w:val="21"/>
-        </w:rPr>
-        <w:t xml:space="preserve"> inclui </w:t>
-      </w:r>
-      <w:r>
-        <w:rPr>
-          <w:rFonts w:ascii="Consolas" w:cs="Consolas" w:eastAsia="Consolas" w:hAnsi="Consolas"/>
-          <w:color w:val="1F3253"/>
-          <w:sz w:val="19"/>
-          <w:szCs w:val="19"/>
-          <w:shd w:fill="EFEDE6" w:color="auto" w:val="clear"/>
-        </w:rPr>
-        <w:t xml:space="preserve">franchisor_staff</w:t>
-      </w:r>
-      <w:r>
-        <w:rPr>
-          <w:color w:val="23293D"/>
-          <w:sz w:val="21"/>
-          <w:szCs w:val="21"/>
-        </w:rPr>
-        <w:t xml:space="preserve">. </w:t>
-      </w:r>
-      <w:r>
-        <w:rPr>
-          <w:b/>
-          <w:bCs/>
-          <w:color w:val="23293D"/>
-          <w:sz w:val="21"/>
-          <w:szCs w:val="21"/>
-        </w:rPr>
-        <w:t xml:space="preserve">Ponto que merece validação</w:t>
-      </w:r>
-      <w:r>
-        <w:rPr>
-          <w:color w:val="23293D"/>
-          <w:sz w:val="21"/>
-          <w:szCs w:val="21"/>
-        </w:rPr>
-        <w:t xml:space="preserve"> (ver lacunas).</w:t>
+        <w:t xml:space="preserve">Vê:</w:t>
+      </w:r>
+      <w:r>
+        <w:rPr>
+          <w:color w:val="23293D"/>
+          <w:sz w:val="21"/>
+          <w:szCs w:val="21"/>
+        </w:rPr>
+        <w:t xml:space="preserve"> Empresarial ✅ (é gestor do programa).</w:t>
       </w:r>
     </w:p>
     <w:p>
@@ -8801,7 +9334,7 @@
         <w:rPr>
           <w:color w:val="B98B2E"/>
         </w:rPr>
-        <w:t xml:space="preserve">Consultor RisLife </w:t>
+        <w:t xml:space="preserve">TSB e ASB </w:t>
       </w:r>
       <w:r>
         <w:rPr>
@@ -8809,7 +9342,7 @@
           <w:iCs/>
           <w:color w:val="B98B2E"/>
         </w:rPr>
-        <w:t xml:space="preserve">(franqueadora)</w:t>
+        <w:t xml:space="preserve">(unidade)</w:t>
       </w:r>
     </w:p>
     <w:p>
@@ -8829,15 +9362,15 @@
           <w:sz w:val="21"/>
           <w:szCs w:val="21"/>
         </w:rPr>
-        <w:t xml:space="preserve">Objetivo:</w:t>
-      </w:r>
-      <w:r>
-        <w:rPr>
-          <w:color w:val="23293D"/>
-          <w:sz w:val="21"/>
-          <w:szCs w:val="21"/>
-        </w:rPr>
-        <w:t xml:space="preserve"> gerir o programa Empresarial (B2B).</w:t>
+        <w:t xml:space="preserve">Pode:</w:t>
+      </w:r>
+      <w:r>
+        <w:rPr>
+          <w:color w:val="23293D"/>
+          <w:sz w:val="21"/>
+          <w:szCs w:val="21"/>
+        </w:rPr>
+        <w:t xml:space="preserve"> consumo avulso de estoque ✅ (são papéis clínicos).</w:t>
       </w:r>
     </w:p>
     <w:p>
@@ -8846,81 +9379,6 @@
         <w:numPr>
           <w:ilvl w:val="0"/>
           <w:numId w:val="18"/>
-        </w:numPr>
-        <w:spacing w:after="80" w:line="270"/>
-      </w:pPr>
-      <w:r>
-        <w:rPr>
-          <w:b/>
-          <w:bCs/>
-          <w:color w:val="23293D"/>
-          <w:sz w:val="21"/>
-          <w:szCs w:val="21"/>
-        </w:rPr>
-        <w:t xml:space="preserve">Vê:</w:t>
-      </w:r>
-      <w:r>
-        <w:rPr>
-          <w:color w:val="23293D"/>
-          <w:sz w:val="21"/>
-          <w:szCs w:val="21"/>
-        </w:rPr>
-        <w:t xml:space="preserve"> Empresarial ✅ (é gestor do programa).</w:t>
-      </w:r>
-    </w:p>
-    <w:p>
-      <w:pPr>
-        <w:pStyle w:val="Heading3"/>
-      </w:pPr>
-      <w:r>
-        <w:rPr>
-          <w:color w:val="B98B2E"/>
-        </w:rPr>
-        <w:t xml:space="preserve">TSB e ASB </w:t>
-      </w:r>
-      <w:r>
-        <w:rPr>
-          <w:i/>
-          <w:iCs/>
-          <w:color w:val="B98B2E"/>
-        </w:rPr>
-        <w:t xml:space="preserve">(unidade)</w:t>
-      </w:r>
-    </w:p>
-    <w:p>
-      <w:pPr>
-        <w:pStyle w:val="ListParagraph"/>
-        <w:numPr>
-          <w:ilvl w:val="0"/>
-          <w:numId w:val="19"/>
-        </w:numPr>
-        <w:spacing w:after="80" w:line="270"/>
-      </w:pPr>
-      <w:r>
-        <w:rPr>
-          <w:b/>
-          <w:bCs/>
-          <w:color w:val="23293D"/>
-          <w:sz w:val="21"/>
-          <w:szCs w:val="21"/>
-        </w:rPr>
-        <w:t xml:space="preserve">Pode:</w:t>
-      </w:r>
-      <w:r>
-        <w:rPr>
-          <w:color w:val="23293D"/>
-          <w:sz w:val="21"/>
-          <w:szCs w:val="21"/>
-        </w:rPr>
-        <w:t xml:space="preserve"> consumo avulso de estoque ✅ (são papéis clínicos).</w:t>
-      </w:r>
-    </w:p>
-    <w:p>
-      <w:pPr>
-        <w:pStyle w:val="ListParagraph"/>
-        <w:numPr>
-          <w:ilvl w:val="0"/>
-          <w:numId w:val="19"/>
         </w:numPr>
         <w:spacing w:after="80" w:line="270"/>
       </w:pPr>
@@ -14318,7 +14776,7 @@
               <w:pStyle w:val="ListParagraph"/>
               <w:numPr>
                 <w:ilvl w:val="0"/>
-                <w:numId w:val="20"/>
+                <w:numId w:val="19"/>
               </w:numPr>
               <w:spacing w:after="80" w:line="270"/>
             </w:pPr>
@@ -14346,7 +14804,7 @@
               <w:pStyle w:val="ListParagraph"/>
               <w:numPr>
                 <w:ilvl w:val="0"/>
-                <w:numId w:val="20"/>
+                <w:numId w:val="19"/>
               </w:numPr>
               <w:spacing w:after="80" w:line="270"/>
             </w:pPr>
@@ -14374,7 +14832,7 @@
               <w:pStyle w:val="ListParagraph"/>
               <w:numPr>
                 <w:ilvl w:val="0"/>
-                <w:numId w:val="20"/>
+                <w:numId w:val="19"/>
               </w:numPr>
               <w:spacing w:after="80" w:line="270"/>
             </w:pPr>
@@ -14420,7 +14878,7 @@
               <w:pStyle w:val="ListParagraph"/>
               <w:numPr>
                 <w:ilvl w:val="0"/>
-                <w:numId w:val="20"/>
+                <w:numId w:val="19"/>
               </w:numPr>
               <w:spacing w:after="80" w:line="270"/>
             </w:pPr>
@@ -14448,7 +14906,7 @@
               <w:pStyle w:val="ListParagraph"/>
               <w:numPr>
                 <w:ilvl w:val="0"/>
-                <w:numId w:val="20"/>
+                <w:numId w:val="19"/>
               </w:numPr>
               <w:spacing w:after="80" w:line="270"/>
             </w:pPr>
@@ -14677,7 +15135,7 @@
         <w:pStyle w:val="ListParagraph"/>
         <w:numPr>
           <w:ilvl w:val="0"/>
-          <w:numId w:val="21"/>
+          <w:numId w:val="20"/>
         </w:numPr>
         <w:spacing w:after="80" w:line="270"/>
       </w:pPr>
@@ -14731,7 +15189,7 @@
         <w:pStyle w:val="ListParagraph"/>
         <w:numPr>
           <w:ilvl w:val="0"/>
-          <w:numId w:val="21"/>
+          <w:numId w:val="20"/>
         </w:numPr>
         <w:spacing w:after="80" w:line="270"/>
       </w:pPr>
@@ -14777,7 +15235,7 @@
         <w:pStyle w:val="ListParagraph"/>
         <w:numPr>
           <w:ilvl w:val="0"/>
-          <w:numId w:val="21"/>
+          <w:numId w:val="20"/>
         </w:numPr>
         <w:spacing w:after="80" w:line="270"/>
       </w:pPr>
@@ -14795,7 +15253,7 @@
         <w:pStyle w:val="ListParagraph"/>
         <w:numPr>
           <w:ilvl w:val="0"/>
-          <w:numId w:val="21"/>
+          <w:numId w:val="20"/>
         </w:numPr>
         <w:spacing w:after="80" w:line="270"/>
       </w:pPr>
@@ -14831,7 +15289,7 @@
         <w:pStyle w:val="ListParagraph"/>
         <w:numPr>
           <w:ilvl w:val="0"/>
-          <w:numId w:val="21"/>
+          <w:numId w:val="20"/>
         </w:numPr>
         <w:spacing w:after="80" w:line="270"/>
       </w:pPr>
@@ -14975,7 +15433,7 @@
         <w:pStyle w:val="ListParagraph"/>
         <w:numPr>
           <w:ilvl w:val="0"/>
-          <w:numId w:val="22"/>
+          <w:numId w:val="21"/>
         </w:numPr>
         <w:spacing w:after="80" w:line="270"/>
       </w:pPr>
@@ -15029,7 +15487,7 @@
         <w:pStyle w:val="ListParagraph"/>
         <w:numPr>
           <w:ilvl w:val="0"/>
-          <w:numId w:val="22"/>
+          <w:numId w:val="21"/>
         </w:numPr>
         <w:spacing w:after="80" w:line="270"/>
       </w:pPr>
@@ -15047,7 +15505,7 @@
         <w:pStyle w:val="ListParagraph"/>
         <w:numPr>
           <w:ilvl w:val="0"/>
-          <w:numId w:val="22"/>
+          <w:numId w:val="21"/>
         </w:numPr>
         <w:spacing w:after="80" w:line="270"/>
       </w:pPr>
@@ -15075,7 +15533,7 @@
         <w:pStyle w:val="ListParagraph"/>
         <w:numPr>
           <w:ilvl w:val="0"/>
-          <w:numId w:val="22"/>
+          <w:numId w:val="21"/>
         </w:numPr>
         <w:spacing w:after="80" w:line="270"/>
       </w:pPr>
@@ -15183,7 +15641,7 @@
         <w:pStyle w:val="ListParagraph"/>
         <w:numPr>
           <w:ilvl w:val="0"/>
-          <w:numId w:val="23"/>
+          <w:numId w:val="22"/>
         </w:numPr>
         <w:spacing w:after="80" w:line="270"/>
       </w:pPr>
@@ -15212,6 +15670,314 @@
           <w:szCs w:val="21"/>
         </w:rPr>
         <w:t xml:space="preserve">.</w:t>
+      </w:r>
+    </w:p>
+    <w:p>
+      <w:pPr>
+        <w:pStyle w:val="ListParagraph"/>
+        <w:numPr>
+          <w:ilvl w:val="0"/>
+          <w:numId w:val="22"/>
+        </w:numPr>
+        <w:spacing w:after="80" w:line="270"/>
+      </w:pPr>
+      <w:r>
+        <w:rPr>
+          <w:color w:val="23293D"/>
+          <w:sz w:val="21"/>
+          <w:szCs w:val="21"/>
+        </w:rPr>
+        <w:t xml:space="preserve">Botão </w:t>
+      </w:r>
+      <w:r>
+        <w:rPr>
+          <w:b/>
+          <w:bCs/>
+          <w:color w:val="23293D"/>
+          <w:sz w:val="21"/>
+          <w:szCs w:val="21"/>
+        </w:rPr>
+        <w:t xml:space="preserve">Registrar chegada</w:t>
+      </w:r>
+      <w:r>
+        <w:rPr>
+          <w:color w:val="23293D"/>
+          <w:sz w:val="21"/>
+          <w:szCs w:val="21"/>
+        </w:rPr>
+        <w:t xml:space="preserve"> → confira profissional, horário e sala com o paciente na frente → </w:t>
+      </w:r>
+      <w:r>
+        <w:rPr>
+          <w:b/>
+          <w:bCs/>
+          <w:color w:val="23293D"/>
+          <w:sz w:val="21"/>
+          <w:szCs w:val="21"/>
+        </w:rPr>
+        <w:t xml:space="preserve">Confirmar chegada</w:t>
+      </w:r>
+      <w:r>
+        <w:rPr>
+          <w:color w:val="23293D"/>
+          <w:sz w:val="21"/>
+          <w:szCs w:val="21"/>
+        </w:rPr>
+        <w:t xml:space="preserve">.</w:t>
+      </w:r>
+    </w:p>
+    <w:p>
+      <w:pPr>
+        <w:pStyle w:val="ListParagraph"/>
+        <w:numPr>
+          <w:ilvl w:val="0"/>
+          <w:numId w:val="22"/>
+        </w:numPr>
+        <w:spacing w:after="80" w:line="270"/>
+      </w:pPr>
+      <w:r>
+        <w:rPr>
+          <w:b/>
+          <w:bCs/>
+          <w:color w:val="23293D"/>
+          <w:sz w:val="21"/>
+          <w:szCs w:val="21"/>
+        </w:rPr>
+        <w:t xml:space="preserve">Quem chama é o profissional</w:t>
+      </w:r>
+      <w:r>
+        <w:rPr>
+          <w:color w:val="23293D"/>
+          <w:sz w:val="21"/>
+          <w:szCs w:val="21"/>
+        </w:rPr>
+        <w:t xml:space="preserve">, não a recepção.</w:t>
+      </w:r>
+    </w:p>
+    <w:p>
+      <w:pPr>
+        <w:spacing w:after="140" w:line="280"/>
+      </w:pPr>
+      <w:r>
+        <w:rPr>
+          <w:b/>
+          <w:bCs/>
+          <w:color w:val="23293D"/>
+          <w:sz w:val="21"/>
+          <w:szCs w:val="21"/>
+        </w:rPr>
+        <w:t xml:space="preserve">Tarefa 4 — Atender o pedido do Comercial</w:t>
+      </w:r>
+    </w:p>
+    <w:p>
+      <w:pPr>
+        <w:spacing w:after="140" w:line="280"/>
+      </w:pPr>
+      <w:r>
+        <w:rPr>
+          <w:color w:val="23293D"/>
+          <w:sz w:val="21"/>
+          <w:szCs w:val="21"/>
+        </w:rPr>
+        <w:t xml:space="preserve">Quando o Consultor não consegue realizar a apresentação (o cliente não compareceu, pediu para remarcar), ele envia um pedido que chega no </w:t>
+      </w:r>
+      <w:r>
+        <w:rPr>
+          <w:b/>
+          <w:bCs/>
+          <w:color w:val="23293D"/>
+          <w:sz w:val="21"/>
+          <w:szCs w:val="21"/>
+        </w:rPr>
+        <w:t xml:space="preserve">seu sino de avisos</w:t>
+      </w:r>
+      <w:r>
+        <w:rPr>
+          <w:color w:val="23293D"/>
+          <w:sz w:val="21"/>
+          <w:szCs w:val="21"/>
+        </w:rPr>
+        <w:t xml:space="preserve">: </w:t>
+      </w:r>
+      <w:r>
+        <w:rPr>
+          <w:i/>
+          <w:iCs/>
+          <w:color w:val="23293D"/>
+          <w:sz w:val="21"/>
+          <w:szCs w:val="21"/>
+        </w:rPr>
+        <w:t xml:space="preserve">"Agendar apresentação: «nome do cliente»"</w:t>
+      </w:r>
+      <w:r>
+        <w:rPr>
+          <w:color w:val="23293D"/>
+          <w:sz w:val="21"/>
+          <w:szCs w:val="21"/>
+        </w:rPr>
+        <w:t xml:space="preserve">, com o motivo. Clique no aviso, abra a ficha e agende — o Comercial vê a nova data no cartão dele automaticamente, e não precisa ser avisado de volta.</w:t>
+      </w:r>
+    </w:p>
+    <w:p>
+      <w:pPr>
+        <w:spacing w:after="140" w:line="280"/>
+      </w:pPr>
+      <w:r>
+        <w:rPr>
+          <w:b/>
+          <w:bCs/>
+          <w:color w:val="23293D"/>
+          <w:sz w:val="21"/>
+          <w:szCs w:val="21"/>
+        </w:rPr>
+        <w:t xml:space="preserve">Erros frequentes:</w:t>
+      </w:r>
+      <w:r>
+        <w:rPr>
+          <w:color w:val="23293D"/>
+          <w:sz w:val="21"/>
+          <w:szCs w:val="21"/>
+        </w:rPr>
+        <w:t xml:space="preserve"> tentar cadastrar sem CPF; agendar fora do horário da unidade; fechar o aviso modal de "agendar apresentação" clicando em </w:t>
+      </w:r>
+      <w:r>
+        <w:rPr>
+          <w:i/>
+          <w:iCs/>
+          <w:color w:val="23293D"/>
+          <w:sz w:val="21"/>
+          <w:szCs w:val="21"/>
+        </w:rPr>
+        <w:t xml:space="preserve">"Já agendei"</w:t>
+      </w:r>
+      <w:r>
+        <w:rPr>
+          <w:color w:val="23293D"/>
+          <w:sz w:val="21"/>
+          <w:szCs w:val="21"/>
+        </w:rPr>
+        <w:t xml:space="preserve"> sem ter agendado — isso afirma um fato que não aconteceu.</w:t>
+      </w:r>
+    </w:p>
+    <w:p>
+      <w:pPr>
+        <w:spacing w:after="140" w:line="280"/>
+      </w:pPr>
+      <w:r>
+        <w:rPr>
+          <w:b/>
+          <w:bCs/>
+          <w:color w:val="23293D"/>
+          <w:sz w:val="21"/>
+          <w:szCs w:val="21"/>
+        </w:rPr>
+        <w:t xml:space="preserve">Como confirmar que deu certo:</w:t>
+      </w:r>
+      <w:r>
+        <w:rPr>
+          <w:color w:val="23293D"/>
+          <w:sz w:val="21"/>
+          <w:szCs w:val="21"/>
+        </w:rPr>
+        <w:t xml:space="preserve"> o paciente aparece na lista de Prontuários com a fase correta, e o horário aparece na Agenda.</w:t>
+      </w:r>
+    </w:p>
+    <w:p>
+      <w:pPr>
+        <w:spacing w:after="140" w:line="280"/>
+      </w:pPr>
+      <w:r>
+        <w:rPr>
+          <w:b/>
+          <w:bCs/>
+          <w:color w:val="23293D"/>
+          <w:sz w:val="21"/>
+          <w:szCs w:val="21"/>
+        </w:rPr>
+        <w:t xml:space="preserve">Exercício sugerido (no ambiente de treino):</w:t>
+      </w:r>
+      <w:r>
+        <w:rPr>
+          <w:color w:val="23293D"/>
+          <w:sz w:val="21"/>
+          <w:szCs w:val="21"/>
+        </w:rPr>
+        <w:t xml:space="preserve"> cadastre um paciente fictício, agende uma avaliação para hoje e registre a chegada.</w:t>
+      </w:r>
+    </w:p>
+    <w:p>
+      <w:pPr>
+        <w:spacing w:after="140" w:line="280"/>
+      </w:pPr>
+      <w:r>
+        <w:rPr>
+          <w:b/>
+          <w:bCs/>
+          <w:color w:val="23293D"/>
+          <w:sz w:val="21"/>
+          <w:szCs w:val="21"/>
+        </w:rPr>
+        <w:t xml:space="preserve">Checklist final:</w:t>
+      </w:r>
+      <w:r>
+        <w:rPr>
+          <w:color w:val="23293D"/>
+          <w:sz w:val="21"/>
+          <w:szCs w:val="21"/>
+        </w:rPr>
+        <w:t xml:space="preserve"> ☐ cadastrei ☐ agendei ☐ registrei chegada ☐ sei onde ver a fase do paciente ☐ sei que não sou eu quem chama</w:t>
+      </w:r>
+    </w:p>
+    <w:p>
+      <w:pPr>
+        <w:pStyle w:val="Heading2"/>
+      </w:pPr>
+      <w:r>
+        <w:rPr>
+          <w:color w:val="1F3253"/>
+        </w:rPr>
+        <w:t xml:space="preserve">6.2. Coordenador Clínico</w:t>
+      </w:r>
+    </w:p>
+    <w:p>
+      <w:pPr>
+        <w:spacing w:after="140" w:line="280"/>
+      </w:pPr>
+      <w:r>
+        <w:rPr>
+          <w:b/>
+          <w:bCs/>
+          <w:color w:val="23293D"/>
+          <w:sz w:val="21"/>
+          <w:szCs w:val="21"/>
+        </w:rPr>
+        <w:t xml:space="preserve">Objetivo:</w:t>
+      </w:r>
+      <w:r>
+        <w:rPr>
+          <w:color w:val="23293D"/>
+          <w:sz w:val="21"/>
+          <w:szCs w:val="21"/>
+        </w:rPr>
+        <w:t xml:space="preserve"> avaliar e preparar o caso. </w:t>
+      </w:r>
+      <w:r>
+        <w:rPr>
+          <w:b/>
+          <w:bCs/>
+          <w:color w:val="23293D"/>
+          <w:sz w:val="21"/>
+          <w:szCs w:val="21"/>
+        </w:rPr>
+        <w:t xml:space="preserve">Duração:</w:t>
+      </w:r>
+      <w:r>
+        <w:rPr>
+          <w:color w:val="23293D"/>
+          <w:sz w:val="21"/>
+          <w:szCs w:val="21"/>
+        </w:rPr>
+        <w:t xml:space="preserve"> 60 minutos.</w:t>
       </w:r>
     </w:p>
     <w:p>
@@ -15229,43 +15995,43 @@
           <w:sz w:val="21"/>
           <w:szCs w:val="21"/>
         </w:rPr>
-        <w:t xml:space="preserve">Botão </w:t>
-      </w:r>
-      <w:r>
-        <w:rPr>
-          <w:b/>
-          <w:bCs/>
-          <w:color w:val="23293D"/>
-          <w:sz w:val="21"/>
-          <w:szCs w:val="21"/>
-        </w:rPr>
-        <w:t xml:space="preserve">Registrar chegada</w:t>
-      </w:r>
-      <w:r>
-        <w:rPr>
-          <w:color w:val="23293D"/>
-          <w:sz w:val="21"/>
-          <w:szCs w:val="21"/>
-        </w:rPr>
-        <w:t xml:space="preserve"> → confira profissional, horário e sala com o paciente na frente → </w:t>
-      </w:r>
-      <w:r>
-        <w:rPr>
-          <w:b/>
-          <w:bCs/>
-          <w:color w:val="23293D"/>
-          <w:sz w:val="21"/>
-          <w:szCs w:val="21"/>
-        </w:rPr>
-        <w:t xml:space="preserve">Confirmar chegada</w:t>
-      </w:r>
-      <w:r>
-        <w:rPr>
-          <w:color w:val="23293D"/>
-          <w:sz w:val="21"/>
-          <w:szCs w:val="21"/>
-        </w:rPr>
-        <w:t xml:space="preserve">.</w:t>
+        <w:t xml:space="preserve">Menu </w:t>
+      </w:r>
+      <w:r>
+        <w:rPr>
+          <w:b/>
+          <w:bCs/>
+          <w:color w:val="23293D"/>
+          <w:sz w:val="21"/>
+          <w:szCs w:val="21"/>
+        </w:rPr>
+        <w:t xml:space="preserve">Atendimento</w:t>
+      </w:r>
+      <w:r>
+        <w:rPr>
+          <w:color w:val="23293D"/>
+          <w:sz w:val="21"/>
+          <w:szCs w:val="21"/>
+        </w:rPr>
+        <w:t xml:space="preserve"> → </w:t>
+      </w:r>
+      <w:r>
+        <w:rPr>
+          <w:b/>
+          <w:bCs/>
+          <w:color w:val="23293D"/>
+          <w:sz w:val="21"/>
+          <w:szCs w:val="21"/>
+        </w:rPr>
+        <w:t xml:space="preserve">Chamar</w:t>
+      </w:r>
+      <w:r>
+        <w:rPr>
+          <w:color w:val="23293D"/>
+          <w:sz w:val="21"/>
+          <w:szCs w:val="21"/>
+        </w:rPr>
+        <w:t xml:space="preserve"> o paciente (é você quem chama numa avaliação).</w:t>
       </w:r>
     </w:p>
     <w:p>
@@ -15279,314 +16045,6 @@
       </w:pPr>
       <w:r>
         <w:rPr>
-          <w:b/>
-          <w:bCs/>
-          <w:color w:val="23293D"/>
-          <w:sz w:val="21"/>
-          <w:szCs w:val="21"/>
-        </w:rPr>
-        <w:t xml:space="preserve">Quem chama é o profissional</w:t>
-      </w:r>
-      <w:r>
-        <w:rPr>
-          <w:color w:val="23293D"/>
-          <w:sz w:val="21"/>
-          <w:szCs w:val="21"/>
-        </w:rPr>
-        <w:t xml:space="preserve">, não a recepção.</w:t>
-      </w:r>
-    </w:p>
-    <w:p>
-      <w:pPr>
-        <w:spacing w:after="140" w:line="280"/>
-      </w:pPr>
-      <w:r>
-        <w:rPr>
-          <w:b/>
-          <w:bCs/>
-          <w:color w:val="23293D"/>
-          <w:sz w:val="21"/>
-          <w:szCs w:val="21"/>
-        </w:rPr>
-        <w:t xml:space="preserve">Tarefa 4 — Atender o pedido do Comercial</w:t>
-      </w:r>
-    </w:p>
-    <w:p>
-      <w:pPr>
-        <w:spacing w:after="140" w:line="280"/>
-      </w:pPr>
-      <w:r>
-        <w:rPr>
-          <w:color w:val="23293D"/>
-          <w:sz w:val="21"/>
-          <w:szCs w:val="21"/>
-        </w:rPr>
-        <w:t xml:space="preserve">Quando o Consultor não consegue realizar a apresentação (o cliente não compareceu, pediu para remarcar), ele envia um pedido que chega no </w:t>
-      </w:r>
-      <w:r>
-        <w:rPr>
-          <w:b/>
-          <w:bCs/>
-          <w:color w:val="23293D"/>
-          <w:sz w:val="21"/>
-          <w:szCs w:val="21"/>
-        </w:rPr>
-        <w:t xml:space="preserve">seu sino de avisos</w:t>
-      </w:r>
-      <w:r>
-        <w:rPr>
-          <w:color w:val="23293D"/>
-          <w:sz w:val="21"/>
-          <w:szCs w:val="21"/>
-        </w:rPr>
-        <w:t xml:space="preserve">: </w:t>
-      </w:r>
-      <w:r>
-        <w:rPr>
-          <w:i/>
-          <w:iCs/>
-          <w:color w:val="23293D"/>
-          <w:sz w:val="21"/>
-          <w:szCs w:val="21"/>
-        </w:rPr>
-        <w:t xml:space="preserve">"Agendar apresentação: «nome do cliente»"</w:t>
-      </w:r>
-      <w:r>
-        <w:rPr>
-          <w:color w:val="23293D"/>
-          <w:sz w:val="21"/>
-          <w:szCs w:val="21"/>
-        </w:rPr>
-        <w:t xml:space="preserve">, com o motivo. Clique no aviso, abra a ficha e agende — o Comercial vê a nova data no cartão dele automaticamente, e não precisa ser avisado de volta.</w:t>
-      </w:r>
-    </w:p>
-    <w:p>
-      <w:pPr>
-        <w:spacing w:after="140" w:line="280"/>
-      </w:pPr>
-      <w:r>
-        <w:rPr>
-          <w:b/>
-          <w:bCs/>
-          <w:color w:val="23293D"/>
-          <w:sz w:val="21"/>
-          <w:szCs w:val="21"/>
-        </w:rPr>
-        <w:t xml:space="preserve">Erros frequentes:</w:t>
-      </w:r>
-      <w:r>
-        <w:rPr>
-          <w:color w:val="23293D"/>
-          <w:sz w:val="21"/>
-          <w:szCs w:val="21"/>
-        </w:rPr>
-        <w:t xml:space="preserve"> tentar cadastrar sem CPF; agendar fora do horário da unidade; fechar o aviso modal de "agendar apresentação" clicando em </w:t>
-      </w:r>
-      <w:r>
-        <w:rPr>
-          <w:i/>
-          <w:iCs/>
-          <w:color w:val="23293D"/>
-          <w:sz w:val="21"/>
-          <w:szCs w:val="21"/>
-        </w:rPr>
-        <w:t xml:space="preserve">"Já agendei"</w:t>
-      </w:r>
-      <w:r>
-        <w:rPr>
-          <w:color w:val="23293D"/>
-          <w:sz w:val="21"/>
-          <w:szCs w:val="21"/>
-        </w:rPr>
-        <w:t xml:space="preserve"> sem ter agendado — isso afirma um fato que não aconteceu.</w:t>
-      </w:r>
-    </w:p>
-    <w:p>
-      <w:pPr>
-        <w:spacing w:after="140" w:line="280"/>
-      </w:pPr>
-      <w:r>
-        <w:rPr>
-          <w:b/>
-          <w:bCs/>
-          <w:color w:val="23293D"/>
-          <w:sz w:val="21"/>
-          <w:szCs w:val="21"/>
-        </w:rPr>
-        <w:t xml:space="preserve">Como confirmar que deu certo:</w:t>
-      </w:r>
-      <w:r>
-        <w:rPr>
-          <w:color w:val="23293D"/>
-          <w:sz w:val="21"/>
-          <w:szCs w:val="21"/>
-        </w:rPr>
-        <w:t xml:space="preserve"> o paciente aparece na lista de Prontuários com a fase correta, e o horário aparece na Agenda.</w:t>
-      </w:r>
-    </w:p>
-    <w:p>
-      <w:pPr>
-        <w:spacing w:after="140" w:line="280"/>
-      </w:pPr>
-      <w:r>
-        <w:rPr>
-          <w:b/>
-          <w:bCs/>
-          <w:color w:val="23293D"/>
-          <w:sz w:val="21"/>
-          <w:szCs w:val="21"/>
-        </w:rPr>
-        <w:t xml:space="preserve">Exercício sugerido (no ambiente de treino):</w:t>
-      </w:r>
-      <w:r>
-        <w:rPr>
-          <w:color w:val="23293D"/>
-          <w:sz w:val="21"/>
-          <w:szCs w:val="21"/>
-        </w:rPr>
-        <w:t xml:space="preserve"> cadastre um paciente fictício, agende uma avaliação para hoje e registre a chegada.</w:t>
-      </w:r>
-    </w:p>
-    <w:p>
-      <w:pPr>
-        <w:spacing w:after="140" w:line="280"/>
-      </w:pPr>
-      <w:r>
-        <w:rPr>
-          <w:b/>
-          <w:bCs/>
-          <w:color w:val="23293D"/>
-          <w:sz w:val="21"/>
-          <w:szCs w:val="21"/>
-        </w:rPr>
-        <w:t xml:space="preserve">Checklist final:</w:t>
-      </w:r>
-      <w:r>
-        <w:rPr>
-          <w:color w:val="23293D"/>
-          <w:sz w:val="21"/>
-          <w:szCs w:val="21"/>
-        </w:rPr>
-        <w:t xml:space="preserve"> ☐ cadastrei ☐ agendei ☐ registrei chegada ☐ sei onde ver a fase do paciente ☐ sei que não sou eu quem chama</w:t>
-      </w:r>
-    </w:p>
-    <w:p>
-      <w:pPr>
-        <w:pStyle w:val="Heading2"/>
-      </w:pPr>
-      <w:r>
-        <w:rPr>
-          <w:color w:val="1F3253"/>
-        </w:rPr>
-        <w:t xml:space="preserve">6.2. Coordenador Clínico</w:t>
-      </w:r>
-    </w:p>
-    <w:p>
-      <w:pPr>
-        <w:spacing w:after="140" w:line="280"/>
-      </w:pPr>
-      <w:r>
-        <w:rPr>
-          <w:b/>
-          <w:bCs/>
-          <w:color w:val="23293D"/>
-          <w:sz w:val="21"/>
-          <w:szCs w:val="21"/>
-        </w:rPr>
-        <w:t xml:space="preserve">Objetivo:</w:t>
-      </w:r>
-      <w:r>
-        <w:rPr>
-          <w:color w:val="23293D"/>
-          <w:sz w:val="21"/>
-          <w:szCs w:val="21"/>
-        </w:rPr>
-        <w:t xml:space="preserve"> avaliar e preparar o caso. </w:t>
-      </w:r>
-      <w:r>
-        <w:rPr>
-          <w:b/>
-          <w:bCs/>
-          <w:color w:val="23293D"/>
-          <w:sz w:val="21"/>
-          <w:szCs w:val="21"/>
-        </w:rPr>
-        <w:t xml:space="preserve">Duração:</w:t>
-      </w:r>
-      <w:r>
-        <w:rPr>
-          <w:color w:val="23293D"/>
-          <w:sz w:val="21"/>
-          <w:szCs w:val="21"/>
-        </w:rPr>
-        <w:t xml:space="preserve"> 60 minutos.</w:t>
-      </w:r>
-    </w:p>
-    <w:p>
-      <w:pPr>
-        <w:pStyle w:val="ListParagraph"/>
-        <w:numPr>
-          <w:ilvl w:val="0"/>
-          <w:numId w:val="24"/>
-        </w:numPr>
-        <w:spacing w:after="80" w:line="270"/>
-      </w:pPr>
-      <w:r>
-        <w:rPr>
-          <w:color w:val="23293D"/>
-          <w:sz w:val="21"/>
-          <w:szCs w:val="21"/>
-        </w:rPr>
-        <w:t xml:space="preserve">Menu </w:t>
-      </w:r>
-      <w:r>
-        <w:rPr>
-          <w:b/>
-          <w:bCs/>
-          <w:color w:val="23293D"/>
-          <w:sz w:val="21"/>
-          <w:szCs w:val="21"/>
-        </w:rPr>
-        <w:t xml:space="preserve">Atendimento</w:t>
-      </w:r>
-      <w:r>
-        <w:rPr>
-          <w:color w:val="23293D"/>
-          <w:sz w:val="21"/>
-          <w:szCs w:val="21"/>
-        </w:rPr>
-        <w:t xml:space="preserve"> → </w:t>
-      </w:r>
-      <w:r>
-        <w:rPr>
-          <w:b/>
-          <w:bCs/>
-          <w:color w:val="23293D"/>
-          <w:sz w:val="21"/>
-          <w:szCs w:val="21"/>
-        </w:rPr>
-        <w:t xml:space="preserve">Chamar</w:t>
-      </w:r>
-      <w:r>
-        <w:rPr>
-          <w:color w:val="23293D"/>
-          <w:sz w:val="21"/>
-          <w:szCs w:val="21"/>
-        </w:rPr>
-        <w:t xml:space="preserve"> o paciente (é você quem chama numa avaliação).</w:t>
-      </w:r>
-    </w:p>
-    <w:p>
-      <w:pPr>
-        <w:pStyle w:val="ListParagraph"/>
-        <w:numPr>
-          <w:ilvl w:val="0"/>
-          <w:numId w:val="24"/>
-        </w:numPr>
-        <w:spacing w:after="80" w:line="270"/>
-      </w:pPr>
-      <w:r>
-        <w:rPr>
           <w:color w:val="23293D"/>
           <w:sz w:val="21"/>
           <w:szCs w:val="21"/>
@@ -15617,7 +16075,7 @@
         <w:pStyle w:val="ListParagraph"/>
         <w:numPr>
           <w:ilvl w:val="0"/>
-          <w:numId w:val="24"/>
+          <w:numId w:val="23"/>
         </w:numPr>
         <w:spacing w:after="80" w:line="270"/>
       </w:pPr>
@@ -15663,7 +16121,7 @@
         <w:pStyle w:val="ListParagraph"/>
         <w:numPr>
           <w:ilvl w:val="0"/>
-          <w:numId w:val="24"/>
+          <w:numId w:val="23"/>
         </w:numPr>
         <w:spacing w:after="80" w:line="270"/>
       </w:pPr>
@@ -15709,7 +16167,7 @@
         <w:pStyle w:val="ListParagraph"/>
         <w:numPr>
           <w:ilvl w:val="0"/>
-          <w:numId w:val="24"/>
+          <w:numId w:val="23"/>
         </w:numPr>
         <w:spacing w:after="80" w:line="270"/>
       </w:pPr>
@@ -15727,7 +16185,7 @@
         <w:pStyle w:val="ListParagraph"/>
         <w:numPr>
           <w:ilvl w:val="0"/>
-          <w:numId w:val="24"/>
+          <w:numId w:val="23"/>
         </w:numPr>
         <w:spacing w:after="80" w:line="270"/>
       </w:pPr>
@@ -15990,7 +16448,7 @@
         <w:pStyle w:val="ListParagraph"/>
         <w:numPr>
           <w:ilvl w:val="0"/>
-          <w:numId w:val="25"/>
+          <w:numId w:val="24"/>
         </w:numPr>
         <w:spacing w:after="80" w:line="270"/>
       </w:pPr>
@@ -16037,6 +16495,448 @@
           <w:szCs w:val="21"/>
         </w:rPr>
         <w:t xml:space="preserve"> (apresentação comercial mais próxima primeiro).</w:t>
+      </w:r>
+    </w:p>
+    <w:p>
+      <w:pPr>
+        <w:pStyle w:val="ListParagraph"/>
+        <w:numPr>
+          <w:ilvl w:val="0"/>
+          <w:numId w:val="24"/>
+        </w:numPr>
+        <w:spacing w:after="80" w:line="270"/>
+      </w:pPr>
+      <w:r>
+        <w:rPr>
+          <w:color w:val="23293D"/>
+          <w:sz w:val="21"/>
+          <w:szCs w:val="21"/>
+        </w:rPr>
+        <w:t xml:space="preserve">Abra o caso → cockpit em duas colunas: evidências à esquerda, plano à direita.</w:t>
+      </w:r>
+    </w:p>
+    <w:p>
+      <w:pPr>
+        <w:pStyle w:val="ListParagraph"/>
+        <w:numPr>
+          <w:ilvl w:val="0"/>
+          <w:numId w:val="24"/>
+        </w:numPr>
+        <w:spacing w:after="80" w:line="270"/>
+      </w:pPr>
+      <w:r>
+        <w:rPr>
+          <w:b/>
+          <w:bCs/>
+          <w:color w:val="23293D"/>
+          <w:sz w:val="21"/>
+          <w:szCs w:val="21"/>
+        </w:rPr>
+        <w:t xml:space="preserve">Iniciar plano de tratamento</w:t>
+      </w:r>
+      <w:r>
+        <w:rPr>
+          <w:color w:val="23293D"/>
+          <w:sz w:val="21"/>
+          <w:szCs w:val="21"/>
+        </w:rPr>
+        <w:t xml:space="preserve"> → escreva o </w:t>
+      </w:r>
+      <w:r>
+        <w:rPr>
+          <w:b/>
+          <w:bCs/>
+          <w:color w:val="23293D"/>
+          <w:sz w:val="21"/>
+          <w:szCs w:val="21"/>
+        </w:rPr>
+        <w:t xml:space="preserve">Diagnóstico</w:t>
+      </w:r>
+      <w:r>
+        <w:rPr>
+          <w:color w:val="23293D"/>
+          <w:sz w:val="21"/>
+          <w:szCs w:val="21"/>
+        </w:rPr>
+        <w:t xml:space="preserve">.</w:t>
+      </w:r>
+    </w:p>
+    <w:p>
+      <w:pPr>
+        <w:pStyle w:val="ListParagraph"/>
+        <w:numPr>
+          <w:ilvl w:val="0"/>
+          <w:numId w:val="24"/>
+        </w:numPr>
+        <w:spacing w:after="80" w:line="270"/>
+      </w:pPr>
+      <w:r>
+        <w:rPr>
+          <w:b/>
+          <w:bCs/>
+          <w:color w:val="23293D"/>
+          <w:sz w:val="21"/>
+          <w:szCs w:val="21"/>
+        </w:rPr>
+        <w:t xml:space="preserve">Adicionar opção de tratamento</w:t>
+      </w:r>
+      <w:r>
+        <w:rPr>
+          <w:color w:val="23293D"/>
+          <w:sz w:val="21"/>
+          <w:szCs w:val="21"/>
+        </w:rPr>
+        <w:t xml:space="preserve"> (marque uma como principal).</w:t>
+      </w:r>
+    </w:p>
+    <w:p>
+      <w:pPr>
+        <w:pStyle w:val="ListParagraph"/>
+        <w:numPr>
+          <w:ilvl w:val="0"/>
+          <w:numId w:val="24"/>
+        </w:numPr>
+        <w:spacing w:after="80" w:line="270"/>
+      </w:pPr>
+      <w:r>
+        <w:rPr>
+          <w:color w:val="23293D"/>
+          <w:sz w:val="21"/>
+          <w:szCs w:val="21"/>
+        </w:rPr>
+        <w:t xml:space="preserve">Dentro da opção, </w:t>
+      </w:r>
+      <w:r>
+        <w:rPr>
+          <w:b/>
+          <w:bCs/>
+          <w:color w:val="23293D"/>
+          <w:sz w:val="21"/>
+          <w:szCs w:val="21"/>
+        </w:rPr>
+        <w:t xml:space="preserve">Procedimento</w:t>
+      </w:r>
+      <w:r>
+        <w:rPr>
+          <w:color w:val="23293D"/>
+          <w:sz w:val="21"/>
+          <w:szCs w:val="21"/>
+        </w:rPr>
+        <w:t xml:space="preserve"> → escolha do catálogo → </w:t>
+      </w:r>
+      <w:r>
+        <w:rPr>
+          <w:b/>
+          <w:bCs/>
+          <w:color w:val="23293D"/>
+          <w:sz w:val="21"/>
+          <w:szCs w:val="21"/>
+        </w:rPr>
+        <w:t xml:space="preserve">Item</w:t>
+      </w:r>
+      <w:r>
+        <w:rPr>
+          <w:color w:val="23293D"/>
+          <w:sz w:val="21"/>
+          <w:szCs w:val="21"/>
+        </w:rPr>
+        <w:t xml:space="preserve">.</w:t>
+      </w:r>
+    </w:p>
+    <w:p>
+      <w:pPr>
+        <w:pStyle w:val="ListParagraph"/>
+        <w:numPr>
+          <w:ilvl w:val="0"/>
+          <w:numId w:val="24"/>
+        </w:numPr>
+        <w:spacing w:after="80" w:line="270"/>
+      </w:pPr>
+      <w:r>
+        <w:rPr>
+          <w:color w:val="23293D"/>
+          <w:sz w:val="21"/>
+          <w:szCs w:val="21"/>
+        </w:rPr>
+        <w:t xml:space="preserve">Classifique o </w:t>
+      </w:r>
+      <w:r>
+        <w:rPr>
+          <w:b/>
+          <w:bCs/>
+          <w:color w:val="23293D"/>
+          <w:sz w:val="21"/>
+          <w:szCs w:val="21"/>
+        </w:rPr>
+        <w:t xml:space="preserve">pilar</w:t>
+      </w:r>
+      <w:r>
+        <w:rPr>
+          <w:color w:val="23293D"/>
+          <w:sz w:val="21"/>
+          <w:szCs w:val="21"/>
+        </w:rPr>
+        <w:t xml:space="preserve"> (1 dos 6) → </w:t>
+      </w:r>
+      <w:r>
+        <w:rPr>
+          <w:b/>
+          <w:bCs/>
+          <w:color w:val="23293D"/>
+          <w:sz w:val="21"/>
+          <w:szCs w:val="21"/>
+        </w:rPr>
+        <w:t xml:space="preserve">Salvar pilar</w:t>
+      </w:r>
+      <w:r>
+        <w:rPr>
+          <w:color w:val="23293D"/>
+          <w:sz w:val="21"/>
+          <w:szCs w:val="21"/>
+        </w:rPr>
+        <w:t xml:space="preserve">.</w:t>
+      </w:r>
+    </w:p>
+    <w:p>
+      <w:pPr>
+        <w:pStyle w:val="ListParagraph"/>
+        <w:numPr>
+          <w:ilvl w:val="0"/>
+          <w:numId w:val="24"/>
+        </w:numPr>
+        <w:spacing w:after="80" w:line="270"/>
+      </w:pPr>
+      <w:r>
+        <w:rPr>
+          <w:b/>
+          <w:bCs/>
+          <w:color w:val="23293D"/>
+          <w:sz w:val="21"/>
+          <w:szCs w:val="21"/>
+        </w:rPr>
+        <w:t xml:space="preserve">Enviar para aprovação do Coordenador</w:t>
+      </w:r>
+      <w:r>
+        <w:rPr>
+          <w:color w:val="23293D"/>
+          <w:sz w:val="21"/>
+          <w:szCs w:val="21"/>
+        </w:rPr>
+        <w:t xml:space="preserve">.</w:t>
+      </w:r>
+    </w:p>
+    <w:p>
+      <w:pPr>
+        <w:pStyle w:val="ListParagraph"/>
+        <w:numPr>
+          <w:ilvl w:val="0"/>
+          <w:numId w:val="24"/>
+        </w:numPr>
+        <w:spacing w:after="80" w:line="270"/>
+      </w:pPr>
+      <w:r>
+        <w:rPr>
+          <w:color w:val="23293D"/>
+          <w:sz w:val="21"/>
+          <w:szCs w:val="21"/>
+        </w:rPr>
+        <w:t xml:space="preserve">Aprovado, </w:t>
+      </w:r>
+      <w:r>
+        <w:rPr>
+          <w:b/>
+          <w:bCs/>
+          <w:color w:val="23293D"/>
+          <w:sz w:val="21"/>
+          <w:szCs w:val="21"/>
+        </w:rPr>
+        <w:t xml:space="preserve">Enviar ao Comercial</w:t>
+      </w:r>
+      <w:r>
+        <w:rPr>
+          <w:color w:val="23293D"/>
+          <w:sz w:val="21"/>
+          <w:szCs w:val="21"/>
+        </w:rPr>
+        <w:t xml:space="preserve">.</w:t>
+      </w:r>
+    </w:p>
+    <w:p>
+      <w:pPr>
+        <w:spacing w:after="140" w:line="280"/>
+      </w:pPr>
+      <w:r>
+        <w:rPr>
+          <w:b/>
+          <w:bCs/>
+          <w:color w:val="23293D"/>
+          <w:sz w:val="21"/>
+          <w:szCs w:val="21"/>
+        </w:rPr>
+        <w:t xml:space="preserve">Cuidados:</w:t>
+      </w:r>
+      <w:r>
+        <w:rPr>
+          <w:color w:val="23293D"/>
+          <w:sz w:val="21"/>
+          <w:szCs w:val="21"/>
+        </w:rPr>
+        <w:t xml:space="preserve"> o sistema exige procedimentos lançados em cada opção para enviar; plano de tratamento </w:t>
+      </w:r>
+      <w:r>
+        <w:rPr>
+          <w:b/>
+          <w:bCs/>
+          <w:color w:val="23293D"/>
+          <w:sz w:val="21"/>
+          <w:szCs w:val="21"/>
+        </w:rPr>
+        <w:t xml:space="preserve">não tem acréscimo</w:t>
+      </w:r>
+      <w:r>
+        <w:rPr>
+          <w:color w:val="23293D"/>
+          <w:sz w:val="21"/>
+          <w:szCs w:val="21"/>
+        </w:rPr>
+        <w:t xml:space="preserve"> (o preço vem do orçamento aprovado); depois de aprovado o plano fica em leitura — há </w:t>
+      </w:r>
+      <w:r>
+        <w:rPr>
+          <w:b/>
+          <w:bCs/>
+          <w:color w:val="23293D"/>
+          <w:sz w:val="21"/>
+          <w:szCs w:val="21"/>
+        </w:rPr>
+        <w:t xml:space="preserve">Reabrir para edição</w:t>
+      </w:r>
+      <w:r>
+        <w:rPr>
+          <w:color w:val="23293D"/>
+          <w:sz w:val="21"/>
+          <w:szCs w:val="21"/>
+        </w:rPr>
+        <w:t xml:space="preserve">, que exige nova aprovação.</w:t>
+      </w:r>
+    </w:p>
+    <w:p>
+      <w:pPr>
+        <w:pStyle w:val="Heading2"/>
+      </w:pPr>
+      <w:r>
+        <w:rPr>
+          <w:color w:val="1F3253"/>
+        </w:rPr>
+        <w:t xml:space="preserve">6.4. Dentista (executor)</w:t>
+      </w:r>
+    </w:p>
+    <w:p>
+      <w:pPr>
+        <w:spacing w:after="140" w:line="280"/>
+      </w:pPr>
+      <w:r>
+        <w:rPr>
+          <w:b/>
+          <w:bCs/>
+          <w:color w:val="23293D"/>
+          <w:sz w:val="21"/>
+          <w:szCs w:val="21"/>
+        </w:rPr>
+        <w:t xml:space="preserve">Objetivo:</w:t>
+      </w:r>
+      <w:r>
+        <w:rPr>
+          <w:color w:val="23293D"/>
+          <w:sz w:val="21"/>
+          <w:szCs w:val="21"/>
+        </w:rPr>
+        <w:t xml:space="preserve"> executar e registrar. </w:t>
+      </w:r>
+      <w:r>
+        <w:rPr>
+          <w:b/>
+          <w:bCs/>
+          <w:color w:val="23293D"/>
+          <w:sz w:val="21"/>
+          <w:szCs w:val="21"/>
+        </w:rPr>
+        <w:t xml:space="preserve">Duração:</w:t>
+      </w:r>
+      <w:r>
+        <w:rPr>
+          <w:color w:val="23293D"/>
+          <w:sz w:val="21"/>
+          <w:szCs w:val="21"/>
+        </w:rPr>
+        <w:t xml:space="preserve"> 40 minutos.</w:t>
+      </w:r>
+    </w:p>
+    <w:p>
+      <w:pPr>
+        <w:spacing w:after="140" w:line="280"/>
+      </w:pPr>
+      <w:r>
+        <w:rPr>
+          <w:color w:val="23293D"/>
+          <w:sz w:val="21"/>
+          <w:szCs w:val="21"/>
+        </w:rPr>
+        <w:t xml:space="preserve">Seu menu é diferente: </w:t>
+      </w:r>
+      <w:r>
+        <w:rPr>
+          <w:b/>
+          <w:bCs/>
+          <w:color w:val="23293D"/>
+          <w:sz w:val="21"/>
+          <w:szCs w:val="21"/>
+        </w:rPr>
+        <w:t xml:space="preserve">não tem Jornada</w:t>
+      </w:r>
+      <w:r>
+        <w:rPr>
+          <w:color w:val="23293D"/>
+          <w:sz w:val="21"/>
+          <w:szCs w:val="21"/>
+        </w:rPr>
+        <w:t xml:space="preserve">, e tem </w:t>
+      </w:r>
+      <w:r>
+        <w:rPr>
+          <w:b/>
+          <w:bCs/>
+          <w:color w:val="23293D"/>
+          <w:sz w:val="21"/>
+          <w:szCs w:val="21"/>
+        </w:rPr>
+        <w:t xml:space="preserve">Meu Dia</w:t>
+      </w:r>
+      <w:r>
+        <w:rPr>
+          <w:color w:val="23293D"/>
+          <w:sz w:val="21"/>
+          <w:szCs w:val="21"/>
+        </w:rPr>
+        <w:t xml:space="preserve"> e </w:t>
+      </w:r>
+      <w:r>
+        <w:rPr>
+          <w:b/>
+          <w:bCs/>
+          <w:color w:val="23293D"/>
+          <w:sz w:val="21"/>
+          <w:szCs w:val="21"/>
+        </w:rPr>
+        <w:t xml:space="preserve">Minha Agenda</w:t>
+      </w:r>
+      <w:r>
+        <w:rPr>
+          <w:color w:val="23293D"/>
+          <w:sz w:val="21"/>
+          <w:szCs w:val="21"/>
+        </w:rPr>
+        <w:t xml:space="preserve">.</w:t>
       </w:r>
     </w:p>
     <w:p>
@@ -16050,11 +16950,21 @@
       </w:pPr>
       <w:r>
         <w:rPr>
-          <w:color w:val="23293D"/>
-          <w:sz w:val="21"/>
-          <w:szCs w:val="21"/>
-        </w:rPr>
-        <w:t xml:space="preserve">Abra o caso → cockpit em duas colunas: evidências à esquerda, plano à direita.</w:t>
+          <w:b/>
+          <w:bCs/>
+          <w:color w:val="23293D"/>
+          <w:sz w:val="21"/>
+          <w:szCs w:val="21"/>
+        </w:rPr>
+        <w:t xml:space="preserve">Meu Dia</w:t>
+      </w:r>
+      <w:r>
+        <w:rPr>
+          <w:color w:val="23293D"/>
+          <w:sz w:val="21"/>
+          <w:szCs w:val="21"/>
+        </w:rPr>
+        <w:t xml:space="preserve"> → seus atendimentos.</w:t>
       </w:r>
     </w:p>
     <w:p>
@@ -16074,25 +16984,25 @@
           <w:sz w:val="21"/>
           <w:szCs w:val="21"/>
         </w:rPr>
-        <w:t xml:space="preserve">Iniciar plano de tratamento</w:t>
-      </w:r>
-      <w:r>
-        <w:rPr>
-          <w:color w:val="23293D"/>
-          <w:sz w:val="21"/>
-          <w:szCs w:val="21"/>
-        </w:rPr>
-        <w:t xml:space="preserve"> → escreva o </w:t>
-      </w:r>
-      <w:r>
-        <w:rPr>
-          <w:b/>
-          <w:bCs/>
-          <w:color w:val="23293D"/>
-          <w:sz w:val="21"/>
-          <w:szCs w:val="21"/>
-        </w:rPr>
-        <w:t xml:space="preserve">Diagnóstico</w:t>
+        <w:t xml:space="preserve">Atendimento</w:t>
+      </w:r>
+      <w:r>
+        <w:rPr>
+          <w:color w:val="23293D"/>
+          <w:sz w:val="21"/>
+          <w:szCs w:val="21"/>
+        </w:rPr>
+        <w:t xml:space="preserve"> → </w:t>
+      </w:r>
+      <w:r>
+        <w:rPr>
+          <w:b/>
+          <w:bCs/>
+          <w:color w:val="23293D"/>
+          <w:sz w:val="21"/>
+          <w:szCs w:val="21"/>
+        </w:rPr>
+        <w:t xml:space="preserve">Chamar</w:t>
       </w:r>
       <w:r>
         <w:rPr>
@@ -16114,21 +17024,47 @@
       </w:pPr>
       <w:r>
         <w:rPr>
-          <w:b/>
-          <w:bCs/>
-          <w:color w:val="23293D"/>
-          <w:sz w:val="21"/>
-          <w:szCs w:val="21"/>
-        </w:rPr>
-        <w:t xml:space="preserve">Adicionar opção de tratamento</w:t>
-      </w:r>
-      <w:r>
-        <w:rPr>
-          <w:color w:val="23293D"/>
-          <w:sz w:val="21"/>
-          <w:szCs w:val="21"/>
-        </w:rPr>
-        <w:t xml:space="preserve"> (marque uma como principal).</w:t>
+          <w:color w:val="23293D"/>
+          <w:sz w:val="21"/>
+          <w:szCs w:val="21"/>
+        </w:rPr>
+        <w:t xml:space="preserve">Ficha do paciente → aba </w:t>
+      </w:r>
+      <w:r>
+        <w:rPr>
+          <w:b/>
+          <w:bCs/>
+          <w:color w:val="23293D"/>
+          <w:sz w:val="21"/>
+          <w:szCs w:val="21"/>
+        </w:rPr>
+        <w:t xml:space="preserve">Desenvolvimento Clínico</w:t>
+      </w:r>
+      <w:r>
+        <w:rPr>
+          <w:color w:val="23293D"/>
+          <w:sz w:val="21"/>
+          <w:szCs w:val="21"/>
+        </w:rPr>
+        <w:t xml:space="preserve"> → descreva o que foi feito. </w:t>
+      </w:r>
+      <w:r>
+        <w:rPr>
+          <w:b/>
+          <w:bCs/>
+          <w:color w:val="23293D"/>
+          <w:sz w:val="21"/>
+          <w:szCs w:val="21"/>
+        </w:rPr>
+        <w:t xml:space="preserve">Espere aparecer "Salvo às…"</w:t>
+      </w:r>
+      <w:r>
+        <w:rPr>
+          <w:color w:val="23293D"/>
+          <w:sz w:val="21"/>
+          <w:szCs w:val="21"/>
+        </w:rPr>
+        <w:t xml:space="preserve">.</w:t>
       </w:r>
     </w:p>
     <w:p>
@@ -16137,484 +17073,6 @@
         <w:numPr>
           <w:ilvl w:val="0"/>
           <w:numId w:val="25"/>
-        </w:numPr>
-        <w:spacing w:after="80" w:line="270"/>
-      </w:pPr>
-      <w:r>
-        <w:rPr>
-          <w:color w:val="23293D"/>
-          <w:sz w:val="21"/>
-          <w:szCs w:val="21"/>
-        </w:rPr>
-        <w:t xml:space="preserve">Dentro da opção, </w:t>
-      </w:r>
-      <w:r>
-        <w:rPr>
-          <w:b/>
-          <w:bCs/>
-          <w:color w:val="23293D"/>
-          <w:sz w:val="21"/>
-          <w:szCs w:val="21"/>
-        </w:rPr>
-        <w:t xml:space="preserve">Procedimento</w:t>
-      </w:r>
-      <w:r>
-        <w:rPr>
-          <w:color w:val="23293D"/>
-          <w:sz w:val="21"/>
-          <w:szCs w:val="21"/>
-        </w:rPr>
-        <w:t xml:space="preserve"> → escolha do catálogo → </w:t>
-      </w:r>
-      <w:r>
-        <w:rPr>
-          <w:b/>
-          <w:bCs/>
-          <w:color w:val="23293D"/>
-          <w:sz w:val="21"/>
-          <w:szCs w:val="21"/>
-        </w:rPr>
-        <w:t xml:space="preserve">Item</w:t>
-      </w:r>
-      <w:r>
-        <w:rPr>
-          <w:color w:val="23293D"/>
-          <w:sz w:val="21"/>
-          <w:szCs w:val="21"/>
-        </w:rPr>
-        <w:t xml:space="preserve">.</w:t>
-      </w:r>
-    </w:p>
-    <w:p>
-      <w:pPr>
-        <w:pStyle w:val="ListParagraph"/>
-        <w:numPr>
-          <w:ilvl w:val="0"/>
-          <w:numId w:val="25"/>
-        </w:numPr>
-        <w:spacing w:after="80" w:line="270"/>
-      </w:pPr>
-      <w:r>
-        <w:rPr>
-          <w:color w:val="23293D"/>
-          <w:sz w:val="21"/>
-          <w:szCs w:val="21"/>
-        </w:rPr>
-        <w:t xml:space="preserve">Classifique o </w:t>
-      </w:r>
-      <w:r>
-        <w:rPr>
-          <w:b/>
-          <w:bCs/>
-          <w:color w:val="23293D"/>
-          <w:sz w:val="21"/>
-          <w:szCs w:val="21"/>
-        </w:rPr>
-        <w:t xml:space="preserve">pilar</w:t>
-      </w:r>
-      <w:r>
-        <w:rPr>
-          <w:color w:val="23293D"/>
-          <w:sz w:val="21"/>
-          <w:szCs w:val="21"/>
-        </w:rPr>
-        <w:t xml:space="preserve"> (1 dos 6) → </w:t>
-      </w:r>
-      <w:r>
-        <w:rPr>
-          <w:b/>
-          <w:bCs/>
-          <w:color w:val="23293D"/>
-          <w:sz w:val="21"/>
-          <w:szCs w:val="21"/>
-        </w:rPr>
-        <w:t xml:space="preserve">Salvar pilar</w:t>
-      </w:r>
-      <w:r>
-        <w:rPr>
-          <w:color w:val="23293D"/>
-          <w:sz w:val="21"/>
-          <w:szCs w:val="21"/>
-        </w:rPr>
-        <w:t xml:space="preserve">.</w:t>
-      </w:r>
-    </w:p>
-    <w:p>
-      <w:pPr>
-        <w:pStyle w:val="ListParagraph"/>
-        <w:numPr>
-          <w:ilvl w:val="0"/>
-          <w:numId w:val="25"/>
-        </w:numPr>
-        <w:spacing w:after="80" w:line="270"/>
-      </w:pPr>
-      <w:r>
-        <w:rPr>
-          <w:b/>
-          <w:bCs/>
-          <w:color w:val="23293D"/>
-          <w:sz w:val="21"/>
-          <w:szCs w:val="21"/>
-        </w:rPr>
-        <w:t xml:space="preserve">Enviar para aprovação do Coordenador</w:t>
-      </w:r>
-      <w:r>
-        <w:rPr>
-          <w:color w:val="23293D"/>
-          <w:sz w:val="21"/>
-          <w:szCs w:val="21"/>
-        </w:rPr>
-        <w:t xml:space="preserve">.</w:t>
-      </w:r>
-    </w:p>
-    <w:p>
-      <w:pPr>
-        <w:pStyle w:val="ListParagraph"/>
-        <w:numPr>
-          <w:ilvl w:val="0"/>
-          <w:numId w:val="25"/>
-        </w:numPr>
-        <w:spacing w:after="80" w:line="270"/>
-      </w:pPr>
-      <w:r>
-        <w:rPr>
-          <w:color w:val="23293D"/>
-          <w:sz w:val="21"/>
-          <w:szCs w:val="21"/>
-        </w:rPr>
-        <w:t xml:space="preserve">Aprovado, </w:t>
-      </w:r>
-      <w:r>
-        <w:rPr>
-          <w:b/>
-          <w:bCs/>
-          <w:color w:val="23293D"/>
-          <w:sz w:val="21"/>
-          <w:szCs w:val="21"/>
-        </w:rPr>
-        <w:t xml:space="preserve">Enviar ao Comercial</w:t>
-      </w:r>
-      <w:r>
-        <w:rPr>
-          <w:color w:val="23293D"/>
-          <w:sz w:val="21"/>
-          <w:szCs w:val="21"/>
-        </w:rPr>
-        <w:t xml:space="preserve">.</w:t>
-      </w:r>
-    </w:p>
-    <w:p>
-      <w:pPr>
-        <w:spacing w:after="140" w:line="280"/>
-      </w:pPr>
-      <w:r>
-        <w:rPr>
-          <w:b/>
-          <w:bCs/>
-          <w:color w:val="23293D"/>
-          <w:sz w:val="21"/>
-          <w:szCs w:val="21"/>
-        </w:rPr>
-        <w:t xml:space="preserve">Cuidados:</w:t>
-      </w:r>
-      <w:r>
-        <w:rPr>
-          <w:color w:val="23293D"/>
-          <w:sz w:val="21"/>
-          <w:szCs w:val="21"/>
-        </w:rPr>
-        <w:t xml:space="preserve"> o sistema exige procedimentos lançados em cada opção para enviar; plano de tratamento </w:t>
-      </w:r>
-      <w:r>
-        <w:rPr>
-          <w:b/>
-          <w:bCs/>
-          <w:color w:val="23293D"/>
-          <w:sz w:val="21"/>
-          <w:szCs w:val="21"/>
-        </w:rPr>
-        <w:t xml:space="preserve">não tem acréscimo</w:t>
-      </w:r>
-      <w:r>
-        <w:rPr>
-          <w:color w:val="23293D"/>
-          <w:sz w:val="21"/>
-          <w:szCs w:val="21"/>
-        </w:rPr>
-        <w:t xml:space="preserve"> (o preço vem do orçamento aprovado); depois de aprovado o plano fica em leitura — há </w:t>
-      </w:r>
-      <w:r>
-        <w:rPr>
-          <w:b/>
-          <w:bCs/>
-          <w:color w:val="23293D"/>
-          <w:sz w:val="21"/>
-          <w:szCs w:val="21"/>
-        </w:rPr>
-        <w:t xml:space="preserve">Reabrir para edição</w:t>
-      </w:r>
-      <w:r>
-        <w:rPr>
-          <w:color w:val="23293D"/>
-          <w:sz w:val="21"/>
-          <w:szCs w:val="21"/>
-        </w:rPr>
-        <w:t xml:space="preserve">, que exige nova aprovação.</w:t>
-      </w:r>
-    </w:p>
-    <w:p>
-      <w:pPr>
-        <w:pStyle w:val="Heading2"/>
-      </w:pPr>
-      <w:r>
-        <w:rPr>
-          <w:color w:val="1F3253"/>
-        </w:rPr>
-        <w:t xml:space="preserve">6.4. Dentista (executor)</w:t>
-      </w:r>
-    </w:p>
-    <w:p>
-      <w:pPr>
-        <w:spacing w:after="140" w:line="280"/>
-      </w:pPr>
-      <w:r>
-        <w:rPr>
-          <w:b/>
-          <w:bCs/>
-          <w:color w:val="23293D"/>
-          <w:sz w:val="21"/>
-          <w:szCs w:val="21"/>
-        </w:rPr>
-        <w:t xml:space="preserve">Objetivo:</w:t>
-      </w:r>
-      <w:r>
-        <w:rPr>
-          <w:color w:val="23293D"/>
-          <w:sz w:val="21"/>
-          <w:szCs w:val="21"/>
-        </w:rPr>
-        <w:t xml:space="preserve"> executar e registrar. </w:t>
-      </w:r>
-      <w:r>
-        <w:rPr>
-          <w:b/>
-          <w:bCs/>
-          <w:color w:val="23293D"/>
-          <w:sz w:val="21"/>
-          <w:szCs w:val="21"/>
-        </w:rPr>
-        <w:t xml:space="preserve">Duração:</w:t>
-      </w:r>
-      <w:r>
-        <w:rPr>
-          <w:color w:val="23293D"/>
-          <w:sz w:val="21"/>
-          <w:szCs w:val="21"/>
-        </w:rPr>
-        <w:t xml:space="preserve"> 40 minutos.</w:t>
-      </w:r>
-    </w:p>
-    <w:p>
-      <w:pPr>
-        <w:spacing w:after="140" w:line="280"/>
-      </w:pPr>
-      <w:r>
-        <w:rPr>
-          <w:color w:val="23293D"/>
-          <w:sz w:val="21"/>
-          <w:szCs w:val="21"/>
-        </w:rPr>
-        <w:t xml:space="preserve">Seu menu é diferente: </w:t>
-      </w:r>
-      <w:r>
-        <w:rPr>
-          <w:b/>
-          <w:bCs/>
-          <w:color w:val="23293D"/>
-          <w:sz w:val="21"/>
-          <w:szCs w:val="21"/>
-        </w:rPr>
-        <w:t xml:space="preserve">não tem Jornada</w:t>
-      </w:r>
-      <w:r>
-        <w:rPr>
-          <w:color w:val="23293D"/>
-          <w:sz w:val="21"/>
-          <w:szCs w:val="21"/>
-        </w:rPr>
-        <w:t xml:space="preserve">, e tem </w:t>
-      </w:r>
-      <w:r>
-        <w:rPr>
-          <w:b/>
-          <w:bCs/>
-          <w:color w:val="23293D"/>
-          <w:sz w:val="21"/>
-          <w:szCs w:val="21"/>
-        </w:rPr>
-        <w:t xml:space="preserve">Meu Dia</w:t>
-      </w:r>
-      <w:r>
-        <w:rPr>
-          <w:color w:val="23293D"/>
-          <w:sz w:val="21"/>
-          <w:szCs w:val="21"/>
-        </w:rPr>
-        <w:t xml:space="preserve"> e </w:t>
-      </w:r>
-      <w:r>
-        <w:rPr>
-          <w:b/>
-          <w:bCs/>
-          <w:color w:val="23293D"/>
-          <w:sz w:val="21"/>
-          <w:szCs w:val="21"/>
-        </w:rPr>
-        <w:t xml:space="preserve">Minha Agenda</w:t>
-      </w:r>
-      <w:r>
-        <w:rPr>
-          <w:color w:val="23293D"/>
-          <w:sz w:val="21"/>
-          <w:szCs w:val="21"/>
-        </w:rPr>
-        <w:t xml:space="preserve">.</w:t>
-      </w:r>
-    </w:p>
-    <w:p>
-      <w:pPr>
-        <w:pStyle w:val="ListParagraph"/>
-        <w:numPr>
-          <w:ilvl w:val="0"/>
-          <w:numId w:val="26"/>
-        </w:numPr>
-        <w:spacing w:after="80" w:line="270"/>
-      </w:pPr>
-      <w:r>
-        <w:rPr>
-          <w:b/>
-          <w:bCs/>
-          <w:color w:val="23293D"/>
-          <w:sz w:val="21"/>
-          <w:szCs w:val="21"/>
-        </w:rPr>
-        <w:t xml:space="preserve">Meu Dia</w:t>
-      </w:r>
-      <w:r>
-        <w:rPr>
-          <w:color w:val="23293D"/>
-          <w:sz w:val="21"/>
-          <w:szCs w:val="21"/>
-        </w:rPr>
-        <w:t xml:space="preserve"> → seus atendimentos.</w:t>
-      </w:r>
-    </w:p>
-    <w:p>
-      <w:pPr>
-        <w:pStyle w:val="ListParagraph"/>
-        <w:numPr>
-          <w:ilvl w:val="0"/>
-          <w:numId w:val="26"/>
-        </w:numPr>
-        <w:spacing w:after="80" w:line="270"/>
-      </w:pPr>
-      <w:r>
-        <w:rPr>
-          <w:b/>
-          <w:bCs/>
-          <w:color w:val="23293D"/>
-          <w:sz w:val="21"/>
-          <w:szCs w:val="21"/>
-        </w:rPr>
-        <w:t xml:space="preserve">Atendimento</w:t>
-      </w:r>
-      <w:r>
-        <w:rPr>
-          <w:color w:val="23293D"/>
-          <w:sz w:val="21"/>
-          <w:szCs w:val="21"/>
-        </w:rPr>
-        <w:t xml:space="preserve"> → </w:t>
-      </w:r>
-      <w:r>
-        <w:rPr>
-          <w:b/>
-          <w:bCs/>
-          <w:color w:val="23293D"/>
-          <w:sz w:val="21"/>
-          <w:szCs w:val="21"/>
-        </w:rPr>
-        <w:t xml:space="preserve">Chamar</w:t>
-      </w:r>
-      <w:r>
-        <w:rPr>
-          <w:color w:val="23293D"/>
-          <w:sz w:val="21"/>
-          <w:szCs w:val="21"/>
-        </w:rPr>
-        <w:t xml:space="preserve">.</w:t>
-      </w:r>
-    </w:p>
-    <w:p>
-      <w:pPr>
-        <w:pStyle w:val="ListParagraph"/>
-        <w:numPr>
-          <w:ilvl w:val="0"/>
-          <w:numId w:val="26"/>
-        </w:numPr>
-        <w:spacing w:after="80" w:line="270"/>
-      </w:pPr>
-      <w:r>
-        <w:rPr>
-          <w:color w:val="23293D"/>
-          <w:sz w:val="21"/>
-          <w:szCs w:val="21"/>
-        </w:rPr>
-        <w:t xml:space="preserve">Ficha do paciente → aba </w:t>
-      </w:r>
-      <w:r>
-        <w:rPr>
-          <w:b/>
-          <w:bCs/>
-          <w:color w:val="23293D"/>
-          <w:sz w:val="21"/>
-          <w:szCs w:val="21"/>
-        </w:rPr>
-        <w:t xml:space="preserve">Desenvolvimento Clínico</w:t>
-      </w:r>
-      <w:r>
-        <w:rPr>
-          <w:color w:val="23293D"/>
-          <w:sz w:val="21"/>
-          <w:szCs w:val="21"/>
-        </w:rPr>
-        <w:t xml:space="preserve"> → descreva o que foi feito. </w:t>
-      </w:r>
-      <w:r>
-        <w:rPr>
-          <w:b/>
-          <w:bCs/>
-          <w:color w:val="23293D"/>
-          <w:sz w:val="21"/>
-          <w:szCs w:val="21"/>
-        </w:rPr>
-        <w:t xml:space="preserve">Espere aparecer "Salvo às…"</w:t>
-      </w:r>
-      <w:r>
-        <w:rPr>
-          <w:color w:val="23293D"/>
-          <w:sz w:val="21"/>
-          <w:szCs w:val="21"/>
-        </w:rPr>
-        <w:t xml:space="preserve">.</w:t>
-      </w:r>
-    </w:p>
-    <w:p>
-      <w:pPr>
-        <w:pStyle w:val="ListParagraph"/>
-        <w:numPr>
-          <w:ilvl w:val="0"/>
-          <w:numId w:val="26"/>
         </w:numPr>
         <w:spacing w:after="80" w:line="270"/>
       </w:pPr>
@@ -16846,7 +17304,7 @@
         <w:pStyle w:val="ListParagraph"/>
         <w:numPr>
           <w:ilvl w:val="0"/>
-          <w:numId w:val="27"/>
+          <w:numId w:val="26"/>
         </w:numPr>
         <w:spacing w:after="80" w:line="270"/>
       </w:pPr>
@@ -16910,7 +17368,7 @@
         <w:pStyle w:val="ListParagraph"/>
         <w:numPr>
           <w:ilvl w:val="0"/>
-          <w:numId w:val="27"/>
+          <w:numId w:val="26"/>
         </w:numPr>
         <w:spacing w:after="80" w:line="270"/>
       </w:pPr>
@@ -17490,7 +17948,7 @@
         <w:pStyle w:val="ListParagraph"/>
         <w:numPr>
           <w:ilvl w:val="0"/>
-          <w:numId w:val="28"/>
+          <w:numId w:val="27"/>
         </w:numPr>
         <w:spacing w:after="80" w:line="270"/>
       </w:pPr>
@@ -17526,7 +17984,7 @@
         <w:pStyle w:val="ListParagraph"/>
         <w:numPr>
           <w:ilvl w:val="0"/>
-          <w:numId w:val="28"/>
+          <w:numId w:val="27"/>
         </w:numPr>
         <w:spacing w:after="80" w:line="270"/>
       </w:pPr>
@@ -17598,7 +18056,7 @@
         <w:pStyle w:val="ListParagraph"/>
         <w:numPr>
           <w:ilvl w:val="0"/>
-          <w:numId w:val="28"/>
+          <w:numId w:val="27"/>
         </w:numPr>
         <w:spacing w:after="80" w:line="270"/>
       </w:pPr>
@@ -17626,7 +18084,7 @@
         <w:pStyle w:val="ListParagraph"/>
         <w:numPr>
           <w:ilvl w:val="0"/>
-          <w:numId w:val="28"/>
+          <w:numId w:val="27"/>
         </w:numPr>
         <w:spacing w:after="80" w:line="270"/>
       </w:pPr>
@@ -17884,7 +18342,7 @@
         <w:pStyle w:val="ListParagraph"/>
         <w:numPr>
           <w:ilvl w:val="0"/>
-          <w:numId w:val="29"/>
+          <w:numId w:val="28"/>
         </w:numPr>
         <w:spacing w:after="80" w:line="270"/>
       </w:pPr>
@@ -17966,7 +18424,7 @@
         <w:pStyle w:val="ListParagraph"/>
         <w:numPr>
           <w:ilvl w:val="0"/>
-          <w:numId w:val="29"/>
+          <w:numId w:val="28"/>
         </w:numPr>
         <w:spacing w:after="80" w:line="270"/>
       </w:pPr>
@@ -18012,7 +18470,7 @@
         <w:pStyle w:val="ListParagraph"/>
         <w:numPr>
           <w:ilvl w:val="0"/>
-          <w:numId w:val="29"/>
+          <w:numId w:val="28"/>
         </w:numPr>
         <w:spacing w:after="80" w:line="270"/>
       </w:pPr>
@@ -20611,7 +21069,7 @@
         <w:pStyle w:val="ListParagraph"/>
         <w:numPr>
           <w:ilvl w:val="0"/>
-          <w:numId w:val="30"/>
+          <w:numId w:val="29"/>
         </w:numPr>
         <w:spacing w:after="80" w:line="270"/>
       </w:pPr>
@@ -20622,6 +21080,217 @@
           <w:szCs w:val="21"/>
         </w:rPr>
         <w:t xml:space="preserve">Abra o endereço do sistema.</w:t>
+      </w:r>
+    </w:p>
+    <w:p>
+      <w:pPr>
+        <w:pStyle w:val="ListParagraph"/>
+        <w:numPr>
+          <w:ilvl w:val="0"/>
+          <w:numId w:val="29"/>
+        </w:numPr>
+        <w:spacing w:after="80" w:line="270"/>
+      </w:pPr>
+      <w:r>
+        <w:rPr>
+          <w:color w:val="23293D"/>
+          <w:sz w:val="21"/>
+          <w:szCs w:val="21"/>
+        </w:rPr>
+        <w:t xml:space="preserve">Informe e-mail e senha.</w:t>
+      </w:r>
+    </w:p>
+    <w:p>
+      <w:pPr>
+        <w:pStyle w:val="ListParagraph"/>
+        <w:numPr>
+          <w:ilvl w:val="0"/>
+          <w:numId w:val="29"/>
+        </w:numPr>
+        <w:spacing w:after="80" w:line="270"/>
+      </w:pPr>
+      <w:r>
+        <w:rPr>
+          <w:b/>
+          <w:bCs/>
+          <w:color w:val="23293D"/>
+          <w:sz w:val="21"/>
+          <w:szCs w:val="21"/>
+        </w:rPr>
+        <w:t xml:space="preserve">Se você tem acesso a mais de uma unidade</w:t>
+      </w:r>
+      <w:r>
+        <w:rPr>
+          <w:color w:val="23293D"/>
+          <w:sz w:val="21"/>
+          <w:szCs w:val="21"/>
+        </w:rPr>
+        <w:t xml:space="preserve"> e não é da Franqueadora, o sistema pede para escolher a unidade </w:t>
+      </w:r>
+      <w:r>
+        <w:rPr>
+          <w:b/>
+          <w:bCs/>
+          <w:color w:val="23293D"/>
+          <w:sz w:val="21"/>
+          <w:szCs w:val="21"/>
+        </w:rPr>
+        <w:t xml:space="preserve">antes</w:t>
+      </w:r>
+      <w:r>
+        <w:rPr>
+          <w:color w:val="23293D"/>
+          <w:sz w:val="21"/>
+          <w:szCs w:val="21"/>
+        </w:rPr>
+        <w:t xml:space="preserve"> de mostrar qualquer tela (evidência: </w:t>
+      </w:r>
+      <w:r>
+        <w:rPr>
+          <w:rFonts w:ascii="Consolas" w:cs="Consolas" w:eastAsia="Consolas" w:hAnsi="Consolas"/>
+          <w:color w:val="1F3253"/>
+          <w:sz w:val="19"/>
+          <w:szCs w:val="19"/>
+          <w:shd w:fill="EFEDE6" w:color="auto" w:val="clear"/>
+        </w:rPr>
+        <w:t xml:space="preserve">layout.tsx</w:t>
+      </w:r>
+      <w:r>
+        <w:rPr>
+          <w:color w:val="23293D"/>
+          <w:sz w:val="21"/>
+          <w:szCs w:val="21"/>
+        </w:rPr>
+        <w:t xml:space="preserve">, </w:t>
+      </w:r>
+      <w:r>
+        <w:rPr>
+          <w:rFonts w:ascii="Consolas" w:cs="Consolas" w:eastAsia="Consolas" w:hAnsi="Consolas"/>
+          <w:color w:val="1F3253"/>
+          <w:sz w:val="19"/>
+          <w:szCs w:val="19"/>
+          <w:shd w:fill="EFEDE6" w:color="auto" w:val="clear"/>
+        </w:rPr>
+        <w:t xml:space="preserve">ChooseClinicWelcome</w:t>
+      </w:r>
+      <w:r>
+        <w:rPr>
+          <w:color w:val="23293D"/>
+          <w:sz w:val="21"/>
+          <w:szCs w:val="21"/>
+        </w:rPr>
+        <w:t xml:space="preserve">).</w:t>
+      </w:r>
+    </w:p>
+    <w:p>
+      <w:pPr>
+        <w:pStyle w:val="ListParagraph"/>
+        <w:numPr>
+          <w:ilvl w:val="0"/>
+          <w:numId w:val="29"/>
+        </w:numPr>
+        <w:spacing w:after="80" w:line="270"/>
+      </w:pPr>
+      <w:r>
+        <w:rPr>
+          <w:b/>
+          <w:bCs/>
+          <w:color w:val="23293D"/>
+          <w:sz w:val="21"/>
+          <w:szCs w:val="21"/>
+        </w:rPr>
+        <w:t xml:space="preserve">Resultado:</w:t>
+      </w:r>
+      <w:r>
+        <w:rPr>
+          <w:color w:val="23293D"/>
+          <w:sz w:val="21"/>
+          <w:szCs w:val="21"/>
+        </w:rPr>
+        <w:t xml:space="preserve"> você cai na tela Início.</w:t>
+      </w:r>
+    </w:p>
+    <w:p>
+      <w:pPr>
+        <w:spacing w:after="140" w:line="280"/>
+      </w:pPr>
+      <w:r>
+        <w:rPr>
+          <w:b/>
+          <w:bCs/>
+          <w:color w:val="23293D"/>
+          <w:sz w:val="21"/>
+          <w:szCs w:val="21"/>
+        </w:rPr>
+        <w:t xml:space="preserve">Erros possíveis:</w:t>
+      </w:r>
+      <w:r>
+        <w:rPr>
+          <w:color w:val="23293D"/>
+          <w:sz w:val="21"/>
+          <w:szCs w:val="21"/>
+        </w:rPr>
+        <w:t xml:space="preserve"> ver </w:t>
+      </w:r>
+      <w:r>
+        <w:rPr>
+          <w:color w:val="1F3253"/>
+          <w:sz w:val="21"/>
+          <w:szCs w:val="21"/>
+        </w:rPr>
+        <w:t xml:space="preserve">seção 9</w:t>
+      </w:r>
+      <w:r>
+        <w:rPr>
+          <w:color w:val="23293D"/>
+          <w:sz w:val="21"/>
+          <w:szCs w:val="21"/>
+        </w:rPr>
+        <w:t xml:space="preserve">.</w:t>
+      </w:r>
+    </w:p>
+    <w:p>
+      <w:pPr>
+        <w:pStyle w:val="Heading2"/>
+      </w:pPr>
+      <w:r>
+        <w:rPr>
+          <w:color w:val="1F3253"/>
+        </w:rPr>
+        <w:t xml:space="preserve">Fluxo 2 — Do cadastro ao fechamento (a jornada completa)</w:t>
+      </w:r>
+    </w:p>
+    <w:p>
+      <w:pPr>
+        <w:spacing w:after="140" w:line="280"/>
+      </w:pPr>
+      <w:r>
+        <w:rPr>
+          <w:b/>
+          <w:bCs/>
+          <w:color w:val="23293D"/>
+          <w:sz w:val="21"/>
+          <w:szCs w:val="21"/>
+        </w:rPr>
+        <w:t xml:space="preserve">Papéis:</w:t>
+      </w:r>
+      <w:r>
+        <w:rPr>
+          <w:color w:val="23293D"/>
+          <w:sz w:val="21"/>
+          <w:szCs w:val="21"/>
+        </w:rPr>
+        <w:t xml:space="preserve"> cinco pessoas diferentes. </w:t>
+      </w:r>
+      <w:r>
+        <w:rPr>
+          <w:b/>
+          <w:bCs/>
+          <w:color w:val="23293D"/>
+          <w:sz w:val="21"/>
+          <w:szCs w:val="21"/>
+        </w:rPr>
+        <w:t xml:space="preserve">Este é o fluxo central do sistema.</w:t>
       </w:r>
     </w:p>
     <w:p>
@@ -20635,11 +21304,39 @@
       </w:pPr>
       <w:r>
         <w:rPr>
-          <w:color w:val="23293D"/>
-          <w:sz w:val="21"/>
-          <w:szCs w:val="21"/>
-        </w:rPr>
-        <w:t xml:space="preserve">Informe e-mail e senha.</w:t>
+          <w:b/>
+          <w:bCs/>
+          <w:color w:val="23293D"/>
+          <w:sz w:val="21"/>
+          <w:szCs w:val="21"/>
+        </w:rPr>
+        <w:t xml:space="preserve">Recepção</w:t>
+      </w:r>
+      <w:r>
+        <w:rPr>
+          <w:color w:val="23293D"/>
+          <w:sz w:val="21"/>
+          <w:szCs w:val="21"/>
+        </w:rPr>
+        <w:t xml:space="preserve"> cadastra o paciente → nasce na </w:t>
+      </w:r>
+      <w:r>
+        <w:rPr>
+          <w:b/>
+          <w:bCs/>
+          <w:color w:val="23293D"/>
+          <w:sz w:val="21"/>
+          <w:szCs w:val="21"/>
+        </w:rPr>
+        <w:t xml:space="preserve">Aquisição</w:t>
+      </w:r>
+      <w:r>
+        <w:rPr>
+          <w:color w:val="23293D"/>
+          <w:sz w:val="21"/>
+          <w:szCs w:val="21"/>
+        </w:rPr>
+        <w:t xml:space="preserve">.</w:t>
       </w:r>
     </w:p>
     <w:p>
@@ -20659,69 +21356,33 @@
           <w:sz w:val="21"/>
           <w:szCs w:val="21"/>
         </w:rPr>
-        <w:t xml:space="preserve">Se você tem acesso a mais de uma unidade</w:t>
-      </w:r>
-      <w:r>
-        <w:rPr>
-          <w:color w:val="23293D"/>
-          <w:sz w:val="21"/>
-          <w:szCs w:val="21"/>
-        </w:rPr>
-        <w:t xml:space="preserve"> e não é da Franqueadora, o sistema pede para escolher a unidade </w:t>
-      </w:r>
-      <w:r>
-        <w:rPr>
-          <w:b/>
-          <w:bCs/>
-          <w:color w:val="23293D"/>
-          <w:sz w:val="21"/>
-          <w:szCs w:val="21"/>
-        </w:rPr>
-        <w:t xml:space="preserve">antes</w:t>
-      </w:r>
-      <w:r>
-        <w:rPr>
-          <w:color w:val="23293D"/>
-          <w:sz w:val="21"/>
-          <w:szCs w:val="21"/>
-        </w:rPr>
-        <w:t xml:space="preserve"> de mostrar qualquer tela (evidência: </w:t>
-      </w:r>
-      <w:r>
-        <w:rPr>
-          <w:rFonts w:ascii="Consolas" w:cs="Consolas" w:eastAsia="Consolas" w:hAnsi="Consolas"/>
-          <w:color w:val="1F3253"/>
-          <w:sz w:val="19"/>
-          <w:szCs w:val="19"/>
-          <w:shd w:fill="EFEDE6" w:color="auto" w:val="clear"/>
-        </w:rPr>
-        <w:t xml:space="preserve">layout.tsx</w:t>
-      </w:r>
-      <w:r>
-        <w:rPr>
-          <w:color w:val="23293D"/>
-          <w:sz w:val="21"/>
-          <w:szCs w:val="21"/>
-        </w:rPr>
-        <w:t xml:space="preserve">, </w:t>
-      </w:r>
-      <w:r>
-        <w:rPr>
-          <w:rFonts w:ascii="Consolas" w:cs="Consolas" w:eastAsia="Consolas" w:hAnsi="Consolas"/>
-          <w:color w:val="1F3253"/>
-          <w:sz w:val="19"/>
-          <w:szCs w:val="19"/>
-          <w:shd w:fill="EFEDE6" w:color="auto" w:val="clear"/>
-        </w:rPr>
-        <w:t xml:space="preserve">ChooseClinicWelcome</w:t>
-      </w:r>
-      <w:r>
-        <w:rPr>
-          <w:color w:val="23293D"/>
-          <w:sz w:val="21"/>
-          <w:szCs w:val="21"/>
-        </w:rPr>
-        <w:t xml:space="preserve">).</w:t>
+        <w:t xml:space="preserve">Recepção</w:t>
+      </w:r>
+      <w:r>
+        <w:rPr>
+          <w:color w:val="23293D"/>
+          <w:sz w:val="21"/>
+          <w:szCs w:val="21"/>
+        </w:rPr>
+        <w:t xml:space="preserve"> move para </w:t>
+      </w:r>
+      <w:r>
+        <w:rPr>
+          <w:b/>
+          <w:bCs/>
+          <w:color w:val="23293D"/>
+          <w:sz w:val="21"/>
+          <w:szCs w:val="21"/>
+        </w:rPr>
+        <w:t xml:space="preserve">Conversão Clínica</w:t>
+      </w:r>
+      <w:r>
+        <w:rPr>
+          <w:color w:val="23293D"/>
+          <w:sz w:val="21"/>
+          <w:szCs w:val="21"/>
+        </w:rPr>
+        <w:t xml:space="preserve">.</w:t>
       </w:r>
     </w:p>
     <w:p>
@@ -20741,15 +21402,363 @@
           <w:sz w:val="21"/>
           <w:szCs w:val="21"/>
         </w:rPr>
-        <w:t xml:space="preserve">Resultado:</w:t>
-      </w:r>
-      <w:r>
-        <w:rPr>
-          <w:color w:val="23293D"/>
-          <w:sz w:val="21"/>
-          <w:szCs w:val="21"/>
-        </w:rPr>
-        <w:t xml:space="preserve"> você cai na tela Início.</w:t>
+        <w:t xml:space="preserve">Coordenador</w:t>
+      </w:r>
+      <w:r>
+        <w:rPr>
+          <w:color w:val="23293D"/>
+          <w:sz w:val="21"/>
+          <w:szCs w:val="21"/>
+        </w:rPr>
+        <w:t xml:space="preserve"> registra consentimento → anamnese → fotos → </w:t>
+      </w:r>
+      <w:r>
+        <w:rPr>
+          <w:b/>
+          <w:bCs/>
+          <w:color w:val="23293D"/>
+          <w:sz w:val="21"/>
+          <w:szCs w:val="21"/>
+        </w:rPr>
+        <w:t xml:space="preserve">Enviar ao Centro de Planejamento</w:t>
+      </w:r>
+      <w:r>
+        <w:rPr>
+          <w:color w:val="23293D"/>
+          <w:sz w:val="21"/>
+          <w:szCs w:val="21"/>
+        </w:rPr>
+        <w:t xml:space="preserve"> → paciente vai para a </w:t>
+      </w:r>
+      <w:r>
+        <w:rPr>
+          <w:b/>
+          <w:bCs/>
+          <w:color w:val="23293D"/>
+          <w:sz w:val="21"/>
+          <w:szCs w:val="21"/>
+        </w:rPr>
+        <w:t xml:space="preserve">Fase 3</w:t>
+      </w:r>
+      <w:r>
+        <w:rPr>
+          <w:color w:val="23293D"/>
+          <w:sz w:val="21"/>
+          <w:szCs w:val="21"/>
+        </w:rPr>
+        <w:t xml:space="preserve">.</w:t>
+      </w:r>
+    </w:p>
+    <w:p>
+      <w:pPr>
+        <w:pStyle w:val="ListParagraph"/>
+        <w:numPr>
+          <w:ilvl w:val="0"/>
+          <w:numId w:val="30"/>
+        </w:numPr>
+        <w:spacing w:after="80" w:line="270"/>
+      </w:pPr>
+      <w:r>
+        <w:rPr>
+          <w:b/>
+          <w:bCs/>
+          <w:color w:val="23293D"/>
+          <w:sz w:val="21"/>
+          <w:szCs w:val="21"/>
+        </w:rPr>
+        <w:t xml:space="preserve">Planner</w:t>
+      </w:r>
+      <w:r>
+        <w:rPr>
+          <w:color w:val="23293D"/>
+          <w:sz w:val="21"/>
+          <w:szCs w:val="21"/>
+        </w:rPr>
+        <w:t xml:space="preserve"> monta plano + orçamento + pilar → </w:t>
+      </w:r>
+      <w:r>
+        <w:rPr>
+          <w:b/>
+          <w:bCs/>
+          <w:color w:val="23293D"/>
+          <w:sz w:val="21"/>
+          <w:szCs w:val="21"/>
+        </w:rPr>
+        <w:t xml:space="preserve">Enviar para aprovação</w:t>
+      </w:r>
+      <w:r>
+        <w:rPr>
+          <w:color w:val="23293D"/>
+          <w:sz w:val="21"/>
+          <w:szCs w:val="21"/>
+        </w:rPr>
+        <w:t xml:space="preserve">.</w:t>
+      </w:r>
+    </w:p>
+    <w:p>
+      <w:pPr>
+        <w:pStyle w:val="ListParagraph"/>
+        <w:numPr>
+          <w:ilvl w:val="0"/>
+          <w:numId w:val="30"/>
+        </w:numPr>
+        <w:spacing w:after="80" w:line="270"/>
+      </w:pPr>
+      <w:r>
+        <w:rPr>
+          <w:b/>
+          <w:bCs/>
+          <w:color w:val="23293D"/>
+          <w:sz w:val="21"/>
+          <w:szCs w:val="21"/>
+        </w:rPr>
+        <w:t xml:space="preserve">Coordenador</w:t>
+      </w:r>
+      <w:r>
+        <w:rPr>
+          <w:color w:val="23293D"/>
+          <w:sz w:val="21"/>
+          <w:szCs w:val="21"/>
+        </w:rPr>
+        <w:t xml:space="preserve"> aprova a opção.</w:t>
+      </w:r>
+    </w:p>
+    <w:p>
+      <w:pPr>
+        <w:pStyle w:val="ListParagraph"/>
+        <w:numPr>
+          <w:ilvl w:val="0"/>
+          <w:numId w:val="30"/>
+        </w:numPr>
+        <w:spacing w:after="80" w:line="270"/>
+      </w:pPr>
+      <w:r>
+        <w:rPr>
+          <w:b/>
+          <w:bCs/>
+          <w:color w:val="23293D"/>
+          <w:sz w:val="21"/>
+          <w:szCs w:val="21"/>
+        </w:rPr>
+        <w:t xml:space="preserve">Planner</w:t>
+      </w:r>
+      <w:r>
+        <w:rPr>
+          <w:color w:val="23293D"/>
+          <w:sz w:val="21"/>
+          <w:szCs w:val="21"/>
+        </w:rPr>
+        <w:t xml:space="preserve"> </w:t>
+      </w:r>
+      <w:r>
+        <w:rPr>
+          <w:b/>
+          <w:bCs/>
+          <w:color w:val="23293D"/>
+          <w:sz w:val="21"/>
+          <w:szCs w:val="21"/>
+        </w:rPr>
+        <w:t xml:space="preserve">Envia ao Comercial</w:t>
+      </w:r>
+      <w:r>
+        <w:rPr>
+          <w:color w:val="23293D"/>
+          <w:sz w:val="21"/>
+          <w:szCs w:val="21"/>
+        </w:rPr>
+        <w:t xml:space="preserve"> → </w:t>
+      </w:r>
+      <w:r>
+        <w:rPr>
+          <w:b/>
+          <w:bCs/>
+          <w:color w:val="23293D"/>
+          <w:sz w:val="21"/>
+          <w:szCs w:val="21"/>
+        </w:rPr>
+        <w:t xml:space="preserve">Fase 4</w:t>
+      </w:r>
+      <w:r>
+        <w:rPr>
+          <w:color w:val="23293D"/>
+          <w:sz w:val="21"/>
+          <w:szCs w:val="21"/>
+        </w:rPr>
+        <w:t xml:space="preserve">.</w:t>
+      </w:r>
+    </w:p>
+    <w:p>
+      <w:pPr>
+        <w:pStyle w:val="ListParagraph"/>
+        <w:numPr>
+          <w:ilvl w:val="0"/>
+          <w:numId w:val="30"/>
+        </w:numPr>
+        <w:spacing w:after="80" w:line="270"/>
+      </w:pPr>
+      <w:r>
+        <w:rPr>
+          <w:b/>
+          <w:bCs/>
+          <w:color w:val="23293D"/>
+          <w:sz w:val="21"/>
+          <w:szCs w:val="21"/>
+        </w:rPr>
+        <w:t xml:space="preserve">Consultor</w:t>
+      </w:r>
+      <w:r>
+        <w:rPr>
+          <w:color w:val="23293D"/>
+          <w:sz w:val="21"/>
+          <w:szCs w:val="21"/>
+        </w:rPr>
+        <w:t xml:space="preserve"> negocia → </w:t>
+      </w:r>
+      <w:r>
+        <w:rPr>
+          <w:b/>
+          <w:bCs/>
+          <w:color w:val="23293D"/>
+          <w:sz w:val="21"/>
+          <w:szCs w:val="21"/>
+        </w:rPr>
+        <w:t xml:space="preserve">Cliente aceitou</w:t>
+      </w:r>
+      <w:r>
+        <w:rPr>
+          <w:color w:val="23293D"/>
+          <w:sz w:val="21"/>
+          <w:szCs w:val="21"/>
+        </w:rPr>
+        <w:t xml:space="preserve"> → marca </w:t>
+      </w:r>
+      <w:r>
+        <w:rPr>
+          <w:b/>
+          <w:bCs/>
+          <w:color w:val="23293D"/>
+          <w:sz w:val="21"/>
+          <w:szCs w:val="21"/>
+        </w:rPr>
+        <w:t xml:space="preserve">Contrato assinado</w:t>
+      </w:r>
+      <w:r>
+        <w:rPr>
+          <w:color w:val="23293D"/>
+          <w:sz w:val="21"/>
+          <w:szCs w:val="21"/>
+        </w:rPr>
+        <w:t xml:space="preserve"> e </w:t>
+      </w:r>
+      <w:r>
+        <w:rPr>
+          <w:b/>
+          <w:bCs/>
+          <w:color w:val="23293D"/>
+          <w:sz w:val="21"/>
+          <w:szCs w:val="21"/>
+        </w:rPr>
+        <w:t xml:space="preserve">Pagamento confirmado</w:t>
+      </w:r>
+      <w:r>
+        <w:rPr>
+          <w:color w:val="23293D"/>
+          <w:sz w:val="21"/>
+          <w:szCs w:val="21"/>
+        </w:rPr>
+        <w:t xml:space="preserve"> → venda fechada → </w:t>
+      </w:r>
+      <w:r>
+        <w:rPr>
+          <w:b/>
+          <w:bCs/>
+          <w:color w:val="23293D"/>
+          <w:sz w:val="21"/>
+          <w:szCs w:val="21"/>
+        </w:rPr>
+        <w:t xml:space="preserve">Fase 5</w:t>
+      </w:r>
+      <w:r>
+        <w:rPr>
+          <w:color w:val="23293D"/>
+          <w:sz w:val="21"/>
+          <w:szCs w:val="21"/>
+        </w:rPr>
+        <w:t xml:space="preserve">.</w:t>
+      </w:r>
+    </w:p>
+    <w:p>
+      <w:pPr>
+        <w:pStyle w:val="ListParagraph"/>
+        <w:numPr>
+          <w:ilvl w:val="0"/>
+          <w:numId w:val="30"/>
+        </w:numPr>
+        <w:spacing w:after="80" w:line="270"/>
+      </w:pPr>
+      <w:r>
+        <w:rPr>
+          <w:b/>
+          <w:bCs/>
+          <w:color w:val="23293D"/>
+          <w:sz w:val="21"/>
+          <w:szCs w:val="21"/>
+        </w:rPr>
+        <w:t xml:space="preserve">Recepção</w:t>
+      </w:r>
+      <w:r>
+        <w:rPr>
+          <w:color w:val="23293D"/>
+          <w:sz w:val="21"/>
+          <w:szCs w:val="21"/>
+        </w:rPr>
+        <w:t xml:space="preserve"> recebe aviso e agenda o início do tratamento.</w:t>
+      </w:r>
+    </w:p>
+    <w:p>
+      <w:pPr>
+        <w:pStyle w:val="ListParagraph"/>
+        <w:numPr>
+          <w:ilvl w:val="0"/>
+          <w:numId w:val="30"/>
+        </w:numPr>
+        <w:spacing w:after="80" w:line="270"/>
+      </w:pPr>
+      <w:r>
+        <w:rPr>
+          <w:b/>
+          <w:bCs/>
+          <w:color w:val="23293D"/>
+          <w:sz w:val="21"/>
+          <w:szCs w:val="21"/>
+        </w:rPr>
+        <w:t xml:space="preserve">Dentista</w:t>
+      </w:r>
+      <w:r>
+        <w:rPr>
+          <w:color w:val="23293D"/>
+          <w:sz w:val="21"/>
+          <w:szCs w:val="21"/>
+        </w:rPr>
+        <w:t xml:space="preserve"> executa, escreve o Desenvolvimento Clínico e conclui → </w:t>
+      </w:r>
+      <w:r>
+        <w:rPr>
+          <w:b/>
+          <w:bCs/>
+          <w:color w:val="23293D"/>
+          <w:sz w:val="21"/>
+          <w:szCs w:val="21"/>
+        </w:rPr>
+        <w:t xml:space="preserve">estoque baixa e repasse é apurado automaticamente</w:t>
+      </w:r>
+      <w:r>
+        <w:rPr>
+          <w:color w:val="23293D"/>
+          <w:sz w:val="21"/>
+          <w:szCs w:val="21"/>
+        </w:rPr>
+        <w:t xml:space="preserve">.</w:t>
       </w:r>
     </w:p>
     <w:p>
@@ -20764,31 +21773,110 @@
           <w:sz w:val="21"/>
           <w:szCs w:val="21"/>
         </w:rPr>
-        <w:t xml:space="preserve">Erros possíveis:</w:t>
-      </w:r>
-      <w:r>
-        <w:rPr>
-          <w:color w:val="23293D"/>
-          <w:sz w:val="21"/>
-          <w:szCs w:val="21"/>
-        </w:rPr>
-        <w:t xml:space="preserve"> ver </w:t>
-      </w:r>
-      <w:r>
-        <w:rPr>
+        <w:t xml:space="preserve">Evidência:</w:t>
+      </w:r>
+      <w:r>
+        <w:rPr>
+          <w:color w:val="23293D"/>
+          <w:sz w:val="21"/>
+          <w:szCs w:val="21"/>
+        </w:rPr>
+        <w:t xml:space="preserve"> este fluxo está coberto por teste automatizado ponta a ponta (</w:t>
+      </w:r>
+      <w:r>
+        <w:rPr>
+          <w:rFonts w:ascii="Consolas" w:cs="Consolas" w:eastAsia="Consolas" w:hAnsi="Consolas"/>
           <w:color w:val="1F3253"/>
-          <w:sz w:val="21"/>
-          <w:szCs w:val="21"/>
-        </w:rPr>
-        <w:t xml:space="preserve">seção 9</w:t>
-      </w:r>
-      <w:r>
-        <w:rPr>
-          <w:color w:val="23293D"/>
-          <w:sz w:val="21"/>
-          <w:szCs w:val="21"/>
-        </w:rPr>
-        <w:t xml:space="preserve">.</w:t>
+          <w:sz w:val="19"/>
+          <w:szCs w:val="19"/>
+          <w:shd w:fill="EFEDE6" w:color="auto" w:val="clear"/>
+        </w:rPr>
+        <w:t xml:space="preserve">e2e/01-jornada.spec.ts</w:t>
+      </w:r>
+      <w:r>
+        <w:rPr>
+          <w:color w:val="23293D"/>
+          <w:sz w:val="21"/>
+          <w:szCs w:val="21"/>
+        </w:rPr>
+        <w:t xml:space="preserve"> a </w:t>
+      </w:r>
+      <w:r>
+        <w:rPr>
+          <w:rFonts w:ascii="Consolas" w:cs="Consolas" w:eastAsia="Consolas" w:hAnsi="Consolas"/>
+          <w:color w:val="1F3253"/>
+          <w:sz w:val="19"/>
+          <w:szCs w:val="19"/>
+          <w:shd w:fill="EFEDE6" w:color="auto" w:val="clear"/>
+        </w:rPr>
+        <w:t xml:space="preserve">e2e/10-estoque.spec.ts</w:t>
+      </w:r>
+      <w:r>
+        <w:rPr>
+          <w:color w:val="23293D"/>
+          <w:sz w:val="21"/>
+          <w:szCs w:val="21"/>
+        </w:rPr>
+        <w:t xml:space="preserve">), o que confirma que cada passo funciona como descrito.</w:t>
+      </w:r>
+    </w:p>
+    <w:p>
+      <w:pPr>
+        <w:spacing w:after="140" w:line="280"/>
+      </w:pPr>
+      <w:r>
+        <w:rPr>
+          <w:b/>
+          <w:bCs/>
+          <w:color w:val="23293D"/>
+          <w:sz w:val="21"/>
+          <w:szCs w:val="21"/>
+        </w:rPr>
+        <w:t xml:space="preserve">Pontos de decisão:</w:t>
+      </w:r>
+      <w:r>
+        <w:rPr>
+          <w:color w:val="23293D"/>
+          <w:sz w:val="21"/>
+          <w:szCs w:val="21"/>
+        </w:rPr>
+        <w:t xml:space="preserve"> o Coordenador pode </w:t>
+      </w:r>
+      <w:r>
+        <w:rPr>
+          <w:b/>
+          <w:bCs/>
+          <w:color w:val="23293D"/>
+          <w:sz w:val="21"/>
+          <w:szCs w:val="21"/>
+        </w:rPr>
+        <w:t xml:space="preserve">reprovar</w:t>
+      </w:r>
+      <w:r>
+        <w:rPr>
+          <w:color w:val="23293D"/>
+          <w:sz w:val="21"/>
+          <w:szCs w:val="21"/>
+        </w:rPr>
+        <w:t xml:space="preserve"> (volta ao Planner com orientações); o cliente pode </w:t>
+      </w:r>
+      <w:r>
+        <w:rPr>
+          <w:b/>
+          <w:bCs/>
+          <w:color w:val="23293D"/>
+          <w:sz w:val="21"/>
+          <w:szCs w:val="21"/>
+        </w:rPr>
+        <w:t xml:space="preserve">não aceitar</w:t>
+      </w:r>
+      <w:r>
+        <w:rPr>
+          <w:color w:val="23293D"/>
+          <w:sz w:val="21"/>
+          <w:szCs w:val="21"/>
+        </w:rPr>
+        <w:t xml:space="preserve"> (vai para follow-up).</w:t>
       </w:r>
     </w:p>
     <w:p>
@@ -20799,7 +21887,7 @@
         <w:rPr>
           <w:color w:val="1F3253"/>
         </w:rPr>
-        <w:t xml:space="preserve">Fluxo 2 — Do cadastro ao fechamento (a jornada completa)</w:t>
+        <w:t xml:space="preserve">Fluxo 3 — Encerrar a sessão</w:t>
       </w:r>
     </w:p>
     <w:p>
@@ -20808,6 +21896,48 @@
       </w:pPr>
       <w:r>
         <w:rPr>
+          <w:color w:val="23293D"/>
+          <w:sz w:val="21"/>
+          <w:szCs w:val="21"/>
+        </w:rPr>
+        <w:t xml:space="preserve">Botão </w:t>
+      </w:r>
+      <w:r>
+        <w:rPr>
+          <w:b/>
+          <w:bCs/>
+          <w:color w:val="23293D"/>
+          <w:sz w:val="21"/>
+          <w:szCs w:val="21"/>
+        </w:rPr>
+        <w:t xml:space="preserve">Sair</w:t>
+      </w:r>
+      <w:r>
+        <w:rPr>
+          <w:color w:val="23293D"/>
+          <w:sz w:val="21"/>
+          <w:szCs w:val="21"/>
+        </w:rPr>
+        <w:t xml:space="preserve"> no rodapé da barra lateral.</w:t>
+      </w:r>
+    </w:p>
+    <w:p>
+      <w:pPr>
+        <w:pStyle w:val="Heading2"/>
+      </w:pPr>
+      <w:r>
+        <w:rPr>
+          <w:color w:val="1F3253"/>
+        </w:rPr>
+        <w:t xml:space="preserve">Fluxo 4 — O cliente que volta depois de perdido</w:t>
+      </w:r>
+    </w:p>
+    <w:p>
+      <w:pPr>
+        <w:spacing w:after="140" w:line="280"/>
+      </w:pPr>
+      <w:r>
+        <w:rPr>
           <w:b/>
           <w:bCs/>
           <w:color w:val="23293D"/>
@@ -20822,17 +21952,20 @@
           <w:sz w:val="21"/>
           <w:szCs w:val="21"/>
         </w:rPr>
-        <w:t xml:space="preserve"> cinco pessoas diferentes. </w:t>
-      </w:r>
-      <w:r>
-        <w:rPr>
-          <w:b/>
-          <w:bCs/>
-          <w:color w:val="23293D"/>
-          <w:sz w:val="21"/>
-          <w:szCs w:val="21"/>
-        </w:rPr>
-        <w:t xml:space="preserve">Este é o fluxo central do sistema.</w:t>
+        <w:t xml:space="preserve"> Consultor Comercial, Recepção, Coordenador Clínico.</w:t>
+      </w:r>
+    </w:p>
+    <w:p>
+      <w:pPr>
+        <w:spacing w:after="140" w:line="280"/>
+      </w:pPr>
+      <w:r>
+        <w:rPr>
+          <w:color w:val="23293D"/>
+          <w:sz w:val="21"/>
+          <w:szCs w:val="21"/>
+        </w:rPr>
+        <w:t xml:space="preserve">Nem todo cliente que some some para sempre. Este é o caminho de volta.</w:t>
       </w:r>
     </w:p>
     <w:p>
@@ -20852,25 +21985,61 @@
           <w:sz w:val="21"/>
           <w:szCs w:val="21"/>
         </w:rPr>
-        <w:t xml:space="preserve">Recepção</w:t>
-      </w:r>
-      <w:r>
-        <w:rPr>
-          <w:color w:val="23293D"/>
-          <w:sz w:val="21"/>
-          <w:szCs w:val="21"/>
-        </w:rPr>
-        <w:t xml:space="preserve"> cadastra o paciente → nasce na </w:t>
-      </w:r>
-      <w:r>
-        <w:rPr>
-          <w:b/>
-          <w:bCs/>
-          <w:color w:val="23293D"/>
-          <w:sz w:val="21"/>
-          <w:szCs w:val="21"/>
-        </w:rPr>
-        <w:t xml:space="preserve">Aquisição</w:t>
+        <w:t xml:space="preserve">Consultor</w:t>
+      </w:r>
+      <w:r>
+        <w:rPr>
+          <w:color w:val="23293D"/>
+          <w:sz w:val="21"/>
+          <w:szCs w:val="21"/>
+        </w:rPr>
+        <w:t xml:space="preserve"> marca </w:t>
+      </w:r>
+      <w:r>
+        <w:rPr>
+          <w:b/>
+          <w:bCs/>
+          <w:color w:val="23293D"/>
+          <w:sz w:val="21"/>
+          <w:szCs w:val="21"/>
+        </w:rPr>
+        <w:t xml:space="preserve">perdido</w:t>
+      </w:r>
+      <w:r>
+        <w:rPr>
+          <w:color w:val="23293D"/>
+          <w:sz w:val="21"/>
+          <w:szCs w:val="21"/>
+        </w:rPr>
+        <w:t xml:space="preserve"> (ou cancelado), com o motivo. O sistema move o cliente para o </w:t>
+      </w:r>
+      <w:r>
+        <w:rPr>
+          <w:b/>
+          <w:bCs/>
+          <w:color w:val="23293D"/>
+          <w:sz w:val="21"/>
+          <w:szCs w:val="21"/>
+        </w:rPr>
+        <w:t xml:space="preserve">Acompanhamento (Fase 7)</w:t>
+      </w:r>
+      <w:r>
+        <w:rPr>
+          <w:color w:val="23293D"/>
+          <w:sz w:val="21"/>
+          <w:szCs w:val="21"/>
+        </w:rPr>
+        <w:t xml:space="preserve"> e o marca como </w:t>
+      </w:r>
+      <w:r>
+        <w:rPr>
+          <w:b/>
+          <w:bCs/>
+          <w:color w:val="23293D"/>
+          <w:sz w:val="21"/>
+          <w:szCs w:val="21"/>
+        </w:rPr>
+        <w:t xml:space="preserve">inativo</w:t>
       </w:r>
       <w:r>
         <w:rPr>
@@ -20892,39 +22061,65 @@
       </w:pPr>
       <w:r>
         <w:rPr>
-          <w:b/>
-          <w:bCs/>
-          <w:color w:val="23293D"/>
-          <w:sz w:val="21"/>
-          <w:szCs w:val="21"/>
-        </w:rPr>
-        <w:t xml:space="preserve">Recepção</w:t>
-      </w:r>
-      <w:r>
-        <w:rPr>
-          <w:color w:val="23293D"/>
-          <w:sz w:val="21"/>
-          <w:szCs w:val="21"/>
-        </w:rPr>
-        <w:t xml:space="preserve"> move para </w:t>
-      </w:r>
-      <w:r>
-        <w:rPr>
-          <w:b/>
-          <w:bCs/>
-          <w:color w:val="23293D"/>
-          <w:sz w:val="21"/>
-          <w:szCs w:val="21"/>
-        </w:rPr>
-        <w:t xml:space="preserve">Conversão Clínica</w:t>
-      </w:r>
-      <w:r>
-        <w:rPr>
-          <w:color w:val="23293D"/>
-          <w:sz w:val="21"/>
-          <w:szCs w:val="21"/>
-        </w:rPr>
-        <w:t xml:space="preserve">.</w:t>
+          <w:color w:val="23293D"/>
+          <w:sz w:val="21"/>
+          <w:szCs w:val="21"/>
+        </w:rPr>
+        <w:t xml:space="preserve">Meses depois, </w:t>
+      </w:r>
+      <w:r>
+        <w:rPr>
+          <w:b/>
+          <w:bCs/>
+          <w:color w:val="23293D"/>
+          <w:sz w:val="21"/>
+          <w:szCs w:val="21"/>
+        </w:rPr>
+        <w:t xml:space="preserve">o cliente liga</w:t>
+      </w:r>
+      <w:r>
+        <w:rPr>
+          <w:color w:val="23293D"/>
+          <w:sz w:val="21"/>
+          <w:szCs w:val="21"/>
+        </w:rPr>
+        <w:t xml:space="preserve">. A </w:t>
+      </w:r>
+      <w:r>
+        <w:rPr>
+          <w:b/>
+          <w:bCs/>
+          <w:color w:val="23293D"/>
+          <w:sz w:val="21"/>
+          <w:szCs w:val="21"/>
+        </w:rPr>
+        <w:t xml:space="preserve">recepção</w:t>
+      </w:r>
+      <w:r>
+        <w:rPr>
+          <w:color w:val="23293D"/>
+          <w:sz w:val="21"/>
+          <w:szCs w:val="21"/>
+        </w:rPr>
+        <w:t xml:space="preserve"> agenda uma </w:t>
+      </w:r>
+      <w:r>
+        <w:rPr>
+          <w:b/>
+          <w:bCs/>
+          <w:color w:val="23293D"/>
+          <w:sz w:val="21"/>
+          <w:szCs w:val="21"/>
+        </w:rPr>
+        <w:t xml:space="preserve">Reavaliação</w:t>
+      </w:r>
+      <w:r>
+        <w:rPr>
+          <w:color w:val="23293D"/>
+          <w:sz w:val="21"/>
+          <w:szCs w:val="21"/>
+        </w:rPr>
+        <w:t xml:space="preserve"> — que é um tipo disponível na Fase 7.</w:t>
       </w:r>
     </w:p>
     <w:p>
@@ -20938,49 +22133,75 @@
       </w:pPr>
       <w:r>
         <w:rPr>
-          <w:b/>
-          <w:bCs/>
-          <w:color w:val="23293D"/>
-          <w:sz w:val="21"/>
-          <w:szCs w:val="21"/>
-        </w:rPr>
-        <w:t xml:space="preserve">Coordenador</w:t>
-      </w:r>
-      <w:r>
-        <w:rPr>
-          <w:color w:val="23293D"/>
-          <w:sz w:val="21"/>
-          <w:szCs w:val="21"/>
-        </w:rPr>
-        <w:t xml:space="preserve"> registra consentimento → anamnese → fotos → </w:t>
-      </w:r>
-      <w:r>
-        <w:rPr>
-          <w:b/>
-          <w:bCs/>
-          <w:color w:val="23293D"/>
-          <w:sz w:val="21"/>
-          <w:szCs w:val="21"/>
-        </w:rPr>
-        <w:t xml:space="preserve">Enviar ao Centro de Planejamento</w:t>
-      </w:r>
-      <w:r>
-        <w:rPr>
-          <w:color w:val="23293D"/>
-          <w:sz w:val="21"/>
-          <w:szCs w:val="21"/>
-        </w:rPr>
-        <w:t xml:space="preserve"> → paciente vai para a </w:t>
-      </w:r>
-      <w:r>
-        <w:rPr>
-          <w:b/>
-          <w:bCs/>
-          <w:color w:val="23293D"/>
-          <w:sz w:val="21"/>
-          <w:szCs w:val="21"/>
-        </w:rPr>
-        <w:t xml:space="preserve">Fase 3</w:t>
+          <w:color w:val="23293D"/>
+          <w:sz w:val="21"/>
+          <w:szCs w:val="21"/>
+        </w:rPr>
+        <w:t xml:space="preserve">O cliente </w:t>
+      </w:r>
+      <w:r>
+        <w:rPr>
+          <w:b/>
+          <w:bCs/>
+          <w:color w:val="23293D"/>
+          <w:sz w:val="21"/>
+          <w:szCs w:val="21"/>
+        </w:rPr>
+        <w:t xml:space="preserve">comparece</w:t>
+      </w:r>
+      <w:r>
+        <w:rPr>
+          <w:color w:val="23293D"/>
+          <w:sz w:val="21"/>
+          <w:szCs w:val="21"/>
+        </w:rPr>
+        <w:t xml:space="preserve">, e o </w:t>
+      </w:r>
+      <w:r>
+        <w:rPr>
+          <w:b/>
+          <w:bCs/>
+          <w:color w:val="23293D"/>
+          <w:sz w:val="21"/>
+          <w:szCs w:val="21"/>
+        </w:rPr>
+        <w:t xml:space="preserve">check-in sozinho</w:t>
+      </w:r>
+      <w:r>
+        <w:rPr>
+          <w:color w:val="23293D"/>
+          <w:sz w:val="21"/>
+          <w:szCs w:val="21"/>
+        </w:rPr>
+        <w:t xml:space="preserve"> o leva para a </w:t>
+      </w:r>
+      <w:r>
+        <w:rPr>
+          <w:b/>
+          <w:bCs/>
+          <w:color w:val="23293D"/>
+          <w:sz w:val="21"/>
+          <w:szCs w:val="21"/>
+        </w:rPr>
+        <w:t xml:space="preserve">Reavaliação (Fase 6)</w:t>
+      </w:r>
+      <w:r>
+        <w:rPr>
+          <w:color w:val="23293D"/>
+          <w:sz w:val="21"/>
+          <w:szCs w:val="21"/>
+        </w:rPr>
+        <w:t xml:space="preserve">. No mesmo instante ele volta a ser </w:t>
+      </w:r>
+      <w:r>
+        <w:rPr>
+          <w:b/>
+          <w:bCs/>
+          <w:color w:val="23293D"/>
+          <w:sz w:val="21"/>
+          <w:szCs w:val="21"/>
+        </w:rPr>
+        <w:t xml:space="preserve">ativo</w:t>
       </w:r>
       <w:r>
         <w:rPr>
@@ -21008,25 +22229,25 @@
           <w:sz w:val="21"/>
           <w:szCs w:val="21"/>
         </w:rPr>
-        <w:t xml:space="preserve">Planner</w:t>
-      </w:r>
-      <w:r>
-        <w:rPr>
-          <w:color w:val="23293D"/>
-          <w:sz w:val="21"/>
-          <w:szCs w:val="21"/>
-        </w:rPr>
-        <w:t xml:space="preserve"> monta plano + orçamento + pilar → </w:t>
-      </w:r>
-      <w:r>
-        <w:rPr>
-          <w:b/>
-          <w:bCs/>
-          <w:color w:val="23293D"/>
-          <w:sz w:val="21"/>
-          <w:szCs w:val="21"/>
-        </w:rPr>
-        <w:t xml:space="preserve">Enviar para aprovação</w:t>
+        <w:t xml:space="preserve">Coordenador</w:t>
+      </w:r>
+      <w:r>
+        <w:rPr>
+          <w:color w:val="23293D"/>
+          <w:sz w:val="21"/>
+          <w:szCs w:val="21"/>
+        </w:rPr>
+        <w:t xml:space="preserve"> reavalia e envia ao </w:t>
+      </w:r>
+      <w:r>
+        <w:rPr>
+          <w:b/>
+          <w:bCs/>
+          <w:color w:val="23293D"/>
+          <w:sz w:val="21"/>
+          <w:szCs w:val="21"/>
+        </w:rPr>
+        <w:t xml:space="preserve">Centro de Planejamento</w:t>
       </w:r>
       <w:r>
         <w:rPr>
@@ -21048,21 +22269,29 @@
       </w:pPr>
       <w:r>
         <w:rPr>
-          <w:b/>
-          <w:bCs/>
-          <w:color w:val="23293D"/>
-          <w:sz w:val="21"/>
-          <w:szCs w:val="21"/>
-        </w:rPr>
-        <w:t xml:space="preserve">Coordenador</w:t>
-      </w:r>
-      <w:r>
-        <w:rPr>
-          <w:color w:val="23293D"/>
-          <w:sz w:val="21"/>
-          <w:szCs w:val="21"/>
-        </w:rPr>
-        <w:t xml:space="preserve"> aprova a opção.</w:t>
+          <w:color w:val="23293D"/>
+          <w:sz w:val="21"/>
+          <w:szCs w:val="21"/>
+        </w:rPr>
+        <w:t xml:space="preserve">Novo plano, nova aprovação, e o cliente </w:t>
+      </w:r>
+      <w:r>
+        <w:rPr>
+          <w:b/>
+          <w:bCs/>
+          <w:color w:val="23293D"/>
+          <w:sz w:val="21"/>
+          <w:szCs w:val="21"/>
+        </w:rPr>
+        <w:t xml:space="preserve">volta ao Comercial</w:t>
+      </w:r>
+      <w:r>
+        <w:rPr>
+          <w:color w:val="23293D"/>
+          <w:sz w:val="21"/>
+          <w:szCs w:val="21"/>
+        </w:rPr>
+        <w:t xml:space="preserve"> — agora com um orçamento que reflete a boca dele hoje, não a de um ano atrás.</w:t>
       </w:r>
     </w:p>
     <w:p>
@@ -21071,777 +22300,6 @@
         <w:numPr>
           <w:ilvl w:val="0"/>
           <w:numId w:val="31"/>
-        </w:numPr>
-        <w:spacing w:after="80" w:line="270"/>
-      </w:pPr>
-      <w:r>
-        <w:rPr>
-          <w:b/>
-          <w:bCs/>
-          <w:color w:val="23293D"/>
-          <w:sz w:val="21"/>
-          <w:szCs w:val="21"/>
-        </w:rPr>
-        <w:t xml:space="preserve">Planner</w:t>
-      </w:r>
-      <w:r>
-        <w:rPr>
-          <w:color w:val="23293D"/>
-          <w:sz w:val="21"/>
-          <w:szCs w:val="21"/>
-        </w:rPr>
-        <w:t xml:space="preserve"> </w:t>
-      </w:r>
-      <w:r>
-        <w:rPr>
-          <w:b/>
-          <w:bCs/>
-          <w:color w:val="23293D"/>
-          <w:sz w:val="21"/>
-          <w:szCs w:val="21"/>
-        </w:rPr>
-        <w:t xml:space="preserve">Envia ao Comercial</w:t>
-      </w:r>
-      <w:r>
-        <w:rPr>
-          <w:color w:val="23293D"/>
-          <w:sz w:val="21"/>
-          <w:szCs w:val="21"/>
-        </w:rPr>
-        <w:t xml:space="preserve"> → </w:t>
-      </w:r>
-      <w:r>
-        <w:rPr>
-          <w:b/>
-          <w:bCs/>
-          <w:color w:val="23293D"/>
-          <w:sz w:val="21"/>
-          <w:szCs w:val="21"/>
-        </w:rPr>
-        <w:t xml:space="preserve">Fase 4</w:t>
-      </w:r>
-      <w:r>
-        <w:rPr>
-          <w:color w:val="23293D"/>
-          <w:sz w:val="21"/>
-          <w:szCs w:val="21"/>
-        </w:rPr>
-        <w:t xml:space="preserve">.</w:t>
-      </w:r>
-    </w:p>
-    <w:p>
-      <w:pPr>
-        <w:pStyle w:val="ListParagraph"/>
-        <w:numPr>
-          <w:ilvl w:val="0"/>
-          <w:numId w:val="31"/>
-        </w:numPr>
-        <w:spacing w:after="80" w:line="270"/>
-      </w:pPr>
-      <w:r>
-        <w:rPr>
-          <w:b/>
-          <w:bCs/>
-          <w:color w:val="23293D"/>
-          <w:sz w:val="21"/>
-          <w:szCs w:val="21"/>
-        </w:rPr>
-        <w:t xml:space="preserve">Consultor</w:t>
-      </w:r>
-      <w:r>
-        <w:rPr>
-          <w:color w:val="23293D"/>
-          <w:sz w:val="21"/>
-          <w:szCs w:val="21"/>
-        </w:rPr>
-        <w:t xml:space="preserve"> negocia → </w:t>
-      </w:r>
-      <w:r>
-        <w:rPr>
-          <w:b/>
-          <w:bCs/>
-          <w:color w:val="23293D"/>
-          <w:sz w:val="21"/>
-          <w:szCs w:val="21"/>
-        </w:rPr>
-        <w:t xml:space="preserve">Cliente aceitou</w:t>
-      </w:r>
-      <w:r>
-        <w:rPr>
-          <w:color w:val="23293D"/>
-          <w:sz w:val="21"/>
-          <w:szCs w:val="21"/>
-        </w:rPr>
-        <w:t xml:space="preserve"> → marca </w:t>
-      </w:r>
-      <w:r>
-        <w:rPr>
-          <w:b/>
-          <w:bCs/>
-          <w:color w:val="23293D"/>
-          <w:sz w:val="21"/>
-          <w:szCs w:val="21"/>
-        </w:rPr>
-        <w:t xml:space="preserve">Contrato assinado</w:t>
-      </w:r>
-      <w:r>
-        <w:rPr>
-          <w:color w:val="23293D"/>
-          <w:sz w:val="21"/>
-          <w:szCs w:val="21"/>
-        </w:rPr>
-        <w:t xml:space="preserve"> e </w:t>
-      </w:r>
-      <w:r>
-        <w:rPr>
-          <w:b/>
-          <w:bCs/>
-          <w:color w:val="23293D"/>
-          <w:sz w:val="21"/>
-          <w:szCs w:val="21"/>
-        </w:rPr>
-        <w:t xml:space="preserve">Pagamento confirmado</w:t>
-      </w:r>
-      <w:r>
-        <w:rPr>
-          <w:color w:val="23293D"/>
-          <w:sz w:val="21"/>
-          <w:szCs w:val="21"/>
-        </w:rPr>
-        <w:t xml:space="preserve"> → venda fechada → </w:t>
-      </w:r>
-      <w:r>
-        <w:rPr>
-          <w:b/>
-          <w:bCs/>
-          <w:color w:val="23293D"/>
-          <w:sz w:val="21"/>
-          <w:szCs w:val="21"/>
-        </w:rPr>
-        <w:t xml:space="preserve">Fase 5</w:t>
-      </w:r>
-      <w:r>
-        <w:rPr>
-          <w:color w:val="23293D"/>
-          <w:sz w:val="21"/>
-          <w:szCs w:val="21"/>
-        </w:rPr>
-        <w:t xml:space="preserve">.</w:t>
-      </w:r>
-    </w:p>
-    <w:p>
-      <w:pPr>
-        <w:pStyle w:val="ListParagraph"/>
-        <w:numPr>
-          <w:ilvl w:val="0"/>
-          <w:numId w:val="31"/>
-        </w:numPr>
-        <w:spacing w:after="80" w:line="270"/>
-      </w:pPr>
-      <w:r>
-        <w:rPr>
-          <w:b/>
-          <w:bCs/>
-          <w:color w:val="23293D"/>
-          <w:sz w:val="21"/>
-          <w:szCs w:val="21"/>
-        </w:rPr>
-        <w:t xml:space="preserve">Recepção</w:t>
-      </w:r>
-      <w:r>
-        <w:rPr>
-          <w:color w:val="23293D"/>
-          <w:sz w:val="21"/>
-          <w:szCs w:val="21"/>
-        </w:rPr>
-        <w:t xml:space="preserve"> recebe aviso e agenda o início do tratamento.</w:t>
-      </w:r>
-    </w:p>
-    <w:p>
-      <w:pPr>
-        <w:pStyle w:val="ListParagraph"/>
-        <w:numPr>
-          <w:ilvl w:val="0"/>
-          <w:numId w:val="31"/>
-        </w:numPr>
-        <w:spacing w:after="80" w:line="270"/>
-      </w:pPr>
-      <w:r>
-        <w:rPr>
-          <w:b/>
-          <w:bCs/>
-          <w:color w:val="23293D"/>
-          <w:sz w:val="21"/>
-          <w:szCs w:val="21"/>
-        </w:rPr>
-        <w:t xml:space="preserve">Dentista</w:t>
-      </w:r>
-      <w:r>
-        <w:rPr>
-          <w:color w:val="23293D"/>
-          <w:sz w:val="21"/>
-          <w:szCs w:val="21"/>
-        </w:rPr>
-        <w:t xml:space="preserve"> executa, escreve o Desenvolvimento Clínico e conclui → </w:t>
-      </w:r>
-      <w:r>
-        <w:rPr>
-          <w:b/>
-          <w:bCs/>
-          <w:color w:val="23293D"/>
-          <w:sz w:val="21"/>
-          <w:szCs w:val="21"/>
-        </w:rPr>
-        <w:t xml:space="preserve">estoque baixa e repasse é apurado automaticamente</w:t>
-      </w:r>
-      <w:r>
-        <w:rPr>
-          <w:color w:val="23293D"/>
-          <w:sz w:val="21"/>
-          <w:szCs w:val="21"/>
-        </w:rPr>
-        <w:t xml:space="preserve">.</w:t>
-      </w:r>
-    </w:p>
-    <w:p>
-      <w:pPr>
-        <w:spacing w:after="140" w:line="280"/>
-      </w:pPr>
-      <w:r>
-        <w:rPr>
-          <w:b/>
-          <w:bCs/>
-          <w:color w:val="23293D"/>
-          <w:sz w:val="21"/>
-          <w:szCs w:val="21"/>
-        </w:rPr>
-        <w:t xml:space="preserve">Evidência:</w:t>
-      </w:r>
-      <w:r>
-        <w:rPr>
-          <w:color w:val="23293D"/>
-          <w:sz w:val="21"/>
-          <w:szCs w:val="21"/>
-        </w:rPr>
-        <w:t xml:space="preserve"> este fluxo está coberto por teste automatizado ponta a ponta (</w:t>
-      </w:r>
-      <w:r>
-        <w:rPr>
-          <w:rFonts w:ascii="Consolas" w:cs="Consolas" w:eastAsia="Consolas" w:hAnsi="Consolas"/>
-          <w:color w:val="1F3253"/>
-          <w:sz w:val="19"/>
-          <w:szCs w:val="19"/>
-          <w:shd w:fill="EFEDE6" w:color="auto" w:val="clear"/>
-        </w:rPr>
-        <w:t xml:space="preserve">e2e/01-jornada.spec.ts</w:t>
-      </w:r>
-      <w:r>
-        <w:rPr>
-          <w:color w:val="23293D"/>
-          <w:sz w:val="21"/>
-          <w:szCs w:val="21"/>
-        </w:rPr>
-        <w:t xml:space="preserve"> a </w:t>
-      </w:r>
-      <w:r>
-        <w:rPr>
-          <w:rFonts w:ascii="Consolas" w:cs="Consolas" w:eastAsia="Consolas" w:hAnsi="Consolas"/>
-          <w:color w:val="1F3253"/>
-          <w:sz w:val="19"/>
-          <w:szCs w:val="19"/>
-          <w:shd w:fill="EFEDE6" w:color="auto" w:val="clear"/>
-        </w:rPr>
-        <w:t xml:space="preserve">e2e/10-estoque.spec.ts</w:t>
-      </w:r>
-      <w:r>
-        <w:rPr>
-          <w:color w:val="23293D"/>
-          <w:sz w:val="21"/>
-          <w:szCs w:val="21"/>
-        </w:rPr>
-        <w:t xml:space="preserve">), o que confirma que cada passo funciona como descrito.</w:t>
-      </w:r>
-    </w:p>
-    <w:p>
-      <w:pPr>
-        <w:spacing w:after="140" w:line="280"/>
-      </w:pPr>
-      <w:r>
-        <w:rPr>
-          <w:b/>
-          <w:bCs/>
-          <w:color w:val="23293D"/>
-          <w:sz w:val="21"/>
-          <w:szCs w:val="21"/>
-        </w:rPr>
-        <w:t xml:space="preserve">Pontos de decisão:</w:t>
-      </w:r>
-      <w:r>
-        <w:rPr>
-          <w:color w:val="23293D"/>
-          <w:sz w:val="21"/>
-          <w:szCs w:val="21"/>
-        </w:rPr>
-        <w:t xml:space="preserve"> o Coordenador pode </w:t>
-      </w:r>
-      <w:r>
-        <w:rPr>
-          <w:b/>
-          <w:bCs/>
-          <w:color w:val="23293D"/>
-          <w:sz w:val="21"/>
-          <w:szCs w:val="21"/>
-        </w:rPr>
-        <w:t xml:space="preserve">reprovar</w:t>
-      </w:r>
-      <w:r>
-        <w:rPr>
-          <w:color w:val="23293D"/>
-          <w:sz w:val="21"/>
-          <w:szCs w:val="21"/>
-        </w:rPr>
-        <w:t xml:space="preserve"> (volta ao Planner com orientações); o cliente pode </w:t>
-      </w:r>
-      <w:r>
-        <w:rPr>
-          <w:b/>
-          <w:bCs/>
-          <w:color w:val="23293D"/>
-          <w:sz w:val="21"/>
-          <w:szCs w:val="21"/>
-        </w:rPr>
-        <w:t xml:space="preserve">não aceitar</w:t>
-      </w:r>
-      <w:r>
-        <w:rPr>
-          <w:color w:val="23293D"/>
-          <w:sz w:val="21"/>
-          <w:szCs w:val="21"/>
-        </w:rPr>
-        <w:t xml:space="preserve"> (vai para follow-up).</w:t>
-      </w:r>
-    </w:p>
-    <w:p>
-      <w:pPr>
-        <w:pStyle w:val="Heading2"/>
-      </w:pPr>
-      <w:r>
-        <w:rPr>
-          <w:color w:val="1F3253"/>
-        </w:rPr>
-        <w:t xml:space="preserve">Fluxo 3 — Encerrar a sessão</w:t>
-      </w:r>
-    </w:p>
-    <w:p>
-      <w:pPr>
-        <w:spacing w:after="140" w:line="280"/>
-      </w:pPr>
-      <w:r>
-        <w:rPr>
-          <w:color w:val="23293D"/>
-          <w:sz w:val="21"/>
-          <w:szCs w:val="21"/>
-        </w:rPr>
-        <w:t xml:space="preserve">Botão </w:t>
-      </w:r>
-      <w:r>
-        <w:rPr>
-          <w:b/>
-          <w:bCs/>
-          <w:color w:val="23293D"/>
-          <w:sz w:val="21"/>
-          <w:szCs w:val="21"/>
-        </w:rPr>
-        <w:t xml:space="preserve">Sair</w:t>
-      </w:r>
-      <w:r>
-        <w:rPr>
-          <w:color w:val="23293D"/>
-          <w:sz w:val="21"/>
-          <w:szCs w:val="21"/>
-        </w:rPr>
-        <w:t xml:space="preserve"> no rodapé da barra lateral.</w:t>
-      </w:r>
-    </w:p>
-    <w:p>
-      <w:pPr>
-        <w:pStyle w:val="Heading2"/>
-      </w:pPr>
-      <w:r>
-        <w:rPr>
-          <w:color w:val="1F3253"/>
-        </w:rPr>
-        <w:t xml:space="preserve">Fluxo 4 — O cliente que volta depois de perdido</w:t>
-      </w:r>
-    </w:p>
-    <w:p>
-      <w:pPr>
-        <w:spacing w:after="140" w:line="280"/>
-      </w:pPr>
-      <w:r>
-        <w:rPr>
-          <w:b/>
-          <w:bCs/>
-          <w:color w:val="23293D"/>
-          <w:sz w:val="21"/>
-          <w:szCs w:val="21"/>
-        </w:rPr>
-        <w:t xml:space="preserve">Papéis:</w:t>
-      </w:r>
-      <w:r>
-        <w:rPr>
-          <w:color w:val="23293D"/>
-          <w:sz w:val="21"/>
-          <w:szCs w:val="21"/>
-        </w:rPr>
-        <w:t xml:space="preserve"> Consultor Comercial, Recepção, Coordenador Clínico.</w:t>
-      </w:r>
-    </w:p>
-    <w:p>
-      <w:pPr>
-        <w:spacing w:after="140" w:line="280"/>
-      </w:pPr>
-      <w:r>
-        <w:rPr>
-          <w:color w:val="23293D"/>
-          <w:sz w:val="21"/>
-          <w:szCs w:val="21"/>
-        </w:rPr>
-        <w:t xml:space="preserve">Nem todo cliente que some some para sempre. Este é o caminho de volta.</w:t>
-      </w:r>
-    </w:p>
-    <w:p>
-      <w:pPr>
-        <w:pStyle w:val="ListParagraph"/>
-        <w:numPr>
-          <w:ilvl w:val="0"/>
-          <w:numId w:val="32"/>
-        </w:numPr>
-        <w:spacing w:after="80" w:line="270"/>
-      </w:pPr>
-      <w:r>
-        <w:rPr>
-          <w:b/>
-          <w:bCs/>
-          <w:color w:val="23293D"/>
-          <w:sz w:val="21"/>
-          <w:szCs w:val="21"/>
-        </w:rPr>
-        <w:t xml:space="preserve">Consultor</w:t>
-      </w:r>
-      <w:r>
-        <w:rPr>
-          <w:color w:val="23293D"/>
-          <w:sz w:val="21"/>
-          <w:szCs w:val="21"/>
-        </w:rPr>
-        <w:t xml:space="preserve"> marca </w:t>
-      </w:r>
-      <w:r>
-        <w:rPr>
-          <w:b/>
-          <w:bCs/>
-          <w:color w:val="23293D"/>
-          <w:sz w:val="21"/>
-          <w:szCs w:val="21"/>
-        </w:rPr>
-        <w:t xml:space="preserve">perdido</w:t>
-      </w:r>
-      <w:r>
-        <w:rPr>
-          <w:color w:val="23293D"/>
-          <w:sz w:val="21"/>
-          <w:szCs w:val="21"/>
-        </w:rPr>
-        <w:t xml:space="preserve"> (ou cancelado), com o motivo. O sistema move o cliente para o </w:t>
-      </w:r>
-      <w:r>
-        <w:rPr>
-          <w:b/>
-          <w:bCs/>
-          <w:color w:val="23293D"/>
-          <w:sz w:val="21"/>
-          <w:szCs w:val="21"/>
-        </w:rPr>
-        <w:t xml:space="preserve">Acompanhamento (Fase 7)</w:t>
-      </w:r>
-      <w:r>
-        <w:rPr>
-          <w:color w:val="23293D"/>
-          <w:sz w:val="21"/>
-          <w:szCs w:val="21"/>
-        </w:rPr>
-        <w:t xml:space="preserve"> e o marca como </w:t>
-      </w:r>
-      <w:r>
-        <w:rPr>
-          <w:b/>
-          <w:bCs/>
-          <w:color w:val="23293D"/>
-          <w:sz w:val="21"/>
-          <w:szCs w:val="21"/>
-        </w:rPr>
-        <w:t xml:space="preserve">inativo</w:t>
-      </w:r>
-      <w:r>
-        <w:rPr>
-          <w:color w:val="23293D"/>
-          <w:sz w:val="21"/>
-          <w:szCs w:val="21"/>
-        </w:rPr>
-        <w:t xml:space="preserve">.</w:t>
-      </w:r>
-    </w:p>
-    <w:p>
-      <w:pPr>
-        <w:pStyle w:val="ListParagraph"/>
-        <w:numPr>
-          <w:ilvl w:val="0"/>
-          <w:numId w:val="32"/>
-        </w:numPr>
-        <w:spacing w:after="80" w:line="270"/>
-      </w:pPr>
-      <w:r>
-        <w:rPr>
-          <w:color w:val="23293D"/>
-          <w:sz w:val="21"/>
-          <w:szCs w:val="21"/>
-        </w:rPr>
-        <w:t xml:space="preserve">Meses depois, </w:t>
-      </w:r>
-      <w:r>
-        <w:rPr>
-          <w:b/>
-          <w:bCs/>
-          <w:color w:val="23293D"/>
-          <w:sz w:val="21"/>
-          <w:szCs w:val="21"/>
-        </w:rPr>
-        <w:t xml:space="preserve">o cliente liga</w:t>
-      </w:r>
-      <w:r>
-        <w:rPr>
-          <w:color w:val="23293D"/>
-          <w:sz w:val="21"/>
-          <w:szCs w:val="21"/>
-        </w:rPr>
-        <w:t xml:space="preserve">. A </w:t>
-      </w:r>
-      <w:r>
-        <w:rPr>
-          <w:b/>
-          <w:bCs/>
-          <w:color w:val="23293D"/>
-          <w:sz w:val="21"/>
-          <w:szCs w:val="21"/>
-        </w:rPr>
-        <w:t xml:space="preserve">recepção</w:t>
-      </w:r>
-      <w:r>
-        <w:rPr>
-          <w:color w:val="23293D"/>
-          <w:sz w:val="21"/>
-          <w:szCs w:val="21"/>
-        </w:rPr>
-        <w:t xml:space="preserve"> agenda uma </w:t>
-      </w:r>
-      <w:r>
-        <w:rPr>
-          <w:b/>
-          <w:bCs/>
-          <w:color w:val="23293D"/>
-          <w:sz w:val="21"/>
-          <w:szCs w:val="21"/>
-        </w:rPr>
-        <w:t xml:space="preserve">Reavaliação</w:t>
-      </w:r>
-      <w:r>
-        <w:rPr>
-          <w:color w:val="23293D"/>
-          <w:sz w:val="21"/>
-          <w:szCs w:val="21"/>
-        </w:rPr>
-        <w:t xml:space="preserve"> — que é um tipo disponível na Fase 7.</w:t>
-      </w:r>
-    </w:p>
-    <w:p>
-      <w:pPr>
-        <w:pStyle w:val="ListParagraph"/>
-        <w:numPr>
-          <w:ilvl w:val="0"/>
-          <w:numId w:val="32"/>
-        </w:numPr>
-        <w:spacing w:after="80" w:line="270"/>
-      </w:pPr>
-      <w:r>
-        <w:rPr>
-          <w:color w:val="23293D"/>
-          <w:sz w:val="21"/>
-          <w:szCs w:val="21"/>
-        </w:rPr>
-        <w:t xml:space="preserve">O cliente </w:t>
-      </w:r>
-      <w:r>
-        <w:rPr>
-          <w:b/>
-          <w:bCs/>
-          <w:color w:val="23293D"/>
-          <w:sz w:val="21"/>
-          <w:szCs w:val="21"/>
-        </w:rPr>
-        <w:t xml:space="preserve">comparece</w:t>
-      </w:r>
-      <w:r>
-        <w:rPr>
-          <w:color w:val="23293D"/>
-          <w:sz w:val="21"/>
-          <w:szCs w:val="21"/>
-        </w:rPr>
-        <w:t xml:space="preserve">, e o </w:t>
-      </w:r>
-      <w:r>
-        <w:rPr>
-          <w:b/>
-          <w:bCs/>
-          <w:color w:val="23293D"/>
-          <w:sz w:val="21"/>
-          <w:szCs w:val="21"/>
-        </w:rPr>
-        <w:t xml:space="preserve">check-in sozinho</w:t>
-      </w:r>
-      <w:r>
-        <w:rPr>
-          <w:color w:val="23293D"/>
-          <w:sz w:val="21"/>
-          <w:szCs w:val="21"/>
-        </w:rPr>
-        <w:t xml:space="preserve"> o leva para a </w:t>
-      </w:r>
-      <w:r>
-        <w:rPr>
-          <w:b/>
-          <w:bCs/>
-          <w:color w:val="23293D"/>
-          <w:sz w:val="21"/>
-          <w:szCs w:val="21"/>
-        </w:rPr>
-        <w:t xml:space="preserve">Reavaliação (Fase 6)</w:t>
-      </w:r>
-      <w:r>
-        <w:rPr>
-          <w:color w:val="23293D"/>
-          <w:sz w:val="21"/>
-          <w:szCs w:val="21"/>
-        </w:rPr>
-        <w:t xml:space="preserve">. No mesmo instante ele volta a ser </w:t>
-      </w:r>
-      <w:r>
-        <w:rPr>
-          <w:b/>
-          <w:bCs/>
-          <w:color w:val="23293D"/>
-          <w:sz w:val="21"/>
-          <w:szCs w:val="21"/>
-        </w:rPr>
-        <w:t xml:space="preserve">ativo</w:t>
-      </w:r>
-      <w:r>
-        <w:rPr>
-          <w:color w:val="23293D"/>
-          <w:sz w:val="21"/>
-          <w:szCs w:val="21"/>
-        </w:rPr>
-        <w:t xml:space="preserve">.</w:t>
-      </w:r>
-    </w:p>
-    <w:p>
-      <w:pPr>
-        <w:pStyle w:val="ListParagraph"/>
-        <w:numPr>
-          <w:ilvl w:val="0"/>
-          <w:numId w:val="32"/>
-        </w:numPr>
-        <w:spacing w:after="80" w:line="270"/>
-      </w:pPr>
-      <w:r>
-        <w:rPr>
-          <w:b/>
-          <w:bCs/>
-          <w:color w:val="23293D"/>
-          <w:sz w:val="21"/>
-          <w:szCs w:val="21"/>
-        </w:rPr>
-        <w:t xml:space="preserve">Coordenador</w:t>
-      </w:r>
-      <w:r>
-        <w:rPr>
-          <w:color w:val="23293D"/>
-          <w:sz w:val="21"/>
-          <w:szCs w:val="21"/>
-        </w:rPr>
-        <w:t xml:space="preserve"> reavalia e envia ao </w:t>
-      </w:r>
-      <w:r>
-        <w:rPr>
-          <w:b/>
-          <w:bCs/>
-          <w:color w:val="23293D"/>
-          <w:sz w:val="21"/>
-          <w:szCs w:val="21"/>
-        </w:rPr>
-        <w:t xml:space="preserve">Centro de Planejamento</w:t>
-      </w:r>
-      <w:r>
-        <w:rPr>
-          <w:color w:val="23293D"/>
-          <w:sz w:val="21"/>
-          <w:szCs w:val="21"/>
-        </w:rPr>
-        <w:t xml:space="preserve">.</w:t>
-      </w:r>
-    </w:p>
-    <w:p>
-      <w:pPr>
-        <w:pStyle w:val="ListParagraph"/>
-        <w:numPr>
-          <w:ilvl w:val="0"/>
-          <w:numId w:val="32"/>
-        </w:numPr>
-        <w:spacing w:after="80" w:line="270"/>
-      </w:pPr>
-      <w:r>
-        <w:rPr>
-          <w:color w:val="23293D"/>
-          <w:sz w:val="21"/>
-          <w:szCs w:val="21"/>
-        </w:rPr>
-        <w:t xml:space="preserve">Novo plano, nova aprovação, e o cliente </w:t>
-      </w:r>
-      <w:r>
-        <w:rPr>
-          <w:b/>
-          <w:bCs/>
-          <w:color w:val="23293D"/>
-          <w:sz w:val="21"/>
-          <w:szCs w:val="21"/>
-        </w:rPr>
-        <w:t xml:space="preserve">volta ao Comercial</w:t>
-      </w:r>
-      <w:r>
-        <w:rPr>
-          <w:color w:val="23293D"/>
-          <w:sz w:val="21"/>
-          <w:szCs w:val="21"/>
-        </w:rPr>
-        <w:t xml:space="preserve"> — agora com um orçamento que reflete a boca dele hoje, não a de um ano atrás.</w:t>
-      </w:r>
-    </w:p>
-    <w:p>
-      <w:pPr>
-        <w:pStyle w:val="ListParagraph"/>
-        <w:numPr>
-          <w:ilvl w:val="0"/>
-          <w:numId w:val="32"/>
         </w:numPr>
         <w:spacing w:after="80" w:line="270"/>
       </w:pPr>
@@ -22485,7 +22943,7 @@
         <w:pStyle w:val="ListParagraph"/>
         <w:numPr>
           <w:ilvl w:val="0"/>
-          <w:numId w:val="33"/>
+          <w:numId w:val="32"/>
         </w:numPr>
         <w:spacing w:after="80" w:line="270"/>
       </w:pPr>
@@ -22513,7 +22971,7 @@
         <w:pStyle w:val="ListParagraph"/>
         <w:numPr>
           <w:ilvl w:val="0"/>
-          <w:numId w:val="33"/>
+          <w:numId w:val="32"/>
         </w:numPr>
         <w:spacing w:after="80" w:line="270"/>
       </w:pPr>
@@ -22557,7 +23015,7 @@
         <w:pStyle w:val="ListParagraph"/>
         <w:numPr>
           <w:ilvl w:val="0"/>
-          <w:numId w:val="33"/>
+          <w:numId w:val="32"/>
         </w:numPr>
         <w:spacing w:after="80" w:line="270"/>
       </w:pPr>
@@ -22585,7 +23043,7 @@
         <w:pStyle w:val="ListParagraph"/>
         <w:numPr>
           <w:ilvl w:val="0"/>
-          <w:numId w:val="33"/>
+          <w:numId w:val="32"/>
         </w:numPr>
         <w:spacing w:after="80" w:line="270"/>
       </w:pPr>
@@ -22613,7 +23071,7 @@
         <w:pStyle w:val="ListParagraph"/>
         <w:numPr>
           <w:ilvl w:val="0"/>
-          <w:numId w:val="33"/>
+          <w:numId w:val="32"/>
         </w:numPr>
         <w:spacing w:after="80" w:line="270"/>
       </w:pPr>
@@ -22659,7 +23117,7 @@
         <w:pStyle w:val="ListParagraph"/>
         <w:numPr>
           <w:ilvl w:val="0"/>
-          <w:numId w:val="33"/>
+          <w:numId w:val="32"/>
         </w:numPr>
         <w:spacing w:after="80" w:line="270"/>
       </w:pPr>
@@ -22920,7 +23378,7 @@
         <w:pStyle w:val="ListParagraph"/>
         <w:numPr>
           <w:ilvl w:val="0"/>
-          <w:numId w:val="34"/>
+          <w:numId w:val="33"/>
         </w:numPr>
         <w:spacing w:after="80" w:line="270"/>
       </w:pPr>
@@ -22966,7 +23424,7 @@
         <w:pStyle w:val="ListParagraph"/>
         <w:numPr>
           <w:ilvl w:val="0"/>
-          <w:numId w:val="34"/>
+          <w:numId w:val="33"/>
         </w:numPr>
         <w:spacing w:after="80" w:line="270"/>
       </w:pPr>
@@ -23004,7 +23462,7 @@
         <w:pStyle w:val="ListParagraph"/>
         <w:numPr>
           <w:ilvl w:val="0"/>
-          <w:numId w:val="34"/>
+          <w:numId w:val="33"/>
         </w:numPr>
         <w:spacing w:after="80" w:line="270"/>
       </w:pPr>
@@ -26072,7 +26530,7 @@
         <w:pStyle w:val="ListParagraph"/>
         <w:numPr>
           <w:ilvl w:val="0"/>
-          <w:numId w:val="35"/>
+          <w:numId w:val="34"/>
         </w:numPr>
         <w:spacing w:after="80" w:line="270"/>
       </w:pPr>
@@ -26100,7 +26558,7 @@
         <w:pStyle w:val="ListParagraph"/>
         <w:numPr>
           <w:ilvl w:val="0"/>
-          <w:numId w:val="35"/>
+          <w:numId w:val="34"/>
         </w:numPr>
         <w:spacing w:after="80" w:line="270"/>
       </w:pPr>
@@ -26128,7 +26586,7 @@
         <w:pStyle w:val="ListParagraph"/>
         <w:numPr>
           <w:ilvl w:val="0"/>
-          <w:numId w:val="35"/>
+          <w:numId w:val="34"/>
         </w:numPr>
         <w:spacing w:after="80" w:line="270"/>
       </w:pPr>
@@ -26156,7 +26614,7 @@
         <w:pStyle w:val="ListParagraph"/>
         <w:numPr>
           <w:ilvl w:val="0"/>
-          <w:numId w:val="35"/>
+          <w:numId w:val="34"/>
         </w:numPr>
         <w:spacing w:after="80" w:line="270"/>
       </w:pPr>
@@ -26184,7 +26642,7 @@
         <w:pStyle w:val="ListParagraph"/>
         <w:numPr>
           <w:ilvl w:val="0"/>
-          <w:numId w:val="35"/>
+          <w:numId w:val="34"/>
         </w:numPr>
         <w:spacing w:after="80" w:line="270"/>
       </w:pPr>
@@ -26212,7 +26670,7 @@
         <w:pStyle w:val="ListParagraph"/>
         <w:numPr>
           <w:ilvl w:val="0"/>
-          <w:numId w:val="35"/>
+          <w:numId w:val="34"/>
         </w:numPr>
         <w:spacing w:after="80" w:line="270"/>
       </w:pPr>
@@ -26240,7 +26698,7 @@
         <w:pStyle w:val="ListParagraph"/>
         <w:numPr>
           <w:ilvl w:val="0"/>
-          <w:numId w:val="35"/>
+          <w:numId w:val="34"/>
         </w:numPr>
         <w:spacing w:after="80" w:line="270"/>
       </w:pPr>
@@ -26268,7 +26726,7 @@
         <w:pStyle w:val="ListParagraph"/>
         <w:numPr>
           <w:ilvl w:val="0"/>
-          <w:numId w:val="35"/>
+          <w:numId w:val="34"/>
         </w:numPr>
         <w:spacing w:after="80" w:line="270"/>
       </w:pPr>
@@ -26354,7 +26812,7 @@
         <w:pStyle w:val="ListParagraph"/>
         <w:numPr>
           <w:ilvl w:val="0"/>
-          <w:numId w:val="36"/>
+          <w:numId w:val="35"/>
         </w:numPr>
         <w:spacing w:after="80" w:line="270"/>
       </w:pPr>
@@ -26390,7 +26848,7 @@
         <w:pStyle w:val="ListParagraph"/>
         <w:numPr>
           <w:ilvl w:val="0"/>
-          <w:numId w:val="36"/>
+          <w:numId w:val="35"/>
         </w:numPr>
         <w:spacing w:after="80" w:line="270"/>
       </w:pPr>
@@ -26408,7 +26866,7 @@
         <w:pStyle w:val="ListParagraph"/>
         <w:numPr>
           <w:ilvl w:val="0"/>
-          <w:numId w:val="36"/>
+          <w:numId w:val="35"/>
         </w:numPr>
         <w:spacing w:after="80" w:line="270"/>
       </w:pPr>
@@ -26444,7 +26902,7 @@
         <w:pStyle w:val="ListParagraph"/>
         <w:numPr>
           <w:ilvl w:val="0"/>
-          <w:numId w:val="36"/>
+          <w:numId w:val="35"/>
         </w:numPr>
         <w:spacing w:after="80" w:line="270"/>
       </w:pPr>
@@ -26462,7 +26920,7 @@
         <w:pStyle w:val="ListParagraph"/>
         <w:numPr>
           <w:ilvl w:val="0"/>
-          <w:numId w:val="36"/>
+          <w:numId w:val="35"/>
         </w:numPr>
         <w:spacing w:after="80" w:line="270"/>
       </w:pPr>
@@ -28614,7 +29072,7 @@
         <w:pStyle w:val="ListParagraph"/>
         <w:numPr>
           <w:ilvl w:val="0"/>
-          <w:numId w:val="37"/>
+          <w:numId w:val="36"/>
         </w:numPr>
         <w:spacing w:after="80" w:line="270"/>
       </w:pPr>
@@ -28642,7 +29100,7 @@
         <w:pStyle w:val="ListParagraph"/>
         <w:numPr>
           <w:ilvl w:val="0"/>
-          <w:numId w:val="37"/>
+          <w:numId w:val="36"/>
         </w:numPr>
         <w:spacing w:after="80" w:line="270"/>
       </w:pPr>
@@ -28670,7 +29128,7 @@
         <w:pStyle w:val="ListParagraph"/>
         <w:numPr>
           <w:ilvl w:val="0"/>
-          <w:numId w:val="37"/>
+          <w:numId w:val="36"/>
         </w:numPr>
         <w:spacing w:after="80" w:line="270"/>
       </w:pPr>
@@ -29629,7 +30087,90 @@
         <w:rPr>
           <w:color w:val="1F3253"/>
         </w:rPr>
-        <w:t xml:space="preserve">15.1. Novidades</w:t>
+        <w:t xml:space="preserve">15.1. Novidades — agora na tela de Início</w:t>
+      </w:r>
+    </w:p>
+    <w:tbl>
+      <w:tblPr>
+        <w:tblW w:type="dxa" w:w="9638"/>
+        <w:tblBorders>
+          <w:top w:val="single" w:color="F5F3EC" w:sz="2"/>
+          <w:left w:val="single" w:color="B98B2E" w:sz="18"/>
+          <w:bottom w:val="single" w:color="F5F3EC" w:sz="2"/>
+          <w:right w:val="single" w:color="F5F3EC" w:sz="2"/>
+          <w:insideH w:val="none" w:color="auto" w:sz="0"/>
+          <w:insideV w:val="none" w:color="auto" w:sz="0"/>
+        </w:tblBorders>
+      </w:tblPr>
+      <w:tblGrid>
+        <w:gridCol w:w="9638"/>
+      </w:tblGrid>
+      <w:tr>
+        <w:tc>
+          <w:tcPr>
+            <w:tcW w:type="dxa" w:w="9638"/>
+            <w:shd w:fill="F5F3EC" w:color="auto" w:val="clear"/>
+            <w:tcMar>
+              <w:top w:type="dxa" w:w="160"/>
+              <w:left w:type="dxa" w:w="220"/>
+              <w:bottom w:type="dxa" w:w="160"/>
+              <w:right w:type="dxa" w:w="200"/>
+            </w:tcMar>
+          </w:tcPr>
+          <w:p>
+            <w:pPr>
+              <w:spacing w:after="140" w:line="280"/>
+            </w:pPr>
+            <w:r>
+              <w:rPr>
+                <w:b/>
+                <w:bCs/>
+                <w:color w:val="23293D"/>
+                <w:sz w:val="21"/>
+                <w:szCs w:val="21"/>
+              </w:rPr>
+              <w:t xml:space="preserve">Elas saíram desta tela.</w:t>
+            </w:r>
+            <w:r>
+              <w:rPr>
+                <w:color w:val="23293D"/>
+                <w:sz w:val="21"/>
+                <w:szCs w:val="21"/>
+              </w:rPr>
+              <w:t xml:space="preserve"> Desde 08/09/2026 as novidades aparecem na </w:t>
+            </w:r>
+            <w:r>
+              <w:rPr>
+                <w:b/>
+                <w:bCs/>
+                <w:color w:val="23293D"/>
+                <w:sz w:val="21"/>
+                <w:szCs w:val="21"/>
+              </w:rPr>
+              <w:t xml:space="preserve">Início</w:t>
+            </w:r>
+            <w:r>
+              <w:rPr>
+                <w:color w:val="23293D"/>
+                <w:sz w:val="21"/>
+                <w:szCs w:val="21"/>
+              </w:rPr>
+              <w:t xml:space="preserve">, que é a primeira que você vê ao entrar. Novidade escondida atrás de dois cliques não é lida por ninguém.</w:t>
+            </w:r>
+          </w:p>
+        </w:tc>
+      </w:tr>
+    </w:tbl>
+    <w:p>
+      <w:pPr>
+        <w:spacing w:after="140" w:line="120"/>
+      </w:pPr>
+      <w:r>
+        <w:rPr>
+          <w:sz w:val="2"/>
+          <w:szCs w:val="2"/>
+        </w:rPr>
+        <w:t xml:space="preserve"/>
       </w:r>
     </w:p>
     <w:p>
@@ -31144,7 +31685,7 @@
         <w:pStyle w:val="ListParagraph"/>
         <w:numPr>
           <w:ilvl w:val="0"/>
-          <w:numId w:val="38"/>
+          <w:numId w:val="37"/>
         </w:numPr>
         <w:spacing w:after="80" w:line="270"/>
       </w:pPr>
@@ -31172,7 +31713,7 @@
         <w:pStyle w:val="ListParagraph"/>
         <w:numPr>
           <w:ilvl w:val="0"/>
-          <w:numId w:val="38"/>
+          <w:numId w:val="37"/>
         </w:numPr>
         <w:spacing w:after="80" w:line="270"/>
       </w:pPr>
@@ -31200,7 +31741,7 @@
         <w:pStyle w:val="ListParagraph"/>
         <w:numPr>
           <w:ilvl w:val="0"/>
-          <w:numId w:val="38"/>
+          <w:numId w:val="37"/>
         </w:numPr>
         <w:spacing w:after="80" w:line="270"/>
       </w:pPr>
@@ -31228,7 +31769,7 @@
         <w:pStyle w:val="ListParagraph"/>
         <w:numPr>
           <w:ilvl w:val="0"/>
-          <w:numId w:val="38"/>
+          <w:numId w:val="37"/>
         </w:numPr>
         <w:spacing w:after="80" w:line="270"/>
       </w:pPr>
@@ -31668,7 +32209,7 @@
     </w:lvlOverride>
   </w:num>
   <w:num w:numId="20">
-    <w:abstractNumId w:val="3"/>
+    <w:abstractNumId w:val="2"/>
     <w:lvlOverride w:ilvl="0">
       <w:startOverride w:val="1"/>
     </w:lvlOverride>
@@ -31704,13 +32245,13 @@
     </w:lvlOverride>
   </w:num>
   <w:num w:numId="26">
-    <w:abstractNumId w:val="2"/>
+    <w:abstractNumId w:val="3"/>
     <w:lvlOverride w:ilvl="0">
       <w:startOverride w:val="1"/>
     </w:lvlOverride>
   </w:num>
   <w:num w:numId="27">
-    <w:abstractNumId w:val="3"/>
+    <w:abstractNumId w:val="2"/>
     <w:lvlOverride w:ilvl="0">
       <w:startOverride w:val="1"/>
     </w:lvlOverride>
@@ -31752,7 +32293,7 @@
     </w:lvlOverride>
   </w:num>
   <w:num w:numId="34">
-    <w:abstractNumId w:val="2"/>
+    <w:abstractNumId w:val="3"/>
     <w:lvlOverride w:ilvl="0">
       <w:startOverride w:val="1"/>
     </w:lvlOverride>
@@ -31764,18 +32305,12 @@
     </w:lvlOverride>
   </w:num>
   <w:num w:numId="36">
-    <w:abstractNumId w:val="3"/>
+    <w:abstractNumId w:val="2"/>
     <w:lvlOverride w:ilvl="0">
       <w:startOverride w:val="1"/>
     </w:lvlOverride>
   </w:num>
   <w:num w:numId="37">
-    <w:abstractNumId w:val="2"/>
-    <w:lvlOverride w:ilvl="0">
-      <w:startOverride w:val="1"/>
-    </w:lvlOverride>
-  </w:num>
-  <w:num w:numId="38">
     <w:abstractNumId w:val="3"/>
     <w:lvlOverride w:ilvl="0">
       <w:startOverride w:val="1"/>

--- a/docs/treinamento/Manual-de-Treinamento-riSZon.docx
+++ b/docs/treinamento/Manual-de-Treinamento-riSZon.docx
@@ -1484,8 +1484,8 @@
         <w:tblLayout w:type="fixed"/>
       </w:tblPr>
       <w:tblGrid>
-        <w:gridCol w:w="2892"/>
-        <w:gridCol w:w="6746"/>
+        <w:gridCol w:w="2719"/>
+        <w:gridCol w:w="6919"/>
       </w:tblGrid>
       <w:tr>
         <w:trPr>
@@ -1493,7 +1493,7 @@
         </w:trPr>
         <w:tc>
           <w:tcPr>
-            <w:tcW w:type="dxa" w:w="2892"/>
+            <w:tcW w:type="dxa" w:w="2719"/>
             <w:shd w:fill="1F3253" w:color="auto" w:val="clear"/>
             <w:tcMar>
               <w:top w:type="dxa" w:w="90"/>
@@ -1521,7 +1521,7 @@
         </w:tc>
         <w:tc>
           <w:tcPr>
-            <w:tcW w:type="dxa" w:w="6746"/>
+            <w:tcW w:type="dxa" w:w="6919"/>
             <w:shd w:fill="1F3253" w:color="auto" w:val="clear"/>
             <w:tcMar>
               <w:top w:type="dxa" w:w="90"/>
@@ -1551,7 +1551,7 @@
       <w:tr>
         <w:tc>
           <w:tcPr>
-            <w:tcW w:type="dxa" w:w="2892"/>
+            <w:tcW w:type="dxa" w:w="2719"/>
             <w:tcMar>
               <w:top w:type="dxa" w:w="90"/>
               <w:left w:type="dxa" w:w="110"/>
@@ -1576,7 +1576,7 @@
         </w:tc>
         <w:tc>
           <w:tcPr>
-            <w:tcW w:type="dxa" w:w="6746"/>
+            <w:tcW w:type="dxa" w:w="6919"/>
             <w:tcMar>
               <w:top w:type="dxa" w:w="90"/>
               <w:left w:type="dxa" w:w="110"/>
@@ -1613,7 +1613,7 @@
       <w:tr>
         <w:tc>
           <w:tcPr>
-            <w:tcW w:type="dxa" w:w="2892"/>
+            <w:tcW w:type="dxa" w:w="2719"/>
             <w:shd w:fill="F7F6F2" w:color="auto" w:val="clear"/>
             <w:tcMar>
               <w:top w:type="dxa" w:w="90"/>
@@ -1639,7 +1639,7 @@
         </w:tc>
         <w:tc>
           <w:tcPr>
-            <w:tcW w:type="dxa" w:w="6746"/>
+            <w:tcW w:type="dxa" w:w="6919"/>
             <w:shd w:fill="F7F6F2" w:color="auto" w:val="clear"/>
             <w:tcMar>
               <w:top w:type="dxa" w:w="90"/>
@@ -1677,7 +1677,7 @@
       <w:tr>
         <w:tc>
           <w:tcPr>
-            <w:tcW w:type="dxa" w:w="2892"/>
+            <w:tcW w:type="dxa" w:w="2719"/>
             <w:tcMar>
               <w:top w:type="dxa" w:w="90"/>
               <w:left w:type="dxa" w:w="110"/>
@@ -1702,7 +1702,7 @@
         </w:tc>
         <w:tc>
           <w:tcPr>
-            <w:tcW w:type="dxa" w:w="6746"/>
+            <w:tcW w:type="dxa" w:w="6919"/>
             <w:tcMar>
               <w:top w:type="dxa" w:w="90"/>
               <w:left w:type="dxa" w:w="110"/>
@@ -1723,15 +1723,15 @@
                 <w:sz w:val="20"/>
                 <w:szCs w:val="20"/>
               </w:rPr>
-              <w:t xml:space="preserve">Alertas</w:t>
-            </w:r>
-            <w:r>
-              <w:rPr>
-                <w:color w:val="23293D"/>
-                <w:sz w:val="20"/>
-                <w:szCs w:val="20"/>
-              </w:rPr>
-              <w:t xml:space="preserve"> do sistema (financeiro e estoque)</w:t>
+              <w:t xml:space="preserve">Alertas do sistema</w:t>
+            </w:r>
+            <w:r>
+              <w:rPr>
+                <w:color w:val="23293D"/>
+                <w:sz w:val="20"/>
+                <w:szCs w:val="20"/>
+              </w:rPr>
+              <w:t xml:space="preserve"> — o que o financeiro e o estoque estão avisando</w:t>
             </w:r>
           </w:p>
         </w:tc>
@@ -1739,7 +1739,7 @@
       <w:tr>
         <w:tc>
           <w:tcPr>
-            <w:tcW w:type="dxa" w:w="2892"/>
+            <w:tcW w:type="dxa" w:w="2719"/>
             <w:shd w:fill="F7F6F2" w:color="auto" w:val="clear"/>
             <w:tcMar>
               <w:top w:type="dxa" w:w="90"/>
@@ -1765,7 +1765,7 @@
         </w:tc>
         <w:tc>
           <w:tcPr>
-            <w:tcW w:type="dxa" w:w="6746"/>
+            <w:tcW w:type="dxa" w:w="6919"/>
             <w:shd w:fill="F7F6F2" w:color="auto" w:val="clear"/>
             <w:tcMar>
               <w:top w:type="dxa" w:w="90"/>
@@ -1787,15 +1787,15 @@
                 <w:sz w:val="20"/>
                 <w:szCs w:val="20"/>
               </w:rPr>
-              <w:t xml:space="preserve">Relatar um problema</w:t>
-            </w:r>
-            <w:r>
-              <w:rPr>
-                <w:color w:val="23293D"/>
-                <w:sz w:val="20"/>
-                <w:szCs w:val="20"/>
-              </w:rPr>
-              <w:t xml:space="preserve"> — abre o formulário direto</w:t>
+              <w:t xml:space="preserve">Problemas</w:t>
+            </w:r>
+            <w:r>
+              <w:rPr>
+                <w:color w:val="23293D"/>
+                <w:sz w:val="20"/>
+                <w:szCs w:val="20"/>
+              </w:rPr>
+              <w:t xml:space="preserve"> — relatar e acompanhar; abre o formulário direto</w:t>
             </w:r>
           </w:p>
         </w:tc>
@@ -1803,7 +1803,7 @@
       <w:tr>
         <w:tc>
           <w:tcPr>
-            <w:tcW w:type="dxa" w:w="2892"/>
+            <w:tcW w:type="dxa" w:w="2719"/>
             <w:tcMar>
               <w:top w:type="dxa" w:w="90"/>
               <w:left w:type="dxa" w:w="110"/>
@@ -1828,7 +1828,7 @@
         </w:tc>
         <w:tc>
           <w:tcPr>
-            <w:tcW w:type="dxa" w:w="6746"/>
+            <w:tcW w:type="dxa" w:w="6919"/>
             <w:tcMar>
               <w:top w:type="dxa" w:w="90"/>
               <w:left w:type="dxa" w:w="110"/>
@@ -4560,7 +4560,7 @@
                 <w:sz w:val="20"/>
                 <w:szCs w:val="20"/>
               </w:rPr>
-              <w:t xml:space="preserve">Sistema</w:t>
+              <w:t xml:space="preserve">Alertas</w:t>
             </w:r>
           </w:p>
         </w:tc>
@@ -4588,7 +4588,7 @@
                 <w:szCs w:val="18"/>
                 <w:shd w:fill="EFEDE6" w:color="auto" w:val="clear"/>
               </w:rPr>
-              <w:t xml:space="preserve">/sistema</w:t>
+              <w:t xml:space="preserve">/alertas</w:t>
             </w:r>
           </w:p>
         </w:tc>
@@ -4614,7 +4614,7 @@
                 <w:sz w:val="20"/>
                 <w:szCs w:val="20"/>
               </w:rPr>
-              <w:t xml:space="preserve">Novidades, relato de problemas e alertas</w:t>
+              <w:t xml:space="preserve">O que o sistema está avisando, e o relógio</w:t>
             </w:r>
           </w:p>
         </w:tc>
@@ -4641,7 +4641,7 @@
                 <w:sz w:val="20"/>
                 <w:szCs w:val="20"/>
               </w:rPr>
-              <w:t xml:space="preserve">Administração</w:t>
+              <w:t xml:space="preserve">Problemas</w:t>
             </w:r>
           </w:p>
         </w:tc>
@@ -4668,6 +4668,87 @@
                 <w:szCs w:val="18"/>
                 <w:shd w:fill="EFEDE6" w:color="auto" w:val="clear"/>
               </w:rPr>
+              <w:t xml:space="preserve">/problemas</w:t>
+            </w:r>
+          </w:p>
+        </w:tc>
+        <w:tc>
+          <w:tcPr>
+            <w:tcW w:type="dxa" w:w="4487"/>
+            <w:tcMar>
+              <w:top w:type="dxa" w:w="90"/>
+              <w:left w:type="dxa" w:w="110"/>
+              <w:bottom w:type="dxa" w:w="90"/>
+              <w:right w:type="dxa" w:w="110"/>
+            </w:tcMar>
+            <w:vAlign w:val="center"/>
+          </w:tcPr>
+          <w:p>
+            <w:pPr>
+              <w:spacing w:after="0" w:line="250"/>
+            </w:pPr>
+            <w:r>
+              <w:rPr>
+                <w:color w:val="23293D"/>
+                <w:sz w:val="20"/>
+                <w:szCs w:val="20"/>
+              </w:rPr>
+              <w:t xml:space="preserve">Relatar e acompanhar problemas, dúvidas e sugestões</w:t>
+            </w:r>
+          </w:p>
+        </w:tc>
+      </w:tr>
+      <w:tr>
+        <w:tc>
+          <w:tcPr>
+            <w:tcW w:type="dxa" w:w="2718"/>
+            <w:shd w:fill="F7F6F2" w:color="auto" w:val="clear"/>
+            <w:tcMar>
+              <w:top w:type="dxa" w:w="90"/>
+              <w:left w:type="dxa" w:w="110"/>
+              <w:bottom w:type="dxa" w:w="90"/>
+              <w:right w:type="dxa" w:w="110"/>
+            </w:tcMar>
+            <w:vAlign w:val="center"/>
+          </w:tcPr>
+          <w:p>
+            <w:pPr>
+              <w:spacing w:after="0" w:line="250"/>
+            </w:pPr>
+            <w:r>
+              <w:rPr>
+                <w:color w:val="23293D"/>
+                <w:sz w:val="20"/>
+                <w:szCs w:val="20"/>
+              </w:rPr>
+              <w:t xml:space="preserve">Administração</w:t>
+            </w:r>
+          </w:p>
+        </w:tc>
+        <w:tc>
+          <w:tcPr>
+            <w:tcW w:type="dxa" w:w="2433"/>
+            <w:shd w:fill="F7F6F2" w:color="auto" w:val="clear"/>
+            <w:tcMar>
+              <w:top w:type="dxa" w:w="90"/>
+              <w:left w:type="dxa" w:w="110"/>
+              <w:bottom w:type="dxa" w:w="90"/>
+              <w:right w:type="dxa" w:w="110"/>
+            </w:tcMar>
+            <w:vAlign w:val="center"/>
+          </w:tcPr>
+          <w:p>
+            <w:pPr>
+              <w:spacing w:after="0" w:line="250"/>
+            </w:pPr>
+            <w:r>
+              <w:rPr>
+                <w:rFonts w:ascii="Consolas" w:cs="Consolas" w:eastAsia="Consolas" w:hAnsi="Consolas"/>
+                <w:color w:val="1F3253"/>
+                <w:sz w:val="18"/>
+                <w:szCs w:val="18"/>
+                <w:shd w:fill="EFEDE6" w:color="auto" w:val="clear"/>
+              </w:rPr>
               <w:t xml:space="preserve">/admin/*</w:t>
             </w:r>
           </w:p>
@@ -4675,6 +4756,7 @@
         <w:tc>
           <w:tcPr>
             <w:tcW w:type="dxa" w:w="4487"/>
+            <w:shd w:fill="F7F6F2" w:color="auto" w:val="clear"/>
             <w:tcMar>
               <w:top w:type="dxa" w:w="90"/>
               <w:left w:type="dxa" w:w="110"/>
@@ -5245,7 +5327,7 @@
                 <w:sz w:val="20"/>
                 <w:szCs w:val="20"/>
               </w:rPr>
-              <w:t xml:space="preserve">82 rotas</w:t>
+              <w:t xml:space="preserve">87 rotas</w:t>
             </w:r>
           </w:p>
         </w:tc>
@@ -20761,38 +20843,15 @@
           <w:szCs w:val="19"/>
           <w:shd w:fill="EFEDE6" w:color="auto" w:val="clear"/>
         </w:rPr>
-        <w:t xml:space="preserve">/sistema</w:t>
-      </w:r>
-      <w:r>
-        <w:rPr>
-          <w:color w:val="23293D"/>
-          <w:sz w:val="21"/>
-          <w:szCs w:val="21"/>
-        </w:rPr>
-        <w:t xml:space="preserve">.</w:t>
-      </w:r>
-    </w:p>
-    <w:p>
-      <w:pPr>
-        <w:spacing w:after="140" w:line="280"/>
-      </w:pPr>
-      <w:r>
-        <w:rPr>
-          <w:b/>
-          <w:bCs/>
-          <w:color w:val="23293D"/>
-          <w:sz w:val="21"/>
-          <w:szCs w:val="21"/>
-        </w:rPr>
-        <w:t xml:space="preserve">Outros:</w:t>
-      </w:r>
-      <w:r>
-        <w:rPr>
-          <w:color w:val="23293D"/>
-          <w:sz w:val="21"/>
-          <w:szCs w:val="21"/>
-        </w:rPr>
-        <w:t xml:space="preserve"> </w:t>
+        <w:t xml:space="preserve">/alertas</w:t>
+      </w:r>
+      <w:r>
+        <w:rPr>
+          <w:color w:val="23293D"/>
+          <w:sz w:val="21"/>
+          <w:szCs w:val="21"/>
+        </w:rPr>
+        <w:t xml:space="preserve">, </w:t>
       </w:r>
       <w:r>
         <w:rPr>
@@ -20802,15 +20861,38 @@
           <w:szCs w:val="19"/>
           <w:shd w:fill="EFEDE6" w:color="auto" w:val="clear"/>
         </w:rPr>
-        <w:t xml:space="preserve">/notificacoes</w:t>
-      </w:r>
-      <w:r>
-        <w:rPr>
-          <w:color w:val="23293D"/>
-          <w:sz w:val="21"/>
-          <w:szCs w:val="21"/>
-        </w:rPr>
-        <w:t xml:space="preserve">, </w:t>
+        <w:t xml:space="preserve">/problemas</w:t>
+      </w:r>
+      <w:r>
+        <w:rPr>
+          <w:color w:val="23293D"/>
+          <w:sz w:val="21"/>
+          <w:szCs w:val="21"/>
+        </w:rPr>
+        <w:t xml:space="preserve">.</w:t>
+      </w:r>
+    </w:p>
+    <w:p>
+      <w:pPr>
+        <w:spacing w:after="140" w:line="280"/>
+      </w:pPr>
+      <w:r>
+        <w:rPr>
+          <w:b/>
+          <w:bCs/>
+          <w:color w:val="23293D"/>
+          <w:sz w:val="21"/>
+          <w:szCs w:val="21"/>
+        </w:rPr>
+        <w:t xml:space="preserve">Outros:</w:t>
+      </w:r>
+      <w:r>
+        <w:rPr>
+          <w:color w:val="23293D"/>
+          <w:sz w:val="21"/>
+          <w:szCs w:val="21"/>
+        </w:rPr>
+        <w:t xml:space="preserve"> </w:t>
       </w:r>
       <w:r>
         <w:rPr>
@@ -20820,7 +20902,7 @@
           <w:szCs w:val="19"/>
           <w:shd w:fill="EFEDE6" w:color="auto" w:val="clear"/>
         </w:rPr>
-        <w:t xml:space="preserve">/perfil</w:t>
+        <w:t xml:space="preserve">/notificacoes</w:t>
       </w:r>
       <w:r>
         <w:rPr>
@@ -20838,7 +20920,7 @@
           <w:szCs w:val="19"/>
           <w:shd w:fill="EFEDE6" w:color="auto" w:val="clear"/>
         </w:rPr>
-        <w:t xml:space="preserve">/chat</w:t>
+        <w:t xml:space="preserve">/perfil</w:t>
       </w:r>
       <w:r>
         <w:rPr>
@@ -20856,7 +20938,7 @@
           <w:szCs w:val="19"/>
           <w:shd w:fill="EFEDE6" w:color="auto" w:val="clear"/>
         </w:rPr>
-        <w:t xml:space="preserve">/relatorios</w:t>
+        <w:t xml:space="preserve">/chat</w:t>
       </w:r>
       <w:r>
         <w:rPr>
@@ -20874,6 +20956,24 @@
           <w:szCs w:val="19"/>
           <w:shd w:fill="EFEDE6" w:color="auto" w:val="clear"/>
         </w:rPr>
+        <w:t xml:space="preserve">/relatorios</w:t>
+      </w:r>
+      <w:r>
+        <w:rPr>
+          <w:color w:val="23293D"/>
+          <w:sz w:val="21"/>
+          <w:szCs w:val="21"/>
+        </w:rPr>
+        <w:t xml:space="preserve">, </w:t>
+      </w:r>
+      <w:r>
+        <w:rPr>
+          <w:rFonts w:ascii="Consolas" w:cs="Consolas" w:eastAsia="Consolas" w:hAnsi="Consolas"/>
+          <w:color w:val="1F3253"/>
+          <w:sz w:val="19"/>
+          <w:szCs w:val="19"/>
+          <w:shd w:fill="EFEDE6" w:color="auto" w:val="clear"/>
+        </w:rPr>
         <w:t xml:space="preserve">/documentos</w:t>
       </w:r>
       <w:r>
@@ -20895,7 +20995,7 @@
           <w:sz w:val="21"/>
           <w:szCs w:val="21"/>
         </w:rPr>
-        <w:t xml:space="preserve">A lista completa das 82 rotas, com as guardas de acesso encontradas em cada página, está em </w:t>
+        <w:t xml:space="preserve">A lista completa das 87 rotas, com as guardas de acesso encontradas em cada página, está em </w:t>
       </w:r>
       <w:r>
         <w:rPr>
@@ -23290,7 +23390,7 @@
           <w:sz w:val="21"/>
           <w:szCs w:val="21"/>
         </w:rPr>
-        <w:t xml:space="preserve">Menu → Sistema → aba Problemas → botão "Relatar um problema".</w:t>
+        <w:t xml:space="preserve">Barra de cima → a boia (Problemas) → botão "Relatar um problema".</w:t>
       </w:r>
     </w:p>
     <w:tbl>
@@ -30056,7 +30156,7 @@
           <w:sz w:val="21"/>
           <w:szCs w:val="21"/>
         </w:rPr>
-        <w:t xml:space="preserve">Menu → </w:t>
+        <w:t xml:space="preserve">Duas telas separadas, cada uma no seu desenho da barra de cima: o </w:t>
       </w:r>
       <w:r>
         <w:rPr>
@@ -30066,7 +30166,7 @@
           <w:sz w:val="21"/>
           <w:szCs w:val="21"/>
         </w:rPr>
-        <w:t xml:space="preserve">Sistema</w:t>
+        <w:t xml:space="preserve">triângulo</w:t>
       </w:r>
       <w:r>
         <w:rPr>
@@ -30076,18 +30176,27 @@
           <w:sz w:val="21"/>
           <w:szCs w:val="21"/>
         </w:rPr>
-        <w:t xml:space="preserve">. Três abas.</w:t>
-      </w:r>
-    </w:p>
-    <w:p>
-      <w:pPr>
-        <w:pStyle w:val="Heading2"/>
-      </w:pPr>
-      <w:r>
-        <w:rPr>
-          <w:color w:val="1F3253"/>
-        </w:rPr>
-        <w:t xml:space="preserve">15.1. Novidades — agora na tela de Início</w:t>
+        <w:t xml:space="preserve"> abre os Alertas, a </w:t>
+      </w:r>
+      <w:r>
+        <w:rPr>
+          <w:i/>
+          <w:iCs/>
+          <w:color w:val="23293D"/>
+          <w:sz w:val="21"/>
+          <w:szCs w:val="21"/>
+        </w:rPr>
+        <w:t xml:space="preserve">boia</w:t>
+      </w:r>
+      <w:r>
+        <w:rPr>
+          <w:i/>
+          <w:iCs/>
+          <w:color w:val="23293D"/>
+          <w:sz w:val="21"/>
+          <w:szCs w:val="21"/>
+        </w:rPr>
+        <w:t xml:space="preserve"> abre os Problemas.</w:t>
       </w:r>
     </w:p>
     <w:tbl>
@@ -30129,7 +30238,7 @@
                 <w:sz w:val="21"/>
                 <w:szCs w:val="21"/>
               </w:rPr>
-              <w:t xml:space="preserve">Elas saíram desta tela.</w:t>
+              <w:t xml:space="preserve">Elas eram uma só, com abas, até 08/09/2026.</w:t>
             </w:r>
             <w:r>
               <w:rPr>
@@ -30137,8 +30246,97 @@
                 <w:sz w:val="21"/>
                 <w:szCs w:val="21"/>
               </w:rPr>
-              <w:t xml:space="preserve"> Desde 08/09/2026 as novidades aparecem na </w:t>
-            </w:r>
+              <w:t xml:space="preserve"> Os dois desenhos abriam a mesma tela e mudavam apenas a aba selecionada — quem clicava em Alertas encontrava "Relatar um problema" do lado. Agora cada desenho leva ao seu assunto e nada mais.</w:t>
+            </w:r>
+          </w:p>
+          <w:p>
+            <w:pPr>
+              <w:spacing w:after="140" w:line="280"/>
+            </w:pPr>
+            <w:r>
+              <w:rPr>
+                <w:color w:val="23293D"/>
+                <w:sz w:val="21"/>
+                <w:szCs w:val="21"/>
+              </w:rPr>
+              <w:t xml:space="preserve">Se você tiver um atalho antigo para </w:t>
+            </w:r>
+            <w:r>
+              <w:rPr>
+                <w:rFonts w:ascii="Consolas" w:cs="Consolas" w:eastAsia="Consolas" w:hAnsi="Consolas"/>
+                <w:color w:val="1F3253"/>
+                <w:sz w:val="19"/>
+                <w:szCs w:val="19"/>
+                <w:shd w:fill="EFEDE6" w:color="auto" w:val="clear"/>
+              </w:rPr>
+              <w:t xml:space="preserve">/sistema</w:t>
+            </w:r>
+            <w:r>
+              <w:rPr>
+                <w:color w:val="23293D"/>
+                <w:sz w:val="21"/>
+                <w:szCs w:val="21"/>
+              </w:rPr>
+              <w:t xml:space="preserve">, ele continua funcionando: o sistema o encaminha para a tela certa.</w:t>
+            </w:r>
+          </w:p>
+        </w:tc>
+      </w:tr>
+    </w:tbl>
+    <w:p>
+      <w:pPr>
+        <w:spacing w:after="140" w:line="120"/>
+      </w:pPr>
+      <w:r>
+        <w:rPr>
+          <w:sz w:val="2"/>
+          <w:szCs w:val="2"/>
+        </w:rPr>
+        <w:t xml:space="preserve"/>
+      </w:r>
+    </w:p>
+    <w:p>
+      <w:pPr>
+        <w:pStyle w:val="Heading2"/>
+      </w:pPr>
+      <w:r>
+        <w:rPr>
+          <w:color w:val="1F3253"/>
+        </w:rPr>
+        <w:t xml:space="preserve">15.1. Novidades — agora na tela de Início</w:t>
+      </w:r>
+    </w:p>
+    <w:tbl>
+      <w:tblPr>
+        <w:tblW w:type="dxa" w:w="9638"/>
+        <w:tblBorders>
+          <w:top w:val="single" w:color="F5F3EC" w:sz="2"/>
+          <w:left w:val="single" w:color="B98B2E" w:sz="18"/>
+          <w:bottom w:val="single" w:color="F5F3EC" w:sz="2"/>
+          <w:right w:val="single" w:color="F5F3EC" w:sz="2"/>
+          <w:insideH w:val="none" w:color="auto" w:sz="0"/>
+          <w:insideV w:val="none" w:color="auto" w:sz="0"/>
+        </w:tblBorders>
+      </w:tblPr>
+      <w:tblGrid>
+        <w:gridCol w:w="9638"/>
+      </w:tblGrid>
+      <w:tr>
+        <w:tc>
+          <w:tcPr>
+            <w:tcW w:type="dxa" w:w="9638"/>
+            <w:shd w:fill="F5F3EC" w:color="auto" w:val="clear"/>
+            <w:tcMar>
+              <w:top w:type="dxa" w:w="160"/>
+              <w:left w:type="dxa" w:w="220"/>
+              <w:bottom w:type="dxa" w:w="160"/>
+              <w:right w:type="dxa" w:w="200"/>
+            </w:tcMar>
+          </w:tcPr>
+          <w:p>
+            <w:pPr>
+              <w:spacing w:after="140" w:line="280"/>
+            </w:pPr>
             <w:r>
               <w:rPr>
                 <w:b/>
@@ -30147,7 +30345,7 @@
                 <w:sz w:val="21"/>
                 <w:szCs w:val="21"/>
               </w:rPr>
-              <w:t xml:space="preserve">Início</w:t>
+              <w:t xml:space="preserve">Elas saíram desta tela.</w:t>
             </w:r>
             <w:r>
               <w:rPr>
@@ -30155,6 +30353,24 @@
                 <w:sz w:val="21"/>
                 <w:szCs w:val="21"/>
               </w:rPr>
+              <w:t xml:space="preserve"> Desde 08/09/2026 as novidades aparecem na </w:t>
+            </w:r>
+            <w:r>
+              <w:rPr>
+                <w:b/>
+                <w:bCs/>
+                <w:color w:val="23293D"/>
+                <w:sz w:val="21"/>
+                <w:szCs w:val="21"/>
+              </w:rPr>
+              <w:t xml:space="preserve">Início</w:t>
+            </w:r>
+            <w:r>
+              <w:rPr>
+                <w:color w:val="23293D"/>
+                <w:sz w:val="21"/>
+                <w:szCs w:val="21"/>
+              </w:rPr>
               <w:t xml:space="preserve">, que é a primeira que você vê ao entrar. Novidade escondida atrás de dois cliques não é lida por ninguém.</w:t>
             </w:r>
           </w:p>
@@ -30321,6 +30537,63 @@
           <w:color w:val="1F3253"/>
         </w:rPr>
         <w:t xml:space="preserve">15.2. Problemas</w:t>
+      </w:r>
+    </w:p>
+    <w:p>
+      <w:pPr>
+        <w:spacing w:after="140" w:line="280"/>
+      </w:pPr>
+      <w:r>
+        <w:rPr>
+          <w:i/>
+          <w:iCs/>
+          <w:color w:val="23293D"/>
+          <w:sz w:val="21"/>
+          <w:szCs w:val="21"/>
+        </w:rPr>
+        <w:t xml:space="preserve">Tela </w:t>
+      </w:r>
+      <w:r>
+        <w:rPr>
+          <w:rFonts w:ascii="Consolas" w:cs="Consolas" w:eastAsia="Consolas" w:hAnsi="Consolas"/>
+          <w:i/>
+          <w:iCs/>
+          <w:color w:val="1F3253"/>
+          <w:sz w:val="19"/>
+          <w:szCs w:val="19"/>
+          <w:shd w:fill="EFEDE6" w:color="auto" w:val="clear"/>
+        </w:rPr>
+        <w:t xml:space="preserve">/problemas</w:t>
+      </w:r>
+      <w:r>
+        <w:rPr>
+          <w:i/>
+          <w:iCs/>
+          <w:color w:val="23293D"/>
+          <w:sz w:val="21"/>
+          <w:szCs w:val="21"/>
+        </w:rPr>
+        <w:t xml:space="preserve"> — a </w:t>
+      </w:r>
+      <w:r>
+        <w:rPr>
+          <w:i/>
+          <w:iCs/>
+          <w:color w:val="23293D"/>
+          <w:sz w:val="21"/>
+          <w:szCs w:val="21"/>
+        </w:rPr>
+        <w:t xml:space="preserve">boia</w:t>
+      </w:r>
+      <w:r>
+        <w:rPr>
+          <w:i/>
+          <w:iCs/>
+          <w:color w:val="23293D"/>
+          <w:sz w:val="21"/>
+          <w:szCs w:val="21"/>
+        </w:rPr>
+        <w:t xml:space="preserve"> na barra de cima.</w:t>
       </w:r>
     </w:p>
     <w:p>
@@ -31438,6 +31711,63 @@
       </w:pPr>
       <w:r>
         <w:rPr>
+          <w:i/>
+          <w:iCs/>
+          <w:color w:val="23293D"/>
+          <w:sz w:val="21"/>
+          <w:szCs w:val="21"/>
+        </w:rPr>
+        <w:t xml:space="preserve">Tela </w:t>
+      </w:r>
+      <w:r>
+        <w:rPr>
+          <w:rFonts w:ascii="Consolas" w:cs="Consolas" w:eastAsia="Consolas" w:hAnsi="Consolas"/>
+          <w:i/>
+          <w:iCs/>
+          <w:color w:val="1F3253"/>
+          <w:sz w:val="19"/>
+          <w:szCs w:val="19"/>
+          <w:shd w:fill="EFEDE6" w:color="auto" w:val="clear"/>
+        </w:rPr>
+        <w:t xml:space="preserve">/alertas</w:t>
+      </w:r>
+      <w:r>
+        <w:rPr>
+          <w:i/>
+          <w:iCs/>
+          <w:color w:val="23293D"/>
+          <w:sz w:val="21"/>
+          <w:szCs w:val="21"/>
+        </w:rPr>
+        <w:t xml:space="preserve"> — o </w:t>
+      </w:r>
+      <w:r>
+        <w:rPr>
+          <w:i/>
+          <w:iCs/>
+          <w:color w:val="23293D"/>
+          <w:sz w:val="21"/>
+          <w:szCs w:val="21"/>
+        </w:rPr>
+        <w:t xml:space="preserve">triângulo</w:t>
+      </w:r>
+      <w:r>
+        <w:rPr>
+          <w:i/>
+          <w:iCs/>
+          <w:color w:val="23293D"/>
+          <w:sz w:val="21"/>
+          <w:szCs w:val="21"/>
+        </w:rPr>
+        <w:t xml:space="preserve"> na barra de cima.</w:t>
+      </w:r>
+    </w:p>
+    <w:p>
+      <w:pPr>
+        <w:spacing w:after="140" w:line="280"/>
+      </w:pPr>
+      <w:r>
+        <w:rPr>
           <w:color w:val="23293D"/>
           <w:sz w:val="21"/>
           <w:szCs w:val="21"/>
@@ -31548,7 +31878,25 @@
           <w:sz w:val="21"/>
           <w:szCs w:val="21"/>
         </w:rPr>
-        <w:t xml:space="preserve">No alto da tela Sistema, acima das abas, fica o </w:t>
+        <w:t xml:space="preserve">No alto da tela de </w:t>
+      </w:r>
+      <w:r>
+        <w:rPr>
+          <w:b/>
+          <w:bCs/>
+          <w:color w:val="23293D"/>
+          <w:sz w:val="21"/>
+          <w:szCs w:val="21"/>
+        </w:rPr>
+        <w:t xml:space="preserve">Alertas</w:t>
+      </w:r>
+      <w:r>
+        <w:rPr>
+          <w:color w:val="23293D"/>
+          <w:sz w:val="21"/>
+          <w:szCs w:val="21"/>
+        </w:rPr>
+        <w:t xml:space="preserve"> fica o </w:t>
       </w:r>
       <w:r>
         <w:rPr>

--- a/docs/treinamento/Manual-de-Treinamento-riSZon.docx
+++ b/docs/treinamento/Manual-de-Treinamento-riSZon.docx
@@ -1795,7 +1795,25 @@
                 <w:sz w:val="20"/>
                 <w:szCs w:val="20"/>
               </w:rPr>
-              <w:t xml:space="preserve"> — relatar e acompanhar; abre o formulário direto</w:t>
+              <w:t xml:space="preserve"> — relatar e acompanhar; abre o formulário direto. </w:t>
+            </w:r>
+            <w:r>
+              <w:rPr>
+                <w:b/>
+                <w:bCs/>
+                <w:color w:val="23293D"/>
+                <w:sz w:val="20"/>
+                <w:szCs w:val="20"/>
+              </w:rPr>
+              <w:t xml:space="preserve">Tem número</w:t>
+            </w:r>
+            <w:r>
+              <w:rPr>
+                <w:color w:val="23293D"/>
+                <w:sz w:val="20"/>
+                <w:szCs w:val="20"/>
+              </w:rPr>
+              <w:t xml:space="preserve"> (veja abaixo)</w:t>
             </w:r>
           </w:p>
         </w:tc>
@@ -1914,7 +1932,7 @@
                 <w:sz w:val="21"/>
                 <w:szCs w:val="21"/>
               </w:rPr>
-              <w:t xml:space="preserve">Por que o triângulo não tem número.</w:t>
+              <w:t xml:space="preserve">O número da boia não quer dizer a mesma coisa para todo mundo.</w:t>
             </w:r>
             <w:r>
               <w:rPr>
@@ -1922,7 +1940,157 @@
                 <w:sz w:val="21"/>
                 <w:szCs w:val="21"/>
               </w:rPr>
-              <w:t xml:space="preserve"> O que é urgente já chega pelo sino: os alertas do financeiro disparam notificação. O triângulo é para consultar a lista completa quando você quiser.</w:t>
+              <w:t xml:space="preserve"> Para o </w:t>
+            </w:r>
+            <w:r>
+              <w:rPr>
+                <w:b/>
+                <w:bCs/>
+                <w:color w:val="23293D"/>
+                <w:sz w:val="21"/>
+                <w:szCs w:val="21"/>
+              </w:rPr>
+              <w:t xml:space="preserve">Admin Master</w:t>
+            </w:r>
+            <w:r>
+              <w:rPr>
+                <w:color w:val="23293D"/>
+                <w:sz w:val="21"/>
+                <w:szCs w:val="21"/>
+              </w:rPr>
+              <w:t xml:space="preserve"> ele é a fila dele: os relatos abertos e em análise, de todas as unidades. Ele some quando ele responde.</w:t>
+            </w:r>
+          </w:p>
+          <w:p>
+            <w:pPr>
+              <w:spacing w:after="140" w:line="280"/>
+            </w:pPr>
+            <w:r>
+              <w:rPr>
+                <w:color w:val="23293D"/>
+                <w:sz w:val="21"/>
+                <w:szCs w:val="21"/>
+              </w:rPr>
+              <w:t xml:space="preserve">Para </w:t>
+            </w:r>
+            <w:r>
+              <w:rPr>
+                <w:b/>
+                <w:bCs/>
+                <w:color w:val="23293D"/>
+                <w:sz w:val="21"/>
+                <w:szCs w:val="21"/>
+              </w:rPr>
+              <w:t xml:space="preserve">todo o resto</w:t>
+            </w:r>
+            <w:r>
+              <w:rPr>
+                <w:color w:val="23293D"/>
+                <w:sz w:val="21"/>
+                <w:szCs w:val="21"/>
+              </w:rPr>
+              <w:t xml:space="preserve">, ele conta as </w:t>
+            </w:r>
+            <w:r>
+              <w:rPr>
+                <w:b/>
+                <w:bCs/>
+                <w:color w:val="23293D"/>
+                <w:sz w:val="21"/>
+                <w:szCs w:val="21"/>
+              </w:rPr>
+              <w:t xml:space="preserve">respostas que você ainda não leu</w:t>
+            </w:r>
+            <w:r>
+              <w:rPr>
+                <w:color w:val="23293D"/>
+                <w:sz w:val="21"/>
+                <w:szCs w:val="21"/>
+              </w:rPr>
+              <w:t xml:space="preserve"> nos relatos que </w:t>
+            </w:r>
+            <w:r>
+              <w:rPr>
+                <w:b/>
+                <w:bCs/>
+                <w:color w:val="23293D"/>
+                <w:sz w:val="21"/>
+                <w:szCs w:val="21"/>
+              </w:rPr>
+              <w:t xml:space="preserve">você</w:t>
+            </w:r>
+            <w:r>
+              <w:rPr>
+                <w:color w:val="23293D"/>
+                <w:sz w:val="21"/>
+                <w:szCs w:val="21"/>
+              </w:rPr>
+              <w:t xml:space="preserve"> abriu — e some assim que você abre a tela de Problemas. Contar a fila inteira para quem não responde seria pendurar no seu ícone um número sobre o qual você não pode fazer nada.</w:t>
+            </w:r>
+          </w:p>
+        </w:tc>
+      </w:tr>
+    </w:tbl>
+    <w:p>
+      <w:pPr>
+        <w:spacing w:after="140" w:line="120"/>
+      </w:pPr>
+      <w:r>
+        <w:rPr>
+          <w:sz w:val="2"/>
+          <w:szCs w:val="2"/>
+        </w:rPr>
+        <w:t xml:space="preserve"/>
+      </w:r>
+    </w:p>
+    <w:tbl>
+      <w:tblPr>
+        <w:tblW w:type="dxa" w:w="9638"/>
+        <w:tblBorders>
+          <w:top w:val="single" w:color="F5F3EC" w:sz="2"/>
+          <w:left w:val="single" w:color="B98B2E" w:sz="18"/>
+          <w:bottom w:val="single" w:color="F5F3EC" w:sz="2"/>
+          <w:right w:val="single" w:color="F5F3EC" w:sz="2"/>
+          <w:insideH w:val="none" w:color="auto" w:sz="0"/>
+          <w:insideV w:val="none" w:color="auto" w:sz="0"/>
+        </w:tblBorders>
+      </w:tblPr>
+      <w:tblGrid>
+        <w:gridCol w:w="9638"/>
+      </w:tblGrid>
+      <w:tr>
+        <w:tc>
+          <w:tcPr>
+            <w:tcW w:type="dxa" w:w="9638"/>
+            <w:shd w:fill="F5F3EC" w:color="auto" w:val="clear"/>
+            <w:tcMar>
+              <w:top w:type="dxa" w:w="160"/>
+              <w:left w:type="dxa" w:w="220"/>
+              <w:bottom w:type="dxa" w:w="160"/>
+              <w:right w:type="dxa" w:w="200"/>
+            </w:tcMar>
+          </w:tcPr>
+          <w:p>
+            <w:pPr>
+              <w:spacing w:after="140" w:line="280"/>
+            </w:pPr>
+            <w:r>
+              <w:rPr>
+                <w:b/>
+                <w:bCs/>
+                <w:color w:val="23293D"/>
+                <w:sz w:val="21"/>
+                <w:szCs w:val="21"/>
+              </w:rPr>
+              <w:t xml:space="preserve">Por que o triângulo não tem número.</w:t>
+            </w:r>
+            <w:r>
+              <w:rPr>
+                <w:color w:val="23293D"/>
+                <w:sz w:val="21"/>
+                <w:szCs w:val="21"/>
+              </w:rPr>
+              <w:t xml:space="preserve"> O que é urgente já chega pelo sino: os alertas do financeiro disparam notificação. O triângulo é para consultar a lista completa quando você quiser. (Contar tudo o que ele mostra sairia caro e daria um número diferente do que a tela apresenta — número que não bate com a tela é pior que número nenhum.)</w:t>
             </w:r>
           </w:p>
         </w:tc>
@@ -30623,6 +30791,29 @@
           <w:szCs w:val="21"/>
         </w:rPr>
         <w:t xml:space="preserve">.</w:t>
+      </w:r>
+    </w:p>
+    <w:p>
+      <w:pPr>
+        <w:spacing w:after="140" w:line="280"/>
+      </w:pPr>
+      <w:r>
+        <w:rPr>
+          <w:b/>
+          <w:bCs/>
+          <w:color w:val="23293D"/>
+          <w:sz w:val="21"/>
+          <w:szCs w:val="21"/>
+        </w:rPr>
+        <w:t xml:space="preserve">O ícone avisa quando há algo esperando.</w:t>
+      </w:r>
+      <w:r>
+        <w:rPr>
+          <w:color w:val="23293D"/>
+          <w:sz w:val="21"/>
+          <w:szCs w:val="21"/>
+        </w:rPr>
+        <w:t xml:space="preserve"> Se você relatou e foi respondido, a boia mostra um número até você abrir esta tela. Se você é Admin Master, ela mostra quantos relatos ainda dependem de você.</w:t>
       </w:r>
     </w:p>
     <w:p>

--- a/docs/treinamento/Manual-de-Treinamento-riSZon.docx
+++ b/docs/treinamento/Manual-de-Treinamento-riSZon.docx
@@ -180,7 +180,7 @@
           <w:sz w:val="20"/>
           <w:szCs w:val="20"/>
         </w:rPr>
-        <w:t xml:space="preserve">08 de setembro de 2026</w:t>
+        <w:t xml:space="preserve">09 de setembro de 2026</w:t>
       </w:r>
     </w:p>
     <w:p>
@@ -1061,7 +1061,25 @@
           <w:sz w:val="21"/>
           <w:szCs w:val="21"/>
         </w:rPr>
-        <w:t xml:space="preserve"> No alto da barra lateral esquerda aparece o nome da clínica ativa e, logo abaixo, </w:t>
+        <w:t xml:space="preserve"> No alto da barra lateral esquerda aparece a </w:t>
+      </w:r>
+      <w:r>
+        <w:rPr>
+          <w:b/>
+          <w:bCs/>
+          <w:color w:val="23293D"/>
+          <w:sz w:val="21"/>
+          <w:szCs w:val="21"/>
+        </w:rPr>
+        <w:t xml:space="preserve">assinatura da Risarte</w:t>
+      </w:r>
+      <w:r>
+        <w:rPr>
+          <w:color w:val="23293D"/>
+          <w:sz w:val="21"/>
+          <w:szCs w:val="21"/>
+        </w:rPr>
+        <w:t xml:space="preserve"> e, logo abaixo, o nome da clínica ativa e </w:t>
       </w:r>
       <w:r>
         <w:rPr>
@@ -1079,7 +1097,41 @@
           <w:sz w:val="21"/>
           <w:szCs w:val="21"/>
         </w:rPr>
-        <w:t xml:space="preserve">. Se você atende em mais de uma unidade, é por ali que se troca.</w:t>
+        <w:t xml:space="preserve">. Se você atende em mais de uma unidade, é por ali que se troca. &gt; </w:t>
+      </w:r>
+      <w:r>
+        <w:rPr>
+          <w:b/>
+          <w:bCs/>
+          <w:color w:val="23293D"/>
+          <w:sz w:val="21"/>
+          <w:szCs w:val="21"/>
+        </w:rPr>
+        <w:t xml:space="preserve">A cor da tela diz onde você está.</w:t>
+      </w:r>
+      <w:r>
+        <w:rPr>
+          <w:color w:val="23293D"/>
+          <w:sz w:val="21"/>
+          <w:szCs w:val="21"/>
+        </w:rPr>
+        <w:t xml:space="preserve"> Ver </w:t>
+      </w:r>
+      <w:r>
+        <w:rPr>
+          <w:color w:val="1F3253"/>
+          <w:sz w:val="21"/>
+          <w:szCs w:val="21"/>
+        </w:rPr>
+        <w:t xml:space="preserve">seção 2.1</w:t>
+      </w:r>
+      <w:r>
+        <w:rPr>
+          <w:color w:val="23293D"/>
+          <w:sz w:val="21"/>
+          <w:szCs w:val="21"/>
+        </w:rPr>
+        <w:t xml:space="preserve">.</w:t>
       </w:r>
     </w:p>
     <w:p>
@@ -1173,7 +1225,7 @@
           <w:sz w:val="21"/>
           <w:szCs w:val="21"/>
         </w:rPr>
-        <w:t xml:space="preserve">"Versão 0.235.0 · migração 0251"</w:t>
+        <w:t xml:space="preserve">"Versão 0.238.0 · migração 0252"</w:t>
       </w:r>
       <w:r>
         <w:rPr>
@@ -1186,13 +1238,13 @@
     </w:p>
     <w:p>
       <w:pPr>
-        <w:pStyle w:val="Heading1"/>
+        <w:pStyle w:val="Heading2"/>
       </w:pPr>
       <w:r>
         <w:rPr>
           <w:color w:val="1F3253"/>
         </w:rPr>
-        <w:t xml:space="preserve">A barra de cima</w:t>
+        <w:t xml:space="preserve">2.1. A cor da tela diz onde você está</w:t>
       </w:r>
     </w:p>
     <w:p>
@@ -1201,21 +1253,451 @@
       </w:pPr>
       <w:r>
         <w:rPr>
-          <w:b/>
-          <w:bCs/>
-          <w:color w:val="23293D"/>
-          <w:sz w:val="21"/>
-          <w:szCs w:val="21"/>
-        </w:rPr>
-        <w:t xml:space="preserve">O que você usa de dentro de qualquer tela mora no alto</w:t>
-      </w:r>
-      <w:r>
-        <w:rPr>
-          <w:color w:val="23293D"/>
-          <w:sz w:val="21"/>
-          <w:szCs w:val="21"/>
-        </w:rPr>
-        <w:t xml:space="preserve">, e não no menu lateral. O menu da esquerda é só o caminho entre os módulos.</w:t>
+          <w:color w:val="23293D"/>
+          <w:sz w:val="21"/>
+          <w:szCs w:val="21"/>
+        </w:rPr>
+        <w:t xml:space="preserve">O sistema tem </w:t>
+      </w:r>
+      <w:r>
+        <w:rPr>
+          <w:b/>
+          <w:bCs/>
+          <w:color w:val="23293D"/>
+          <w:sz w:val="21"/>
+          <w:szCs w:val="21"/>
+        </w:rPr>
+        <w:t xml:space="preserve">três ambientes</w:t>
+      </w:r>
+      <w:r>
+        <w:rPr>
+          <w:color w:val="23293D"/>
+          <w:sz w:val="21"/>
+          <w:szCs w:val="21"/>
+        </w:rPr>
+        <w:t xml:space="preserve">, e cada um tem a sua cor. Não é enfeite: é para você saber, sem ler nada, em que parte da Risarte está trabalhando.</w:t>
+      </w:r>
+    </w:p>
+    <w:tbl>
+      <w:tblPr>
+        <w:tblW w:type="dxa" w:w="9638"/>
+        <w:tblBorders>
+          <w:top w:val="single" w:color="D8D4C8" w:sz="2"/>
+          <w:left w:val="single" w:color="D8D4C8" w:sz="2"/>
+          <w:bottom w:val="single" w:color="D8D4C8" w:sz="2"/>
+          <w:right w:val="single" w:color="D8D4C8" w:sz="2"/>
+          <w:insideH w:val="single" w:color="D8D4C8" w:sz="2"/>
+          <w:insideV w:val="single" w:color="D8D4C8" w:sz="2"/>
+        </w:tblBorders>
+        <w:tblLayout w:type="fixed"/>
+      </w:tblPr>
+      <w:tblGrid>
+        <w:gridCol w:w="4102"/>
+        <w:gridCol w:w="3005"/>
+        <w:gridCol w:w="2531"/>
+      </w:tblGrid>
+      <w:tr>
+        <w:trPr>
+          <w:tblHeader/>
+        </w:trPr>
+        <w:tc>
+          <w:tcPr>
+            <w:tcW w:type="dxa" w:w="4102"/>
+            <w:shd w:fill="1F3253" w:color="auto" w:val="clear"/>
+            <w:tcMar>
+              <w:top w:type="dxa" w:w="90"/>
+              <w:left w:type="dxa" w:w="110"/>
+              <w:bottom w:type="dxa" w:w="90"/>
+              <w:right w:type="dxa" w:w="110"/>
+            </w:tcMar>
+            <w:vAlign w:val="center"/>
+          </w:tcPr>
+          <w:p>
+            <w:pPr>
+              <w:spacing w:after="0" w:line="250"/>
+            </w:pPr>
+            <w:r>
+              <w:rPr>
+                <w:b/>
+                <w:bCs/>
+                <w:color w:val="FFFFFF"/>
+                <w:sz w:val="19"/>
+                <w:szCs w:val="19"/>
+              </w:rPr>
+              <w:t xml:space="preserve">Onde você está</w:t>
+            </w:r>
+          </w:p>
+        </w:tc>
+        <w:tc>
+          <w:tcPr>
+            <w:tcW w:type="dxa" w:w="3005"/>
+            <w:shd w:fill="1F3253" w:color="auto" w:val="clear"/>
+            <w:tcMar>
+              <w:top w:type="dxa" w:w="90"/>
+              <w:left w:type="dxa" w:w="110"/>
+              <w:bottom w:type="dxa" w:w="90"/>
+              <w:right w:type="dxa" w:w="110"/>
+            </w:tcMar>
+            <w:vAlign w:val="center"/>
+          </w:tcPr>
+          <w:p>
+            <w:pPr>
+              <w:spacing w:after="0" w:line="250"/>
+            </w:pPr>
+            <w:r>
+              <w:rPr>
+                <w:b/>
+                <w:bCs/>
+                <w:color w:val="FFFFFF"/>
+                <w:sz w:val="19"/>
+                <w:szCs w:val="19"/>
+              </w:rPr>
+              <w:t xml:space="preserve">Assinatura</w:t>
+            </w:r>
+          </w:p>
+        </w:tc>
+        <w:tc>
+          <w:tcPr>
+            <w:tcW w:type="dxa" w:w="2531"/>
+            <w:shd w:fill="1F3253" w:color="auto" w:val="clear"/>
+            <w:tcMar>
+              <w:top w:type="dxa" w:w="90"/>
+              <w:left w:type="dxa" w:w="110"/>
+              <w:bottom w:type="dxa" w:w="90"/>
+              <w:right w:type="dxa" w:w="110"/>
+            </w:tcMar>
+            <w:vAlign w:val="center"/>
+          </w:tcPr>
+          <w:p>
+            <w:pPr>
+              <w:spacing w:after="0" w:line="250"/>
+            </w:pPr>
+            <w:r>
+              <w:rPr>
+                <w:b/>
+                <w:bCs/>
+                <w:color w:val="FFFFFF"/>
+                <w:sz w:val="19"/>
+                <w:szCs w:val="19"/>
+              </w:rPr>
+              <w:t xml:space="preserve">Cor</w:t>
+            </w:r>
+          </w:p>
+        </w:tc>
+      </w:tr>
+      <w:tr>
+        <w:tc>
+          <w:tcPr>
+            <w:tcW w:type="dxa" w:w="4102"/>
+            <w:tcMar>
+              <w:top w:type="dxa" w:w="90"/>
+              <w:left w:type="dxa" w:w="110"/>
+              <w:bottom w:type="dxa" w:w="90"/>
+              <w:right w:type="dxa" w:w="110"/>
+            </w:tcMar>
+            <w:vAlign w:val="center"/>
+          </w:tcPr>
+          <w:p>
+            <w:pPr>
+              <w:spacing w:after="0" w:line="250"/>
+            </w:pPr>
+            <w:r>
+              <w:rPr>
+                <w:color w:val="23293D"/>
+                <w:sz w:val="20"/>
+                <w:szCs w:val="20"/>
+              </w:rPr>
+              <w:t xml:space="preserve">Numa </w:t>
+            </w:r>
+            <w:r>
+              <w:rPr>
+                <w:b/>
+                <w:bCs/>
+                <w:color w:val="23293D"/>
+                <w:sz w:val="20"/>
+                <w:szCs w:val="20"/>
+              </w:rPr>
+              <w:t xml:space="preserve">unidade</w:t>
+            </w:r>
+            <w:r>
+              <w:rPr>
+                <w:color w:val="23293D"/>
+                <w:sz w:val="20"/>
+                <w:szCs w:val="20"/>
+              </w:rPr>
+              <w:t xml:space="preserve"> (Cambé, Londrina…)</w:t>
+            </w:r>
+          </w:p>
+        </w:tc>
+        <w:tc>
+          <w:tcPr>
+            <w:tcW w:type="dxa" w:w="3005"/>
+            <w:tcMar>
+              <w:top w:type="dxa" w:w="90"/>
+              <w:left w:type="dxa" w:w="110"/>
+              <w:bottom w:type="dxa" w:w="90"/>
+              <w:right w:type="dxa" w:w="110"/>
+            </w:tcMar>
+            <w:vAlign w:val="center"/>
+          </w:tcPr>
+          <w:p>
+            <w:pPr>
+              <w:spacing w:after="0" w:line="250"/>
+            </w:pPr>
+            <w:r>
+              <w:rPr>
+                <w:color w:val="23293D"/>
+                <w:sz w:val="20"/>
+                <w:szCs w:val="20"/>
+              </w:rPr>
+              <w:t xml:space="preserve">Risarte </w:t>
+            </w:r>
+            <w:r>
+              <w:rPr>
+                <w:b/>
+                <w:bCs/>
+                <w:color w:val="23293D"/>
+                <w:sz w:val="20"/>
+                <w:szCs w:val="20"/>
+              </w:rPr>
+              <w:t xml:space="preserve">Odontologia</w:t>
+            </w:r>
+          </w:p>
+        </w:tc>
+        <w:tc>
+          <w:tcPr>
+            <w:tcW w:type="dxa" w:w="2531"/>
+            <w:tcMar>
+              <w:top w:type="dxa" w:w="90"/>
+              <w:left w:type="dxa" w:w="110"/>
+              <w:bottom w:type="dxa" w:w="90"/>
+              <w:right w:type="dxa" w:w="110"/>
+            </w:tcMar>
+            <w:vAlign w:val="center"/>
+          </w:tcPr>
+          <w:p>
+            <w:pPr>
+              <w:spacing w:after="0" w:line="250"/>
+            </w:pPr>
+            <w:r>
+              <w:rPr>
+                <w:color w:val="23293D"/>
+                <w:sz w:val="20"/>
+                <w:szCs w:val="20"/>
+              </w:rPr>
+              <w:t xml:space="preserve">azul-marinho</w:t>
+            </w:r>
+          </w:p>
+        </w:tc>
+      </w:tr>
+      <w:tr>
+        <w:tc>
+          <w:tcPr>
+            <w:tcW w:type="dxa" w:w="4102"/>
+            <w:shd w:fill="F7F6F2" w:color="auto" w:val="clear"/>
+            <w:tcMar>
+              <w:top w:type="dxa" w:w="90"/>
+              <w:left w:type="dxa" w:w="110"/>
+              <w:bottom w:type="dxa" w:w="90"/>
+              <w:right w:type="dxa" w:w="110"/>
+            </w:tcMar>
+            <w:vAlign w:val="center"/>
+          </w:tcPr>
+          <w:p>
+            <w:pPr>
+              <w:spacing w:after="0" w:line="250"/>
+            </w:pPr>
+            <w:r>
+              <w:rPr>
+                <w:color w:val="23293D"/>
+                <w:sz w:val="20"/>
+                <w:szCs w:val="20"/>
+              </w:rPr>
+              <w:t xml:space="preserve">Na </w:t>
+            </w:r>
+            <w:r>
+              <w:rPr>
+                <w:b/>
+                <w:bCs/>
+                <w:color w:val="23293D"/>
+                <w:sz w:val="20"/>
+                <w:szCs w:val="20"/>
+              </w:rPr>
+              <w:t xml:space="preserve">Franqueadora</w:t>
+            </w:r>
+          </w:p>
+        </w:tc>
+        <w:tc>
+          <w:tcPr>
+            <w:tcW w:type="dxa" w:w="3005"/>
+            <w:shd w:fill="F7F6F2" w:color="auto" w:val="clear"/>
+            <w:tcMar>
+              <w:top w:type="dxa" w:w="90"/>
+              <w:left w:type="dxa" w:w="110"/>
+              <w:bottom w:type="dxa" w:w="90"/>
+              <w:right w:type="dxa" w:w="110"/>
+            </w:tcMar>
+            <w:vAlign w:val="center"/>
+          </w:tcPr>
+          <w:p>
+            <w:pPr>
+              <w:spacing w:after="0" w:line="250"/>
+            </w:pPr>
+            <w:r>
+              <w:rPr>
+                <w:color w:val="23293D"/>
+                <w:sz w:val="20"/>
+                <w:szCs w:val="20"/>
+              </w:rPr>
+              <w:t xml:space="preserve">Risarte </w:t>
+            </w:r>
+            <w:r>
+              <w:rPr>
+                <w:b/>
+                <w:bCs/>
+                <w:color w:val="23293D"/>
+                <w:sz w:val="20"/>
+                <w:szCs w:val="20"/>
+              </w:rPr>
+              <w:t xml:space="preserve">Franchising</w:t>
+            </w:r>
+          </w:p>
+        </w:tc>
+        <w:tc>
+          <w:tcPr>
+            <w:tcW w:type="dxa" w:w="2531"/>
+            <w:shd w:fill="F7F6F2" w:color="auto" w:val="clear"/>
+            <w:tcMar>
+              <w:top w:type="dxa" w:w="90"/>
+              <w:left w:type="dxa" w:w="110"/>
+              <w:bottom w:type="dxa" w:w="90"/>
+              <w:right w:type="dxa" w:w="110"/>
+            </w:tcMar>
+            <w:vAlign w:val="center"/>
+          </w:tcPr>
+          <w:p>
+            <w:pPr>
+              <w:spacing w:after="0" w:line="250"/>
+            </w:pPr>
+            <w:r>
+              <w:rPr>
+                <w:color w:val="23293D"/>
+                <w:sz w:val="20"/>
+                <w:szCs w:val="20"/>
+              </w:rPr>
+              <w:t xml:space="preserve">turquesa</w:t>
+            </w:r>
+          </w:p>
+        </w:tc>
+      </w:tr>
+      <w:tr>
+        <w:tc>
+          <w:tcPr>
+            <w:tcW w:type="dxa" w:w="4102"/>
+            <w:tcMar>
+              <w:top w:type="dxa" w:w="90"/>
+              <w:left w:type="dxa" w:w="110"/>
+              <w:bottom w:type="dxa" w:w="90"/>
+              <w:right w:type="dxa" w:w="110"/>
+            </w:tcMar>
+            <w:vAlign w:val="center"/>
+          </w:tcPr>
+          <w:p>
+            <w:pPr>
+              <w:spacing w:after="0" w:line="250"/>
+            </w:pPr>
+            <w:r>
+              <w:rPr>
+                <w:color w:val="23293D"/>
+                <w:sz w:val="20"/>
+                <w:szCs w:val="20"/>
+              </w:rPr>
+              <w:t xml:space="preserve">No </w:t>
+            </w:r>
+            <w:r>
+              <w:rPr>
+                <w:b/>
+                <w:bCs/>
+                <w:color w:val="23293D"/>
+                <w:sz w:val="20"/>
+                <w:szCs w:val="20"/>
+              </w:rPr>
+              <w:t xml:space="preserve">Risarte Empresarial</w:t>
+            </w:r>
+          </w:p>
+        </w:tc>
+        <w:tc>
+          <w:tcPr>
+            <w:tcW w:type="dxa" w:w="3005"/>
+            <w:tcMar>
+              <w:top w:type="dxa" w:w="90"/>
+              <w:left w:type="dxa" w:w="110"/>
+              <w:bottom w:type="dxa" w:w="90"/>
+              <w:right w:type="dxa" w:w="110"/>
+            </w:tcMar>
+            <w:vAlign w:val="center"/>
+          </w:tcPr>
+          <w:p>
+            <w:pPr>
+              <w:spacing w:after="0" w:line="250"/>
+            </w:pPr>
+            <w:r>
+              <w:rPr>
+                <w:color w:val="23293D"/>
+                <w:sz w:val="20"/>
+                <w:szCs w:val="20"/>
+              </w:rPr>
+              <w:t xml:space="preserve">Risarte </w:t>
+            </w:r>
+            <w:r>
+              <w:rPr>
+                <w:b/>
+                <w:bCs/>
+                <w:color w:val="23293D"/>
+                <w:sz w:val="20"/>
+                <w:szCs w:val="20"/>
+              </w:rPr>
+              <w:t xml:space="preserve">Empresarial</w:t>
+            </w:r>
+          </w:p>
+        </w:tc>
+        <w:tc>
+          <w:tcPr>
+            <w:tcW w:type="dxa" w:w="2531"/>
+            <w:tcMar>
+              <w:top w:type="dxa" w:w="90"/>
+              <w:left w:type="dxa" w:w="110"/>
+              <w:bottom w:type="dxa" w:w="90"/>
+              <w:right w:type="dxa" w:w="110"/>
+            </w:tcMar>
+            <w:vAlign w:val="center"/>
+          </w:tcPr>
+          <w:p>
+            <w:pPr>
+              <w:spacing w:after="0" w:line="250"/>
+            </w:pPr>
+            <w:r>
+              <w:rPr>
+                <w:color w:val="23293D"/>
+                <w:sz w:val="20"/>
+                <w:szCs w:val="20"/>
+              </w:rPr>
+              <w:t xml:space="preserve">bordô</w:t>
+            </w:r>
+          </w:p>
+        </w:tc>
+      </w:tr>
+    </w:tbl>
+    <w:p>
+      <w:pPr>
+        <w:spacing w:after="140" w:line="120"/>
+      </w:pPr>
+      <w:r>
+        <w:rPr>
+          <w:sz w:val="2"/>
+          <w:szCs w:val="2"/>
+        </w:rPr>
+        <w:t xml:space="preserve"/>
       </w:r>
     </w:p>
     <w:p>
@@ -1224,129 +1706,47 @@
       </w:pPr>
       <w:r>
         <w:rPr>
-          <w:b/>
-          <w:bCs/>
-          <w:color w:val="23293D"/>
-          <w:sz w:val="21"/>
-          <w:szCs w:val="21"/>
-        </w:rPr>
-        <w:t xml:space="preserve">À esquerda: "Procurar paciente".</w:t>
-      </w:r>
-      <w:r>
-        <w:rPr>
-          <w:color w:val="23293D"/>
-          <w:sz w:val="21"/>
-          <w:szCs w:val="21"/>
-        </w:rPr>
-        <w:t xml:space="preserve"> O caminho mais curto para uma ficha: clique (ou </w:t>
-      </w:r>
-      <w:r>
-        <w:rPr>
-          <w:b/>
-          <w:bCs/>
-          <w:color w:val="23293D"/>
-          <w:sz w:val="21"/>
-          <w:szCs w:val="21"/>
-        </w:rPr>
-        <w:t xml:space="preserve">Ctrl + K</w:t>
-      </w:r>
-      <w:r>
-        <w:rPr>
-          <w:color w:val="23293D"/>
-          <w:sz w:val="21"/>
-          <w:szCs w:val="21"/>
-        </w:rPr>
-        <w:t xml:space="preserve">), digite, escolha com as setas e abra com </w:t>
-      </w:r>
-      <w:r>
-        <w:rPr>
-          <w:b/>
-          <w:bCs/>
-          <w:color w:val="23293D"/>
-          <w:sz w:val="21"/>
-          <w:szCs w:val="21"/>
-        </w:rPr>
-        <w:t xml:space="preserve">Enter</w:t>
-      </w:r>
-      <w:r>
-        <w:rPr>
-          <w:color w:val="23293D"/>
-          <w:sz w:val="21"/>
-          <w:szCs w:val="21"/>
-        </w:rPr>
-        <w:t xml:space="preserve">. Procura por </w:t>
-      </w:r>
-      <w:r>
-        <w:rPr>
-          <w:b/>
-          <w:bCs/>
-          <w:color w:val="23293D"/>
-          <w:sz w:val="21"/>
-          <w:szCs w:val="21"/>
-        </w:rPr>
-        <w:t xml:space="preserve">nome</w:t>
-      </w:r>
-      <w:r>
-        <w:rPr>
-          <w:color w:val="23293D"/>
-          <w:sz w:val="21"/>
-          <w:szCs w:val="21"/>
-        </w:rPr>
-        <w:t xml:space="preserve">, pelo </w:t>
-      </w:r>
-      <w:r>
-        <w:rPr>
-          <w:b/>
-          <w:bCs/>
-          <w:color w:val="23293D"/>
-          <w:sz w:val="21"/>
-          <w:szCs w:val="21"/>
-        </w:rPr>
-        <w:t xml:space="preserve">código</w:t>
-      </w:r>
-      <w:r>
-        <w:rPr>
-          <w:color w:val="23293D"/>
-          <w:sz w:val="21"/>
-          <w:szCs w:val="21"/>
-        </w:rPr>
-        <w:t xml:space="preserve"> (ex.: </w:t>
-      </w:r>
-      <w:r>
-        <w:rPr>
-          <w:rFonts w:ascii="Consolas" w:cs="Consolas" w:eastAsia="Consolas" w:hAnsi="Consolas"/>
-          <w:color w:val="1F3253"/>
-          <w:sz w:val="19"/>
-          <w:szCs w:val="19"/>
-          <w:shd w:fill="EFEDE6" w:color="auto" w:val="clear"/>
-        </w:rPr>
-        <w:t xml:space="preserve">CAM-00001</w:t>
-      </w:r>
-      <w:r>
-        <w:rPr>
-          <w:color w:val="23293D"/>
-          <w:sz w:val="21"/>
-          <w:szCs w:val="21"/>
-        </w:rPr>
-        <w:t xml:space="preserve">) e pelo </w:t>
-      </w:r>
-      <w:r>
-        <w:rPr>
-          <w:b/>
-          <w:bCs/>
-          <w:color w:val="23293D"/>
-          <w:sz w:val="21"/>
-          <w:szCs w:val="21"/>
-        </w:rPr>
-        <w:t xml:space="preserve">CPF</w:t>
-      </w:r>
-      <w:r>
-        <w:rPr>
-          <w:color w:val="23293D"/>
-          <w:sz w:val="21"/>
-          <w:szCs w:val="21"/>
-        </w:rPr>
-        <w:t xml:space="preserve"> — inclusive digitando só os números, sem pontos nem traço.</w:t>
+          <w:color w:val="23293D"/>
+          <w:sz w:val="21"/>
+          <w:szCs w:val="21"/>
+        </w:rPr>
+        <w:t xml:space="preserve">A cor segue a </w:t>
+      </w:r>
+      <w:r>
+        <w:rPr>
+          <w:b/>
+          <w:bCs/>
+          <w:color w:val="23293D"/>
+          <w:sz w:val="21"/>
+          <w:szCs w:val="21"/>
+        </w:rPr>
+        <w:t xml:space="preserve">unidade ativa</w:t>
+      </w:r>
+      <w:r>
+        <w:rPr>
+          <w:color w:val="23293D"/>
+          <w:sz w:val="21"/>
+          <w:szCs w:val="21"/>
+        </w:rPr>
+        <w:t xml:space="preserve">, e as telas do </w:t>
+      </w:r>
+      <w:r>
+        <w:rPr>
+          <w:b/>
+          <w:bCs/>
+          <w:color w:val="23293D"/>
+          <w:sz w:val="21"/>
+          <w:szCs w:val="21"/>
+        </w:rPr>
+        <w:t xml:space="preserve">Empresarial</w:t>
+      </w:r>
+      <w:r>
+        <w:rPr>
+          <w:color w:val="23293D"/>
+          <w:sz w:val="21"/>
+          <w:szCs w:val="21"/>
+        </w:rPr>
+        <w:t xml:space="preserve"> usam a cor delas mesmo quando você está com uma unidade escolhida — o Empresarial é um lugar, não um chapéu.</w:t>
       </w:r>
     </w:p>
     <w:tbl>
@@ -1388,7 +1788,7 @@
                 <w:sz w:val="21"/>
                 <w:szCs w:val="21"/>
               </w:rPr>
-              <w:t xml:space="preserve">Dois pacientes com o mesmo nome?</w:t>
+              <w:t xml:space="preserve">O aviso de TREINO continua mandando mais que a cor.</w:t>
             </w:r>
             <w:r>
               <w:rPr>
@@ -1396,7 +1796,7 @@
                 <w:sz w:val="21"/>
                 <w:szCs w:val="21"/>
               </w:rPr>
-              <w:t xml:space="preserve"> A lista mostra o código e a unidade de cada um, para você escolher sem precisar abrir as duas fichas.</w:t>
+              <w:t xml:space="preserve"> Se você estiver no ambiente de treino, a faixa amarela e o nome da aba avisam, e isso vale acima de qualquer cor. Errar entre treino e produção custa mais caro que errar entre Franqueadora e unidade.</w:t>
             </w:r>
           </w:p>
         </w:tc>
@@ -1426,6 +1826,300 @@
           <w:sz w:val="21"/>
           <w:szCs w:val="21"/>
         </w:rPr>
+        <w:t xml:space="preserve">As cores das fases da Jornada não mudaram.</w:t>
+      </w:r>
+      <w:r>
+        <w:rPr>
+          <w:color w:val="23293D"/>
+          <w:sz w:val="21"/>
+          <w:szCs w:val="21"/>
+        </w:rPr>
+        <w:t xml:space="preserve"> As sete continuam exatamente como eram — vermelho na Aquisição, laranja na Conversão Clínica, e assim por diante.</w:t>
+      </w:r>
+    </w:p>
+    <w:p>
+      <w:pPr>
+        <w:spacing w:after="140" w:line="280"/>
+      </w:pPr>
+      <w:r>
+        <w:rPr>
+          <w:b/>
+          <w:bCs/>
+          <w:color w:val="23293D"/>
+          <w:sz w:val="21"/>
+          <w:szCs w:val="21"/>
+        </w:rPr>
+        <w:t xml:space="preserve">Claro ou escuro.</w:t>
+      </w:r>
+      <w:r>
+        <w:rPr>
+          <w:color w:val="23293D"/>
+          <w:sz w:val="21"/>
+          <w:szCs w:val="21"/>
+        </w:rPr>
+        <w:t xml:space="preserve"> O botão de lua/sol na barra de cima troca a aparência. A escolha fica guardada </w:t>
+      </w:r>
+      <w:r>
+        <w:rPr>
+          <w:b/>
+          <w:bCs/>
+          <w:color w:val="23293D"/>
+          <w:sz w:val="21"/>
+          <w:szCs w:val="21"/>
+        </w:rPr>
+        <w:t xml:space="preserve">no seu computador</w:t>
+      </w:r>
+      <w:r>
+        <w:rPr>
+          <w:color w:val="23293D"/>
+          <w:sz w:val="21"/>
+          <w:szCs w:val="21"/>
+        </w:rPr>
+        <w:t xml:space="preserve">: se você entrar de outra máquina, escolhe de novo.</w:t>
+      </w:r>
+    </w:p>
+    <w:p>
+      <w:pPr>
+        <w:pStyle w:val="Heading1"/>
+      </w:pPr>
+      <w:r>
+        <w:rPr>
+          <w:color w:val="1F3253"/>
+        </w:rPr>
+        <w:t xml:space="preserve">A barra de cima</w:t>
+      </w:r>
+    </w:p>
+    <w:p>
+      <w:pPr>
+        <w:spacing w:after="140" w:line="280"/>
+      </w:pPr>
+      <w:r>
+        <w:rPr>
+          <w:b/>
+          <w:bCs/>
+          <w:color w:val="23293D"/>
+          <w:sz w:val="21"/>
+          <w:szCs w:val="21"/>
+        </w:rPr>
+        <w:t xml:space="preserve">O que você usa de dentro de qualquer tela mora no alto</w:t>
+      </w:r>
+      <w:r>
+        <w:rPr>
+          <w:color w:val="23293D"/>
+          <w:sz w:val="21"/>
+          <w:szCs w:val="21"/>
+        </w:rPr>
+        <w:t xml:space="preserve">, e não no menu lateral. O menu da esquerda é só o caminho entre os módulos.</w:t>
+      </w:r>
+    </w:p>
+    <w:p>
+      <w:pPr>
+        <w:spacing w:after="140" w:line="280"/>
+      </w:pPr>
+      <w:r>
+        <w:rPr>
+          <w:b/>
+          <w:bCs/>
+          <w:color w:val="23293D"/>
+          <w:sz w:val="21"/>
+          <w:szCs w:val="21"/>
+        </w:rPr>
+        <w:t xml:space="preserve">À esquerda: "Procurar paciente".</w:t>
+      </w:r>
+      <w:r>
+        <w:rPr>
+          <w:color w:val="23293D"/>
+          <w:sz w:val="21"/>
+          <w:szCs w:val="21"/>
+        </w:rPr>
+        <w:t xml:space="preserve"> O caminho mais curto para uma ficha: clique (ou </w:t>
+      </w:r>
+      <w:r>
+        <w:rPr>
+          <w:b/>
+          <w:bCs/>
+          <w:color w:val="23293D"/>
+          <w:sz w:val="21"/>
+          <w:szCs w:val="21"/>
+        </w:rPr>
+        <w:t xml:space="preserve">Ctrl + K</w:t>
+      </w:r>
+      <w:r>
+        <w:rPr>
+          <w:color w:val="23293D"/>
+          <w:sz w:val="21"/>
+          <w:szCs w:val="21"/>
+        </w:rPr>
+        <w:t xml:space="preserve">), digite, escolha com as setas e abra com </w:t>
+      </w:r>
+      <w:r>
+        <w:rPr>
+          <w:b/>
+          <w:bCs/>
+          <w:color w:val="23293D"/>
+          <w:sz w:val="21"/>
+          <w:szCs w:val="21"/>
+        </w:rPr>
+        <w:t xml:space="preserve">Enter</w:t>
+      </w:r>
+      <w:r>
+        <w:rPr>
+          <w:color w:val="23293D"/>
+          <w:sz w:val="21"/>
+          <w:szCs w:val="21"/>
+        </w:rPr>
+        <w:t xml:space="preserve">. Procura por </w:t>
+      </w:r>
+      <w:r>
+        <w:rPr>
+          <w:b/>
+          <w:bCs/>
+          <w:color w:val="23293D"/>
+          <w:sz w:val="21"/>
+          <w:szCs w:val="21"/>
+        </w:rPr>
+        <w:t xml:space="preserve">nome</w:t>
+      </w:r>
+      <w:r>
+        <w:rPr>
+          <w:color w:val="23293D"/>
+          <w:sz w:val="21"/>
+          <w:szCs w:val="21"/>
+        </w:rPr>
+        <w:t xml:space="preserve">, pelo </w:t>
+      </w:r>
+      <w:r>
+        <w:rPr>
+          <w:b/>
+          <w:bCs/>
+          <w:color w:val="23293D"/>
+          <w:sz w:val="21"/>
+          <w:szCs w:val="21"/>
+        </w:rPr>
+        <w:t xml:space="preserve">código</w:t>
+      </w:r>
+      <w:r>
+        <w:rPr>
+          <w:color w:val="23293D"/>
+          <w:sz w:val="21"/>
+          <w:szCs w:val="21"/>
+        </w:rPr>
+        <w:t xml:space="preserve"> (ex.: </w:t>
+      </w:r>
+      <w:r>
+        <w:rPr>
+          <w:rFonts w:ascii="Consolas" w:cs="Consolas" w:eastAsia="Consolas" w:hAnsi="Consolas"/>
+          <w:color w:val="1F3253"/>
+          <w:sz w:val="19"/>
+          <w:szCs w:val="19"/>
+          <w:shd w:fill="EFEDE6" w:color="auto" w:val="clear"/>
+        </w:rPr>
+        <w:t xml:space="preserve">CAM-00001</w:t>
+      </w:r>
+      <w:r>
+        <w:rPr>
+          <w:color w:val="23293D"/>
+          <w:sz w:val="21"/>
+          <w:szCs w:val="21"/>
+        </w:rPr>
+        <w:t xml:space="preserve">) e pelo </w:t>
+      </w:r>
+      <w:r>
+        <w:rPr>
+          <w:b/>
+          <w:bCs/>
+          <w:color w:val="23293D"/>
+          <w:sz w:val="21"/>
+          <w:szCs w:val="21"/>
+        </w:rPr>
+        <w:t xml:space="preserve">CPF</w:t>
+      </w:r>
+      <w:r>
+        <w:rPr>
+          <w:color w:val="23293D"/>
+          <w:sz w:val="21"/>
+          <w:szCs w:val="21"/>
+        </w:rPr>
+        <w:t xml:space="preserve"> — inclusive digitando só os números, sem pontos nem traço.</w:t>
+      </w:r>
+    </w:p>
+    <w:tbl>
+      <w:tblPr>
+        <w:tblW w:type="dxa" w:w="9638"/>
+        <w:tblBorders>
+          <w:top w:val="single" w:color="F5F3EC" w:sz="2"/>
+          <w:left w:val="single" w:color="B98B2E" w:sz="18"/>
+          <w:bottom w:val="single" w:color="F5F3EC" w:sz="2"/>
+          <w:right w:val="single" w:color="F5F3EC" w:sz="2"/>
+          <w:insideH w:val="none" w:color="auto" w:sz="0"/>
+          <w:insideV w:val="none" w:color="auto" w:sz="0"/>
+        </w:tblBorders>
+      </w:tblPr>
+      <w:tblGrid>
+        <w:gridCol w:w="9638"/>
+      </w:tblGrid>
+      <w:tr>
+        <w:tc>
+          <w:tcPr>
+            <w:tcW w:type="dxa" w:w="9638"/>
+            <w:shd w:fill="F5F3EC" w:color="auto" w:val="clear"/>
+            <w:tcMar>
+              <w:top w:type="dxa" w:w="160"/>
+              <w:left w:type="dxa" w:w="220"/>
+              <w:bottom w:type="dxa" w:w="160"/>
+              <w:right w:type="dxa" w:w="200"/>
+            </w:tcMar>
+          </w:tcPr>
+          <w:p>
+            <w:pPr>
+              <w:spacing w:after="140" w:line="280"/>
+            </w:pPr>
+            <w:r>
+              <w:rPr>
+                <w:b/>
+                <w:bCs/>
+                <w:color w:val="23293D"/>
+                <w:sz w:val="21"/>
+                <w:szCs w:val="21"/>
+              </w:rPr>
+              <w:t xml:space="preserve">Dois pacientes com o mesmo nome?</w:t>
+            </w:r>
+            <w:r>
+              <w:rPr>
+                <w:color w:val="23293D"/>
+                <w:sz w:val="21"/>
+                <w:szCs w:val="21"/>
+              </w:rPr>
+              <w:t xml:space="preserve"> A lista mostra o código e a unidade de cada um, para você escolher sem precisar abrir as duas fichas.</w:t>
+            </w:r>
+          </w:p>
+        </w:tc>
+      </w:tr>
+    </w:tbl>
+    <w:p>
+      <w:pPr>
+        <w:spacing w:after="140" w:line="120"/>
+      </w:pPr>
+      <w:r>
+        <w:rPr>
+          <w:sz w:val="2"/>
+          <w:szCs w:val="2"/>
+        </w:rPr>
+        <w:t xml:space="preserve"/>
+      </w:r>
+    </w:p>
+    <w:p>
+      <w:pPr>
+        <w:spacing w:after="140" w:line="280"/>
+      </w:pPr>
+      <w:r>
+        <w:rPr>
+          <w:b/>
+          <w:bCs/>
+          <w:color w:val="23293D"/>
+          <w:sz w:val="21"/>
+          <w:szCs w:val="21"/>
+        </w:rPr>
         <w:t xml:space="preserve">À direita, a data e a hora</w:t>
       </w:r>
       <w:r>
@@ -1467,7 +2161,7 @@
           <w:sz w:val="21"/>
           <w:szCs w:val="21"/>
         </w:rPr>
-        <w:t xml:space="preserve">E cinco desenhos:</w:t>
+        <w:t xml:space="preserve">E seis desenhos:</w:t>
       </w:r>
     </w:p>
     <w:tbl>
@@ -1570,7 +2264,7 @@
                 <w:sz w:val="20"/>
                 <w:szCs w:val="20"/>
               </w:rPr>
-              <w:t xml:space="preserve">Balão de conversa</w:t>
+              <w:t xml:space="preserve">Lua / Sol</w:t>
             </w:r>
           </w:p>
         </w:tc>
@@ -1597,15 +2291,15 @@
                 <w:sz w:val="20"/>
                 <w:szCs w:val="20"/>
               </w:rPr>
-              <w:t xml:space="preserve">Chat</w:t>
-            </w:r>
-            <w:r>
-              <w:rPr>
-                <w:color w:val="23293D"/>
-                <w:sz w:val="20"/>
-                <w:szCs w:val="20"/>
-              </w:rPr>
-              <w:t xml:space="preserve"> da equipe, com o número de mensagens não lidas</w:t>
+              <w:t xml:space="preserve">Claro ou escuro</w:t>
+            </w:r>
+            <w:r>
+              <w:rPr>
+                <w:color w:val="23293D"/>
+                <w:sz w:val="20"/>
+                <w:szCs w:val="20"/>
+              </w:rPr>
+              <w:t xml:space="preserve"> — troca a aparência do sistema. A escolha fica no seu computador</w:t>
             </w:r>
           </w:p>
         </w:tc>
@@ -1633,7 +2327,7 @@
                 <w:sz w:val="20"/>
                 <w:szCs w:val="20"/>
               </w:rPr>
-              <w:t xml:space="preserve">Sino</w:t>
+              <w:t xml:space="preserve">Balão de conversa</w:t>
             </w:r>
           </w:p>
         </w:tc>
@@ -1661,15 +2355,15 @@
                 <w:sz w:val="20"/>
                 <w:szCs w:val="20"/>
               </w:rPr>
-              <w:t xml:space="preserve">Notificações</w:t>
-            </w:r>
-            <w:r>
-              <w:rPr>
-                <w:color w:val="23293D"/>
-                <w:sz w:val="20"/>
-                <w:szCs w:val="20"/>
-              </w:rPr>
-              <w:t xml:space="preserve">, com o número de avisos não lidos</w:t>
+              <w:t xml:space="preserve">Chat</w:t>
+            </w:r>
+            <w:r>
+              <w:rPr>
+                <w:color w:val="23293D"/>
+                <w:sz w:val="20"/>
+                <w:szCs w:val="20"/>
+              </w:rPr>
+              <w:t xml:space="preserve"> da equipe, com o número de mensagens não lidas</w:t>
             </w:r>
           </w:p>
         </w:tc>
@@ -1696,7 +2390,7 @@
                 <w:sz w:val="20"/>
                 <w:szCs w:val="20"/>
               </w:rPr>
-              <w:t xml:space="preserve">Triângulo</w:t>
+              <w:t xml:space="preserve">Sino</w:t>
             </w:r>
           </w:p>
         </w:tc>
@@ -1723,15 +2417,15 @@
                 <w:sz w:val="20"/>
                 <w:szCs w:val="20"/>
               </w:rPr>
-              <w:t xml:space="preserve">Alertas do sistema</w:t>
-            </w:r>
-            <w:r>
-              <w:rPr>
-                <w:color w:val="23293D"/>
-                <w:sz w:val="20"/>
-                <w:szCs w:val="20"/>
-              </w:rPr>
-              <w:t xml:space="preserve"> — o que o financeiro e o estoque estão avisando</w:t>
+              <w:t xml:space="preserve">Notificações</w:t>
+            </w:r>
+            <w:r>
+              <w:rPr>
+                <w:color w:val="23293D"/>
+                <w:sz w:val="20"/>
+                <w:szCs w:val="20"/>
+              </w:rPr>
+              <w:t xml:space="preserve">, com o número de avisos não lidos</w:t>
             </w:r>
           </w:p>
         </w:tc>
@@ -1759,7 +2453,7 @@
                 <w:sz w:val="20"/>
                 <w:szCs w:val="20"/>
               </w:rPr>
-              <w:t xml:space="preserve">Boia</w:t>
+              <w:t xml:space="preserve">Triângulo</w:t>
             </w:r>
           </w:p>
         </w:tc>
@@ -1787,16 +2481,60 @@
                 <w:sz w:val="20"/>
                 <w:szCs w:val="20"/>
               </w:rPr>
-              <w:t xml:space="preserve">Problemas</w:t>
-            </w:r>
-            <w:r>
-              <w:rPr>
-                <w:color w:val="23293D"/>
-                <w:sz w:val="20"/>
-                <w:szCs w:val="20"/>
-              </w:rPr>
-              <w:t xml:space="preserve"> — relatar e acompanhar; abre o formulário direto. </w:t>
-            </w:r>
+              <w:t xml:space="preserve">Alertas do sistema</w:t>
+            </w:r>
+            <w:r>
+              <w:rPr>
+                <w:color w:val="23293D"/>
+                <w:sz w:val="20"/>
+                <w:szCs w:val="20"/>
+              </w:rPr>
+              <w:t xml:space="preserve"> — o que o financeiro e o estoque estão avisando</w:t>
+            </w:r>
+          </w:p>
+        </w:tc>
+      </w:tr>
+      <w:tr>
+        <w:tc>
+          <w:tcPr>
+            <w:tcW w:type="dxa" w:w="2719"/>
+            <w:tcMar>
+              <w:top w:type="dxa" w:w="90"/>
+              <w:left w:type="dxa" w:w="110"/>
+              <w:bottom w:type="dxa" w:w="90"/>
+              <w:right w:type="dxa" w:w="110"/>
+            </w:tcMar>
+            <w:vAlign w:val="center"/>
+          </w:tcPr>
+          <w:p>
+            <w:pPr>
+              <w:spacing w:after="0" w:line="250"/>
+            </w:pPr>
+            <w:r>
+              <w:rPr>
+                <w:color w:val="23293D"/>
+                <w:sz w:val="20"/>
+                <w:szCs w:val="20"/>
+              </w:rPr>
+              <w:t xml:space="preserve">Boia</w:t>
+            </w:r>
+          </w:p>
+        </w:tc>
+        <w:tc>
+          <w:tcPr>
+            <w:tcW w:type="dxa" w:w="6919"/>
+            <w:tcMar>
+              <w:top w:type="dxa" w:w="90"/>
+              <w:left w:type="dxa" w:w="110"/>
+              <w:bottom w:type="dxa" w:w="90"/>
+              <w:right w:type="dxa" w:w="110"/>
+            </w:tcMar>
+            <w:vAlign w:val="center"/>
+          </w:tcPr>
+          <w:p>
+            <w:pPr>
+              <w:spacing w:after="0" w:line="250"/>
+            </w:pPr>
             <w:r>
               <w:rPr>
                 <w:b/>
@@ -1805,6 +2543,24 @@
                 <w:sz w:val="20"/>
                 <w:szCs w:val="20"/>
               </w:rPr>
+              <w:t xml:space="preserve">Problemas</w:t>
+            </w:r>
+            <w:r>
+              <w:rPr>
+                <w:color w:val="23293D"/>
+                <w:sz w:val="20"/>
+                <w:szCs w:val="20"/>
+              </w:rPr>
+              <w:t xml:space="preserve"> — relatar e acompanhar; abre o formulário direto. </w:t>
+            </w:r>
+            <w:r>
+              <w:rPr>
+                <w:b/>
+                <w:bCs/>
+                <w:color w:val="23293D"/>
+                <w:sz w:val="20"/>
+                <w:szCs w:val="20"/>
+              </w:rPr>
               <w:t xml:space="preserve">Tem número</w:t>
             </w:r>
             <w:r>
@@ -1822,6 +2578,7 @@
         <w:tc>
           <w:tcPr>
             <w:tcW w:type="dxa" w:w="2719"/>
+            <w:shd w:fill="F7F6F2" w:color="auto" w:val="clear"/>
             <w:tcMar>
               <w:top w:type="dxa" w:w="90"/>
               <w:left w:type="dxa" w:w="110"/>
@@ -1847,6 +2604,7 @@
         <w:tc>
           <w:tcPr>
             <w:tcW w:type="dxa" w:w="6919"/>
+            <w:shd w:fill="F7F6F2" w:color="auto" w:val="clear"/>
             <w:tcMar>
               <w:top w:type="dxa" w:w="90"/>
               <w:left w:type="dxa" w:w="110"/>

--- a/docs/treinamento/Manual-de-Treinamento-riSZon.docx
+++ b/docs/treinamento/Manual-de-Treinamento-riSZon.docx
@@ -180,7 +180,7 @@
           <w:sz w:val="20"/>
           <w:szCs w:val="20"/>
         </w:rPr>
-        <w:t xml:space="preserve">09 de setembro de 2026</w:t>
+        <w:t xml:space="preserve">10 de setembro de 2026</w:t>
       </w:r>
     </w:p>
     <w:p>
@@ -1187,7 +1187,41 @@
           <w:sz w:val="21"/>
           <w:szCs w:val="21"/>
         </w:rPr>
-        <w:t xml:space="preserve"> É a primeira tela e a que resume o seu dia.</w:t>
+        <w:t xml:space="preserve"> É a primeira tela, e ela responde a uma pergunta só: </w:t>
+      </w:r>
+      <w:r>
+        <w:rPr>
+          <w:b/>
+          <w:bCs/>
+          <w:color w:val="23293D"/>
+          <w:sz w:val="21"/>
+          <w:szCs w:val="21"/>
+        </w:rPr>
+        <w:t xml:space="preserve">o que espera por você agora</w:t>
+      </w:r>
+      <w:r>
+        <w:rPr>
+          <w:color w:val="23293D"/>
+          <w:sz w:val="21"/>
+          <w:szCs w:val="21"/>
+        </w:rPr>
+        <w:t xml:space="preserve">. Ver </w:t>
+      </w:r>
+      <w:r>
+        <w:rPr>
+          <w:color w:val="1F3253"/>
+          <w:sz w:val="21"/>
+          <w:szCs w:val="21"/>
+        </w:rPr>
+        <w:t xml:space="preserve">seção 2.2</w:t>
+      </w:r>
+      <w:r>
+        <w:rPr>
+          <w:color w:val="23293D"/>
+          <w:sz w:val="21"/>
+          <w:szCs w:val="21"/>
+        </w:rPr>
+        <w:t xml:space="preserve">.</w:t>
       </w:r>
     </w:p>
     <w:p>
@@ -1876,6 +1910,891 @@
           <w:szCs w:val="21"/>
         </w:rPr>
         <w:t xml:space="preserve">: se você entrar de outra máquina, escolhe de novo.</w:t>
+      </w:r>
+    </w:p>
+    <w:p>
+      <w:pPr>
+        <w:pStyle w:val="Heading2"/>
+      </w:pPr>
+      <w:r>
+        <w:rPr>
+          <w:color w:val="1F3253"/>
+        </w:rPr>
+        <w:t xml:space="preserve">2.2. A tela de Início</w:t>
+      </w:r>
+    </w:p>
+    <w:p>
+      <w:pPr>
+        <w:spacing w:after="140" w:line="280"/>
+      </w:pPr>
+      <w:r>
+        <w:rPr>
+          <w:color w:val="23293D"/>
+          <w:sz w:val="21"/>
+          <w:szCs w:val="21"/>
+        </w:rPr>
+        <w:t xml:space="preserve">A tela de Início responde a </w:t>
+      </w:r>
+      <w:r>
+        <w:rPr>
+          <w:b/>
+          <w:bCs/>
+          <w:color w:val="23293D"/>
+          <w:sz w:val="21"/>
+          <w:szCs w:val="21"/>
+        </w:rPr>
+        <w:t xml:space="preserve">uma pergunta</w:t>
+      </w:r>
+      <w:r>
+        <w:rPr>
+          <w:color w:val="23293D"/>
+          <w:sz w:val="21"/>
+          <w:szCs w:val="21"/>
+        </w:rPr>
+        <w:t xml:space="preserve">: </w:t>
+      </w:r>
+      <w:r>
+        <w:rPr>
+          <w:i/>
+          <w:iCs/>
+          <w:color w:val="23293D"/>
+          <w:sz w:val="21"/>
+          <w:szCs w:val="21"/>
+        </w:rPr>
+        <w:t xml:space="preserve">o que espera por você agora?</w:t>
+      </w:r>
+      <w:r>
+        <w:rPr>
+          <w:color w:val="23293D"/>
+          <w:sz w:val="21"/>
+          <w:szCs w:val="21"/>
+        </w:rPr>
+        <w:t xml:space="preserve"> Ela tem três partes, sempre nesta ordem.</w:t>
+      </w:r>
+    </w:p>
+    <w:p>
+      <w:pPr>
+        <w:spacing w:after="140" w:line="280"/>
+      </w:pPr>
+      <w:r>
+        <w:rPr>
+          <w:b/>
+          <w:bCs/>
+          <w:color w:val="23293D"/>
+          <w:sz w:val="21"/>
+          <w:szCs w:val="21"/>
+        </w:rPr>
+        <w:t xml:space="preserve">No alto:</w:t>
+      </w:r>
+      <w:r>
+        <w:rPr>
+          <w:color w:val="23293D"/>
+          <w:sz w:val="21"/>
+          <w:szCs w:val="21"/>
+        </w:rPr>
+        <w:t xml:space="preserve"> a saudação, a data, a unidade em que você está e a sua função ali — tudo numa linha só. Ao lado, </w:t>
+      </w:r>
+      <w:r>
+        <w:rPr>
+          <w:b/>
+          <w:bCs/>
+          <w:color w:val="23293D"/>
+          <w:sz w:val="21"/>
+          <w:szCs w:val="21"/>
+        </w:rPr>
+        <w:t xml:space="preserve">dois ou três atalhos</w:t>
+      </w:r>
+      <w:r>
+        <w:rPr>
+          <w:color w:val="23293D"/>
+          <w:sz w:val="21"/>
+          <w:szCs w:val="21"/>
+        </w:rPr>
+        <w:t xml:space="preserve"> do que você mais faz para começar o dia (a recepção vê </w:t>
+      </w:r>
+      <w:r>
+        <w:rPr>
+          <w:i/>
+          <w:iCs/>
+          <w:color w:val="23293D"/>
+          <w:sz w:val="21"/>
+          <w:szCs w:val="21"/>
+        </w:rPr>
+        <w:t xml:space="preserve">Cadastrar cliente</w:t>
+      </w:r>
+      <w:r>
+        <w:rPr>
+          <w:color w:val="23293D"/>
+          <w:sz w:val="21"/>
+          <w:szCs w:val="21"/>
+        </w:rPr>
+        <w:t xml:space="preserve"> e </w:t>
+      </w:r>
+      <w:r>
+        <w:rPr>
+          <w:i/>
+          <w:iCs/>
+          <w:color w:val="23293D"/>
+          <w:sz w:val="21"/>
+          <w:szCs w:val="21"/>
+        </w:rPr>
+        <w:t xml:space="preserve">Abrir a agenda</w:t>
+      </w:r>
+      <w:r>
+        <w:rPr>
+          <w:color w:val="23293D"/>
+          <w:sz w:val="21"/>
+          <w:szCs w:val="21"/>
+        </w:rPr>
+        <w:t xml:space="preserve">; o dentista vê </w:t>
+      </w:r>
+      <w:r>
+        <w:rPr>
+          <w:i/>
+          <w:iCs/>
+          <w:color w:val="23293D"/>
+          <w:sz w:val="21"/>
+          <w:szCs w:val="21"/>
+        </w:rPr>
+        <w:t xml:space="preserve">Meu Dia</w:t>
+      </w:r>
+      <w:r>
+        <w:rPr>
+          <w:color w:val="23293D"/>
+          <w:sz w:val="21"/>
+          <w:szCs w:val="21"/>
+        </w:rPr>
+        <w:t xml:space="preserve">). Para ver a lista completa das suas clínicas e funções, clique em </w:t>
+      </w:r>
+      <w:r>
+        <w:rPr>
+          <w:b/>
+          <w:bCs/>
+          <w:color w:val="23293D"/>
+          <w:sz w:val="21"/>
+          <w:szCs w:val="21"/>
+        </w:rPr>
+        <w:t xml:space="preserve">"ver minhas funções"</w:t>
+      </w:r>
+      <w:r>
+        <w:rPr>
+          <w:color w:val="23293D"/>
+          <w:sz w:val="21"/>
+          <w:szCs w:val="21"/>
+        </w:rPr>
+        <w:t xml:space="preserve"> — ela mora no seu Perfil.</w:t>
+      </w:r>
+    </w:p>
+    <w:p>
+      <w:pPr>
+        <w:spacing w:after="140" w:line="280"/>
+      </w:pPr>
+      <w:r>
+        <w:rPr>
+          <w:b/>
+          <w:bCs/>
+          <w:color w:val="23293D"/>
+          <w:sz w:val="21"/>
+          <w:szCs w:val="21"/>
+        </w:rPr>
+        <w:t xml:space="preserve">No meio: "O que espera por você".</w:t>
+      </w:r>
+      <w:r>
+        <w:rPr>
+          <w:color w:val="23293D"/>
+          <w:sz w:val="21"/>
+          <w:szCs w:val="21"/>
+        </w:rPr>
+        <w:t xml:space="preserve"> Cartões com um número, o que aquele número significa e o caminho para resolver. Eles mudam conforme a sua função:</w:t>
+      </w:r>
+    </w:p>
+    <w:tbl>
+      <w:tblPr>
+        <w:tblW w:type="dxa" w:w="9638"/>
+        <w:tblBorders>
+          <w:top w:val="single" w:color="D8D4C8" w:sz="2"/>
+          <w:left w:val="single" w:color="D8D4C8" w:sz="2"/>
+          <w:bottom w:val="single" w:color="D8D4C8" w:sz="2"/>
+          <w:right w:val="single" w:color="D8D4C8" w:sz="2"/>
+          <w:insideH w:val="single" w:color="D8D4C8" w:sz="2"/>
+          <w:insideV w:val="single" w:color="D8D4C8" w:sz="2"/>
+        </w:tblBorders>
+        <w:tblLayout w:type="fixed"/>
+      </w:tblPr>
+      <w:tblGrid>
+        <w:gridCol w:w="3469"/>
+        <w:gridCol w:w="6169"/>
+      </w:tblGrid>
+      <w:tr>
+        <w:trPr>
+          <w:tblHeader/>
+        </w:trPr>
+        <w:tc>
+          <w:tcPr>
+            <w:tcW w:type="dxa" w:w="3469"/>
+            <w:shd w:fill="1F3253" w:color="auto" w:val="clear"/>
+            <w:tcMar>
+              <w:top w:type="dxa" w:w="90"/>
+              <w:left w:type="dxa" w:w="110"/>
+              <w:bottom w:type="dxa" w:w="90"/>
+              <w:right w:type="dxa" w:w="110"/>
+            </w:tcMar>
+            <w:vAlign w:val="center"/>
+          </w:tcPr>
+          <w:p>
+            <w:pPr>
+              <w:spacing w:after="0" w:line="250"/>
+            </w:pPr>
+            <w:r>
+              <w:rPr>
+                <w:b/>
+                <w:bCs/>
+                <w:color w:val="FFFFFF"/>
+                <w:sz w:val="19"/>
+                <w:szCs w:val="19"/>
+              </w:rPr>
+              <w:t xml:space="preserve">Se você é…</w:t>
+            </w:r>
+          </w:p>
+        </w:tc>
+        <w:tc>
+          <w:tcPr>
+            <w:tcW w:type="dxa" w:w="6169"/>
+            <w:shd w:fill="1F3253" w:color="auto" w:val="clear"/>
+            <w:tcMar>
+              <w:top w:type="dxa" w:w="90"/>
+              <w:left w:type="dxa" w:w="110"/>
+              <w:bottom w:type="dxa" w:w="90"/>
+              <w:right w:type="dxa" w:w="110"/>
+            </w:tcMar>
+            <w:vAlign w:val="center"/>
+          </w:tcPr>
+          <w:p>
+            <w:pPr>
+              <w:spacing w:after="0" w:line="250"/>
+            </w:pPr>
+            <w:r>
+              <w:rPr>
+                <w:b/>
+                <w:bCs/>
+                <w:color w:val="FFFFFF"/>
+                <w:sz w:val="19"/>
+                <w:szCs w:val="19"/>
+              </w:rPr>
+              <w:t xml:space="preserve">Pode ver, por exemplo</w:t>
+            </w:r>
+          </w:p>
+        </w:tc>
+      </w:tr>
+      <w:tr>
+        <w:tc>
+          <w:tcPr>
+            <w:tcW w:type="dxa" w:w="3469"/>
+            <w:tcMar>
+              <w:top w:type="dxa" w:w="90"/>
+              <w:left w:type="dxa" w:w="110"/>
+              <w:bottom w:type="dxa" w:w="90"/>
+              <w:right w:type="dxa" w:w="110"/>
+            </w:tcMar>
+            <w:vAlign w:val="center"/>
+          </w:tcPr>
+          <w:p>
+            <w:pPr>
+              <w:spacing w:after="0" w:line="250"/>
+            </w:pPr>
+            <w:r>
+              <w:rPr>
+                <w:color w:val="23293D"/>
+                <w:sz w:val="20"/>
+                <w:szCs w:val="20"/>
+              </w:rPr>
+              <w:t xml:space="preserve">Recepção</w:t>
+            </w:r>
+          </w:p>
+        </w:tc>
+        <w:tc>
+          <w:tcPr>
+            <w:tcW w:type="dxa" w:w="6169"/>
+            <w:tcMar>
+              <w:top w:type="dxa" w:w="90"/>
+              <w:left w:type="dxa" w:w="110"/>
+              <w:bottom w:type="dxa" w:w="90"/>
+              <w:right w:type="dxa" w:w="110"/>
+            </w:tcMar>
+            <w:vAlign w:val="center"/>
+          </w:tcPr>
+          <w:p>
+            <w:pPr>
+              <w:spacing w:after="0" w:line="250"/>
+            </w:pPr>
+            <w:r>
+              <w:rPr>
+                <w:color w:val="23293D"/>
+                <w:sz w:val="20"/>
+                <w:szCs w:val="20"/>
+              </w:rPr>
+              <w:t xml:space="preserve">Agendamentos de hoje, quem já fez check-in e ainda está esperando</w:t>
+            </w:r>
+          </w:p>
+        </w:tc>
+      </w:tr>
+      <w:tr>
+        <w:tc>
+          <w:tcPr>
+            <w:tcW w:type="dxa" w:w="3469"/>
+            <w:shd w:fill="F7F6F2" w:color="auto" w:val="clear"/>
+            <w:tcMar>
+              <w:top w:type="dxa" w:w="90"/>
+              <w:left w:type="dxa" w:w="110"/>
+              <w:bottom w:type="dxa" w:w="90"/>
+              <w:right w:type="dxa" w:w="110"/>
+            </w:tcMar>
+            <w:vAlign w:val="center"/>
+          </w:tcPr>
+          <w:p>
+            <w:pPr>
+              <w:spacing w:after="0" w:line="250"/>
+            </w:pPr>
+            <w:r>
+              <w:rPr>
+                <w:color w:val="23293D"/>
+                <w:sz w:val="20"/>
+                <w:szCs w:val="20"/>
+              </w:rPr>
+              <w:t xml:space="preserve">Dentista</w:t>
+            </w:r>
+          </w:p>
+        </w:tc>
+        <w:tc>
+          <w:tcPr>
+            <w:tcW w:type="dxa" w:w="6169"/>
+            <w:shd w:fill="F7F6F2" w:color="auto" w:val="clear"/>
+            <w:tcMar>
+              <w:top w:type="dxa" w:w="90"/>
+              <w:left w:type="dxa" w:w="110"/>
+              <w:bottom w:type="dxa" w:w="90"/>
+              <w:right w:type="dxa" w:w="110"/>
+            </w:tcMar>
+            <w:vAlign w:val="center"/>
+          </w:tcPr>
+          <w:p>
+            <w:pPr>
+              <w:spacing w:after="0" w:line="250"/>
+            </w:pPr>
+            <w:r>
+              <w:rPr>
+                <w:color w:val="23293D"/>
+                <w:sz w:val="20"/>
+                <w:szCs w:val="20"/>
+              </w:rPr>
+              <w:t xml:space="preserve">Os seus atendimentos de hoje</w:t>
+            </w:r>
+          </w:p>
+        </w:tc>
+      </w:tr>
+      <w:tr>
+        <w:tc>
+          <w:tcPr>
+            <w:tcW w:type="dxa" w:w="3469"/>
+            <w:tcMar>
+              <w:top w:type="dxa" w:w="90"/>
+              <w:left w:type="dxa" w:w="110"/>
+              <w:bottom w:type="dxa" w:w="90"/>
+              <w:right w:type="dxa" w:w="110"/>
+            </w:tcMar>
+            <w:vAlign w:val="center"/>
+          </w:tcPr>
+          <w:p>
+            <w:pPr>
+              <w:spacing w:after="0" w:line="250"/>
+            </w:pPr>
+            <w:r>
+              <w:rPr>
+                <w:color w:val="23293D"/>
+                <w:sz w:val="20"/>
+                <w:szCs w:val="20"/>
+              </w:rPr>
+              <w:t xml:space="preserve">Coordenador Clínico</w:t>
+            </w:r>
+          </w:p>
+        </w:tc>
+        <w:tc>
+          <w:tcPr>
+            <w:tcW w:type="dxa" w:w="6169"/>
+            <w:tcMar>
+              <w:top w:type="dxa" w:w="90"/>
+              <w:left w:type="dxa" w:w="110"/>
+              <w:bottom w:type="dxa" w:w="90"/>
+              <w:right w:type="dxa" w:w="110"/>
+            </w:tcMar>
+            <w:vAlign w:val="center"/>
+          </w:tcPr>
+          <w:p>
+            <w:pPr>
+              <w:spacing w:after="0" w:line="250"/>
+            </w:pPr>
+            <w:r>
+              <w:rPr>
+                <w:color w:val="23293D"/>
+                <w:sz w:val="20"/>
+                <w:szCs w:val="20"/>
+              </w:rPr>
+              <w:t xml:space="preserve">Planos aguardando a sua aprovação, casos com prazo estourado</w:t>
+            </w:r>
+          </w:p>
+        </w:tc>
+      </w:tr>
+      <w:tr>
+        <w:tc>
+          <w:tcPr>
+            <w:tcW w:type="dxa" w:w="3469"/>
+            <w:shd w:fill="F7F6F2" w:color="auto" w:val="clear"/>
+            <w:tcMar>
+              <w:top w:type="dxa" w:w="90"/>
+              <w:left w:type="dxa" w:w="110"/>
+              <w:bottom w:type="dxa" w:w="90"/>
+              <w:right w:type="dxa" w:w="110"/>
+            </w:tcMar>
+            <w:vAlign w:val="center"/>
+          </w:tcPr>
+          <w:p>
+            <w:pPr>
+              <w:spacing w:after="0" w:line="250"/>
+            </w:pPr>
+            <w:r>
+              <w:rPr>
+                <w:color w:val="23293D"/>
+                <w:sz w:val="20"/>
+                <w:szCs w:val="20"/>
+              </w:rPr>
+              <w:t xml:space="preserve">Dentista Planner</w:t>
+            </w:r>
+          </w:p>
+        </w:tc>
+        <w:tc>
+          <w:tcPr>
+            <w:tcW w:type="dxa" w:w="6169"/>
+            <w:shd w:fill="F7F6F2" w:color="auto" w:val="clear"/>
+            <w:tcMar>
+              <w:top w:type="dxa" w:w="90"/>
+              <w:left w:type="dxa" w:w="110"/>
+              <w:bottom w:type="dxa" w:w="90"/>
+              <w:right w:type="dxa" w:w="110"/>
+            </w:tcMar>
+            <w:vAlign w:val="center"/>
+          </w:tcPr>
+          <w:p>
+            <w:pPr>
+              <w:spacing w:after="0" w:line="250"/>
+            </w:pPr>
+            <w:r>
+              <w:rPr>
+                <w:color w:val="23293D"/>
+                <w:sz w:val="20"/>
+                <w:szCs w:val="20"/>
+              </w:rPr>
+              <w:t xml:space="preserve">A fila do Centro de Planejamento</w:t>
+            </w:r>
+          </w:p>
+        </w:tc>
+      </w:tr>
+      <w:tr>
+        <w:tc>
+          <w:tcPr>
+            <w:tcW w:type="dxa" w:w="3469"/>
+            <w:tcMar>
+              <w:top w:type="dxa" w:w="90"/>
+              <w:left w:type="dxa" w:w="110"/>
+              <w:bottom w:type="dxa" w:w="90"/>
+              <w:right w:type="dxa" w:w="110"/>
+            </w:tcMar>
+            <w:vAlign w:val="center"/>
+          </w:tcPr>
+          <w:p>
+            <w:pPr>
+              <w:spacing w:after="0" w:line="250"/>
+            </w:pPr>
+            <w:r>
+              <w:rPr>
+                <w:color w:val="23293D"/>
+                <w:sz w:val="20"/>
+                <w:szCs w:val="20"/>
+              </w:rPr>
+              <w:t xml:space="preserve">Consultor Comercial</w:t>
+            </w:r>
+          </w:p>
+        </w:tc>
+        <w:tc>
+          <w:tcPr>
+            <w:tcW w:type="dxa" w:w="6169"/>
+            <w:tcMar>
+              <w:top w:type="dxa" w:w="90"/>
+              <w:left w:type="dxa" w:w="110"/>
+              <w:bottom w:type="dxa" w:w="90"/>
+              <w:right w:type="dxa" w:w="110"/>
+            </w:tcMar>
+            <w:vAlign w:val="center"/>
+          </w:tcPr>
+          <w:p>
+            <w:pPr>
+              <w:spacing w:after="0" w:line="250"/>
+            </w:pPr>
+            <w:r>
+              <w:rPr>
+                <w:color w:val="23293D"/>
+                <w:sz w:val="20"/>
+                <w:szCs w:val="20"/>
+              </w:rPr>
+              <w:t xml:space="preserve">Follow-ups com a data de retorno vencida</w:t>
+            </w:r>
+          </w:p>
+        </w:tc>
+      </w:tr>
+      <w:tr>
+        <w:tc>
+          <w:tcPr>
+            <w:tcW w:type="dxa" w:w="3469"/>
+            <w:shd w:fill="F7F6F2" w:color="auto" w:val="clear"/>
+            <w:tcMar>
+              <w:top w:type="dxa" w:w="90"/>
+              <w:left w:type="dxa" w:w="110"/>
+              <w:bottom w:type="dxa" w:w="90"/>
+              <w:right w:type="dxa" w:w="110"/>
+            </w:tcMar>
+            <w:vAlign w:val="center"/>
+          </w:tcPr>
+          <w:p>
+            <w:pPr>
+              <w:spacing w:after="0" w:line="250"/>
+            </w:pPr>
+            <w:r>
+              <w:rPr>
+                <w:color w:val="23293D"/>
+                <w:sz w:val="20"/>
+                <w:szCs w:val="20"/>
+              </w:rPr>
+              <w:t xml:space="preserve">Gerente / Franqueado</w:t>
+            </w:r>
+          </w:p>
+        </w:tc>
+        <w:tc>
+          <w:tcPr>
+            <w:tcW w:type="dxa" w:w="6169"/>
+            <w:shd w:fill="F7F6F2" w:color="auto" w:val="clear"/>
+            <w:tcMar>
+              <w:top w:type="dxa" w:w="90"/>
+              <w:left w:type="dxa" w:w="110"/>
+              <w:bottom w:type="dxa" w:w="90"/>
+              <w:right w:type="dxa" w:w="110"/>
+            </w:tcMar>
+            <w:vAlign w:val="center"/>
+          </w:tcPr>
+          <w:p>
+            <w:pPr>
+              <w:spacing w:after="0" w:line="250"/>
+            </w:pPr>
+            <w:r>
+              <w:rPr>
+                <w:color w:val="23293D"/>
+                <w:sz w:val="20"/>
+                <w:szCs w:val="20"/>
+              </w:rPr>
+              <w:t xml:space="preserve">Prazo estourado, compras a aprovar, entregas a receber, itens abaixo do mínimo</w:t>
+            </w:r>
+          </w:p>
+        </w:tc>
+      </w:tr>
+      <w:tr>
+        <w:tc>
+          <w:tcPr>
+            <w:tcW w:type="dxa" w:w="3469"/>
+            <w:tcMar>
+              <w:top w:type="dxa" w:w="90"/>
+              <w:left w:type="dxa" w:w="110"/>
+              <w:bottom w:type="dxa" w:w="90"/>
+              <w:right w:type="dxa" w:w="110"/>
+            </w:tcMar>
+            <w:vAlign w:val="center"/>
+          </w:tcPr>
+          <w:p>
+            <w:pPr>
+              <w:spacing w:after="0" w:line="250"/>
+            </w:pPr>
+            <w:r>
+              <w:rPr>
+                <w:color w:val="23293D"/>
+                <w:sz w:val="20"/>
+                <w:szCs w:val="20"/>
+              </w:rPr>
+              <w:t xml:space="preserve">Comprador da Franqueadora</w:t>
+            </w:r>
+          </w:p>
+        </w:tc>
+        <w:tc>
+          <w:tcPr>
+            <w:tcW w:type="dxa" w:w="6169"/>
+            <w:tcMar>
+              <w:top w:type="dxa" w:w="90"/>
+              <w:left w:type="dxa" w:w="110"/>
+              <w:bottom w:type="dxa" w:w="90"/>
+              <w:right w:type="dxa" w:w="110"/>
+            </w:tcMar>
+            <w:vAlign w:val="center"/>
+          </w:tcPr>
+          <w:p>
+            <w:pPr>
+              <w:spacing w:after="0" w:line="250"/>
+            </w:pPr>
+            <w:r>
+              <w:rPr>
+                <w:color w:val="23293D"/>
+                <w:sz w:val="20"/>
+                <w:szCs w:val="20"/>
+              </w:rPr>
+              <w:t xml:space="preserve">Listas das unidades esperando, rodadas de negociação abertas</w:t>
+            </w:r>
+          </w:p>
+        </w:tc>
+      </w:tr>
+    </w:tbl>
+    <w:p>
+      <w:pPr>
+        <w:spacing w:after="140" w:line="120"/>
+      </w:pPr>
+      <w:r>
+        <w:rPr>
+          <w:sz w:val="2"/>
+          <w:szCs w:val="2"/>
+        </w:rPr>
+        <w:t xml:space="preserve"/>
+      </w:r>
+    </w:p>
+    <w:tbl>
+      <w:tblPr>
+        <w:tblW w:type="dxa" w:w="9638"/>
+        <w:tblBorders>
+          <w:top w:val="single" w:color="F5F3EC" w:sz="2"/>
+          <w:left w:val="single" w:color="B98B2E" w:sz="18"/>
+          <w:bottom w:val="single" w:color="F5F3EC" w:sz="2"/>
+          <w:right w:val="single" w:color="F5F3EC" w:sz="2"/>
+          <w:insideH w:val="none" w:color="auto" w:sz="0"/>
+          <w:insideV w:val="none" w:color="auto" w:sz="0"/>
+        </w:tblBorders>
+      </w:tblPr>
+      <w:tblGrid>
+        <w:gridCol w:w="9638"/>
+      </w:tblGrid>
+      <w:tr>
+        <w:tc>
+          <w:tcPr>
+            <w:tcW w:type="dxa" w:w="9638"/>
+            <w:shd w:fill="F5F3EC" w:color="auto" w:val="clear"/>
+            <w:tcMar>
+              <w:top w:type="dxa" w:w="160"/>
+              <w:left w:type="dxa" w:w="220"/>
+              <w:bottom w:type="dxa" w:w="160"/>
+              <w:right w:type="dxa" w:w="200"/>
+            </w:tcMar>
+          </w:tcPr>
+          <w:p>
+            <w:pPr>
+              <w:spacing w:after="140" w:line="280"/>
+            </w:pPr>
+            <w:r>
+              <w:rPr>
+                <w:b/>
+                <w:bCs/>
+                <w:color w:val="23293D"/>
+                <w:sz w:val="21"/>
+                <w:szCs w:val="21"/>
+              </w:rPr>
+              <w:t xml:space="preserve">Cartão zerado não aparece.</w:t>
+            </w:r>
+            <w:r>
+              <w:rPr>
+                <w:color w:val="23293D"/>
+                <w:sz w:val="21"/>
+                <w:szCs w:val="21"/>
+              </w:rPr>
+              <w:t xml:space="preserve"> Se não há nada esperando naquele assunto, o cartão some — em vez de mostrar um "0". Um zero pendurado em todo cartão vira paisagem, e aí ninguém repara mais nos que </w:t>
+            </w:r>
+            <w:r>
+              <w:rPr>
+                <w:b/>
+                <w:bCs/>
+                <w:color w:val="23293D"/>
+                <w:sz w:val="21"/>
+                <w:szCs w:val="21"/>
+              </w:rPr>
+              <w:t xml:space="preserve">não</w:t>
+            </w:r>
+            <w:r>
+              <w:rPr>
+                <w:color w:val="23293D"/>
+                <w:sz w:val="21"/>
+                <w:szCs w:val="21"/>
+              </w:rPr>
+              <w:t xml:space="preserve"> são zero. Quando não há nada pendente em nada, a tela diz isso com todas as letras.</w:t>
+            </w:r>
+          </w:p>
+        </w:tc>
+      </w:tr>
+    </w:tbl>
+    <w:p>
+      <w:pPr>
+        <w:spacing w:after="140" w:line="120"/>
+      </w:pPr>
+      <w:r>
+        <w:rPr>
+          <w:sz w:val="2"/>
+          <w:szCs w:val="2"/>
+        </w:rPr>
+        <w:t xml:space="preserve"/>
+      </w:r>
+    </w:p>
+    <w:tbl>
+      <w:tblPr>
+        <w:tblW w:type="dxa" w:w="9638"/>
+        <w:tblBorders>
+          <w:top w:val="single" w:color="F5F3EC" w:sz="2"/>
+          <w:left w:val="single" w:color="B98B2E" w:sz="18"/>
+          <w:bottom w:val="single" w:color="F5F3EC" w:sz="2"/>
+          <w:right w:val="single" w:color="F5F3EC" w:sz="2"/>
+          <w:insideH w:val="none" w:color="auto" w:sz="0"/>
+          <w:insideV w:val="none" w:color="auto" w:sz="0"/>
+        </w:tblBorders>
+      </w:tblPr>
+      <w:tblGrid>
+        <w:gridCol w:w="9638"/>
+      </w:tblGrid>
+      <w:tr>
+        <w:tc>
+          <w:tcPr>
+            <w:tcW w:type="dxa" w:w="9638"/>
+            <w:shd w:fill="F5F3EC" w:color="auto" w:val="clear"/>
+            <w:tcMar>
+              <w:top w:type="dxa" w:w="160"/>
+              <w:left w:type="dxa" w:w="220"/>
+              <w:bottom w:type="dxa" w:w="160"/>
+              <w:right w:type="dxa" w:w="200"/>
+            </w:tcMar>
+          </w:tcPr>
+          <w:p>
+            <w:pPr>
+              <w:spacing w:after="140" w:line="280"/>
+            </w:pPr>
+            <w:r>
+              <w:rPr>
+                <w:b/>
+                <w:bCs/>
+                <w:color w:val="23293D"/>
+                <w:sz w:val="21"/>
+                <w:szCs w:val="21"/>
+              </w:rPr>
+              <w:t xml:space="preserve">O número do cartão é o mesmo da tela para onde ele leva.</w:t>
+            </w:r>
+            <w:r>
+              <w:rPr>
+                <w:color w:val="23293D"/>
+                <w:sz w:val="21"/>
+                <w:szCs w:val="21"/>
+              </w:rPr>
+              <w:t xml:space="preserve"> Se o cartão diz "3 esperando", ao abrir você encontra três. Cada contagem usa a mesma régua da tela de destino, nunca uma conta separada.</w:t>
+            </w:r>
+          </w:p>
+        </w:tc>
+      </w:tr>
+    </w:tbl>
+    <w:p>
+      <w:pPr>
+        <w:spacing w:after="140" w:line="120"/>
+      </w:pPr>
+      <w:r>
+        <w:rPr>
+          <w:sz w:val="2"/>
+          <w:szCs w:val="2"/>
+        </w:rPr>
+        <w:t xml:space="preserve"/>
+      </w:r>
+    </w:p>
+    <w:p>
+      <w:pPr>
+        <w:spacing w:after="140" w:line="280"/>
+      </w:pPr>
+      <w:r>
+        <w:rPr>
+          <w:b/>
+          <w:bCs/>
+          <w:color w:val="23293D"/>
+          <w:sz w:val="21"/>
+          <w:szCs w:val="21"/>
+        </w:rPr>
+        <w:t xml:space="preserve">Embaixo: "O que mudou no sistema"</w:t>
+      </w:r>
+      <w:r>
+        <w:rPr>
+          <w:color w:val="23293D"/>
+          <w:sz w:val="21"/>
+          <w:szCs w:val="21"/>
+        </w:rPr>
+        <w:t xml:space="preserve"> — as novidades da sua função. Ver </w:t>
+      </w:r>
+      <w:r>
+        <w:rPr>
+          <w:color w:val="1F3253"/>
+          <w:sz w:val="21"/>
+          <w:szCs w:val="21"/>
+        </w:rPr>
+        <w:t xml:space="preserve">seção 15</w:t>
+      </w:r>
+      <w:r>
+        <w:rPr>
+          <w:color w:val="23293D"/>
+          <w:sz w:val="21"/>
+          <w:szCs w:val="21"/>
+        </w:rPr>
+        <w:t xml:space="preserve">.</w:t>
+      </w:r>
+    </w:p>
+    <w:p>
+      <w:pPr>
+        <w:spacing w:after="140" w:line="280"/>
+      </w:pPr>
+      <w:r>
+        <w:rPr>
+          <w:b/>
+          <w:bCs/>
+          <w:color w:val="23293D"/>
+          <w:sz w:val="21"/>
+          <w:szCs w:val="21"/>
+        </w:rPr>
+        <w:t xml:space="preserve">O que NÃO está mais aqui:</w:t>
+      </w:r>
+      <w:r>
+        <w:rPr>
+          <w:color w:val="23293D"/>
+          <w:sz w:val="21"/>
+          <w:szCs w:val="21"/>
+        </w:rPr>
+        <w:t xml:space="preserve"> a lista das suas clínicas, das suas funções e das unidades sob sua responsabilidade. Isso é cadastro, não muda de um dia para o outro, e agora fica no </w:t>
+      </w:r>
+      <w:r>
+        <w:rPr>
+          <w:b/>
+          <w:bCs/>
+          <w:color w:val="23293D"/>
+          <w:sz w:val="21"/>
+          <w:szCs w:val="21"/>
+        </w:rPr>
+        <w:t xml:space="preserve">Perfil</w:t>
+      </w:r>
+      <w:r>
+        <w:rPr>
+          <w:color w:val="23293D"/>
+          <w:sz w:val="21"/>
+          <w:szCs w:val="21"/>
+        </w:rPr>
+        <w:t xml:space="preserve"> (clique no seu nome, no rodapé do menu lateral). A primeira tela do dia é para o trabalho que espera por você.</w:t>
       </w:r>
     </w:p>
     <w:p>

--- a/docs/treinamento/Manual-de-Treinamento-riSZon.docx
+++ b/docs/treinamento/Manual-de-Treinamento-riSZon.docx
@@ -2799,6 +2799,806 @@
     </w:p>
     <w:p>
       <w:pPr>
+        <w:pStyle w:val="Heading2"/>
+      </w:pPr>
+      <w:r>
+        <w:rPr>
+          <w:color w:val="1F3253"/>
+        </w:rPr>
+        <w:t xml:space="preserve">2.3. A porta do Financeiro</w:t>
+      </w:r>
+    </w:p>
+    <w:p>
+      <w:pPr>
+        <w:spacing w:after="140" w:line="280"/>
+      </w:pPr>
+      <w:r>
+        <w:rPr>
+          <w:b/>
+          <w:bCs/>
+          <w:color w:val="23293D"/>
+          <w:sz w:val="21"/>
+          <w:szCs w:val="21"/>
+        </w:rPr>
+        <w:t xml:space="preserve">O Financeiro abre num Painel</w:t>
+      </w:r>
+      <w:r>
+        <w:rPr>
+          <w:color w:val="23293D"/>
+          <w:sz w:val="21"/>
+          <w:szCs w:val="21"/>
+        </w:rPr>
+        <w:t xml:space="preserve">, não na Configuração. Ele responde às duas perguntas que o módulo separa de propósito — e que são diferentes:</w:t>
+      </w:r>
+    </w:p>
+    <w:p>
+      <w:pPr>
+        <w:pStyle w:val="ListParagraph"/>
+        <w:numPr>
+          <w:ilvl w:val="0"/>
+          <w:numId w:val="3"/>
+        </w:numPr>
+        <w:spacing w:after="80" w:line="270"/>
+      </w:pPr>
+      <w:r>
+        <w:rPr>
+          <w:b/>
+          <w:bCs/>
+          <w:color w:val="23293D"/>
+          <w:sz w:val="21"/>
+          <w:szCs w:val="21"/>
+        </w:rPr>
+        <w:t xml:space="preserve">"O mês deu lucro?"</w:t>
+      </w:r>
+      <w:r>
+        <w:rPr>
+          <w:color w:val="23293D"/>
+          <w:sz w:val="21"/>
+          <w:szCs w:val="21"/>
+        </w:rPr>
+        <w:t xml:space="preserve"> é competência: a venda de março conta em março, mesmo que o cliente pague em junho.</w:t>
+      </w:r>
+    </w:p>
+    <w:p>
+      <w:pPr>
+        <w:pStyle w:val="ListParagraph"/>
+        <w:numPr>
+          <w:ilvl w:val="0"/>
+          <w:numId w:val="3"/>
+        </w:numPr>
+        <w:spacing w:after="80" w:line="270"/>
+      </w:pPr>
+      <w:r>
+        <w:rPr>
+          <w:b/>
+          <w:bCs/>
+          <w:color w:val="23293D"/>
+          <w:sz w:val="21"/>
+          <w:szCs w:val="21"/>
+        </w:rPr>
+        <w:t xml:space="preserve">"Tenho dinheiro?"</w:t>
+      </w:r>
+      <w:r>
+        <w:rPr>
+          <w:color w:val="23293D"/>
+          <w:sz w:val="21"/>
+          <w:szCs w:val="21"/>
+        </w:rPr>
+        <w:t xml:space="preserve"> é caixa: o que entrou e o que ainda vai entrar, por dia.</w:t>
+      </w:r>
+    </w:p>
+    <w:p>
+      <w:pPr>
+        <w:spacing w:after="140" w:line="280"/>
+      </w:pPr>
+      <w:r>
+        <w:rPr>
+          <w:color w:val="23293D"/>
+          <w:sz w:val="21"/>
+          <w:szCs w:val="21"/>
+        </w:rPr>
+        <w:t xml:space="preserve">É por serem diferentes que existe clínica lucrativa que quebra.</w:t>
+      </w:r>
+    </w:p>
+    <w:p>
+      <w:pPr>
+        <w:spacing w:after="140" w:line="280"/>
+      </w:pPr>
+      <w:r>
+        <w:rPr>
+          <w:b/>
+          <w:bCs/>
+          <w:color w:val="23293D"/>
+          <w:sz w:val="21"/>
+          <w:szCs w:val="21"/>
+        </w:rPr>
+        <w:t xml:space="preserve">No alto, três números</w:t>
+      </w:r>
+      <w:r>
+        <w:rPr>
+          <w:color w:val="23293D"/>
+          <w:sz w:val="21"/>
+          <w:szCs w:val="21"/>
+        </w:rPr>
+        <w:t xml:space="preserve"> da sua unidade no mês: resultado (com a comparação contra o mês anterior de mesmo tamanho), receita líquida com a margem, e o saldo em caixa de hoje.</w:t>
+      </w:r>
+    </w:p>
+    <w:p>
+      <w:pPr>
+        <w:spacing w:after="140" w:line="280"/>
+      </w:pPr>
+      <w:r>
+        <w:rPr>
+          <w:b/>
+          <w:bCs/>
+          <w:color w:val="23293D"/>
+          <w:sz w:val="21"/>
+          <w:szCs w:val="21"/>
+        </w:rPr>
+        <w:t xml:space="preserve">No meio, "O que precisa de você"</w:t>
+      </w:r>
+      <w:r>
+        <w:rPr>
+          <w:color w:val="23293D"/>
+          <w:sz w:val="21"/>
+          <w:szCs w:val="21"/>
+        </w:rPr>
+        <w:t xml:space="preserve"> — só o que existe:</w:t>
+      </w:r>
+    </w:p>
+    <w:tbl>
+      <w:tblPr>
+        <w:tblW w:type="dxa" w:w="9638"/>
+        <w:tblBorders>
+          <w:top w:val="single" w:color="D8D4C8" w:sz="2"/>
+          <w:left w:val="single" w:color="D8D4C8" w:sz="2"/>
+          <w:bottom w:val="single" w:color="D8D4C8" w:sz="2"/>
+          <w:right w:val="single" w:color="D8D4C8" w:sz="2"/>
+          <w:insideH w:val="single" w:color="D8D4C8" w:sz="2"/>
+          <w:insideV w:val="single" w:color="D8D4C8" w:sz="2"/>
+        </w:tblBorders>
+        <w:tblLayout w:type="fixed"/>
+      </w:tblPr>
+      <w:tblGrid>
+        <w:gridCol w:w="3745"/>
+        <w:gridCol w:w="5893"/>
+      </w:tblGrid>
+      <w:tr>
+        <w:trPr>
+          <w:tblHeader/>
+        </w:trPr>
+        <w:tc>
+          <w:tcPr>
+            <w:tcW w:type="dxa" w:w="3745"/>
+            <w:shd w:fill="1F3253" w:color="auto" w:val="clear"/>
+            <w:tcMar>
+              <w:top w:type="dxa" w:w="90"/>
+              <w:left w:type="dxa" w:w="110"/>
+              <w:bottom w:type="dxa" w:w="90"/>
+              <w:right w:type="dxa" w:w="110"/>
+            </w:tcMar>
+            <w:vAlign w:val="center"/>
+          </w:tcPr>
+          <w:p>
+            <w:pPr>
+              <w:spacing w:after="0" w:line="250"/>
+            </w:pPr>
+            <w:r>
+              <w:rPr>
+                <w:b/>
+                <w:bCs/>
+                <w:color w:val="FFFFFF"/>
+                <w:sz w:val="19"/>
+                <w:szCs w:val="19"/>
+              </w:rPr>
+              <w:t xml:space="preserve">Cartão</w:t>
+            </w:r>
+          </w:p>
+        </w:tc>
+        <w:tc>
+          <w:tcPr>
+            <w:tcW w:type="dxa" w:w="5893"/>
+            <w:shd w:fill="1F3253" w:color="auto" w:val="clear"/>
+            <w:tcMar>
+              <w:top w:type="dxa" w:w="90"/>
+              <w:left w:type="dxa" w:w="110"/>
+              <w:bottom w:type="dxa" w:w="90"/>
+              <w:right w:type="dxa" w:w="110"/>
+            </w:tcMar>
+            <w:vAlign w:val="center"/>
+          </w:tcPr>
+          <w:p>
+            <w:pPr>
+              <w:spacing w:after="0" w:line="250"/>
+            </w:pPr>
+            <w:r>
+              <w:rPr>
+                <w:b/>
+                <w:bCs/>
+                <w:color w:val="FFFFFF"/>
+                <w:sz w:val="19"/>
+                <w:szCs w:val="19"/>
+              </w:rPr>
+              <w:t xml:space="preserve">O que ele diz</w:t>
+            </w:r>
+          </w:p>
+        </w:tc>
+      </w:tr>
+      <w:tr>
+        <w:tc>
+          <w:tcPr>
+            <w:tcW w:type="dxa" w:w="3745"/>
+            <w:tcMar>
+              <w:top w:type="dxa" w:w="90"/>
+              <w:left w:type="dxa" w:w="110"/>
+              <w:bottom w:type="dxa" w:w="90"/>
+              <w:right w:type="dxa" w:w="110"/>
+            </w:tcMar>
+            <w:vAlign w:val="center"/>
+          </w:tcPr>
+          <w:p>
+            <w:pPr>
+              <w:spacing w:after="0" w:line="250"/>
+            </w:pPr>
+            <w:r>
+              <w:rPr>
+                <w:color w:val="23293D"/>
+                <w:sz w:val="20"/>
+                <w:szCs w:val="20"/>
+              </w:rPr>
+              <w:t xml:space="preserve">O caixa fica negativo</w:t>
+            </w:r>
+          </w:p>
+        </w:tc>
+        <w:tc>
+          <w:tcPr>
+            <w:tcW w:type="dxa" w:w="5893"/>
+            <w:tcMar>
+              <w:top w:type="dxa" w:w="90"/>
+              <w:left w:type="dxa" w:w="110"/>
+              <w:bottom w:type="dxa" w:w="90"/>
+              <w:right w:type="dxa" w:w="110"/>
+            </w:tcMar>
+            <w:vAlign w:val="center"/>
+          </w:tcPr>
+          <w:p>
+            <w:pPr>
+              <w:spacing w:after="0" w:line="250"/>
+            </w:pPr>
+            <w:r>
+              <w:rPr>
+                <w:color w:val="23293D"/>
+                <w:sz w:val="20"/>
+                <w:szCs w:val="20"/>
+              </w:rPr>
+              <w:t xml:space="preserve">O primeiro dia em que a projeção fica no vermelho</w:t>
+            </w:r>
+          </w:p>
+        </w:tc>
+      </w:tr>
+      <w:tr>
+        <w:tc>
+          <w:tcPr>
+            <w:tcW w:type="dxa" w:w="3745"/>
+            <w:shd w:fill="F7F6F2" w:color="auto" w:val="clear"/>
+            <w:tcMar>
+              <w:top w:type="dxa" w:w="90"/>
+              <w:left w:type="dxa" w:w="110"/>
+              <w:bottom w:type="dxa" w:w="90"/>
+              <w:right w:type="dxa" w:w="110"/>
+            </w:tcMar>
+            <w:vAlign w:val="center"/>
+          </w:tcPr>
+          <w:p>
+            <w:pPr>
+              <w:spacing w:after="0" w:line="250"/>
+            </w:pPr>
+            <w:r>
+              <w:rPr>
+                <w:color w:val="23293D"/>
+                <w:sz w:val="20"/>
+                <w:szCs w:val="20"/>
+              </w:rPr>
+              <w:t xml:space="preserve">A receber vencido</w:t>
+            </w:r>
+          </w:p>
+        </w:tc>
+        <w:tc>
+          <w:tcPr>
+            <w:tcW w:type="dxa" w:w="5893"/>
+            <w:shd w:fill="F7F6F2" w:color="auto" w:val="clear"/>
+            <w:tcMar>
+              <w:top w:type="dxa" w:w="90"/>
+              <w:left w:type="dxa" w:w="110"/>
+              <w:bottom w:type="dxa" w:w="90"/>
+              <w:right w:type="dxa" w:w="110"/>
+            </w:tcMar>
+            <w:vAlign w:val="center"/>
+          </w:tcPr>
+          <w:p>
+            <w:pPr>
+              <w:spacing w:after="0" w:line="250"/>
+            </w:pPr>
+            <w:r>
+              <w:rPr>
+                <w:color w:val="23293D"/>
+                <w:sz w:val="20"/>
+                <w:szCs w:val="20"/>
+              </w:rPr>
+              <w:t xml:space="preserve">O que passou do vencimento (não entra na projeção)</w:t>
+            </w:r>
+          </w:p>
+        </w:tc>
+      </w:tr>
+      <w:tr>
+        <w:tc>
+          <w:tcPr>
+            <w:tcW w:type="dxa" w:w="3745"/>
+            <w:tcMar>
+              <w:top w:type="dxa" w:w="90"/>
+              <w:left w:type="dxa" w:w="110"/>
+              <w:bottom w:type="dxa" w:w="90"/>
+              <w:right w:type="dxa" w:w="110"/>
+            </w:tcMar>
+            <w:vAlign w:val="center"/>
+          </w:tcPr>
+          <w:p>
+            <w:pPr>
+              <w:spacing w:after="0" w:line="250"/>
+            </w:pPr>
+            <w:r>
+              <w:rPr>
+                <w:color w:val="23293D"/>
+                <w:sz w:val="20"/>
+                <w:szCs w:val="20"/>
+              </w:rPr>
+              <w:t xml:space="preserve">A pagar vencido</w:t>
+            </w:r>
+          </w:p>
+        </w:tc>
+        <w:tc>
+          <w:tcPr>
+            <w:tcW w:type="dxa" w:w="5893"/>
+            <w:tcMar>
+              <w:top w:type="dxa" w:w="90"/>
+              <w:left w:type="dxa" w:w="110"/>
+              <w:bottom w:type="dxa" w:w="90"/>
+              <w:right w:type="dxa" w:w="110"/>
+            </w:tcMar>
+            <w:vAlign w:val="center"/>
+          </w:tcPr>
+          <w:p>
+            <w:pPr>
+              <w:spacing w:after="0" w:line="250"/>
+            </w:pPr>
+            <w:r>
+              <w:rPr>
+                <w:color w:val="23293D"/>
+                <w:sz w:val="20"/>
+                <w:szCs w:val="20"/>
+              </w:rPr>
+              <w:t xml:space="preserve">Contas da unidade em atraso</w:t>
+            </w:r>
+          </w:p>
+        </w:tc>
+      </w:tr>
+      <w:tr>
+        <w:tc>
+          <w:tcPr>
+            <w:tcW w:type="dxa" w:w="3745"/>
+            <w:shd w:fill="F7F6F2" w:color="auto" w:val="clear"/>
+            <w:tcMar>
+              <w:top w:type="dxa" w:w="90"/>
+              <w:left w:type="dxa" w:w="110"/>
+              <w:bottom w:type="dxa" w:w="90"/>
+              <w:right w:type="dxa" w:w="110"/>
+            </w:tcMar>
+            <w:vAlign w:val="center"/>
+          </w:tcPr>
+          <w:p>
+            <w:pPr>
+              <w:spacing w:after="0" w:line="250"/>
+            </w:pPr>
+            <w:r>
+              <w:rPr>
+                <w:color w:val="23293D"/>
+                <w:sz w:val="20"/>
+                <w:szCs w:val="20"/>
+              </w:rPr>
+              <w:t xml:space="preserve">Contas aguardando autorização</w:t>
+            </w:r>
+          </w:p>
+        </w:tc>
+        <w:tc>
+          <w:tcPr>
+            <w:tcW w:type="dxa" w:w="5893"/>
+            <w:shd w:fill="F7F6F2" w:color="auto" w:val="clear"/>
+            <w:tcMar>
+              <w:top w:type="dxa" w:w="90"/>
+              <w:left w:type="dxa" w:w="110"/>
+              <w:bottom w:type="dxa" w:w="90"/>
+              <w:right w:type="dxa" w:w="110"/>
+            </w:tcMar>
+            <w:vAlign w:val="center"/>
+          </w:tcPr>
+          <w:p>
+            <w:pPr>
+              <w:spacing w:after="0" w:line="250"/>
+            </w:pPr>
+            <w:r>
+              <w:rPr>
+                <w:color w:val="23293D"/>
+                <w:sz w:val="20"/>
+                <w:szCs w:val="20"/>
+              </w:rPr>
+              <w:t xml:space="preserve">Não são pagas antes da decisão de quem tem alçada</w:t>
+            </w:r>
+          </w:p>
+        </w:tc>
+      </w:tr>
+      <w:tr>
+        <w:tc>
+          <w:tcPr>
+            <w:tcW w:type="dxa" w:w="3745"/>
+            <w:tcMar>
+              <w:top w:type="dxa" w:w="90"/>
+              <w:left w:type="dxa" w:w="110"/>
+              <w:bottom w:type="dxa" w:w="90"/>
+              <w:right w:type="dxa" w:w="110"/>
+            </w:tcMar>
+            <w:vAlign w:val="center"/>
+          </w:tcPr>
+          <w:p>
+            <w:pPr>
+              <w:spacing w:after="0" w:line="250"/>
+            </w:pPr>
+            <w:r>
+              <w:rPr>
+                <w:color w:val="23293D"/>
+                <w:sz w:val="20"/>
+                <w:szCs w:val="20"/>
+              </w:rPr>
+              <w:t xml:space="preserve">Alertas em aberto</w:t>
+            </w:r>
+          </w:p>
+        </w:tc>
+        <w:tc>
+          <w:tcPr>
+            <w:tcW w:type="dxa" w:w="5893"/>
+            <w:tcMar>
+              <w:top w:type="dxa" w:w="90"/>
+              <w:left w:type="dxa" w:w="110"/>
+              <w:bottom w:type="dxa" w:w="90"/>
+              <w:right w:type="dxa" w:w="110"/>
+            </w:tcMar>
+            <w:vAlign w:val="center"/>
+          </w:tcPr>
+          <w:p>
+            <w:pPr>
+              <w:spacing w:after="0" w:line="250"/>
+            </w:pPr>
+            <w:r>
+              <w:rPr>
+                <w:color w:val="23293D"/>
+                <w:sz w:val="20"/>
+                <w:szCs w:val="20"/>
+              </w:rPr>
+              <w:t xml:space="preserve">Avisos do acompanhamento diário ainda não resolvidos</w:t>
+            </w:r>
+          </w:p>
+        </w:tc>
+      </w:tr>
+    </w:tbl>
+    <w:p>
+      <w:pPr>
+        <w:spacing w:after="140" w:line="120"/>
+      </w:pPr>
+      <w:r>
+        <w:rPr>
+          <w:sz w:val="2"/>
+          <w:szCs w:val="2"/>
+        </w:rPr>
+        <w:t xml:space="preserve"/>
+      </w:r>
+    </w:p>
+    <w:p>
+      <w:pPr>
+        <w:spacing w:after="140" w:line="280"/>
+      </w:pPr>
+      <w:r>
+        <w:rPr>
+          <w:b/>
+          <w:bCs/>
+          <w:color w:val="23293D"/>
+          <w:sz w:val="21"/>
+          <w:szCs w:val="21"/>
+        </w:rPr>
+        <w:t xml:space="preserve">Embaixo, os caminhos agrupados</w:t>
+      </w:r>
+      <w:r>
+        <w:rPr>
+          <w:color w:val="23293D"/>
+          <w:sz w:val="21"/>
+          <w:szCs w:val="21"/>
+        </w:rPr>
+        <w:t xml:space="preserve"> pela pergunta que respondem: </w:t>
+      </w:r>
+      <w:r>
+        <w:rPr>
+          <w:i/>
+          <w:iCs/>
+          <w:color w:val="23293D"/>
+          <w:sz w:val="21"/>
+          <w:szCs w:val="21"/>
+        </w:rPr>
+        <w:t xml:space="preserve">O mês deu lucro?</w:t>
+      </w:r>
+      <w:r>
+        <w:rPr>
+          <w:color w:val="23293D"/>
+          <w:sz w:val="21"/>
+          <w:szCs w:val="21"/>
+        </w:rPr>
+        <w:t xml:space="preserve">, </w:t>
+      </w:r>
+      <w:r>
+        <w:rPr>
+          <w:i/>
+          <w:iCs/>
+          <w:color w:val="23293D"/>
+          <w:sz w:val="21"/>
+          <w:szCs w:val="21"/>
+        </w:rPr>
+        <w:t xml:space="preserve">Tenho dinheiro?</w:t>
+      </w:r>
+      <w:r>
+        <w:rPr>
+          <w:color w:val="23293D"/>
+          <w:sz w:val="21"/>
+          <w:szCs w:val="21"/>
+        </w:rPr>
+        <w:t xml:space="preserve">, </w:t>
+      </w:r>
+      <w:r>
+        <w:rPr>
+          <w:i/>
+          <w:iCs/>
+          <w:color w:val="23293D"/>
+          <w:sz w:val="21"/>
+          <w:szCs w:val="21"/>
+        </w:rPr>
+        <w:t xml:space="preserve">A rede</w:t>
+      </w:r>
+      <w:r>
+        <w:rPr>
+          <w:color w:val="23293D"/>
+          <w:sz w:val="21"/>
+          <w:szCs w:val="21"/>
+        </w:rPr>
+        <w:t xml:space="preserve"> e </w:t>
+      </w:r>
+      <w:r>
+        <w:rPr>
+          <w:i/>
+          <w:iCs/>
+          <w:color w:val="23293D"/>
+          <w:sz w:val="21"/>
+          <w:szCs w:val="21"/>
+        </w:rPr>
+        <w:t xml:space="preserve">Cadastros</w:t>
+      </w:r>
+      <w:r>
+        <w:rPr>
+          <w:color w:val="23293D"/>
+          <w:sz w:val="21"/>
+          <w:szCs w:val="21"/>
+        </w:rPr>
+        <w:t xml:space="preserve">.</w:t>
+      </w:r>
+    </w:p>
+    <w:tbl>
+      <w:tblPr>
+        <w:tblW w:type="dxa" w:w="9638"/>
+        <w:tblBorders>
+          <w:top w:val="single" w:color="F5F3EC" w:sz="2"/>
+          <w:left w:val="single" w:color="B98B2E" w:sz="18"/>
+          <w:bottom w:val="single" w:color="F5F3EC" w:sz="2"/>
+          <w:right w:val="single" w:color="F5F3EC" w:sz="2"/>
+          <w:insideH w:val="none" w:color="auto" w:sz="0"/>
+          <w:insideV w:val="none" w:color="auto" w:sz="0"/>
+        </w:tblBorders>
+      </w:tblPr>
+      <w:tblGrid>
+        <w:gridCol w:w="9638"/>
+      </w:tblGrid>
+      <w:tr>
+        <w:tc>
+          <w:tcPr>
+            <w:tcW w:type="dxa" w:w="9638"/>
+            <w:shd w:fill="F5F3EC" w:color="auto" w:val="clear"/>
+            <w:tcMar>
+              <w:top w:type="dxa" w:w="160"/>
+              <w:left w:type="dxa" w:w="220"/>
+              <w:bottom w:type="dxa" w:w="160"/>
+              <w:right w:type="dxa" w:w="200"/>
+            </w:tcMar>
+          </w:tcPr>
+          <w:p>
+            <w:pPr>
+              <w:spacing w:after="140" w:line="280"/>
+            </w:pPr>
+            <w:r>
+              <w:rPr>
+                <w:b/>
+                <w:bCs/>
+                <w:color w:val="23293D"/>
+                <w:sz w:val="21"/>
+                <w:szCs w:val="21"/>
+              </w:rPr>
+              <w:t xml:space="preserve">O número do painel é o mesmo da tela para onde ele leva.</w:t>
+            </w:r>
+            <w:r>
+              <w:rPr>
+                <w:color w:val="23293D"/>
+                <w:sz w:val="21"/>
+                <w:szCs w:val="21"/>
+              </w:rPr>
+              <w:t xml:space="preserve"> O resultado do mês no painel é o mesmo lucro líquido da DRE, do mesmo período — as duas usam a mesma conta, não duas parecidas.</w:t>
+            </w:r>
+          </w:p>
+        </w:tc>
+      </w:tr>
+    </w:tbl>
+    <w:p>
+      <w:pPr>
+        <w:spacing w:after="140" w:line="120"/>
+      </w:pPr>
+      <w:r>
+        <w:rPr>
+          <w:sz w:val="2"/>
+          <w:szCs w:val="2"/>
+        </w:rPr>
+        <w:t xml:space="preserve"/>
+      </w:r>
+    </w:p>
+    <w:p>
+      <w:pPr>
+        <w:spacing w:after="140" w:line="280"/>
+      </w:pPr>
+      <w:r>
+        <w:rPr>
+          <w:b/>
+          <w:bCs/>
+          <w:color w:val="23293D"/>
+          <w:sz w:val="21"/>
+          <w:szCs w:val="21"/>
+        </w:rPr>
+        <w:t xml:space="preserve">Na Franqueadora a tela é outra:</w:t>
+      </w:r>
+      <w:r>
+        <w:rPr>
+          <w:color w:val="23293D"/>
+          <w:sz w:val="21"/>
+          <w:szCs w:val="21"/>
+        </w:rPr>
+        <w:t xml:space="preserve"> em vez do resultado de uma unidade, o </w:t>
+      </w:r>
+      <w:r>
+        <w:rPr>
+          <w:b/>
+          <w:bCs/>
+          <w:color w:val="23293D"/>
+          <w:sz w:val="21"/>
+          <w:szCs w:val="21"/>
+        </w:rPr>
+        <w:t xml:space="preserve">resumo da rede</w:t>
+      </w:r>
+      <w:r>
+        <w:rPr>
+          <w:color w:val="23293D"/>
+          <w:sz w:val="21"/>
+          <w:szCs w:val="21"/>
+        </w:rPr>
+        <w:t xml:space="preserve"> — quantas unidades estão no vermelho e no amarelo, quais pedem atenção primeiro e por quê, e quanto das taxas está em aberto. Esse resumo mostra o </w:t>
+      </w:r>
+      <w:r>
+        <w:rPr>
+          <w:b/>
+          <w:bCs/>
+          <w:color w:val="23293D"/>
+          <w:sz w:val="21"/>
+          <w:szCs w:val="21"/>
+        </w:rPr>
+        <w:t xml:space="preserve">retrato da última apuração dos alertas</w:t>
+      </w:r>
+      <w:r>
+        <w:rPr>
+          <w:color w:val="23293D"/>
+          <w:sz w:val="21"/>
+          <w:szCs w:val="21"/>
+        </w:rPr>
+        <w:t xml:space="preserve">, e diz na tela quando ela foi; apurar na hora é botão do Painel da rede.</w:t>
+      </w:r>
+    </w:p>
+    <w:p>
+      <w:pPr>
+        <w:spacing w:after="140" w:line="280"/>
+      </w:pPr>
+      <w:r>
+        <w:rPr>
+          <w:b/>
+          <w:bCs/>
+          <w:color w:val="23293D"/>
+          <w:sz w:val="21"/>
+          <w:szCs w:val="21"/>
+        </w:rPr>
+        <w:t xml:space="preserve">A barra de abas encolheu.</w:t>
+      </w:r>
+      <w:r>
+        <w:rPr>
+          <w:color w:val="23293D"/>
+          <w:sz w:val="21"/>
+          <w:szCs w:val="21"/>
+        </w:rPr>
+        <w:t xml:space="preserve"> As telas de todo dia ficaram à mostra (Painel, DRE, Fluxo de caixa, Contas a pagar, Conciliação) e o resto entrou em três menus: </w:t>
+      </w:r>
+      <w:r>
+        <w:rPr>
+          <w:b/>
+          <w:bCs/>
+          <w:color w:val="23293D"/>
+          <w:sz w:val="21"/>
+          <w:szCs w:val="21"/>
+        </w:rPr>
+        <w:t xml:space="preserve">Análise</w:t>
+      </w:r>
+      <w:r>
+        <w:rPr>
+          <w:color w:val="23293D"/>
+          <w:sz w:val="21"/>
+          <w:szCs w:val="21"/>
+        </w:rPr>
+        <w:t xml:space="preserve">, </w:t>
+      </w:r>
+      <w:r>
+        <w:rPr>
+          <w:b/>
+          <w:bCs/>
+          <w:color w:val="23293D"/>
+          <w:sz w:val="21"/>
+          <w:szCs w:val="21"/>
+        </w:rPr>
+        <w:t xml:space="preserve">Rede</w:t>
+      </w:r>
+      <w:r>
+        <w:rPr>
+          <w:color w:val="23293D"/>
+          <w:sz w:val="21"/>
+          <w:szCs w:val="21"/>
+        </w:rPr>
+        <w:t xml:space="preserve"> (só na Franqueadora) e </w:t>
+      </w:r>
+      <w:r>
+        <w:rPr>
+          <w:b/>
+          <w:bCs/>
+          <w:color w:val="23293D"/>
+          <w:sz w:val="21"/>
+          <w:szCs w:val="21"/>
+        </w:rPr>
+        <w:t xml:space="preserve">Cadastros</w:t>
+      </w:r>
+      <w:r>
+        <w:rPr>
+          <w:color w:val="23293D"/>
+          <w:sz w:val="21"/>
+          <w:szCs w:val="21"/>
+        </w:rPr>
+        <w:t xml:space="preserve">. O menu fica aceso quando você está numa tela dele.</w:t>
+      </w:r>
+    </w:p>
+    <w:p>
+      <w:pPr>
         <w:pStyle w:val="Heading1"/>
       </w:pPr>
       <w:r>
@@ -5083,9 +5883,9 @@
         <w:tblLayout w:type="fixed"/>
       </w:tblPr>
       <w:tblGrid>
-        <w:gridCol w:w="2718"/>
-        <w:gridCol w:w="2433"/>
-        <w:gridCol w:w="4487"/>
+        <w:gridCol w:w="2651"/>
+        <w:gridCol w:w="2390"/>
+        <w:gridCol w:w="4597"/>
       </w:tblGrid>
       <w:tr>
         <w:trPr>
@@ -5093,7 +5893,7 @@
         </w:trPr>
         <w:tc>
           <w:tcPr>
-            <w:tcW w:type="dxa" w:w="2718"/>
+            <w:tcW w:type="dxa" w:w="2651"/>
             <w:shd w:fill="1F3253" w:color="auto" w:val="clear"/>
             <w:tcMar>
               <w:top w:type="dxa" w:w="90"/>
@@ -5121,7 +5921,7 @@
         </w:tc>
         <w:tc>
           <w:tcPr>
-            <w:tcW w:type="dxa" w:w="2433"/>
+            <w:tcW w:type="dxa" w:w="2390"/>
             <w:shd w:fill="1F3253" w:color="auto" w:val="clear"/>
             <w:tcMar>
               <w:top w:type="dxa" w:w="90"/>
@@ -5149,7 +5949,7 @@
         </w:tc>
         <w:tc>
           <w:tcPr>
-            <w:tcW w:type="dxa" w:w="4487"/>
+            <w:tcW w:type="dxa" w:w="4597"/>
             <w:shd w:fill="1F3253" w:color="auto" w:val="clear"/>
             <w:tcMar>
               <w:top w:type="dxa" w:w="90"/>
@@ -5179,7 +5979,7 @@
       <w:tr>
         <w:tc>
           <w:tcPr>
-            <w:tcW w:type="dxa" w:w="2718"/>
+            <w:tcW w:type="dxa" w:w="2651"/>
             <w:tcMar>
               <w:top w:type="dxa" w:w="90"/>
               <w:left w:type="dxa" w:w="110"/>
@@ -5204,7 +6004,7 @@
         </w:tc>
         <w:tc>
           <w:tcPr>
-            <w:tcW w:type="dxa" w:w="2433"/>
+            <w:tcW w:type="dxa" w:w="2390"/>
             <w:tcMar>
               <w:top w:type="dxa" w:w="90"/>
               <w:left w:type="dxa" w:w="110"/>
@@ -5231,7 +6031,7 @@
         </w:tc>
         <w:tc>
           <w:tcPr>
-            <w:tcW w:type="dxa" w:w="4487"/>
+            <w:tcW w:type="dxa" w:w="4597"/>
             <w:tcMar>
               <w:top w:type="dxa" w:w="90"/>
               <w:left w:type="dxa" w:w="110"/>
@@ -5258,7 +6058,7 @@
       <w:tr>
         <w:tc>
           <w:tcPr>
-            <w:tcW w:type="dxa" w:w="2718"/>
+            <w:tcW w:type="dxa" w:w="2651"/>
             <w:shd w:fill="F7F6F2" w:color="auto" w:val="clear"/>
             <w:tcMar>
               <w:top w:type="dxa" w:w="90"/>
@@ -5284,7 +6084,7 @@
         </w:tc>
         <w:tc>
           <w:tcPr>
-            <w:tcW w:type="dxa" w:w="2433"/>
+            <w:tcW w:type="dxa" w:w="2390"/>
             <w:shd w:fill="F7F6F2" w:color="auto" w:val="clear"/>
             <w:tcMar>
               <w:top w:type="dxa" w:w="90"/>
@@ -5312,7 +6112,7 @@
         </w:tc>
         <w:tc>
           <w:tcPr>
-            <w:tcW w:type="dxa" w:w="4487"/>
+            <w:tcW w:type="dxa" w:w="4597"/>
             <w:shd w:fill="F7F6F2" w:color="auto" w:val="clear"/>
             <w:tcMar>
               <w:top w:type="dxa" w:w="90"/>
@@ -5340,7 +6140,7 @@
       <w:tr>
         <w:tc>
           <w:tcPr>
-            <w:tcW w:type="dxa" w:w="2718"/>
+            <w:tcW w:type="dxa" w:w="2651"/>
             <w:tcMar>
               <w:top w:type="dxa" w:w="90"/>
               <w:left w:type="dxa" w:w="110"/>
@@ -5365,7 +6165,7 @@
         </w:tc>
         <w:tc>
           <w:tcPr>
-            <w:tcW w:type="dxa" w:w="2433"/>
+            <w:tcW w:type="dxa" w:w="2390"/>
             <w:tcMar>
               <w:top w:type="dxa" w:w="90"/>
               <w:left w:type="dxa" w:w="110"/>
@@ -5392,7 +6192,7 @@
         </w:tc>
         <w:tc>
           <w:tcPr>
-            <w:tcW w:type="dxa" w:w="4487"/>
+            <w:tcW w:type="dxa" w:w="4597"/>
             <w:tcMar>
               <w:top w:type="dxa" w:w="90"/>
               <w:left w:type="dxa" w:w="110"/>
@@ -5419,7 +6219,7 @@
       <w:tr>
         <w:tc>
           <w:tcPr>
-            <w:tcW w:type="dxa" w:w="2718"/>
+            <w:tcW w:type="dxa" w:w="2651"/>
             <w:shd w:fill="F7F6F2" w:color="auto" w:val="clear"/>
             <w:tcMar>
               <w:top w:type="dxa" w:w="90"/>
@@ -5445,7 +6245,7 @@
         </w:tc>
         <w:tc>
           <w:tcPr>
-            <w:tcW w:type="dxa" w:w="2433"/>
+            <w:tcW w:type="dxa" w:w="2390"/>
             <w:shd w:fill="F7F6F2" w:color="auto" w:val="clear"/>
             <w:tcMar>
               <w:top w:type="dxa" w:w="90"/>
@@ -5473,7 +6273,7 @@
         </w:tc>
         <w:tc>
           <w:tcPr>
-            <w:tcW w:type="dxa" w:w="4487"/>
+            <w:tcW w:type="dxa" w:w="4597"/>
             <w:shd w:fill="F7F6F2" w:color="auto" w:val="clear"/>
             <w:tcMar>
               <w:top w:type="dxa" w:w="90"/>
@@ -5501,7 +6301,7 @@
       <w:tr>
         <w:tc>
           <w:tcPr>
-            <w:tcW w:type="dxa" w:w="2718"/>
+            <w:tcW w:type="dxa" w:w="2651"/>
             <w:tcMar>
               <w:top w:type="dxa" w:w="90"/>
               <w:left w:type="dxa" w:w="110"/>
@@ -5526,7 +6326,7 @@
         </w:tc>
         <w:tc>
           <w:tcPr>
-            <w:tcW w:type="dxa" w:w="2433"/>
+            <w:tcW w:type="dxa" w:w="2390"/>
             <w:tcMar>
               <w:top w:type="dxa" w:w="90"/>
               <w:left w:type="dxa" w:w="110"/>
@@ -5553,7 +6353,7 @@
         </w:tc>
         <w:tc>
           <w:tcPr>
-            <w:tcW w:type="dxa" w:w="4487"/>
+            <w:tcW w:type="dxa" w:w="4597"/>
             <w:tcMar>
               <w:top w:type="dxa" w:w="90"/>
               <w:left w:type="dxa" w:w="110"/>
@@ -5580,7 +6380,7 @@
       <w:tr>
         <w:tc>
           <w:tcPr>
-            <w:tcW w:type="dxa" w:w="2718"/>
+            <w:tcW w:type="dxa" w:w="2651"/>
             <w:shd w:fill="F7F6F2" w:color="auto" w:val="clear"/>
             <w:tcMar>
               <w:top w:type="dxa" w:w="90"/>
@@ -5606,7 +6406,7 @@
         </w:tc>
         <w:tc>
           <w:tcPr>
-            <w:tcW w:type="dxa" w:w="2433"/>
+            <w:tcW w:type="dxa" w:w="2390"/>
             <w:shd w:fill="F7F6F2" w:color="auto" w:val="clear"/>
             <w:tcMar>
               <w:top w:type="dxa" w:w="90"/>
@@ -5634,7 +6434,7 @@
         </w:tc>
         <w:tc>
           <w:tcPr>
-            <w:tcW w:type="dxa" w:w="4487"/>
+            <w:tcW w:type="dxa" w:w="4597"/>
             <w:shd w:fill="F7F6F2" w:color="auto" w:val="clear"/>
             <w:tcMar>
               <w:top w:type="dxa" w:w="90"/>
@@ -5662,7 +6462,7 @@
       <w:tr>
         <w:tc>
           <w:tcPr>
-            <w:tcW w:type="dxa" w:w="2718"/>
+            <w:tcW w:type="dxa" w:w="2651"/>
             <w:tcMar>
               <w:top w:type="dxa" w:w="90"/>
               <w:left w:type="dxa" w:w="110"/>
@@ -5687,7 +6487,7 @@
         </w:tc>
         <w:tc>
           <w:tcPr>
-            <w:tcW w:type="dxa" w:w="2433"/>
+            <w:tcW w:type="dxa" w:w="2390"/>
             <w:tcMar>
               <w:top w:type="dxa" w:w="90"/>
               <w:left w:type="dxa" w:w="110"/>
@@ -5714,7 +6514,7 @@
         </w:tc>
         <w:tc>
           <w:tcPr>
-            <w:tcW w:type="dxa" w:w="4487"/>
+            <w:tcW w:type="dxa" w:w="4597"/>
             <w:tcMar>
               <w:top w:type="dxa" w:w="90"/>
               <w:left w:type="dxa" w:w="110"/>
@@ -5741,7 +6541,7 @@
       <w:tr>
         <w:tc>
           <w:tcPr>
-            <w:tcW w:type="dxa" w:w="2718"/>
+            <w:tcW w:type="dxa" w:w="2651"/>
             <w:shd w:fill="F7F6F2" w:color="auto" w:val="clear"/>
             <w:tcMar>
               <w:top w:type="dxa" w:w="90"/>
@@ -5767,7 +6567,7 @@
         </w:tc>
         <w:tc>
           <w:tcPr>
-            <w:tcW w:type="dxa" w:w="2433"/>
+            <w:tcW w:type="dxa" w:w="2390"/>
             <w:shd w:fill="F7F6F2" w:color="auto" w:val="clear"/>
             <w:tcMar>
               <w:top w:type="dxa" w:w="90"/>
@@ -5795,7 +6595,7 @@
         </w:tc>
         <w:tc>
           <w:tcPr>
-            <w:tcW w:type="dxa" w:w="4487"/>
+            <w:tcW w:type="dxa" w:w="4597"/>
             <w:shd w:fill="F7F6F2" w:color="auto" w:val="clear"/>
             <w:tcMar>
               <w:top w:type="dxa" w:w="90"/>
@@ -5815,7 +6615,41 @@
                 <w:sz w:val="20"/>
                 <w:szCs w:val="20"/>
               </w:rPr>
-              <w:t xml:space="preserve">Contas, DRE, fluxo de caixa, taxas, repasses</w:t>
+              <w:t xml:space="preserve">Abre no </w:t>
+            </w:r>
+            <w:r>
+              <w:rPr>
+                <w:b/>
+                <w:bCs/>
+                <w:color w:val="23293D"/>
+                <w:sz w:val="20"/>
+                <w:szCs w:val="20"/>
+              </w:rPr>
+              <w:t xml:space="preserve">Painel</w:t>
+            </w:r>
+            <w:r>
+              <w:rPr>
+                <w:color w:val="23293D"/>
+                <w:sz w:val="20"/>
+                <w:szCs w:val="20"/>
+              </w:rPr>
+              <w:t xml:space="preserve"> (ver </w:t>
+            </w:r>
+            <w:r>
+              <w:rPr>
+                <w:color w:val="1F3253"/>
+                <w:sz w:val="20"/>
+                <w:szCs w:val="20"/>
+              </w:rPr>
+              <w:t xml:space="preserve">seção 2.3</w:t>
+            </w:r>
+            <w:r>
+              <w:rPr>
+                <w:color w:val="23293D"/>
+                <w:sz w:val="20"/>
+                <w:szCs w:val="20"/>
+              </w:rPr>
+              <w:t xml:space="preserve">); dentro dele, DRE, fluxo de caixa, contas, taxas, repasses</w:t>
             </w:r>
           </w:p>
         </w:tc>
@@ -5823,7 +6657,7 @@
       <w:tr>
         <w:tc>
           <w:tcPr>
-            <w:tcW w:type="dxa" w:w="2718"/>
+            <w:tcW w:type="dxa" w:w="2651"/>
             <w:tcMar>
               <w:top w:type="dxa" w:w="90"/>
               <w:left w:type="dxa" w:w="110"/>
@@ -5848,7 +6682,7 @@
         </w:tc>
         <w:tc>
           <w:tcPr>
-            <w:tcW w:type="dxa" w:w="2433"/>
+            <w:tcW w:type="dxa" w:w="2390"/>
             <w:tcMar>
               <w:top w:type="dxa" w:w="90"/>
               <w:left w:type="dxa" w:w="110"/>
@@ -5875,7 +6709,7 @@
         </w:tc>
         <w:tc>
           <w:tcPr>
-            <w:tcW w:type="dxa" w:w="4487"/>
+            <w:tcW w:type="dxa" w:w="4597"/>
             <w:tcMar>
               <w:top w:type="dxa" w:w="90"/>
               <w:left w:type="dxa" w:w="110"/>
@@ -5902,7 +6736,7 @@
       <w:tr>
         <w:tc>
           <w:tcPr>
-            <w:tcW w:type="dxa" w:w="2718"/>
+            <w:tcW w:type="dxa" w:w="2651"/>
             <w:shd w:fill="F7F6F2" w:color="auto" w:val="clear"/>
             <w:tcMar>
               <w:top w:type="dxa" w:w="90"/>
@@ -5928,7 +6762,7 @@
         </w:tc>
         <w:tc>
           <w:tcPr>
-            <w:tcW w:type="dxa" w:w="2433"/>
+            <w:tcW w:type="dxa" w:w="2390"/>
             <w:shd w:fill="F7F6F2" w:color="auto" w:val="clear"/>
             <w:tcMar>
               <w:top w:type="dxa" w:w="90"/>
@@ -5956,7 +6790,7 @@
         </w:tc>
         <w:tc>
           <w:tcPr>
-            <w:tcW w:type="dxa" w:w="4487"/>
+            <w:tcW w:type="dxa" w:w="4597"/>
             <w:shd w:fill="F7F6F2" w:color="auto" w:val="clear"/>
             <w:tcMar>
               <w:top w:type="dxa" w:w="90"/>
@@ -5984,7 +6818,7 @@
       <w:tr>
         <w:tc>
           <w:tcPr>
-            <w:tcW w:type="dxa" w:w="2718"/>
+            <w:tcW w:type="dxa" w:w="2651"/>
             <w:tcMar>
               <w:top w:type="dxa" w:w="90"/>
               <w:left w:type="dxa" w:w="110"/>
@@ -6009,7 +6843,7 @@
         </w:tc>
         <w:tc>
           <w:tcPr>
-            <w:tcW w:type="dxa" w:w="2433"/>
+            <w:tcW w:type="dxa" w:w="2390"/>
             <w:tcMar>
               <w:top w:type="dxa" w:w="90"/>
               <w:left w:type="dxa" w:w="110"/>
@@ -6036,7 +6870,7 @@
         </w:tc>
         <w:tc>
           <w:tcPr>
-            <w:tcW w:type="dxa" w:w="4487"/>
+            <w:tcW w:type="dxa" w:w="4597"/>
             <w:tcMar>
               <w:top w:type="dxa" w:w="90"/>
               <w:left w:type="dxa" w:w="110"/>
@@ -6063,7 +6897,7 @@
       <w:tr>
         <w:tc>
           <w:tcPr>
-            <w:tcW w:type="dxa" w:w="2718"/>
+            <w:tcW w:type="dxa" w:w="2651"/>
             <w:shd w:fill="F7F6F2" w:color="auto" w:val="clear"/>
             <w:tcMar>
               <w:top w:type="dxa" w:w="90"/>
@@ -6089,7 +6923,7 @@
         </w:tc>
         <w:tc>
           <w:tcPr>
-            <w:tcW w:type="dxa" w:w="2433"/>
+            <w:tcW w:type="dxa" w:w="2390"/>
             <w:shd w:fill="F7F6F2" w:color="auto" w:val="clear"/>
             <w:tcMar>
               <w:top w:type="dxa" w:w="90"/>
@@ -6117,7 +6951,7 @@
         </w:tc>
         <w:tc>
           <w:tcPr>
-            <w:tcW w:type="dxa" w:w="4487"/>
+            <w:tcW w:type="dxa" w:w="4597"/>
             <w:shd w:fill="F7F6F2" w:color="auto" w:val="clear"/>
             <w:tcMar>
               <w:top w:type="dxa" w:w="90"/>
@@ -6145,7 +6979,7 @@
       <w:tr>
         <w:tc>
           <w:tcPr>
-            <w:tcW w:type="dxa" w:w="2718"/>
+            <w:tcW w:type="dxa" w:w="2651"/>
             <w:tcMar>
               <w:top w:type="dxa" w:w="90"/>
               <w:left w:type="dxa" w:w="110"/>
@@ -6170,7 +7004,7 @@
         </w:tc>
         <w:tc>
           <w:tcPr>
-            <w:tcW w:type="dxa" w:w="2433"/>
+            <w:tcW w:type="dxa" w:w="2390"/>
             <w:tcMar>
               <w:top w:type="dxa" w:w="90"/>
               <w:left w:type="dxa" w:w="110"/>
@@ -6197,7 +7031,7 @@
         </w:tc>
         <w:tc>
           <w:tcPr>
-            <w:tcW w:type="dxa" w:w="4487"/>
+            <w:tcW w:type="dxa" w:w="4597"/>
             <w:tcMar>
               <w:top w:type="dxa" w:w="90"/>
               <w:left w:type="dxa" w:w="110"/>
@@ -6224,7 +7058,7 @@
       <w:tr>
         <w:tc>
           <w:tcPr>
-            <w:tcW w:type="dxa" w:w="2718"/>
+            <w:tcW w:type="dxa" w:w="2651"/>
             <w:shd w:fill="F7F6F2" w:color="auto" w:val="clear"/>
             <w:tcMar>
               <w:top w:type="dxa" w:w="90"/>
@@ -6250,7 +7084,7 @@
         </w:tc>
         <w:tc>
           <w:tcPr>
-            <w:tcW w:type="dxa" w:w="2433"/>
+            <w:tcW w:type="dxa" w:w="2390"/>
             <w:shd w:fill="F7F6F2" w:color="auto" w:val="clear"/>
             <w:tcMar>
               <w:top w:type="dxa" w:w="90"/>
@@ -6278,7 +7112,7 @@
         </w:tc>
         <w:tc>
           <w:tcPr>
-            <w:tcW w:type="dxa" w:w="4487"/>
+            <w:tcW w:type="dxa" w:w="4597"/>
             <w:shd w:fill="F7F6F2" w:color="auto" w:val="clear"/>
             <w:tcMar>
               <w:top w:type="dxa" w:w="90"/>
@@ -6306,7 +7140,7 @@
       <w:tr>
         <w:tc>
           <w:tcPr>
-            <w:tcW w:type="dxa" w:w="2718"/>
+            <w:tcW w:type="dxa" w:w="2651"/>
             <w:tcMar>
               <w:top w:type="dxa" w:w="90"/>
               <w:left w:type="dxa" w:w="110"/>
@@ -6331,7 +7165,7 @@
         </w:tc>
         <w:tc>
           <w:tcPr>
-            <w:tcW w:type="dxa" w:w="2433"/>
+            <w:tcW w:type="dxa" w:w="2390"/>
             <w:tcMar>
               <w:top w:type="dxa" w:w="90"/>
               <w:left w:type="dxa" w:w="110"/>
@@ -6358,7 +7192,7 @@
         </w:tc>
         <w:tc>
           <w:tcPr>
-            <w:tcW w:type="dxa" w:w="4487"/>
+            <w:tcW w:type="dxa" w:w="4597"/>
             <w:tcMar>
               <w:top w:type="dxa" w:w="90"/>
               <w:left w:type="dxa" w:w="110"/>
@@ -6385,7 +7219,7 @@
       <w:tr>
         <w:tc>
           <w:tcPr>
-            <w:tcW w:type="dxa" w:w="2718"/>
+            <w:tcW w:type="dxa" w:w="2651"/>
             <w:shd w:fill="F7F6F2" w:color="auto" w:val="clear"/>
             <w:tcMar>
               <w:top w:type="dxa" w:w="90"/>
@@ -6411,7 +7245,7 @@
         </w:tc>
         <w:tc>
           <w:tcPr>
-            <w:tcW w:type="dxa" w:w="2433"/>
+            <w:tcW w:type="dxa" w:w="2390"/>
             <w:shd w:fill="F7F6F2" w:color="auto" w:val="clear"/>
             <w:tcMar>
               <w:top w:type="dxa" w:w="90"/>
@@ -6439,7 +7273,7 @@
         </w:tc>
         <w:tc>
           <w:tcPr>
-            <w:tcW w:type="dxa" w:w="4487"/>
+            <w:tcW w:type="dxa" w:w="4597"/>
             <w:shd w:fill="F7F6F2" w:color="auto" w:val="clear"/>
             <w:tcMar>
               <w:top w:type="dxa" w:w="90"/>
@@ -6467,7 +7301,7 @@
       <w:tr>
         <w:tc>
           <w:tcPr>
-            <w:tcW w:type="dxa" w:w="2718"/>
+            <w:tcW w:type="dxa" w:w="2651"/>
             <w:tcMar>
               <w:top w:type="dxa" w:w="90"/>
               <w:left w:type="dxa" w:w="110"/>
@@ -6492,7 +7326,7 @@
         </w:tc>
         <w:tc>
           <w:tcPr>
-            <w:tcW w:type="dxa" w:w="2433"/>
+            <w:tcW w:type="dxa" w:w="2390"/>
             <w:tcMar>
               <w:top w:type="dxa" w:w="90"/>
               <w:left w:type="dxa" w:w="110"/>
@@ -6519,7 +7353,7 @@
         </w:tc>
         <w:tc>
           <w:tcPr>
-            <w:tcW w:type="dxa" w:w="4487"/>
+            <w:tcW w:type="dxa" w:w="4597"/>
             <w:tcMar>
               <w:top w:type="dxa" w:w="90"/>
               <w:left w:type="dxa" w:w="110"/>
@@ -6546,7 +7380,7 @@
       <w:tr>
         <w:tc>
           <w:tcPr>
-            <w:tcW w:type="dxa" w:w="2718"/>
+            <w:tcW w:type="dxa" w:w="2651"/>
             <w:shd w:fill="F7F6F2" w:color="auto" w:val="clear"/>
             <w:tcMar>
               <w:top w:type="dxa" w:w="90"/>
@@ -6572,7 +7406,7 @@
         </w:tc>
         <w:tc>
           <w:tcPr>
-            <w:tcW w:type="dxa" w:w="2433"/>
+            <w:tcW w:type="dxa" w:w="2390"/>
             <w:shd w:fill="F7F6F2" w:color="auto" w:val="clear"/>
             <w:tcMar>
               <w:top w:type="dxa" w:w="90"/>
@@ -6600,7 +7434,7 @@
         </w:tc>
         <w:tc>
           <w:tcPr>
-            <w:tcW w:type="dxa" w:w="4487"/>
+            <w:tcW w:type="dxa" w:w="4597"/>
             <w:shd w:fill="F7F6F2" w:color="auto" w:val="clear"/>
             <w:tcMar>
               <w:top w:type="dxa" w:w="90"/>
@@ -6699,7 +7533,7 @@
         <w:pStyle w:val="ListParagraph"/>
         <w:numPr>
           <w:ilvl w:val="0"/>
-          <w:numId w:val="3"/>
+          <w:numId w:val="4"/>
         </w:numPr>
         <w:spacing w:after="80" w:line="270"/>
       </w:pPr>
@@ -6763,7 +7597,7 @@
         <w:pStyle w:val="ListParagraph"/>
         <w:numPr>
           <w:ilvl w:val="0"/>
-          <w:numId w:val="3"/>
+          <w:numId w:val="4"/>
         </w:numPr>
         <w:spacing w:after="80" w:line="270"/>
       </w:pPr>
@@ -6827,7 +7661,7 @@
         <w:pStyle w:val="ListParagraph"/>
         <w:numPr>
           <w:ilvl w:val="0"/>
-          <w:numId w:val="3"/>
+          <w:numId w:val="4"/>
         </w:numPr>
         <w:spacing w:after="80" w:line="270"/>
       </w:pPr>
@@ -6873,7 +7707,7 @@
         <w:pStyle w:val="ListParagraph"/>
         <w:numPr>
           <w:ilvl w:val="0"/>
-          <w:numId w:val="3"/>
+          <w:numId w:val="4"/>
         </w:numPr>
         <w:spacing w:after="80" w:line="270"/>
       </w:pPr>
@@ -6901,7 +7735,7 @@
         <w:pStyle w:val="ListParagraph"/>
         <w:numPr>
           <w:ilvl w:val="0"/>
-          <w:numId w:val="3"/>
+          <w:numId w:val="4"/>
         </w:numPr>
         <w:spacing w:after="80" w:line="270"/>
       </w:pPr>
@@ -8669,7 +9503,7 @@
         <w:pStyle w:val="ListParagraph"/>
         <w:numPr>
           <w:ilvl w:val="0"/>
-          <w:numId w:val="4"/>
+          <w:numId w:val="5"/>
         </w:numPr>
         <w:spacing w:after="80" w:line="270"/>
       </w:pPr>
@@ -8690,219 +9524,6 @@
           <w:szCs w:val="21"/>
         </w:rPr>
         <w:t xml:space="preserve"> marca global no perfil, não um papel de clínica.</w:t>
-      </w:r>
-    </w:p>
-    <w:p>
-      <w:pPr>
-        <w:pStyle w:val="ListParagraph"/>
-        <w:numPr>
-          <w:ilvl w:val="0"/>
-          <w:numId w:val="4"/>
-        </w:numPr>
-        <w:spacing w:after="80" w:line="270"/>
-      </w:pPr>
-      <w:r>
-        <w:rPr>
-          <w:b/>
-          <w:bCs/>
-          <w:color w:val="23293D"/>
-          <w:sz w:val="21"/>
-          <w:szCs w:val="21"/>
-        </w:rPr>
-        <w:t xml:space="preserve">Usa quem:</w:t>
-      </w:r>
-      <w:r>
-        <w:rPr>
-          <w:color w:val="23293D"/>
-          <w:sz w:val="21"/>
-          <w:szCs w:val="21"/>
-        </w:rPr>
-        <w:t xml:space="preserve"> o responsável pelo sistema (hoje, o proprietário).</w:t>
-      </w:r>
-    </w:p>
-    <w:p>
-      <w:pPr>
-        <w:pStyle w:val="ListParagraph"/>
-        <w:numPr>
-          <w:ilvl w:val="0"/>
-          <w:numId w:val="4"/>
-        </w:numPr>
-        <w:spacing w:after="80" w:line="270"/>
-      </w:pPr>
-      <w:r>
-        <w:rPr>
-          <w:b/>
-          <w:bCs/>
-          <w:color w:val="23293D"/>
-          <w:sz w:val="21"/>
-          <w:szCs w:val="21"/>
-        </w:rPr>
-        <w:t xml:space="preserve">Vê:</w:t>
-      </w:r>
-      <w:r>
-        <w:rPr>
-          <w:color w:val="23293D"/>
-          <w:sz w:val="21"/>
-          <w:szCs w:val="21"/>
-        </w:rPr>
-        <w:t xml:space="preserve"> todos os itens do menu, incluindo o bloco </w:t>
-      </w:r>
-      <w:r>
-        <w:rPr>
-          <w:b/>
-          <w:bCs/>
-          <w:color w:val="23293D"/>
-          <w:sz w:val="21"/>
-          <w:szCs w:val="21"/>
-        </w:rPr>
-        <w:t xml:space="preserve">Administração</w:t>
-      </w:r>
-      <w:r>
-        <w:rPr>
-          <w:color w:val="23293D"/>
-          <w:sz w:val="21"/>
-          <w:szCs w:val="21"/>
-        </w:rPr>
-        <w:t xml:space="preserve"> — que é exclusivo dele (✅ </w:t>
-      </w:r>
-      <w:r>
-        <w:rPr>
-          <w:rFonts w:ascii="Consolas" w:cs="Consolas" w:eastAsia="Consolas" w:hAnsi="Consolas"/>
-          <w:color w:val="1F3253"/>
-          <w:sz w:val="19"/>
-          <w:szCs w:val="19"/>
-          <w:shd w:fill="EFEDE6" w:color="auto" w:val="clear"/>
-        </w:rPr>
-        <w:t xml:space="preserve">app-sidebar.tsx</w:t>
-      </w:r>
-      <w:r>
-        <w:rPr>
-          <w:color w:val="23293D"/>
-          <w:sz w:val="21"/>
-          <w:szCs w:val="21"/>
-        </w:rPr>
-        <w:t xml:space="preserve">: </w:t>
-      </w:r>
-      <w:r>
-        <w:rPr>
-          <w:rFonts w:ascii="Consolas" w:cs="Consolas" w:eastAsia="Consolas" w:hAnsi="Consolas"/>
-          <w:color w:val="1F3253"/>
-          <w:sz w:val="19"/>
-          <w:szCs w:val="19"/>
-          <w:shd w:fill="EFEDE6" w:color="auto" w:val="clear"/>
-        </w:rPr>
-        <w:t xml:space="preserve">{isAdminMaster &amp;&amp; (…)}</w:t>
-      </w:r>
-      <w:r>
-        <w:rPr>
-          <w:color w:val="23293D"/>
-          <w:sz w:val="21"/>
-          <w:szCs w:val="21"/>
-        </w:rPr>
-        <w:t xml:space="preserve">).</w:t>
-      </w:r>
-    </w:p>
-    <w:p>
-      <w:pPr>
-        <w:pStyle w:val="ListParagraph"/>
-        <w:numPr>
-          <w:ilvl w:val="0"/>
-          <w:numId w:val="4"/>
-        </w:numPr>
-        <w:spacing w:after="80" w:line="270"/>
-      </w:pPr>
-      <w:r>
-        <w:rPr>
-          <w:b/>
-          <w:bCs/>
-          <w:color w:val="23293D"/>
-          <w:sz w:val="21"/>
-          <w:szCs w:val="21"/>
-        </w:rPr>
-        <w:t xml:space="preserve">Pode:</w:t>
-      </w:r>
-      <w:r>
-        <w:rPr>
-          <w:color w:val="23293D"/>
-          <w:sz w:val="21"/>
-          <w:szCs w:val="21"/>
-        </w:rPr>
-        <w:t xml:space="preserve"> criar clínicas, criar usuários, redefinir senha, configurar prazos, regras comerciais, agenda, fichas de anamnese, modelos de documento e ver a auditoria.</w:t>
-      </w:r>
-    </w:p>
-    <w:p>
-      <w:pPr>
-        <w:pStyle w:val="ListParagraph"/>
-        <w:numPr>
-          <w:ilvl w:val="0"/>
-          <w:numId w:val="4"/>
-        </w:numPr>
-        <w:spacing w:after="80" w:line="270"/>
-      </w:pPr>
-      <w:r>
-        <w:rPr>
-          <w:b/>
-          <w:bCs/>
-          <w:color w:val="23293D"/>
-          <w:sz w:val="21"/>
-          <w:szCs w:val="21"/>
-        </w:rPr>
-        <w:t xml:space="preserve">Riscos:</w:t>
-      </w:r>
-      <w:r>
-        <w:rPr>
-          <w:color w:val="23293D"/>
-          <w:sz w:val="21"/>
-          <w:szCs w:val="21"/>
-        </w:rPr>
-        <w:t xml:space="preserve"> é o único que pode apagar configuração da rede inteira. Um engano aqui atinge todas as unidades.</w:t>
-      </w:r>
-    </w:p>
-    <w:p>
-      <w:pPr>
-        <w:pStyle w:val="ListParagraph"/>
-        <w:numPr>
-          <w:ilvl w:val="0"/>
-          <w:numId w:val="4"/>
-        </w:numPr>
-        <w:spacing w:after="80" w:line="270"/>
-      </w:pPr>
-      <w:r>
-        <w:rPr>
-          <w:b/>
-          <w:bCs/>
-          <w:color w:val="23293D"/>
-          <w:sz w:val="21"/>
-          <w:szCs w:val="21"/>
-        </w:rPr>
-        <w:t xml:space="preserve">Depende de:</w:t>
-      </w:r>
-      <w:r>
-        <w:rPr>
-          <w:color w:val="23293D"/>
-          <w:sz w:val="21"/>
-          <w:szCs w:val="21"/>
-        </w:rPr>
-        <w:t xml:space="preserve"> ninguém.</w:t>
-      </w:r>
-    </w:p>
-    <w:p>
-      <w:pPr>
-        <w:pStyle w:val="Heading3"/>
-      </w:pPr>
-      <w:r>
-        <w:rPr>
-          <w:color w:val="B98B2E"/>
-        </w:rPr>
-        <w:t xml:space="preserve">Recepcionista </w:t>
-      </w:r>
-      <w:r>
-        <w:rPr>
-          <w:i/>
-          <w:iCs/>
-          <w:color w:val="B98B2E"/>
-        </w:rPr>
-        <w:t xml:space="preserve">(unidade)</w:t>
       </w:r>
     </w:p>
     <w:p>
@@ -8922,15 +9543,15 @@
           <w:sz w:val="21"/>
           <w:szCs w:val="21"/>
         </w:rPr>
-        <w:t xml:space="preserve">Objetivo:</w:t>
-      </w:r>
-      <w:r>
-        <w:rPr>
-          <w:color w:val="23293D"/>
-          <w:sz w:val="21"/>
-          <w:szCs w:val="21"/>
-        </w:rPr>
-        <w:t xml:space="preserve"> porta de entrada e organização do dia.</w:t>
+        <w:t xml:space="preserve">Usa quem:</w:t>
+      </w:r>
+      <w:r>
+        <w:rPr>
+          <w:color w:val="23293D"/>
+          <w:sz w:val="21"/>
+          <w:szCs w:val="21"/>
+        </w:rPr>
+        <w:t xml:space="preserve"> o responsável pelo sistema (hoje, o proprietário).</w:t>
       </w:r>
     </w:p>
     <w:p>
@@ -8950,15 +9571,69 @@
           <w:sz w:val="21"/>
           <w:szCs w:val="21"/>
         </w:rPr>
-        <w:t xml:space="preserve">Pode:</w:t>
-      </w:r>
-      <w:r>
-        <w:rPr>
-          <w:color w:val="23293D"/>
-          <w:sz w:val="21"/>
-          <w:szCs w:val="21"/>
-        </w:rPr>
-        <w:t xml:space="preserve"> cadastrar paciente, agendar, registrar chegada, chamar, solicitar anamnese, receber o aviso de fechamento para agendar o início do tratamento.</w:t>
+        <w:t xml:space="preserve">Vê:</w:t>
+      </w:r>
+      <w:r>
+        <w:rPr>
+          <w:color w:val="23293D"/>
+          <w:sz w:val="21"/>
+          <w:szCs w:val="21"/>
+        </w:rPr>
+        <w:t xml:space="preserve"> todos os itens do menu, incluindo o bloco </w:t>
+      </w:r>
+      <w:r>
+        <w:rPr>
+          <w:b/>
+          <w:bCs/>
+          <w:color w:val="23293D"/>
+          <w:sz w:val="21"/>
+          <w:szCs w:val="21"/>
+        </w:rPr>
+        <w:t xml:space="preserve">Administração</w:t>
+      </w:r>
+      <w:r>
+        <w:rPr>
+          <w:color w:val="23293D"/>
+          <w:sz w:val="21"/>
+          <w:szCs w:val="21"/>
+        </w:rPr>
+        <w:t xml:space="preserve"> — que é exclusivo dele (✅ </w:t>
+      </w:r>
+      <w:r>
+        <w:rPr>
+          <w:rFonts w:ascii="Consolas" w:cs="Consolas" w:eastAsia="Consolas" w:hAnsi="Consolas"/>
+          <w:color w:val="1F3253"/>
+          <w:sz w:val="19"/>
+          <w:szCs w:val="19"/>
+          <w:shd w:fill="EFEDE6" w:color="auto" w:val="clear"/>
+        </w:rPr>
+        <w:t xml:space="preserve">app-sidebar.tsx</w:t>
+      </w:r>
+      <w:r>
+        <w:rPr>
+          <w:color w:val="23293D"/>
+          <w:sz w:val="21"/>
+          <w:szCs w:val="21"/>
+        </w:rPr>
+        <w:t xml:space="preserve">: </w:t>
+      </w:r>
+      <w:r>
+        <w:rPr>
+          <w:rFonts w:ascii="Consolas" w:cs="Consolas" w:eastAsia="Consolas" w:hAnsi="Consolas"/>
+          <w:color w:val="1F3253"/>
+          <w:sz w:val="19"/>
+          <w:szCs w:val="19"/>
+          <w:shd w:fill="EFEDE6" w:color="auto" w:val="clear"/>
+        </w:rPr>
+        <w:t xml:space="preserve">{isAdminMaster &amp;&amp; (…)}</w:t>
+      </w:r>
+      <w:r>
+        <w:rPr>
+          <w:color w:val="23293D"/>
+          <w:sz w:val="21"/>
+          <w:szCs w:val="21"/>
+        </w:rPr>
+        <w:t xml:space="preserve">).</w:t>
       </w:r>
     </w:p>
     <w:p>
@@ -8978,69 +9653,15 @@
           <w:sz w:val="21"/>
           <w:szCs w:val="21"/>
         </w:rPr>
-        <w:t xml:space="preserve">Não vê:</w:t>
-      </w:r>
-      <w:r>
-        <w:rPr>
-          <w:color w:val="23293D"/>
-          <w:sz w:val="21"/>
-          <w:szCs w:val="21"/>
-        </w:rPr>
-        <w:t xml:space="preserve"> Financeiro, Compras (✅ </w:t>
-      </w:r>
-      <w:r>
-        <w:rPr>
-          <w:rFonts w:ascii="Consolas" w:cs="Consolas" w:eastAsia="Consolas" w:hAnsi="Consolas"/>
-          <w:color w:val="1F3253"/>
-          <w:sz w:val="19"/>
-          <w:szCs w:val="19"/>
-          <w:shd w:fill="EFEDE6" w:color="auto" w:val="clear"/>
-        </w:rPr>
-        <w:t xml:space="preserve">canViewFinance</w:t>
-      </w:r>
-      <w:r>
-        <w:rPr>
-          <w:color w:val="23293D"/>
-          <w:sz w:val="21"/>
-          <w:szCs w:val="21"/>
-        </w:rPr>
-        <w:t xml:space="preserve"> não inclui </w:t>
-      </w:r>
-      <w:r>
-        <w:rPr>
-          <w:rFonts w:ascii="Consolas" w:cs="Consolas" w:eastAsia="Consolas" w:hAnsi="Consolas"/>
-          <w:color w:val="1F3253"/>
-          <w:sz w:val="19"/>
-          <w:szCs w:val="19"/>
-          <w:shd w:fill="EFEDE6" w:color="auto" w:val="clear"/>
-        </w:rPr>
-        <w:t xml:space="preserve">receptionist</w:t>
-      </w:r>
-      <w:r>
-        <w:rPr>
-          <w:color w:val="23293D"/>
-          <w:sz w:val="21"/>
-          <w:szCs w:val="21"/>
-        </w:rPr>
-        <w:t xml:space="preserve">; </w:t>
-      </w:r>
-      <w:r>
-        <w:rPr>
-          <w:rFonts w:ascii="Consolas" w:cs="Consolas" w:eastAsia="Consolas" w:hAnsi="Consolas"/>
-          <w:color w:val="1F3253"/>
-          <w:sz w:val="19"/>
-          <w:szCs w:val="19"/>
-          <w:shd w:fill="EFEDE6" w:color="auto" w:val="clear"/>
-        </w:rPr>
-        <w:t xml:space="preserve">canViewPurchases</w:t>
-      </w:r>
-      <w:r>
-        <w:rPr>
-          <w:color w:val="23293D"/>
-          <w:sz w:val="21"/>
-          <w:szCs w:val="21"/>
-        </w:rPr>
-        <w:t xml:space="preserve"> também não).</w:t>
+        <w:t xml:space="preserve">Pode:</w:t>
+      </w:r>
+      <w:r>
+        <w:rPr>
+          <w:color w:val="23293D"/>
+          <w:sz w:val="21"/>
+          <w:szCs w:val="21"/>
+        </w:rPr>
+        <w:t xml:space="preserve"> criar clínicas, criar usuários, redefinir senha, configurar prazos, regras comerciais, agenda, fichas de anamnese, modelos de documento e ver a auditoria.</w:t>
       </w:r>
     </w:p>
     <w:p>
@@ -9060,31 +9681,15 @@
           <w:sz w:val="21"/>
           <w:szCs w:val="21"/>
         </w:rPr>
-        <w:t xml:space="preserve">Não vê no menu, mas o item aparece:</w:t>
-      </w:r>
-      <w:r>
-        <w:rPr>
-          <w:color w:val="23293D"/>
-          <w:sz w:val="21"/>
-          <w:szCs w:val="21"/>
-        </w:rPr>
-        <w:t xml:space="preserve"> Centro de Planejamento e Procedimentos (⚠️ ver </w:t>
-      </w:r>
-      <w:r>
-        <w:rPr>
-          <w:color w:val="1F3253"/>
-          <w:sz w:val="21"/>
-          <w:szCs w:val="21"/>
-        </w:rPr>
-        <w:t xml:space="preserve">4.2</w:t>
-      </w:r>
-      <w:r>
-        <w:rPr>
-          <w:color w:val="23293D"/>
-          <w:sz w:val="21"/>
-          <w:szCs w:val="21"/>
-        </w:rPr>
-        <w:t xml:space="preserve">).</w:t>
+        <w:t xml:space="preserve">Riscos:</w:t>
+      </w:r>
+      <w:r>
+        <w:rPr>
+          <w:color w:val="23293D"/>
+          <w:sz w:val="21"/>
+          <w:szCs w:val="21"/>
+        </w:rPr>
+        <w:t xml:space="preserve"> é o único que pode apagar configuração da rede inteira. Um engano aqui atinge todas as unidades.</w:t>
       </w:r>
     </w:p>
     <w:p>
@@ -9104,34 +9709,6 @@
           <w:sz w:val="21"/>
           <w:szCs w:val="21"/>
         </w:rPr>
-        <w:t xml:space="preserve">Riscos:</w:t>
-      </w:r>
-      <w:r>
-        <w:rPr>
-          <w:color w:val="23293D"/>
-          <w:sz w:val="21"/>
-          <w:szCs w:val="21"/>
-        </w:rPr>
-        <w:t xml:space="preserve"> cadastrar paciente duplicado — mitigado pelo sistema, que reconhece o CPF já existente e autopreenche.</w:t>
-      </w:r>
-    </w:p>
-    <w:p>
-      <w:pPr>
-        <w:pStyle w:val="ListParagraph"/>
-        <w:numPr>
-          <w:ilvl w:val="0"/>
-          <w:numId w:val="5"/>
-        </w:numPr>
-        <w:spacing w:after="80" w:line="270"/>
-      </w:pPr>
-      <w:r>
-        <w:rPr>
-          <w:b/>
-          <w:bCs/>
-          <w:color w:val="23293D"/>
-          <w:sz w:val="21"/>
-          <w:szCs w:val="21"/>
-        </w:rPr>
         <w:t xml:space="preserve">Depende de:</w:t>
       </w:r>
       <w:r>
@@ -9140,7 +9717,7 @@
           <w:sz w:val="21"/>
           <w:szCs w:val="21"/>
         </w:rPr>
-        <w:t xml:space="preserve"> Coordenador (avaliação) e Consultor (fechamento).</w:t>
+        <w:t xml:space="preserve"> ninguém.</w:t>
       </w:r>
     </w:p>
     <w:p>
@@ -9151,7 +9728,7 @@
         <w:rPr>
           <w:color w:val="B98B2E"/>
         </w:rPr>
-        <w:t xml:space="preserve">Coordenador Clínico </w:t>
+        <w:t xml:space="preserve">Recepcionista </w:t>
       </w:r>
       <w:r>
         <w:rPr>
@@ -9187,7 +9764,7 @@
           <w:sz w:val="21"/>
           <w:szCs w:val="21"/>
         </w:rPr>
-        <w:t xml:space="preserve"> avaliar o paciente e preparar o caso para o planejamento.</w:t>
+        <w:t xml:space="preserve"> porta de entrada e organização do dia.</w:t>
       </w:r>
     </w:p>
     <w:p>
@@ -9215,25 +9792,7 @@
           <w:sz w:val="21"/>
           <w:szCs w:val="21"/>
         </w:rPr>
-        <w:t xml:space="preserve"> registrar consentimento (obrigatório antes de qualquer coleta), subir fotos/exames, gravar áudio, enviar ao Centro de Planejamento, e </w:t>
-      </w:r>
-      <w:r>
-        <w:rPr>
-          <w:b/>
-          <w:bCs/>
-          <w:color w:val="23293D"/>
-          <w:sz w:val="21"/>
-          <w:szCs w:val="21"/>
-        </w:rPr>
-        <w:t xml:space="preserve">aprovar ou reprovar</w:t>
-      </w:r>
-      <w:r>
-        <w:rPr>
-          <w:color w:val="23293D"/>
-          <w:sz w:val="21"/>
-          <w:szCs w:val="21"/>
-        </w:rPr>
-        <w:t xml:space="preserve"> cada opção do plano.</w:t>
+        <w:t xml:space="preserve"> cadastrar paciente, agendar, registrar chegada, chamar, solicitar anamnese, receber o aviso de fechamento para agendar o início do tratamento.</w:t>
       </w:r>
     </w:p>
     <w:p>
@@ -9253,15 +9812,15 @@
           <w:sz w:val="21"/>
           <w:szCs w:val="21"/>
         </w:rPr>
-        <w:t xml:space="preserve">Vê também:</w:t>
-      </w:r>
-      <w:r>
-        <w:rPr>
-          <w:color w:val="23293D"/>
-          <w:sz w:val="21"/>
-          <w:szCs w:val="21"/>
-        </w:rPr>
-        <w:t xml:space="preserve"> Planos de Tratamento (✅ </w:t>
+        <w:t xml:space="preserve">Não vê:</w:t>
+      </w:r>
+      <w:r>
+        <w:rPr>
+          <w:color w:val="23293D"/>
+          <w:sz w:val="21"/>
+          <w:szCs w:val="21"/>
+        </w:rPr>
+        <w:t xml:space="preserve"> Financeiro, Compras (✅ </w:t>
       </w:r>
       <w:r>
         <w:rPr>
@@ -9271,15 +9830,15 @@
           <w:szCs w:val="19"/>
           <w:shd w:fill="EFEDE6" w:color="auto" w:val="clear"/>
         </w:rPr>
-        <w:t xml:space="preserve">planRoles</w:t>
-      </w:r>
-      <w:r>
-        <w:rPr>
-          <w:color w:val="23293D"/>
-          <w:sz w:val="21"/>
-          <w:szCs w:val="21"/>
-        </w:rPr>
-        <w:t xml:space="preserve"> inclui </w:t>
+        <w:t xml:space="preserve">canViewFinance</w:t>
+      </w:r>
+      <w:r>
+        <w:rPr>
+          <w:color w:val="23293D"/>
+          <w:sz w:val="21"/>
+          <w:szCs w:val="21"/>
+        </w:rPr>
+        <w:t xml:space="preserve"> não inclui </w:t>
       </w:r>
       <w:r>
         <w:rPr>
@@ -9289,15 +9848,33 @@
           <w:szCs w:val="19"/>
           <w:shd w:fill="EFEDE6" w:color="auto" w:val="clear"/>
         </w:rPr>
-        <w:t xml:space="preserve">clinical_coordinator</w:t>
-      </w:r>
-      <w:r>
-        <w:rPr>
-          <w:color w:val="23293D"/>
-          <w:sz w:val="21"/>
-          <w:szCs w:val="21"/>
-        </w:rPr>
-        <w:t xml:space="preserve"> na unidade), Estoque (✅ é papel clínico).</w:t>
+        <w:t xml:space="preserve">receptionist</w:t>
+      </w:r>
+      <w:r>
+        <w:rPr>
+          <w:color w:val="23293D"/>
+          <w:sz w:val="21"/>
+          <w:szCs w:val="21"/>
+        </w:rPr>
+        <w:t xml:space="preserve">; </w:t>
+      </w:r>
+      <w:r>
+        <w:rPr>
+          <w:rFonts w:ascii="Consolas" w:cs="Consolas" w:eastAsia="Consolas" w:hAnsi="Consolas"/>
+          <w:color w:val="1F3253"/>
+          <w:sz w:val="19"/>
+          <w:szCs w:val="19"/>
+          <w:shd w:fill="EFEDE6" w:color="auto" w:val="clear"/>
+        </w:rPr>
+        <w:t xml:space="preserve">canViewPurchases</w:t>
+      </w:r>
+      <w:r>
+        <w:rPr>
+          <w:color w:val="23293D"/>
+          <w:sz w:val="21"/>
+          <w:szCs w:val="21"/>
+        </w:rPr>
+        <w:t xml:space="preserve"> também não).</w:t>
       </w:r>
     </w:p>
     <w:p>
@@ -9317,15 +9894,31 @@
           <w:sz w:val="21"/>
           <w:szCs w:val="21"/>
         </w:rPr>
-        <w:t xml:space="preserve">Não vê:</w:t>
-      </w:r>
-      <w:r>
-        <w:rPr>
-          <w:color w:val="23293D"/>
-          <w:sz w:val="21"/>
-          <w:szCs w:val="21"/>
-        </w:rPr>
-        <w:t xml:space="preserve"> Financeiro, Compras, Comercial.</w:t>
+        <w:t xml:space="preserve">Não vê no menu, mas o item aparece:</w:t>
+      </w:r>
+      <w:r>
+        <w:rPr>
+          <w:color w:val="23293D"/>
+          <w:sz w:val="21"/>
+          <w:szCs w:val="21"/>
+        </w:rPr>
+        <w:t xml:space="preserve"> Centro de Planejamento e Procedimentos (⚠️ ver </w:t>
+      </w:r>
+      <w:r>
+        <w:rPr>
+          <w:color w:val="1F3253"/>
+          <w:sz w:val="21"/>
+          <w:szCs w:val="21"/>
+        </w:rPr>
+        <w:t xml:space="preserve">4.2</w:t>
+      </w:r>
+      <w:r>
+        <w:rPr>
+          <w:color w:val="23293D"/>
+          <w:sz w:val="21"/>
+          <w:szCs w:val="21"/>
+        </w:rPr>
+        <w:t xml:space="preserve">).</w:t>
       </w:r>
     </w:p>
     <w:p>
@@ -9353,25 +9946,7 @@
           <w:sz w:val="21"/>
           <w:szCs w:val="21"/>
         </w:rPr>
-        <w:t xml:space="preserve"> aprovar plano sem ler o orçamento. Ele vê </w:t>
-      </w:r>
-      <w:r>
-        <w:rPr>
-          <w:b/>
-          <w:bCs/>
-          <w:color w:val="23293D"/>
-          <w:sz w:val="21"/>
-          <w:szCs w:val="21"/>
-        </w:rPr>
-        <w:t xml:space="preserve">o total</w:t>
-      </w:r>
-      <w:r>
-        <w:rPr>
-          <w:color w:val="23293D"/>
-          <w:sz w:val="21"/>
-          <w:szCs w:val="21"/>
-        </w:rPr>
-        <w:t xml:space="preserve"> de cada opção, não o preço item a item (✅ regra do LOTE F4).</w:t>
+        <w:t xml:space="preserve"> cadastrar paciente duplicado — mitigado pelo sistema, que reconhece o CPF já existente e autopreenche.</w:t>
       </w:r>
     </w:p>
     <w:p>
@@ -9399,7 +9974,7 @@
           <w:sz w:val="21"/>
           <w:szCs w:val="21"/>
         </w:rPr>
-        <w:t xml:space="preserve"> Dentista Planner (que monta o plano).</w:t>
+        <w:t xml:space="preserve"> Coordenador (avaliação) e Consultor (fechamento).</w:t>
       </w:r>
     </w:p>
     <w:p>
@@ -9410,7 +9985,7 @@
         <w:rPr>
           <w:color w:val="B98B2E"/>
         </w:rPr>
-        <w:t xml:space="preserve">Dentista Planner </w:t>
+        <w:t xml:space="preserve">Coordenador Clínico </w:t>
       </w:r>
       <w:r>
         <w:rPr>
@@ -9418,7 +9993,7 @@
           <w:iCs/>
           <w:color w:val="B98B2E"/>
         </w:rPr>
-        <w:t xml:space="preserve">(franqueadora)</w:t>
+        <w:t xml:space="preserve">(unidade)</w:t>
       </w:r>
     </w:p>
     <w:p>
@@ -9446,7 +10021,7 @@
           <w:sz w:val="21"/>
           <w:szCs w:val="21"/>
         </w:rPr>
-        <w:t xml:space="preserve"> transformar o caso em diagnóstico, plano e orçamento.</w:t>
+        <w:t xml:space="preserve"> avaliar o paciente e preparar o caso para o planejamento.</w:t>
       </w:r>
     </w:p>
     <w:p>
@@ -9474,7 +10049,25 @@
           <w:sz w:val="21"/>
           <w:szCs w:val="21"/>
         </w:rPr>
-        <w:t xml:space="preserve"> criar plano com opções, lançar procedimentos, classificar o pilar, pedir aprovação, enviar ao Comercial.</w:t>
+        <w:t xml:space="preserve"> registrar consentimento (obrigatório antes de qualquer coleta), subir fotos/exames, gravar áudio, enviar ao Centro de Planejamento, e </w:t>
+      </w:r>
+      <w:r>
+        <w:rPr>
+          <w:b/>
+          <w:bCs/>
+          <w:color w:val="23293D"/>
+          <w:sz w:val="21"/>
+          <w:szCs w:val="21"/>
+        </w:rPr>
+        <w:t xml:space="preserve">aprovar ou reprovar</w:t>
+      </w:r>
+      <w:r>
+        <w:rPr>
+          <w:color w:val="23293D"/>
+          <w:sz w:val="21"/>
+          <w:szCs w:val="21"/>
+        </w:rPr>
+        <w:t xml:space="preserve"> cada opção do plano.</w:t>
       </w:r>
     </w:p>
     <w:p>
@@ -9502,7 +10095,43 @@
           <w:sz w:val="21"/>
           <w:szCs w:val="21"/>
         </w:rPr>
-        <w:t xml:space="preserve"> Procedimentos (catálogo), Relatórios, Planos de Tratamento, Estoque (papel clínico).</w:t>
+        <w:t xml:space="preserve"> Planos de Tratamento (✅ </w:t>
+      </w:r>
+      <w:r>
+        <w:rPr>
+          <w:rFonts w:ascii="Consolas" w:cs="Consolas" w:eastAsia="Consolas" w:hAnsi="Consolas"/>
+          <w:color w:val="1F3253"/>
+          <w:sz w:val="19"/>
+          <w:szCs w:val="19"/>
+          <w:shd w:fill="EFEDE6" w:color="auto" w:val="clear"/>
+        </w:rPr>
+        <w:t xml:space="preserve">planRoles</w:t>
+      </w:r>
+      <w:r>
+        <w:rPr>
+          <w:color w:val="23293D"/>
+          <w:sz w:val="21"/>
+          <w:szCs w:val="21"/>
+        </w:rPr>
+        <w:t xml:space="preserve"> inclui </w:t>
+      </w:r>
+      <w:r>
+        <w:rPr>
+          <w:rFonts w:ascii="Consolas" w:cs="Consolas" w:eastAsia="Consolas" w:hAnsi="Consolas"/>
+          <w:color w:val="1F3253"/>
+          <w:sz w:val="19"/>
+          <w:szCs w:val="19"/>
+          <w:shd w:fill="EFEDE6" w:color="auto" w:val="clear"/>
+        </w:rPr>
+        <w:t xml:space="preserve">clinical_coordinator</w:t>
+      </w:r>
+      <w:r>
+        <w:rPr>
+          <w:color w:val="23293D"/>
+          <w:sz w:val="21"/>
+          <w:szCs w:val="21"/>
+        </w:rPr>
+        <w:t xml:space="preserve"> na unidade), Estoque (✅ é papel clínico).</w:t>
       </w:r>
     </w:p>
     <w:p>
@@ -9522,15 +10151,15 @@
           <w:sz w:val="21"/>
           <w:szCs w:val="21"/>
         </w:rPr>
-        <w:t xml:space="preserve">Não pode:</w:t>
-      </w:r>
-      <w:r>
-        <w:rPr>
-          <w:color w:val="23293D"/>
-          <w:sz w:val="21"/>
-          <w:szCs w:val="21"/>
-        </w:rPr>
-        <w:t xml:space="preserve"> avaliar paciente, agendar, negociar.</w:t>
+        <w:t xml:space="preserve">Não vê:</w:t>
+      </w:r>
+      <w:r>
+        <w:rPr>
+          <w:color w:val="23293D"/>
+          <w:sz w:val="21"/>
+          <w:szCs w:val="21"/>
+        </w:rPr>
+        <w:t xml:space="preserve"> Financeiro, Compras, Comercial.</w:t>
       </w:r>
     </w:p>
     <w:p>
@@ -9558,7 +10187,25 @@
           <w:sz w:val="21"/>
           <w:szCs w:val="21"/>
         </w:rPr>
-        <w:t xml:space="preserve"> enviar ao Comercial sem aprovação — o sistema barra.</w:t>
+        <w:t xml:space="preserve"> aprovar plano sem ler o orçamento. Ele vê </w:t>
+      </w:r>
+      <w:r>
+        <w:rPr>
+          <w:b/>
+          <w:bCs/>
+          <w:color w:val="23293D"/>
+          <w:sz w:val="21"/>
+          <w:szCs w:val="21"/>
+        </w:rPr>
+        <w:t xml:space="preserve">o total</w:t>
+      </w:r>
+      <w:r>
+        <w:rPr>
+          <w:color w:val="23293D"/>
+          <w:sz w:val="21"/>
+          <w:szCs w:val="21"/>
+        </w:rPr>
+        <w:t xml:space="preserve"> de cada opção, não o preço item a item (✅ regra do LOTE F4).</w:t>
       </w:r>
     </w:p>
     <w:p>
@@ -9586,7 +10233,7 @@
           <w:sz w:val="21"/>
           <w:szCs w:val="21"/>
         </w:rPr>
-        <w:t xml:space="preserve"> Coordenador (aprovação).</w:t>
+        <w:t xml:space="preserve"> Dentista Planner (que monta o plano).</w:t>
       </w:r>
     </w:p>
     <w:p>
@@ -9597,7 +10244,7 @@
         <w:rPr>
           <w:color w:val="B98B2E"/>
         </w:rPr>
-        <w:t xml:space="preserve">Dentista (executor) </w:t>
+        <w:t xml:space="preserve">Dentista Planner </w:t>
       </w:r>
       <w:r>
         <w:rPr>
@@ -9605,7 +10252,7 @@
           <w:iCs/>
           <w:color w:val="B98B2E"/>
         </w:rPr>
-        <w:t xml:space="preserve">(unidade)</w:t>
+        <w:t xml:space="preserve">(franqueadora)</w:t>
       </w:r>
     </w:p>
     <w:p>
@@ -9633,7 +10280,7 @@
           <w:sz w:val="21"/>
           <w:szCs w:val="21"/>
         </w:rPr>
-        <w:t xml:space="preserve"> executar o plano aprovado.</w:t>
+        <w:t xml:space="preserve"> transformar o caso em diagnóstico, plano e orçamento.</w:t>
       </w:r>
     </w:p>
     <w:p>
@@ -9653,69 +10300,15 @@
           <w:sz w:val="21"/>
           <w:szCs w:val="21"/>
         </w:rPr>
-        <w:t xml:space="preserve">Menu diferente dos outros:</w:t>
-      </w:r>
-      <w:r>
-        <w:rPr>
-          <w:color w:val="23293D"/>
-          <w:sz w:val="21"/>
-          <w:szCs w:val="21"/>
-        </w:rPr>
-        <w:t xml:space="preserve"> ✅ </w:t>
-      </w:r>
-      <w:r>
-        <w:rPr>
-          <w:b/>
-          <w:bCs/>
-          <w:color w:val="23293D"/>
-          <w:sz w:val="21"/>
-          <w:szCs w:val="21"/>
-        </w:rPr>
-        <w:t xml:space="preserve">não tem "Jornada"</w:t>
-      </w:r>
-      <w:r>
-        <w:rPr>
-          <w:color w:val="23293D"/>
-          <w:sz w:val="21"/>
-          <w:szCs w:val="21"/>
-        </w:rPr>
-        <w:t xml:space="preserve">, e ganha </w:t>
-      </w:r>
-      <w:r>
-        <w:rPr>
-          <w:b/>
-          <w:bCs/>
-          <w:color w:val="23293D"/>
-          <w:sz w:val="21"/>
-          <w:szCs w:val="21"/>
-        </w:rPr>
-        <w:t xml:space="preserve">Meu Dia</w:t>
-      </w:r>
-      <w:r>
-        <w:rPr>
-          <w:color w:val="23293D"/>
-          <w:sz w:val="21"/>
-          <w:szCs w:val="21"/>
-        </w:rPr>
-        <w:t xml:space="preserve"> e </w:t>
-      </w:r>
-      <w:r>
-        <w:rPr>
-          <w:b/>
-          <w:bCs/>
-          <w:color w:val="23293D"/>
-          <w:sz w:val="21"/>
-          <w:szCs w:val="21"/>
-        </w:rPr>
-        <w:t xml:space="preserve">Minha Agenda</w:t>
-      </w:r>
-      <w:r>
-        <w:rPr>
-          <w:color w:val="23293D"/>
-          <w:sz w:val="21"/>
-          <w:szCs w:val="21"/>
-        </w:rPr>
-        <w:t xml:space="preserve">.</w:t>
+        <w:t xml:space="preserve">Pode:</w:t>
+      </w:r>
+      <w:r>
+        <w:rPr>
+          <w:color w:val="23293D"/>
+          <w:sz w:val="21"/>
+          <w:szCs w:val="21"/>
+        </w:rPr>
+        <w:t xml:space="preserve"> criar plano com opções, lançar procedimentos, classificar o pilar, pedir aprovação, enviar ao Comercial.</w:t>
       </w:r>
     </w:p>
     <w:p>
@@ -9735,15 +10328,15 @@
           <w:sz w:val="21"/>
           <w:szCs w:val="21"/>
         </w:rPr>
-        <w:t xml:space="preserve">Pode:</w:t>
-      </w:r>
-      <w:r>
-        <w:rPr>
-          <w:color w:val="23293D"/>
-          <w:sz w:val="21"/>
-          <w:szCs w:val="21"/>
-        </w:rPr>
-        <w:t xml:space="preserve"> ver a agenda dele, chamar o paciente, escrever o Desenvolvimento Clínico e concluir o atendimento; consumo avulso de estoque.</w:t>
+        <w:t xml:space="preserve">Vê também:</w:t>
+      </w:r>
+      <w:r>
+        <w:rPr>
+          <w:color w:val="23293D"/>
+          <w:sz w:val="21"/>
+          <w:szCs w:val="21"/>
+        </w:rPr>
+        <w:t xml:space="preserve"> Procedimentos (catálogo), Relatórios, Planos de Tratamento, Estoque (papel clínico).</w:t>
       </w:r>
     </w:p>
     <w:p>
@@ -9763,15 +10356,15 @@
           <w:sz w:val="21"/>
           <w:szCs w:val="21"/>
         </w:rPr>
-        <w:t xml:space="preserve">Não vê:</w:t>
-      </w:r>
-      <w:r>
-        <w:rPr>
-          <w:color w:val="23293D"/>
-          <w:sz w:val="21"/>
-          <w:szCs w:val="21"/>
-        </w:rPr>
-        <w:t xml:space="preserve"> Financeiro, Comercial, Compras, Relatórios.</w:t>
+        <w:t xml:space="preserve">Não pode:</w:t>
+      </w:r>
+      <w:r>
+        <w:rPr>
+          <w:color w:val="23293D"/>
+          <w:sz w:val="21"/>
+          <w:szCs w:val="21"/>
+        </w:rPr>
+        <w:t xml:space="preserve"> avaliar paciente, agendar, negociar.</w:t>
       </w:r>
     </w:p>
     <w:p>
@@ -9799,25 +10392,7 @@
           <w:sz w:val="21"/>
           <w:szCs w:val="21"/>
         </w:rPr>
-        <w:t xml:space="preserve"> concluir atendimento sem escrever o Desenvolvimento Clínico — o sistema </w:t>
-      </w:r>
-      <w:r>
-        <w:rPr>
-          <w:b/>
-          <w:bCs/>
-          <w:color w:val="23293D"/>
-          <w:sz w:val="21"/>
-          <w:szCs w:val="21"/>
-        </w:rPr>
-        <w:t xml:space="preserve">não deixa</w:t>
-      </w:r>
-      <w:r>
-        <w:rPr>
-          <w:color w:val="23293D"/>
-          <w:sz w:val="21"/>
-          <w:szCs w:val="21"/>
-        </w:rPr>
-        <w:t xml:space="preserve"> (✅ regra I7b).</w:t>
+        <w:t xml:space="preserve"> enviar ao Comercial sem aprovação — o sistema barra.</w:t>
       </w:r>
     </w:p>
     <w:p>
@@ -9845,7 +10420,7 @@
           <w:sz w:val="21"/>
           <w:szCs w:val="21"/>
         </w:rPr>
-        <w:t xml:space="preserve"> Recepção (que registra a chegada).</w:t>
+        <w:t xml:space="preserve"> Coordenador (aprovação).</w:t>
       </w:r>
     </w:p>
     <w:p>
@@ -9856,7 +10431,7 @@
         <w:rPr>
           <w:color w:val="B98B2E"/>
         </w:rPr>
-        <w:t xml:space="preserve">Consultor Comercial </w:t>
+        <w:t xml:space="preserve">Dentista (executor) </w:t>
       </w:r>
       <w:r>
         <w:rPr>
@@ -9864,7 +10439,7 @@
           <w:iCs/>
           <w:color w:val="B98B2E"/>
         </w:rPr>
-        <w:t xml:space="preserve">(franqueadora)</w:t>
+        <w:t xml:space="preserve">(unidade)</w:t>
       </w:r>
     </w:p>
     <w:p>
@@ -9892,7 +10467,7 @@
           <w:sz w:val="21"/>
           <w:szCs w:val="21"/>
         </w:rPr>
-        <w:t xml:space="preserve"> apresentar o plano e fechar a venda.</w:t>
+        <w:t xml:space="preserve"> executar o plano aprovado.</w:t>
       </w:r>
     </w:p>
     <w:p>
@@ -9912,15 +10487,69 @@
           <w:sz w:val="21"/>
           <w:szCs w:val="21"/>
         </w:rPr>
-        <w:t xml:space="preserve">Pode:</w:t>
-      </w:r>
-      <w:r>
-        <w:rPr>
-          <w:color w:val="23293D"/>
-          <w:sz w:val="21"/>
-          <w:szCs w:val="21"/>
-        </w:rPr>
-        <w:t xml:space="preserve"> negociar, aplicar desconto dentro do teto, definir forma de pagamento, marcar contrato assinado e pagamento confirmado.</w:t>
+        <w:t xml:space="preserve">Menu diferente dos outros:</w:t>
+      </w:r>
+      <w:r>
+        <w:rPr>
+          <w:color w:val="23293D"/>
+          <w:sz w:val="21"/>
+          <w:szCs w:val="21"/>
+        </w:rPr>
+        <w:t xml:space="preserve"> ✅ </w:t>
+      </w:r>
+      <w:r>
+        <w:rPr>
+          <w:b/>
+          <w:bCs/>
+          <w:color w:val="23293D"/>
+          <w:sz w:val="21"/>
+          <w:szCs w:val="21"/>
+        </w:rPr>
+        <w:t xml:space="preserve">não tem "Jornada"</w:t>
+      </w:r>
+      <w:r>
+        <w:rPr>
+          <w:color w:val="23293D"/>
+          <w:sz w:val="21"/>
+          <w:szCs w:val="21"/>
+        </w:rPr>
+        <w:t xml:space="preserve">, e ganha </w:t>
+      </w:r>
+      <w:r>
+        <w:rPr>
+          <w:b/>
+          <w:bCs/>
+          <w:color w:val="23293D"/>
+          <w:sz w:val="21"/>
+          <w:szCs w:val="21"/>
+        </w:rPr>
+        <w:t xml:space="preserve">Meu Dia</w:t>
+      </w:r>
+      <w:r>
+        <w:rPr>
+          <w:color w:val="23293D"/>
+          <w:sz w:val="21"/>
+          <w:szCs w:val="21"/>
+        </w:rPr>
+        <w:t xml:space="preserve"> e </w:t>
+      </w:r>
+      <w:r>
+        <w:rPr>
+          <w:b/>
+          <w:bCs/>
+          <w:color w:val="23293D"/>
+          <w:sz w:val="21"/>
+          <w:szCs w:val="21"/>
+        </w:rPr>
+        <w:t xml:space="preserve">Minha Agenda</w:t>
+      </w:r>
+      <w:r>
+        <w:rPr>
+          <w:color w:val="23293D"/>
+          <w:sz w:val="21"/>
+          <w:szCs w:val="21"/>
+        </w:rPr>
+        <w:t xml:space="preserve">.</w:t>
       </w:r>
     </w:p>
     <w:p>
@@ -9940,15 +10569,15 @@
           <w:sz w:val="21"/>
           <w:szCs w:val="21"/>
         </w:rPr>
-        <w:t xml:space="preserve">Vê também:</w:t>
-      </w:r>
-      <w:r>
-        <w:rPr>
-          <w:color w:val="23293D"/>
-          <w:sz w:val="21"/>
-          <w:szCs w:val="21"/>
-        </w:rPr>
-        <w:t xml:space="preserve"> Comercial, Relatórios, Planos de Tratamento.</w:t>
+        <w:t xml:space="preserve">Pode:</w:t>
+      </w:r>
+      <w:r>
+        <w:rPr>
+          <w:color w:val="23293D"/>
+          <w:sz w:val="21"/>
+          <w:szCs w:val="21"/>
+        </w:rPr>
+        <w:t xml:space="preserve"> ver a agenda dele, chamar o paciente, escrever o Desenvolvimento Clínico e concluir o atendimento; consumo avulso de estoque.</w:t>
       </w:r>
     </w:p>
     <w:p>
@@ -9976,7 +10605,7 @@
           <w:sz w:val="21"/>
           <w:szCs w:val="21"/>
         </w:rPr>
-        <w:t xml:space="preserve"> Financeiro, Estoque, Compras.</w:t>
+        <w:t xml:space="preserve"> Financeiro, Comercial, Compras, Relatórios.</w:t>
       </w:r>
     </w:p>
     <w:p>
@@ -10004,7 +10633,25 @@
           <w:sz w:val="21"/>
           <w:szCs w:val="21"/>
         </w:rPr>
-        <w:t xml:space="preserve"> desconto acima do teto — o sistema avisa e, acima do limite, exige autorização.</w:t>
+        <w:t xml:space="preserve"> concluir atendimento sem escrever o Desenvolvimento Clínico — o sistema </w:t>
+      </w:r>
+      <w:r>
+        <w:rPr>
+          <w:b/>
+          <w:bCs/>
+          <w:color w:val="23293D"/>
+          <w:sz w:val="21"/>
+          <w:szCs w:val="21"/>
+        </w:rPr>
+        <w:t xml:space="preserve">não deixa</w:t>
+      </w:r>
+      <w:r>
+        <w:rPr>
+          <w:color w:val="23293D"/>
+          <w:sz w:val="21"/>
+          <w:szCs w:val="21"/>
+        </w:rPr>
+        <w:t xml:space="preserve"> (✅ regra I7b).</w:t>
       </w:r>
     </w:p>
     <w:p>
@@ -10032,7 +10679,7 @@
           <w:sz w:val="21"/>
           <w:szCs w:val="21"/>
         </w:rPr>
-        <w:t xml:space="preserve"> Planner (plano aprovado).</w:t>
+        <w:t xml:space="preserve"> Recepção (que registra a chegada).</w:t>
       </w:r>
     </w:p>
     <w:p>
@@ -10043,7 +10690,7 @@
         <w:rPr>
           <w:color w:val="B98B2E"/>
         </w:rPr>
-        <w:t xml:space="preserve">Gerente de Unidade </w:t>
+        <w:t xml:space="preserve">Consultor Comercial </w:t>
       </w:r>
       <w:r>
         <w:rPr>
@@ -10051,7 +10698,7 @@
           <w:iCs/>
           <w:color w:val="B98B2E"/>
         </w:rPr>
-        <w:t xml:space="preserve">(unidade)</w:t>
+        <w:t xml:space="preserve">(franqueadora)</w:t>
       </w:r>
     </w:p>
     <w:p>
@@ -10079,7 +10726,7 @@
           <w:sz w:val="21"/>
           <w:szCs w:val="21"/>
         </w:rPr>
-        <w:t xml:space="preserve"> enxergar e responder pela unidade.</w:t>
+        <w:t xml:space="preserve"> apresentar o plano e fechar a venda.</w:t>
       </w:r>
     </w:p>
     <w:p>
@@ -10099,15 +10746,15 @@
           <w:sz w:val="21"/>
           <w:szCs w:val="21"/>
         </w:rPr>
-        <w:t xml:space="preserve">Vê praticamente tudo da unidade:</w:t>
-      </w:r>
-      <w:r>
-        <w:rPr>
-          <w:color w:val="23293D"/>
-          <w:sz w:val="21"/>
-          <w:szCs w:val="21"/>
-        </w:rPr>
-        <w:t xml:space="preserve"> Financeiro ✅, Estoque ✅, Compras ✅, Comercial ✅, Relatórios ✅, Planos ✅, Risartanos ✅, Empresarial ✅.</w:t>
+        <w:t xml:space="preserve">Pode:</w:t>
+      </w:r>
+      <w:r>
+        <w:rPr>
+          <w:color w:val="23293D"/>
+          <w:sz w:val="21"/>
+          <w:szCs w:val="21"/>
+        </w:rPr>
+        <w:t xml:space="preserve"> negociar, aplicar desconto dentro do teto, definir forma de pagamento, marcar contrato assinado e pagamento confirmado.</w:t>
       </w:r>
     </w:p>
     <w:p>
@@ -10127,69 +10774,15 @@
           <w:sz w:val="21"/>
           <w:szCs w:val="21"/>
         </w:rPr>
-        <w:t xml:space="preserve">Pode:</w:t>
-      </w:r>
-      <w:r>
-        <w:rPr>
-          <w:color w:val="23293D"/>
-          <w:sz w:val="21"/>
-          <w:szCs w:val="21"/>
-        </w:rPr>
-        <w:t xml:space="preserve"> lançar dinheiro (</w:t>
-      </w:r>
-      <w:r>
-        <w:rPr>
-          <w:rFonts w:ascii="Consolas" w:cs="Consolas" w:eastAsia="Consolas" w:hAnsi="Consolas"/>
-          <w:color w:val="1F3253"/>
-          <w:sz w:val="19"/>
-          <w:szCs w:val="19"/>
-          <w:shd w:fill="EFEDE6" w:color="auto" w:val="clear"/>
-        </w:rPr>
-        <w:t xml:space="preserve">canPostFinance</w:t>
-      </w:r>
-      <w:r>
-        <w:rPr>
-          <w:color w:val="23293D"/>
-          <w:sz w:val="21"/>
-          <w:szCs w:val="21"/>
-        </w:rPr>
-        <w:t xml:space="preserve">), dar entrada e fazer inventário de estoque (</w:t>
-      </w:r>
-      <w:r>
-        <w:rPr>
-          <w:rFonts w:ascii="Consolas" w:cs="Consolas" w:eastAsia="Consolas" w:hAnsi="Consolas"/>
-          <w:color w:val="1F3253"/>
-          <w:sz w:val="19"/>
-          <w:szCs w:val="19"/>
-          <w:shd w:fill="EFEDE6" w:color="auto" w:val="clear"/>
-        </w:rPr>
-        <w:t xml:space="preserve">canManageStock</w:t>
-      </w:r>
-      <w:r>
-        <w:rPr>
-          <w:color w:val="23293D"/>
-          <w:sz w:val="21"/>
-          <w:szCs w:val="21"/>
-        </w:rPr>
-        <w:t xml:space="preserve">), criar requisição de compra (</w:t>
-      </w:r>
-      <w:r>
-        <w:rPr>
-          <w:rFonts w:ascii="Consolas" w:cs="Consolas" w:eastAsia="Consolas" w:hAnsi="Consolas"/>
-          <w:color w:val="1F3253"/>
-          <w:sz w:val="19"/>
-          <w:szCs w:val="19"/>
-          <w:shd w:fill="EFEDE6" w:color="auto" w:val="clear"/>
-        </w:rPr>
-        <w:t xml:space="preserve">canManagePurchaseRequests</w:t>
-      </w:r>
-      <w:r>
-        <w:rPr>
-          <w:color w:val="23293D"/>
-          <w:sz w:val="21"/>
-          <w:szCs w:val="21"/>
-        </w:rPr>
-        <w:t xml:space="preserve">), autorizar contas dentro da alçada.</w:t>
+        <w:t xml:space="preserve">Vê também:</w:t>
+      </w:r>
+      <w:r>
+        <w:rPr>
+          <w:color w:val="23293D"/>
+          <w:sz w:val="21"/>
+          <w:szCs w:val="21"/>
+        </w:rPr>
+        <w:t xml:space="preserve"> Comercial, Relatórios, Planos de Tratamento.</w:t>
       </w:r>
     </w:p>
     <w:p>
@@ -10209,51 +10802,15 @@
           <w:sz w:val="21"/>
           <w:szCs w:val="21"/>
         </w:rPr>
-        <w:t xml:space="preserve">Não pode:</w:t>
-      </w:r>
-      <w:r>
-        <w:rPr>
-          <w:color w:val="23293D"/>
-          <w:sz w:val="21"/>
-          <w:szCs w:val="21"/>
-        </w:rPr>
-        <w:t xml:space="preserve"> configurar o que vale para a rede inteira (</w:t>
-      </w:r>
-      <w:r>
-        <w:rPr>
-          <w:rFonts w:ascii="Consolas" w:cs="Consolas" w:eastAsia="Consolas" w:hAnsi="Consolas"/>
-          <w:color w:val="1F3253"/>
-          <w:sz w:val="19"/>
-          <w:szCs w:val="19"/>
-          <w:shd w:fill="EFEDE6" w:color="auto" w:val="clear"/>
-        </w:rPr>
-        <w:t xml:space="preserve">canConfigureFinanceNetwork</w:t>
-      </w:r>
-      <w:r>
-        <w:rPr>
-          <w:color w:val="23293D"/>
-          <w:sz w:val="21"/>
-          <w:szCs w:val="21"/>
-        </w:rPr>
-        <w:t xml:space="preserve"> exclui o gerente) nem cadastrar item no catálogo de estoque (</w:t>
-      </w:r>
-      <w:r>
-        <w:rPr>
-          <w:rFonts w:ascii="Consolas" w:cs="Consolas" w:eastAsia="Consolas" w:hAnsi="Consolas"/>
-          <w:color w:val="1F3253"/>
-          <w:sz w:val="19"/>
-          <w:szCs w:val="19"/>
-          <w:shd w:fill="EFEDE6" w:color="auto" w:val="clear"/>
-        </w:rPr>
-        <w:t xml:space="preserve">canManageStockCatalog</w:t>
-      </w:r>
-      <w:r>
-        <w:rPr>
-          <w:color w:val="23293D"/>
-          <w:sz w:val="21"/>
-          <w:szCs w:val="21"/>
-        </w:rPr>
-        <w:t xml:space="preserve">).</w:t>
+        <w:t xml:space="preserve">Não vê:</w:t>
+      </w:r>
+      <w:r>
+        <w:rPr>
+          <w:color w:val="23293D"/>
+          <w:sz w:val="21"/>
+          <w:szCs w:val="21"/>
+        </w:rPr>
+        <w:t xml:space="preserve"> Financeiro, Estoque, Compras.</w:t>
       </w:r>
     </w:p>
     <w:p>
@@ -10281,7 +10838,35 @@
           <w:sz w:val="21"/>
           <w:szCs w:val="21"/>
         </w:rPr>
-        <w:t xml:space="preserve"> é quem mais executa ação irreversível no financeiro.</w:t>
+        <w:t xml:space="preserve"> desconto acima do teto — o sistema avisa e, acima do limite, exige autorização.</w:t>
+      </w:r>
+    </w:p>
+    <w:p>
+      <w:pPr>
+        <w:pStyle w:val="ListParagraph"/>
+        <w:numPr>
+          <w:ilvl w:val="0"/>
+          <w:numId w:val="10"/>
+        </w:numPr>
+        <w:spacing w:after="80" w:line="270"/>
+      </w:pPr>
+      <w:r>
+        <w:rPr>
+          <w:b/>
+          <w:bCs/>
+          <w:color w:val="23293D"/>
+          <w:sz w:val="21"/>
+          <w:szCs w:val="21"/>
+        </w:rPr>
+        <w:t xml:space="preserve">Depende de:</w:t>
+      </w:r>
+      <w:r>
+        <w:rPr>
+          <w:color w:val="23293D"/>
+          <w:sz w:val="21"/>
+          <w:szCs w:val="21"/>
+        </w:rPr>
+        <w:t xml:space="preserve"> Planner (plano aprovado).</w:t>
       </w:r>
     </w:p>
     <w:p>
@@ -10292,7 +10877,7 @@
         <w:rPr>
           <w:color w:val="B98B2E"/>
         </w:rPr>
-        <w:t xml:space="preserve">Franqueado </w:t>
+        <w:t xml:space="preserve">Gerente de Unidade </w:t>
       </w:r>
       <w:r>
         <w:rPr>
@@ -10328,7 +10913,7 @@
           <w:sz w:val="21"/>
           <w:szCs w:val="21"/>
         </w:rPr>
-        <w:t xml:space="preserve"> acompanhar a unidade que possui.</w:t>
+        <w:t xml:space="preserve"> enxergar e responder pela unidade.</w:t>
       </w:r>
     </w:p>
     <w:p>
@@ -10348,15 +10933,15 @@
           <w:sz w:val="21"/>
           <w:szCs w:val="21"/>
         </w:rPr>
-        <w:t xml:space="preserve">Vê:</w:t>
-      </w:r>
-      <w:r>
-        <w:rPr>
-          <w:color w:val="23293D"/>
-          <w:sz w:val="21"/>
-          <w:szCs w:val="21"/>
-        </w:rPr>
-        <w:t xml:space="preserve"> Financeiro ✅, Estoque ✅, Compras ✅, Comercial ✅, Relatórios ✅.</w:t>
+        <w:t xml:space="preserve">Vê praticamente tudo da unidade:</w:t>
+      </w:r>
+      <w:r>
+        <w:rPr>
+          <w:color w:val="23293D"/>
+          <w:sz w:val="21"/>
+          <w:szCs w:val="21"/>
+        </w:rPr>
+        <w:t xml:space="preserve"> Financeiro ✅, Estoque ✅, Compras ✅, Comercial ✅, Relatórios ✅, Planos ✅, Risartanos ✅, Empresarial ✅.</w:t>
       </w:r>
     </w:p>
     <w:p>
@@ -10376,15 +10961,15 @@
           <w:sz w:val="21"/>
           <w:szCs w:val="21"/>
         </w:rPr>
-        <w:t xml:space="preserve">Não pode lançar dinheiro:</w:t>
-      </w:r>
-      <w:r>
-        <w:rPr>
-          <w:color w:val="23293D"/>
-          <w:sz w:val="21"/>
-          <w:szCs w:val="21"/>
-        </w:rPr>
-        <w:t xml:space="preserve"> ⚠️ </w:t>
+        <w:t xml:space="preserve">Pode:</w:t>
+      </w:r>
+      <w:r>
+        <w:rPr>
+          <w:color w:val="23293D"/>
+          <w:sz w:val="21"/>
+          <w:szCs w:val="21"/>
+        </w:rPr>
+        <w:t xml:space="preserve"> lançar dinheiro (</w:t>
       </w:r>
       <w:r>
         <w:rPr>
@@ -10402,25 +10987,7 @@
           <w:sz w:val="21"/>
           <w:szCs w:val="21"/>
         </w:rPr>
-        <w:t xml:space="preserve"> </w:t>
-      </w:r>
-      <w:r>
-        <w:rPr>
-          <w:b/>
-          <w:bCs/>
-          <w:color w:val="23293D"/>
-          <w:sz w:val="21"/>
-          <w:szCs w:val="21"/>
-        </w:rPr>
-        <w:t xml:space="preserve">não</w:t>
-      </w:r>
-      <w:r>
-        <w:rPr>
-          <w:color w:val="23293D"/>
-          <w:sz w:val="21"/>
-          <w:szCs w:val="21"/>
-        </w:rPr>
-        <w:t xml:space="preserve"> inclui </w:t>
+        <w:t xml:space="preserve">), dar entrada e fazer inventário de estoque (</w:t>
       </w:r>
       <w:r>
         <w:rPr>
@@ -10430,33 +10997,125 @@
           <w:szCs w:val="19"/>
           <w:shd w:fill="EFEDE6" w:color="auto" w:val="clear"/>
         </w:rPr>
-        <w:t xml:space="preserve">franchisee</w:t>
-      </w:r>
-      <w:r>
-        <w:rPr>
-          <w:color w:val="23293D"/>
-          <w:sz w:val="21"/>
-          <w:szCs w:val="21"/>
-        </w:rPr>
-        <w:t xml:space="preserve"> — o comentário no código diz </w:t>
-      </w:r>
-      <w:r>
-        <w:rPr>
-          <w:i/>
-          <w:iCs/>
-          <w:color w:val="23293D"/>
-          <w:sz w:val="21"/>
-          <w:szCs w:val="21"/>
-        </w:rPr>
-        <w:t xml:space="preserve">"franqueado é somente leitura"</w:t>
-      </w:r>
-      <w:r>
-        <w:rPr>
-          <w:color w:val="23293D"/>
-          <w:sz w:val="21"/>
-          <w:szCs w:val="21"/>
-        </w:rPr>
-        <w:t xml:space="preserve">.</w:t>
+        <w:t xml:space="preserve">canManageStock</w:t>
+      </w:r>
+      <w:r>
+        <w:rPr>
+          <w:color w:val="23293D"/>
+          <w:sz w:val="21"/>
+          <w:szCs w:val="21"/>
+        </w:rPr>
+        <w:t xml:space="preserve">), criar requisição de compra (</w:t>
+      </w:r>
+      <w:r>
+        <w:rPr>
+          <w:rFonts w:ascii="Consolas" w:cs="Consolas" w:eastAsia="Consolas" w:hAnsi="Consolas"/>
+          <w:color w:val="1F3253"/>
+          <w:sz w:val="19"/>
+          <w:szCs w:val="19"/>
+          <w:shd w:fill="EFEDE6" w:color="auto" w:val="clear"/>
+        </w:rPr>
+        <w:t xml:space="preserve">canManagePurchaseRequests</w:t>
+      </w:r>
+      <w:r>
+        <w:rPr>
+          <w:color w:val="23293D"/>
+          <w:sz w:val="21"/>
+          <w:szCs w:val="21"/>
+        </w:rPr>
+        <w:t xml:space="preserve">), autorizar contas dentro da alçada.</w:t>
+      </w:r>
+    </w:p>
+    <w:p>
+      <w:pPr>
+        <w:pStyle w:val="ListParagraph"/>
+        <w:numPr>
+          <w:ilvl w:val="0"/>
+          <w:numId w:val="11"/>
+        </w:numPr>
+        <w:spacing w:after="80" w:line="270"/>
+      </w:pPr>
+      <w:r>
+        <w:rPr>
+          <w:b/>
+          <w:bCs/>
+          <w:color w:val="23293D"/>
+          <w:sz w:val="21"/>
+          <w:szCs w:val="21"/>
+        </w:rPr>
+        <w:t xml:space="preserve">Não pode:</w:t>
+      </w:r>
+      <w:r>
+        <w:rPr>
+          <w:color w:val="23293D"/>
+          <w:sz w:val="21"/>
+          <w:szCs w:val="21"/>
+        </w:rPr>
+        <w:t xml:space="preserve"> configurar o que vale para a rede inteira (</w:t>
+      </w:r>
+      <w:r>
+        <w:rPr>
+          <w:rFonts w:ascii="Consolas" w:cs="Consolas" w:eastAsia="Consolas" w:hAnsi="Consolas"/>
+          <w:color w:val="1F3253"/>
+          <w:sz w:val="19"/>
+          <w:szCs w:val="19"/>
+          <w:shd w:fill="EFEDE6" w:color="auto" w:val="clear"/>
+        </w:rPr>
+        <w:t xml:space="preserve">canConfigureFinanceNetwork</w:t>
+      </w:r>
+      <w:r>
+        <w:rPr>
+          <w:color w:val="23293D"/>
+          <w:sz w:val="21"/>
+          <w:szCs w:val="21"/>
+        </w:rPr>
+        <w:t xml:space="preserve"> exclui o gerente) nem cadastrar item no catálogo de estoque (</w:t>
+      </w:r>
+      <w:r>
+        <w:rPr>
+          <w:rFonts w:ascii="Consolas" w:cs="Consolas" w:eastAsia="Consolas" w:hAnsi="Consolas"/>
+          <w:color w:val="1F3253"/>
+          <w:sz w:val="19"/>
+          <w:szCs w:val="19"/>
+          <w:shd w:fill="EFEDE6" w:color="auto" w:val="clear"/>
+        </w:rPr>
+        <w:t xml:space="preserve">canManageStockCatalog</w:t>
+      </w:r>
+      <w:r>
+        <w:rPr>
+          <w:color w:val="23293D"/>
+          <w:sz w:val="21"/>
+          <w:szCs w:val="21"/>
+        </w:rPr>
+        <w:t xml:space="preserve">).</w:t>
+      </w:r>
+    </w:p>
+    <w:p>
+      <w:pPr>
+        <w:pStyle w:val="ListParagraph"/>
+        <w:numPr>
+          <w:ilvl w:val="0"/>
+          <w:numId w:val="11"/>
+        </w:numPr>
+        <w:spacing w:after="80" w:line="270"/>
+      </w:pPr>
+      <w:r>
+        <w:rPr>
+          <w:b/>
+          <w:bCs/>
+          <w:color w:val="23293D"/>
+          <w:sz w:val="21"/>
+          <w:szCs w:val="21"/>
+        </w:rPr>
+        <w:t xml:space="preserve">Riscos:</w:t>
+      </w:r>
+      <w:r>
+        <w:rPr>
+          <w:color w:val="23293D"/>
+          <w:sz w:val="21"/>
+          <w:szCs w:val="21"/>
+        </w:rPr>
+        <w:t xml:space="preserve"> é quem mais executa ação irreversível no financeiro.</w:t>
       </w:r>
     </w:p>
     <w:p>
@@ -10467,7 +11126,7 @@
         <w:rPr>
           <w:color w:val="B98B2E"/>
         </w:rPr>
-        <w:t xml:space="preserve">Financeiro da Franqueadora </w:t>
+        <w:t xml:space="preserve">Franqueado </w:t>
       </w:r>
       <w:r>
         <w:rPr>
@@ -10475,7 +11134,7 @@
           <w:iCs/>
           <w:color w:val="B98B2E"/>
         </w:rPr>
-        <w:t xml:space="preserve">(franqueadora)</w:t>
+        <w:t xml:space="preserve">(unidade)</w:t>
       </w:r>
     </w:p>
     <w:p>
@@ -10495,69 +11154,15 @@
           <w:sz w:val="21"/>
           <w:szCs w:val="21"/>
         </w:rPr>
-        <w:t xml:space="preserve">Pode:</w:t>
-      </w:r>
-      <w:r>
-        <w:rPr>
-          <w:color w:val="23293D"/>
-          <w:sz w:val="21"/>
-          <w:szCs w:val="21"/>
-        </w:rPr>
-        <w:t xml:space="preserve"> tudo do financeiro, inclusive </w:t>
-      </w:r>
-      <w:r>
-        <w:rPr>
-          <w:b/>
-          <w:bCs/>
-          <w:color w:val="23293D"/>
-          <w:sz w:val="21"/>
-          <w:szCs w:val="21"/>
-        </w:rPr>
-        <w:t xml:space="preserve">configurar a rede</w:t>
-      </w:r>
-      <w:r>
-        <w:rPr>
-          <w:color w:val="23293D"/>
-          <w:sz w:val="21"/>
-          <w:szCs w:val="21"/>
-        </w:rPr>
-        <w:t xml:space="preserve"> (</w:t>
-      </w:r>
-      <w:r>
-        <w:rPr>
-          <w:rFonts w:ascii="Consolas" w:cs="Consolas" w:eastAsia="Consolas" w:hAnsi="Consolas"/>
-          <w:color w:val="1F3253"/>
-          <w:sz w:val="19"/>
-          <w:szCs w:val="19"/>
-          <w:shd w:fill="EFEDE6" w:color="auto" w:val="clear"/>
-        </w:rPr>
-        <w:t xml:space="preserve">canConfigureFinanceNetwork</w:t>
-      </w:r>
-      <w:r>
-        <w:rPr>
-          <w:color w:val="23293D"/>
-          <w:sz w:val="21"/>
-          <w:szCs w:val="21"/>
-        </w:rPr>
-        <w:t xml:space="preserve"> ✅), o catálogo de estoque (</w:t>
-      </w:r>
-      <w:r>
-        <w:rPr>
-          <w:rFonts w:ascii="Consolas" w:cs="Consolas" w:eastAsia="Consolas" w:hAnsi="Consolas"/>
-          <w:color w:val="1F3253"/>
-          <w:sz w:val="19"/>
-          <w:szCs w:val="19"/>
-          <w:shd w:fill="EFEDE6" w:color="auto" w:val="clear"/>
-        </w:rPr>
-        <w:t xml:space="preserve">canManageStockCatalog</w:t>
-      </w:r>
-      <w:r>
-        <w:rPr>
-          <w:color w:val="23293D"/>
-          <w:sz w:val="21"/>
-          <w:szCs w:val="21"/>
-        </w:rPr>
-        <w:t xml:space="preserve"> ✅) e ver Compras.</w:t>
+        <w:t xml:space="preserve">Objetivo:</w:t>
+      </w:r>
+      <w:r>
+        <w:rPr>
+          <w:color w:val="23293D"/>
+          <w:sz w:val="21"/>
+          <w:szCs w:val="21"/>
+        </w:rPr>
+        <w:t xml:space="preserve"> acompanhar a unidade que possui.</w:t>
       </w:r>
     </w:p>
     <w:p>
@@ -10577,15 +11182,115 @@
           <w:sz w:val="21"/>
           <w:szCs w:val="21"/>
         </w:rPr>
-        <w:t xml:space="preserve">Não pode:</w:t>
-      </w:r>
-      <w:r>
-        <w:rPr>
-          <w:color w:val="23293D"/>
-          <w:sz w:val="21"/>
-          <w:szCs w:val="21"/>
-        </w:rPr>
-        <w:t xml:space="preserve"> aprovar a própria conta lançada (regra de alçada, FIN3).</w:t>
+        <w:t xml:space="preserve">Vê:</w:t>
+      </w:r>
+      <w:r>
+        <w:rPr>
+          <w:color w:val="23293D"/>
+          <w:sz w:val="21"/>
+          <w:szCs w:val="21"/>
+        </w:rPr>
+        <w:t xml:space="preserve"> Financeiro ✅, Estoque ✅, Compras ✅, Comercial ✅, Relatórios ✅.</w:t>
+      </w:r>
+    </w:p>
+    <w:p>
+      <w:pPr>
+        <w:pStyle w:val="ListParagraph"/>
+        <w:numPr>
+          <w:ilvl w:val="0"/>
+          <w:numId w:val="12"/>
+        </w:numPr>
+        <w:spacing w:after="80" w:line="270"/>
+      </w:pPr>
+      <w:r>
+        <w:rPr>
+          <w:b/>
+          <w:bCs/>
+          <w:color w:val="23293D"/>
+          <w:sz w:val="21"/>
+          <w:szCs w:val="21"/>
+        </w:rPr>
+        <w:t xml:space="preserve">Não pode lançar dinheiro:</w:t>
+      </w:r>
+      <w:r>
+        <w:rPr>
+          <w:color w:val="23293D"/>
+          <w:sz w:val="21"/>
+          <w:szCs w:val="21"/>
+        </w:rPr>
+        <w:t xml:space="preserve"> ⚠️ </w:t>
+      </w:r>
+      <w:r>
+        <w:rPr>
+          <w:rFonts w:ascii="Consolas" w:cs="Consolas" w:eastAsia="Consolas" w:hAnsi="Consolas"/>
+          <w:color w:val="1F3253"/>
+          <w:sz w:val="19"/>
+          <w:szCs w:val="19"/>
+          <w:shd w:fill="EFEDE6" w:color="auto" w:val="clear"/>
+        </w:rPr>
+        <w:t xml:space="preserve">canPostFinance</w:t>
+      </w:r>
+      <w:r>
+        <w:rPr>
+          <w:color w:val="23293D"/>
+          <w:sz w:val="21"/>
+          <w:szCs w:val="21"/>
+        </w:rPr>
+        <w:t xml:space="preserve"> </w:t>
+      </w:r>
+      <w:r>
+        <w:rPr>
+          <w:b/>
+          <w:bCs/>
+          <w:color w:val="23293D"/>
+          <w:sz w:val="21"/>
+          <w:szCs w:val="21"/>
+        </w:rPr>
+        <w:t xml:space="preserve">não</w:t>
+      </w:r>
+      <w:r>
+        <w:rPr>
+          <w:color w:val="23293D"/>
+          <w:sz w:val="21"/>
+          <w:szCs w:val="21"/>
+        </w:rPr>
+        <w:t xml:space="preserve"> inclui </w:t>
+      </w:r>
+      <w:r>
+        <w:rPr>
+          <w:rFonts w:ascii="Consolas" w:cs="Consolas" w:eastAsia="Consolas" w:hAnsi="Consolas"/>
+          <w:color w:val="1F3253"/>
+          <w:sz w:val="19"/>
+          <w:szCs w:val="19"/>
+          <w:shd w:fill="EFEDE6" w:color="auto" w:val="clear"/>
+        </w:rPr>
+        <w:t xml:space="preserve">franchisee</w:t>
+      </w:r>
+      <w:r>
+        <w:rPr>
+          <w:color w:val="23293D"/>
+          <w:sz w:val="21"/>
+          <w:szCs w:val="21"/>
+        </w:rPr>
+        <w:t xml:space="preserve"> — o comentário no código diz </w:t>
+      </w:r>
+      <w:r>
+        <w:rPr>
+          <w:i/>
+          <w:iCs/>
+          <w:color w:val="23293D"/>
+          <w:sz w:val="21"/>
+          <w:szCs w:val="21"/>
+        </w:rPr>
+        <w:t xml:space="preserve">"franqueado é somente leitura"</w:t>
+      </w:r>
+      <w:r>
+        <w:rPr>
+          <w:color w:val="23293D"/>
+          <w:sz w:val="21"/>
+          <w:szCs w:val="21"/>
+        </w:rPr>
+        <w:t xml:space="preserve">.</w:t>
       </w:r>
     </w:p>
     <w:p>
@@ -10596,7 +11301,7 @@
         <w:rPr>
           <w:color w:val="B98B2E"/>
         </w:rPr>
-        <w:t xml:space="preserve">Comprador da Franqueadora </w:t>
+        <w:t xml:space="preserve">Financeiro da Franqueadora </w:t>
       </w:r>
       <w:r>
         <w:rPr>
@@ -10624,15 +11329,69 @@
           <w:sz w:val="21"/>
           <w:szCs w:val="21"/>
         </w:rPr>
-        <w:t xml:space="preserve">Objetivo:</w:t>
-      </w:r>
-      <w:r>
-        <w:rPr>
-          <w:color w:val="23293D"/>
-          <w:sz w:val="21"/>
-          <w:szCs w:val="21"/>
-        </w:rPr>
-        <w:t xml:space="preserve"> negociar compras pela rede.</w:t>
+        <w:t xml:space="preserve">Pode:</w:t>
+      </w:r>
+      <w:r>
+        <w:rPr>
+          <w:color w:val="23293D"/>
+          <w:sz w:val="21"/>
+          <w:szCs w:val="21"/>
+        </w:rPr>
+        <w:t xml:space="preserve"> tudo do financeiro, inclusive </w:t>
+      </w:r>
+      <w:r>
+        <w:rPr>
+          <w:b/>
+          <w:bCs/>
+          <w:color w:val="23293D"/>
+          <w:sz w:val="21"/>
+          <w:szCs w:val="21"/>
+        </w:rPr>
+        <w:t xml:space="preserve">configurar a rede</w:t>
+      </w:r>
+      <w:r>
+        <w:rPr>
+          <w:color w:val="23293D"/>
+          <w:sz w:val="21"/>
+          <w:szCs w:val="21"/>
+        </w:rPr>
+        <w:t xml:space="preserve"> (</w:t>
+      </w:r>
+      <w:r>
+        <w:rPr>
+          <w:rFonts w:ascii="Consolas" w:cs="Consolas" w:eastAsia="Consolas" w:hAnsi="Consolas"/>
+          <w:color w:val="1F3253"/>
+          <w:sz w:val="19"/>
+          <w:szCs w:val="19"/>
+          <w:shd w:fill="EFEDE6" w:color="auto" w:val="clear"/>
+        </w:rPr>
+        <w:t xml:space="preserve">canConfigureFinanceNetwork</w:t>
+      </w:r>
+      <w:r>
+        <w:rPr>
+          <w:color w:val="23293D"/>
+          <w:sz w:val="21"/>
+          <w:szCs w:val="21"/>
+        </w:rPr>
+        <w:t xml:space="preserve"> ✅), o catálogo de estoque (</w:t>
+      </w:r>
+      <w:r>
+        <w:rPr>
+          <w:rFonts w:ascii="Consolas" w:cs="Consolas" w:eastAsia="Consolas" w:hAnsi="Consolas"/>
+          <w:color w:val="1F3253"/>
+          <w:sz w:val="19"/>
+          <w:szCs w:val="19"/>
+          <w:shd w:fill="EFEDE6" w:color="auto" w:val="clear"/>
+        </w:rPr>
+        <w:t xml:space="preserve">canManageStockCatalog</w:t>
+      </w:r>
+      <w:r>
+        <w:rPr>
+          <w:color w:val="23293D"/>
+          <w:sz w:val="21"/>
+          <w:szCs w:val="21"/>
+        </w:rPr>
+        <w:t xml:space="preserve"> ✅) e ver Compras.</w:t>
       </w:r>
     </w:p>
     <w:p>
@@ -10652,115 +11411,15 @@
           <w:sz w:val="21"/>
           <w:szCs w:val="21"/>
         </w:rPr>
-        <w:t xml:space="preserve">Vê:</w:t>
-      </w:r>
-      <w:r>
-        <w:rPr>
-          <w:color w:val="23293D"/>
-          <w:sz w:val="21"/>
-          <w:szCs w:val="21"/>
-        </w:rPr>
-        <w:t xml:space="preserve"> Compras ✅ (é o único, além do Admin, que entra na mesa de negociação — </w:t>
-      </w:r>
-      <w:r>
-        <w:rPr>
-          <w:rFonts w:ascii="Consolas" w:cs="Consolas" w:eastAsia="Consolas" w:hAnsi="Consolas"/>
-          <w:color w:val="1F3253"/>
-          <w:sz w:val="19"/>
-          <w:szCs w:val="19"/>
-          <w:shd w:fill="EFEDE6" w:color="auto" w:val="clear"/>
-        </w:rPr>
-        <w:t xml:space="preserve">isPurchaser</w:t>
-      </w:r>
-      <w:r>
-        <w:rPr>
-          <w:color w:val="23293D"/>
-          <w:sz w:val="21"/>
-          <w:szCs w:val="21"/>
-        </w:rPr>
-        <w:t xml:space="preserve">).</w:t>
-      </w:r>
-    </w:p>
-    <w:p>
-      <w:pPr>
-        <w:pStyle w:val="ListParagraph"/>
-        <w:numPr>
-          <w:ilvl w:val="0"/>
-          <w:numId w:val="13"/>
-        </w:numPr>
-        <w:spacing w:after="80" w:line="270"/>
-      </w:pPr>
-      <w:r>
-        <w:rPr>
-          <w:b/>
-          <w:bCs/>
-          <w:color w:val="23293D"/>
-          <w:sz w:val="21"/>
-          <w:szCs w:val="21"/>
-        </w:rPr>
-        <w:t xml:space="preserve">Regra estrutural:</w:t>
-      </w:r>
-      <w:r>
-        <w:rPr>
-          <w:color w:val="23293D"/>
-          <w:sz w:val="21"/>
-          <w:szCs w:val="21"/>
-        </w:rPr>
-        <w:t xml:space="preserve"> </w:t>
-      </w:r>
-      <w:r>
-        <w:rPr>
-          <w:i/>
-          <w:iCs/>
-          <w:color w:val="23293D"/>
-          <w:sz w:val="21"/>
-          <w:szCs w:val="21"/>
-        </w:rPr>
-        <w:t xml:space="preserve">quem compra não é quem paga</w:t>
-      </w:r>
-      <w:r>
-        <w:rPr>
-          <w:color w:val="23293D"/>
-          <w:sz w:val="21"/>
-          <w:szCs w:val="21"/>
-        </w:rPr>
-        <w:t xml:space="preserve">. Ele </w:t>
-      </w:r>
-      <w:r>
-        <w:rPr>
-          <w:b/>
-          <w:bCs/>
-          <w:color w:val="23293D"/>
-          <w:sz w:val="21"/>
-          <w:szCs w:val="21"/>
-        </w:rPr>
-        <w:t xml:space="preserve">não</w:t>
-      </w:r>
-      <w:r>
-        <w:rPr>
-          <w:color w:val="23293D"/>
-          <w:sz w:val="21"/>
-          <w:szCs w:val="21"/>
-        </w:rPr>
-        <w:t xml:space="preserve"> tem acesso ao Financeiro (✅ </w:t>
-      </w:r>
-      <w:r>
-        <w:rPr>
-          <w:rFonts w:ascii="Consolas" w:cs="Consolas" w:eastAsia="Consolas" w:hAnsi="Consolas"/>
-          <w:color w:val="1F3253"/>
-          <w:sz w:val="19"/>
-          <w:szCs w:val="19"/>
-          <w:shd w:fill="EFEDE6" w:color="auto" w:val="clear"/>
-        </w:rPr>
-        <w:t xml:space="preserve">canViewFinance</w:t>
-      </w:r>
-      <w:r>
-        <w:rPr>
-          <w:color w:val="23293D"/>
-          <w:sz w:val="21"/>
-          <w:szCs w:val="21"/>
-        </w:rPr>
-        <w:t xml:space="preserve"> não o inclui).</w:t>
+        <w:t xml:space="preserve">Não pode:</w:t>
+      </w:r>
+      <w:r>
+        <w:rPr>
+          <w:color w:val="23293D"/>
+          <w:sz w:val="21"/>
+          <w:szCs w:val="21"/>
+        </w:rPr>
+        <w:t xml:space="preserve"> aprovar a própria conta lançada (regra de alçada, FIN3).</w:t>
       </w:r>
     </w:p>
     <w:p>
@@ -10771,7 +11430,7 @@
         <w:rPr>
           <w:color w:val="B98B2E"/>
         </w:rPr>
-        <w:t xml:space="preserve">SDR (Encantador) </w:t>
+        <w:t xml:space="preserve">Comprador da Franqueadora </w:t>
       </w:r>
       <w:r>
         <w:rPr>
@@ -10799,15 +11458,15 @@
           <w:sz w:val="21"/>
           <w:szCs w:val="21"/>
         </w:rPr>
-        <w:t xml:space="preserve">Pode:</w:t>
-      </w:r>
-      <w:r>
-        <w:rPr>
-          <w:color w:val="23293D"/>
-          <w:sz w:val="21"/>
-          <w:szCs w:val="21"/>
-        </w:rPr>
-        <w:t xml:space="preserve"> cadastrar clientes e agendar, inclusive em outra unidade; vê os clientes que cadastrou.</w:t>
+        <w:t xml:space="preserve">Objetivo:</w:t>
+      </w:r>
+      <w:r>
+        <w:rPr>
+          <w:color w:val="23293D"/>
+          <w:sz w:val="21"/>
+          <w:szCs w:val="21"/>
+        </w:rPr>
+        <w:t xml:space="preserve"> negociar compras pela rede.</w:t>
       </w:r>
     </w:p>
     <w:p>
@@ -10827,15 +11486,33 @@
           <w:sz w:val="21"/>
           <w:szCs w:val="21"/>
         </w:rPr>
-        <w:t xml:space="preserve">Não pode:</w:t>
-      </w:r>
-      <w:r>
-        <w:rPr>
-          <w:color w:val="23293D"/>
-          <w:sz w:val="21"/>
-          <w:szCs w:val="21"/>
-        </w:rPr>
-        <w:t xml:space="preserve"> mover fases (botões removidos), atos clínicos ou comerciais.</w:t>
+        <w:t xml:space="preserve">Vê:</w:t>
+      </w:r>
+      <w:r>
+        <w:rPr>
+          <w:color w:val="23293D"/>
+          <w:sz w:val="21"/>
+          <w:szCs w:val="21"/>
+        </w:rPr>
+        <w:t xml:space="preserve"> Compras ✅ (é o único, além do Admin, que entra na mesa de negociação — </w:t>
+      </w:r>
+      <w:r>
+        <w:rPr>
+          <w:rFonts w:ascii="Consolas" w:cs="Consolas" w:eastAsia="Consolas" w:hAnsi="Consolas"/>
+          <w:color w:val="1F3253"/>
+          <w:sz w:val="19"/>
+          <w:szCs w:val="19"/>
+          <w:shd w:fill="EFEDE6" w:color="auto" w:val="clear"/>
+        </w:rPr>
+        <w:t xml:space="preserve">isPurchaser</w:t>
+      </w:r>
+      <w:r>
+        <w:rPr>
+          <w:color w:val="23293D"/>
+          <w:sz w:val="21"/>
+          <w:szCs w:val="21"/>
+        </w:rPr>
+        <w:t xml:space="preserve">).</w:t>
       </w:r>
     </w:p>
     <w:p>
@@ -10855,15 +11532,51 @@
           <w:sz w:val="21"/>
           <w:szCs w:val="21"/>
         </w:rPr>
-        <w:t xml:space="preserve">Vê:</w:t>
-      </w:r>
-      <w:r>
-        <w:rPr>
-          <w:color w:val="23293D"/>
-          <w:sz w:val="21"/>
-          <w:szCs w:val="21"/>
-        </w:rPr>
-        <w:t xml:space="preserve"> Empresarial ✅ (</w:t>
+        <w:t xml:space="preserve">Regra estrutural:</w:t>
+      </w:r>
+      <w:r>
+        <w:rPr>
+          <w:color w:val="23293D"/>
+          <w:sz w:val="21"/>
+          <w:szCs w:val="21"/>
+        </w:rPr>
+        <w:t xml:space="preserve"> </w:t>
+      </w:r>
+      <w:r>
+        <w:rPr>
+          <w:i/>
+          <w:iCs/>
+          <w:color w:val="23293D"/>
+          <w:sz w:val="21"/>
+          <w:szCs w:val="21"/>
+        </w:rPr>
+        <w:t xml:space="preserve">quem compra não é quem paga</w:t>
+      </w:r>
+      <w:r>
+        <w:rPr>
+          <w:color w:val="23293D"/>
+          <w:sz w:val="21"/>
+          <w:szCs w:val="21"/>
+        </w:rPr>
+        <w:t xml:space="preserve">. Ele </w:t>
+      </w:r>
+      <w:r>
+        <w:rPr>
+          <w:b/>
+          <w:bCs/>
+          <w:color w:val="23293D"/>
+          <w:sz w:val="21"/>
+          <w:szCs w:val="21"/>
+        </w:rPr>
+        <w:t xml:space="preserve">não</w:t>
+      </w:r>
+      <w:r>
+        <w:rPr>
+          <w:color w:val="23293D"/>
+          <w:sz w:val="21"/>
+          <w:szCs w:val="21"/>
+        </w:rPr>
+        <w:t xml:space="preserve"> tem acesso ao Financeiro (✅ </w:t>
       </w:r>
       <w:r>
         <w:rPr>
@@ -10873,33 +11586,15 @@
           <w:szCs w:val="19"/>
           <w:shd w:fill="EFEDE6" w:color="auto" w:val="clear"/>
         </w:rPr>
-        <w:t xml:space="preserve">canViewEmpresarial</w:t>
-      </w:r>
-      <w:r>
-        <w:rPr>
-          <w:color w:val="23293D"/>
-          <w:sz w:val="21"/>
-          <w:szCs w:val="21"/>
-        </w:rPr>
-        <w:t xml:space="preserve"> inclui </w:t>
-      </w:r>
-      <w:r>
-        <w:rPr>
-          <w:rFonts w:ascii="Consolas" w:cs="Consolas" w:eastAsia="Consolas" w:hAnsi="Consolas"/>
-          <w:color w:val="1F3253"/>
-          <w:sz w:val="19"/>
-          <w:szCs w:val="19"/>
-          <w:shd w:fill="EFEDE6" w:color="auto" w:val="clear"/>
-        </w:rPr>
-        <w:t xml:space="preserve">sdr</w:t>
-      </w:r>
-      <w:r>
-        <w:rPr>
-          <w:color w:val="23293D"/>
-          <w:sz w:val="21"/>
-          <w:szCs w:val="21"/>
-        </w:rPr>
-        <w:t xml:space="preserve">).</w:t>
+        <w:t xml:space="preserve">canViewFinance</w:t>
+      </w:r>
+      <w:r>
+        <w:rPr>
+          <w:color w:val="23293D"/>
+          <w:sz w:val="21"/>
+          <w:szCs w:val="21"/>
+        </w:rPr>
+        <w:t xml:space="preserve"> não o inclui).</w:t>
       </w:r>
     </w:p>
     <w:p>
@@ -10910,7 +11605,7 @@
         <w:rPr>
           <w:color w:val="B98B2E"/>
         </w:rPr>
-        <w:t xml:space="preserve">Assistente Comercial </w:t>
+        <w:t xml:space="preserve">SDR (Encantador) </w:t>
       </w:r>
       <w:r>
         <w:rPr>
@@ -10946,7 +11641,7 @@
           <w:sz w:val="21"/>
           <w:szCs w:val="21"/>
         </w:rPr>
-        <w:t xml:space="preserve"> enviar documentos e link de pagamento, acompanhar status.</w:t>
+        <w:t xml:space="preserve"> cadastrar clientes e agendar, inclusive em outra unidade; vê os clientes que cadastrou.</w:t>
       </w:r>
     </w:p>
     <w:p>
@@ -10966,6 +11661,34 @@
           <w:sz w:val="21"/>
           <w:szCs w:val="21"/>
         </w:rPr>
+        <w:t xml:space="preserve">Não pode:</w:t>
+      </w:r>
+      <w:r>
+        <w:rPr>
+          <w:color w:val="23293D"/>
+          <w:sz w:val="21"/>
+          <w:szCs w:val="21"/>
+        </w:rPr>
+        <w:t xml:space="preserve"> mover fases (botões removidos), atos clínicos ou comerciais.</w:t>
+      </w:r>
+    </w:p>
+    <w:p>
+      <w:pPr>
+        <w:pStyle w:val="ListParagraph"/>
+        <w:numPr>
+          <w:ilvl w:val="0"/>
+          <w:numId w:val="15"/>
+        </w:numPr>
+        <w:spacing w:after="80" w:line="270"/>
+      </w:pPr>
+      <w:r>
+        <w:rPr>
+          <w:b/>
+          <w:bCs/>
+          <w:color w:val="23293D"/>
+          <w:sz w:val="21"/>
+          <w:szCs w:val="21"/>
+        </w:rPr>
         <w:t xml:space="preserve">Vê:</w:t>
       </w:r>
       <w:r>
@@ -10974,25 +11697,7 @@
           <w:sz w:val="21"/>
           <w:szCs w:val="21"/>
         </w:rPr>
-        <w:t xml:space="preserve"> Comercial ✅. </w:t>
-      </w:r>
-      <w:r>
-        <w:rPr>
-          <w:b/>
-          <w:bCs/>
-          <w:color w:val="23293D"/>
-          <w:sz w:val="21"/>
-          <w:szCs w:val="21"/>
-        </w:rPr>
-        <w:t xml:space="preserve">Não vê</w:t>
-      </w:r>
-      <w:r>
-        <w:rPr>
-          <w:color w:val="23293D"/>
-          <w:sz w:val="21"/>
-          <w:szCs w:val="21"/>
-        </w:rPr>
-        <w:t xml:space="preserve"> Relatórios nem Planos (⚠️ não está em </w:t>
+        <w:t xml:space="preserve"> Empresarial ✅ (</w:t>
       </w:r>
       <w:r>
         <w:rPr>
@@ -11002,15 +11707,15 @@
           <w:szCs w:val="19"/>
           <w:shd w:fill="EFEDE6" w:color="auto" w:val="clear"/>
         </w:rPr>
-        <w:t xml:space="preserve">reportRoles</w:t>
-      </w:r>
-      <w:r>
-        <w:rPr>
-          <w:color w:val="23293D"/>
-          <w:sz w:val="21"/>
-          <w:szCs w:val="21"/>
-        </w:rPr>
-        <w:t xml:space="preserve"> nem em </w:t>
+        <w:t xml:space="preserve">canViewEmpresarial</w:t>
+      </w:r>
+      <w:r>
+        <w:rPr>
+          <w:color w:val="23293D"/>
+          <w:sz w:val="21"/>
+          <w:szCs w:val="21"/>
+        </w:rPr>
+        <w:t xml:space="preserve"> inclui </w:t>
       </w:r>
       <w:r>
         <w:rPr>
@@ -11020,7 +11725,7 @@
           <w:szCs w:val="19"/>
           <w:shd w:fill="EFEDE6" w:color="auto" w:val="clear"/>
         </w:rPr>
-        <w:t xml:space="preserve">planRoles</w:t>
+        <w:t xml:space="preserve">sdr</w:t>
       </w:r>
       <w:r>
         <w:rPr>
@@ -11039,7 +11744,7 @@
         <w:rPr>
           <w:color w:val="B98B2E"/>
         </w:rPr>
-        <w:t xml:space="preserve">Franqueadora/Rede </w:t>
+        <w:t xml:space="preserve">Assistente Comercial </w:t>
       </w:r>
       <w:r>
         <w:rPr>
@@ -11067,15 +11772,15 @@
           <w:sz w:val="21"/>
           <w:szCs w:val="21"/>
         </w:rPr>
-        <w:t xml:space="preserve">Vê:</w:t>
-      </w:r>
-      <w:r>
-        <w:rPr>
-          <w:color w:val="23293D"/>
-          <w:sz w:val="21"/>
-          <w:szCs w:val="21"/>
-        </w:rPr>
-        <w:t xml:space="preserve"> Relatórios ✅, Planos ✅, Risartanos ✅, Empresarial ✅.</w:t>
+        <w:t xml:space="preserve">Pode:</w:t>
+      </w:r>
+      <w:r>
+        <w:rPr>
+          <w:color w:val="23293D"/>
+          <w:sz w:val="21"/>
+          <w:szCs w:val="21"/>
+        </w:rPr>
+        <w:t xml:space="preserve"> enviar documentos e link de pagamento, acompanhar status.</w:t>
       </w:r>
     </w:p>
     <w:p>
@@ -11095,15 +11800,33 @@
           <w:sz w:val="21"/>
           <w:szCs w:val="21"/>
         </w:rPr>
-        <w:t xml:space="preserve">Não vê:</w:t>
-      </w:r>
-      <w:r>
-        <w:rPr>
-          <w:color w:val="23293D"/>
-          <w:sz w:val="21"/>
-          <w:szCs w:val="21"/>
-        </w:rPr>
-        <w:t xml:space="preserve"> Financeiro ⚠️ — </w:t>
+        <w:t xml:space="preserve">Vê:</w:t>
+      </w:r>
+      <w:r>
+        <w:rPr>
+          <w:color w:val="23293D"/>
+          <w:sz w:val="21"/>
+          <w:szCs w:val="21"/>
+        </w:rPr>
+        <w:t xml:space="preserve"> Comercial ✅. </w:t>
+      </w:r>
+      <w:r>
+        <w:rPr>
+          <w:b/>
+          <w:bCs/>
+          <w:color w:val="23293D"/>
+          <w:sz w:val="21"/>
+          <w:szCs w:val="21"/>
+        </w:rPr>
+        <w:t xml:space="preserve">Não vê</w:t>
+      </w:r>
+      <w:r>
+        <w:rPr>
+          <w:color w:val="23293D"/>
+          <w:sz w:val="21"/>
+          <w:szCs w:val="21"/>
+        </w:rPr>
+        <w:t xml:space="preserve"> Relatórios nem Planos (⚠️ não está em </w:t>
       </w:r>
       <w:r>
         <w:rPr>
@@ -11113,33 +11836,15 @@
           <w:szCs w:val="19"/>
           <w:shd w:fill="EFEDE6" w:color="auto" w:val="clear"/>
         </w:rPr>
-        <w:t xml:space="preserve">canViewFinance</w:t>
-      </w:r>
-      <w:r>
-        <w:rPr>
-          <w:color w:val="23293D"/>
-          <w:sz w:val="21"/>
-          <w:szCs w:val="21"/>
-        </w:rPr>
-        <w:t xml:space="preserve"> </w:t>
-      </w:r>
-      <w:r>
-        <w:rPr>
-          <w:b/>
-          <w:bCs/>
-          <w:color w:val="23293D"/>
-          <w:sz w:val="21"/>
-          <w:szCs w:val="21"/>
-        </w:rPr>
-        <w:t xml:space="preserve">não</w:t>
-      </w:r>
-      <w:r>
-        <w:rPr>
-          <w:color w:val="23293D"/>
-          <w:sz w:val="21"/>
-          <w:szCs w:val="21"/>
-        </w:rPr>
-        <w:t xml:space="preserve"> inclui </w:t>
+        <w:t xml:space="preserve">reportRoles</w:t>
+      </w:r>
+      <w:r>
+        <w:rPr>
+          <w:color w:val="23293D"/>
+          <w:sz w:val="21"/>
+          <w:szCs w:val="21"/>
+        </w:rPr>
+        <w:t xml:space="preserve"> nem em </w:t>
       </w:r>
       <w:r>
         <w:rPr>
@@ -11149,33 +11854,15 @@
           <w:szCs w:val="19"/>
           <w:shd w:fill="EFEDE6" w:color="auto" w:val="clear"/>
         </w:rPr>
-        <w:t xml:space="preserve">franchisor_staff</w:t>
-      </w:r>
-      <w:r>
-        <w:rPr>
-          <w:color w:val="23293D"/>
-          <w:sz w:val="21"/>
-          <w:szCs w:val="21"/>
-        </w:rPr>
-        <w:t xml:space="preserve">. </w:t>
-      </w:r>
-      <w:r>
-        <w:rPr>
-          <w:b/>
-          <w:bCs/>
-          <w:color w:val="23293D"/>
-          <w:sz w:val="21"/>
-          <w:szCs w:val="21"/>
-        </w:rPr>
-        <w:t xml:space="preserve">Ponto que merece validação</w:t>
-      </w:r>
-      <w:r>
-        <w:rPr>
-          <w:color w:val="23293D"/>
-          <w:sz w:val="21"/>
-          <w:szCs w:val="21"/>
-        </w:rPr>
-        <w:t xml:space="preserve"> (ver lacunas).</w:t>
+        <w:t xml:space="preserve">planRoles</w:t>
+      </w:r>
+      <w:r>
+        <w:rPr>
+          <w:color w:val="23293D"/>
+          <w:sz w:val="21"/>
+          <w:szCs w:val="21"/>
+        </w:rPr>
+        <w:t xml:space="preserve">).</w:t>
       </w:r>
     </w:p>
     <w:p>
@@ -11186,7 +11873,7 @@
         <w:rPr>
           <w:color w:val="B98B2E"/>
         </w:rPr>
-        <w:t xml:space="preserve">Consultor RisLife </w:t>
+        <w:t xml:space="preserve">Franqueadora/Rede </w:t>
       </w:r>
       <w:r>
         <w:rPr>
@@ -11214,15 +11901,15 @@
           <w:sz w:val="21"/>
           <w:szCs w:val="21"/>
         </w:rPr>
-        <w:t xml:space="preserve">Objetivo:</w:t>
-      </w:r>
-      <w:r>
-        <w:rPr>
-          <w:color w:val="23293D"/>
-          <w:sz w:val="21"/>
-          <w:szCs w:val="21"/>
-        </w:rPr>
-        <w:t xml:space="preserve"> gerir o programa Empresarial (B2B).</w:t>
+        <w:t xml:space="preserve">Vê:</w:t>
+      </w:r>
+      <w:r>
+        <w:rPr>
+          <w:color w:val="23293D"/>
+          <w:sz w:val="21"/>
+          <w:szCs w:val="21"/>
+        </w:rPr>
+        <w:t xml:space="preserve"> Relatórios ✅, Planos ✅, Risartanos ✅, Empresarial ✅.</w:t>
       </w:r>
     </w:p>
     <w:p>
@@ -11242,15 +11929,87 @@
           <w:sz w:val="21"/>
           <w:szCs w:val="21"/>
         </w:rPr>
-        <w:t xml:space="preserve">Vê:</w:t>
-      </w:r>
-      <w:r>
-        <w:rPr>
-          <w:color w:val="23293D"/>
-          <w:sz w:val="21"/>
-          <w:szCs w:val="21"/>
-        </w:rPr>
-        <w:t xml:space="preserve"> Empresarial ✅ (é gestor do programa).</w:t>
+        <w:t xml:space="preserve">Não vê:</w:t>
+      </w:r>
+      <w:r>
+        <w:rPr>
+          <w:color w:val="23293D"/>
+          <w:sz w:val="21"/>
+          <w:szCs w:val="21"/>
+        </w:rPr>
+        <w:t xml:space="preserve"> Financeiro ⚠️ — </w:t>
+      </w:r>
+      <w:r>
+        <w:rPr>
+          <w:rFonts w:ascii="Consolas" w:cs="Consolas" w:eastAsia="Consolas" w:hAnsi="Consolas"/>
+          <w:color w:val="1F3253"/>
+          <w:sz w:val="19"/>
+          <w:szCs w:val="19"/>
+          <w:shd w:fill="EFEDE6" w:color="auto" w:val="clear"/>
+        </w:rPr>
+        <w:t xml:space="preserve">canViewFinance</w:t>
+      </w:r>
+      <w:r>
+        <w:rPr>
+          <w:color w:val="23293D"/>
+          <w:sz w:val="21"/>
+          <w:szCs w:val="21"/>
+        </w:rPr>
+        <w:t xml:space="preserve"> </w:t>
+      </w:r>
+      <w:r>
+        <w:rPr>
+          <w:b/>
+          <w:bCs/>
+          <w:color w:val="23293D"/>
+          <w:sz w:val="21"/>
+          <w:szCs w:val="21"/>
+        </w:rPr>
+        <w:t xml:space="preserve">não</w:t>
+      </w:r>
+      <w:r>
+        <w:rPr>
+          <w:color w:val="23293D"/>
+          <w:sz w:val="21"/>
+          <w:szCs w:val="21"/>
+        </w:rPr>
+        <w:t xml:space="preserve"> inclui </w:t>
+      </w:r>
+      <w:r>
+        <w:rPr>
+          <w:rFonts w:ascii="Consolas" w:cs="Consolas" w:eastAsia="Consolas" w:hAnsi="Consolas"/>
+          <w:color w:val="1F3253"/>
+          <w:sz w:val="19"/>
+          <w:szCs w:val="19"/>
+          <w:shd w:fill="EFEDE6" w:color="auto" w:val="clear"/>
+        </w:rPr>
+        <w:t xml:space="preserve">franchisor_staff</w:t>
+      </w:r>
+      <w:r>
+        <w:rPr>
+          <w:color w:val="23293D"/>
+          <w:sz w:val="21"/>
+          <w:szCs w:val="21"/>
+        </w:rPr>
+        <w:t xml:space="preserve">. </w:t>
+      </w:r>
+      <w:r>
+        <w:rPr>
+          <w:b/>
+          <w:bCs/>
+          <w:color w:val="23293D"/>
+          <w:sz w:val="21"/>
+          <w:szCs w:val="21"/>
+        </w:rPr>
+        <w:t xml:space="preserve">Ponto que merece validação</w:t>
+      </w:r>
+      <w:r>
+        <w:rPr>
+          <w:color w:val="23293D"/>
+          <w:sz w:val="21"/>
+          <w:szCs w:val="21"/>
+        </w:rPr>
+        <w:t xml:space="preserve"> (ver lacunas).</w:t>
       </w:r>
     </w:p>
     <w:p>
@@ -11261,7 +12020,7 @@
         <w:rPr>
           <w:color w:val="B98B2E"/>
         </w:rPr>
-        <w:t xml:space="preserve">TSB e ASB </w:t>
+        <w:t xml:space="preserve">Consultor RisLife </w:t>
       </w:r>
       <w:r>
         <w:rPr>
@@ -11269,7 +12028,7 @@
           <w:iCs/>
           <w:color w:val="B98B2E"/>
         </w:rPr>
-        <w:t xml:space="preserve">(unidade)</w:t>
+        <w:t xml:space="preserve">(franqueadora)</w:t>
       </w:r>
     </w:p>
     <w:p>
@@ -11289,15 +12048,15 @@
           <w:sz w:val="21"/>
           <w:szCs w:val="21"/>
         </w:rPr>
-        <w:t xml:space="preserve">Pode:</w:t>
-      </w:r>
-      <w:r>
-        <w:rPr>
-          <w:color w:val="23293D"/>
-          <w:sz w:val="21"/>
-          <w:szCs w:val="21"/>
-        </w:rPr>
-        <w:t xml:space="preserve"> consumo avulso de estoque ✅ (são papéis clínicos).</w:t>
+        <w:t xml:space="preserve">Objetivo:</w:t>
+      </w:r>
+      <w:r>
+        <w:rPr>
+          <w:color w:val="23293D"/>
+          <w:sz w:val="21"/>
+          <w:szCs w:val="21"/>
+        </w:rPr>
+        <w:t xml:space="preserve"> gerir o programa Empresarial (B2B).</w:t>
       </w:r>
     </w:p>
     <w:p>
@@ -11306,6 +12065,81 @@
         <w:numPr>
           <w:ilvl w:val="0"/>
           <w:numId w:val="18"/>
+        </w:numPr>
+        <w:spacing w:after="80" w:line="270"/>
+      </w:pPr>
+      <w:r>
+        <w:rPr>
+          <w:b/>
+          <w:bCs/>
+          <w:color w:val="23293D"/>
+          <w:sz w:val="21"/>
+          <w:szCs w:val="21"/>
+        </w:rPr>
+        <w:t xml:space="preserve">Vê:</w:t>
+      </w:r>
+      <w:r>
+        <w:rPr>
+          <w:color w:val="23293D"/>
+          <w:sz w:val="21"/>
+          <w:szCs w:val="21"/>
+        </w:rPr>
+        <w:t xml:space="preserve"> Empresarial ✅ (é gestor do programa).</w:t>
+      </w:r>
+    </w:p>
+    <w:p>
+      <w:pPr>
+        <w:pStyle w:val="Heading3"/>
+      </w:pPr>
+      <w:r>
+        <w:rPr>
+          <w:color w:val="B98B2E"/>
+        </w:rPr>
+        <w:t xml:space="preserve">TSB e ASB </w:t>
+      </w:r>
+      <w:r>
+        <w:rPr>
+          <w:i/>
+          <w:iCs/>
+          <w:color w:val="B98B2E"/>
+        </w:rPr>
+        <w:t xml:space="preserve">(unidade)</w:t>
+      </w:r>
+    </w:p>
+    <w:p>
+      <w:pPr>
+        <w:pStyle w:val="ListParagraph"/>
+        <w:numPr>
+          <w:ilvl w:val="0"/>
+          <w:numId w:val="19"/>
+        </w:numPr>
+        <w:spacing w:after="80" w:line="270"/>
+      </w:pPr>
+      <w:r>
+        <w:rPr>
+          <w:b/>
+          <w:bCs/>
+          <w:color w:val="23293D"/>
+          <w:sz w:val="21"/>
+          <w:szCs w:val="21"/>
+        </w:rPr>
+        <w:t xml:space="preserve">Pode:</w:t>
+      </w:r>
+      <w:r>
+        <w:rPr>
+          <w:color w:val="23293D"/>
+          <w:sz w:val="21"/>
+          <w:szCs w:val="21"/>
+        </w:rPr>
+        <w:t xml:space="preserve"> consumo avulso de estoque ✅ (são papéis clínicos).</w:t>
+      </w:r>
+    </w:p>
+    <w:p>
+      <w:pPr>
+        <w:pStyle w:val="ListParagraph"/>
+        <w:numPr>
+          <w:ilvl w:val="0"/>
+          <w:numId w:val="19"/>
         </w:numPr>
         <w:spacing w:after="80" w:line="270"/>
       </w:pPr>
@@ -16703,7 +17537,7 @@
               <w:pStyle w:val="ListParagraph"/>
               <w:numPr>
                 <w:ilvl w:val="0"/>
-                <w:numId w:val="19"/>
+                <w:numId w:val="20"/>
               </w:numPr>
               <w:spacing w:after="80" w:line="270"/>
             </w:pPr>
@@ -16731,7 +17565,7 @@
               <w:pStyle w:val="ListParagraph"/>
               <w:numPr>
                 <w:ilvl w:val="0"/>
-                <w:numId w:val="19"/>
+                <w:numId w:val="20"/>
               </w:numPr>
               <w:spacing w:after="80" w:line="270"/>
             </w:pPr>
@@ -16759,7 +17593,7 @@
               <w:pStyle w:val="ListParagraph"/>
               <w:numPr>
                 <w:ilvl w:val="0"/>
-                <w:numId w:val="19"/>
+                <w:numId w:val="20"/>
               </w:numPr>
               <w:spacing w:after="80" w:line="270"/>
             </w:pPr>
@@ -16805,7 +17639,7 @@
               <w:pStyle w:val="ListParagraph"/>
               <w:numPr>
                 <w:ilvl w:val="0"/>
-                <w:numId w:val="19"/>
+                <w:numId w:val="20"/>
               </w:numPr>
               <w:spacing w:after="80" w:line="270"/>
             </w:pPr>
@@ -16833,7 +17667,7 @@
               <w:pStyle w:val="ListParagraph"/>
               <w:numPr>
                 <w:ilvl w:val="0"/>
-                <w:numId w:val="19"/>
+                <w:numId w:val="20"/>
               </w:numPr>
               <w:spacing w:after="80" w:line="270"/>
             </w:pPr>
@@ -17062,7 +17896,7 @@
         <w:pStyle w:val="ListParagraph"/>
         <w:numPr>
           <w:ilvl w:val="0"/>
-          <w:numId w:val="20"/>
+          <w:numId w:val="21"/>
         </w:numPr>
         <w:spacing w:after="80" w:line="270"/>
       </w:pPr>
@@ -17116,7 +17950,7 @@
         <w:pStyle w:val="ListParagraph"/>
         <w:numPr>
           <w:ilvl w:val="0"/>
-          <w:numId w:val="20"/>
+          <w:numId w:val="21"/>
         </w:numPr>
         <w:spacing w:after="80" w:line="270"/>
       </w:pPr>
@@ -17162,7 +17996,7 @@
         <w:pStyle w:val="ListParagraph"/>
         <w:numPr>
           <w:ilvl w:val="0"/>
-          <w:numId w:val="20"/>
+          <w:numId w:val="21"/>
         </w:numPr>
         <w:spacing w:after="80" w:line="270"/>
       </w:pPr>
@@ -17180,7 +18014,7 @@
         <w:pStyle w:val="ListParagraph"/>
         <w:numPr>
           <w:ilvl w:val="0"/>
-          <w:numId w:val="20"/>
+          <w:numId w:val="21"/>
         </w:numPr>
         <w:spacing w:after="80" w:line="270"/>
       </w:pPr>
@@ -17216,7 +18050,7 @@
         <w:pStyle w:val="ListParagraph"/>
         <w:numPr>
           <w:ilvl w:val="0"/>
-          <w:numId w:val="20"/>
+          <w:numId w:val="21"/>
         </w:numPr>
         <w:spacing w:after="80" w:line="270"/>
       </w:pPr>
@@ -17360,7 +18194,7 @@
         <w:pStyle w:val="ListParagraph"/>
         <w:numPr>
           <w:ilvl w:val="0"/>
-          <w:numId w:val="21"/>
+          <w:numId w:val="22"/>
         </w:numPr>
         <w:spacing w:after="80" w:line="270"/>
       </w:pPr>
@@ -17414,7 +18248,7 @@
         <w:pStyle w:val="ListParagraph"/>
         <w:numPr>
           <w:ilvl w:val="0"/>
-          <w:numId w:val="21"/>
+          <w:numId w:val="22"/>
         </w:numPr>
         <w:spacing w:after="80" w:line="270"/>
       </w:pPr>
@@ -17432,7 +18266,7 @@
         <w:pStyle w:val="ListParagraph"/>
         <w:numPr>
           <w:ilvl w:val="0"/>
-          <w:numId w:val="21"/>
+          <w:numId w:val="22"/>
         </w:numPr>
         <w:spacing w:after="80" w:line="270"/>
       </w:pPr>
@@ -17460,7 +18294,7 @@
         <w:pStyle w:val="ListParagraph"/>
         <w:numPr>
           <w:ilvl w:val="0"/>
-          <w:numId w:val="21"/>
+          <w:numId w:val="22"/>
         </w:numPr>
         <w:spacing w:after="80" w:line="270"/>
       </w:pPr>
@@ -17568,7 +18402,7 @@
         <w:pStyle w:val="ListParagraph"/>
         <w:numPr>
           <w:ilvl w:val="0"/>
-          <w:numId w:val="22"/>
+          <w:numId w:val="23"/>
         </w:numPr>
         <w:spacing w:after="80" w:line="270"/>
       </w:pPr>
@@ -17597,314 +18431,6 @@
           <w:szCs w:val="21"/>
         </w:rPr>
         <w:t xml:space="preserve">.</w:t>
-      </w:r>
-    </w:p>
-    <w:p>
-      <w:pPr>
-        <w:pStyle w:val="ListParagraph"/>
-        <w:numPr>
-          <w:ilvl w:val="0"/>
-          <w:numId w:val="22"/>
-        </w:numPr>
-        <w:spacing w:after="80" w:line="270"/>
-      </w:pPr>
-      <w:r>
-        <w:rPr>
-          <w:color w:val="23293D"/>
-          <w:sz w:val="21"/>
-          <w:szCs w:val="21"/>
-        </w:rPr>
-        <w:t xml:space="preserve">Botão </w:t>
-      </w:r>
-      <w:r>
-        <w:rPr>
-          <w:b/>
-          <w:bCs/>
-          <w:color w:val="23293D"/>
-          <w:sz w:val="21"/>
-          <w:szCs w:val="21"/>
-        </w:rPr>
-        <w:t xml:space="preserve">Registrar chegada</w:t>
-      </w:r>
-      <w:r>
-        <w:rPr>
-          <w:color w:val="23293D"/>
-          <w:sz w:val="21"/>
-          <w:szCs w:val="21"/>
-        </w:rPr>
-        <w:t xml:space="preserve"> → confira profissional, horário e sala com o paciente na frente → </w:t>
-      </w:r>
-      <w:r>
-        <w:rPr>
-          <w:b/>
-          <w:bCs/>
-          <w:color w:val="23293D"/>
-          <w:sz w:val="21"/>
-          <w:szCs w:val="21"/>
-        </w:rPr>
-        <w:t xml:space="preserve">Confirmar chegada</w:t>
-      </w:r>
-      <w:r>
-        <w:rPr>
-          <w:color w:val="23293D"/>
-          <w:sz w:val="21"/>
-          <w:szCs w:val="21"/>
-        </w:rPr>
-        <w:t xml:space="preserve">.</w:t>
-      </w:r>
-    </w:p>
-    <w:p>
-      <w:pPr>
-        <w:pStyle w:val="ListParagraph"/>
-        <w:numPr>
-          <w:ilvl w:val="0"/>
-          <w:numId w:val="22"/>
-        </w:numPr>
-        <w:spacing w:after="80" w:line="270"/>
-      </w:pPr>
-      <w:r>
-        <w:rPr>
-          <w:b/>
-          <w:bCs/>
-          <w:color w:val="23293D"/>
-          <w:sz w:val="21"/>
-          <w:szCs w:val="21"/>
-        </w:rPr>
-        <w:t xml:space="preserve">Quem chama é o profissional</w:t>
-      </w:r>
-      <w:r>
-        <w:rPr>
-          <w:color w:val="23293D"/>
-          <w:sz w:val="21"/>
-          <w:szCs w:val="21"/>
-        </w:rPr>
-        <w:t xml:space="preserve">, não a recepção.</w:t>
-      </w:r>
-    </w:p>
-    <w:p>
-      <w:pPr>
-        <w:spacing w:after="140" w:line="280"/>
-      </w:pPr>
-      <w:r>
-        <w:rPr>
-          <w:b/>
-          <w:bCs/>
-          <w:color w:val="23293D"/>
-          <w:sz w:val="21"/>
-          <w:szCs w:val="21"/>
-        </w:rPr>
-        <w:t xml:space="preserve">Tarefa 4 — Atender o pedido do Comercial</w:t>
-      </w:r>
-    </w:p>
-    <w:p>
-      <w:pPr>
-        <w:spacing w:after="140" w:line="280"/>
-      </w:pPr>
-      <w:r>
-        <w:rPr>
-          <w:color w:val="23293D"/>
-          <w:sz w:val="21"/>
-          <w:szCs w:val="21"/>
-        </w:rPr>
-        <w:t xml:space="preserve">Quando o Consultor não consegue realizar a apresentação (o cliente não compareceu, pediu para remarcar), ele envia um pedido que chega no </w:t>
-      </w:r>
-      <w:r>
-        <w:rPr>
-          <w:b/>
-          <w:bCs/>
-          <w:color w:val="23293D"/>
-          <w:sz w:val="21"/>
-          <w:szCs w:val="21"/>
-        </w:rPr>
-        <w:t xml:space="preserve">seu sino de avisos</w:t>
-      </w:r>
-      <w:r>
-        <w:rPr>
-          <w:color w:val="23293D"/>
-          <w:sz w:val="21"/>
-          <w:szCs w:val="21"/>
-        </w:rPr>
-        <w:t xml:space="preserve">: </w:t>
-      </w:r>
-      <w:r>
-        <w:rPr>
-          <w:i/>
-          <w:iCs/>
-          <w:color w:val="23293D"/>
-          <w:sz w:val="21"/>
-          <w:szCs w:val="21"/>
-        </w:rPr>
-        <w:t xml:space="preserve">"Agendar apresentação: «nome do cliente»"</w:t>
-      </w:r>
-      <w:r>
-        <w:rPr>
-          <w:color w:val="23293D"/>
-          <w:sz w:val="21"/>
-          <w:szCs w:val="21"/>
-        </w:rPr>
-        <w:t xml:space="preserve">, com o motivo. Clique no aviso, abra a ficha e agende — o Comercial vê a nova data no cartão dele automaticamente, e não precisa ser avisado de volta.</w:t>
-      </w:r>
-    </w:p>
-    <w:p>
-      <w:pPr>
-        <w:spacing w:after="140" w:line="280"/>
-      </w:pPr>
-      <w:r>
-        <w:rPr>
-          <w:b/>
-          <w:bCs/>
-          <w:color w:val="23293D"/>
-          <w:sz w:val="21"/>
-          <w:szCs w:val="21"/>
-        </w:rPr>
-        <w:t xml:space="preserve">Erros frequentes:</w:t>
-      </w:r>
-      <w:r>
-        <w:rPr>
-          <w:color w:val="23293D"/>
-          <w:sz w:val="21"/>
-          <w:szCs w:val="21"/>
-        </w:rPr>
-        <w:t xml:space="preserve"> tentar cadastrar sem CPF; agendar fora do horário da unidade; fechar o aviso modal de "agendar apresentação" clicando em </w:t>
-      </w:r>
-      <w:r>
-        <w:rPr>
-          <w:i/>
-          <w:iCs/>
-          <w:color w:val="23293D"/>
-          <w:sz w:val="21"/>
-          <w:szCs w:val="21"/>
-        </w:rPr>
-        <w:t xml:space="preserve">"Já agendei"</w:t>
-      </w:r>
-      <w:r>
-        <w:rPr>
-          <w:color w:val="23293D"/>
-          <w:sz w:val="21"/>
-          <w:szCs w:val="21"/>
-        </w:rPr>
-        <w:t xml:space="preserve"> sem ter agendado — isso afirma um fato que não aconteceu.</w:t>
-      </w:r>
-    </w:p>
-    <w:p>
-      <w:pPr>
-        <w:spacing w:after="140" w:line="280"/>
-      </w:pPr>
-      <w:r>
-        <w:rPr>
-          <w:b/>
-          <w:bCs/>
-          <w:color w:val="23293D"/>
-          <w:sz w:val="21"/>
-          <w:szCs w:val="21"/>
-        </w:rPr>
-        <w:t xml:space="preserve">Como confirmar que deu certo:</w:t>
-      </w:r>
-      <w:r>
-        <w:rPr>
-          <w:color w:val="23293D"/>
-          <w:sz w:val="21"/>
-          <w:szCs w:val="21"/>
-        </w:rPr>
-        <w:t xml:space="preserve"> o paciente aparece na lista de Prontuários com a fase correta, e o horário aparece na Agenda.</w:t>
-      </w:r>
-    </w:p>
-    <w:p>
-      <w:pPr>
-        <w:spacing w:after="140" w:line="280"/>
-      </w:pPr>
-      <w:r>
-        <w:rPr>
-          <w:b/>
-          <w:bCs/>
-          <w:color w:val="23293D"/>
-          <w:sz w:val="21"/>
-          <w:szCs w:val="21"/>
-        </w:rPr>
-        <w:t xml:space="preserve">Exercício sugerido (no ambiente de treino):</w:t>
-      </w:r>
-      <w:r>
-        <w:rPr>
-          <w:color w:val="23293D"/>
-          <w:sz w:val="21"/>
-          <w:szCs w:val="21"/>
-        </w:rPr>
-        <w:t xml:space="preserve"> cadastre um paciente fictício, agende uma avaliação para hoje e registre a chegada.</w:t>
-      </w:r>
-    </w:p>
-    <w:p>
-      <w:pPr>
-        <w:spacing w:after="140" w:line="280"/>
-      </w:pPr>
-      <w:r>
-        <w:rPr>
-          <w:b/>
-          <w:bCs/>
-          <w:color w:val="23293D"/>
-          <w:sz w:val="21"/>
-          <w:szCs w:val="21"/>
-        </w:rPr>
-        <w:t xml:space="preserve">Checklist final:</w:t>
-      </w:r>
-      <w:r>
-        <w:rPr>
-          <w:color w:val="23293D"/>
-          <w:sz w:val="21"/>
-          <w:szCs w:val="21"/>
-        </w:rPr>
-        <w:t xml:space="preserve"> ☐ cadastrei ☐ agendei ☐ registrei chegada ☐ sei onde ver a fase do paciente ☐ sei que não sou eu quem chama</w:t>
-      </w:r>
-    </w:p>
-    <w:p>
-      <w:pPr>
-        <w:pStyle w:val="Heading2"/>
-      </w:pPr>
-      <w:r>
-        <w:rPr>
-          <w:color w:val="1F3253"/>
-        </w:rPr>
-        <w:t xml:space="preserve">6.2. Coordenador Clínico</w:t>
-      </w:r>
-    </w:p>
-    <w:p>
-      <w:pPr>
-        <w:spacing w:after="140" w:line="280"/>
-      </w:pPr>
-      <w:r>
-        <w:rPr>
-          <w:b/>
-          <w:bCs/>
-          <w:color w:val="23293D"/>
-          <w:sz w:val="21"/>
-          <w:szCs w:val="21"/>
-        </w:rPr>
-        <w:t xml:space="preserve">Objetivo:</w:t>
-      </w:r>
-      <w:r>
-        <w:rPr>
-          <w:color w:val="23293D"/>
-          <w:sz w:val="21"/>
-          <w:szCs w:val="21"/>
-        </w:rPr>
-        <w:t xml:space="preserve"> avaliar e preparar o caso. </w:t>
-      </w:r>
-      <w:r>
-        <w:rPr>
-          <w:b/>
-          <w:bCs/>
-          <w:color w:val="23293D"/>
-          <w:sz w:val="21"/>
-          <w:szCs w:val="21"/>
-        </w:rPr>
-        <w:t xml:space="preserve">Duração:</w:t>
-      </w:r>
-      <w:r>
-        <w:rPr>
-          <w:color w:val="23293D"/>
-          <w:sz w:val="21"/>
-          <w:szCs w:val="21"/>
-        </w:rPr>
-        <w:t xml:space="preserve"> 60 minutos.</w:t>
       </w:r>
     </w:p>
     <w:p>
@@ -17922,43 +18448,43 @@
           <w:sz w:val="21"/>
           <w:szCs w:val="21"/>
         </w:rPr>
-        <w:t xml:space="preserve">Menu </w:t>
-      </w:r>
-      <w:r>
-        <w:rPr>
-          <w:b/>
-          <w:bCs/>
-          <w:color w:val="23293D"/>
-          <w:sz w:val="21"/>
-          <w:szCs w:val="21"/>
-        </w:rPr>
-        <w:t xml:space="preserve">Atendimento</w:t>
-      </w:r>
-      <w:r>
-        <w:rPr>
-          <w:color w:val="23293D"/>
-          <w:sz w:val="21"/>
-          <w:szCs w:val="21"/>
-        </w:rPr>
-        <w:t xml:space="preserve"> → </w:t>
-      </w:r>
-      <w:r>
-        <w:rPr>
-          <w:b/>
-          <w:bCs/>
-          <w:color w:val="23293D"/>
-          <w:sz w:val="21"/>
-          <w:szCs w:val="21"/>
-        </w:rPr>
-        <w:t xml:space="preserve">Chamar</w:t>
-      </w:r>
-      <w:r>
-        <w:rPr>
-          <w:color w:val="23293D"/>
-          <w:sz w:val="21"/>
-          <w:szCs w:val="21"/>
-        </w:rPr>
-        <w:t xml:space="preserve"> o paciente (é você quem chama numa avaliação).</w:t>
+        <w:t xml:space="preserve">Botão </w:t>
+      </w:r>
+      <w:r>
+        <w:rPr>
+          <w:b/>
+          <w:bCs/>
+          <w:color w:val="23293D"/>
+          <w:sz w:val="21"/>
+          <w:szCs w:val="21"/>
+        </w:rPr>
+        <w:t xml:space="preserve">Registrar chegada</w:t>
+      </w:r>
+      <w:r>
+        <w:rPr>
+          <w:color w:val="23293D"/>
+          <w:sz w:val="21"/>
+          <w:szCs w:val="21"/>
+        </w:rPr>
+        <w:t xml:space="preserve"> → confira profissional, horário e sala com o paciente na frente → </w:t>
+      </w:r>
+      <w:r>
+        <w:rPr>
+          <w:b/>
+          <w:bCs/>
+          <w:color w:val="23293D"/>
+          <w:sz w:val="21"/>
+          <w:szCs w:val="21"/>
+        </w:rPr>
+        <w:t xml:space="preserve">Confirmar chegada</w:t>
+      </w:r>
+      <w:r>
+        <w:rPr>
+          <w:color w:val="23293D"/>
+          <w:sz w:val="21"/>
+          <w:szCs w:val="21"/>
+        </w:rPr>
+        <w:t xml:space="preserve">.</w:t>
       </w:r>
     </w:p>
     <w:p>
@@ -17972,6 +18498,314 @@
       </w:pPr>
       <w:r>
         <w:rPr>
+          <w:b/>
+          <w:bCs/>
+          <w:color w:val="23293D"/>
+          <w:sz w:val="21"/>
+          <w:szCs w:val="21"/>
+        </w:rPr>
+        <w:t xml:space="preserve">Quem chama é o profissional</w:t>
+      </w:r>
+      <w:r>
+        <w:rPr>
+          <w:color w:val="23293D"/>
+          <w:sz w:val="21"/>
+          <w:szCs w:val="21"/>
+        </w:rPr>
+        <w:t xml:space="preserve">, não a recepção.</w:t>
+      </w:r>
+    </w:p>
+    <w:p>
+      <w:pPr>
+        <w:spacing w:after="140" w:line="280"/>
+      </w:pPr>
+      <w:r>
+        <w:rPr>
+          <w:b/>
+          <w:bCs/>
+          <w:color w:val="23293D"/>
+          <w:sz w:val="21"/>
+          <w:szCs w:val="21"/>
+        </w:rPr>
+        <w:t xml:space="preserve">Tarefa 4 — Atender o pedido do Comercial</w:t>
+      </w:r>
+    </w:p>
+    <w:p>
+      <w:pPr>
+        <w:spacing w:after="140" w:line="280"/>
+      </w:pPr>
+      <w:r>
+        <w:rPr>
+          <w:color w:val="23293D"/>
+          <w:sz w:val="21"/>
+          <w:szCs w:val="21"/>
+        </w:rPr>
+        <w:t xml:space="preserve">Quando o Consultor não consegue realizar a apresentação (o cliente não compareceu, pediu para remarcar), ele envia um pedido que chega no </w:t>
+      </w:r>
+      <w:r>
+        <w:rPr>
+          <w:b/>
+          <w:bCs/>
+          <w:color w:val="23293D"/>
+          <w:sz w:val="21"/>
+          <w:szCs w:val="21"/>
+        </w:rPr>
+        <w:t xml:space="preserve">seu sino de avisos</w:t>
+      </w:r>
+      <w:r>
+        <w:rPr>
+          <w:color w:val="23293D"/>
+          <w:sz w:val="21"/>
+          <w:szCs w:val="21"/>
+        </w:rPr>
+        <w:t xml:space="preserve">: </w:t>
+      </w:r>
+      <w:r>
+        <w:rPr>
+          <w:i/>
+          <w:iCs/>
+          <w:color w:val="23293D"/>
+          <w:sz w:val="21"/>
+          <w:szCs w:val="21"/>
+        </w:rPr>
+        <w:t xml:space="preserve">"Agendar apresentação: «nome do cliente»"</w:t>
+      </w:r>
+      <w:r>
+        <w:rPr>
+          <w:color w:val="23293D"/>
+          <w:sz w:val="21"/>
+          <w:szCs w:val="21"/>
+        </w:rPr>
+        <w:t xml:space="preserve">, com o motivo. Clique no aviso, abra a ficha e agende — o Comercial vê a nova data no cartão dele automaticamente, e não precisa ser avisado de volta.</w:t>
+      </w:r>
+    </w:p>
+    <w:p>
+      <w:pPr>
+        <w:spacing w:after="140" w:line="280"/>
+      </w:pPr>
+      <w:r>
+        <w:rPr>
+          <w:b/>
+          <w:bCs/>
+          <w:color w:val="23293D"/>
+          <w:sz w:val="21"/>
+          <w:szCs w:val="21"/>
+        </w:rPr>
+        <w:t xml:space="preserve">Erros frequentes:</w:t>
+      </w:r>
+      <w:r>
+        <w:rPr>
+          <w:color w:val="23293D"/>
+          <w:sz w:val="21"/>
+          <w:szCs w:val="21"/>
+        </w:rPr>
+        <w:t xml:space="preserve"> tentar cadastrar sem CPF; agendar fora do horário da unidade; fechar o aviso modal de "agendar apresentação" clicando em </w:t>
+      </w:r>
+      <w:r>
+        <w:rPr>
+          <w:i/>
+          <w:iCs/>
+          <w:color w:val="23293D"/>
+          <w:sz w:val="21"/>
+          <w:szCs w:val="21"/>
+        </w:rPr>
+        <w:t xml:space="preserve">"Já agendei"</w:t>
+      </w:r>
+      <w:r>
+        <w:rPr>
+          <w:color w:val="23293D"/>
+          <w:sz w:val="21"/>
+          <w:szCs w:val="21"/>
+        </w:rPr>
+        <w:t xml:space="preserve"> sem ter agendado — isso afirma um fato que não aconteceu.</w:t>
+      </w:r>
+    </w:p>
+    <w:p>
+      <w:pPr>
+        <w:spacing w:after="140" w:line="280"/>
+      </w:pPr>
+      <w:r>
+        <w:rPr>
+          <w:b/>
+          <w:bCs/>
+          <w:color w:val="23293D"/>
+          <w:sz w:val="21"/>
+          <w:szCs w:val="21"/>
+        </w:rPr>
+        <w:t xml:space="preserve">Como confirmar que deu certo:</w:t>
+      </w:r>
+      <w:r>
+        <w:rPr>
+          <w:color w:val="23293D"/>
+          <w:sz w:val="21"/>
+          <w:szCs w:val="21"/>
+        </w:rPr>
+        <w:t xml:space="preserve"> o paciente aparece na lista de Prontuários com a fase correta, e o horário aparece na Agenda.</w:t>
+      </w:r>
+    </w:p>
+    <w:p>
+      <w:pPr>
+        <w:spacing w:after="140" w:line="280"/>
+      </w:pPr>
+      <w:r>
+        <w:rPr>
+          <w:b/>
+          <w:bCs/>
+          <w:color w:val="23293D"/>
+          <w:sz w:val="21"/>
+          <w:szCs w:val="21"/>
+        </w:rPr>
+        <w:t xml:space="preserve">Exercício sugerido (no ambiente de treino):</w:t>
+      </w:r>
+      <w:r>
+        <w:rPr>
+          <w:color w:val="23293D"/>
+          <w:sz w:val="21"/>
+          <w:szCs w:val="21"/>
+        </w:rPr>
+        <w:t xml:space="preserve"> cadastre um paciente fictício, agende uma avaliação para hoje e registre a chegada.</w:t>
+      </w:r>
+    </w:p>
+    <w:p>
+      <w:pPr>
+        <w:spacing w:after="140" w:line="280"/>
+      </w:pPr>
+      <w:r>
+        <w:rPr>
+          <w:b/>
+          <w:bCs/>
+          <w:color w:val="23293D"/>
+          <w:sz w:val="21"/>
+          <w:szCs w:val="21"/>
+        </w:rPr>
+        <w:t xml:space="preserve">Checklist final:</w:t>
+      </w:r>
+      <w:r>
+        <w:rPr>
+          <w:color w:val="23293D"/>
+          <w:sz w:val="21"/>
+          <w:szCs w:val="21"/>
+        </w:rPr>
+        <w:t xml:space="preserve"> ☐ cadastrei ☐ agendei ☐ registrei chegada ☐ sei onde ver a fase do paciente ☐ sei que não sou eu quem chama</w:t>
+      </w:r>
+    </w:p>
+    <w:p>
+      <w:pPr>
+        <w:pStyle w:val="Heading2"/>
+      </w:pPr>
+      <w:r>
+        <w:rPr>
+          <w:color w:val="1F3253"/>
+        </w:rPr>
+        <w:t xml:space="preserve">6.2. Coordenador Clínico</w:t>
+      </w:r>
+    </w:p>
+    <w:p>
+      <w:pPr>
+        <w:spacing w:after="140" w:line="280"/>
+      </w:pPr>
+      <w:r>
+        <w:rPr>
+          <w:b/>
+          <w:bCs/>
+          <w:color w:val="23293D"/>
+          <w:sz w:val="21"/>
+          <w:szCs w:val="21"/>
+        </w:rPr>
+        <w:t xml:space="preserve">Objetivo:</w:t>
+      </w:r>
+      <w:r>
+        <w:rPr>
+          <w:color w:val="23293D"/>
+          <w:sz w:val="21"/>
+          <w:szCs w:val="21"/>
+        </w:rPr>
+        <w:t xml:space="preserve"> avaliar e preparar o caso. </w:t>
+      </w:r>
+      <w:r>
+        <w:rPr>
+          <w:b/>
+          <w:bCs/>
+          <w:color w:val="23293D"/>
+          <w:sz w:val="21"/>
+          <w:szCs w:val="21"/>
+        </w:rPr>
+        <w:t xml:space="preserve">Duração:</w:t>
+      </w:r>
+      <w:r>
+        <w:rPr>
+          <w:color w:val="23293D"/>
+          <w:sz w:val="21"/>
+          <w:szCs w:val="21"/>
+        </w:rPr>
+        <w:t xml:space="preserve"> 60 minutos.</w:t>
+      </w:r>
+    </w:p>
+    <w:p>
+      <w:pPr>
+        <w:pStyle w:val="ListParagraph"/>
+        <w:numPr>
+          <w:ilvl w:val="0"/>
+          <w:numId w:val="24"/>
+        </w:numPr>
+        <w:spacing w:after="80" w:line="270"/>
+      </w:pPr>
+      <w:r>
+        <w:rPr>
+          <w:color w:val="23293D"/>
+          <w:sz w:val="21"/>
+          <w:szCs w:val="21"/>
+        </w:rPr>
+        <w:t xml:space="preserve">Menu </w:t>
+      </w:r>
+      <w:r>
+        <w:rPr>
+          <w:b/>
+          <w:bCs/>
+          <w:color w:val="23293D"/>
+          <w:sz w:val="21"/>
+          <w:szCs w:val="21"/>
+        </w:rPr>
+        <w:t xml:space="preserve">Atendimento</w:t>
+      </w:r>
+      <w:r>
+        <w:rPr>
+          <w:color w:val="23293D"/>
+          <w:sz w:val="21"/>
+          <w:szCs w:val="21"/>
+        </w:rPr>
+        <w:t xml:space="preserve"> → </w:t>
+      </w:r>
+      <w:r>
+        <w:rPr>
+          <w:b/>
+          <w:bCs/>
+          <w:color w:val="23293D"/>
+          <w:sz w:val="21"/>
+          <w:szCs w:val="21"/>
+        </w:rPr>
+        <w:t xml:space="preserve">Chamar</w:t>
+      </w:r>
+      <w:r>
+        <w:rPr>
+          <w:color w:val="23293D"/>
+          <w:sz w:val="21"/>
+          <w:szCs w:val="21"/>
+        </w:rPr>
+        <w:t xml:space="preserve"> o paciente (é você quem chama numa avaliação).</w:t>
+      </w:r>
+    </w:p>
+    <w:p>
+      <w:pPr>
+        <w:pStyle w:val="ListParagraph"/>
+        <w:numPr>
+          <w:ilvl w:val="0"/>
+          <w:numId w:val="24"/>
+        </w:numPr>
+        <w:spacing w:after="80" w:line="270"/>
+      </w:pPr>
+      <w:r>
+        <w:rPr>
           <w:color w:val="23293D"/>
           <w:sz w:val="21"/>
           <w:szCs w:val="21"/>
@@ -18002,7 +18836,7 @@
         <w:pStyle w:val="ListParagraph"/>
         <w:numPr>
           <w:ilvl w:val="0"/>
-          <w:numId w:val="23"/>
+          <w:numId w:val="24"/>
         </w:numPr>
         <w:spacing w:after="80" w:line="270"/>
       </w:pPr>
@@ -18048,7 +18882,7 @@
         <w:pStyle w:val="ListParagraph"/>
         <w:numPr>
           <w:ilvl w:val="0"/>
-          <w:numId w:val="23"/>
+          <w:numId w:val="24"/>
         </w:numPr>
         <w:spacing w:after="80" w:line="270"/>
       </w:pPr>
@@ -18094,7 +18928,7 @@
         <w:pStyle w:val="ListParagraph"/>
         <w:numPr>
           <w:ilvl w:val="0"/>
-          <w:numId w:val="23"/>
+          <w:numId w:val="24"/>
         </w:numPr>
         <w:spacing w:after="80" w:line="270"/>
       </w:pPr>
@@ -18112,7 +18946,7 @@
         <w:pStyle w:val="ListParagraph"/>
         <w:numPr>
           <w:ilvl w:val="0"/>
-          <w:numId w:val="23"/>
+          <w:numId w:val="24"/>
         </w:numPr>
         <w:spacing w:after="80" w:line="270"/>
       </w:pPr>
@@ -18375,7 +19209,7 @@
         <w:pStyle w:val="ListParagraph"/>
         <w:numPr>
           <w:ilvl w:val="0"/>
-          <w:numId w:val="24"/>
+          <w:numId w:val="25"/>
         </w:numPr>
         <w:spacing w:after="80" w:line="270"/>
       </w:pPr>
@@ -18422,448 +19256,6 @@
           <w:szCs w:val="21"/>
         </w:rPr>
         <w:t xml:space="preserve"> (apresentação comercial mais próxima primeiro).</w:t>
-      </w:r>
-    </w:p>
-    <w:p>
-      <w:pPr>
-        <w:pStyle w:val="ListParagraph"/>
-        <w:numPr>
-          <w:ilvl w:val="0"/>
-          <w:numId w:val="24"/>
-        </w:numPr>
-        <w:spacing w:after="80" w:line="270"/>
-      </w:pPr>
-      <w:r>
-        <w:rPr>
-          <w:color w:val="23293D"/>
-          <w:sz w:val="21"/>
-          <w:szCs w:val="21"/>
-        </w:rPr>
-        <w:t xml:space="preserve">Abra o caso → cockpit em duas colunas: evidências à esquerda, plano à direita.</w:t>
-      </w:r>
-    </w:p>
-    <w:p>
-      <w:pPr>
-        <w:pStyle w:val="ListParagraph"/>
-        <w:numPr>
-          <w:ilvl w:val="0"/>
-          <w:numId w:val="24"/>
-        </w:numPr>
-        <w:spacing w:after="80" w:line="270"/>
-      </w:pPr>
-      <w:r>
-        <w:rPr>
-          <w:b/>
-          <w:bCs/>
-          <w:color w:val="23293D"/>
-          <w:sz w:val="21"/>
-          <w:szCs w:val="21"/>
-        </w:rPr>
-        <w:t xml:space="preserve">Iniciar plano de tratamento</w:t>
-      </w:r>
-      <w:r>
-        <w:rPr>
-          <w:color w:val="23293D"/>
-          <w:sz w:val="21"/>
-          <w:szCs w:val="21"/>
-        </w:rPr>
-        <w:t xml:space="preserve"> → escreva o </w:t>
-      </w:r>
-      <w:r>
-        <w:rPr>
-          <w:b/>
-          <w:bCs/>
-          <w:color w:val="23293D"/>
-          <w:sz w:val="21"/>
-          <w:szCs w:val="21"/>
-        </w:rPr>
-        <w:t xml:space="preserve">Diagnóstico</w:t>
-      </w:r>
-      <w:r>
-        <w:rPr>
-          <w:color w:val="23293D"/>
-          <w:sz w:val="21"/>
-          <w:szCs w:val="21"/>
-        </w:rPr>
-        <w:t xml:space="preserve">.</w:t>
-      </w:r>
-    </w:p>
-    <w:p>
-      <w:pPr>
-        <w:pStyle w:val="ListParagraph"/>
-        <w:numPr>
-          <w:ilvl w:val="0"/>
-          <w:numId w:val="24"/>
-        </w:numPr>
-        <w:spacing w:after="80" w:line="270"/>
-      </w:pPr>
-      <w:r>
-        <w:rPr>
-          <w:b/>
-          <w:bCs/>
-          <w:color w:val="23293D"/>
-          <w:sz w:val="21"/>
-          <w:szCs w:val="21"/>
-        </w:rPr>
-        <w:t xml:space="preserve">Adicionar opção de tratamento</w:t>
-      </w:r>
-      <w:r>
-        <w:rPr>
-          <w:color w:val="23293D"/>
-          <w:sz w:val="21"/>
-          <w:szCs w:val="21"/>
-        </w:rPr>
-        <w:t xml:space="preserve"> (marque uma como principal).</w:t>
-      </w:r>
-    </w:p>
-    <w:p>
-      <w:pPr>
-        <w:pStyle w:val="ListParagraph"/>
-        <w:numPr>
-          <w:ilvl w:val="0"/>
-          <w:numId w:val="24"/>
-        </w:numPr>
-        <w:spacing w:after="80" w:line="270"/>
-      </w:pPr>
-      <w:r>
-        <w:rPr>
-          <w:color w:val="23293D"/>
-          <w:sz w:val="21"/>
-          <w:szCs w:val="21"/>
-        </w:rPr>
-        <w:t xml:space="preserve">Dentro da opção, </w:t>
-      </w:r>
-      <w:r>
-        <w:rPr>
-          <w:b/>
-          <w:bCs/>
-          <w:color w:val="23293D"/>
-          <w:sz w:val="21"/>
-          <w:szCs w:val="21"/>
-        </w:rPr>
-        <w:t xml:space="preserve">Procedimento</w:t>
-      </w:r>
-      <w:r>
-        <w:rPr>
-          <w:color w:val="23293D"/>
-          <w:sz w:val="21"/>
-          <w:szCs w:val="21"/>
-        </w:rPr>
-        <w:t xml:space="preserve"> → escolha do catálogo → </w:t>
-      </w:r>
-      <w:r>
-        <w:rPr>
-          <w:b/>
-          <w:bCs/>
-          <w:color w:val="23293D"/>
-          <w:sz w:val="21"/>
-          <w:szCs w:val="21"/>
-        </w:rPr>
-        <w:t xml:space="preserve">Item</w:t>
-      </w:r>
-      <w:r>
-        <w:rPr>
-          <w:color w:val="23293D"/>
-          <w:sz w:val="21"/>
-          <w:szCs w:val="21"/>
-        </w:rPr>
-        <w:t xml:space="preserve">.</w:t>
-      </w:r>
-    </w:p>
-    <w:p>
-      <w:pPr>
-        <w:pStyle w:val="ListParagraph"/>
-        <w:numPr>
-          <w:ilvl w:val="0"/>
-          <w:numId w:val="24"/>
-        </w:numPr>
-        <w:spacing w:after="80" w:line="270"/>
-      </w:pPr>
-      <w:r>
-        <w:rPr>
-          <w:color w:val="23293D"/>
-          <w:sz w:val="21"/>
-          <w:szCs w:val="21"/>
-        </w:rPr>
-        <w:t xml:space="preserve">Classifique o </w:t>
-      </w:r>
-      <w:r>
-        <w:rPr>
-          <w:b/>
-          <w:bCs/>
-          <w:color w:val="23293D"/>
-          <w:sz w:val="21"/>
-          <w:szCs w:val="21"/>
-        </w:rPr>
-        <w:t xml:space="preserve">pilar</w:t>
-      </w:r>
-      <w:r>
-        <w:rPr>
-          <w:color w:val="23293D"/>
-          <w:sz w:val="21"/>
-          <w:szCs w:val="21"/>
-        </w:rPr>
-        <w:t xml:space="preserve"> (1 dos 6) → </w:t>
-      </w:r>
-      <w:r>
-        <w:rPr>
-          <w:b/>
-          <w:bCs/>
-          <w:color w:val="23293D"/>
-          <w:sz w:val="21"/>
-          <w:szCs w:val="21"/>
-        </w:rPr>
-        <w:t xml:space="preserve">Salvar pilar</w:t>
-      </w:r>
-      <w:r>
-        <w:rPr>
-          <w:color w:val="23293D"/>
-          <w:sz w:val="21"/>
-          <w:szCs w:val="21"/>
-        </w:rPr>
-        <w:t xml:space="preserve">.</w:t>
-      </w:r>
-    </w:p>
-    <w:p>
-      <w:pPr>
-        <w:pStyle w:val="ListParagraph"/>
-        <w:numPr>
-          <w:ilvl w:val="0"/>
-          <w:numId w:val="24"/>
-        </w:numPr>
-        <w:spacing w:after="80" w:line="270"/>
-      </w:pPr>
-      <w:r>
-        <w:rPr>
-          <w:b/>
-          <w:bCs/>
-          <w:color w:val="23293D"/>
-          <w:sz w:val="21"/>
-          <w:szCs w:val="21"/>
-        </w:rPr>
-        <w:t xml:space="preserve">Enviar para aprovação do Coordenador</w:t>
-      </w:r>
-      <w:r>
-        <w:rPr>
-          <w:color w:val="23293D"/>
-          <w:sz w:val="21"/>
-          <w:szCs w:val="21"/>
-        </w:rPr>
-        <w:t xml:space="preserve">.</w:t>
-      </w:r>
-    </w:p>
-    <w:p>
-      <w:pPr>
-        <w:pStyle w:val="ListParagraph"/>
-        <w:numPr>
-          <w:ilvl w:val="0"/>
-          <w:numId w:val="24"/>
-        </w:numPr>
-        <w:spacing w:after="80" w:line="270"/>
-      </w:pPr>
-      <w:r>
-        <w:rPr>
-          <w:color w:val="23293D"/>
-          <w:sz w:val="21"/>
-          <w:szCs w:val="21"/>
-        </w:rPr>
-        <w:t xml:space="preserve">Aprovado, </w:t>
-      </w:r>
-      <w:r>
-        <w:rPr>
-          <w:b/>
-          <w:bCs/>
-          <w:color w:val="23293D"/>
-          <w:sz w:val="21"/>
-          <w:szCs w:val="21"/>
-        </w:rPr>
-        <w:t xml:space="preserve">Enviar ao Comercial</w:t>
-      </w:r>
-      <w:r>
-        <w:rPr>
-          <w:color w:val="23293D"/>
-          <w:sz w:val="21"/>
-          <w:szCs w:val="21"/>
-        </w:rPr>
-        <w:t xml:space="preserve">.</w:t>
-      </w:r>
-    </w:p>
-    <w:p>
-      <w:pPr>
-        <w:spacing w:after="140" w:line="280"/>
-      </w:pPr>
-      <w:r>
-        <w:rPr>
-          <w:b/>
-          <w:bCs/>
-          <w:color w:val="23293D"/>
-          <w:sz w:val="21"/>
-          <w:szCs w:val="21"/>
-        </w:rPr>
-        <w:t xml:space="preserve">Cuidados:</w:t>
-      </w:r>
-      <w:r>
-        <w:rPr>
-          <w:color w:val="23293D"/>
-          <w:sz w:val="21"/>
-          <w:szCs w:val="21"/>
-        </w:rPr>
-        <w:t xml:space="preserve"> o sistema exige procedimentos lançados em cada opção para enviar; plano de tratamento </w:t>
-      </w:r>
-      <w:r>
-        <w:rPr>
-          <w:b/>
-          <w:bCs/>
-          <w:color w:val="23293D"/>
-          <w:sz w:val="21"/>
-          <w:szCs w:val="21"/>
-        </w:rPr>
-        <w:t xml:space="preserve">não tem acréscimo</w:t>
-      </w:r>
-      <w:r>
-        <w:rPr>
-          <w:color w:val="23293D"/>
-          <w:sz w:val="21"/>
-          <w:szCs w:val="21"/>
-        </w:rPr>
-        <w:t xml:space="preserve"> (o preço vem do orçamento aprovado); depois de aprovado o plano fica em leitura — há </w:t>
-      </w:r>
-      <w:r>
-        <w:rPr>
-          <w:b/>
-          <w:bCs/>
-          <w:color w:val="23293D"/>
-          <w:sz w:val="21"/>
-          <w:szCs w:val="21"/>
-        </w:rPr>
-        <w:t xml:space="preserve">Reabrir para edição</w:t>
-      </w:r>
-      <w:r>
-        <w:rPr>
-          <w:color w:val="23293D"/>
-          <w:sz w:val="21"/>
-          <w:szCs w:val="21"/>
-        </w:rPr>
-        <w:t xml:space="preserve">, que exige nova aprovação.</w:t>
-      </w:r>
-    </w:p>
-    <w:p>
-      <w:pPr>
-        <w:pStyle w:val="Heading2"/>
-      </w:pPr>
-      <w:r>
-        <w:rPr>
-          <w:color w:val="1F3253"/>
-        </w:rPr>
-        <w:t xml:space="preserve">6.4. Dentista (executor)</w:t>
-      </w:r>
-    </w:p>
-    <w:p>
-      <w:pPr>
-        <w:spacing w:after="140" w:line="280"/>
-      </w:pPr>
-      <w:r>
-        <w:rPr>
-          <w:b/>
-          <w:bCs/>
-          <w:color w:val="23293D"/>
-          <w:sz w:val="21"/>
-          <w:szCs w:val="21"/>
-        </w:rPr>
-        <w:t xml:space="preserve">Objetivo:</w:t>
-      </w:r>
-      <w:r>
-        <w:rPr>
-          <w:color w:val="23293D"/>
-          <w:sz w:val="21"/>
-          <w:szCs w:val="21"/>
-        </w:rPr>
-        <w:t xml:space="preserve"> executar e registrar. </w:t>
-      </w:r>
-      <w:r>
-        <w:rPr>
-          <w:b/>
-          <w:bCs/>
-          <w:color w:val="23293D"/>
-          <w:sz w:val="21"/>
-          <w:szCs w:val="21"/>
-        </w:rPr>
-        <w:t xml:space="preserve">Duração:</w:t>
-      </w:r>
-      <w:r>
-        <w:rPr>
-          <w:color w:val="23293D"/>
-          <w:sz w:val="21"/>
-          <w:szCs w:val="21"/>
-        </w:rPr>
-        <w:t xml:space="preserve"> 40 minutos.</w:t>
-      </w:r>
-    </w:p>
-    <w:p>
-      <w:pPr>
-        <w:spacing w:after="140" w:line="280"/>
-      </w:pPr>
-      <w:r>
-        <w:rPr>
-          <w:color w:val="23293D"/>
-          <w:sz w:val="21"/>
-          <w:szCs w:val="21"/>
-        </w:rPr>
-        <w:t xml:space="preserve">Seu menu é diferente: </w:t>
-      </w:r>
-      <w:r>
-        <w:rPr>
-          <w:b/>
-          <w:bCs/>
-          <w:color w:val="23293D"/>
-          <w:sz w:val="21"/>
-          <w:szCs w:val="21"/>
-        </w:rPr>
-        <w:t xml:space="preserve">não tem Jornada</w:t>
-      </w:r>
-      <w:r>
-        <w:rPr>
-          <w:color w:val="23293D"/>
-          <w:sz w:val="21"/>
-          <w:szCs w:val="21"/>
-        </w:rPr>
-        <w:t xml:space="preserve">, e tem </w:t>
-      </w:r>
-      <w:r>
-        <w:rPr>
-          <w:b/>
-          <w:bCs/>
-          <w:color w:val="23293D"/>
-          <w:sz w:val="21"/>
-          <w:szCs w:val="21"/>
-        </w:rPr>
-        <w:t xml:space="preserve">Meu Dia</w:t>
-      </w:r>
-      <w:r>
-        <w:rPr>
-          <w:color w:val="23293D"/>
-          <w:sz w:val="21"/>
-          <w:szCs w:val="21"/>
-        </w:rPr>
-        <w:t xml:space="preserve"> e </w:t>
-      </w:r>
-      <w:r>
-        <w:rPr>
-          <w:b/>
-          <w:bCs/>
-          <w:color w:val="23293D"/>
-          <w:sz w:val="21"/>
-          <w:szCs w:val="21"/>
-        </w:rPr>
-        <w:t xml:space="preserve">Minha Agenda</w:t>
-      </w:r>
-      <w:r>
-        <w:rPr>
-          <w:color w:val="23293D"/>
-          <w:sz w:val="21"/>
-          <w:szCs w:val="21"/>
-        </w:rPr>
-        <w:t xml:space="preserve">.</w:t>
       </w:r>
     </w:p>
     <w:p>
@@ -18877,21 +19269,11 @@
       </w:pPr>
       <w:r>
         <w:rPr>
-          <w:b/>
-          <w:bCs/>
-          <w:color w:val="23293D"/>
-          <w:sz w:val="21"/>
-          <w:szCs w:val="21"/>
-        </w:rPr>
-        <w:t xml:space="preserve">Meu Dia</w:t>
-      </w:r>
-      <w:r>
-        <w:rPr>
-          <w:color w:val="23293D"/>
-          <w:sz w:val="21"/>
-          <w:szCs w:val="21"/>
-        </w:rPr>
-        <w:t xml:space="preserve"> → seus atendimentos.</w:t>
+          <w:color w:val="23293D"/>
+          <w:sz w:val="21"/>
+          <w:szCs w:val="21"/>
+        </w:rPr>
+        <w:t xml:space="preserve">Abra o caso → cockpit em duas colunas: evidências à esquerda, plano à direita.</w:t>
       </w:r>
     </w:p>
     <w:p>
@@ -18911,25 +19293,25 @@
           <w:sz w:val="21"/>
           <w:szCs w:val="21"/>
         </w:rPr>
-        <w:t xml:space="preserve">Atendimento</w:t>
-      </w:r>
-      <w:r>
-        <w:rPr>
-          <w:color w:val="23293D"/>
-          <w:sz w:val="21"/>
-          <w:szCs w:val="21"/>
-        </w:rPr>
-        <w:t xml:space="preserve"> → </w:t>
-      </w:r>
-      <w:r>
-        <w:rPr>
-          <w:b/>
-          <w:bCs/>
-          <w:color w:val="23293D"/>
-          <w:sz w:val="21"/>
-          <w:szCs w:val="21"/>
-        </w:rPr>
-        <w:t xml:space="preserve">Chamar</w:t>
+        <w:t xml:space="preserve">Iniciar plano de tratamento</w:t>
+      </w:r>
+      <w:r>
+        <w:rPr>
+          <w:color w:val="23293D"/>
+          <w:sz w:val="21"/>
+          <w:szCs w:val="21"/>
+        </w:rPr>
+        <w:t xml:space="preserve"> → escreva o </w:t>
+      </w:r>
+      <w:r>
+        <w:rPr>
+          <w:b/>
+          <w:bCs/>
+          <w:color w:val="23293D"/>
+          <w:sz w:val="21"/>
+          <w:szCs w:val="21"/>
+        </w:rPr>
+        <w:t xml:space="preserve">Diagnóstico</w:t>
       </w:r>
       <w:r>
         <w:rPr>
@@ -18951,47 +19333,21 @@
       </w:pPr>
       <w:r>
         <w:rPr>
-          <w:color w:val="23293D"/>
-          <w:sz w:val="21"/>
-          <w:szCs w:val="21"/>
-        </w:rPr>
-        <w:t xml:space="preserve">Ficha do paciente → aba </w:t>
-      </w:r>
-      <w:r>
-        <w:rPr>
-          <w:b/>
-          <w:bCs/>
-          <w:color w:val="23293D"/>
-          <w:sz w:val="21"/>
-          <w:szCs w:val="21"/>
-        </w:rPr>
-        <w:t xml:space="preserve">Desenvolvimento Clínico</w:t>
-      </w:r>
-      <w:r>
-        <w:rPr>
-          <w:color w:val="23293D"/>
-          <w:sz w:val="21"/>
-          <w:szCs w:val="21"/>
-        </w:rPr>
-        <w:t xml:space="preserve"> → descreva o que foi feito. </w:t>
-      </w:r>
-      <w:r>
-        <w:rPr>
-          <w:b/>
-          <w:bCs/>
-          <w:color w:val="23293D"/>
-          <w:sz w:val="21"/>
-          <w:szCs w:val="21"/>
-        </w:rPr>
-        <w:t xml:space="preserve">Espere aparecer "Salvo às…"</w:t>
-      </w:r>
-      <w:r>
-        <w:rPr>
-          <w:color w:val="23293D"/>
-          <w:sz w:val="21"/>
-          <w:szCs w:val="21"/>
-        </w:rPr>
-        <w:t xml:space="preserve">.</w:t>
+          <w:b/>
+          <w:bCs/>
+          <w:color w:val="23293D"/>
+          <w:sz w:val="21"/>
+          <w:szCs w:val="21"/>
+        </w:rPr>
+        <w:t xml:space="preserve">Adicionar opção de tratamento</w:t>
+      </w:r>
+      <w:r>
+        <w:rPr>
+          <w:color w:val="23293D"/>
+          <w:sz w:val="21"/>
+          <w:szCs w:val="21"/>
+        </w:rPr>
+        <w:t xml:space="preserve"> (marque uma como principal).</w:t>
       </w:r>
     </w:p>
     <w:p>
@@ -19000,6 +19356,484 @@
         <w:numPr>
           <w:ilvl w:val="0"/>
           <w:numId w:val="25"/>
+        </w:numPr>
+        <w:spacing w:after="80" w:line="270"/>
+      </w:pPr>
+      <w:r>
+        <w:rPr>
+          <w:color w:val="23293D"/>
+          <w:sz w:val="21"/>
+          <w:szCs w:val="21"/>
+        </w:rPr>
+        <w:t xml:space="preserve">Dentro da opção, </w:t>
+      </w:r>
+      <w:r>
+        <w:rPr>
+          <w:b/>
+          <w:bCs/>
+          <w:color w:val="23293D"/>
+          <w:sz w:val="21"/>
+          <w:szCs w:val="21"/>
+        </w:rPr>
+        <w:t xml:space="preserve">Procedimento</w:t>
+      </w:r>
+      <w:r>
+        <w:rPr>
+          <w:color w:val="23293D"/>
+          <w:sz w:val="21"/>
+          <w:szCs w:val="21"/>
+        </w:rPr>
+        <w:t xml:space="preserve"> → escolha do catálogo → </w:t>
+      </w:r>
+      <w:r>
+        <w:rPr>
+          <w:b/>
+          <w:bCs/>
+          <w:color w:val="23293D"/>
+          <w:sz w:val="21"/>
+          <w:szCs w:val="21"/>
+        </w:rPr>
+        <w:t xml:space="preserve">Item</w:t>
+      </w:r>
+      <w:r>
+        <w:rPr>
+          <w:color w:val="23293D"/>
+          <w:sz w:val="21"/>
+          <w:szCs w:val="21"/>
+        </w:rPr>
+        <w:t xml:space="preserve">.</w:t>
+      </w:r>
+    </w:p>
+    <w:p>
+      <w:pPr>
+        <w:pStyle w:val="ListParagraph"/>
+        <w:numPr>
+          <w:ilvl w:val="0"/>
+          <w:numId w:val="25"/>
+        </w:numPr>
+        <w:spacing w:after="80" w:line="270"/>
+      </w:pPr>
+      <w:r>
+        <w:rPr>
+          <w:color w:val="23293D"/>
+          <w:sz w:val="21"/>
+          <w:szCs w:val="21"/>
+        </w:rPr>
+        <w:t xml:space="preserve">Classifique o </w:t>
+      </w:r>
+      <w:r>
+        <w:rPr>
+          <w:b/>
+          <w:bCs/>
+          <w:color w:val="23293D"/>
+          <w:sz w:val="21"/>
+          <w:szCs w:val="21"/>
+        </w:rPr>
+        <w:t xml:space="preserve">pilar</w:t>
+      </w:r>
+      <w:r>
+        <w:rPr>
+          <w:color w:val="23293D"/>
+          <w:sz w:val="21"/>
+          <w:szCs w:val="21"/>
+        </w:rPr>
+        <w:t xml:space="preserve"> (1 dos 6) → </w:t>
+      </w:r>
+      <w:r>
+        <w:rPr>
+          <w:b/>
+          <w:bCs/>
+          <w:color w:val="23293D"/>
+          <w:sz w:val="21"/>
+          <w:szCs w:val="21"/>
+        </w:rPr>
+        <w:t xml:space="preserve">Salvar pilar</w:t>
+      </w:r>
+      <w:r>
+        <w:rPr>
+          <w:color w:val="23293D"/>
+          <w:sz w:val="21"/>
+          <w:szCs w:val="21"/>
+        </w:rPr>
+        <w:t xml:space="preserve">.</w:t>
+      </w:r>
+    </w:p>
+    <w:p>
+      <w:pPr>
+        <w:pStyle w:val="ListParagraph"/>
+        <w:numPr>
+          <w:ilvl w:val="0"/>
+          <w:numId w:val="25"/>
+        </w:numPr>
+        <w:spacing w:after="80" w:line="270"/>
+      </w:pPr>
+      <w:r>
+        <w:rPr>
+          <w:b/>
+          <w:bCs/>
+          <w:color w:val="23293D"/>
+          <w:sz w:val="21"/>
+          <w:szCs w:val="21"/>
+        </w:rPr>
+        <w:t xml:space="preserve">Enviar para aprovação do Coordenador</w:t>
+      </w:r>
+      <w:r>
+        <w:rPr>
+          <w:color w:val="23293D"/>
+          <w:sz w:val="21"/>
+          <w:szCs w:val="21"/>
+        </w:rPr>
+        <w:t xml:space="preserve">.</w:t>
+      </w:r>
+    </w:p>
+    <w:p>
+      <w:pPr>
+        <w:pStyle w:val="ListParagraph"/>
+        <w:numPr>
+          <w:ilvl w:val="0"/>
+          <w:numId w:val="25"/>
+        </w:numPr>
+        <w:spacing w:after="80" w:line="270"/>
+      </w:pPr>
+      <w:r>
+        <w:rPr>
+          <w:color w:val="23293D"/>
+          <w:sz w:val="21"/>
+          <w:szCs w:val="21"/>
+        </w:rPr>
+        <w:t xml:space="preserve">Aprovado, </w:t>
+      </w:r>
+      <w:r>
+        <w:rPr>
+          <w:b/>
+          <w:bCs/>
+          <w:color w:val="23293D"/>
+          <w:sz w:val="21"/>
+          <w:szCs w:val="21"/>
+        </w:rPr>
+        <w:t xml:space="preserve">Enviar ao Comercial</w:t>
+      </w:r>
+      <w:r>
+        <w:rPr>
+          <w:color w:val="23293D"/>
+          <w:sz w:val="21"/>
+          <w:szCs w:val="21"/>
+        </w:rPr>
+        <w:t xml:space="preserve">.</w:t>
+      </w:r>
+    </w:p>
+    <w:p>
+      <w:pPr>
+        <w:spacing w:after="140" w:line="280"/>
+      </w:pPr>
+      <w:r>
+        <w:rPr>
+          <w:b/>
+          <w:bCs/>
+          <w:color w:val="23293D"/>
+          <w:sz w:val="21"/>
+          <w:szCs w:val="21"/>
+        </w:rPr>
+        <w:t xml:space="preserve">Cuidados:</w:t>
+      </w:r>
+      <w:r>
+        <w:rPr>
+          <w:color w:val="23293D"/>
+          <w:sz w:val="21"/>
+          <w:szCs w:val="21"/>
+        </w:rPr>
+        <w:t xml:space="preserve"> o sistema exige procedimentos lançados em cada opção para enviar; plano de tratamento </w:t>
+      </w:r>
+      <w:r>
+        <w:rPr>
+          <w:b/>
+          <w:bCs/>
+          <w:color w:val="23293D"/>
+          <w:sz w:val="21"/>
+          <w:szCs w:val="21"/>
+        </w:rPr>
+        <w:t xml:space="preserve">não tem acréscimo</w:t>
+      </w:r>
+      <w:r>
+        <w:rPr>
+          <w:color w:val="23293D"/>
+          <w:sz w:val="21"/>
+          <w:szCs w:val="21"/>
+        </w:rPr>
+        <w:t xml:space="preserve"> (o preço vem do orçamento aprovado); depois de aprovado o plano fica em leitura — há </w:t>
+      </w:r>
+      <w:r>
+        <w:rPr>
+          <w:b/>
+          <w:bCs/>
+          <w:color w:val="23293D"/>
+          <w:sz w:val="21"/>
+          <w:szCs w:val="21"/>
+        </w:rPr>
+        <w:t xml:space="preserve">Reabrir para edição</w:t>
+      </w:r>
+      <w:r>
+        <w:rPr>
+          <w:color w:val="23293D"/>
+          <w:sz w:val="21"/>
+          <w:szCs w:val="21"/>
+        </w:rPr>
+        <w:t xml:space="preserve">, que exige nova aprovação.</w:t>
+      </w:r>
+    </w:p>
+    <w:p>
+      <w:pPr>
+        <w:pStyle w:val="Heading2"/>
+      </w:pPr>
+      <w:r>
+        <w:rPr>
+          <w:color w:val="1F3253"/>
+        </w:rPr>
+        <w:t xml:space="preserve">6.4. Dentista (executor)</w:t>
+      </w:r>
+    </w:p>
+    <w:p>
+      <w:pPr>
+        <w:spacing w:after="140" w:line="280"/>
+      </w:pPr>
+      <w:r>
+        <w:rPr>
+          <w:b/>
+          <w:bCs/>
+          <w:color w:val="23293D"/>
+          <w:sz w:val="21"/>
+          <w:szCs w:val="21"/>
+        </w:rPr>
+        <w:t xml:space="preserve">Objetivo:</w:t>
+      </w:r>
+      <w:r>
+        <w:rPr>
+          <w:color w:val="23293D"/>
+          <w:sz w:val="21"/>
+          <w:szCs w:val="21"/>
+        </w:rPr>
+        <w:t xml:space="preserve"> executar e registrar. </w:t>
+      </w:r>
+      <w:r>
+        <w:rPr>
+          <w:b/>
+          <w:bCs/>
+          <w:color w:val="23293D"/>
+          <w:sz w:val="21"/>
+          <w:szCs w:val="21"/>
+        </w:rPr>
+        <w:t xml:space="preserve">Duração:</w:t>
+      </w:r>
+      <w:r>
+        <w:rPr>
+          <w:color w:val="23293D"/>
+          <w:sz w:val="21"/>
+          <w:szCs w:val="21"/>
+        </w:rPr>
+        <w:t xml:space="preserve"> 40 minutos.</w:t>
+      </w:r>
+    </w:p>
+    <w:p>
+      <w:pPr>
+        <w:spacing w:after="140" w:line="280"/>
+      </w:pPr>
+      <w:r>
+        <w:rPr>
+          <w:color w:val="23293D"/>
+          <w:sz w:val="21"/>
+          <w:szCs w:val="21"/>
+        </w:rPr>
+        <w:t xml:space="preserve">Seu menu é diferente: </w:t>
+      </w:r>
+      <w:r>
+        <w:rPr>
+          <w:b/>
+          <w:bCs/>
+          <w:color w:val="23293D"/>
+          <w:sz w:val="21"/>
+          <w:szCs w:val="21"/>
+        </w:rPr>
+        <w:t xml:space="preserve">não tem Jornada</w:t>
+      </w:r>
+      <w:r>
+        <w:rPr>
+          <w:color w:val="23293D"/>
+          <w:sz w:val="21"/>
+          <w:szCs w:val="21"/>
+        </w:rPr>
+        <w:t xml:space="preserve">, e tem </w:t>
+      </w:r>
+      <w:r>
+        <w:rPr>
+          <w:b/>
+          <w:bCs/>
+          <w:color w:val="23293D"/>
+          <w:sz w:val="21"/>
+          <w:szCs w:val="21"/>
+        </w:rPr>
+        <w:t xml:space="preserve">Meu Dia</w:t>
+      </w:r>
+      <w:r>
+        <w:rPr>
+          <w:color w:val="23293D"/>
+          <w:sz w:val="21"/>
+          <w:szCs w:val="21"/>
+        </w:rPr>
+        <w:t xml:space="preserve"> e </w:t>
+      </w:r>
+      <w:r>
+        <w:rPr>
+          <w:b/>
+          <w:bCs/>
+          <w:color w:val="23293D"/>
+          <w:sz w:val="21"/>
+          <w:szCs w:val="21"/>
+        </w:rPr>
+        <w:t xml:space="preserve">Minha Agenda</w:t>
+      </w:r>
+      <w:r>
+        <w:rPr>
+          <w:color w:val="23293D"/>
+          <w:sz w:val="21"/>
+          <w:szCs w:val="21"/>
+        </w:rPr>
+        <w:t xml:space="preserve">.</w:t>
+      </w:r>
+    </w:p>
+    <w:p>
+      <w:pPr>
+        <w:pStyle w:val="ListParagraph"/>
+        <w:numPr>
+          <w:ilvl w:val="0"/>
+          <w:numId w:val="26"/>
+        </w:numPr>
+        <w:spacing w:after="80" w:line="270"/>
+      </w:pPr>
+      <w:r>
+        <w:rPr>
+          <w:b/>
+          <w:bCs/>
+          <w:color w:val="23293D"/>
+          <w:sz w:val="21"/>
+          <w:szCs w:val="21"/>
+        </w:rPr>
+        <w:t xml:space="preserve">Meu Dia</w:t>
+      </w:r>
+      <w:r>
+        <w:rPr>
+          <w:color w:val="23293D"/>
+          <w:sz w:val="21"/>
+          <w:szCs w:val="21"/>
+        </w:rPr>
+        <w:t xml:space="preserve"> → seus atendimentos.</w:t>
+      </w:r>
+    </w:p>
+    <w:p>
+      <w:pPr>
+        <w:pStyle w:val="ListParagraph"/>
+        <w:numPr>
+          <w:ilvl w:val="0"/>
+          <w:numId w:val="26"/>
+        </w:numPr>
+        <w:spacing w:after="80" w:line="270"/>
+      </w:pPr>
+      <w:r>
+        <w:rPr>
+          <w:b/>
+          <w:bCs/>
+          <w:color w:val="23293D"/>
+          <w:sz w:val="21"/>
+          <w:szCs w:val="21"/>
+        </w:rPr>
+        <w:t xml:space="preserve">Atendimento</w:t>
+      </w:r>
+      <w:r>
+        <w:rPr>
+          <w:color w:val="23293D"/>
+          <w:sz w:val="21"/>
+          <w:szCs w:val="21"/>
+        </w:rPr>
+        <w:t xml:space="preserve"> → </w:t>
+      </w:r>
+      <w:r>
+        <w:rPr>
+          <w:b/>
+          <w:bCs/>
+          <w:color w:val="23293D"/>
+          <w:sz w:val="21"/>
+          <w:szCs w:val="21"/>
+        </w:rPr>
+        <w:t xml:space="preserve">Chamar</w:t>
+      </w:r>
+      <w:r>
+        <w:rPr>
+          <w:color w:val="23293D"/>
+          <w:sz w:val="21"/>
+          <w:szCs w:val="21"/>
+        </w:rPr>
+        <w:t xml:space="preserve">.</w:t>
+      </w:r>
+    </w:p>
+    <w:p>
+      <w:pPr>
+        <w:pStyle w:val="ListParagraph"/>
+        <w:numPr>
+          <w:ilvl w:val="0"/>
+          <w:numId w:val="26"/>
+        </w:numPr>
+        <w:spacing w:after="80" w:line="270"/>
+      </w:pPr>
+      <w:r>
+        <w:rPr>
+          <w:color w:val="23293D"/>
+          <w:sz w:val="21"/>
+          <w:szCs w:val="21"/>
+        </w:rPr>
+        <w:t xml:space="preserve">Ficha do paciente → aba </w:t>
+      </w:r>
+      <w:r>
+        <w:rPr>
+          <w:b/>
+          <w:bCs/>
+          <w:color w:val="23293D"/>
+          <w:sz w:val="21"/>
+          <w:szCs w:val="21"/>
+        </w:rPr>
+        <w:t xml:space="preserve">Desenvolvimento Clínico</w:t>
+      </w:r>
+      <w:r>
+        <w:rPr>
+          <w:color w:val="23293D"/>
+          <w:sz w:val="21"/>
+          <w:szCs w:val="21"/>
+        </w:rPr>
+        <w:t xml:space="preserve"> → descreva o que foi feito. </w:t>
+      </w:r>
+      <w:r>
+        <w:rPr>
+          <w:b/>
+          <w:bCs/>
+          <w:color w:val="23293D"/>
+          <w:sz w:val="21"/>
+          <w:szCs w:val="21"/>
+        </w:rPr>
+        <w:t xml:space="preserve">Espere aparecer "Salvo às…"</w:t>
+      </w:r>
+      <w:r>
+        <w:rPr>
+          <w:color w:val="23293D"/>
+          <w:sz w:val="21"/>
+          <w:szCs w:val="21"/>
+        </w:rPr>
+        <w:t xml:space="preserve">.</w:t>
+      </w:r>
+    </w:p>
+    <w:p>
+      <w:pPr>
+        <w:pStyle w:val="ListParagraph"/>
+        <w:numPr>
+          <w:ilvl w:val="0"/>
+          <w:numId w:val="26"/>
         </w:numPr>
         <w:spacing w:after="80" w:line="270"/>
       </w:pPr>
@@ -19231,7 +20065,7 @@
         <w:pStyle w:val="ListParagraph"/>
         <w:numPr>
           <w:ilvl w:val="0"/>
-          <w:numId w:val="26"/>
+          <w:numId w:val="27"/>
         </w:numPr>
         <w:spacing w:after="80" w:line="270"/>
       </w:pPr>
@@ -19295,7 +20129,7 @@
         <w:pStyle w:val="ListParagraph"/>
         <w:numPr>
           <w:ilvl w:val="0"/>
-          <w:numId w:val="26"/>
+          <w:numId w:val="27"/>
         </w:numPr>
         <w:spacing w:after="80" w:line="270"/>
       </w:pPr>
@@ -19875,7 +20709,7 @@
         <w:pStyle w:val="ListParagraph"/>
         <w:numPr>
           <w:ilvl w:val="0"/>
-          <w:numId w:val="27"/>
+          <w:numId w:val="28"/>
         </w:numPr>
         <w:spacing w:after="80" w:line="270"/>
       </w:pPr>
@@ -19911,7 +20745,7 @@
         <w:pStyle w:val="ListParagraph"/>
         <w:numPr>
           <w:ilvl w:val="0"/>
-          <w:numId w:val="27"/>
+          <w:numId w:val="28"/>
         </w:numPr>
         <w:spacing w:after="80" w:line="270"/>
       </w:pPr>
@@ -19983,7 +20817,7 @@
         <w:pStyle w:val="ListParagraph"/>
         <w:numPr>
           <w:ilvl w:val="0"/>
-          <w:numId w:val="27"/>
+          <w:numId w:val="28"/>
         </w:numPr>
         <w:spacing w:after="80" w:line="270"/>
       </w:pPr>
@@ -20011,7 +20845,7 @@
         <w:pStyle w:val="ListParagraph"/>
         <w:numPr>
           <w:ilvl w:val="0"/>
-          <w:numId w:val="27"/>
+          <w:numId w:val="28"/>
         </w:numPr>
         <w:spacing w:after="80" w:line="270"/>
       </w:pPr>
@@ -20269,7 +21103,7 @@
         <w:pStyle w:val="ListParagraph"/>
         <w:numPr>
           <w:ilvl w:val="0"/>
-          <w:numId w:val="28"/>
+          <w:numId w:val="29"/>
         </w:numPr>
         <w:spacing w:after="80" w:line="270"/>
       </w:pPr>
@@ -20351,7 +21185,7 @@
         <w:pStyle w:val="ListParagraph"/>
         <w:numPr>
           <w:ilvl w:val="0"/>
-          <w:numId w:val="28"/>
+          <w:numId w:val="29"/>
         </w:numPr>
         <w:spacing w:after="80" w:line="270"/>
       </w:pPr>
@@ -20397,7 +21231,7 @@
         <w:pStyle w:val="ListParagraph"/>
         <w:numPr>
           <w:ilvl w:val="0"/>
-          <w:numId w:val="28"/>
+          <w:numId w:val="29"/>
         </w:numPr>
         <w:spacing w:after="80" w:line="270"/>
       </w:pPr>
@@ -23014,7 +23848,7 @@
         <w:pStyle w:val="ListParagraph"/>
         <w:numPr>
           <w:ilvl w:val="0"/>
-          <w:numId w:val="29"/>
+          <w:numId w:val="30"/>
         </w:numPr>
         <w:spacing w:after="80" w:line="270"/>
       </w:pPr>
@@ -23025,217 +23859,6 @@
           <w:szCs w:val="21"/>
         </w:rPr>
         <w:t xml:space="preserve">Abra o endereço do sistema.</w:t>
-      </w:r>
-    </w:p>
-    <w:p>
-      <w:pPr>
-        <w:pStyle w:val="ListParagraph"/>
-        <w:numPr>
-          <w:ilvl w:val="0"/>
-          <w:numId w:val="29"/>
-        </w:numPr>
-        <w:spacing w:after="80" w:line="270"/>
-      </w:pPr>
-      <w:r>
-        <w:rPr>
-          <w:color w:val="23293D"/>
-          <w:sz w:val="21"/>
-          <w:szCs w:val="21"/>
-        </w:rPr>
-        <w:t xml:space="preserve">Informe e-mail e senha.</w:t>
-      </w:r>
-    </w:p>
-    <w:p>
-      <w:pPr>
-        <w:pStyle w:val="ListParagraph"/>
-        <w:numPr>
-          <w:ilvl w:val="0"/>
-          <w:numId w:val="29"/>
-        </w:numPr>
-        <w:spacing w:after="80" w:line="270"/>
-      </w:pPr>
-      <w:r>
-        <w:rPr>
-          <w:b/>
-          <w:bCs/>
-          <w:color w:val="23293D"/>
-          <w:sz w:val="21"/>
-          <w:szCs w:val="21"/>
-        </w:rPr>
-        <w:t xml:space="preserve">Se você tem acesso a mais de uma unidade</w:t>
-      </w:r>
-      <w:r>
-        <w:rPr>
-          <w:color w:val="23293D"/>
-          <w:sz w:val="21"/>
-          <w:szCs w:val="21"/>
-        </w:rPr>
-        <w:t xml:space="preserve"> e não é da Franqueadora, o sistema pede para escolher a unidade </w:t>
-      </w:r>
-      <w:r>
-        <w:rPr>
-          <w:b/>
-          <w:bCs/>
-          <w:color w:val="23293D"/>
-          <w:sz w:val="21"/>
-          <w:szCs w:val="21"/>
-        </w:rPr>
-        <w:t xml:space="preserve">antes</w:t>
-      </w:r>
-      <w:r>
-        <w:rPr>
-          <w:color w:val="23293D"/>
-          <w:sz w:val="21"/>
-          <w:szCs w:val="21"/>
-        </w:rPr>
-        <w:t xml:space="preserve"> de mostrar qualquer tela (evidência: </w:t>
-      </w:r>
-      <w:r>
-        <w:rPr>
-          <w:rFonts w:ascii="Consolas" w:cs="Consolas" w:eastAsia="Consolas" w:hAnsi="Consolas"/>
-          <w:color w:val="1F3253"/>
-          <w:sz w:val="19"/>
-          <w:szCs w:val="19"/>
-          <w:shd w:fill="EFEDE6" w:color="auto" w:val="clear"/>
-        </w:rPr>
-        <w:t xml:space="preserve">layout.tsx</w:t>
-      </w:r>
-      <w:r>
-        <w:rPr>
-          <w:color w:val="23293D"/>
-          <w:sz w:val="21"/>
-          <w:szCs w:val="21"/>
-        </w:rPr>
-        <w:t xml:space="preserve">, </w:t>
-      </w:r>
-      <w:r>
-        <w:rPr>
-          <w:rFonts w:ascii="Consolas" w:cs="Consolas" w:eastAsia="Consolas" w:hAnsi="Consolas"/>
-          <w:color w:val="1F3253"/>
-          <w:sz w:val="19"/>
-          <w:szCs w:val="19"/>
-          <w:shd w:fill="EFEDE6" w:color="auto" w:val="clear"/>
-        </w:rPr>
-        <w:t xml:space="preserve">ChooseClinicWelcome</w:t>
-      </w:r>
-      <w:r>
-        <w:rPr>
-          <w:color w:val="23293D"/>
-          <w:sz w:val="21"/>
-          <w:szCs w:val="21"/>
-        </w:rPr>
-        <w:t xml:space="preserve">).</w:t>
-      </w:r>
-    </w:p>
-    <w:p>
-      <w:pPr>
-        <w:pStyle w:val="ListParagraph"/>
-        <w:numPr>
-          <w:ilvl w:val="0"/>
-          <w:numId w:val="29"/>
-        </w:numPr>
-        <w:spacing w:after="80" w:line="270"/>
-      </w:pPr>
-      <w:r>
-        <w:rPr>
-          <w:b/>
-          <w:bCs/>
-          <w:color w:val="23293D"/>
-          <w:sz w:val="21"/>
-          <w:szCs w:val="21"/>
-        </w:rPr>
-        <w:t xml:space="preserve">Resultado:</w:t>
-      </w:r>
-      <w:r>
-        <w:rPr>
-          <w:color w:val="23293D"/>
-          <w:sz w:val="21"/>
-          <w:szCs w:val="21"/>
-        </w:rPr>
-        <w:t xml:space="preserve"> você cai na tela Início.</w:t>
-      </w:r>
-    </w:p>
-    <w:p>
-      <w:pPr>
-        <w:spacing w:after="140" w:line="280"/>
-      </w:pPr>
-      <w:r>
-        <w:rPr>
-          <w:b/>
-          <w:bCs/>
-          <w:color w:val="23293D"/>
-          <w:sz w:val="21"/>
-          <w:szCs w:val="21"/>
-        </w:rPr>
-        <w:t xml:space="preserve">Erros possíveis:</w:t>
-      </w:r>
-      <w:r>
-        <w:rPr>
-          <w:color w:val="23293D"/>
-          <w:sz w:val="21"/>
-          <w:szCs w:val="21"/>
-        </w:rPr>
-        <w:t xml:space="preserve"> ver </w:t>
-      </w:r>
-      <w:r>
-        <w:rPr>
-          <w:color w:val="1F3253"/>
-          <w:sz w:val="21"/>
-          <w:szCs w:val="21"/>
-        </w:rPr>
-        <w:t xml:space="preserve">seção 9</w:t>
-      </w:r>
-      <w:r>
-        <w:rPr>
-          <w:color w:val="23293D"/>
-          <w:sz w:val="21"/>
-          <w:szCs w:val="21"/>
-        </w:rPr>
-        <w:t xml:space="preserve">.</w:t>
-      </w:r>
-    </w:p>
-    <w:p>
-      <w:pPr>
-        <w:pStyle w:val="Heading2"/>
-      </w:pPr>
-      <w:r>
-        <w:rPr>
-          <w:color w:val="1F3253"/>
-        </w:rPr>
-        <w:t xml:space="preserve">Fluxo 2 — Do cadastro ao fechamento (a jornada completa)</w:t>
-      </w:r>
-    </w:p>
-    <w:p>
-      <w:pPr>
-        <w:spacing w:after="140" w:line="280"/>
-      </w:pPr>
-      <w:r>
-        <w:rPr>
-          <w:b/>
-          <w:bCs/>
-          <w:color w:val="23293D"/>
-          <w:sz w:val="21"/>
-          <w:szCs w:val="21"/>
-        </w:rPr>
-        <w:t xml:space="preserve">Papéis:</w:t>
-      </w:r>
-      <w:r>
-        <w:rPr>
-          <w:color w:val="23293D"/>
-          <w:sz w:val="21"/>
-          <w:szCs w:val="21"/>
-        </w:rPr>
-        <w:t xml:space="preserve"> cinco pessoas diferentes. </w:t>
-      </w:r>
-      <w:r>
-        <w:rPr>
-          <w:b/>
-          <w:bCs/>
-          <w:color w:val="23293D"/>
-          <w:sz w:val="21"/>
-          <w:szCs w:val="21"/>
-        </w:rPr>
-        <w:t xml:space="preserve">Este é o fluxo central do sistema.</w:t>
       </w:r>
     </w:p>
     <w:p>
@@ -23249,39 +23872,11 @@
       </w:pPr>
       <w:r>
         <w:rPr>
-          <w:b/>
-          <w:bCs/>
-          <w:color w:val="23293D"/>
-          <w:sz w:val="21"/>
-          <w:szCs w:val="21"/>
-        </w:rPr>
-        <w:t xml:space="preserve">Recepção</w:t>
-      </w:r>
-      <w:r>
-        <w:rPr>
-          <w:color w:val="23293D"/>
-          <w:sz w:val="21"/>
-          <w:szCs w:val="21"/>
-        </w:rPr>
-        <w:t xml:space="preserve"> cadastra o paciente → nasce na </w:t>
-      </w:r>
-      <w:r>
-        <w:rPr>
-          <w:b/>
-          <w:bCs/>
-          <w:color w:val="23293D"/>
-          <w:sz w:val="21"/>
-          <w:szCs w:val="21"/>
-        </w:rPr>
-        <w:t xml:space="preserve">Aquisição</w:t>
-      </w:r>
-      <w:r>
-        <w:rPr>
-          <w:color w:val="23293D"/>
-          <w:sz w:val="21"/>
-          <w:szCs w:val="21"/>
-        </w:rPr>
-        <w:t xml:space="preserve">.</w:t>
+          <w:color w:val="23293D"/>
+          <w:sz w:val="21"/>
+          <w:szCs w:val="21"/>
+        </w:rPr>
+        <w:t xml:space="preserve">Informe e-mail e senha.</w:t>
       </w:r>
     </w:p>
     <w:p>
@@ -23301,33 +23896,69 @@
           <w:sz w:val="21"/>
           <w:szCs w:val="21"/>
         </w:rPr>
-        <w:t xml:space="preserve">Recepção</w:t>
-      </w:r>
-      <w:r>
-        <w:rPr>
-          <w:color w:val="23293D"/>
-          <w:sz w:val="21"/>
-          <w:szCs w:val="21"/>
-        </w:rPr>
-        <w:t xml:space="preserve"> move para </w:t>
-      </w:r>
-      <w:r>
-        <w:rPr>
-          <w:b/>
-          <w:bCs/>
-          <w:color w:val="23293D"/>
-          <w:sz w:val="21"/>
-          <w:szCs w:val="21"/>
-        </w:rPr>
-        <w:t xml:space="preserve">Conversão Clínica</w:t>
-      </w:r>
-      <w:r>
-        <w:rPr>
-          <w:color w:val="23293D"/>
-          <w:sz w:val="21"/>
-          <w:szCs w:val="21"/>
-        </w:rPr>
-        <w:t xml:space="preserve">.</w:t>
+        <w:t xml:space="preserve">Se você tem acesso a mais de uma unidade</w:t>
+      </w:r>
+      <w:r>
+        <w:rPr>
+          <w:color w:val="23293D"/>
+          <w:sz w:val="21"/>
+          <w:szCs w:val="21"/>
+        </w:rPr>
+        <w:t xml:space="preserve"> e não é da Franqueadora, o sistema pede para escolher a unidade </w:t>
+      </w:r>
+      <w:r>
+        <w:rPr>
+          <w:b/>
+          <w:bCs/>
+          <w:color w:val="23293D"/>
+          <w:sz w:val="21"/>
+          <w:szCs w:val="21"/>
+        </w:rPr>
+        <w:t xml:space="preserve">antes</w:t>
+      </w:r>
+      <w:r>
+        <w:rPr>
+          <w:color w:val="23293D"/>
+          <w:sz w:val="21"/>
+          <w:szCs w:val="21"/>
+        </w:rPr>
+        <w:t xml:space="preserve"> de mostrar qualquer tela (evidência: </w:t>
+      </w:r>
+      <w:r>
+        <w:rPr>
+          <w:rFonts w:ascii="Consolas" w:cs="Consolas" w:eastAsia="Consolas" w:hAnsi="Consolas"/>
+          <w:color w:val="1F3253"/>
+          <w:sz w:val="19"/>
+          <w:szCs w:val="19"/>
+          <w:shd w:fill="EFEDE6" w:color="auto" w:val="clear"/>
+        </w:rPr>
+        <w:t xml:space="preserve">layout.tsx</w:t>
+      </w:r>
+      <w:r>
+        <w:rPr>
+          <w:color w:val="23293D"/>
+          <w:sz w:val="21"/>
+          <w:szCs w:val="21"/>
+        </w:rPr>
+        <w:t xml:space="preserve">, </w:t>
+      </w:r>
+      <w:r>
+        <w:rPr>
+          <w:rFonts w:ascii="Consolas" w:cs="Consolas" w:eastAsia="Consolas" w:hAnsi="Consolas"/>
+          <w:color w:val="1F3253"/>
+          <w:sz w:val="19"/>
+          <w:szCs w:val="19"/>
+          <w:shd w:fill="EFEDE6" w:color="auto" w:val="clear"/>
+        </w:rPr>
+        <w:t xml:space="preserve">ChooseClinicWelcome</w:t>
+      </w:r>
+      <w:r>
+        <w:rPr>
+          <w:color w:val="23293D"/>
+          <w:sz w:val="21"/>
+          <w:szCs w:val="21"/>
+        </w:rPr>
+        <w:t xml:space="preserve">).</w:t>
       </w:r>
     </w:p>
     <w:p>
@@ -23347,43 +23978,46 @@
           <w:sz w:val="21"/>
           <w:szCs w:val="21"/>
         </w:rPr>
-        <w:t xml:space="preserve">Coordenador</w:t>
-      </w:r>
-      <w:r>
-        <w:rPr>
-          <w:color w:val="23293D"/>
-          <w:sz w:val="21"/>
-          <w:szCs w:val="21"/>
-        </w:rPr>
-        <w:t xml:space="preserve"> registra consentimento → anamnese → fotos → </w:t>
-      </w:r>
-      <w:r>
-        <w:rPr>
-          <w:b/>
-          <w:bCs/>
-          <w:color w:val="23293D"/>
-          <w:sz w:val="21"/>
-          <w:szCs w:val="21"/>
-        </w:rPr>
-        <w:t xml:space="preserve">Enviar ao Centro de Planejamento</w:t>
-      </w:r>
-      <w:r>
-        <w:rPr>
-          <w:color w:val="23293D"/>
-          <w:sz w:val="21"/>
-          <w:szCs w:val="21"/>
-        </w:rPr>
-        <w:t xml:space="preserve"> → paciente vai para a </w:t>
-      </w:r>
-      <w:r>
-        <w:rPr>
-          <w:b/>
-          <w:bCs/>
-          <w:color w:val="23293D"/>
-          <w:sz w:val="21"/>
-          <w:szCs w:val="21"/>
-        </w:rPr>
-        <w:t xml:space="preserve">Fase 3</w:t>
+        <w:t xml:space="preserve">Resultado:</w:t>
+      </w:r>
+      <w:r>
+        <w:rPr>
+          <w:color w:val="23293D"/>
+          <w:sz w:val="21"/>
+          <w:szCs w:val="21"/>
+        </w:rPr>
+        <w:t xml:space="preserve"> você cai na tela Início.</w:t>
+      </w:r>
+    </w:p>
+    <w:p>
+      <w:pPr>
+        <w:spacing w:after="140" w:line="280"/>
+      </w:pPr>
+      <w:r>
+        <w:rPr>
+          <w:b/>
+          <w:bCs/>
+          <w:color w:val="23293D"/>
+          <w:sz w:val="21"/>
+          <w:szCs w:val="21"/>
+        </w:rPr>
+        <w:t xml:space="preserve">Erros possíveis:</w:t>
+      </w:r>
+      <w:r>
+        <w:rPr>
+          <w:color w:val="23293D"/>
+          <w:sz w:val="21"/>
+          <w:szCs w:val="21"/>
+        </w:rPr>
+        <w:t xml:space="preserve"> ver </w:t>
+      </w:r>
+      <w:r>
+        <w:rPr>
+          <w:color w:val="1F3253"/>
+          <w:sz w:val="21"/>
+          <w:szCs w:val="21"/>
+        </w:rPr>
+        <w:t xml:space="preserve">seção 9</w:t>
       </w:r>
       <w:r>
         <w:rPr>
@@ -23396,314 +24030,13 @@
     </w:p>
     <w:p>
       <w:pPr>
-        <w:pStyle w:val="ListParagraph"/>
-        <w:numPr>
-          <w:ilvl w:val="0"/>
-          <w:numId w:val="30"/>
-        </w:numPr>
-        <w:spacing w:after="80" w:line="270"/>
-      </w:pPr>
-      <w:r>
-        <w:rPr>
-          <w:b/>
-          <w:bCs/>
-          <w:color w:val="23293D"/>
-          <w:sz w:val="21"/>
-          <w:szCs w:val="21"/>
-        </w:rPr>
-        <w:t xml:space="preserve">Planner</w:t>
-      </w:r>
-      <w:r>
-        <w:rPr>
-          <w:color w:val="23293D"/>
-          <w:sz w:val="21"/>
-          <w:szCs w:val="21"/>
-        </w:rPr>
-        <w:t xml:space="preserve"> monta plano + orçamento + pilar → </w:t>
-      </w:r>
-      <w:r>
-        <w:rPr>
-          <w:b/>
-          <w:bCs/>
-          <w:color w:val="23293D"/>
-          <w:sz w:val="21"/>
-          <w:szCs w:val="21"/>
-        </w:rPr>
-        <w:t xml:space="preserve">Enviar para aprovação</w:t>
-      </w:r>
-      <w:r>
-        <w:rPr>
-          <w:color w:val="23293D"/>
-          <w:sz w:val="21"/>
-          <w:szCs w:val="21"/>
-        </w:rPr>
-        <w:t xml:space="preserve">.</w:t>
-      </w:r>
-    </w:p>
-    <w:p>
-      <w:pPr>
-        <w:pStyle w:val="ListParagraph"/>
-        <w:numPr>
-          <w:ilvl w:val="0"/>
-          <w:numId w:val="30"/>
-        </w:numPr>
-        <w:spacing w:after="80" w:line="270"/>
-      </w:pPr>
-      <w:r>
-        <w:rPr>
-          <w:b/>
-          <w:bCs/>
-          <w:color w:val="23293D"/>
-          <w:sz w:val="21"/>
-          <w:szCs w:val="21"/>
-        </w:rPr>
-        <w:t xml:space="preserve">Coordenador</w:t>
-      </w:r>
-      <w:r>
-        <w:rPr>
-          <w:color w:val="23293D"/>
-          <w:sz w:val="21"/>
-          <w:szCs w:val="21"/>
-        </w:rPr>
-        <w:t xml:space="preserve"> aprova a opção.</w:t>
-      </w:r>
-    </w:p>
-    <w:p>
-      <w:pPr>
-        <w:pStyle w:val="ListParagraph"/>
-        <w:numPr>
-          <w:ilvl w:val="0"/>
-          <w:numId w:val="30"/>
-        </w:numPr>
-        <w:spacing w:after="80" w:line="270"/>
-      </w:pPr>
-      <w:r>
-        <w:rPr>
-          <w:b/>
-          <w:bCs/>
-          <w:color w:val="23293D"/>
-          <w:sz w:val="21"/>
-          <w:szCs w:val="21"/>
-        </w:rPr>
-        <w:t xml:space="preserve">Planner</w:t>
-      </w:r>
-      <w:r>
-        <w:rPr>
-          <w:color w:val="23293D"/>
-          <w:sz w:val="21"/>
-          <w:szCs w:val="21"/>
-        </w:rPr>
-        <w:t xml:space="preserve"> </w:t>
-      </w:r>
-      <w:r>
-        <w:rPr>
-          <w:b/>
-          <w:bCs/>
-          <w:color w:val="23293D"/>
-          <w:sz w:val="21"/>
-          <w:szCs w:val="21"/>
-        </w:rPr>
-        <w:t xml:space="preserve">Envia ao Comercial</w:t>
-      </w:r>
-      <w:r>
-        <w:rPr>
-          <w:color w:val="23293D"/>
-          <w:sz w:val="21"/>
-          <w:szCs w:val="21"/>
-        </w:rPr>
-        <w:t xml:space="preserve"> → </w:t>
-      </w:r>
-      <w:r>
-        <w:rPr>
-          <w:b/>
-          <w:bCs/>
-          <w:color w:val="23293D"/>
-          <w:sz w:val="21"/>
-          <w:szCs w:val="21"/>
-        </w:rPr>
-        <w:t xml:space="preserve">Fase 4</w:t>
-      </w:r>
-      <w:r>
-        <w:rPr>
-          <w:color w:val="23293D"/>
-          <w:sz w:val="21"/>
-          <w:szCs w:val="21"/>
-        </w:rPr>
-        <w:t xml:space="preserve">.</w:t>
-      </w:r>
-    </w:p>
-    <w:p>
-      <w:pPr>
-        <w:pStyle w:val="ListParagraph"/>
-        <w:numPr>
-          <w:ilvl w:val="0"/>
-          <w:numId w:val="30"/>
-        </w:numPr>
-        <w:spacing w:after="80" w:line="270"/>
-      </w:pPr>
-      <w:r>
-        <w:rPr>
-          <w:b/>
-          <w:bCs/>
-          <w:color w:val="23293D"/>
-          <w:sz w:val="21"/>
-          <w:szCs w:val="21"/>
-        </w:rPr>
-        <w:t xml:space="preserve">Consultor</w:t>
-      </w:r>
-      <w:r>
-        <w:rPr>
-          <w:color w:val="23293D"/>
-          <w:sz w:val="21"/>
-          <w:szCs w:val="21"/>
-        </w:rPr>
-        <w:t xml:space="preserve"> negocia → </w:t>
-      </w:r>
-      <w:r>
-        <w:rPr>
-          <w:b/>
-          <w:bCs/>
-          <w:color w:val="23293D"/>
-          <w:sz w:val="21"/>
-          <w:szCs w:val="21"/>
-        </w:rPr>
-        <w:t xml:space="preserve">Cliente aceitou</w:t>
-      </w:r>
-      <w:r>
-        <w:rPr>
-          <w:color w:val="23293D"/>
-          <w:sz w:val="21"/>
-          <w:szCs w:val="21"/>
-        </w:rPr>
-        <w:t xml:space="preserve"> → marca </w:t>
-      </w:r>
-      <w:r>
-        <w:rPr>
-          <w:b/>
-          <w:bCs/>
-          <w:color w:val="23293D"/>
-          <w:sz w:val="21"/>
-          <w:szCs w:val="21"/>
-        </w:rPr>
-        <w:t xml:space="preserve">Contrato assinado</w:t>
-      </w:r>
-      <w:r>
-        <w:rPr>
-          <w:color w:val="23293D"/>
-          <w:sz w:val="21"/>
-          <w:szCs w:val="21"/>
-        </w:rPr>
-        <w:t xml:space="preserve"> e </w:t>
-      </w:r>
-      <w:r>
-        <w:rPr>
-          <w:b/>
-          <w:bCs/>
-          <w:color w:val="23293D"/>
-          <w:sz w:val="21"/>
-          <w:szCs w:val="21"/>
-        </w:rPr>
-        <w:t xml:space="preserve">Pagamento confirmado</w:t>
-      </w:r>
-      <w:r>
-        <w:rPr>
-          <w:color w:val="23293D"/>
-          <w:sz w:val="21"/>
-          <w:szCs w:val="21"/>
-        </w:rPr>
-        <w:t xml:space="preserve"> → venda fechada → </w:t>
-      </w:r>
-      <w:r>
-        <w:rPr>
-          <w:b/>
-          <w:bCs/>
-          <w:color w:val="23293D"/>
-          <w:sz w:val="21"/>
-          <w:szCs w:val="21"/>
-        </w:rPr>
-        <w:t xml:space="preserve">Fase 5</w:t>
-      </w:r>
-      <w:r>
-        <w:rPr>
-          <w:color w:val="23293D"/>
-          <w:sz w:val="21"/>
-          <w:szCs w:val="21"/>
-        </w:rPr>
-        <w:t xml:space="preserve">.</w:t>
-      </w:r>
-    </w:p>
-    <w:p>
-      <w:pPr>
-        <w:pStyle w:val="ListParagraph"/>
-        <w:numPr>
-          <w:ilvl w:val="0"/>
-          <w:numId w:val="30"/>
-        </w:numPr>
-        <w:spacing w:after="80" w:line="270"/>
-      </w:pPr>
-      <w:r>
-        <w:rPr>
-          <w:b/>
-          <w:bCs/>
-          <w:color w:val="23293D"/>
-          <w:sz w:val="21"/>
-          <w:szCs w:val="21"/>
-        </w:rPr>
-        <w:t xml:space="preserve">Recepção</w:t>
-      </w:r>
-      <w:r>
-        <w:rPr>
-          <w:color w:val="23293D"/>
-          <w:sz w:val="21"/>
-          <w:szCs w:val="21"/>
-        </w:rPr>
-        <w:t xml:space="preserve"> recebe aviso e agenda o início do tratamento.</w:t>
-      </w:r>
-    </w:p>
-    <w:p>
-      <w:pPr>
-        <w:pStyle w:val="ListParagraph"/>
-        <w:numPr>
-          <w:ilvl w:val="0"/>
-          <w:numId w:val="30"/>
-        </w:numPr>
-        <w:spacing w:after="80" w:line="270"/>
-      </w:pPr>
-      <w:r>
-        <w:rPr>
-          <w:b/>
-          <w:bCs/>
-          <w:color w:val="23293D"/>
-          <w:sz w:val="21"/>
-          <w:szCs w:val="21"/>
-        </w:rPr>
-        <w:t xml:space="preserve">Dentista</w:t>
-      </w:r>
-      <w:r>
-        <w:rPr>
-          <w:color w:val="23293D"/>
-          <w:sz w:val="21"/>
-          <w:szCs w:val="21"/>
-        </w:rPr>
-        <w:t xml:space="preserve"> executa, escreve o Desenvolvimento Clínico e conclui → </w:t>
-      </w:r>
-      <w:r>
-        <w:rPr>
-          <w:b/>
-          <w:bCs/>
-          <w:color w:val="23293D"/>
-          <w:sz w:val="21"/>
-          <w:szCs w:val="21"/>
-        </w:rPr>
-        <w:t xml:space="preserve">estoque baixa e repasse é apurado automaticamente</w:t>
-      </w:r>
-      <w:r>
-        <w:rPr>
-          <w:color w:val="23293D"/>
-          <w:sz w:val="21"/>
-          <w:szCs w:val="21"/>
-        </w:rPr>
-        <w:t xml:space="preserve">.</w:t>
+        <w:pStyle w:val="Heading2"/>
+      </w:pPr>
+      <w:r>
+        <w:rPr>
+          <w:color w:val="1F3253"/>
+        </w:rPr>
+        <w:t xml:space="preserve">Fluxo 2 — Do cadastro ao fechamento (a jornada completa)</w:t>
       </w:r>
     </w:p>
     <w:p>
@@ -23718,177 +24051,6 @@
           <w:sz w:val="21"/>
           <w:szCs w:val="21"/>
         </w:rPr>
-        <w:t xml:space="preserve">Evidência:</w:t>
-      </w:r>
-      <w:r>
-        <w:rPr>
-          <w:color w:val="23293D"/>
-          <w:sz w:val="21"/>
-          <w:szCs w:val="21"/>
-        </w:rPr>
-        <w:t xml:space="preserve"> este fluxo está coberto por teste automatizado ponta a ponta (</w:t>
-      </w:r>
-      <w:r>
-        <w:rPr>
-          <w:rFonts w:ascii="Consolas" w:cs="Consolas" w:eastAsia="Consolas" w:hAnsi="Consolas"/>
-          <w:color w:val="1F3253"/>
-          <w:sz w:val="19"/>
-          <w:szCs w:val="19"/>
-          <w:shd w:fill="EFEDE6" w:color="auto" w:val="clear"/>
-        </w:rPr>
-        <w:t xml:space="preserve">e2e/01-jornada.spec.ts</w:t>
-      </w:r>
-      <w:r>
-        <w:rPr>
-          <w:color w:val="23293D"/>
-          <w:sz w:val="21"/>
-          <w:szCs w:val="21"/>
-        </w:rPr>
-        <w:t xml:space="preserve"> a </w:t>
-      </w:r>
-      <w:r>
-        <w:rPr>
-          <w:rFonts w:ascii="Consolas" w:cs="Consolas" w:eastAsia="Consolas" w:hAnsi="Consolas"/>
-          <w:color w:val="1F3253"/>
-          <w:sz w:val="19"/>
-          <w:szCs w:val="19"/>
-          <w:shd w:fill="EFEDE6" w:color="auto" w:val="clear"/>
-        </w:rPr>
-        <w:t xml:space="preserve">e2e/10-estoque.spec.ts</w:t>
-      </w:r>
-      <w:r>
-        <w:rPr>
-          <w:color w:val="23293D"/>
-          <w:sz w:val="21"/>
-          <w:szCs w:val="21"/>
-        </w:rPr>
-        <w:t xml:space="preserve">), o que confirma que cada passo funciona como descrito.</w:t>
-      </w:r>
-    </w:p>
-    <w:p>
-      <w:pPr>
-        <w:spacing w:after="140" w:line="280"/>
-      </w:pPr>
-      <w:r>
-        <w:rPr>
-          <w:b/>
-          <w:bCs/>
-          <w:color w:val="23293D"/>
-          <w:sz w:val="21"/>
-          <w:szCs w:val="21"/>
-        </w:rPr>
-        <w:t xml:space="preserve">Pontos de decisão:</w:t>
-      </w:r>
-      <w:r>
-        <w:rPr>
-          <w:color w:val="23293D"/>
-          <w:sz w:val="21"/>
-          <w:szCs w:val="21"/>
-        </w:rPr>
-        <w:t xml:space="preserve"> o Coordenador pode </w:t>
-      </w:r>
-      <w:r>
-        <w:rPr>
-          <w:b/>
-          <w:bCs/>
-          <w:color w:val="23293D"/>
-          <w:sz w:val="21"/>
-          <w:szCs w:val="21"/>
-        </w:rPr>
-        <w:t xml:space="preserve">reprovar</w:t>
-      </w:r>
-      <w:r>
-        <w:rPr>
-          <w:color w:val="23293D"/>
-          <w:sz w:val="21"/>
-          <w:szCs w:val="21"/>
-        </w:rPr>
-        <w:t xml:space="preserve"> (volta ao Planner com orientações); o cliente pode </w:t>
-      </w:r>
-      <w:r>
-        <w:rPr>
-          <w:b/>
-          <w:bCs/>
-          <w:color w:val="23293D"/>
-          <w:sz w:val="21"/>
-          <w:szCs w:val="21"/>
-        </w:rPr>
-        <w:t xml:space="preserve">não aceitar</w:t>
-      </w:r>
-      <w:r>
-        <w:rPr>
-          <w:color w:val="23293D"/>
-          <w:sz w:val="21"/>
-          <w:szCs w:val="21"/>
-        </w:rPr>
-        <w:t xml:space="preserve"> (vai para follow-up).</w:t>
-      </w:r>
-    </w:p>
-    <w:p>
-      <w:pPr>
-        <w:pStyle w:val="Heading2"/>
-      </w:pPr>
-      <w:r>
-        <w:rPr>
-          <w:color w:val="1F3253"/>
-        </w:rPr>
-        <w:t xml:space="preserve">Fluxo 3 — Encerrar a sessão</w:t>
-      </w:r>
-    </w:p>
-    <w:p>
-      <w:pPr>
-        <w:spacing w:after="140" w:line="280"/>
-      </w:pPr>
-      <w:r>
-        <w:rPr>
-          <w:color w:val="23293D"/>
-          <w:sz w:val="21"/>
-          <w:szCs w:val="21"/>
-        </w:rPr>
-        <w:t xml:space="preserve">Botão </w:t>
-      </w:r>
-      <w:r>
-        <w:rPr>
-          <w:b/>
-          <w:bCs/>
-          <w:color w:val="23293D"/>
-          <w:sz w:val="21"/>
-          <w:szCs w:val="21"/>
-        </w:rPr>
-        <w:t xml:space="preserve">Sair</w:t>
-      </w:r>
-      <w:r>
-        <w:rPr>
-          <w:color w:val="23293D"/>
-          <w:sz w:val="21"/>
-          <w:szCs w:val="21"/>
-        </w:rPr>
-        <w:t xml:space="preserve"> no rodapé da barra lateral.</w:t>
-      </w:r>
-    </w:p>
-    <w:p>
-      <w:pPr>
-        <w:pStyle w:val="Heading2"/>
-      </w:pPr>
-      <w:r>
-        <w:rPr>
-          <w:color w:val="1F3253"/>
-        </w:rPr>
-        <w:t xml:space="preserve">Fluxo 4 — O cliente que volta depois de perdido</w:t>
-      </w:r>
-    </w:p>
-    <w:p>
-      <w:pPr>
-        <w:spacing w:after="140" w:line="280"/>
-      </w:pPr>
-      <w:r>
-        <w:rPr>
-          <w:b/>
-          <w:bCs/>
-          <w:color w:val="23293D"/>
-          <w:sz w:val="21"/>
-          <w:szCs w:val="21"/>
-        </w:rPr>
         <w:t xml:space="preserve">Papéis:</w:t>
       </w:r>
       <w:r>
@@ -23897,20 +24059,17 @@
           <w:sz w:val="21"/>
           <w:szCs w:val="21"/>
         </w:rPr>
-        <w:t xml:space="preserve"> Consultor Comercial, Recepção, Coordenador Clínico.</w:t>
-      </w:r>
-    </w:p>
-    <w:p>
-      <w:pPr>
-        <w:spacing w:after="140" w:line="280"/>
-      </w:pPr>
-      <w:r>
-        <w:rPr>
-          <w:color w:val="23293D"/>
-          <w:sz w:val="21"/>
-          <w:szCs w:val="21"/>
-        </w:rPr>
-        <w:t xml:space="preserve">Nem todo cliente que some some para sempre. Este é o caminho de volta.</w:t>
+        <w:t xml:space="preserve"> cinco pessoas diferentes. </w:t>
+      </w:r>
+      <w:r>
+        <w:rPr>
+          <w:b/>
+          <w:bCs/>
+          <w:color w:val="23293D"/>
+          <w:sz w:val="21"/>
+          <w:szCs w:val="21"/>
+        </w:rPr>
+        <w:t xml:space="preserve">Este é o fluxo central do sistema.</w:t>
       </w:r>
     </w:p>
     <w:p>
@@ -23930,61 +24089,25 @@
           <w:sz w:val="21"/>
           <w:szCs w:val="21"/>
         </w:rPr>
-        <w:t xml:space="preserve">Consultor</w:t>
-      </w:r>
-      <w:r>
-        <w:rPr>
-          <w:color w:val="23293D"/>
-          <w:sz w:val="21"/>
-          <w:szCs w:val="21"/>
-        </w:rPr>
-        <w:t xml:space="preserve"> marca </w:t>
-      </w:r>
-      <w:r>
-        <w:rPr>
-          <w:b/>
-          <w:bCs/>
-          <w:color w:val="23293D"/>
-          <w:sz w:val="21"/>
-          <w:szCs w:val="21"/>
-        </w:rPr>
-        <w:t xml:space="preserve">perdido</w:t>
-      </w:r>
-      <w:r>
-        <w:rPr>
-          <w:color w:val="23293D"/>
-          <w:sz w:val="21"/>
-          <w:szCs w:val="21"/>
-        </w:rPr>
-        <w:t xml:space="preserve"> (ou cancelado), com o motivo. O sistema move o cliente para o </w:t>
-      </w:r>
-      <w:r>
-        <w:rPr>
-          <w:b/>
-          <w:bCs/>
-          <w:color w:val="23293D"/>
-          <w:sz w:val="21"/>
-          <w:szCs w:val="21"/>
-        </w:rPr>
-        <w:t xml:space="preserve">Acompanhamento (Fase 7)</w:t>
-      </w:r>
-      <w:r>
-        <w:rPr>
-          <w:color w:val="23293D"/>
-          <w:sz w:val="21"/>
-          <w:szCs w:val="21"/>
-        </w:rPr>
-        <w:t xml:space="preserve"> e o marca como </w:t>
-      </w:r>
-      <w:r>
-        <w:rPr>
-          <w:b/>
-          <w:bCs/>
-          <w:color w:val="23293D"/>
-          <w:sz w:val="21"/>
-          <w:szCs w:val="21"/>
-        </w:rPr>
-        <w:t xml:space="preserve">inativo</w:t>
+        <w:t xml:space="preserve">Recepção</w:t>
+      </w:r>
+      <w:r>
+        <w:rPr>
+          <w:color w:val="23293D"/>
+          <w:sz w:val="21"/>
+          <w:szCs w:val="21"/>
+        </w:rPr>
+        <w:t xml:space="preserve"> cadastra o paciente → nasce na </w:t>
+      </w:r>
+      <w:r>
+        <w:rPr>
+          <w:b/>
+          <w:bCs/>
+          <w:color w:val="23293D"/>
+          <w:sz w:val="21"/>
+          <w:szCs w:val="21"/>
+        </w:rPr>
+        <w:t xml:space="preserve">Aquisição</w:t>
       </w:r>
       <w:r>
         <w:rPr>
@@ -24006,65 +24129,39 @@
       </w:pPr>
       <w:r>
         <w:rPr>
-          <w:color w:val="23293D"/>
-          <w:sz w:val="21"/>
-          <w:szCs w:val="21"/>
-        </w:rPr>
-        <w:t xml:space="preserve">Meses depois, </w:t>
-      </w:r>
-      <w:r>
-        <w:rPr>
-          <w:b/>
-          <w:bCs/>
-          <w:color w:val="23293D"/>
-          <w:sz w:val="21"/>
-          <w:szCs w:val="21"/>
-        </w:rPr>
-        <w:t xml:space="preserve">o cliente liga</w:t>
-      </w:r>
-      <w:r>
-        <w:rPr>
-          <w:color w:val="23293D"/>
-          <w:sz w:val="21"/>
-          <w:szCs w:val="21"/>
-        </w:rPr>
-        <w:t xml:space="preserve">. A </w:t>
-      </w:r>
-      <w:r>
-        <w:rPr>
-          <w:b/>
-          <w:bCs/>
-          <w:color w:val="23293D"/>
-          <w:sz w:val="21"/>
-          <w:szCs w:val="21"/>
-        </w:rPr>
-        <w:t xml:space="preserve">recepção</w:t>
-      </w:r>
-      <w:r>
-        <w:rPr>
-          <w:color w:val="23293D"/>
-          <w:sz w:val="21"/>
-          <w:szCs w:val="21"/>
-        </w:rPr>
-        <w:t xml:space="preserve"> agenda uma </w:t>
-      </w:r>
-      <w:r>
-        <w:rPr>
-          <w:b/>
-          <w:bCs/>
-          <w:color w:val="23293D"/>
-          <w:sz w:val="21"/>
-          <w:szCs w:val="21"/>
-        </w:rPr>
-        <w:t xml:space="preserve">Reavaliação</w:t>
-      </w:r>
-      <w:r>
-        <w:rPr>
-          <w:color w:val="23293D"/>
-          <w:sz w:val="21"/>
-          <w:szCs w:val="21"/>
-        </w:rPr>
-        <w:t xml:space="preserve"> — que é um tipo disponível na Fase 7.</w:t>
+          <w:b/>
+          <w:bCs/>
+          <w:color w:val="23293D"/>
+          <w:sz w:val="21"/>
+          <w:szCs w:val="21"/>
+        </w:rPr>
+        <w:t xml:space="preserve">Recepção</w:t>
+      </w:r>
+      <w:r>
+        <w:rPr>
+          <w:color w:val="23293D"/>
+          <w:sz w:val="21"/>
+          <w:szCs w:val="21"/>
+        </w:rPr>
+        <w:t xml:space="preserve"> move para </w:t>
+      </w:r>
+      <w:r>
+        <w:rPr>
+          <w:b/>
+          <w:bCs/>
+          <w:color w:val="23293D"/>
+          <w:sz w:val="21"/>
+          <w:szCs w:val="21"/>
+        </w:rPr>
+        <w:t xml:space="preserve">Conversão Clínica</w:t>
+      </w:r>
+      <w:r>
+        <w:rPr>
+          <w:color w:val="23293D"/>
+          <w:sz w:val="21"/>
+          <w:szCs w:val="21"/>
+        </w:rPr>
+        <w:t xml:space="preserve">.</w:t>
       </w:r>
     </w:p>
     <w:p>
@@ -24078,75 +24175,49 @@
       </w:pPr>
       <w:r>
         <w:rPr>
-          <w:color w:val="23293D"/>
-          <w:sz w:val="21"/>
-          <w:szCs w:val="21"/>
-        </w:rPr>
-        <w:t xml:space="preserve">O cliente </w:t>
-      </w:r>
-      <w:r>
-        <w:rPr>
-          <w:b/>
-          <w:bCs/>
-          <w:color w:val="23293D"/>
-          <w:sz w:val="21"/>
-          <w:szCs w:val="21"/>
-        </w:rPr>
-        <w:t xml:space="preserve">comparece</w:t>
-      </w:r>
-      <w:r>
-        <w:rPr>
-          <w:color w:val="23293D"/>
-          <w:sz w:val="21"/>
-          <w:szCs w:val="21"/>
-        </w:rPr>
-        <w:t xml:space="preserve">, e o </w:t>
-      </w:r>
-      <w:r>
-        <w:rPr>
-          <w:b/>
-          <w:bCs/>
-          <w:color w:val="23293D"/>
-          <w:sz w:val="21"/>
-          <w:szCs w:val="21"/>
-        </w:rPr>
-        <w:t xml:space="preserve">check-in sozinho</w:t>
-      </w:r>
-      <w:r>
-        <w:rPr>
-          <w:color w:val="23293D"/>
-          <w:sz w:val="21"/>
-          <w:szCs w:val="21"/>
-        </w:rPr>
-        <w:t xml:space="preserve"> o leva para a </w:t>
-      </w:r>
-      <w:r>
-        <w:rPr>
-          <w:b/>
-          <w:bCs/>
-          <w:color w:val="23293D"/>
-          <w:sz w:val="21"/>
-          <w:szCs w:val="21"/>
-        </w:rPr>
-        <w:t xml:space="preserve">Reavaliação (Fase 6)</w:t>
-      </w:r>
-      <w:r>
-        <w:rPr>
-          <w:color w:val="23293D"/>
-          <w:sz w:val="21"/>
-          <w:szCs w:val="21"/>
-        </w:rPr>
-        <w:t xml:space="preserve">. No mesmo instante ele volta a ser </w:t>
-      </w:r>
-      <w:r>
-        <w:rPr>
-          <w:b/>
-          <w:bCs/>
-          <w:color w:val="23293D"/>
-          <w:sz w:val="21"/>
-          <w:szCs w:val="21"/>
-        </w:rPr>
-        <w:t xml:space="preserve">ativo</w:t>
+          <w:b/>
+          <w:bCs/>
+          <w:color w:val="23293D"/>
+          <w:sz w:val="21"/>
+          <w:szCs w:val="21"/>
+        </w:rPr>
+        <w:t xml:space="preserve">Coordenador</w:t>
+      </w:r>
+      <w:r>
+        <w:rPr>
+          <w:color w:val="23293D"/>
+          <w:sz w:val="21"/>
+          <w:szCs w:val="21"/>
+        </w:rPr>
+        <w:t xml:space="preserve"> registra consentimento → anamnese → fotos → </w:t>
+      </w:r>
+      <w:r>
+        <w:rPr>
+          <w:b/>
+          <w:bCs/>
+          <w:color w:val="23293D"/>
+          <w:sz w:val="21"/>
+          <w:szCs w:val="21"/>
+        </w:rPr>
+        <w:t xml:space="preserve">Enviar ao Centro de Planejamento</w:t>
+      </w:r>
+      <w:r>
+        <w:rPr>
+          <w:color w:val="23293D"/>
+          <w:sz w:val="21"/>
+          <w:szCs w:val="21"/>
+        </w:rPr>
+        <w:t xml:space="preserve"> → paciente vai para a </w:t>
+      </w:r>
+      <w:r>
+        <w:rPr>
+          <w:b/>
+          <w:bCs/>
+          <w:color w:val="23293D"/>
+          <w:sz w:val="21"/>
+          <w:szCs w:val="21"/>
+        </w:rPr>
+        <w:t xml:space="preserve">Fase 3</w:t>
       </w:r>
       <w:r>
         <w:rPr>
@@ -24174,25 +24245,25 @@
           <w:sz w:val="21"/>
           <w:szCs w:val="21"/>
         </w:rPr>
-        <w:t xml:space="preserve">Coordenador</w:t>
-      </w:r>
-      <w:r>
-        <w:rPr>
-          <w:color w:val="23293D"/>
-          <w:sz w:val="21"/>
-          <w:szCs w:val="21"/>
-        </w:rPr>
-        <w:t xml:space="preserve"> reavalia e envia ao </w:t>
-      </w:r>
-      <w:r>
-        <w:rPr>
-          <w:b/>
-          <w:bCs/>
-          <w:color w:val="23293D"/>
-          <w:sz w:val="21"/>
-          <w:szCs w:val="21"/>
-        </w:rPr>
-        <w:t xml:space="preserve">Centro de Planejamento</w:t>
+        <w:t xml:space="preserve">Planner</w:t>
+      </w:r>
+      <w:r>
+        <w:rPr>
+          <w:color w:val="23293D"/>
+          <w:sz w:val="21"/>
+          <w:szCs w:val="21"/>
+        </w:rPr>
+        <w:t xml:space="preserve"> monta plano + orçamento + pilar → </w:t>
+      </w:r>
+      <w:r>
+        <w:rPr>
+          <w:b/>
+          <w:bCs/>
+          <w:color w:val="23293D"/>
+          <w:sz w:val="21"/>
+          <w:szCs w:val="21"/>
+        </w:rPr>
+        <w:t xml:space="preserve">Enviar para aprovação</w:t>
       </w:r>
       <w:r>
         <w:rPr>
@@ -24214,29 +24285,21 @@
       </w:pPr>
       <w:r>
         <w:rPr>
-          <w:color w:val="23293D"/>
-          <w:sz w:val="21"/>
-          <w:szCs w:val="21"/>
-        </w:rPr>
-        <w:t xml:space="preserve">Novo plano, nova aprovação, e o cliente </w:t>
-      </w:r>
-      <w:r>
-        <w:rPr>
-          <w:b/>
-          <w:bCs/>
-          <w:color w:val="23293D"/>
-          <w:sz w:val="21"/>
-          <w:szCs w:val="21"/>
-        </w:rPr>
-        <w:t xml:space="preserve">volta ao Comercial</w:t>
-      </w:r>
-      <w:r>
-        <w:rPr>
-          <w:color w:val="23293D"/>
-          <w:sz w:val="21"/>
-          <w:szCs w:val="21"/>
-        </w:rPr>
-        <w:t xml:space="preserve"> — agora com um orçamento que reflete a boca dele hoje, não a de um ano atrás.</w:t>
+          <w:b/>
+          <w:bCs/>
+          <w:color w:val="23293D"/>
+          <w:sz w:val="21"/>
+          <w:szCs w:val="21"/>
+        </w:rPr>
+        <w:t xml:space="preserve">Coordenador</w:t>
+      </w:r>
+      <w:r>
+        <w:rPr>
+          <w:color w:val="23293D"/>
+          <w:sz w:val="21"/>
+          <w:szCs w:val="21"/>
+        </w:rPr>
+        <w:t xml:space="preserve"> aprova a opção.</w:t>
       </w:r>
     </w:p>
     <w:p>
@@ -24245,6 +24308,777 @@
         <w:numPr>
           <w:ilvl w:val="0"/>
           <w:numId w:val="31"/>
+        </w:numPr>
+        <w:spacing w:after="80" w:line="270"/>
+      </w:pPr>
+      <w:r>
+        <w:rPr>
+          <w:b/>
+          <w:bCs/>
+          <w:color w:val="23293D"/>
+          <w:sz w:val="21"/>
+          <w:szCs w:val="21"/>
+        </w:rPr>
+        <w:t xml:space="preserve">Planner</w:t>
+      </w:r>
+      <w:r>
+        <w:rPr>
+          <w:color w:val="23293D"/>
+          <w:sz w:val="21"/>
+          <w:szCs w:val="21"/>
+        </w:rPr>
+        <w:t xml:space="preserve"> </w:t>
+      </w:r>
+      <w:r>
+        <w:rPr>
+          <w:b/>
+          <w:bCs/>
+          <w:color w:val="23293D"/>
+          <w:sz w:val="21"/>
+          <w:szCs w:val="21"/>
+        </w:rPr>
+        <w:t xml:space="preserve">Envia ao Comercial</w:t>
+      </w:r>
+      <w:r>
+        <w:rPr>
+          <w:color w:val="23293D"/>
+          <w:sz w:val="21"/>
+          <w:szCs w:val="21"/>
+        </w:rPr>
+        <w:t xml:space="preserve"> → </w:t>
+      </w:r>
+      <w:r>
+        <w:rPr>
+          <w:b/>
+          <w:bCs/>
+          <w:color w:val="23293D"/>
+          <w:sz w:val="21"/>
+          <w:szCs w:val="21"/>
+        </w:rPr>
+        <w:t xml:space="preserve">Fase 4</w:t>
+      </w:r>
+      <w:r>
+        <w:rPr>
+          <w:color w:val="23293D"/>
+          <w:sz w:val="21"/>
+          <w:szCs w:val="21"/>
+        </w:rPr>
+        <w:t xml:space="preserve">.</w:t>
+      </w:r>
+    </w:p>
+    <w:p>
+      <w:pPr>
+        <w:pStyle w:val="ListParagraph"/>
+        <w:numPr>
+          <w:ilvl w:val="0"/>
+          <w:numId w:val="31"/>
+        </w:numPr>
+        <w:spacing w:after="80" w:line="270"/>
+      </w:pPr>
+      <w:r>
+        <w:rPr>
+          <w:b/>
+          <w:bCs/>
+          <w:color w:val="23293D"/>
+          <w:sz w:val="21"/>
+          <w:szCs w:val="21"/>
+        </w:rPr>
+        <w:t xml:space="preserve">Consultor</w:t>
+      </w:r>
+      <w:r>
+        <w:rPr>
+          <w:color w:val="23293D"/>
+          <w:sz w:val="21"/>
+          <w:szCs w:val="21"/>
+        </w:rPr>
+        <w:t xml:space="preserve"> negocia → </w:t>
+      </w:r>
+      <w:r>
+        <w:rPr>
+          <w:b/>
+          <w:bCs/>
+          <w:color w:val="23293D"/>
+          <w:sz w:val="21"/>
+          <w:szCs w:val="21"/>
+        </w:rPr>
+        <w:t xml:space="preserve">Cliente aceitou</w:t>
+      </w:r>
+      <w:r>
+        <w:rPr>
+          <w:color w:val="23293D"/>
+          <w:sz w:val="21"/>
+          <w:szCs w:val="21"/>
+        </w:rPr>
+        <w:t xml:space="preserve"> → marca </w:t>
+      </w:r>
+      <w:r>
+        <w:rPr>
+          <w:b/>
+          <w:bCs/>
+          <w:color w:val="23293D"/>
+          <w:sz w:val="21"/>
+          <w:szCs w:val="21"/>
+        </w:rPr>
+        <w:t xml:space="preserve">Contrato assinado</w:t>
+      </w:r>
+      <w:r>
+        <w:rPr>
+          <w:color w:val="23293D"/>
+          <w:sz w:val="21"/>
+          <w:szCs w:val="21"/>
+        </w:rPr>
+        <w:t xml:space="preserve"> e </w:t>
+      </w:r>
+      <w:r>
+        <w:rPr>
+          <w:b/>
+          <w:bCs/>
+          <w:color w:val="23293D"/>
+          <w:sz w:val="21"/>
+          <w:szCs w:val="21"/>
+        </w:rPr>
+        <w:t xml:space="preserve">Pagamento confirmado</w:t>
+      </w:r>
+      <w:r>
+        <w:rPr>
+          <w:color w:val="23293D"/>
+          <w:sz w:val="21"/>
+          <w:szCs w:val="21"/>
+        </w:rPr>
+        <w:t xml:space="preserve"> → venda fechada → </w:t>
+      </w:r>
+      <w:r>
+        <w:rPr>
+          <w:b/>
+          <w:bCs/>
+          <w:color w:val="23293D"/>
+          <w:sz w:val="21"/>
+          <w:szCs w:val="21"/>
+        </w:rPr>
+        <w:t xml:space="preserve">Fase 5</w:t>
+      </w:r>
+      <w:r>
+        <w:rPr>
+          <w:color w:val="23293D"/>
+          <w:sz w:val="21"/>
+          <w:szCs w:val="21"/>
+        </w:rPr>
+        <w:t xml:space="preserve">.</w:t>
+      </w:r>
+    </w:p>
+    <w:p>
+      <w:pPr>
+        <w:pStyle w:val="ListParagraph"/>
+        <w:numPr>
+          <w:ilvl w:val="0"/>
+          <w:numId w:val="31"/>
+        </w:numPr>
+        <w:spacing w:after="80" w:line="270"/>
+      </w:pPr>
+      <w:r>
+        <w:rPr>
+          <w:b/>
+          <w:bCs/>
+          <w:color w:val="23293D"/>
+          <w:sz w:val="21"/>
+          <w:szCs w:val="21"/>
+        </w:rPr>
+        <w:t xml:space="preserve">Recepção</w:t>
+      </w:r>
+      <w:r>
+        <w:rPr>
+          <w:color w:val="23293D"/>
+          <w:sz w:val="21"/>
+          <w:szCs w:val="21"/>
+        </w:rPr>
+        <w:t xml:space="preserve"> recebe aviso e agenda o início do tratamento.</w:t>
+      </w:r>
+    </w:p>
+    <w:p>
+      <w:pPr>
+        <w:pStyle w:val="ListParagraph"/>
+        <w:numPr>
+          <w:ilvl w:val="0"/>
+          <w:numId w:val="31"/>
+        </w:numPr>
+        <w:spacing w:after="80" w:line="270"/>
+      </w:pPr>
+      <w:r>
+        <w:rPr>
+          <w:b/>
+          <w:bCs/>
+          <w:color w:val="23293D"/>
+          <w:sz w:val="21"/>
+          <w:szCs w:val="21"/>
+        </w:rPr>
+        <w:t xml:space="preserve">Dentista</w:t>
+      </w:r>
+      <w:r>
+        <w:rPr>
+          <w:color w:val="23293D"/>
+          <w:sz w:val="21"/>
+          <w:szCs w:val="21"/>
+        </w:rPr>
+        <w:t xml:space="preserve"> executa, escreve o Desenvolvimento Clínico e conclui → </w:t>
+      </w:r>
+      <w:r>
+        <w:rPr>
+          <w:b/>
+          <w:bCs/>
+          <w:color w:val="23293D"/>
+          <w:sz w:val="21"/>
+          <w:szCs w:val="21"/>
+        </w:rPr>
+        <w:t xml:space="preserve">estoque baixa e repasse é apurado automaticamente</w:t>
+      </w:r>
+      <w:r>
+        <w:rPr>
+          <w:color w:val="23293D"/>
+          <w:sz w:val="21"/>
+          <w:szCs w:val="21"/>
+        </w:rPr>
+        <w:t xml:space="preserve">.</w:t>
+      </w:r>
+    </w:p>
+    <w:p>
+      <w:pPr>
+        <w:spacing w:after="140" w:line="280"/>
+      </w:pPr>
+      <w:r>
+        <w:rPr>
+          <w:b/>
+          <w:bCs/>
+          <w:color w:val="23293D"/>
+          <w:sz w:val="21"/>
+          <w:szCs w:val="21"/>
+        </w:rPr>
+        <w:t xml:space="preserve">Evidência:</w:t>
+      </w:r>
+      <w:r>
+        <w:rPr>
+          <w:color w:val="23293D"/>
+          <w:sz w:val="21"/>
+          <w:szCs w:val="21"/>
+        </w:rPr>
+        <w:t xml:space="preserve"> este fluxo está coberto por teste automatizado ponta a ponta (</w:t>
+      </w:r>
+      <w:r>
+        <w:rPr>
+          <w:rFonts w:ascii="Consolas" w:cs="Consolas" w:eastAsia="Consolas" w:hAnsi="Consolas"/>
+          <w:color w:val="1F3253"/>
+          <w:sz w:val="19"/>
+          <w:szCs w:val="19"/>
+          <w:shd w:fill="EFEDE6" w:color="auto" w:val="clear"/>
+        </w:rPr>
+        <w:t xml:space="preserve">e2e/01-jornada.spec.ts</w:t>
+      </w:r>
+      <w:r>
+        <w:rPr>
+          <w:color w:val="23293D"/>
+          <w:sz w:val="21"/>
+          <w:szCs w:val="21"/>
+        </w:rPr>
+        <w:t xml:space="preserve"> a </w:t>
+      </w:r>
+      <w:r>
+        <w:rPr>
+          <w:rFonts w:ascii="Consolas" w:cs="Consolas" w:eastAsia="Consolas" w:hAnsi="Consolas"/>
+          <w:color w:val="1F3253"/>
+          <w:sz w:val="19"/>
+          <w:szCs w:val="19"/>
+          <w:shd w:fill="EFEDE6" w:color="auto" w:val="clear"/>
+        </w:rPr>
+        <w:t xml:space="preserve">e2e/10-estoque.spec.ts</w:t>
+      </w:r>
+      <w:r>
+        <w:rPr>
+          <w:color w:val="23293D"/>
+          <w:sz w:val="21"/>
+          <w:szCs w:val="21"/>
+        </w:rPr>
+        <w:t xml:space="preserve">), o que confirma que cada passo funciona como descrito.</w:t>
+      </w:r>
+    </w:p>
+    <w:p>
+      <w:pPr>
+        <w:spacing w:after="140" w:line="280"/>
+      </w:pPr>
+      <w:r>
+        <w:rPr>
+          <w:b/>
+          <w:bCs/>
+          <w:color w:val="23293D"/>
+          <w:sz w:val="21"/>
+          <w:szCs w:val="21"/>
+        </w:rPr>
+        <w:t xml:space="preserve">Pontos de decisão:</w:t>
+      </w:r>
+      <w:r>
+        <w:rPr>
+          <w:color w:val="23293D"/>
+          <w:sz w:val="21"/>
+          <w:szCs w:val="21"/>
+        </w:rPr>
+        <w:t xml:space="preserve"> o Coordenador pode </w:t>
+      </w:r>
+      <w:r>
+        <w:rPr>
+          <w:b/>
+          <w:bCs/>
+          <w:color w:val="23293D"/>
+          <w:sz w:val="21"/>
+          <w:szCs w:val="21"/>
+        </w:rPr>
+        <w:t xml:space="preserve">reprovar</w:t>
+      </w:r>
+      <w:r>
+        <w:rPr>
+          <w:color w:val="23293D"/>
+          <w:sz w:val="21"/>
+          <w:szCs w:val="21"/>
+        </w:rPr>
+        <w:t xml:space="preserve"> (volta ao Planner com orientações); o cliente pode </w:t>
+      </w:r>
+      <w:r>
+        <w:rPr>
+          <w:b/>
+          <w:bCs/>
+          <w:color w:val="23293D"/>
+          <w:sz w:val="21"/>
+          <w:szCs w:val="21"/>
+        </w:rPr>
+        <w:t xml:space="preserve">não aceitar</w:t>
+      </w:r>
+      <w:r>
+        <w:rPr>
+          <w:color w:val="23293D"/>
+          <w:sz w:val="21"/>
+          <w:szCs w:val="21"/>
+        </w:rPr>
+        <w:t xml:space="preserve"> (vai para follow-up).</w:t>
+      </w:r>
+    </w:p>
+    <w:p>
+      <w:pPr>
+        <w:pStyle w:val="Heading2"/>
+      </w:pPr>
+      <w:r>
+        <w:rPr>
+          <w:color w:val="1F3253"/>
+        </w:rPr>
+        <w:t xml:space="preserve">Fluxo 3 — Encerrar a sessão</w:t>
+      </w:r>
+    </w:p>
+    <w:p>
+      <w:pPr>
+        <w:spacing w:after="140" w:line="280"/>
+      </w:pPr>
+      <w:r>
+        <w:rPr>
+          <w:color w:val="23293D"/>
+          <w:sz w:val="21"/>
+          <w:szCs w:val="21"/>
+        </w:rPr>
+        <w:t xml:space="preserve">Botão </w:t>
+      </w:r>
+      <w:r>
+        <w:rPr>
+          <w:b/>
+          <w:bCs/>
+          <w:color w:val="23293D"/>
+          <w:sz w:val="21"/>
+          <w:szCs w:val="21"/>
+        </w:rPr>
+        <w:t xml:space="preserve">Sair</w:t>
+      </w:r>
+      <w:r>
+        <w:rPr>
+          <w:color w:val="23293D"/>
+          <w:sz w:val="21"/>
+          <w:szCs w:val="21"/>
+        </w:rPr>
+        <w:t xml:space="preserve"> no rodapé da barra lateral.</w:t>
+      </w:r>
+    </w:p>
+    <w:p>
+      <w:pPr>
+        <w:pStyle w:val="Heading2"/>
+      </w:pPr>
+      <w:r>
+        <w:rPr>
+          <w:color w:val="1F3253"/>
+        </w:rPr>
+        <w:t xml:space="preserve">Fluxo 4 — O cliente que volta depois de perdido</w:t>
+      </w:r>
+    </w:p>
+    <w:p>
+      <w:pPr>
+        <w:spacing w:after="140" w:line="280"/>
+      </w:pPr>
+      <w:r>
+        <w:rPr>
+          <w:b/>
+          <w:bCs/>
+          <w:color w:val="23293D"/>
+          <w:sz w:val="21"/>
+          <w:szCs w:val="21"/>
+        </w:rPr>
+        <w:t xml:space="preserve">Papéis:</w:t>
+      </w:r>
+      <w:r>
+        <w:rPr>
+          <w:color w:val="23293D"/>
+          <w:sz w:val="21"/>
+          <w:szCs w:val="21"/>
+        </w:rPr>
+        <w:t xml:space="preserve"> Consultor Comercial, Recepção, Coordenador Clínico.</w:t>
+      </w:r>
+    </w:p>
+    <w:p>
+      <w:pPr>
+        <w:spacing w:after="140" w:line="280"/>
+      </w:pPr>
+      <w:r>
+        <w:rPr>
+          <w:color w:val="23293D"/>
+          <w:sz w:val="21"/>
+          <w:szCs w:val="21"/>
+        </w:rPr>
+        <w:t xml:space="preserve">Nem todo cliente que some some para sempre. Este é o caminho de volta.</w:t>
+      </w:r>
+    </w:p>
+    <w:p>
+      <w:pPr>
+        <w:pStyle w:val="ListParagraph"/>
+        <w:numPr>
+          <w:ilvl w:val="0"/>
+          <w:numId w:val="32"/>
+        </w:numPr>
+        <w:spacing w:after="80" w:line="270"/>
+      </w:pPr>
+      <w:r>
+        <w:rPr>
+          <w:b/>
+          <w:bCs/>
+          <w:color w:val="23293D"/>
+          <w:sz w:val="21"/>
+          <w:szCs w:val="21"/>
+        </w:rPr>
+        <w:t xml:space="preserve">Consultor</w:t>
+      </w:r>
+      <w:r>
+        <w:rPr>
+          <w:color w:val="23293D"/>
+          <w:sz w:val="21"/>
+          <w:szCs w:val="21"/>
+        </w:rPr>
+        <w:t xml:space="preserve"> marca </w:t>
+      </w:r>
+      <w:r>
+        <w:rPr>
+          <w:b/>
+          <w:bCs/>
+          <w:color w:val="23293D"/>
+          <w:sz w:val="21"/>
+          <w:szCs w:val="21"/>
+        </w:rPr>
+        <w:t xml:space="preserve">perdido</w:t>
+      </w:r>
+      <w:r>
+        <w:rPr>
+          <w:color w:val="23293D"/>
+          <w:sz w:val="21"/>
+          <w:szCs w:val="21"/>
+        </w:rPr>
+        <w:t xml:space="preserve"> (ou cancelado), com o motivo. O sistema move o cliente para o </w:t>
+      </w:r>
+      <w:r>
+        <w:rPr>
+          <w:b/>
+          <w:bCs/>
+          <w:color w:val="23293D"/>
+          <w:sz w:val="21"/>
+          <w:szCs w:val="21"/>
+        </w:rPr>
+        <w:t xml:space="preserve">Acompanhamento (Fase 7)</w:t>
+      </w:r>
+      <w:r>
+        <w:rPr>
+          <w:color w:val="23293D"/>
+          <w:sz w:val="21"/>
+          <w:szCs w:val="21"/>
+        </w:rPr>
+        <w:t xml:space="preserve"> e o marca como </w:t>
+      </w:r>
+      <w:r>
+        <w:rPr>
+          <w:b/>
+          <w:bCs/>
+          <w:color w:val="23293D"/>
+          <w:sz w:val="21"/>
+          <w:szCs w:val="21"/>
+        </w:rPr>
+        <w:t xml:space="preserve">inativo</w:t>
+      </w:r>
+      <w:r>
+        <w:rPr>
+          <w:color w:val="23293D"/>
+          <w:sz w:val="21"/>
+          <w:szCs w:val="21"/>
+        </w:rPr>
+        <w:t xml:space="preserve">.</w:t>
+      </w:r>
+    </w:p>
+    <w:p>
+      <w:pPr>
+        <w:pStyle w:val="ListParagraph"/>
+        <w:numPr>
+          <w:ilvl w:val="0"/>
+          <w:numId w:val="32"/>
+        </w:numPr>
+        <w:spacing w:after="80" w:line="270"/>
+      </w:pPr>
+      <w:r>
+        <w:rPr>
+          <w:color w:val="23293D"/>
+          <w:sz w:val="21"/>
+          <w:szCs w:val="21"/>
+        </w:rPr>
+        <w:t xml:space="preserve">Meses depois, </w:t>
+      </w:r>
+      <w:r>
+        <w:rPr>
+          <w:b/>
+          <w:bCs/>
+          <w:color w:val="23293D"/>
+          <w:sz w:val="21"/>
+          <w:szCs w:val="21"/>
+        </w:rPr>
+        <w:t xml:space="preserve">o cliente liga</w:t>
+      </w:r>
+      <w:r>
+        <w:rPr>
+          <w:color w:val="23293D"/>
+          <w:sz w:val="21"/>
+          <w:szCs w:val="21"/>
+        </w:rPr>
+        <w:t xml:space="preserve">. A </w:t>
+      </w:r>
+      <w:r>
+        <w:rPr>
+          <w:b/>
+          <w:bCs/>
+          <w:color w:val="23293D"/>
+          <w:sz w:val="21"/>
+          <w:szCs w:val="21"/>
+        </w:rPr>
+        <w:t xml:space="preserve">recepção</w:t>
+      </w:r>
+      <w:r>
+        <w:rPr>
+          <w:color w:val="23293D"/>
+          <w:sz w:val="21"/>
+          <w:szCs w:val="21"/>
+        </w:rPr>
+        <w:t xml:space="preserve"> agenda uma </w:t>
+      </w:r>
+      <w:r>
+        <w:rPr>
+          <w:b/>
+          <w:bCs/>
+          <w:color w:val="23293D"/>
+          <w:sz w:val="21"/>
+          <w:szCs w:val="21"/>
+        </w:rPr>
+        <w:t xml:space="preserve">Reavaliação</w:t>
+      </w:r>
+      <w:r>
+        <w:rPr>
+          <w:color w:val="23293D"/>
+          <w:sz w:val="21"/>
+          <w:szCs w:val="21"/>
+        </w:rPr>
+        <w:t xml:space="preserve"> — que é um tipo disponível na Fase 7.</w:t>
+      </w:r>
+    </w:p>
+    <w:p>
+      <w:pPr>
+        <w:pStyle w:val="ListParagraph"/>
+        <w:numPr>
+          <w:ilvl w:val="0"/>
+          <w:numId w:val="32"/>
+        </w:numPr>
+        <w:spacing w:after="80" w:line="270"/>
+      </w:pPr>
+      <w:r>
+        <w:rPr>
+          <w:color w:val="23293D"/>
+          <w:sz w:val="21"/>
+          <w:szCs w:val="21"/>
+        </w:rPr>
+        <w:t xml:space="preserve">O cliente </w:t>
+      </w:r>
+      <w:r>
+        <w:rPr>
+          <w:b/>
+          <w:bCs/>
+          <w:color w:val="23293D"/>
+          <w:sz w:val="21"/>
+          <w:szCs w:val="21"/>
+        </w:rPr>
+        <w:t xml:space="preserve">comparece</w:t>
+      </w:r>
+      <w:r>
+        <w:rPr>
+          <w:color w:val="23293D"/>
+          <w:sz w:val="21"/>
+          <w:szCs w:val="21"/>
+        </w:rPr>
+        <w:t xml:space="preserve">, e o </w:t>
+      </w:r>
+      <w:r>
+        <w:rPr>
+          <w:b/>
+          <w:bCs/>
+          <w:color w:val="23293D"/>
+          <w:sz w:val="21"/>
+          <w:szCs w:val="21"/>
+        </w:rPr>
+        <w:t xml:space="preserve">check-in sozinho</w:t>
+      </w:r>
+      <w:r>
+        <w:rPr>
+          <w:color w:val="23293D"/>
+          <w:sz w:val="21"/>
+          <w:szCs w:val="21"/>
+        </w:rPr>
+        <w:t xml:space="preserve"> o leva para a </w:t>
+      </w:r>
+      <w:r>
+        <w:rPr>
+          <w:b/>
+          <w:bCs/>
+          <w:color w:val="23293D"/>
+          <w:sz w:val="21"/>
+          <w:szCs w:val="21"/>
+        </w:rPr>
+        <w:t xml:space="preserve">Reavaliação (Fase 6)</w:t>
+      </w:r>
+      <w:r>
+        <w:rPr>
+          <w:color w:val="23293D"/>
+          <w:sz w:val="21"/>
+          <w:szCs w:val="21"/>
+        </w:rPr>
+        <w:t xml:space="preserve">. No mesmo instante ele volta a ser </w:t>
+      </w:r>
+      <w:r>
+        <w:rPr>
+          <w:b/>
+          <w:bCs/>
+          <w:color w:val="23293D"/>
+          <w:sz w:val="21"/>
+          <w:szCs w:val="21"/>
+        </w:rPr>
+        <w:t xml:space="preserve">ativo</w:t>
+      </w:r>
+      <w:r>
+        <w:rPr>
+          <w:color w:val="23293D"/>
+          <w:sz w:val="21"/>
+          <w:szCs w:val="21"/>
+        </w:rPr>
+        <w:t xml:space="preserve">.</w:t>
+      </w:r>
+    </w:p>
+    <w:p>
+      <w:pPr>
+        <w:pStyle w:val="ListParagraph"/>
+        <w:numPr>
+          <w:ilvl w:val="0"/>
+          <w:numId w:val="32"/>
+        </w:numPr>
+        <w:spacing w:after="80" w:line="270"/>
+      </w:pPr>
+      <w:r>
+        <w:rPr>
+          <w:b/>
+          <w:bCs/>
+          <w:color w:val="23293D"/>
+          <w:sz w:val="21"/>
+          <w:szCs w:val="21"/>
+        </w:rPr>
+        <w:t xml:space="preserve">Coordenador</w:t>
+      </w:r>
+      <w:r>
+        <w:rPr>
+          <w:color w:val="23293D"/>
+          <w:sz w:val="21"/>
+          <w:szCs w:val="21"/>
+        </w:rPr>
+        <w:t xml:space="preserve"> reavalia e envia ao </w:t>
+      </w:r>
+      <w:r>
+        <w:rPr>
+          <w:b/>
+          <w:bCs/>
+          <w:color w:val="23293D"/>
+          <w:sz w:val="21"/>
+          <w:szCs w:val="21"/>
+        </w:rPr>
+        <w:t xml:space="preserve">Centro de Planejamento</w:t>
+      </w:r>
+      <w:r>
+        <w:rPr>
+          <w:color w:val="23293D"/>
+          <w:sz w:val="21"/>
+          <w:szCs w:val="21"/>
+        </w:rPr>
+        <w:t xml:space="preserve">.</w:t>
+      </w:r>
+    </w:p>
+    <w:p>
+      <w:pPr>
+        <w:pStyle w:val="ListParagraph"/>
+        <w:numPr>
+          <w:ilvl w:val="0"/>
+          <w:numId w:val="32"/>
+        </w:numPr>
+        <w:spacing w:after="80" w:line="270"/>
+      </w:pPr>
+      <w:r>
+        <w:rPr>
+          <w:color w:val="23293D"/>
+          <w:sz w:val="21"/>
+          <w:szCs w:val="21"/>
+        </w:rPr>
+        <w:t xml:space="preserve">Novo plano, nova aprovação, e o cliente </w:t>
+      </w:r>
+      <w:r>
+        <w:rPr>
+          <w:b/>
+          <w:bCs/>
+          <w:color w:val="23293D"/>
+          <w:sz w:val="21"/>
+          <w:szCs w:val="21"/>
+        </w:rPr>
+        <w:t xml:space="preserve">volta ao Comercial</w:t>
+      </w:r>
+      <w:r>
+        <w:rPr>
+          <w:color w:val="23293D"/>
+          <w:sz w:val="21"/>
+          <w:szCs w:val="21"/>
+        </w:rPr>
+        <w:t xml:space="preserve"> — agora com um orçamento que reflete a boca dele hoje, não a de um ano atrás.</w:t>
+      </w:r>
+    </w:p>
+    <w:p>
+      <w:pPr>
+        <w:pStyle w:val="ListParagraph"/>
+        <w:numPr>
+          <w:ilvl w:val="0"/>
+          <w:numId w:val="32"/>
         </w:numPr>
         <w:spacing w:after="80" w:line="270"/>
       </w:pPr>
@@ -24888,7 +25722,7 @@
         <w:pStyle w:val="ListParagraph"/>
         <w:numPr>
           <w:ilvl w:val="0"/>
-          <w:numId w:val="32"/>
+          <w:numId w:val="33"/>
         </w:numPr>
         <w:spacing w:after="80" w:line="270"/>
       </w:pPr>
@@ -24916,7 +25750,7 @@
         <w:pStyle w:val="ListParagraph"/>
         <w:numPr>
           <w:ilvl w:val="0"/>
-          <w:numId w:val="32"/>
+          <w:numId w:val="33"/>
         </w:numPr>
         <w:spacing w:after="80" w:line="270"/>
       </w:pPr>
@@ -24960,7 +25794,7 @@
         <w:pStyle w:val="ListParagraph"/>
         <w:numPr>
           <w:ilvl w:val="0"/>
-          <w:numId w:val="32"/>
+          <w:numId w:val="33"/>
         </w:numPr>
         <w:spacing w:after="80" w:line="270"/>
       </w:pPr>
@@ -24988,7 +25822,7 @@
         <w:pStyle w:val="ListParagraph"/>
         <w:numPr>
           <w:ilvl w:val="0"/>
-          <w:numId w:val="32"/>
+          <w:numId w:val="33"/>
         </w:numPr>
         <w:spacing w:after="80" w:line="270"/>
       </w:pPr>
@@ -25016,7 +25850,7 @@
         <w:pStyle w:val="ListParagraph"/>
         <w:numPr>
           <w:ilvl w:val="0"/>
-          <w:numId w:val="32"/>
+          <w:numId w:val="33"/>
         </w:numPr>
         <w:spacing w:after="80" w:line="270"/>
       </w:pPr>
@@ -25062,7 +25896,7 @@
         <w:pStyle w:val="ListParagraph"/>
         <w:numPr>
           <w:ilvl w:val="0"/>
-          <w:numId w:val="32"/>
+          <w:numId w:val="33"/>
         </w:numPr>
         <w:spacing w:after="80" w:line="270"/>
       </w:pPr>
@@ -25323,7 +26157,7 @@
         <w:pStyle w:val="ListParagraph"/>
         <w:numPr>
           <w:ilvl w:val="0"/>
-          <w:numId w:val="33"/>
+          <w:numId w:val="34"/>
         </w:numPr>
         <w:spacing w:after="80" w:line="270"/>
       </w:pPr>
@@ -25369,7 +26203,7 @@
         <w:pStyle w:val="ListParagraph"/>
         <w:numPr>
           <w:ilvl w:val="0"/>
-          <w:numId w:val="33"/>
+          <w:numId w:val="34"/>
         </w:numPr>
         <w:spacing w:after="80" w:line="270"/>
       </w:pPr>
@@ -25407,7 +26241,7 @@
         <w:pStyle w:val="ListParagraph"/>
         <w:numPr>
           <w:ilvl w:val="0"/>
-          <w:numId w:val="33"/>
+          <w:numId w:val="34"/>
         </w:numPr>
         <w:spacing w:after="80" w:line="270"/>
       </w:pPr>
@@ -28475,7 +29309,7 @@
         <w:pStyle w:val="ListParagraph"/>
         <w:numPr>
           <w:ilvl w:val="0"/>
-          <w:numId w:val="34"/>
+          <w:numId w:val="35"/>
         </w:numPr>
         <w:spacing w:after="80" w:line="270"/>
       </w:pPr>
@@ -28503,7 +29337,7 @@
         <w:pStyle w:val="ListParagraph"/>
         <w:numPr>
           <w:ilvl w:val="0"/>
-          <w:numId w:val="34"/>
+          <w:numId w:val="35"/>
         </w:numPr>
         <w:spacing w:after="80" w:line="270"/>
       </w:pPr>
@@ -28531,7 +29365,7 @@
         <w:pStyle w:val="ListParagraph"/>
         <w:numPr>
           <w:ilvl w:val="0"/>
-          <w:numId w:val="34"/>
+          <w:numId w:val="35"/>
         </w:numPr>
         <w:spacing w:after="80" w:line="270"/>
       </w:pPr>
@@ -28559,7 +29393,7 @@
         <w:pStyle w:val="ListParagraph"/>
         <w:numPr>
           <w:ilvl w:val="0"/>
-          <w:numId w:val="34"/>
+          <w:numId w:val="35"/>
         </w:numPr>
         <w:spacing w:after="80" w:line="270"/>
       </w:pPr>
@@ -28587,7 +29421,7 @@
         <w:pStyle w:val="ListParagraph"/>
         <w:numPr>
           <w:ilvl w:val="0"/>
-          <w:numId w:val="34"/>
+          <w:numId w:val="35"/>
         </w:numPr>
         <w:spacing w:after="80" w:line="270"/>
       </w:pPr>
@@ -28615,7 +29449,7 @@
         <w:pStyle w:val="ListParagraph"/>
         <w:numPr>
           <w:ilvl w:val="0"/>
-          <w:numId w:val="34"/>
+          <w:numId w:val="35"/>
         </w:numPr>
         <w:spacing w:after="80" w:line="270"/>
       </w:pPr>
@@ -28643,7 +29477,7 @@
         <w:pStyle w:val="ListParagraph"/>
         <w:numPr>
           <w:ilvl w:val="0"/>
-          <w:numId w:val="34"/>
+          <w:numId w:val="35"/>
         </w:numPr>
         <w:spacing w:after="80" w:line="270"/>
       </w:pPr>
@@ -28671,7 +29505,7 @@
         <w:pStyle w:val="ListParagraph"/>
         <w:numPr>
           <w:ilvl w:val="0"/>
-          <w:numId w:val="34"/>
+          <w:numId w:val="35"/>
         </w:numPr>
         <w:spacing w:after="80" w:line="270"/>
       </w:pPr>
@@ -28757,7 +29591,7 @@
         <w:pStyle w:val="ListParagraph"/>
         <w:numPr>
           <w:ilvl w:val="0"/>
-          <w:numId w:val="35"/>
+          <w:numId w:val="36"/>
         </w:numPr>
         <w:spacing w:after="80" w:line="270"/>
       </w:pPr>
@@ -28793,7 +29627,7 @@
         <w:pStyle w:val="ListParagraph"/>
         <w:numPr>
           <w:ilvl w:val="0"/>
-          <w:numId w:val="35"/>
+          <w:numId w:val="36"/>
         </w:numPr>
         <w:spacing w:after="80" w:line="270"/>
       </w:pPr>
@@ -28811,7 +29645,7 @@
         <w:pStyle w:val="ListParagraph"/>
         <w:numPr>
           <w:ilvl w:val="0"/>
-          <w:numId w:val="35"/>
+          <w:numId w:val="36"/>
         </w:numPr>
         <w:spacing w:after="80" w:line="270"/>
       </w:pPr>
@@ -28847,7 +29681,7 @@
         <w:pStyle w:val="ListParagraph"/>
         <w:numPr>
           <w:ilvl w:val="0"/>
-          <w:numId w:val="35"/>
+          <w:numId w:val="36"/>
         </w:numPr>
         <w:spacing w:after="80" w:line="270"/>
       </w:pPr>
@@ -28865,7 +29699,7 @@
         <w:pStyle w:val="ListParagraph"/>
         <w:numPr>
           <w:ilvl w:val="0"/>
-          <w:numId w:val="35"/>
+          <w:numId w:val="36"/>
         </w:numPr>
         <w:spacing w:after="80" w:line="270"/>
       </w:pPr>
@@ -31017,7 +31851,7 @@
         <w:pStyle w:val="ListParagraph"/>
         <w:numPr>
           <w:ilvl w:val="0"/>
-          <w:numId w:val="36"/>
+          <w:numId w:val="37"/>
         </w:numPr>
         <w:spacing w:after="80" w:line="270"/>
       </w:pPr>
@@ -31045,7 +31879,7 @@
         <w:pStyle w:val="ListParagraph"/>
         <w:numPr>
           <w:ilvl w:val="0"/>
-          <w:numId w:val="36"/>
+          <w:numId w:val="37"/>
         </w:numPr>
         <w:spacing w:after="80" w:line="270"/>
       </w:pPr>
@@ -31073,7 +31907,7 @@
         <w:pStyle w:val="ListParagraph"/>
         <w:numPr>
           <w:ilvl w:val="0"/>
-          <w:numId w:val="36"/>
+          <w:numId w:val="37"/>
         </w:numPr>
         <w:spacing w:after="80" w:line="270"/>
       </w:pPr>
@@ -33901,7 +34735,7 @@
         <w:pStyle w:val="ListParagraph"/>
         <w:numPr>
           <w:ilvl w:val="0"/>
-          <w:numId w:val="37"/>
+          <w:numId w:val="38"/>
         </w:numPr>
         <w:spacing w:after="80" w:line="270"/>
       </w:pPr>
@@ -33929,7 +34763,7 @@
         <w:pStyle w:val="ListParagraph"/>
         <w:numPr>
           <w:ilvl w:val="0"/>
-          <w:numId w:val="37"/>
+          <w:numId w:val="38"/>
         </w:numPr>
         <w:spacing w:after="80" w:line="270"/>
       </w:pPr>
@@ -33957,7 +34791,7 @@
         <w:pStyle w:val="ListParagraph"/>
         <w:numPr>
           <w:ilvl w:val="0"/>
-          <w:numId w:val="37"/>
+          <w:numId w:val="38"/>
         </w:numPr>
         <w:spacing w:after="80" w:line="270"/>
       </w:pPr>
@@ -33985,7 +34819,7 @@
         <w:pStyle w:val="ListParagraph"/>
         <w:numPr>
           <w:ilvl w:val="0"/>
-          <w:numId w:val="37"/>
+          <w:numId w:val="38"/>
         </w:numPr>
         <w:spacing w:after="80" w:line="270"/>
       </w:pPr>
@@ -34425,7 +35259,7 @@
     </w:lvlOverride>
   </w:num>
   <w:num w:numId="20">
-    <w:abstractNumId w:val="2"/>
+    <w:abstractNumId w:val="3"/>
     <w:lvlOverride w:ilvl="0">
       <w:startOverride w:val="1"/>
     </w:lvlOverride>
@@ -34461,13 +35295,13 @@
     </w:lvlOverride>
   </w:num>
   <w:num w:numId="26">
-    <w:abstractNumId w:val="3"/>
+    <w:abstractNumId w:val="2"/>
     <w:lvlOverride w:ilvl="0">
       <w:startOverride w:val="1"/>
     </w:lvlOverride>
   </w:num>
   <w:num w:numId="27">
-    <w:abstractNumId w:val="2"/>
+    <w:abstractNumId w:val="3"/>
     <w:lvlOverride w:ilvl="0">
       <w:startOverride w:val="1"/>
     </w:lvlOverride>
@@ -34509,7 +35343,7 @@
     </w:lvlOverride>
   </w:num>
   <w:num w:numId="34">
-    <w:abstractNumId w:val="3"/>
+    <w:abstractNumId w:val="2"/>
     <w:lvlOverride w:ilvl="0">
       <w:startOverride w:val="1"/>
     </w:lvlOverride>
@@ -34521,12 +35355,18 @@
     </w:lvlOverride>
   </w:num>
   <w:num w:numId="36">
+    <w:abstractNumId w:val="3"/>
+    <w:lvlOverride w:ilvl="0">
+      <w:startOverride w:val="1"/>
+    </w:lvlOverride>
+  </w:num>
+  <w:num w:numId="37">
     <w:abstractNumId w:val="2"/>
     <w:lvlOverride w:ilvl="0">
       <w:startOverride w:val="1"/>
     </w:lvlOverride>
   </w:num>
-  <w:num w:numId="37">
+  <w:num w:numId="38">
     <w:abstractNumId w:val="3"/>
     <w:lvlOverride w:ilvl="0">
       <w:startOverride w:val="1"/>

--- a/docs/treinamento/Manual-de-Treinamento-riSZon.docx
+++ b/docs/treinamento/Manual-de-Treinamento-riSZon.docx
@@ -6971,7 +6971,25 @@
                 <w:sz w:val="20"/>
                 <w:szCs w:val="20"/>
               </w:rPr>
-              <w:t xml:space="preserve">Convênio com empresas parceiras</w:t>
+              <w:t xml:space="preserve">Convênio com empresas parceiras; </w:t>
+            </w:r>
+            <w:r>
+              <w:rPr>
+                <w:b/>
+                <w:bCs/>
+                <w:color w:val="23293D"/>
+                <w:sz w:val="20"/>
+                <w:szCs w:val="20"/>
+              </w:rPr>
+              <w:t xml:space="preserve">Cobranças</w:t>
+            </w:r>
+            <w:r>
+              <w:rPr>
+                <w:color w:val="23293D"/>
+                <w:sz w:val="20"/>
+                <w:szCs w:val="20"/>
+              </w:rPr>
+              <w:t xml:space="preserve"> reúne as de todas as empresas numa tela</w:t>
             </w:r>
           </w:p>
         </w:tc>

--- a/docs/treinamento/Manual-de-Treinamento-riSZon.docx
+++ b/docs/treinamento/Manual-de-Treinamento-riSZon.docx
@@ -3540,7 +3540,7 @@
           <w:sz w:val="21"/>
           <w:szCs w:val="21"/>
         </w:rPr>
-        <w:t xml:space="preserve"> As telas de todo dia ficaram à mostra (Painel, DRE, Fluxo de caixa, Contas a pagar, Conciliação) e o resto entrou em três menus: </w:t>
+        <w:t xml:space="preserve"> As telas de todo dia ficaram à mostra (Painel, DRE, Fluxo de caixa, Recebíveis, Contas a pagar, Conciliação) e o resto entrou em três menus: </w:t>
       </w:r>
       <w:r>
         <w:rPr>
@@ -3595,6 +3595,728 @@
           <w:szCs w:val="21"/>
         </w:rPr>
         <w:t xml:space="preserve">. O menu fica aceso quando você está numa tela dele.</w:t>
+      </w:r>
+    </w:p>
+    <w:p>
+      <w:pPr>
+        <w:pStyle w:val="Heading2"/>
+      </w:pPr>
+      <w:r>
+        <w:rPr>
+          <w:color w:val="1F3253"/>
+        </w:rPr>
+        <w:t xml:space="preserve">2.4. Recebíveis e inadimplência</w:t>
+      </w:r>
+    </w:p>
+    <w:p>
+      <w:pPr>
+        <w:spacing w:after="140" w:line="280"/>
+      </w:pPr>
+      <w:r>
+        <w:rPr>
+          <w:color w:val="23293D"/>
+          <w:sz w:val="21"/>
+          <w:szCs w:val="21"/>
+        </w:rPr>
+        <w:t xml:space="preserve">A aba </w:t>
+      </w:r>
+      <w:r>
+        <w:rPr>
+          <w:b/>
+          <w:bCs/>
+          <w:color w:val="23293D"/>
+          <w:sz w:val="21"/>
+          <w:szCs w:val="21"/>
+        </w:rPr>
+        <w:t xml:space="preserve">Recebíveis</w:t>
+      </w:r>
+      <w:r>
+        <w:rPr>
+          <w:color w:val="23293D"/>
+          <w:sz w:val="21"/>
+          <w:szCs w:val="21"/>
+        </w:rPr>
+        <w:t xml:space="preserve"> é o outro lado do Contas a pagar: o que a unidade tem </w:t>
+      </w:r>
+      <w:r>
+        <w:rPr>
+          <w:b/>
+          <w:bCs/>
+          <w:color w:val="23293D"/>
+          <w:sz w:val="21"/>
+          <w:szCs w:val="21"/>
+        </w:rPr>
+        <w:t xml:space="preserve">a receber</w:t>
+      </w:r>
+      <w:r>
+        <w:rPr>
+          <w:color w:val="23293D"/>
+          <w:sz w:val="21"/>
+          <w:szCs w:val="21"/>
+        </w:rPr>
+        <w:t xml:space="preserve">.</w:t>
+      </w:r>
+    </w:p>
+    <w:p>
+      <w:pPr>
+        <w:spacing w:after="140" w:line="280"/>
+      </w:pPr>
+      <w:r>
+        <w:rPr>
+          <w:b/>
+          <w:bCs/>
+          <w:color w:val="23293D"/>
+          <w:sz w:val="21"/>
+          <w:szCs w:val="21"/>
+        </w:rPr>
+        <w:t xml:space="preserve">No alto:</w:t>
+      </w:r>
+      <w:r>
+        <w:rPr>
+          <w:color w:val="23293D"/>
+          <w:sz w:val="21"/>
+          <w:szCs w:val="21"/>
+        </w:rPr>
+        <w:t xml:space="preserve"> quanto há a receber, quanto já venceu (com multa e juros), a </w:t>
+      </w:r>
+      <w:r>
+        <w:rPr>
+          <w:b/>
+          <w:bCs/>
+          <w:color w:val="23293D"/>
+          <w:sz w:val="21"/>
+          <w:szCs w:val="21"/>
+        </w:rPr>
+        <w:t xml:space="preserve">taxa de inadimplência</w:t>
+      </w:r>
+      <w:r>
+        <w:rPr>
+          <w:color w:val="23293D"/>
+          <w:sz w:val="21"/>
+          <w:szCs w:val="21"/>
+        </w:rPr>
+        <w:t xml:space="preserve"> e quanto foi recebido no mês.</w:t>
+      </w:r>
+    </w:p>
+    <w:p>
+      <w:pPr>
+        <w:spacing w:after="140" w:line="280"/>
+      </w:pPr>
+      <w:r>
+        <w:rPr>
+          <w:b/>
+          <w:bCs/>
+          <w:color w:val="23293D"/>
+          <w:sz w:val="21"/>
+          <w:szCs w:val="21"/>
+        </w:rPr>
+        <w:t xml:space="preserve">Duas escadas de prazo</w:t>
+      </w:r>
+      <w:r>
+        <w:rPr>
+          <w:color w:val="23293D"/>
+          <w:sz w:val="21"/>
+          <w:szCs w:val="21"/>
+        </w:rPr>
+        <w:t xml:space="preserve">, e elas não se misturam de propósito:</w:t>
+      </w:r>
+    </w:p>
+    <w:tbl>
+      <w:tblPr>
+        <w:tblW w:type="dxa" w:w="9638"/>
+        <w:tblBorders>
+          <w:top w:val="single" w:color="D8D4C8" w:sz="2"/>
+          <w:left w:val="single" w:color="D8D4C8" w:sz="2"/>
+          <w:bottom w:val="single" w:color="D8D4C8" w:sz="2"/>
+          <w:right w:val="single" w:color="D8D4C8" w:sz="2"/>
+          <w:insideH w:val="single" w:color="D8D4C8" w:sz="2"/>
+          <w:insideV w:val="single" w:color="D8D4C8" w:sz="2"/>
+        </w:tblBorders>
+        <w:tblLayout w:type="fixed"/>
+      </w:tblPr>
+      <w:tblGrid>
+        <w:gridCol w:w="3040"/>
+        <w:gridCol w:w="3383"/>
+        <w:gridCol w:w="3215"/>
+      </w:tblGrid>
+      <w:tr>
+        <w:trPr>
+          <w:tblHeader/>
+        </w:trPr>
+        <w:tc>
+          <w:tcPr>
+            <w:tcW w:type="dxa" w:w="3040"/>
+            <w:shd w:fill="1F3253" w:color="auto" w:val="clear"/>
+            <w:tcMar>
+              <w:top w:type="dxa" w:w="90"/>
+              <w:left w:type="dxa" w:w="110"/>
+              <w:bottom w:type="dxa" w:w="90"/>
+              <w:right w:type="dxa" w:w="110"/>
+            </w:tcMar>
+            <w:vAlign w:val="center"/>
+          </w:tcPr>
+          <w:p>
+            <w:pPr>
+              <w:spacing w:after="0" w:line="250"/>
+            </w:pPr>
+            <w:r>
+              <w:rPr>
+                <w:b/>
+                <w:bCs/>
+                <w:color w:val="FFFFFF"/>
+                <w:sz w:val="19"/>
+                <w:szCs w:val="19"/>
+              </w:rPr>
+              <w:t xml:space="preserve">Escada</w:t>
+            </w:r>
+          </w:p>
+        </w:tc>
+        <w:tc>
+          <w:tcPr>
+            <w:tcW w:type="dxa" w:w="3383"/>
+            <w:shd w:fill="1F3253" w:color="auto" w:val="clear"/>
+            <w:tcMar>
+              <w:top w:type="dxa" w:w="90"/>
+              <w:left w:type="dxa" w:w="110"/>
+              <w:bottom w:type="dxa" w:w="90"/>
+              <w:right w:type="dxa" w:w="110"/>
+            </w:tcMar>
+            <w:vAlign w:val="center"/>
+          </w:tcPr>
+          <w:p>
+            <w:pPr>
+              <w:spacing w:after="0" w:line="250"/>
+            </w:pPr>
+            <w:r>
+              <w:rPr>
+                <w:b/>
+                <w:bCs/>
+                <w:color w:val="FFFFFF"/>
+                <w:sz w:val="19"/>
+                <w:szCs w:val="19"/>
+              </w:rPr>
+              <w:t xml:space="preserve">Responde</w:t>
+            </w:r>
+          </w:p>
+        </w:tc>
+        <w:tc>
+          <w:tcPr>
+            <w:tcW w:type="dxa" w:w="3215"/>
+            <w:shd w:fill="1F3253" w:color="auto" w:val="clear"/>
+            <w:tcMar>
+              <w:top w:type="dxa" w:w="90"/>
+              <w:left w:type="dxa" w:w="110"/>
+              <w:bottom w:type="dxa" w:w="90"/>
+              <w:right w:type="dxa" w:w="110"/>
+            </w:tcMar>
+            <w:vAlign w:val="center"/>
+          </w:tcPr>
+          <w:p>
+            <w:pPr>
+              <w:spacing w:after="0" w:line="250"/>
+            </w:pPr>
+            <w:r>
+              <w:rPr>
+                <w:b/>
+                <w:bCs/>
+                <w:color w:val="FFFFFF"/>
+                <w:sz w:val="19"/>
+                <w:szCs w:val="19"/>
+              </w:rPr>
+              <w:t xml:space="preserve">Para que serve</w:t>
+            </w:r>
+          </w:p>
+        </w:tc>
+      </w:tr>
+      <w:tr>
+        <w:tc>
+          <w:tcPr>
+            <w:tcW w:type="dxa" w:w="3040"/>
+            <w:tcMar>
+              <w:top w:type="dxa" w:w="90"/>
+              <w:left w:type="dxa" w:w="110"/>
+              <w:bottom w:type="dxa" w:w="90"/>
+              <w:right w:type="dxa" w:w="110"/>
+            </w:tcMar>
+            <w:vAlign w:val="center"/>
+          </w:tcPr>
+          <w:p>
+            <w:pPr>
+              <w:spacing w:after="0" w:line="250"/>
+            </w:pPr>
+            <w:r>
+              <w:rPr>
+                <w:b/>
+                <w:bCs/>
+                <w:color w:val="23293D"/>
+                <w:sz w:val="20"/>
+                <w:szCs w:val="20"/>
+              </w:rPr>
+              <w:t xml:space="preserve">A vencer, por prazo</w:t>
+            </w:r>
+          </w:p>
+        </w:tc>
+        <w:tc>
+          <w:tcPr>
+            <w:tcW w:type="dxa" w:w="3383"/>
+            <w:tcMar>
+              <w:top w:type="dxa" w:w="90"/>
+              <w:left w:type="dxa" w:w="110"/>
+              <w:bottom w:type="dxa" w:w="90"/>
+              <w:right w:type="dxa" w:w="110"/>
+            </w:tcMar>
+            <w:vAlign w:val="center"/>
+          </w:tcPr>
+          <w:p>
+            <w:pPr>
+              <w:spacing w:after="0" w:line="250"/>
+            </w:pPr>
+            <w:r>
+              <w:rPr>
+                <w:color w:val="23293D"/>
+                <w:sz w:val="20"/>
+                <w:szCs w:val="20"/>
+              </w:rPr>
+              <w:t xml:space="preserve">o que vence em 30, 60, 90 dias</w:t>
+            </w:r>
+          </w:p>
+        </w:tc>
+        <w:tc>
+          <w:tcPr>
+            <w:tcW w:type="dxa" w:w="3215"/>
+            <w:tcMar>
+              <w:top w:type="dxa" w:w="90"/>
+              <w:left w:type="dxa" w:w="110"/>
+              <w:bottom w:type="dxa" w:w="90"/>
+              <w:right w:type="dxa" w:w="110"/>
+            </w:tcMar>
+            <w:vAlign w:val="center"/>
+          </w:tcPr>
+          <w:p>
+            <w:pPr>
+              <w:spacing w:after="0" w:line="250"/>
+            </w:pPr>
+            <w:r>
+              <w:rPr>
+                <w:color w:val="23293D"/>
+                <w:sz w:val="20"/>
+                <w:szCs w:val="20"/>
+              </w:rPr>
+              <w:t xml:space="preserve">é o que existe para </w:t>
+            </w:r>
+            <w:r>
+              <w:rPr>
+                <w:b/>
+                <w:bCs/>
+                <w:color w:val="23293D"/>
+                <w:sz w:val="20"/>
+                <w:szCs w:val="20"/>
+              </w:rPr>
+              <w:t xml:space="preserve">antecipar</w:t>
+            </w:r>
+          </w:p>
+        </w:tc>
+      </w:tr>
+      <w:tr>
+        <w:tc>
+          <w:tcPr>
+            <w:tcW w:type="dxa" w:w="3040"/>
+            <w:shd w:fill="F7F6F2" w:color="auto" w:val="clear"/>
+            <w:tcMar>
+              <w:top w:type="dxa" w:w="90"/>
+              <w:left w:type="dxa" w:w="110"/>
+              <w:bottom w:type="dxa" w:w="90"/>
+              <w:right w:type="dxa" w:w="110"/>
+            </w:tcMar>
+            <w:vAlign w:val="center"/>
+          </w:tcPr>
+          <w:p>
+            <w:pPr>
+              <w:spacing w:after="0" w:line="250"/>
+            </w:pPr>
+            <w:r>
+              <w:rPr>
+                <w:b/>
+                <w:bCs/>
+                <w:color w:val="23293D"/>
+                <w:sz w:val="20"/>
+                <w:szCs w:val="20"/>
+              </w:rPr>
+              <w:t xml:space="preserve">Vencido, por tempo de atraso</w:t>
+            </w:r>
+          </w:p>
+        </w:tc>
+        <w:tc>
+          <w:tcPr>
+            <w:tcW w:type="dxa" w:w="3383"/>
+            <w:shd w:fill="F7F6F2" w:color="auto" w:val="clear"/>
+            <w:tcMar>
+              <w:top w:type="dxa" w:w="90"/>
+              <w:left w:type="dxa" w:w="110"/>
+              <w:bottom w:type="dxa" w:w="90"/>
+              <w:right w:type="dxa" w:w="110"/>
+            </w:tcMar>
+            <w:vAlign w:val="center"/>
+          </w:tcPr>
+          <w:p>
+            <w:pPr>
+              <w:spacing w:after="0" w:line="250"/>
+            </w:pPr>
+            <w:r>
+              <w:rPr>
+                <w:color w:val="23293D"/>
+                <w:sz w:val="20"/>
+                <w:szCs w:val="20"/>
+              </w:rPr>
+              <w:t xml:space="preserve">há quanto tempo cada parte venceu</w:t>
+            </w:r>
+          </w:p>
+        </w:tc>
+        <w:tc>
+          <w:tcPr>
+            <w:tcW w:type="dxa" w:w="3215"/>
+            <w:shd w:fill="F7F6F2" w:color="auto" w:val="clear"/>
+            <w:tcMar>
+              <w:top w:type="dxa" w:w="90"/>
+              <w:left w:type="dxa" w:w="110"/>
+              <w:bottom w:type="dxa" w:w="90"/>
+              <w:right w:type="dxa" w:w="110"/>
+            </w:tcMar>
+            <w:vAlign w:val="center"/>
+          </w:tcPr>
+          <w:p>
+            <w:pPr>
+              <w:spacing w:after="0" w:line="250"/>
+            </w:pPr>
+            <w:r>
+              <w:rPr>
+                <w:color w:val="23293D"/>
+                <w:sz w:val="20"/>
+                <w:szCs w:val="20"/>
+              </w:rPr>
+              <w:t xml:space="preserve">é o que existe para </w:t>
+            </w:r>
+            <w:r>
+              <w:rPr>
+                <w:b/>
+                <w:bCs/>
+                <w:color w:val="23293D"/>
+                <w:sz w:val="20"/>
+                <w:szCs w:val="20"/>
+              </w:rPr>
+              <w:t xml:space="preserve">cobrar</w:t>
+            </w:r>
+          </w:p>
+        </w:tc>
+      </w:tr>
+    </w:tbl>
+    <w:p>
+      <w:pPr>
+        <w:spacing w:after="140" w:line="120"/>
+      </w:pPr>
+      <w:r>
+        <w:rPr>
+          <w:sz w:val="2"/>
+          <w:szCs w:val="2"/>
+        </w:rPr>
+        <w:t xml:space="preserve"/>
+      </w:r>
+    </w:p>
+    <w:tbl>
+      <w:tblPr>
+        <w:tblW w:type="dxa" w:w="9638"/>
+        <w:tblBorders>
+          <w:top w:val="single" w:color="F5F3EC" w:sz="2"/>
+          <w:left w:val="single" w:color="B98B2E" w:sz="18"/>
+          <w:bottom w:val="single" w:color="F5F3EC" w:sz="2"/>
+          <w:right w:val="single" w:color="F5F3EC" w:sz="2"/>
+          <w:insideH w:val="none" w:color="auto" w:sz="0"/>
+          <w:insideV w:val="none" w:color="auto" w:sz="0"/>
+        </w:tblBorders>
+      </w:tblPr>
+      <w:tblGrid>
+        <w:gridCol w:w="9638"/>
+      </w:tblGrid>
+      <w:tr>
+        <w:tc>
+          <w:tcPr>
+            <w:tcW w:type="dxa" w:w="9638"/>
+            <w:shd w:fill="F5F3EC" w:color="auto" w:val="clear"/>
+            <w:tcMar>
+              <w:top w:type="dxa" w:w="160"/>
+              <w:left w:type="dxa" w:w="220"/>
+              <w:bottom w:type="dxa" w:w="160"/>
+              <w:right w:type="dxa" w:w="200"/>
+            </w:tcMar>
+          </w:tcPr>
+          <w:p>
+            <w:pPr>
+              <w:spacing w:after="140" w:line="280"/>
+            </w:pPr>
+            <w:r>
+              <w:rPr>
+                <w:b/>
+                <w:bCs/>
+                <w:color w:val="23293D"/>
+                <w:sz w:val="21"/>
+                <w:szCs w:val="21"/>
+              </w:rPr>
+              <w:t xml:space="preserve">Por que separadas.</w:t>
+            </w:r>
+            <w:r>
+              <w:rPr>
+                <w:color w:val="23293D"/>
+                <w:sz w:val="21"/>
+                <w:szCs w:val="21"/>
+              </w:rPr>
+              <w:t xml:space="preserve"> O que vence semana que vem e o que está parado há seis meses pedem decisões opostas: uma é sentar com o banco, a outra é ligar para o cliente. Numa escada só, as duas apareceriam lado a lado.</w:t>
+            </w:r>
+          </w:p>
+        </w:tc>
+      </w:tr>
+    </w:tbl>
+    <w:p>
+      <w:pPr>
+        <w:spacing w:after="140" w:line="120"/>
+      </w:pPr>
+      <w:r>
+        <w:rPr>
+          <w:sz w:val="2"/>
+          <w:szCs w:val="2"/>
+        </w:rPr>
+        <w:t xml:space="preserve"/>
+      </w:r>
+    </w:p>
+    <w:p>
+      <w:pPr>
+        <w:spacing w:after="140" w:line="280"/>
+      </w:pPr>
+      <w:r>
+        <w:rPr>
+          <w:b/>
+          <w:bCs/>
+          <w:color w:val="23293D"/>
+          <w:sz w:val="21"/>
+          <w:szCs w:val="21"/>
+        </w:rPr>
+        <w:t xml:space="preserve">Sobre antecipar:</w:t>
+      </w:r>
+      <w:r>
+        <w:rPr>
+          <w:color w:val="23293D"/>
+          <w:sz w:val="21"/>
+          <w:szCs w:val="21"/>
+        </w:rPr>
+        <w:t xml:space="preserve"> a tela mostra </w:t>
+      </w:r>
+      <w:r>
+        <w:rPr>
+          <w:b/>
+          <w:bCs/>
+          <w:color w:val="23293D"/>
+          <w:sz w:val="21"/>
+          <w:szCs w:val="21"/>
+        </w:rPr>
+        <w:t xml:space="preserve">quanto existe</w:t>
+      </w:r>
+      <w:r>
+        <w:rPr>
+          <w:color w:val="23293D"/>
+          <w:sz w:val="21"/>
+          <w:szCs w:val="21"/>
+        </w:rPr>
+        <w:t xml:space="preserve">, não quanto entraria na conta. O desconto que o banco cobra para antecipar depende de negociação e não está cadastrado no sistema — mostrar um valor líquido seria prometer dinheiro que não chega.</w:t>
+      </w:r>
+    </w:p>
+    <w:p>
+      <w:pPr>
+        <w:spacing w:after="140" w:line="280"/>
+      </w:pPr>
+      <w:r>
+        <w:rPr>
+          <w:b/>
+          <w:bCs/>
+          <w:color w:val="23293D"/>
+          <w:sz w:val="21"/>
+          <w:szCs w:val="21"/>
+        </w:rPr>
+        <w:t xml:space="preserve">A taxa de inadimplência</w:t>
+      </w:r>
+      <w:r>
+        <w:rPr>
+          <w:color w:val="23293D"/>
+          <w:sz w:val="21"/>
+          <w:szCs w:val="21"/>
+        </w:rPr>
+        <w:t xml:space="preserve"> é o </w:t>
+      </w:r>
+      <w:r>
+        <w:rPr>
+          <w:b/>
+          <w:bCs/>
+          <w:color w:val="23293D"/>
+          <w:sz w:val="21"/>
+          <w:szCs w:val="21"/>
+        </w:rPr>
+        <w:t xml:space="preserve">vencido dividido pelo que há a receber</w:t>
+      </w:r>
+      <w:r>
+        <w:rPr>
+          <w:color w:val="23293D"/>
+          <w:sz w:val="21"/>
+          <w:szCs w:val="21"/>
+        </w:rPr>
+        <w:t xml:space="preserve"> — não sobre o faturamento, senão ela cairia em todo mês de venda forte mesmo com a cobrança piorando. Ela é comparada com um limite definido pela </w:t>
+      </w:r>
+      <w:r>
+        <w:rPr>
+          <w:b/>
+          <w:bCs/>
+          <w:color w:val="23293D"/>
+          <w:sz w:val="21"/>
+          <w:szCs w:val="21"/>
+        </w:rPr>
+        <w:t xml:space="preserve">rede</w:t>
+      </w:r>
+      <w:r>
+        <w:rPr>
+          <w:color w:val="23293D"/>
+          <w:sz w:val="21"/>
+          <w:szCs w:val="21"/>
+        </w:rPr>
+        <w:t xml:space="preserve">, em </w:t>
+      </w:r>
+      <w:r>
+        <w:rPr>
+          <w:b/>
+          <w:bCs/>
+          <w:color w:val="23293D"/>
+          <w:sz w:val="21"/>
+          <w:szCs w:val="21"/>
+        </w:rPr>
+        <w:t xml:space="preserve">Financeiro → Configuração</w:t>
+      </w:r>
+      <w:r>
+        <w:rPr>
+          <w:color w:val="23293D"/>
+          <w:sz w:val="21"/>
+          <w:szCs w:val="21"/>
+        </w:rPr>
+        <w:t xml:space="preserve">.</w:t>
+      </w:r>
+    </w:p>
+    <w:tbl>
+      <w:tblPr>
+        <w:tblW w:type="dxa" w:w="9638"/>
+        <w:tblBorders>
+          <w:top w:val="single" w:color="F5F3EC" w:sz="2"/>
+          <w:left w:val="single" w:color="B98B2E" w:sz="18"/>
+          <w:bottom w:val="single" w:color="F5F3EC" w:sz="2"/>
+          <w:right w:val="single" w:color="F5F3EC" w:sz="2"/>
+          <w:insideH w:val="none" w:color="auto" w:sz="0"/>
+          <w:insideV w:val="none" w:color="auto" w:sz="0"/>
+        </w:tblBorders>
+      </w:tblPr>
+      <w:tblGrid>
+        <w:gridCol w:w="9638"/>
+      </w:tblGrid>
+      <w:tr>
+        <w:tc>
+          <w:tcPr>
+            <w:tcW w:type="dxa" w:w="9638"/>
+            <w:shd w:fill="F5F3EC" w:color="auto" w:val="clear"/>
+            <w:tcMar>
+              <w:top w:type="dxa" w:w="160"/>
+              <w:left w:type="dxa" w:w="220"/>
+              <w:bottom w:type="dxa" w:w="160"/>
+              <w:right w:type="dxa" w:w="200"/>
+            </w:tcMar>
+          </w:tcPr>
+          <w:p>
+            <w:pPr>
+              <w:spacing w:after="140" w:line="280"/>
+            </w:pPr>
+            <w:r>
+              <w:rPr>
+                <w:color w:val="23293D"/>
+                <w:sz w:val="21"/>
+                <w:szCs w:val="21"/>
+              </w:rPr>
+              <w:t xml:space="preserve">⚠️ </w:t>
+            </w:r>
+            <w:r>
+              <w:rPr>
+                <w:b/>
+                <w:bCs/>
+                <w:color w:val="23293D"/>
+                <w:sz w:val="21"/>
+                <w:szCs w:val="21"/>
+              </w:rPr>
+              <w:t xml:space="preserve">O limite não é um índice de mercado.</w:t>
+            </w:r>
+            <w:r>
+              <w:rPr>
+                <w:color w:val="23293D"/>
+                <w:sz w:val="21"/>
+                <w:szCs w:val="21"/>
+              </w:rPr>
+              <w:t xml:space="preserve"> Nenhum sistema sabe qual taxa é "saudável" para a sua clínica: depende do ticket, do meio de pagamento e da praça. O número é uma decisão da rede, e serve para comparar unidades na mesma régua — não para dizer que a Risarte está certa ou errada diante do mercado.</w:t>
+            </w:r>
+          </w:p>
+        </w:tc>
+      </w:tr>
+    </w:tbl>
+    <w:p>
+      <w:pPr>
+        <w:spacing w:after="140" w:line="120"/>
+      </w:pPr>
+      <w:r>
+        <w:rPr>
+          <w:sz w:val="2"/>
+          <w:szCs w:val="2"/>
+        </w:rPr>
+        <w:t xml:space="preserve"/>
+      </w:r>
+    </w:p>
+    <w:p>
+      <w:pPr>
+        <w:spacing w:after="140" w:line="280"/>
+      </w:pPr>
+      <w:r>
+        <w:rPr>
+          <w:b/>
+          <w:bCs/>
+          <w:color w:val="23293D"/>
+          <w:sz w:val="21"/>
+          <w:szCs w:val="21"/>
+        </w:rPr>
+        <w:t xml:space="preserve">Cartão a cartão, o que entra na conta:</w:t>
+      </w:r>
+      <w:r>
+        <w:rPr>
+          <w:color w:val="23293D"/>
+          <w:sz w:val="21"/>
+          <w:szCs w:val="21"/>
+        </w:rPr>
+        <w:t xml:space="preserve"> só cobranças que ainda devem alguma coisa. Paga, cancelada ou substituída por renegociação fica na ficha do cliente — aqui ela inflaria o total sem ser dívida. E </w:t>
+      </w:r>
+      <w:r>
+        <w:rPr>
+          <w:b/>
+          <w:bCs/>
+          <w:color w:val="23293D"/>
+          <w:sz w:val="21"/>
+          <w:szCs w:val="21"/>
+        </w:rPr>
+        <w:t xml:space="preserve">cartão não conta como atrasado enquanto não liquidou</w:t>
+      </w:r>
+      <w:r>
+        <w:rPr>
+          <w:color w:val="23293D"/>
+          <w:sz w:val="21"/>
+          <w:szCs w:val="21"/>
+        </w:rPr>
+        <w:t xml:space="preserve">: a adquirente paga em D+30, e cobrar antes disso acusaria de inadimplência o que é só prazo combinado.</w:t>
       </w:r>
     </w:p>
     <w:p>

--- a/docs/treinamento/Manual-de-Treinamento-riSZon.docx
+++ b/docs/treinamento/Manual-de-Treinamento-riSZon.docx
@@ -4317,6 +4317,195 @@
           <w:szCs w:val="21"/>
         </w:rPr>
         <w:t xml:space="preserve">: a adquirente paga em D+30, e cobrar antes disso acusaria de inadimplência o que é só prazo combinado.</w:t>
+      </w:r>
+    </w:p>
+    <w:p>
+      <w:pPr>
+        <w:spacing w:after="140" w:line="280"/>
+      </w:pPr>
+      <w:r>
+        <w:rPr>
+          <w:b/>
+          <w:bCs/>
+          <w:color w:val="23293D"/>
+          <w:sz w:val="21"/>
+          <w:szCs w:val="21"/>
+        </w:rPr>
+        <w:t xml:space="preserve">Na Franqueadora há a visão da rede:</w:t>
+      </w:r>
+      <w:r>
+        <w:rPr>
+          <w:color w:val="23293D"/>
+          <w:sz w:val="21"/>
+          <w:szCs w:val="21"/>
+        </w:rPr>
+        <w:t xml:space="preserve"> menu </w:t>
+      </w:r>
+      <w:r>
+        <w:rPr>
+          <w:b/>
+          <w:bCs/>
+          <w:color w:val="23293D"/>
+          <w:sz w:val="21"/>
+          <w:szCs w:val="21"/>
+        </w:rPr>
+        <w:t xml:space="preserve">Rede → Recebíveis da rede</w:t>
+      </w:r>
+      <w:r>
+        <w:rPr>
+          <w:color w:val="23293D"/>
+          <w:sz w:val="21"/>
+          <w:szCs w:val="21"/>
+        </w:rPr>
+        <w:t xml:space="preserve">. Ela mostra todas as unidades lado a lado — a receber, vencido, a taxa de cada uma e o limite dela — mais os totais da rede e as duas escadas de prazo somadas.</w:t>
+      </w:r>
+    </w:p>
+    <w:tbl>
+      <w:tblPr>
+        <w:tblW w:type="dxa" w:w="9638"/>
+        <w:tblBorders>
+          <w:top w:val="single" w:color="F5F3EC" w:sz="2"/>
+          <w:left w:val="single" w:color="B98B2E" w:sz="18"/>
+          <w:bottom w:val="single" w:color="F5F3EC" w:sz="2"/>
+          <w:right w:val="single" w:color="F5F3EC" w:sz="2"/>
+          <w:insideH w:val="none" w:color="auto" w:sz="0"/>
+          <w:insideV w:val="none" w:color="auto" w:sz="0"/>
+        </w:tblBorders>
+      </w:tblPr>
+      <w:tblGrid>
+        <w:gridCol w:w="9638"/>
+      </w:tblGrid>
+      <w:tr>
+        <w:tc>
+          <w:tcPr>
+            <w:tcW w:type="dxa" w:w="9638"/>
+            <w:shd w:fill="F5F3EC" w:color="auto" w:val="clear"/>
+            <w:tcMar>
+              <w:top w:type="dxa" w:w="160"/>
+              <w:left w:type="dxa" w:w="220"/>
+              <w:bottom w:type="dxa" w:w="160"/>
+              <w:right w:type="dxa" w:w="200"/>
+            </w:tcMar>
+          </w:tcPr>
+          <w:p>
+            <w:pPr>
+              <w:spacing w:after="140" w:line="280"/>
+            </w:pPr>
+            <w:r>
+              <w:rPr>
+                <w:b/>
+                <w:bCs/>
+                <w:color w:val="23293D"/>
+                <w:sz w:val="21"/>
+                <w:szCs w:val="21"/>
+              </w:rPr>
+              <w:t xml:space="preserve">A ordem da lista é "quem pede atenção primeiro".</w:t>
+            </w:r>
+            <w:r>
+              <w:rPr>
+                <w:color w:val="23293D"/>
+                <w:sz w:val="21"/>
+                <w:szCs w:val="21"/>
+              </w:rPr>
+              <w:t xml:space="preserve"> Quem estourou o limite vem na frente e, entre essas, </w:t>
+            </w:r>
+            <w:r>
+              <w:rPr>
+                <w:b/>
+                <w:bCs/>
+                <w:color w:val="23293D"/>
+                <w:sz w:val="21"/>
+                <w:szCs w:val="21"/>
+              </w:rPr>
+              <w:t xml:space="preserve">quem tem mais dinheiro vencido</w:t>
+            </w:r>
+            <w:r>
+              <w:rPr>
+                <w:color w:val="23293D"/>
+                <w:sz w:val="21"/>
+                <w:szCs w:val="21"/>
+              </w:rPr>
+              <w:t xml:space="preserve"> — não quem tem a maior taxa. Uma unidade com R$ 300 vencidos e 100% de inadimplência aparece pior que uma com R$ 80 mil e 12%, e é atrás dos R$ 80 mil que se vai primeiro. A taxa diz se a unidade está doente; o valor diz o tamanho do problema.</w:t>
+            </w:r>
+          </w:p>
+        </w:tc>
+      </w:tr>
+    </w:tbl>
+    <w:p>
+      <w:pPr>
+        <w:spacing w:after="140" w:line="120"/>
+      </w:pPr>
+      <w:r>
+        <w:rPr>
+          <w:sz w:val="2"/>
+          <w:szCs w:val="2"/>
+        </w:rPr>
+        <w:t xml:space="preserve"/>
+      </w:r>
+    </w:p>
+    <w:tbl>
+      <w:tblPr>
+        <w:tblW w:type="dxa" w:w="9638"/>
+        <w:tblBorders>
+          <w:top w:val="single" w:color="F5F3EC" w:sz="2"/>
+          <w:left w:val="single" w:color="B98B2E" w:sz="18"/>
+          <w:bottom w:val="single" w:color="F5F3EC" w:sz="2"/>
+          <w:right w:val="single" w:color="F5F3EC" w:sz="2"/>
+          <w:insideH w:val="none" w:color="auto" w:sz="0"/>
+          <w:insideV w:val="none" w:color="auto" w:sz="0"/>
+        </w:tblBorders>
+      </w:tblPr>
+      <w:tblGrid>
+        <w:gridCol w:w="9638"/>
+      </w:tblGrid>
+      <w:tr>
+        <w:tc>
+          <w:tcPr>
+            <w:tcW w:type="dxa" w:w="9638"/>
+            <w:shd w:fill="F5F3EC" w:color="auto" w:val="clear"/>
+            <w:tcMar>
+              <w:top w:type="dxa" w:w="160"/>
+              <w:left w:type="dxa" w:w="220"/>
+              <w:bottom w:type="dxa" w:w="160"/>
+              <w:right w:type="dxa" w:w="200"/>
+            </w:tcMar>
+          </w:tcPr>
+          <w:p>
+            <w:pPr>
+              <w:spacing w:after="140" w:line="280"/>
+            </w:pPr>
+            <w:r>
+              <w:rPr>
+                <w:b/>
+                <w:bCs/>
+                <w:color w:val="23293D"/>
+                <w:sz w:val="21"/>
+                <w:szCs w:val="21"/>
+              </w:rPr>
+              <w:t xml:space="preserve">A inadimplência da REDE não é a média das taxas das unidades.</w:t>
+            </w:r>
+            <w:r>
+              <w:rPr>
+                <w:color w:val="23293D"/>
+                <w:sz w:val="21"/>
+                <w:szCs w:val="21"/>
+              </w:rPr>
+              <w:t xml:space="preserve"> É o vencido de todas dividido pelo que todas têm a receber. Na média, uma unidade pequena com tudo vencido pesaria igual a uma grande em dia, e a rede pareceria muito pior do que é. Se você conferir somando com o dedo, some os dois totais — não tire a média das colunas.</w:t>
+            </w:r>
+          </w:p>
+        </w:tc>
+      </w:tr>
+    </w:tbl>
+    <w:p>
+      <w:pPr>
+        <w:spacing w:after="140" w:line="120"/>
+      </w:pPr>
+      <w:r>
+        <w:rPr>
+          <w:sz w:val="2"/>
+          <w:szCs w:val="2"/>
+        </w:rPr>
+        <w:t xml:space="preserve"/>
       </w:r>
     </w:p>
     <w:p>

--- a/docs/treinamento/Manual-de-Treinamento-riSZon.docx
+++ b/docs/treinamento/Manual-de-Treinamento-riSZon.docx
@@ -4184,25 +4184,79 @@
           <w:sz w:val="21"/>
           <w:szCs w:val="21"/>
         </w:rPr>
-        <w:t xml:space="preserve">, em </w:t>
-      </w:r>
-      <w:r>
-        <w:rPr>
-          <w:b/>
-          <w:bCs/>
-          <w:color w:val="23293D"/>
-          <w:sz w:val="21"/>
-          <w:szCs w:val="21"/>
-        </w:rPr>
-        <w:t xml:space="preserve">Financeiro → Configuração</w:t>
-      </w:r>
-      <w:r>
-        <w:rPr>
-          <w:color w:val="23293D"/>
-          <w:sz w:val="21"/>
-          <w:szCs w:val="21"/>
-        </w:rPr>
-        <w:t xml:space="preserve">.</w:t>
+        <w:t xml:space="preserve">, no campo </w:t>
+      </w:r>
+      <w:r>
+        <w:rPr>
+          <w:b/>
+          <w:bCs/>
+          <w:color w:val="23293D"/>
+          <w:sz w:val="21"/>
+          <w:szCs w:val="21"/>
+        </w:rPr>
+        <w:t xml:space="preserve">Teto da inadimplência (%)</w:t>
+      </w:r>
+      <w:r>
+        <w:rPr>
+          <w:color w:val="23293D"/>
+          <w:sz w:val="21"/>
+          <w:szCs w:val="21"/>
+        </w:rPr>
+        <w:t xml:space="preserve"> em </w:t>
+      </w:r>
+      <w:r>
+        <w:rPr>
+          <w:b/>
+          <w:bCs/>
+          <w:color w:val="23293D"/>
+          <w:sz w:val="21"/>
+          <w:szCs w:val="21"/>
+        </w:rPr>
+        <w:t xml:space="preserve">Financeiro → Cadastros → Configuração</w:t>
+      </w:r>
+      <w:r>
+        <w:rPr>
+          <w:color w:val="23293D"/>
+          <w:sz w:val="21"/>
+          <w:szCs w:val="21"/>
+        </w:rPr>
+        <w:t xml:space="preserve"> — no mesmo bloco de multa, juros e carência. Na unidade, deixar o campo </w:t>
+      </w:r>
+      <w:r>
+        <w:rPr>
+          <w:b/>
+          <w:bCs/>
+          <w:color w:val="23293D"/>
+          <w:sz w:val="21"/>
+          <w:szCs w:val="21"/>
+        </w:rPr>
+        <w:t xml:space="preserve">vazio</w:t>
+      </w:r>
+      <w:r>
+        <w:rPr>
+          <w:color w:val="23293D"/>
+          <w:sz w:val="21"/>
+          <w:szCs w:val="21"/>
+        </w:rPr>
+        <w:t xml:space="preserve"> quer dizer </w:t>
+      </w:r>
+      <w:r>
+        <w:rPr>
+          <w:i/>
+          <w:iCs/>
+          <w:color w:val="23293D"/>
+          <w:sz w:val="21"/>
+          <w:szCs w:val="21"/>
+        </w:rPr>
+        <w:t xml:space="preserve">"sigo o padrão da rede"</w:t>
+      </w:r>
+      <w:r>
+        <w:rPr>
+          <w:color w:val="23293D"/>
+          <w:sz w:val="21"/>
+          <w:szCs w:val="21"/>
+        </w:rPr>
+        <w:t xml:space="preserve">; preencher cria uma exceção só para ela.</w:t>
       </w:r>
     </w:p>
     <w:tbl>

--- a/docs/treinamento/Manual-de-Treinamento-riSZon.docx
+++ b/docs/treinamento/Manual-de-Treinamento-riSZon.docx
@@ -180,7 +180,7 @@
           <w:sz w:val="20"/>
           <w:szCs w:val="20"/>
         </w:rPr>
-        <w:t xml:space="preserve">10 de setembro de 2026</w:t>
+        <w:t xml:space="preserve">11 de setembro de 2026</w:t>
       </w:r>
     </w:p>
     <w:p>
@@ -7954,7 +7954,25 @@
                 <w:sz w:val="20"/>
                 <w:szCs w:val="20"/>
               </w:rPr>
-              <w:t xml:space="preserve"> reúne as de todas as empresas numa tela</w:t>
+              <w:t xml:space="preserve"> reúne as de todas as empresas, e </w:t>
+            </w:r>
+            <w:r>
+              <w:rPr>
+                <w:b/>
+                <w:bCs/>
+                <w:color w:val="23293D"/>
+                <w:sz w:val="20"/>
+                <w:szCs w:val="20"/>
+              </w:rPr>
+              <w:t xml:space="preserve">Boas-vindas</w:t>
+            </w:r>
+            <w:r>
+              <w:rPr>
+                <w:color w:val="23293D"/>
+                <w:sz w:val="20"/>
+                <w:szCs w:val="20"/>
+              </w:rPr>
+              <w:t xml:space="preserve"> é a fila de ligação da recepção/SDR em cada empresa</w:t>
             </w:r>
           </w:p>
         </w:tc>
